--- a/docs/需求与版本管理系统_独立部署版_V1.5_完整开发基线.docx
+++ b/docs/需求与版本管理系统_独立部署版_V1.5_完整开发基线.docx
@@ -8,7 +8,7 @@
       </w:pPr>
       <w:r>
         <w:rPr>
-          <w:rFonts w:ascii="Noto Sans CJK SC" w:hAnsi="Noto Sans CJK SC" w:eastAsia="Noto Sans CJK SC"/>
+          <w:rFonts w:ascii="Noto Sans SC" w:hAnsi="Noto Sans SC" w:eastAsia="Noto Sans SC"/>
           <w:b/>
           <w:color w:val="123660"/>
           <w:sz w:val="60"/>
@@ -22,6 +22,7 @@
       </w:pPr>
       <w:r>
         <w:rPr>
+          <w:rFonts w:ascii="Noto Sans SC" w:hAnsi="Noto Sans SC" w:eastAsia="Noto Sans SC"/>
           <w:b/>
           <w:color w:val="2563EB"/>
           <w:sz w:val="36"/>
@@ -35,6 +36,7 @@
       </w:pPr>
       <w:r>
         <w:rPr>
+          <w:rFonts w:ascii="Noto Sans SC" w:hAnsi="Noto Sans SC" w:eastAsia="Noto Sans SC"/>
           <w:sz w:val="22"/>
         </w:rPr>
         <w:t>FastAPI / PostgreSQL / Redis / MinIO / Vue 3 / Element Plus</w:t>
@@ -60,10 +62,14 @@
             <w:shd w:fill="EAF2FB"/>
           </w:tcPr>
           <w:p>
-            <w:r/>
-            <w:r>
-              <w:rPr>
-                <w:rFonts w:ascii="Noto Sans CJK SC" w:hAnsi="Noto Sans CJK SC" w:eastAsia="Noto Sans CJK SC"/>
+            <w:r>
+              <w:rPr>
+                <w:rFonts w:ascii="Noto Sans SC" w:hAnsi="Noto Sans SC" w:eastAsia="Noto Sans SC"/>
+              </w:rPr>
+            </w:r>
+            <w:r>
+              <w:rPr>
+                <w:rFonts w:ascii="Noto Sans SC" w:hAnsi="Noto Sans SC" w:eastAsia="Noto Sans SC"/>
                 <w:b/>
                 <w:color w:val="184775"/>
                 <w:sz w:val="18"/>
@@ -79,10 +85,14 @@
             <w:shd w:fill="EAF2FB"/>
           </w:tcPr>
           <w:p>
-            <w:r/>
-            <w:r>
-              <w:rPr>
-                <w:rFonts w:ascii="Noto Sans CJK SC" w:hAnsi="Noto Sans CJK SC" w:eastAsia="Noto Sans CJK SC"/>
+            <w:r>
+              <w:rPr>
+                <w:rFonts w:ascii="Noto Sans SC" w:hAnsi="Noto Sans SC" w:eastAsia="Noto Sans SC"/>
+              </w:rPr>
+            </w:r>
+            <w:r>
+              <w:rPr>
+                <w:rFonts w:ascii="Noto Sans SC" w:hAnsi="Noto Sans SC" w:eastAsia="Noto Sans SC"/>
                 <w:b/>
                 <w:color w:val="184775"/>
                 <w:sz w:val="18"/>
@@ -99,10 +109,14 @@
             <w:vAlign w:val="center"/>
           </w:tcPr>
           <w:p>
-            <w:r/>
-            <w:r>
-              <w:rPr>
-                <w:rFonts w:ascii="Noto Sans CJK SC" w:hAnsi="Noto Sans CJK SC" w:eastAsia="Noto Sans CJK SC"/>
+            <w:r>
+              <w:rPr>
+                <w:rFonts w:ascii="Noto Sans SC" w:hAnsi="Noto Sans SC" w:eastAsia="Noto Sans SC"/>
+              </w:rPr>
+            </w:r>
+            <w:r>
+              <w:rPr>
+                <w:rFonts w:ascii="Noto Sans SC" w:hAnsi="Noto Sans SC" w:eastAsia="Noto Sans SC"/>
                 <w:b w:val="0"/>
                 <w:sz w:val="17"/>
               </w:rPr>
@@ -116,10 +130,14 @@
             <w:vAlign w:val="center"/>
           </w:tcPr>
           <w:p>
-            <w:r/>
-            <w:r>
-              <w:rPr>
-                <w:rFonts w:ascii="Noto Sans CJK SC" w:hAnsi="Noto Sans CJK SC" w:eastAsia="Noto Sans CJK SC"/>
+            <w:r>
+              <w:rPr>
+                <w:rFonts w:ascii="Noto Sans SC" w:hAnsi="Noto Sans SC" w:eastAsia="Noto Sans SC"/>
+              </w:rPr>
+            </w:r>
+            <w:r>
+              <w:rPr>
+                <w:rFonts w:ascii="Noto Sans SC" w:hAnsi="Noto Sans SC" w:eastAsia="Noto Sans SC"/>
                 <w:b w:val="0"/>
                 <w:sz w:val="17"/>
               </w:rPr>
@@ -135,10 +153,14 @@
             <w:vAlign w:val="center"/>
           </w:tcPr>
           <w:p>
-            <w:r/>
-            <w:r>
-              <w:rPr>
-                <w:rFonts w:ascii="Noto Sans CJK SC" w:hAnsi="Noto Sans CJK SC" w:eastAsia="Noto Sans CJK SC"/>
+            <w:r>
+              <w:rPr>
+                <w:rFonts w:ascii="Noto Sans SC" w:hAnsi="Noto Sans SC" w:eastAsia="Noto Sans SC"/>
+              </w:rPr>
+            </w:r>
+            <w:r>
+              <w:rPr>
+                <w:rFonts w:ascii="Noto Sans SC" w:hAnsi="Noto Sans SC" w:eastAsia="Noto Sans SC"/>
                 <w:b w:val="0"/>
                 <w:sz w:val="17"/>
               </w:rPr>
@@ -152,10 +174,14 @@
             <w:vAlign w:val="center"/>
           </w:tcPr>
           <w:p>
-            <w:r/>
-            <w:r>
-              <w:rPr>
-                <w:rFonts w:ascii="Noto Sans CJK SC" w:hAnsi="Noto Sans CJK SC" w:eastAsia="Noto Sans CJK SC"/>
+            <w:r>
+              <w:rPr>
+                <w:rFonts w:ascii="Noto Sans SC" w:hAnsi="Noto Sans SC" w:eastAsia="Noto Sans SC"/>
+              </w:rPr>
+            </w:r>
+            <w:r>
+              <w:rPr>
+                <w:rFonts w:ascii="Noto Sans SC" w:hAnsi="Noto Sans SC" w:eastAsia="Noto Sans SC"/>
                 <w:b w:val="0"/>
                 <w:sz w:val="17"/>
               </w:rPr>
@@ -171,10 +197,14 @@
             <w:vAlign w:val="center"/>
           </w:tcPr>
           <w:p>
-            <w:r/>
-            <w:r>
-              <w:rPr>
-                <w:rFonts w:ascii="Noto Sans CJK SC" w:hAnsi="Noto Sans CJK SC" w:eastAsia="Noto Sans CJK SC"/>
+            <w:r>
+              <w:rPr>
+                <w:rFonts w:ascii="Noto Sans SC" w:hAnsi="Noto Sans SC" w:eastAsia="Noto Sans SC"/>
+              </w:rPr>
+            </w:r>
+            <w:r>
+              <w:rPr>
+                <w:rFonts w:ascii="Noto Sans SC" w:hAnsi="Noto Sans SC" w:eastAsia="Noto Sans SC"/>
                 <w:b w:val="0"/>
                 <w:sz w:val="17"/>
               </w:rPr>
@@ -188,10 +218,14 @@
             <w:vAlign w:val="center"/>
           </w:tcPr>
           <w:p>
-            <w:r/>
-            <w:r>
-              <w:rPr>
-                <w:rFonts w:ascii="Noto Sans CJK SC" w:hAnsi="Noto Sans CJK SC" w:eastAsia="Noto Sans CJK SC"/>
+            <w:r>
+              <w:rPr>
+                <w:rFonts w:ascii="Noto Sans SC" w:hAnsi="Noto Sans SC" w:eastAsia="Noto Sans SC"/>
+              </w:rPr>
+            </w:r>
+            <w:r>
+              <w:rPr>
+                <w:rFonts w:ascii="Noto Sans SC" w:hAnsi="Noto Sans SC" w:eastAsia="Noto Sans SC"/>
                 <w:b w:val="0"/>
                 <w:sz w:val="17"/>
               </w:rPr>
@@ -207,10 +241,14 @@
             <w:vAlign w:val="center"/>
           </w:tcPr>
           <w:p>
-            <w:r/>
-            <w:r>
-              <w:rPr>
-                <w:rFonts w:ascii="Noto Sans CJK SC" w:hAnsi="Noto Sans CJK SC" w:eastAsia="Noto Sans CJK SC"/>
+            <w:r>
+              <w:rPr>
+                <w:rFonts w:ascii="Noto Sans SC" w:hAnsi="Noto Sans SC" w:eastAsia="Noto Sans SC"/>
+              </w:rPr>
+            </w:r>
+            <w:r>
+              <w:rPr>
+                <w:rFonts w:ascii="Noto Sans SC" w:hAnsi="Noto Sans SC" w:eastAsia="Noto Sans SC"/>
                 <w:b w:val="0"/>
                 <w:sz w:val="17"/>
               </w:rPr>
@@ -224,10 +262,14 @@
             <w:vAlign w:val="center"/>
           </w:tcPr>
           <w:p>
-            <w:r/>
-            <w:r>
-              <w:rPr>
-                <w:rFonts w:ascii="Noto Sans CJK SC" w:hAnsi="Noto Sans CJK SC" w:eastAsia="Noto Sans CJK SC"/>
+            <w:r>
+              <w:rPr>
+                <w:rFonts w:ascii="Noto Sans SC" w:hAnsi="Noto Sans SC" w:eastAsia="Noto Sans SC"/>
+              </w:rPr>
+            </w:r>
+            <w:r>
+              <w:rPr>
+                <w:rFonts w:ascii="Noto Sans SC" w:hAnsi="Noto Sans SC" w:eastAsia="Noto Sans SC"/>
                 <w:b w:val="0"/>
                 <w:sz w:val="17"/>
               </w:rPr>
@@ -243,10 +285,14 @@
             <w:vAlign w:val="center"/>
           </w:tcPr>
           <w:p>
-            <w:r/>
-            <w:r>
-              <w:rPr>
-                <w:rFonts w:ascii="Noto Sans CJK SC" w:hAnsi="Noto Sans CJK SC" w:eastAsia="Noto Sans CJK SC"/>
+            <w:r>
+              <w:rPr>
+                <w:rFonts w:ascii="Noto Sans SC" w:hAnsi="Noto Sans SC" w:eastAsia="Noto Sans SC"/>
+              </w:rPr>
+            </w:r>
+            <w:r>
+              <w:rPr>
+                <w:rFonts w:ascii="Noto Sans SC" w:hAnsi="Noto Sans SC" w:eastAsia="Noto Sans SC"/>
                 <w:b w:val="0"/>
                 <w:sz w:val="17"/>
               </w:rPr>
@@ -260,10 +306,14 @@
             <w:vAlign w:val="center"/>
           </w:tcPr>
           <w:p>
-            <w:r/>
-            <w:r>
-              <w:rPr>
-                <w:rFonts w:ascii="Noto Sans CJK SC" w:hAnsi="Noto Sans CJK SC" w:eastAsia="Noto Sans CJK SC"/>
+            <w:r>
+              <w:rPr>
+                <w:rFonts w:ascii="Noto Sans SC" w:hAnsi="Noto Sans SC" w:eastAsia="Noto Sans SC"/>
+              </w:rPr>
+            </w:r>
+            <w:r>
+              <w:rPr>
+                <w:rFonts w:ascii="Noto Sans SC" w:hAnsi="Noto Sans SC" w:eastAsia="Noto Sans SC"/>
                 <w:b w:val="0"/>
                 <w:sz w:val="17"/>
               </w:rPr>
@@ -279,10 +329,14 @@
             <w:vAlign w:val="center"/>
           </w:tcPr>
           <w:p>
-            <w:r/>
-            <w:r>
-              <w:rPr>
-                <w:rFonts w:ascii="Noto Sans CJK SC" w:hAnsi="Noto Sans CJK SC" w:eastAsia="Noto Sans CJK SC"/>
+            <w:r>
+              <w:rPr>
+                <w:rFonts w:ascii="Noto Sans SC" w:hAnsi="Noto Sans SC" w:eastAsia="Noto Sans SC"/>
+              </w:rPr>
+            </w:r>
+            <w:r>
+              <w:rPr>
+                <w:rFonts w:ascii="Noto Sans SC" w:hAnsi="Noto Sans SC" w:eastAsia="Noto Sans SC"/>
                 <w:b w:val="0"/>
                 <w:sz w:val="17"/>
               </w:rPr>
@@ -296,10 +350,14 @@
             <w:vAlign w:val="center"/>
           </w:tcPr>
           <w:p>
-            <w:r/>
-            <w:r>
-              <w:rPr>
-                <w:rFonts w:ascii="Noto Sans CJK SC" w:hAnsi="Noto Sans CJK SC" w:eastAsia="Noto Sans CJK SC"/>
+            <w:r>
+              <w:rPr>
+                <w:rFonts w:ascii="Noto Sans SC" w:hAnsi="Noto Sans SC" w:eastAsia="Noto Sans SC"/>
+              </w:rPr>
+            </w:r>
+            <w:r>
+              <w:rPr>
+                <w:rFonts w:ascii="Noto Sans SC" w:hAnsi="Noto Sans SC" w:eastAsia="Noto Sans SC"/>
                 <w:b w:val="0"/>
                 <w:sz w:val="17"/>
               </w:rPr>
@@ -315,10 +373,14 @@
             <w:vAlign w:val="center"/>
           </w:tcPr>
           <w:p>
-            <w:r/>
-            <w:r>
-              <w:rPr>
-                <w:rFonts w:ascii="Noto Sans CJK SC" w:hAnsi="Noto Sans CJK SC" w:eastAsia="Noto Sans CJK SC"/>
+            <w:r>
+              <w:rPr>
+                <w:rFonts w:ascii="Noto Sans SC" w:hAnsi="Noto Sans SC" w:eastAsia="Noto Sans SC"/>
+              </w:rPr>
+            </w:r>
+            <w:r>
+              <w:rPr>
+                <w:rFonts w:ascii="Noto Sans SC" w:hAnsi="Noto Sans SC" w:eastAsia="Noto Sans SC"/>
                 <w:b w:val="0"/>
                 <w:sz w:val="17"/>
               </w:rPr>
@@ -332,10 +394,14 @@
             <w:vAlign w:val="center"/>
           </w:tcPr>
           <w:p>
-            <w:r/>
-            <w:r>
-              <w:rPr>
-                <w:rFonts w:ascii="Noto Sans CJK SC" w:hAnsi="Noto Sans CJK SC" w:eastAsia="Noto Sans CJK SC"/>
+            <w:r>
+              <w:rPr>
+                <w:rFonts w:ascii="Noto Sans SC" w:hAnsi="Noto Sans SC" w:eastAsia="Noto Sans SC"/>
+              </w:rPr>
+            </w:r>
+            <w:r>
+              <w:rPr>
+                <w:rFonts w:ascii="Noto Sans SC" w:hAnsi="Noto Sans SC" w:eastAsia="Noto Sans SC"/>
                 <w:b w:val="0"/>
                 <w:sz w:val="17"/>
               </w:rPr>
@@ -351,10 +417,14 @@
             <w:vAlign w:val="center"/>
           </w:tcPr>
           <w:p>
-            <w:r/>
-            <w:r>
-              <w:rPr>
-                <w:rFonts w:ascii="Noto Sans CJK SC" w:hAnsi="Noto Sans CJK SC" w:eastAsia="Noto Sans CJK SC"/>
+            <w:r>
+              <w:rPr>
+                <w:rFonts w:ascii="Noto Sans SC" w:hAnsi="Noto Sans SC" w:eastAsia="Noto Sans SC"/>
+              </w:rPr>
+            </w:r>
+            <w:r>
+              <w:rPr>
+                <w:rFonts w:ascii="Noto Sans SC" w:hAnsi="Noto Sans SC" w:eastAsia="Noto Sans SC"/>
                 <w:b w:val="0"/>
                 <w:sz w:val="17"/>
               </w:rPr>
@@ -368,10 +438,14 @@
             <w:vAlign w:val="center"/>
           </w:tcPr>
           <w:p>
-            <w:r/>
-            <w:r>
-              <w:rPr>
-                <w:rFonts w:ascii="Noto Sans CJK SC" w:hAnsi="Noto Sans CJK SC" w:eastAsia="Noto Sans CJK SC"/>
+            <w:r>
+              <w:rPr>
+                <w:rFonts w:ascii="Noto Sans SC" w:hAnsi="Noto Sans SC" w:eastAsia="Noto Sans SC"/>
+              </w:rPr>
+            </w:r>
+            <w:r>
+              <w:rPr>
+                <w:rFonts w:ascii="Noto Sans SC" w:hAnsi="Noto Sans SC" w:eastAsia="Noto Sans SC"/>
                 <w:b w:val="0"/>
                 <w:sz w:val="17"/>
               </w:rPr>
@@ -388,6 +462,7 @@
       </w:pPr>
       <w:r>
         <w:rPr>
+          <w:rFonts w:ascii="Noto Sans SC" w:hAnsi="Noto Sans SC" w:eastAsia="Noto Sans SC"/>
           <w:sz w:val="18"/>
         </w:rPr>
         <w:t>文档版本：V1.5    日期：2026-09-20</w:t>
@@ -395,6 +470,9 @@
     </w:p>
     <w:p>
       <w:r>
+        <w:rPr>
+          <w:rFonts w:ascii="Noto Sans SC" w:hAnsi="Noto Sans SC" w:eastAsia="Noto Sans SC"/>
+        </w:rPr>
         <w:br w:type="page"/>
       </w:r>
     </w:p>
@@ -403,91 +481,145 @@
         <w:pStyle w:val="Heading1"/>
       </w:pPr>
       <w:r>
+        <w:rPr>
+          <w:rFonts w:ascii="Noto Sans SC" w:hAnsi="Noto Sans SC" w:eastAsia="Noto Sans SC"/>
+        </w:rPr>
         <w:t>文档目录</w:t>
       </w:r>
     </w:p>
     <w:p>
       <w:r>
+        <w:rPr>
+          <w:rFonts w:ascii="Noto Sans SC" w:hAnsi="Noto Sans SC" w:eastAsia="Noto Sans SC"/>
+        </w:rPr>
         <w:t>1. 本版目标与冻结范围</w:t>
       </w:r>
     </w:p>
     <w:p>
       <w:r>
+        <w:rPr>
+          <w:rFonts w:ascii="Noto Sans SC" w:hAnsi="Noto Sans SC" w:eastAsia="Noto Sans SC"/>
+        </w:rPr>
         <w:t>2. 最终技术架构与部署拓扑</w:t>
       </w:r>
     </w:p>
     <w:p>
       <w:r>
+        <w:rPr>
+          <w:rFonts w:ascii="Noto Sans SC" w:hAnsi="Noto Sans SC" w:eastAsia="Noto Sans SC"/>
+        </w:rPr>
         <w:t>3. 项目仓库与模块边界</w:t>
       </w:r>
     </w:p>
     <w:p>
       <w:r>
+        <w:rPr>
+          <w:rFonts w:ascii="Noto Sans SC" w:hAnsi="Noto Sans SC" w:eastAsia="Noto Sans SC"/>
+        </w:rPr>
         <w:t>4. 后端完整开发基线</w:t>
       </w:r>
     </w:p>
     <w:p>
       <w:r>
+        <w:rPr>
+          <w:rFonts w:ascii="Noto Sans SC" w:hAnsi="Noto Sans SC" w:eastAsia="Noto Sans SC"/>
+        </w:rPr>
         <w:t>5. 数据库与 Alembic 迁移基线</w:t>
       </w:r>
     </w:p>
     <w:p>
       <w:r>
+        <w:rPr>
+          <w:rFonts w:ascii="Noto Sans SC" w:hAnsi="Noto Sans SC" w:eastAsia="Noto Sans SC"/>
+        </w:rPr>
         <w:t>6. API 契约与权限约束</w:t>
       </w:r>
     </w:p>
     <w:p>
       <w:r>
+        <w:rPr>
+          <w:rFonts w:ascii="Noto Sans SC" w:hAnsi="Noto Sans SC" w:eastAsia="Noto Sans SC"/>
+        </w:rPr>
         <w:t>7. Feedback → Requirement → Version → Release 主链路</w:t>
       </w:r>
     </w:p>
     <w:p>
       <w:r>
+        <w:rPr>
+          <w:rFonts w:ascii="Noto Sans SC" w:hAnsi="Noto Sans SC" w:eastAsia="Noto Sans SC"/>
+        </w:rPr>
         <w:t>8. 多人编辑与并发冲突</w:t>
       </w:r>
     </w:p>
     <w:p>
       <w:r>
+        <w:rPr>
+          <w:rFonts w:ascii="Noto Sans SC" w:hAnsi="Noto Sans SC" w:eastAsia="Noto Sans SC"/>
+        </w:rPr>
         <w:t>9. 前端工程与 PC / Mobile 响应式实现</w:t>
       </w:r>
     </w:p>
     <w:p>
       <w:r>
+        <w:rPr>
+          <w:rFonts w:ascii="Noto Sans SC" w:hAnsi="Noto Sans SC" w:eastAsia="Noto Sans SC"/>
+        </w:rPr>
         <w:t>10. 登录、RBAC 与系统管理</w:t>
       </w:r>
     </w:p>
     <w:p>
       <w:r>
+        <w:rPr>
+          <w:rFonts w:ascii="Noto Sans SC" w:hAnsi="Noto Sans SC" w:eastAsia="Noto Sans SC"/>
+        </w:rPr>
         <w:t>11. 附件、通知、审计与安全</w:t>
       </w:r>
     </w:p>
     <w:p>
       <w:r>
+        <w:rPr>
+          <w:rFonts w:ascii="Noto Sans SC" w:hAnsi="Noto Sans SC" w:eastAsia="Noto Sans SC"/>
+        </w:rPr>
         <w:t>12. 测试、质量门禁与联调顺序</w:t>
       </w:r>
     </w:p>
     <w:p>
       <w:r>
+        <w:rPr>
+          <w:rFonts w:ascii="Noto Sans SC" w:hAnsi="Noto Sans SC" w:eastAsia="Noto Sans SC"/>
+        </w:rPr>
         <w:t>13. 初始化、部署与上线步骤</w:t>
       </w:r>
     </w:p>
     <w:p>
       <w:r>
+        <w:rPr>
+          <w:rFonts w:ascii="Noto Sans SC" w:hAnsi="Noto Sans SC" w:eastAsia="Noto Sans SC"/>
+        </w:rPr>
         <w:t>14. V1.5 交付物清单</w:t>
       </w:r>
     </w:p>
     <w:p>
       <w:r>
+        <w:rPr>
+          <w:rFonts w:ascii="Noto Sans SC" w:hAnsi="Noto Sans SC" w:eastAsia="Noto Sans SC"/>
+        </w:rPr>
         <w:t>附录 A：状态机</w:t>
       </w:r>
     </w:p>
     <w:p>
       <w:r>
+        <w:rPr>
+          <w:rFonts w:ascii="Noto Sans SC" w:hAnsi="Noto Sans SC" w:eastAsia="Noto Sans SC"/>
+        </w:rPr>
         <w:t>附录 B：原型总览（PC + 移动端）</w:t>
       </w:r>
     </w:p>
     <w:p>
       <w:r>
+        <w:rPr>
+          <w:rFonts w:ascii="Noto Sans SC" w:hAnsi="Noto Sans SC" w:eastAsia="Noto Sans SC"/>
+        </w:rPr>
         <w:br w:type="page"/>
       </w:r>
     </w:p>
@@ -496,11 +628,17 @@
         <w:pStyle w:val="Heading1"/>
       </w:pPr>
       <w:r>
+        <w:rPr>
+          <w:rFonts w:ascii="Noto Sans SC" w:hAnsi="Noto Sans SC" w:eastAsia="Noto Sans SC"/>
+        </w:rPr>
         <w:t>1. 本版目标与冻结范围</w:t>
       </w:r>
     </w:p>
     <w:p>
       <w:r>
+        <w:rPr>
+          <w:rFonts w:ascii="Noto Sans SC" w:hAnsi="Noto Sans SC" w:eastAsia="Noto Sans SC"/>
+        </w:rPr>
         <w:t>V1.5 的定位不是继续扩充概念，而是把 V1.4 工程骨架补成可直接建仓、分工、联调和持续迭代的“完整开发基线”。从本版开始，核心实体关系、状态机、权限码、并发写入规则、响应式适配原则和后端技术路线原则上进入冻结。</w:t>
       </w:r>
     </w:p>
@@ -509,6 +647,9 @@
         <w:pStyle w:val="ListBullet"/>
       </w:pPr>
       <w:r>
+        <w:rPr>
+          <w:rFonts w:ascii="Noto Sans SC" w:hAnsi="Noto Sans SC" w:eastAsia="Noto Sans SC"/>
+        </w:rPr>
         <w:t>独立账号与 RBAC：用户、角色、权限、数据范围均由本系统维护。</w:t>
       </w:r>
     </w:p>
@@ -517,6 +658,9 @@
         <w:pStyle w:val="ListBullet"/>
       </w:pPr>
       <w:r>
+        <w:rPr>
+          <w:rFonts w:ascii="Noto Sans SC" w:hAnsi="Noto Sans SC" w:eastAsia="Noto Sans SC"/>
+        </w:rPr>
         <w:t>完整核心域：反馈、正式需求、版本、发布记录、通知、评论、附件、审计。</w:t>
       </w:r>
     </w:p>
@@ -525,6 +669,9 @@
         <w:pStyle w:val="ListBullet"/>
       </w:pPr>
       <w:r>
+        <w:rPr>
+          <w:rFonts w:ascii="Noto Sans SC" w:hAnsi="Noto Sans SC" w:eastAsia="Noto Sans SC"/>
+        </w:rPr>
         <w:t>正式采用 Python FastAPI；业务规则放 Service 层，Controller 不直接拼状态机。</w:t>
       </w:r>
     </w:p>
@@ -533,6 +680,9 @@
         <w:pStyle w:val="ListBullet"/>
       </w:pPr>
       <w:r>
+        <w:rPr>
+          <w:rFonts w:ascii="Noto Sans SC" w:hAnsi="Noto Sans SC" w:eastAsia="Noto Sans SC"/>
+        </w:rPr>
         <w:t>数据库以 PostgreSQL 为优先方案，所有关键对象使用 revision 做乐观锁。</w:t>
       </w:r>
     </w:p>
@@ -541,6 +691,9 @@
         <w:pStyle w:val="ListBullet"/>
       </w:pPr>
       <w:r>
+        <w:rPr>
+          <w:rFonts w:ascii="Noto Sans SC" w:hAnsi="Noto Sans SC" w:eastAsia="Noto Sans SC"/>
+        </w:rPr>
         <w:t>Redis 用于编辑提示、会话/限流、轻量状态；MinIO/S3 用于附件对象存储。</w:t>
       </w:r>
     </w:p>
@@ -549,6 +702,9 @@
         <w:pStyle w:val="ListBullet"/>
       </w:pPr>
       <w:r>
+        <w:rPr>
+          <w:rFonts w:ascii="Noto Sans SC" w:hAnsi="Noto Sans SC" w:eastAsia="Noto Sans SC"/>
+        </w:rPr>
         <w:t>前端采用同一套 Vue 3 工程同时适配桌面和移动端。</w:t>
       </w:r>
     </w:p>
@@ -571,10 +727,14 @@
             <w:shd w:fill="EAF2FB"/>
           </w:tcPr>
           <w:p>
-            <w:r/>
-            <w:r>
-              <w:rPr>
-                <w:rFonts w:ascii="Noto Sans CJK SC" w:hAnsi="Noto Sans CJK SC" w:eastAsia="Noto Sans CJK SC"/>
+            <w:r>
+              <w:rPr>
+                <w:rFonts w:ascii="Noto Sans SC" w:hAnsi="Noto Sans SC" w:eastAsia="Noto Sans SC"/>
+              </w:rPr>
+            </w:r>
+            <w:r>
+              <w:rPr>
+                <w:rFonts w:ascii="Noto Sans SC" w:hAnsi="Noto Sans SC" w:eastAsia="Noto Sans SC"/>
                 <w:b/>
                 <w:color w:val="184775"/>
                 <w:sz w:val="18"/>
@@ -590,10 +750,14 @@
             <w:shd w:fill="EAF2FB"/>
           </w:tcPr>
           <w:p>
-            <w:r/>
-            <w:r>
-              <w:rPr>
-                <w:rFonts w:ascii="Noto Sans CJK SC" w:hAnsi="Noto Sans CJK SC" w:eastAsia="Noto Sans CJK SC"/>
+            <w:r>
+              <w:rPr>
+                <w:rFonts w:ascii="Noto Sans SC" w:hAnsi="Noto Sans SC" w:eastAsia="Noto Sans SC"/>
+              </w:rPr>
+            </w:r>
+            <w:r>
+              <w:rPr>
+                <w:rFonts w:ascii="Noto Sans SC" w:hAnsi="Noto Sans SC" w:eastAsia="Noto Sans SC"/>
                 <w:b/>
                 <w:color w:val="184775"/>
                 <w:sz w:val="18"/>
@@ -610,10 +774,14 @@
             <w:vAlign w:val="center"/>
           </w:tcPr>
           <w:p>
-            <w:r/>
-            <w:r>
-              <w:rPr>
-                <w:rFonts w:ascii="Noto Sans CJK SC" w:hAnsi="Noto Sans CJK SC" w:eastAsia="Noto Sans CJK SC"/>
+            <w:r>
+              <w:rPr>
+                <w:rFonts w:ascii="Noto Sans SC" w:hAnsi="Noto Sans SC" w:eastAsia="Noto Sans SC"/>
+              </w:rPr>
+            </w:r>
+            <w:r>
+              <w:rPr>
+                <w:rFonts w:ascii="Noto Sans SC" w:hAnsi="Noto Sans SC" w:eastAsia="Noto Sans SC"/>
                 <w:b w:val="0"/>
                 <w:sz w:val="17"/>
               </w:rPr>
@@ -627,10 +795,14 @@
             <w:vAlign w:val="center"/>
           </w:tcPr>
           <w:p>
-            <w:r/>
-            <w:r>
-              <w:rPr>
-                <w:rFonts w:ascii="Noto Sans CJK SC" w:hAnsi="Noto Sans CJK SC" w:eastAsia="Noto Sans CJK SC"/>
+            <w:r>
+              <w:rPr>
+                <w:rFonts w:ascii="Noto Sans SC" w:hAnsi="Noto Sans SC" w:eastAsia="Noto Sans SC"/>
+              </w:rPr>
+            </w:r>
+            <w:r>
+              <w:rPr>
+                <w:rFonts w:ascii="Noto Sans SC" w:hAnsi="Noto Sans SC" w:eastAsia="Noto Sans SC"/>
                 <w:b w:val="0"/>
                 <w:sz w:val="17"/>
               </w:rPr>
@@ -646,10 +818,14 @@
             <w:vAlign w:val="center"/>
           </w:tcPr>
           <w:p>
-            <w:r/>
-            <w:r>
-              <w:rPr>
-                <w:rFonts w:ascii="Noto Sans CJK SC" w:hAnsi="Noto Sans CJK SC" w:eastAsia="Noto Sans CJK SC"/>
+            <w:r>
+              <w:rPr>
+                <w:rFonts w:ascii="Noto Sans SC" w:hAnsi="Noto Sans SC" w:eastAsia="Noto Sans SC"/>
+              </w:rPr>
+            </w:r>
+            <w:r>
+              <w:rPr>
+                <w:rFonts w:ascii="Noto Sans SC" w:hAnsi="Noto Sans SC" w:eastAsia="Noto Sans SC"/>
                 <w:b w:val="0"/>
                 <w:sz w:val="17"/>
               </w:rPr>
@@ -663,10 +839,14 @@
             <w:vAlign w:val="center"/>
           </w:tcPr>
           <w:p>
-            <w:r/>
-            <w:r>
-              <w:rPr>
-                <w:rFonts w:ascii="Noto Sans CJK SC" w:hAnsi="Noto Sans CJK SC" w:eastAsia="Noto Sans CJK SC"/>
+            <w:r>
+              <w:rPr>
+                <w:rFonts w:ascii="Noto Sans SC" w:hAnsi="Noto Sans SC" w:eastAsia="Noto Sans SC"/>
+              </w:rPr>
+            </w:r>
+            <w:r>
+              <w:rPr>
+                <w:rFonts w:ascii="Noto Sans SC" w:hAnsi="Noto Sans SC" w:eastAsia="Noto Sans SC"/>
                 <w:b w:val="0"/>
                 <w:sz w:val="17"/>
               </w:rPr>
@@ -682,10 +862,14 @@
             <w:vAlign w:val="center"/>
           </w:tcPr>
           <w:p>
-            <w:r/>
-            <w:r>
-              <w:rPr>
-                <w:rFonts w:ascii="Noto Sans CJK SC" w:hAnsi="Noto Sans CJK SC" w:eastAsia="Noto Sans CJK SC"/>
+            <w:r>
+              <w:rPr>
+                <w:rFonts w:ascii="Noto Sans SC" w:hAnsi="Noto Sans SC" w:eastAsia="Noto Sans SC"/>
+              </w:rPr>
+            </w:r>
+            <w:r>
+              <w:rPr>
+                <w:rFonts w:ascii="Noto Sans SC" w:hAnsi="Noto Sans SC" w:eastAsia="Noto Sans SC"/>
                 <w:b w:val="0"/>
                 <w:sz w:val="17"/>
               </w:rPr>
@@ -699,10 +883,14 @@
             <w:vAlign w:val="center"/>
           </w:tcPr>
           <w:p>
-            <w:r/>
-            <w:r>
-              <w:rPr>
-                <w:rFonts w:ascii="Noto Sans CJK SC" w:hAnsi="Noto Sans CJK SC" w:eastAsia="Noto Sans CJK SC"/>
+            <w:r>
+              <w:rPr>
+                <w:rFonts w:ascii="Noto Sans SC" w:hAnsi="Noto Sans SC" w:eastAsia="Noto Sans SC"/>
+              </w:rPr>
+            </w:r>
+            <w:r>
+              <w:rPr>
+                <w:rFonts w:ascii="Noto Sans SC" w:hAnsi="Noto Sans SC" w:eastAsia="Noto Sans SC"/>
                 <w:b w:val="0"/>
                 <w:sz w:val="17"/>
               </w:rPr>
@@ -718,10 +906,14 @@
             <w:vAlign w:val="center"/>
           </w:tcPr>
           <w:p>
-            <w:r/>
-            <w:r>
-              <w:rPr>
-                <w:rFonts w:ascii="Noto Sans CJK SC" w:hAnsi="Noto Sans CJK SC" w:eastAsia="Noto Sans CJK SC"/>
+            <w:r>
+              <w:rPr>
+                <w:rFonts w:ascii="Noto Sans SC" w:hAnsi="Noto Sans SC" w:eastAsia="Noto Sans SC"/>
+              </w:rPr>
+            </w:r>
+            <w:r>
+              <w:rPr>
+                <w:rFonts w:ascii="Noto Sans SC" w:hAnsi="Noto Sans SC" w:eastAsia="Noto Sans SC"/>
                 <w:b w:val="0"/>
                 <w:sz w:val="17"/>
               </w:rPr>
@@ -735,10 +927,14 @@
             <w:vAlign w:val="center"/>
           </w:tcPr>
           <w:p>
-            <w:r/>
-            <w:r>
-              <w:rPr>
-                <w:rFonts w:ascii="Noto Sans CJK SC" w:hAnsi="Noto Sans CJK SC" w:eastAsia="Noto Sans CJK SC"/>
+            <w:r>
+              <w:rPr>
+                <w:rFonts w:ascii="Noto Sans SC" w:hAnsi="Noto Sans SC" w:eastAsia="Noto Sans SC"/>
+              </w:rPr>
+            </w:r>
+            <w:r>
+              <w:rPr>
+                <w:rFonts w:ascii="Noto Sans SC" w:hAnsi="Noto Sans SC" w:eastAsia="Noto Sans SC"/>
                 <w:b w:val="0"/>
                 <w:sz w:val="17"/>
               </w:rPr>
@@ -754,10 +950,14 @@
             <w:vAlign w:val="center"/>
           </w:tcPr>
           <w:p>
-            <w:r/>
-            <w:r>
-              <w:rPr>
-                <w:rFonts w:ascii="Noto Sans CJK SC" w:hAnsi="Noto Sans CJK SC" w:eastAsia="Noto Sans CJK SC"/>
+            <w:r>
+              <w:rPr>
+                <w:rFonts w:ascii="Noto Sans SC" w:hAnsi="Noto Sans SC" w:eastAsia="Noto Sans SC"/>
+              </w:rPr>
+            </w:r>
+            <w:r>
+              <w:rPr>
+                <w:rFonts w:ascii="Noto Sans SC" w:hAnsi="Noto Sans SC" w:eastAsia="Noto Sans SC"/>
                 <w:b w:val="0"/>
                 <w:sz w:val="17"/>
               </w:rPr>
@@ -771,10 +971,14 @@
             <w:vAlign w:val="center"/>
           </w:tcPr>
           <w:p>
-            <w:r/>
-            <w:r>
-              <w:rPr>
-                <w:rFonts w:ascii="Noto Sans CJK SC" w:hAnsi="Noto Sans CJK SC" w:eastAsia="Noto Sans CJK SC"/>
+            <w:r>
+              <w:rPr>
+                <w:rFonts w:ascii="Noto Sans SC" w:hAnsi="Noto Sans SC" w:eastAsia="Noto Sans SC"/>
+              </w:rPr>
+            </w:r>
+            <w:r>
+              <w:rPr>
+                <w:rFonts w:ascii="Noto Sans SC" w:hAnsi="Noto Sans SC" w:eastAsia="Noto Sans SC"/>
                 <w:b w:val="0"/>
                 <w:sz w:val="17"/>
               </w:rPr>
@@ -790,6 +994,9 @@
         <w:pStyle w:val="Heading1"/>
       </w:pPr>
       <w:r>
+        <w:rPr>
+          <w:rFonts w:ascii="Noto Sans SC" w:hAnsi="Noto Sans SC" w:eastAsia="Noto Sans SC"/>
+        </w:rPr>
         <w:t>2. 最终技术架构与部署拓扑</w:t>
       </w:r>
     </w:p>
@@ -800,7 +1007,7 @@
       </w:pPr>
       <w:r>
         <w:rPr>
-          <w:rFonts w:ascii="DejaVu Sans Mono" w:hAnsi="DejaVu Sans Mono"/>
+          <w:rFonts w:ascii="Noto Sans SC" w:hAnsi="Noto Sans SC" w:eastAsia="Noto Sans SC"/>
         </w:rPr>
         <w:t>PC / Tablet / Mobile Browser</w:t>
         <w:br/>
@@ -825,6 +1032,9 @@
     </w:p>
     <w:p>
       <w:r>
+        <w:rPr>
+          <w:rFonts w:ascii="Noto Sans SC" w:hAnsi="Noto Sans SC" w:eastAsia="Noto Sans SC"/>
+        </w:rPr>
         <w:t>一期推荐 Docker Compose 部署，先保证可复制、可恢复、可运维；后续并发量和组织复杂度上升后再迁移 Kubernetes，不提前增加部署复杂度。</w:t>
       </w:r>
     </w:p>
@@ -848,10 +1058,14 @@
             <w:shd w:fill="EAF2FB"/>
           </w:tcPr>
           <w:p>
-            <w:r/>
-            <w:r>
-              <w:rPr>
-                <w:rFonts w:ascii="Noto Sans CJK SC" w:hAnsi="Noto Sans CJK SC" w:eastAsia="Noto Sans CJK SC"/>
+            <w:r>
+              <w:rPr>
+                <w:rFonts w:ascii="Noto Sans SC" w:hAnsi="Noto Sans SC" w:eastAsia="Noto Sans SC"/>
+              </w:rPr>
+            </w:r>
+            <w:r>
+              <w:rPr>
+                <w:rFonts w:ascii="Noto Sans SC" w:hAnsi="Noto Sans SC" w:eastAsia="Noto Sans SC"/>
                 <w:b/>
                 <w:color w:val="184775"/>
                 <w:sz w:val="18"/>
@@ -867,10 +1081,14 @@
             <w:shd w:fill="EAF2FB"/>
           </w:tcPr>
           <w:p>
-            <w:r/>
-            <w:r>
-              <w:rPr>
-                <w:rFonts w:ascii="Noto Sans CJK SC" w:hAnsi="Noto Sans CJK SC" w:eastAsia="Noto Sans CJK SC"/>
+            <w:r>
+              <w:rPr>
+                <w:rFonts w:ascii="Noto Sans SC" w:hAnsi="Noto Sans SC" w:eastAsia="Noto Sans SC"/>
+              </w:rPr>
+            </w:r>
+            <w:r>
+              <w:rPr>
+                <w:rFonts w:ascii="Noto Sans SC" w:hAnsi="Noto Sans SC" w:eastAsia="Noto Sans SC"/>
                 <w:b/>
                 <w:color w:val="184775"/>
                 <w:sz w:val="18"/>
@@ -886,10 +1104,14 @@
             <w:shd w:fill="EAF2FB"/>
           </w:tcPr>
           <w:p>
-            <w:r/>
-            <w:r>
-              <w:rPr>
-                <w:rFonts w:ascii="Noto Sans CJK SC" w:hAnsi="Noto Sans CJK SC" w:eastAsia="Noto Sans CJK SC"/>
+            <w:r>
+              <w:rPr>
+                <w:rFonts w:ascii="Noto Sans SC" w:hAnsi="Noto Sans SC" w:eastAsia="Noto Sans SC"/>
+              </w:rPr>
+            </w:r>
+            <w:r>
+              <w:rPr>
+                <w:rFonts w:ascii="Noto Sans SC" w:hAnsi="Noto Sans SC" w:eastAsia="Noto Sans SC"/>
                 <w:b/>
                 <w:color w:val="184775"/>
                 <w:sz w:val="18"/>
@@ -906,10 +1128,14 @@
             <w:vAlign w:val="center"/>
           </w:tcPr>
           <w:p>
-            <w:r/>
-            <w:r>
-              <w:rPr>
-                <w:rFonts w:ascii="Noto Sans CJK SC" w:hAnsi="Noto Sans CJK SC" w:eastAsia="Noto Sans CJK SC"/>
+            <w:r>
+              <w:rPr>
+                <w:rFonts w:ascii="Noto Sans SC" w:hAnsi="Noto Sans SC" w:eastAsia="Noto Sans SC"/>
+              </w:rPr>
+            </w:r>
+            <w:r>
+              <w:rPr>
+                <w:rFonts w:ascii="Noto Sans SC" w:hAnsi="Noto Sans SC" w:eastAsia="Noto Sans SC"/>
                 <w:b w:val="0"/>
                 <w:sz w:val="17"/>
               </w:rPr>
@@ -923,10 +1149,14 @@
             <w:vAlign w:val="center"/>
           </w:tcPr>
           <w:p>
-            <w:r/>
-            <w:r>
-              <w:rPr>
-                <w:rFonts w:ascii="Noto Sans CJK SC" w:hAnsi="Noto Sans CJK SC" w:eastAsia="Noto Sans CJK SC"/>
+            <w:r>
+              <w:rPr>
+                <w:rFonts w:ascii="Noto Sans SC" w:hAnsi="Noto Sans SC" w:eastAsia="Noto Sans SC"/>
+              </w:rPr>
+            </w:r>
+            <w:r>
+              <w:rPr>
+                <w:rFonts w:ascii="Noto Sans SC" w:hAnsi="Noto Sans SC" w:eastAsia="Noto Sans SC"/>
                 <w:b w:val="0"/>
                 <w:sz w:val="17"/>
               </w:rPr>
@@ -940,10 +1170,14 @@
             <w:vAlign w:val="center"/>
           </w:tcPr>
           <w:p>
-            <w:r/>
-            <w:r>
-              <w:rPr>
-                <w:rFonts w:ascii="Noto Sans CJK SC" w:hAnsi="Noto Sans CJK SC" w:eastAsia="Noto Sans CJK SC"/>
+            <w:r>
+              <w:rPr>
+                <w:rFonts w:ascii="Noto Sans SC" w:hAnsi="Noto Sans SC" w:eastAsia="Noto Sans SC"/>
+              </w:rPr>
+            </w:r>
+            <w:r>
+              <w:rPr>
+                <w:rFonts w:ascii="Noto Sans SC" w:hAnsi="Noto Sans SC" w:eastAsia="Noto Sans SC"/>
                 <w:b w:val="0"/>
                 <w:sz w:val="17"/>
               </w:rPr>
@@ -959,10 +1193,14 @@
             <w:vAlign w:val="center"/>
           </w:tcPr>
           <w:p>
-            <w:r/>
-            <w:r>
-              <w:rPr>
-                <w:rFonts w:ascii="Noto Sans CJK SC" w:hAnsi="Noto Sans CJK SC" w:eastAsia="Noto Sans CJK SC"/>
+            <w:r>
+              <w:rPr>
+                <w:rFonts w:ascii="Noto Sans SC" w:hAnsi="Noto Sans SC" w:eastAsia="Noto Sans SC"/>
+              </w:rPr>
+            </w:r>
+            <w:r>
+              <w:rPr>
+                <w:rFonts w:ascii="Noto Sans SC" w:hAnsi="Noto Sans SC" w:eastAsia="Noto Sans SC"/>
                 <w:b w:val="0"/>
                 <w:sz w:val="17"/>
               </w:rPr>
@@ -976,10 +1214,14 @@
             <w:vAlign w:val="center"/>
           </w:tcPr>
           <w:p>
-            <w:r/>
-            <w:r>
-              <w:rPr>
-                <w:rFonts w:ascii="Noto Sans CJK SC" w:hAnsi="Noto Sans CJK SC" w:eastAsia="Noto Sans CJK SC"/>
+            <w:r>
+              <w:rPr>
+                <w:rFonts w:ascii="Noto Sans SC" w:hAnsi="Noto Sans SC" w:eastAsia="Noto Sans SC"/>
+              </w:rPr>
+            </w:r>
+            <w:r>
+              <w:rPr>
+                <w:rFonts w:ascii="Noto Sans SC" w:hAnsi="Noto Sans SC" w:eastAsia="Noto Sans SC"/>
                 <w:b w:val="0"/>
                 <w:sz w:val="17"/>
               </w:rPr>
@@ -993,10 +1235,14 @@
             <w:vAlign w:val="center"/>
           </w:tcPr>
           <w:p>
-            <w:r/>
-            <w:r>
-              <w:rPr>
-                <w:rFonts w:ascii="Noto Sans CJK SC" w:hAnsi="Noto Sans CJK SC" w:eastAsia="Noto Sans CJK SC"/>
+            <w:r>
+              <w:rPr>
+                <w:rFonts w:ascii="Noto Sans SC" w:hAnsi="Noto Sans SC" w:eastAsia="Noto Sans SC"/>
+              </w:rPr>
+            </w:r>
+            <w:r>
+              <w:rPr>
+                <w:rFonts w:ascii="Noto Sans SC" w:hAnsi="Noto Sans SC" w:eastAsia="Noto Sans SC"/>
                 <w:b w:val="0"/>
                 <w:sz w:val="17"/>
               </w:rPr>
@@ -1012,10 +1258,14 @@
             <w:vAlign w:val="center"/>
           </w:tcPr>
           <w:p>
-            <w:r/>
-            <w:r>
-              <w:rPr>
-                <w:rFonts w:ascii="Noto Sans CJK SC" w:hAnsi="Noto Sans CJK SC" w:eastAsia="Noto Sans CJK SC"/>
+            <w:r>
+              <w:rPr>
+                <w:rFonts w:ascii="Noto Sans SC" w:hAnsi="Noto Sans SC" w:eastAsia="Noto Sans SC"/>
+              </w:rPr>
+            </w:r>
+            <w:r>
+              <w:rPr>
+                <w:rFonts w:ascii="Noto Sans SC" w:hAnsi="Noto Sans SC" w:eastAsia="Noto Sans SC"/>
                 <w:b w:val="0"/>
                 <w:sz w:val="17"/>
               </w:rPr>
@@ -1029,10 +1279,14 @@
             <w:vAlign w:val="center"/>
           </w:tcPr>
           <w:p>
-            <w:r/>
-            <w:r>
-              <w:rPr>
-                <w:rFonts w:ascii="Noto Sans CJK SC" w:hAnsi="Noto Sans CJK SC" w:eastAsia="Noto Sans CJK SC"/>
+            <w:r>
+              <w:rPr>
+                <w:rFonts w:ascii="Noto Sans SC" w:hAnsi="Noto Sans SC" w:eastAsia="Noto Sans SC"/>
+              </w:rPr>
+            </w:r>
+            <w:r>
+              <w:rPr>
+                <w:rFonts w:ascii="Noto Sans SC" w:hAnsi="Noto Sans SC" w:eastAsia="Noto Sans SC"/>
                 <w:b w:val="0"/>
                 <w:sz w:val="17"/>
               </w:rPr>
@@ -1046,10 +1300,14 @@
             <w:vAlign w:val="center"/>
           </w:tcPr>
           <w:p>
-            <w:r/>
-            <w:r>
-              <w:rPr>
-                <w:rFonts w:ascii="Noto Sans CJK SC" w:hAnsi="Noto Sans CJK SC" w:eastAsia="Noto Sans CJK SC"/>
+            <w:r>
+              <w:rPr>
+                <w:rFonts w:ascii="Noto Sans SC" w:hAnsi="Noto Sans SC" w:eastAsia="Noto Sans SC"/>
+              </w:rPr>
+            </w:r>
+            <w:r>
+              <w:rPr>
+                <w:rFonts w:ascii="Noto Sans SC" w:hAnsi="Noto Sans SC" w:eastAsia="Noto Sans SC"/>
                 <w:b w:val="0"/>
                 <w:sz w:val="17"/>
               </w:rPr>
@@ -1065,10 +1323,14 @@
             <w:vAlign w:val="center"/>
           </w:tcPr>
           <w:p>
-            <w:r/>
-            <w:r>
-              <w:rPr>
-                <w:rFonts w:ascii="Noto Sans CJK SC" w:hAnsi="Noto Sans CJK SC" w:eastAsia="Noto Sans CJK SC"/>
+            <w:r>
+              <w:rPr>
+                <w:rFonts w:ascii="Noto Sans SC" w:hAnsi="Noto Sans SC" w:eastAsia="Noto Sans SC"/>
+              </w:rPr>
+            </w:r>
+            <w:r>
+              <w:rPr>
+                <w:rFonts w:ascii="Noto Sans SC" w:hAnsi="Noto Sans SC" w:eastAsia="Noto Sans SC"/>
                 <w:b w:val="0"/>
                 <w:sz w:val="17"/>
               </w:rPr>
@@ -1082,10 +1344,14 @@
             <w:vAlign w:val="center"/>
           </w:tcPr>
           <w:p>
-            <w:r/>
-            <w:r>
-              <w:rPr>
-                <w:rFonts w:ascii="Noto Sans CJK SC" w:hAnsi="Noto Sans CJK SC" w:eastAsia="Noto Sans CJK SC"/>
+            <w:r>
+              <w:rPr>
+                <w:rFonts w:ascii="Noto Sans SC" w:hAnsi="Noto Sans SC" w:eastAsia="Noto Sans SC"/>
+              </w:rPr>
+            </w:r>
+            <w:r>
+              <w:rPr>
+                <w:rFonts w:ascii="Noto Sans SC" w:hAnsi="Noto Sans SC" w:eastAsia="Noto Sans SC"/>
                 <w:b w:val="0"/>
                 <w:sz w:val="17"/>
               </w:rPr>
@@ -1099,10 +1365,14 @@
             <w:vAlign w:val="center"/>
           </w:tcPr>
           <w:p>
-            <w:r/>
-            <w:r>
-              <w:rPr>
-                <w:rFonts w:ascii="Noto Sans CJK SC" w:hAnsi="Noto Sans CJK SC" w:eastAsia="Noto Sans CJK SC"/>
+            <w:r>
+              <w:rPr>
+                <w:rFonts w:ascii="Noto Sans SC" w:hAnsi="Noto Sans SC" w:eastAsia="Noto Sans SC"/>
+              </w:rPr>
+            </w:r>
+            <w:r>
+              <w:rPr>
+                <w:rFonts w:ascii="Noto Sans SC" w:hAnsi="Noto Sans SC" w:eastAsia="Noto Sans SC"/>
                 <w:b w:val="0"/>
                 <w:sz w:val="17"/>
               </w:rPr>
@@ -1118,10 +1388,14 @@
             <w:vAlign w:val="center"/>
           </w:tcPr>
           <w:p>
-            <w:r/>
-            <w:r>
-              <w:rPr>
-                <w:rFonts w:ascii="Noto Sans CJK SC" w:hAnsi="Noto Sans CJK SC" w:eastAsia="Noto Sans CJK SC"/>
+            <w:r>
+              <w:rPr>
+                <w:rFonts w:ascii="Noto Sans SC" w:hAnsi="Noto Sans SC" w:eastAsia="Noto Sans SC"/>
+              </w:rPr>
+            </w:r>
+            <w:r>
+              <w:rPr>
+                <w:rFonts w:ascii="Noto Sans SC" w:hAnsi="Noto Sans SC" w:eastAsia="Noto Sans SC"/>
                 <w:b w:val="0"/>
                 <w:sz w:val="17"/>
               </w:rPr>
@@ -1135,10 +1409,14 @@
             <w:vAlign w:val="center"/>
           </w:tcPr>
           <w:p>
-            <w:r/>
-            <w:r>
-              <w:rPr>
-                <w:rFonts w:ascii="Noto Sans CJK SC" w:hAnsi="Noto Sans CJK SC" w:eastAsia="Noto Sans CJK SC"/>
+            <w:r>
+              <w:rPr>
+                <w:rFonts w:ascii="Noto Sans SC" w:hAnsi="Noto Sans SC" w:eastAsia="Noto Sans SC"/>
+              </w:rPr>
+            </w:r>
+            <w:r>
+              <w:rPr>
+                <w:rFonts w:ascii="Noto Sans SC" w:hAnsi="Noto Sans SC" w:eastAsia="Noto Sans SC"/>
                 <w:b w:val="0"/>
                 <w:sz w:val="17"/>
               </w:rPr>
@@ -1152,10 +1430,14 @@
             <w:vAlign w:val="center"/>
           </w:tcPr>
           <w:p>
-            <w:r/>
-            <w:r>
-              <w:rPr>
-                <w:rFonts w:ascii="Noto Sans CJK SC" w:hAnsi="Noto Sans CJK SC" w:eastAsia="Noto Sans CJK SC"/>
+            <w:r>
+              <w:rPr>
+                <w:rFonts w:ascii="Noto Sans SC" w:hAnsi="Noto Sans SC" w:eastAsia="Noto Sans SC"/>
+              </w:rPr>
+            </w:r>
+            <w:r>
+              <w:rPr>
+                <w:rFonts w:ascii="Noto Sans SC" w:hAnsi="Noto Sans SC" w:eastAsia="Noto Sans SC"/>
                 <w:b w:val="0"/>
                 <w:sz w:val="17"/>
               </w:rPr>
@@ -1171,10 +1453,14 @@
             <w:vAlign w:val="center"/>
           </w:tcPr>
           <w:p>
-            <w:r/>
-            <w:r>
-              <w:rPr>
-                <w:rFonts w:ascii="Noto Sans CJK SC" w:hAnsi="Noto Sans CJK SC" w:eastAsia="Noto Sans CJK SC"/>
+            <w:r>
+              <w:rPr>
+                <w:rFonts w:ascii="Noto Sans SC" w:hAnsi="Noto Sans SC" w:eastAsia="Noto Sans SC"/>
+              </w:rPr>
+            </w:r>
+            <w:r>
+              <w:rPr>
+                <w:rFonts w:ascii="Noto Sans SC" w:hAnsi="Noto Sans SC" w:eastAsia="Noto Sans SC"/>
                 <w:b w:val="0"/>
                 <w:sz w:val="17"/>
               </w:rPr>
@@ -1188,10 +1474,14 @@
             <w:vAlign w:val="center"/>
           </w:tcPr>
           <w:p>
-            <w:r/>
-            <w:r>
-              <w:rPr>
-                <w:rFonts w:ascii="Noto Sans CJK SC" w:hAnsi="Noto Sans CJK SC" w:eastAsia="Noto Sans CJK SC"/>
+            <w:r>
+              <w:rPr>
+                <w:rFonts w:ascii="Noto Sans SC" w:hAnsi="Noto Sans SC" w:eastAsia="Noto Sans SC"/>
+              </w:rPr>
+            </w:r>
+            <w:r>
+              <w:rPr>
+                <w:rFonts w:ascii="Noto Sans SC" w:hAnsi="Noto Sans SC" w:eastAsia="Noto Sans SC"/>
                 <w:b w:val="0"/>
                 <w:sz w:val="17"/>
               </w:rPr>
@@ -1205,10 +1495,14 @@
             <w:vAlign w:val="center"/>
           </w:tcPr>
           <w:p>
-            <w:r/>
-            <w:r>
-              <w:rPr>
-                <w:rFonts w:ascii="Noto Sans CJK SC" w:hAnsi="Noto Sans CJK SC" w:eastAsia="Noto Sans CJK SC"/>
+            <w:r>
+              <w:rPr>
+                <w:rFonts w:ascii="Noto Sans SC" w:hAnsi="Noto Sans SC" w:eastAsia="Noto Sans SC"/>
+              </w:rPr>
+            </w:r>
+            <w:r>
+              <w:rPr>
+                <w:rFonts w:ascii="Noto Sans SC" w:hAnsi="Noto Sans SC" w:eastAsia="Noto Sans SC"/>
                 <w:b w:val="0"/>
                 <w:sz w:val="17"/>
               </w:rPr>
@@ -1224,10 +1518,14 @@
             <w:vAlign w:val="center"/>
           </w:tcPr>
           <w:p>
-            <w:r/>
-            <w:r>
-              <w:rPr>
-                <w:rFonts w:ascii="Noto Sans CJK SC" w:hAnsi="Noto Sans CJK SC" w:eastAsia="Noto Sans CJK SC"/>
+            <w:r>
+              <w:rPr>
+                <w:rFonts w:ascii="Noto Sans SC" w:hAnsi="Noto Sans SC" w:eastAsia="Noto Sans SC"/>
+              </w:rPr>
+            </w:r>
+            <w:r>
+              <w:rPr>
+                <w:rFonts w:ascii="Noto Sans SC" w:hAnsi="Noto Sans SC" w:eastAsia="Noto Sans SC"/>
                 <w:b w:val="0"/>
                 <w:sz w:val="17"/>
               </w:rPr>
@@ -1241,10 +1539,14 @@
             <w:vAlign w:val="center"/>
           </w:tcPr>
           <w:p>
-            <w:r/>
-            <w:r>
-              <w:rPr>
-                <w:rFonts w:ascii="Noto Sans CJK SC" w:hAnsi="Noto Sans CJK SC" w:eastAsia="Noto Sans CJK SC"/>
+            <w:r>
+              <w:rPr>
+                <w:rFonts w:ascii="Noto Sans SC" w:hAnsi="Noto Sans SC" w:eastAsia="Noto Sans SC"/>
+              </w:rPr>
+            </w:r>
+            <w:r>
+              <w:rPr>
+                <w:rFonts w:ascii="Noto Sans SC" w:hAnsi="Noto Sans SC" w:eastAsia="Noto Sans SC"/>
                 <w:b w:val="0"/>
                 <w:sz w:val="17"/>
               </w:rPr>
@@ -1258,10 +1560,14 @@
             <w:vAlign w:val="center"/>
           </w:tcPr>
           <w:p>
-            <w:r/>
-            <w:r>
-              <w:rPr>
-                <w:rFonts w:ascii="Noto Sans CJK SC" w:hAnsi="Noto Sans CJK SC" w:eastAsia="Noto Sans CJK SC"/>
+            <w:r>
+              <w:rPr>
+                <w:rFonts w:ascii="Noto Sans SC" w:hAnsi="Noto Sans SC" w:eastAsia="Noto Sans SC"/>
+              </w:rPr>
+            </w:r>
+            <w:r>
+              <w:rPr>
+                <w:rFonts w:ascii="Noto Sans SC" w:hAnsi="Noto Sans SC" w:eastAsia="Noto Sans SC"/>
                 <w:b w:val="0"/>
                 <w:sz w:val="17"/>
               </w:rPr>
@@ -1277,11 +1583,17 @@
         <w:pStyle w:val="Heading1"/>
       </w:pPr>
       <w:r>
+        <w:rPr>
+          <w:rFonts w:ascii="Noto Sans SC" w:hAnsi="Noto Sans SC" w:eastAsia="Noto Sans SC"/>
+        </w:rPr>
         <w:t>3. 项目仓库与模块边界</w:t>
       </w:r>
     </w:p>
     <w:p>
       <w:r>
+        <w:rPr>
+          <w:rFonts w:ascii="Noto Sans SC" w:hAnsi="Noto Sans SC" w:eastAsia="Noto Sans SC"/>
+        </w:rPr>
         <w:t>V1.5 已按 backend / frontend / deploy / spec 四部分整理项目仓库。建议后续所有开发 Agent 都在同一仓库基线继续增量开发，不再各自重建结构。</w:t>
       </w:r>
     </w:p>
@@ -1292,7 +1604,7 @@
       </w:pPr>
       <w:r>
         <w:rPr>
-          <w:rFonts w:ascii="DejaVu Sans Mono" w:hAnsi="DejaVu Sans Mono"/>
+          <w:rFonts w:ascii="Noto Sans SC" w:hAnsi="Noto Sans SC" w:eastAsia="Noto Sans SC"/>
         </w:rPr>
         <w:t>rvms_v1_5/</w:t>
         <w:br/>
@@ -1351,10 +1663,14 @@
             <w:shd w:fill="EAF2FB"/>
           </w:tcPr>
           <w:p>
-            <w:r/>
-            <w:r>
-              <w:rPr>
-                <w:rFonts w:ascii="Noto Sans CJK SC" w:hAnsi="Noto Sans CJK SC" w:eastAsia="Noto Sans CJK SC"/>
+            <w:r>
+              <w:rPr>
+                <w:rFonts w:ascii="Noto Sans SC" w:hAnsi="Noto Sans SC" w:eastAsia="Noto Sans SC"/>
+              </w:rPr>
+            </w:r>
+            <w:r>
+              <w:rPr>
+                <w:rFonts w:ascii="Noto Sans SC" w:hAnsi="Noto Sans SC" w:eastAsia="Noto Sans SC"/>
                 <w:b/>
                 <w:color w:val="184775"/>
                 <w:sz w:val="18"/>
@@ -1370,10 +1686,14 @@
             <w:shd w:fill="EAF2FB"/>
           </w:tcPr>
           <w:p>
-            <w:r/>
-            <w:r>
-              <w:rPr>
-                <w:rFonts w:ascii="Noto Sans CJK SC" w:hAnsi="Noto Sans CJK SC" w:eastAsia="Noto Sans CJK SC"/>
+            <w:r>
+              <w:rPr>
+                <w:rFonts w:ascii="Noto Sans SC" w:hAnsi="Noto Sans SC" w:eastAsia="Noto Sans SC"/>
+              </w:rPr>
+            </w:r>
+            <w:r>
+              <w:rPr>
+                <w:rFonts w:ascii="Noto Sans SC" w:hAnsi="Noto Sans SC" w:eastAsia="Noto Sans SC"/>
                 <w:b/>
                 <w:color w:val="184775"/>
                 <w:sz w:val="18"/>
@@ -1389,10 +1709,14 @@
             <w:shd w:fill="EAF2FB"/>
           </w:tcPr>
           <w:p>
-            <w:r/>
-            <w:r>
-              <w:rPr>
-                <w:rFonts w:ascii="Noto Sans CJK SC" w:hAnsi="Noto Sans CJK SC" w:eastAsia="Noto Sans CJK SC"/>
+            <w:r>
+              <w:rPr>
+                <w:rFonts w:ascii="Noto Sans SC" w:hAnsi="Noto Sans SC" w:eastAsia="Noto Sans SC"/>
+              </w:rPr>
+            </w:r>
+            <w:r>
+              <w:rPr>
+                <w:rFonts w:ascii="Noto Sans SC" w:hAnsi="Noto Sans SC" w:eastAsia="Noto Sans SC"/>
                 <w:b/>
                 <w:color w:val="184775"/>
                 <w:sz w:val="18"/>
@@ -1409,10 +1733,14 @@
             <w:vAlign w:val="center"/>
           </w:tcPr>
           <w:p>
-            <w:r/>
-            <w:r>
-              <w:rPr>
-                <w:rFonts w:ascii="Noto Sans CJK SC" w:hAnsi="Noto Sans CJK SC" w:eastAsia="Noto Sans CJK SC"/>
+            <w:r>
+              <w:rPr>
+                <w:rFonts w:ascii="Noto Sans SC" w:hAnsi="Noto Sans SC" w:eastAsia="Noto Sans SC"/>
+              </w:rPr>
+            </w:r>
+            <w:r>
+              <w:rPr>
+                <w:rFonts w:ascii="Noto Sans SC" w:hAnsi="Noto Sans SC" w:eastAsia="Noto Sans SC"/>
                 <w:b w:val="0"/>
                 <w:sz w:val="17"/>
               </w:rPr>
@@ -1426,10 +1754,14 @@
             <w:vAlign w:val="center"/>
           </w:tcPr>
           <w:p>
-            <w:r/>
-            <w:r>
-              <w:rPr>
-                <w:rFonts w:ascii="Noto Sans CJK SC" w:hAnsi="Noto Sans CJK SC" w:eastAsia="Noto Sans CJK SC"/>
+            <w:r>
+              <w:rPr>
+                <w:rFonts w:ascii="Noto Sans SC" w:hAnsi="Noto Sans SC" w:eastAsia="Noto Sans SC"/>
+              </w:rPr>
+            </w:r>
+            <w:r>
+              <w:rPr>
+                <w:rFonts w:ascii="Noto Sans SC" w:hAnsi="Noto Sans SC" w:eastAsia="Noto Sans SC"/>
                 <w:b w:val="0"/>
                 <w:sz w:val="17"/>
               </w:rPr>
@@ -1443,10 +1775,14 @@
             <w:vAlign w:val="center"/>
           </w:tcPr>
           <w:p>
-            <w:r/>
-            <w:r>
-              <w:rPr>
-                <w:rFonts w:ascii="Noto Sans CJK SC" w:hAnsi="Noto Sans CJK SC" w:eastAsia="Noto Sans CJK SC"/>
+            <w:r>
+              <w:rPr>
+                <w:rFonts w:ascii="Noto Sans SC" w:hAnsi="Noto Sans SC" w:eastAsia="Noto Sans SC"/>
+              </w:rPr>
+            </w:r>
+            <w:r>
+              <w:rPr>
+                <w:rFonts w:ascii="Noto Sans SC" w:hAnsi="Noto Sans SC" w:eastAsia="Noto Sans SC"/>
                 <w:b w:val="0"/>
                 <w:sz w:val="17"/>
               </w:rPr>
@@ -1462,10 +1798,14 @@
             <w:vAlign w:val="center"/>
           </w:tcPr>
           <w:p>
-            <w:r/>
-            <w:r>
-              <w:rPr>
-                <w:rFonts w:ascii="Noto Sans CJK SC" w:hAnsi="Noto Sans CJK SC" w:eastAsia="Noto Sans CJK SC"/>
+            <w:r>
+              <w:rPr>
+                <w:rFonts w:ascii="Noto Sans SC" w:hAnsi="Noto Sans SC" w:eastAsia="Noto Sans SC"/>
+              </w:rPr>
+            </w:r>
+            <w:r>
+              <w:rPr>
+                <w:rFonts w:ascii="Noto Sans SC" w:hAnsi="Noto Sans SC" w:eastAsia="Noto Sans SC"/>
                 <w:b w:val="0"/>
                 <w:sz w:val="17"/>
               </w:rPr>
@@ -1479,10 +1819,14 @@
             <w:vAlign w:val="center"/>
           </w:tcPr>
           <w:p>
-            <w:r/>
-            <w:r>
-              <w:rPr>
-                <w:rFonts w:ascii="Noto Sans CJK SC" w:hAnsi="Noto Sans CJK SC" w:eastAsia="Noto Sans CJK SC"/>
+            <w:r>
+              <w:rPr>
+                <w:rFonts w:ascii="Noto Sans SC" w:hAnsi="Noto Sans SC" w:eastAsia="Noto Sans SC"/>
+              </w:rPr>
+            </w:r>
+            <w:r>
+              <w:rPr>
+                <w:rFonts w:ascii="Noto Sans SC" w:hAnsi="Noto Sans SC" w:eastAsia="Noto Sans SC"/>
                 <w:b w:val="0"/>
                 <w:sz w:val="17"/>
               </w:rPr>
@@ -1496,10 +1840,14 @@
             <w:vAlign w:val="center"/>
           </w:tcPr>
           <w:p>
-            <w:r/>
-            <w:r>
-              <w:rPr>
-                <w:rFonts w:ascii="Noto Sans CJK SC" w:hAnsi="Noto Sans CJK SC" w:eastAsia="Noto Sans CJK SC"/>
+            <w:r>
+              <w:rPr>
+                <w:rFonts w:ascii="Noto Sans SC" w:hAnsi="Noto Sans SC" w:eastAsia="Noto Sans SC"/>
+              </w:rPr>
+            </w:r>
+            <w:r>
+              <w:rPr>
+                <w:rFonts w:ascii="Noto Sans SC" w:hAnsi="Noto Sans SC" w:eastAsia="Noto Sans SC"/>
                 <w:b w:val="0"/>
                 <w:sz w:val="17"/>
               </w:rPr>
@@ -1515,10 +1863,14 @@
             <w:vAlign w:val="center"/>
           </w:tcPr>
           <w:p>
-            <w:r/>
-            <w:r>
-              <w:rPr>
-                <w:rFonts w:ascii="Noto Sans CJK SC" w:hAnsi="Noto Sans CJK SC" w:eastAsia="Noto Sans CJK SC"/>
+            <w:r>
+              <w:rPr>
+                <w:rFonts w:ascii="Noto Sans SC" w:hAnsi="Noto Sans SC" w:eastAsia="Noto Sans SC"/>
+              </w:rPr>
+            </w:r>
+            <w:r>
+              <w:rPr>
+                <w:rFonts w:ascii="Noto Sans SC" w:hAnsi="Noto Sans SC" w:eastAsia="Noto Sans SC"/>
                 <w:b w:val="0"/>
                 <w:sz w:val="17"/>
               </w:rPr>
@@ -1532,10 +1884,14 @@
             <w:vAlign w:val="center"/>
           </w:tcPr>
           <w:p>
-            <w:r/>
-            <w:r>
-              <w:rPr>
-                <w:rFonts w:ascii="Noto Sans CJK SC" w:hAnsi="Noto Sans CJK SC" w:eastAsia="Noto Sans CJK SC"/>
+            <w:r>
+              <w:rPr>
+                <w:rFonts w:ascii="Noto Sans SC" w:hAnsi="Noto Sans SC" w:eastAsia="Noto Sans SC"/>
+              </w:rPr>
+            </w:r>
+            <w:r>
+              <w:rPr>
+                <w:rFonts w:ascii="Noto Sans SC" w:hAnsi="Noto Sans SC" w:eastAsia="Noto Sans SC"/>
                 <w:b w:val="0"/>
                 <w:sz w:val="17"/>
               </w:rPr>
@@ -1549,10 +1905,14 @@
             <w:vAlign w:val="center"/>
           </w:tcPr>
           <w:p>
-            <w:r/>
-            <w:r>
-              <w:rPr>
-                <w:rFonts w:ascii="Noto Sans CJK SC" w:hAnsi="Noto Sans CJK SC" w:eastAsia="Noto Sans CJK SC"/>
+            <w:r>
+              <w:rPr>
+                <w:rFonts w:ascii="Noto Sans SC" w:hAnsi="Noto Sans SC" w:eastAsia="Noto Sans SC"/>
+              </w:rPr>
+            </w:r>
+            <w:r>
+              <w:rPr>
+                <w:rFonts w:ascii="Noto Sans SC" w:hAnsi="Noto Sans SC" w:eastAsia="Noto Sans SC"/>
                 <w:b w:val="0"/>
                 <w:sz w:val="17"/>
               </w:rPr>
@@ -1568,10 +1928,14 @@
             <w:vAlign w:val="center"/>
           </w:tcPr>
           <w:p>
-            <w:r/>
-            <w:r>
-              <w:rPr>
-                <w:rFonts w:ascii="Noto Sans CJK SC" w:hAnsi="Noto Sans CJK SC" w:eastAsia="Noto Sans CJK SC"/>
+            <w:r>
+              <w:rPr>
+                <w:rFonts w:ascii="Noto Sans SC" w:hAnsi="Noto Sans SC" w:eastAsia="Noto Sans SC"/>
+              </w:rPr>
+            </w:r>
+            <w:r>
+              <w:rPr>
+                <w:rFonts w:ascii="Noto Sans SC" w:hAnsi="Noto Sans SC" w:eastAsia="Noto Sans SC"/>
                 <w:b w:val="0"/>
                 <w:sz w:val="17"/>
               </w:rPr>
@@ -1585,10 +1949,14 @@
             <w:vAlign w:val="center"/>
           </w:tcPr>
           <w:p>
-            <w:r/>
-            <w:r>
-              <w:rPr>
-                <w:rFonts w:ascii="Noto Sans CJK SC" w:hAnsi="Noto Sans CJK SC" w:eastAsia="Noto Sans CJK SC"/>
+            <w:r>
+              <w:rPr>
+                <w:rFonts w:ascii="Noto Sans SC" w:hAnsi="Noto Sans SC" w:eastAsia="Noto Sans SC"/>
+              </w:rPr>
+            </w:r>
+            <w:r>
+              <w:rPr>
+                <w:rFonts w:ascii="Noto Sans SC" w:hAnsi="Noto Sans SC" w:eastAsia="Noto Sans SC"/>
                 <w:b w:val="0"/>
                 <w:sz w:val="17"/>
               </w:rPr>
@@ -1602,10 +1970,14 @@
             <w:vAlign w:val="center"/>
           </w:tcPr>
           <w:p>
-            <w:r/>
-            <w:r>
-              <w:rPr>
-                <w:rFonts w:ascii="Noto Sans CJK SC" w:hAnsi="Noto Sans CJK SC" w:eastAsia="Noto Sans CJK SC"/>
+            <w:r>
+              <w:rPr>
+                <w:rFonts w:ascii="Noto Sans SC" w:hAnsi="Noto Sans SC" w:eastAsia="Noto Sans SC"/>
+              </w:rPr>
+            </w:r>
+            <w:r>
+              <w:rPr>
+                <w:rFonts w:ascii="Noto Sans SC" w:hAnsi="Noto Sans SC" w:eastAsia="Noto Sans SC"/>
                 <w:b w:val="0"/>
                 <w:sz w:val="17"/>
               </w:rPr>
@@ -1621,10 +1993,14 @@
             <w:vAlign w:val="center"/>
           </w:tcPr>
           <w:p>
-            <w:r/>
-            <w:r>
-              <w:rPr>
-                <w:rFonts w:ascii="Noto Sans CJK SC" w:hAnsi="Noto Sans CJK SC" w:eastAsia="Noto Sans CJK SC"/>
+            <w:r>
+              <w:rPr>
+                <w:rFonts w:ascii="Noto Sans SC" w:hAnsi="Noto Sans SC" w:eastAsia="Noto Sans SC"/>
+              </w:rPr>
+            </w:r>
+            <w:r>
+              <w:rPr>
+                <w:rFonts w:ascii="Noto Sans SC" w:hAnsi="Noto Sans SC" w:eastAsia="Noto Sans SC"/>
                 <w:b w:val="0"/>
                 <w:sz w:val="17"/>
               </w:rPr>
@@ -1638,10 +2014,14 @@
             <w:vAlign w:val="center"/>
           </w:tcPr>
           <w:p>
-            <w:r/>
-            <w:r>
-              <w:rPr>
-                <w:rFonts w:ascii="Noto Sans CJK SC" w:hAnsi="Noto Sans CJK SC" w:eastAsia="Noto Sans CJK SC"/>
+            <w:r>
+              <w:rPr>
+                <w:rFonts w:ascii="Noto Sans SC" w:hAnsi="Noto Sans SC" w:eastAsia="Noto Sans SC"/>
+              </w:rPr>
+            </w:r>
+            <w:r>
+              <w:rPr>
+                <w:rFonts w:ascii="Noto Sans SC" w:hAnsi="Noto Sans SC" w:eastAsia="Noto Sans SC"/>
                 <w:b w:val="0"/>
                 <w:sz w:val="17"/>
               </w:rPr>
@@ -1655,10 +2035,14 @@
             <w:vAlign w:val="center"/>
           </w:tcPr>
           <w:p>
-            <w:r/>
-            <w:r>
-              <w:rPr>
-                <w:rFonts w:ascii="Noto Sans CJK SC" w:hAnsi="Noto Sans CJK SC" w:eastAsia="Noto Sans CJK SC"/>
+            <w:r>
+              <w:rPr>
+                <w:rFonts w:ascii="Noto Sans SC" w:hAnsi="Noto Sans SC" w:eastAsia="Noto Sans SC"/>
+              </w:rPr>
+            </w:r>
+            <w:r>
+              <w:rPr>
+                <w:rFonts w:ascii="Noto Sans SC" w:hAnsi="Noto Sans SC" w:eastAsia="Noto Sans SC"/>
                 <w:b w:val="0"/>
                 <w:sz w:val="17"/>
               </w:rPr>
@@ -1674,10 +2058,14 @@
             <w:vAlign w:val="center"/>
           </w:tcPr>
           <w:p>
-            <w:r/>
-            <w:r>
-              <w:rPr>
-                <w:rFonts w:ascii="Noto Sans CJK SC" w:hAnsi="Noto Sans CJK SC" w:eastAsia="Noto Sans CJK SC"/>
+            <w:r>
+              <w:rPr>
+                <w:rFonts w:ascii="Noto Sans SC" w:hAnsi="Noto Sans SC" w:eastAsia="Noto Sans SC"/>
+              </w:rPr>
+            </w:r>
+            <w:r>
+              <w:rPr>
+                <w:rFonts w:ascii="Noto Sans SC" w:hAnsi="Noto Sans SC" w:eastAsia="Noto Sans SC"/>
                 <w:b w:val="0"/>
                 <w:sz w:val="17"/>
               </w:rPr>
@@ -1691,10 +2079,14 @@
             <w:vAlign w:val="center"/>
           </w:tcPr>
           <w:p>
-            <w:r/>
-            <w:r>
-              <w:rPr>
-                <w:rFonts w:ascii="Noto Sans CJK SC" w:hAnsi="Noto Sans CJK SC" w:eastAsia="Noto Sans CJK SC"/>
+            <w:r>
+              <w:rPr>
+                <w:rFonts w:ascii="Noto Sans SC" w:hAnsi="Noto Sans SC" w:eastAsia="Noto Sans SC"/>
+              </w:rPr>
+            </w:r>
+            <w:r>
+              <w:rPr>
+                <w:rFonts w:ascii="Noto Sans SC" w:hAnsi="Noto Sans SC" w:eastAsia="Noto Sans SC"/>
                 <w:b w:val="0"/>
                 <w:sz w:val="17"/>
               </w:rPr>
@@ -1708,10 +2100,14 @@
             <w:vAlign w:val="center"/>
           </w:tcPr>
           <w:p>
-            <w:r/>
-            <w:r>
-              <w:rPr>
-                <w:rFonts w:ascii="Noto Sans CJK SC" w:hAnsi="Noto Sans CJK SC" w:eastAsia="Noto Sans CJK SC"/>
+            <w:r>
+              <w:rPr>
+                <w:rFonts w:ascii="Noto Sans SC" w:hAnsi="Noto Sans SC" w:eastAsia="Noto Sans SC"/>
+              </w:rPr>
+            </w:r>
+            <w:r>
+              <w:rPr>
+                <w:rFonts w:ascii="Noto Sans SC" w:hAnsi="Noto Sans SC" w:eastAsia="Noto Sans SC"/>
                 <w:b w:val="0"/>
                 <w:sz w:val="17"/>
               </w:rPr>
@@ -1727,10 +2123,14 @@
             <w:vAlign w:val="center"/>
           </w:tcPr>
           <w:p>
-            <w:r/>
-            <w:r>
-              <w:rPr>
-                <w:rFonts w:ascii="Noto Sans CJK SC" w:hAnsi="Noto Sans CJK SC" w:eastAsia="Noto Sans CJK SC"/>
+            <w:r>
+              <w:rPr>
+                <w:rFonts w:ascii="Noto Sans SC" w:hAnsi="Noto Sans SC" w:eastAsia="Noto Sans SC"/>
+              </w:rPr>
+            </w:r>
+            <w:r>
+              <w:rPr>
+                <w:rFonts w:ascii="Noto Sans SC" w:hAnsi="Noto Sans SC" w:eastAsia="Noto Sans SC"/>
                 <w:b w:val="0"/>
                 <w:sz w:val="17"/>
               </w:rPr>
@@ -1744,10 +2144,14 @@
             <w:vAlign w:val="center"/>
           </w:tcPr>
           <w:p>
-            <w:r/>
-            <w:r>
-              <w:rPr>
-                <w:rFonts w:ascii="Noto Sans CJK SC" w:hAnsi="Noto Sans CJK SC" w:eastAsia="Noto Sans CJK SC"/>
+            <w:r>
+              <w:rPr>
+                <w:rFonts w:ascii="Noto Sans SC" w:hAnsi="Noto Sans SC" w:eastAsia="Noto Sans SC"/>
+              </w:rPr>
+            </w:r>
+            <w:r>
+              <w:rPr>
+                <w:rFonts w:ascii="Noto Sans SC" w:hAnsi="Noto Sans SC" w:eastAsia="Noto Sans SC"/>
                 <w:b w:val="0"/>
                 <w:sz w:val="17"/>
               </w:rPr>
@@ -1761,10 +2165,14 @@
             <w:vAlign w:val="center"/>
           </w:tcPr>
           <w:p>
-            <w:r/>
-            <w:r>
-              <w:rPr>
-                <w:rFonts w:ascii="Noto Sans CJK SC" w:hAnsi="Noto Sans CJK SC" w:eastAsia="Noto Sans CJK SC"/>
+            <w:r>
+              <w:rPr>
+                <w:rFonts w:ascii="Noto Sans SC" w:hAnsi="Noto Sans SC" w:eastAsia="Noto Sans SC"/>
+              </w:rPr>
+            </w:r>
+            <w:r>
+              <w:rPr>
+                <w:rFonts w:ascii="Noto Sans SC" w:hAnsi="Noto Sans SC" w:eastAsia="Noto Sans SC"/>
                 <w:b w:val="0"/>
                 <w:sz w:val="17"/>
               </w:rPr>
@@ -1780,10 +2188,14 @@
             <w:vAlign w:val="center"/>
           </w:tcPr>
           <w:p>
-            <w:r/>
-            <w:r>
-              <w:rPr>
-                <w:rFonts w:ascii="Noto Sans CJK SC" w:hAnsi="Noto Sans CJK SC" w:eastAsia="Noto Sans CJK SC"/>
+            <w:r>
+              <w:rPr>
+                <w:rFonts w:ascii="Noto Sans SC" w:hAnsi="Noto Sans SC" w:eastAsia="Noto Sans SC"/>
+              </w:rPr>
+            </w:r>
+            <w:r>
+              <w:rPr>
+                <w:rFonts w:ascii="Noto Sans SC" w:hAnsi="Noto Sans SC" w:eastAsia="Noto Sans SC"/>
                 <w:b w:val="0"/>
                 <w:sz w:val="17"/>
               </w:rPr>
@@ -1797,10 +2209,14 @@
             <w:vAlign w:val="center"/>
           </w:tcPr>
           <w:p>
-            <w:r/>
-            <w:r>
-              <w:rPr>
-                <w:rFonts w:ascii="Noto Sans CJK SC" w:hAnsi="Noto Sans CJK SC" w:eastAsia="Noto Sans CJK SC"/>
+            <w:r>
+              <w:rPr>
+                <w:rFonts w:ascii="Noto Sans SC" w:hAnsi="Noto Sans SC" w:eastAsia="Noto Sans SC"/>
+              </w:rPr>
+            </w:r>
+            <w:r>
+              <w:rPr>
+                <w:rFonts w:ascii="Noto Sans SC" w:hAnsi="Noto Sans SC" w:eastAsia="Noto Sans SC"/>
                 <w:b w:val="0"/>
                 <w:sz w:val="17"/>
               </w:rPr>
@@ -1814,10 +2230,14 @@
             <w:vAlign w:val="center"/>
           </w:tcPr>
           <w:p>
-            <w:r/>
-            <w:r>
-              <w:rPr>
-                <w:rFonts w:ascii="Noto Sans CJK SC" w:hAnsi="Noto Sans CJK SC" w:eastAsia="Noto Sans CJK SC"/>
+            <w:r>
+              <w:rPr>
+                <w:rFonts w:ascii="Noto Sans SC" w:hAnsi="Noto Sans SC" w:eastAsia="Noto Sans SC"/>
+              </w:rPr>
+            </w:r>
+            <w:r>
+              <w:rPr>
+                <w:rFonts w:ascii="Noto Sans SC" w:hAnsi="Noto Sans SC" w:eastAsia="Noto Sans SC"/>
                 <w:b w:val="0"/>
                 <w:sz w:val="17"/>
               </w:rPr>
@@ -1833,10 +2253,14 @@
             <w:vAlign w:val="center"/>
           </w:tcPr>
           <w:p>
-            <w:r/>
-            <w:r>
-              <w:rPr>
-                <w:rFonts w:ascii="Noto Sans CJK SC" w:hAnsi="Noto Sans CJK SC" w:eastAsia="Noto Sans CJK SC"/>
+            <w:r>
+              <w:rPr>
+                <w:rFonts w:ascii="Noto Sans SC" w:hAnsi="Noto Sans SC" w:eastAsia="Noto Sans SC"/>
+              </w:rPr>
+            </w:r>
+            <w:r>
+              <w:rPr>
+                <w:rFonts w:ascii="Noto Sans SC" w:hAnsi="Noto Sans SC" w:eastAsia="Noto Sans SC"/>
                 <w:b w:val="0"/>
                 <w:sz w:val="17"/>
               </w:rPr>
@@ -1850,10 +2274,14 @@
             <w:vAlign w:val="center"/>
           </w:tcPr>
           <w:p>
-            <w:r/>
-            <w:r>
-              <w:rPr>
-                <w:rFonts w:ascii="Noto Sans CJK SC" w:hAnsi="Noto Sans CJK SC" w:eastAsia="Noto Sans CJK SC"/>
+            <w:r>
+              <w:rPr>
+                <w:rFonts w:ascii="Noto Sans SC" w:hAnsi="Noto Sans SC" w:eastAsia="Noto Sans SC"/>
+              </w:rPr>
+            </w:r>
+            <w:r>
+              <w:rPr>
+                <w:rFonts w:ascii="Noto Sans SC" w:hAnsi="Noto Sans SC" w:eastAsia="Noto Sans SC"/>
                 <w:b w:val="0"/>
                 <w:sz w:val="17"/>
               </w:rPr>
@@ -1867,10 +2295,14 @@
             <w:vAlign w:val="center"/>
           </w:tcPr>
           <w:p>
-            <w:r/>
-            <w:r>
-              <w:rPr>
-                <w:rFonts w:ascii="Noto Sans CJK SC" w:hAnsi="Noto Sans CJK SC" w:eastAsia="Noto Sans CJK SC"/>
+            <w:r>
+              <w:rPr>
+                <w:rFonts w:ascii="Noto Sans SC" w:hAnsi="Noto Sans SC" w:eastAsia="Noto Sans SC"/>
+              </w:rPr>
+            </w:r>
+            <w:r>
+              <w:rPr>
+                <w:rFonts w:ascii="Noto Sans SC" w:hAnsi="Noto Sans SC" w:eastAsia="Noto Sans SC"/>
                 <w:b w:val="0"/>
                 <w:sz w:val="17"/>
               </w:rPr>
@@ -1886,10 +2318,14 @@
             <w:vAlign w:val="center"/>
           </w:tcPr>
           <w:p>
-            <w:r/>
-            <w:r>
-              <w:rPr>
-                <w:rFonts w:ascii="Noto Sans CJK SC" w:hAnsi="Noto Sans CJK SC" w:eastAsia="Noto Sans CJK SC"/>
+            <w:r>
+              <w:rPr>
+                <w:rFonts w:ascii="Noto Sans SC" w:hAnsi="Noto Sans SC" w:eastAsia="Noto Sans SC"/>
+              </w:rPr>
+            </w:r>
+            <w:r>
+              <w:rPr>
+                <w:rFonts w:ascii="Noto Sans SC" w:hAnsi="Noto Sans SC" w:eastAsia="Noto Sans SC"/>
                 <w:b w:val="0"/>
                 <w:sz w:val="17"/>
               </w:rPr>
@@ -1903,10 +2339,14 @@
             <w:vAlign w:val="center"/>
           </w:tcPr>
           <w:p>
-            <w:r/>
-            <w:r>
-              <w:rPr>
-                <w:rFonts w:ascii="Noto Sans CJK SC" w:hAnsi="Noto Sans CJK SC" w:eastAsia="Noto Sans CJK SC"/>
+            <w:r>
+              <w:rPr>
+                <w:rFonts w:ascii="Noto Sans SC" w:hAnsi="Noto Sans SC" w:eastAsia="Noto Sans SC"/>
+              </w:rPr>
+            </w:r>
+            <w:r>
+              <w:rPr>
+                <w:rFonts w:ascii="Noto Sans SC" w:hAnsi="Noto Sans SC" w:eastAsia="Noto Sans SC"/>
                 <w:b w:val="0"/>
                 <w:sz w:val="17"/>
               </w:rPr>
@@ -1920,10 +2360,14 @@
             <w:vAlign w:val="center"/>
           </w:tcPr>
           <w:p>
-            <w:r/>
-            <w:r>
-              <w:rPr>
-                <w:rFonts w:ascii="Noto Sans CJK SC" w:hAnsi="Noto Sans CJK SC" w:eastAsia="Noto Sans CJK SC"/>
+            <w:r>
+              <w:rPr>
+                <w:rFonts w:ascii="Noto Sans SC" w:hAnsi="Noto Sans SC" w:eastAsia="Noto Sans SC"/>
+              </w:rPr>
+            </w:r>
+            <w:r>
+              <w:rPr>
+                <w:rFonts w:ascii="Noto Sans SC" w:hAnsi="Noto Sans SC" w:eastAsia="Noto Sans SC"/>
                 <w:b w:val="0"/>
                 <w:sz w:val="17"/>
               </w:rPr>
@@ -1939,6 +2383,9 @@
         <w:pStyle w:val="Heading1"/>
       </w:pPr>
       <w:r>
+        <w:rPr>
+          <w:rFonts w:ascii="Noto Sans SC" w:hAnsi="Noto Sans SC" w:eastAsia="Noto Sans SC"/>
+        </w:rPr>
         <w:t>4. 后端完整开发基线</w:t>
       </w:r>
     </w:p>
@@ -1947,6 +2394,9 @@
         <w:pStyle w:val="Heading2"/>
       </w:pPr>
       <w:r>
+        <w:rPr>
+          <w:rFonts w:ascii="Noto Sans SC" w:hAnsi="Noto Sans SC" w:eastAsia="Noto Sans SC"/>
+        </w:rPr>
         <w:t>4.1 分层规则</w:t>
       </w:r>
     </w:p>
@@ -1955,6 +2405,9 @@
         <w:pStyle w:val="ListBullet"/>
       </w:pPr>
       <w:r>
+        <w:rPr>
+          <w:rFonts w:ascii="Noto Sans SC" w:hAnsi="Noto Sans SC" w:eastAsia="Noto Sans SC"/>
+        </w:rPr>
         <w:t>API 层：解析参数、挂载 Depends、返回 DTO；不直接修改多张业务表。</w:t>
       </w:r>
     </w:p>
@@ -1963,6 +2416,9 @@
         <w:pStyle w:val="ListBullet"/>
       </w:pPr>
       <w:r>
+        <w:rPr>
+          <w:rFonts w:ascii="Noto Sans SC" w:hAnsi="Noto Sans SC" w:eastAsia="Noto Sans SC"/>
+        </w:rPr>
         <w:t>Service 层：状态机、事务、跨表更新、审计、通知事件。</w:t>
       </w:r>
     </w:p>
@@ -1971,6 +2427,9 @@
         <w:pStyle w:val="ListBullet"/>
       </w:pPr>
       <w:r>
+        <w:rPr>
+          <w:rFonts w:ascii="Noto Sans SC" w:hAnsi="Noto Sans SC" w:eastAsia="Noto Sans SC"/>
+        </w:rPr>
         <w:t>Repository 层：查询、分页、数据范围过滤、revision 条件更新。</w:t>
       </w:r>
     </w:p>
@@ -1979,6 +2438,9 @@
         <w:pStyle w:val="ListBullet"/>
       </w:pPr>
       <w:r>
+        <w:rPr>
+          <w:rFonts w:ascii="Noto Sans SC" w:hAnsi="Noto Sans SC" w:eastAsia="Noto Sans SC"/>
+        </w:rPr>
         <w:t>Model 层：数据库实体；Schema 层：请求/响应模型。</w:t>
       </w:r>
     </w:p>
@@ -1987,6 +2449,9 @@
         <w:pStyle w:val="ListBullet"/>
       </w:pPr>
       <w:r>
+        <w:rPr>
+          <w:rFonts w:ascii="Noto Sans SC" w:hAnsi="Noto Sans SC" w:eastAsia="Noto Sans SC"/>
+        </w:rPr>
         <w:t>所有核心写操作都必须通过 Service，不允许在路由中绕过状态机。</w:t>
       </w:r>
     </w:p>
@@ -1995,6 +2460,9 @@
         <w:pStyle w:val="Heading2"/>
       </w:pPr>
       <w:r>
+        <w:rPr>
+          <w:rFonts w:ascii="Noto Sans SC" w:hAnsi="Noto Sans SC" w:eastAsia="Noto Sans SC"/>
+        </w:rPr>
         <w:t>4.2 Python / FastAPI 版本基线</w:t>
       </w:r>
     </w:p>
@@ -2017,10 +2485,14 @@
             <w:shd w:fill="EAF2FB"/>
           </w:tcPr>
           <w:p>
-            <w:r/>
-            <w:r>
-              <w:rPr>
-                <w:rFonts w:ascii="Noto Sans CJK SC" w:hAnsi="Noto Sans CJK SC" w:eastAsia="Noto Sans CJK SC"/>
+            <w:r>
+              <w:rPr>
+                <w:rFonts w:ascii="Noto Sans SC" w:hAnsi="Noto Sans SC" w:eastAsia="Noto Sans SC"/>
+              </w:rPr>
+            </w:r>
+            <w:r>
+              <w:rPr>
+                <w:rFonts w:ascii="Noto Sans SC" w:hAnsi="Noto Sans SC" w:eastAsia="Noto Sans SC"/>
                 <w:b/>
                 <w:color w:val="184775"/>
                 <w:sz w:val="18"/>
@@ -2036,10 +2508,14 @@
             <w:shd w:fill="EAF2FB"/>
           </w:tcPr>
           <w:p>
-            <w:r/>
-            <w:r>
-              <w:rPr>
-                <w:rFonts w:ascii="Noto Sans CJK SC" w:hAnsi="Noto Sans CJK SC" w:eastAsia="Noto Sans CJK SC"/>
+            <w:r>
+              <w:rPr>
+                <w:rFonts w:ascii="Noto Sans SC" w:hAnsi="Noto Sans SC" w:eastAsia="Noto Sans SC"/>
+              </w:rPr>
+            </w:r>
+            <w:r>
+              <w:rPr>
+                <w:rFonts w:ascii="Noto Sans SC" w:hAnsi="Noto Sans SC" w:eastAsia="Noto Sans SC"/>
                 <w:b/>
                 <w:color w:val="184775"/>
                 <w:sz w:val="18"/>
@@ -2056,10 +2532,14 @@
             <w:vAlign w:val="center"/>
           </w:tcPr>
           <w:p>
-            <w:r/>
-            <w:r>
-              <w:rPr>
-                <w:rFonts w:ascii="Noto Sans CJK SC" w:hAnsi="Noto Sans CJK SC" w:eastAsia="Noto Sans CJK SC"/>
+            <w:r>
+              <w:rPr>
+                <w:rFonts w:ascii="Noto Sans SC" w:hAnsi="Noto Sans SC" w:eastAsia="Noto Sans SC"/>
+              </w:rPr>
+            </w:r>
+            <w:r>
+              <w:rPr>
+                <w:rFonts w:ascii="Noto Sans SC" w:hAnsi="Noto Sans SC" w:eastAsia="Noto Sans SC"/>
                 <w:b w:val="0"/>
                 <w:sz w:val="17"/>
               </w:rPr>
@@ -2073,10 +2553,14 @@
             <w:vAlign w:val="center"/>
           </w:tcPr>
           <w:p>
-            <w:r/>
-            <w:r>
-              <w:rPr>
-                <w:rFonts w:ascii="Noto Sans CJK SC" w:hAnsi="Noto Sans CJK SC" w:eastAsia="Noto Sans CJK SC"/>
+            <w:r>
+              <w:rPr>
+                <w:rFonts w:ascii="Noto Sans SC" w:hAnsi="Noto Sans SC" w:eastAsia="Noto Sans SC"/>
+              </w:rPr>
+            </w:r>
+            <w:r>
+              <w:rPr>
+                <w:rFonts w:ascii="Noto Sans SC" w:hAnsi="Noto Sans SC" w:eastAsia="Noto Sans SC"/>
                 <w:b w:val="0"/>
                 <w:sz w:val="17"/>
               </w:rPr>
@@ -2092,10 +2576,14 @@
             <w:vAlign w:val="center"/>
           </w:tcPr>
           <w:p>
-            <w:r/>
-            <w:r>
-              <w:rPr>
-                <w:rFonts w:ascii="Noto Sans CJK SC" w:hAnsi="Noto Sans CJK SC" w:eastAsia="Noto Sans CJK SC"/>
+            <w:r>
+              <w:rPr>
+                <w:rFonts w:ascii="Noto Sans SC" w:hAnsi="Noto Sans SC" w:eastAsia="Noto Sans SC"/>
+              </w:rPr>
+            </w:r>
+            <w:r>
+              <w:rPr>
+                <w:rFonts w:ascii="Noto Sans SC" w:hAnsi="Noto Sans SC" w:eastAsia="Noto Sans SC"/>
                 <w:b w:val="0"/>
                 <w:sz w:val="17"/>
               </w:rPr>
@@ -2109,10 +2597,14 @@
             <w:vAlign w:val="center"/>
           </w:tcPr>
           <w:p>
-            <w:r/>
-            <w:r>
-              <w:rPr>
-                <w:rFonts w:ascii="Noto Sans CJK SC" w:hAnsi="Noto Sans CJK SC" w:eastAsia="Noto Sans CJK SC"/>
+            <w:r>
+              <w:rPr>
+                <w:rFonts w:ascii="Noto Sans SC" w:hAnsi="Noto Sans SC" w:eastAsia="Noto Sans SC"/>
+              </w:rPr>
+            </w:r>
+            <w:r>
+              <w:rPr>
+                <w:rFonts w:ascii="Noto Sans SC" w:hAnsi="Noto Sans SC" w:eastAsia="Noto Sans SC"/>
                 <w:b w:val="0"/>
                 <w:sz w:val="17"/>
               </w:rPr>
@@ -2128,10 +2620,14 @@
             <w:vAlign w:val="center"/>
           </w:tcPr>
           <w:p>
-            <w:r/>
-            <w:r>
-              <w:rPr>
-                <w:rFonts w:ascii="Noto Sans CJK SC" w:hAnsi="Noto Sans CJK SC" w:eastAsia="Noto Sans CJK SC"/>
+            <w:r>
+              <w:rPr>
+                <w:rFonts w:ascii="Noto Sans SC" w:hAnsi="Noto Sans SC" w:eastAsia="Noto Sans SC"/>
+              </w:rPr>
+            </w:r>
+            <w:r>
+              <w:rPr>
+                <w:rFonts w:ascii="Noto Sans SC" w:hAnsi="Noto Sans SC" w:eastAsia="Noto Sans SC"/>
                 <w:b w:val="0"/>
                 <w:sz w:val="17"/>
               </w:rPr>
@@ -2145,10 +2641,14 @@
             <w:vAlign w:val="center"/>
           </w:tcPr>
           <w:p>
-            <w:r/>
-            <w:r>
-              <w:rPr>
-                <w:rFonts w:ascii="Noto Sans CJK SC" w:hAnsi="Noto Sans CJK SC" w:eastAsia="Noto Sans CJK SC"/>
+            <w:r>
+              <w:rPr>
+                <w:rFonts w:ascii="Noto Sans SC" w:hAnsi="Noto Sans SC" w:eastAsia="Noto Sans SC"/>
+              </w:rPr>
+            </w:r>
+            <w:r>
+              <w:rPr>
+                <w:rFonts w:ascii="Noto Sans SC" w:hAnsi="Noto Sans SC" w:eastAsia="Noto Sans SC"/>
                 <w:b w:val="0"/>
                 <w:sz w:val="17"/>
               </w:rPr>
@@ -2164,10 +2664,14 @@
             <w:vAlign w:val="center"/>
           </w:tcPr>
           <w:p>
-            <w:r/>
-            <w:r>
-              <w:rPr>
-                <w:rFonts w:ascii="Noto Sans CJK SC" w:hAnsi="Noto Sans CJK SC" w:eastAsia="Noto Sans CJK SC"/>
+            <w:r>
+              <w:rPr>
+                <w:rFonts w:ascii="Noto Sans SC" w:hAnsi="Noto Sans SC" w:eastAsia="Noto Sans SC"/>
+              </w:rPr>
+            </w:r>
+            <w:r>
+              <w:rPr>
+                <w:rFonts w:ascii="Noto Sans SC" w:hAnsi="Noto Sans SC" w:eastAsia="Noto Sans SC"/>
                 <w:b w:val="0"/>
                 <w:sz w:val="17"/>
               </w:rPr>
@@ -2181,10 +2685,14 @@
             <w:vAlign w:val="center"/>
           </w:tcPr>
           <w:p>
-            <w:r/>
-            <w:r>
-              <w:rPr>
-                <w:rFonts w:ascii="Noto Sans CJK SC" w:hAnsi="Noto Sans CJK SC" w:eastAsia="Noto Sans CJK SC"/>
+            <w:r>
+              <w:rPr>
+                <w:rFonts w:ascii="Noto Sans SC" w:hAnsi="Noto Sans SC" w:eastAsia="Noto Sans SC"/>
+              </w:rPr>
+            </w:r>
+            <w:r>
+              <w:rPr>
+                <w:rFonts w:ascii="Noto Sans SC" w:hAnsi="Noto Sans SC" w:eastAsia="Noto Sans SC"/>
                 <w:b w:val="0"/>
                 <w:sz w:val="17"/>
               </w:rPr>
@@ -2200,10 +2708,14 @@
             <w:vAlign w:val="center"/>
           </w:tcPr>
           <w:p>
-            <w:r/>
-            <w:r>
-              <w:rPr>
-                <w:rFonts w:ascii="Noto Sans CJK SC" w:hAnsi="Noto Sans CJK SC" w:eastAsia="Noto Sans CJK SC"/>
+            <w:r>
+              <w:rPr>
+                <w:rFonts w:ascii="Noto Sans SC" w:hAnsi="Noto Sans SC" w:eastAsia="Noto Sans SC"/>
+              </w:rPr>
+            </w:r>
+            <w:r>
+              <w:rPr>
+                <w:rFonts w:ascii="Noto Sans SC" w:hAnsi="Noto Sans SC" w:eastAsia="Noto Sans SC"/>
                 <w:b w:val="0"/>
                 <w:sz w:val="17"/>
               </w:rPr>
@@ -2217,10 +2729,14 @@
             <w:vAlign w:val="center"/>
           </w:tcPr>
           <w:p>
-            <w:r/>
-            <w:r>
-              <w:rPr>
-                <w:rFonts w:ascii="Noto Sans CJK SC" w:hAnsi="Noto Sans CJK SC" w:eastAsia="Noto Sans CJK SC"/>
+            <w:r>
+              <w:rPr>
+                <w:rFonts w:ascii="Noto Sans SC" w:hAnsi="Noto Sans SC" w:eastAsia="Noto Sans SC"/>
+              </w:rPr>
+            </w:r>
+            <w:r>
+              <w:rPr>
+                <w:rFonts w:ascii="Noto Sans SC" w:hAnsi="Noto Sans SC" w:eastAsia="Noto Sans SC"/>
                 <w:b w:val="0"/>
                 <w:sz w:val="17"/>
               </w:rPr>
@@ -2236,10 +2752,14 @@
             <w:vAlign w:val="center"/>
           </w:tcPr>
           <w:p>
-            <w:r/>
-            <w:r>
-              <w:rPr>
-                <w:rFonts w:ascii="Noto Sans CJK SC" w:hAnsi="Noto Sans CJK SC" w:eastAsia="Noto Sans CJK SC"/>
+            <w:r>
+              <w:rPr>
+                <w:rFonts w:ascii="Noto Sans SC" w:hAnsi="Noto Sans SC" w:eastAsia="Noto Sans SC"/>
+              </w:rPr>
+            </w:r>
+            <w:r>
+              <w:rPr>
+                <w:rFonts w:ascii="Noto Sans SC" w:hAnsi="Noto Sans SC" w:eastAsia="Noto Sans SC"/>
                 <w:b w:val="0"/>
                 <w:sz w:val="17"/>
               </w:rPr>
@@ -2253,10 +2773,14 @@
             <w:vAlign w:val="center"/>
           </w:tcPr>
           <w:p>
-            <w:r/>
-            <w:r>
-              <w:rPr>
-                <w:rFonts w:ascii="Noto Sans CJK SC" w:hAnsi="Noto Sans CJK SC" w:eastAsia="Noto Sans CJK SC"/>
+            <w:r>
+              <w:rPr>
+                <w:rFonts w:ascii="Noto Sans SC" w:hAnsi="Noto Sans SC" w:eastAsia="Noto Sans SC"/>
+              </w:rPr>
+            </w:r>
+            <w:r>
+              <w:rPr>
+                <w:rFonts w:ascii="Noto Sans SC" w:hAnsi="Noto Sans SC" w:eastAsia="Noto Sans SC"/>
                 <w:b w:val="0"/>
                 <w:sz w:val="17"/>
               </w:rPr>
@@ -2272,10 +2796,14 @@
             <w:vAlign w:val="center"/>
           </w:tcPr>
           <w:p>
-            <w:r/>
-            <w:r>
-              <w:rPr>
-                <w:rFonts w:ascii="Noto Sans CJK SC" w:hAnsi="Noto Sans CJK SC" w:eastAsia="Noto Sans CJK SC"/>
+            <w:r>
+              <w:rPr>
+                <w:rFonts w:ascii="Noto Sans SC" w:hAnsi="Noto Sans SC" w:eastAsia="Noto Sans SC"/>
+              </w:rPr>
+            </w:r>
+            <w:r>
+              <w:rPr>
+                <w:rFonts w:ascii="Noto Sans SC" w:hAnsi="Noto Sans SC" w:eastAsia="Noto Sans SC"/>
                 <w:b w:val="0"/>
                 <w:sz w:val="17"/>
               </w:rPr>
@@ -2289,10 +2817,14 @@
             <w:vAlign w:val="center"/>
           </w:tcPr>
           <w:p>
-            <w:r/>
-            <w:r>
-              <w:rPr>
-                <w:rFonts w:ascii="Noto Sans CJK SC" w:hAnsi="Noto Sans CJK SC" w:eastAsia="Noto Sans CJK SC"/>
+            <w:r>
+              <w:rPr>
+                <w:rFonts w:ascii="Noto Sans SC" w:hAnsi="Noto Sans SC" w:eastAsia="Noto Sans SC"/>
+              </w:rPr>
+            </w:r>
+            <w:r>
+              <w:rPr>
+                <w:rFonts w:ascii="Noto Sans SC" w:hAnsi="Noto Sans SC" w:eastAsia="Noto Sans SC"/>
                 <w:b w:val="0"/>
                 <w:sz w:val="17"/>
               </w:rPr>
@@ -2308,10 +2840,14 @@
             <w:vAlign w:val="center"/>
           </w:tcPr>
           <w:p>
-            <w:r/>
-            <w:r>
-              <w:rPr>
-                <w:rFonts w:ascii="Noto Sans CJK SC" w:hAnsi="Noto Sans CJK SC" w:eastAsia="Noto Sans CJK SC"/>
+            <w:r>
+              <w:rPr>
+                <w:rFonts w:ascii="Noto Sans SC" w:hAnsi="Noto Sans SC" w:eastAsia="Noto Sans SC"/>
+              </w:rPr>
+            </w:r>
+            <w:r>
+              <w:rPr>
+                <w:rFonts w:ascii="Noto Sans SC" w:hAnsi="Noto Sans SC" w:eastAsia="Noto Sans SC"/>
                 <w:b w:val="0"/>
                 <w:sz w:val="17"/>
               </w:rPr>
@@ -2325,10 +2861,14 @@
             <w:vAlign w:val="center"/>
           </w:tcPr>
           <w:p>
-            <w:r/>
-            <w:r>
-              <w:rPr>
-                <w:rFonts w:ascii="Noto Sans CJK SC" w:hAnsi="Noto Sans CJK SC" w:eastAsia="Noto Sans CJK SC"/>
+            <w:r>
+              <w:rPr>
+                <w:rFonts w:ascii="Noto Sans SC" w:hAnsi="Noto Sans SC" w:eastAsia="Noto Sans SC"/>
+              </w:rPr>
+            </w:r>
+            <w:r>
+              <w:rPr>
+                <w:rFonts w:ascii="Noto Sans SC" w:hAnsi="Noto Sans SC" w:eastAsia="Noto Sans SC"/>
                 <w:b w:val="0"/>
                 <w:sz w:val="17"/>
               </w:rPr>
@@ -2344,10 +2884,14 @@
             <w:vAlign w:val="center"/>
           </w:tcPr>
           <w:p>
-            <w:r/>
-            <w:r>
-              <w:rPr>
-                <w:rFonts w:ascii="Noto Sans CJK SC" w:hAnsi="Noto Sans CJK SC" w:eastAsia="Noto Sans CJK SC"/>
+            <w:r>
+              <w:rPr>
+                <w:rFonts w:ascii="Noto Sans SC" w:hAnsi="Noto Sans SC" w:eastAsia="Noto Sans SC"/>
+              </w:rPr>
+            </w:r>
+            <w:r>
+              <w:rPr>
+                <w:rFonts w:ascii="Noto Sans SC" w:hAnsi="Noto Sans SC" w:eastAsia="Noto Sans SC"/>
                 <w:b w:val="0"/>
                 <w:sz w:val="17"/>
               </w:rPr>
@@ -2361,10 +2905,14 @@
             <w:vAlign w:val="center"/>
           </w:tcPr>
           <w:p>
-            <w:r/>
-            <w:r>
-              <w:rPr>
-                <w:rFonts w:ascii="Noto Sans CJK SC" w:hAnsi="Noto Sans CJK SC" w:eastAsia="Noto Sans CJK SC"/>
+            <w:r>
+              <w:rPr>
+                <w:rFonts w:ascii="Noto Sans SC" w:hAnsi="Noto Sans SC" w:eastAsia="Noto Sans SC"/>
+              </w:rPr>
+            </w:r>
+            <w:r>
+              <w:rPr>
+                <w:rFonts w:ascii="Noto Sans SC" w:hAnsi="Noto Sans SC" w:eastAsia="Noto Sans SC"/>
                 <w:b w:val="0"/>
                 <w:sz w:val="17"/>
               </w:rPr>
@@ -2380,10 +2928,14 @@
             <w:vAlign w:val="center"/>
           </w:tcPr>
           <w:p>
-            <w:r/>
-            <w:r>
-              <w:rPr>
-                <w:rFonts w:ascii="Noto Sans CJK SC" w:hAnsi="Noto Sans CJK SC" w:eastAsia="Noto Sans CJK SC"/>
+            <w:r>
+              <w:rPr>
+                <w:rFonts w:ascii="Noto Sans SC" w:hAnsi="Noto Sans SC" w:eastAsia="Noto Sans SC"/>
+              </w:rPr>
+            </w:r>
+            <w:r>
+              <w:rPr>
+                <w:rFonts w:ascii="Noto Sans SC" w:hAnsi="Noto Sans SC" w:eastAsia="Noto Sans SC"/>
                 <w:b w:val="0"/>
                 <w:sz w:val="17"/>
               </w:rPr>
@@ -2397,10 +2949,14 @@
             <w:vAlign w:val="center"/>
           </w:tcPr>
           <w:p>
-            <w:r/>
-            <w:r>
-              <w:rPr>
-                <w:rFonts w:ascii="Noto Sans CJK SC" w:hAnsi="Noto Sans CJK SC" w:eastAsia="Noto Sans CJK SC"/>
+            <w:r>
+              <w:rPr>
+                <w:rFonts w:ascii="Noto Sans SC" w:hAnsi="Noto Sans SC" w:eastAsia="Noto Sans SC"/>
+              </w:rPr>
+            </w:r>
+            <w:r>
+              <w:rPr>
+                <w:rFonts w:ascii="Noto Sans SC" w:hAnsi="Noto Sans SC" w:eastAsia="Noto Sans SC"/>
                 <w:b w:val="0"/>
                 <w:sz w:val="17"/>
               </w:rPr>
@@ -2416,6 +2972,9 @@
         <w:pStyle w:val="Heading2"/>
       </w:pPr>
       <w:r>
+        <w:rPr>
+          <w:rFonts w:ascii="Noto Sans SC" w:hAnsi="Noto Sans SC" w:eastAsia="Noto Sans SC"/>
+        </w:rPr>
         <w:t>4.3 关键后端实现已经进入骨架</w:t>
       </w:r>
     </w:p>
@@ -2424,6 +2983,9 @@
         <w:pStyle w:val="ListBullet"/>
       </w:pPr>
       <w:r>
+        <w:rPr>
+          <w:rFonts w:ascii="Noto Sans SC" w:hAnsi="Noto Sans SC" w:eastAsia="Noto Sans SC"/>
+        </w:rPr>
         <w:t>AuthService：用户名密码认证、Access/Refresh Token。</w:t>
       </w:r>
     </w:p>
@@ -2432,6 +2994,9 @@
         <w:pStyle w:val="ListBullet"/>
       </w:pPr>
       <w:r>
+        <w:rPr>
+          <w:rFonts w:ascii="Noto Sans SC" w:hAnsi="Noto Sans SC" w:eastAsia="Noto Sans SC"/>
+        </w:rPr>
         <w:t>FeedbackService：提交、revision 编辑、反馈转正式需求事务。</w:t>
       </w:r>
     </w:p>
@@ -2440,6 +3005,9 @@
         <w:pStyle w:val="ListBullet"/>
       </w:pPr>
       <w:r>
+        <w:rPr>
+          <w:rFonts w:ascii="Noto Sans SC" w:hAnsi="Noto Sans SC" w:eastAsia="Noto Sans SC"/>
+        </w:rPr>
         <w:t>RequirementService：直接创建、编辑、状态机、跨版本迁移。</w:t>
       </w:r>
     </w:p>
@@ -2448,6 +3016,9 @@
         <w:pStyle w:val="ListBullet"/>
       </w:pPr>
       <w:r>
+        <w:rPr>
+          <w:rFonts w:ascii="Noto Sans SC" w:hAnsi="Noto Sans SC" w:eastAsia="Noto Sans SC"/>
+        </w:rPr>
         <w:t>VersionService：版本创建/状态流转/发布事务，发布后同步需求与反馈上线。</w:t>
       </w:r>
     </w:p>
@@ -2456,6 +3027,9 @@
         <w:pStyle w:val="ListBullet"/>
       </w:pPr>
       <w:r>
+        <w:rPr>
+          <w:rFonts w:ascii="Noto Sans SC" w:hAnsi="Noto Sans SC" w:eastAsia="Noto Sans SC"/>
+        </w:rPr>
         <w:t>EditingService：Redis 维护“正在编辑”提示，不做强排他锁。</w:t>
       </w:r>
     </w:p>
@@ -2464,6 +3038,9 @@
         <w:pStyle w:val="ListBullet"/>
       </w:pPr>
       <w:r>
+        <w:rPr>
+          <w:rFonts w:ascii="Noto Sans SC" w:hAnsi="Noto Sans SC" w:eastAsia="Noto Sans SC"/>
+        </w:rPr>
         <w:t>AuditService：关键实体变化写 OperationLog。</w:t>
       </w:r>
     </w:p>
@@ -2472,11 +3049,17 @@
         <w:pStyle w:val="Heading1"/>
       </w:pPr>
       <w:r>
+        <w:rPr>
+          <w:rFonts w:ascii="Noto Sans SC" w:hAnsi="Noto Sans SC" w:eastAsia="Noto Sans SC"/>
+        </w:rPr>
         <w:t>5. 数据库与 Alembic 迁移基线</w:t>
       </w:r>
     </w:p>
     <w:p>
       <w:r>
+        <w:rPr>
+          <w:rFonts w:ascii="Noto Sans SC" w:hAnsi="Noto Sans SC" w:eastAsia="Noto Sans SC"/>
+        </w:rPr>
         <w:t>核心数据采用 PostgreSQL。V1.5 项目骨架已包含 Alembic 初始化 migration，后续任何表结构变化必须新增 migration，不允许直接在线上手改表结构。</w:t>
       </w:r>
     </w:p>
@@ -2500,10 +3083,14 @@
             <w:shd w:fill="EAF2FB"/>
           </w:tcPr>
           <w:p>
-            <w:r/>
-            <w:r>
-              <w:rPr>
-                <w:rFonts w:ascii="Noto Sans CJK SC" w:hAnsi="Noto Sans CJK SC" w:eastAsia="Noto Sans CJK SC"/>
+            <w:r>
+              <w:rPr>
+                <w:rFonts w:ascii="Noto Sans SC" w:hAnsi="Noto Sans SC" w:eastAsia="Noto Sans SC"/>
+              </w:rPr>
+            </w:r>
+            <w:r>
+              <w:rPr>
+                <w:rFonts w:ascii="Noto Sans SC" w:hAnsi="Noto Sans SC" w:eastAsia="Noto Sans SC"/>
                 <w:b/>
                 <w:color w:val="184775"/>
                 <w:sz w:val="18"/>
@@ -2519,10 +3106,14 @@
             <w:shd w:fill="EAF2FB"/>
           </w:tcPr>
           <w:p>
-            <w:r/>
-            <w:r>
-              <w:rPr>
-                <w:rFonts w:ascii="Noto Sans CJK SC" w:hAnsi="Noto Sans CJK SC" w:eastAsia="Noto Sans CJK SC"/>
+            <w:r>
+              <w:rPr>
+                <w:rFonts w:ascii="Noto Sans SC" w:hAnsi="Noto Sans SC" w:eastAsia="Noto Sans SC"/>
+              </w:rPr>
+            </w:r>
+            <w:r>
+              <w:rPr>
+                <w:rFonts w:ascii="Noto Sans SC" w:hAnsi="Noto Sans SC" w:eastAsia="Noto Sans SC"/>
                 <w:b/>
                 <w:color w:val="184775"/>
                 <w:sz w:val="18"/>
@@ -2538,10 +3129,14 @@
             <w:shd w:fill="EAF2FB"/>
           </w:tcPr>
           <w:p>
-            <w:r/>
-            <w:r>
-              <w:rPr>
-                <w:rFonts w:ascii="Noto Sans CJK SC" w:hAnsi="Noto Sans CJK SC" w:eastAsia="Noto Sans CJK SC"/>
+            <w:r>
+              <w:rPr>
+                <w:rFonts w:ascii="Noto Sans SC" w:hAnsi="Noto Sans SC" w:eastAsia="Noto Sans SC"/>
+              </w:rPr>
+            </w:r>
+            <w:r>
+              <w:rPr>
+                <w:rFonts w:ascii="Noto Sans SC" w:hAnsi="Noto Sans SC" w:eastAsia="Noto Sans SC"/>
                 <w:b/>
                 <w:color w:val="184775"/>
                 <w:sz w:val="18"/>
@@ -2558,10 +3153,14 @@
             <w:vAlign w:val="center"/>
           </w:tcPr>
           <w:p>
-            <w:r/>
-            <w:r>
-              <w:rPr>
-                <w:rFonts w:ascii="Noto Sans CJK SC" w:hAnsi="Noto Sans CJK SC" w:eastAsia="Noto Sans CJK SC"/>
+            <w:r>
+              <w:rPr>
+                <w:rFonts w:ascii="Noto Sans SC" w:hAnsi="Noto Sans SC" w:eastAsia="Noto Sans SC"/>
+              </w:rPr>
+            </w:r>
+            <w:r>
+              <w:rPr>
+                <w:rFonts w:ascii="Noto Sans SC" w:hAnsi="Noto Sans SC" w:eastAsia="Noto Sans SC"/>
                 <w:b w:val="0"/>
                 <w:sz w:val="17"/>
               </w:rPr>
@@ -2575,10 +3174,14 @@
             <w:vAlign w:val="center"/>
           </w:tcPr>
           <w:p>
-            <w:r/>
-            <w:r>
-              <w:rPr>
-                <w:rFonts w:ascii="Noto Sans CJK SC" w:hAnsi="Noto Sans CJK SC" w:eastAsia="Noto Sans CJK SC"/>
+            <w:r>
+              <w:rPr>
+                <w:rFonts w:ascii="Noto Sans SC" w:hAnsi="Noto Sans SC" w:eastAsia="Noto Sans SC"/>
+              </w:rPr>
+            </w:r>
+            <w:r>
+              <w:rPr>
+                <w:rFonts w:ascii="Noto Sans SC" w:hAnsi="Noto Sans SC" w:eastAsia="Noto Sans SC"/>
                 <w:b w:val="0"/>
                 <w:sz w:val="17"/>
               </w:rPr>
@@ -2592,10 +3195,14 @@
             <w:vAlign w:val="center"/>
           </w:tcPr>
           <w:p>
-            <w:r/>
-            <w:r>
-              <w:rPr>
-                <w:rFonts w:ascii="Noto Sans CJK SC" w:hAnsi="Noto Sans CJK SC" w:eastAsia="Noto Sans CJK SC"/>
+            <w:r>
+              <w:rPr>
+                <w:rFonts w:ascii="Noto Sans SC" w:hAnsi="Noto Sans SC" w:eastAsia="Noto Sans SC"/>
+              </w:rPr>
+            </w:r>
+            <w:r>
+              <w:rPr>
+                <w:rFonts w:ascii="Noto Sans SC" w:hAnsi="Noto Sans SC" w:eastAsia="Noto Sans SC"/>
                 <w:b w:val="0"/>
                 <w:sz w:val="17"/>
               </w:rPr>
@@ -2611,10 +3218,14 @@
             <w:vAlign w:val="center"/>
           </w:tcPr>
           <w:p>
-            <w:r/>
-            <w:r>
-              <w:rPr>
-                <w:rFonts w:ascii="Noto Sans CJK SC" w:hAnsi="Noto Sans CJK SC" w:eastAsia="Noto Sans CJK SC"/>
+            <w:r>
+              <w:rPr>
+                <w:rFonts w:ascii="Noto Sans SC" w:hAnsi="Noto Sans SC" w:eastAsia="Noto Sans SC"/>
+              </w:rPr>
+            </w:r>
+            <w:r>
+              <w:rPr>
+                <w:rFonts w:ascii="Noto Sans SC" w:hAnsi="Noto Sans SC" w:eastAsia="Noto Sans SC"/>
                 <w:b w:val="0"/>
                 <w:sz w:val="17"/>
               </w:rPr>
@@ -2628,10 +3239,14 @@
             <w:vAlign w:val="center"/>
           </w:tcPr>
           <w:p>
-            <w:r/>
-            <w:r>
-              <w:rPr>
-                <w:rFonts w:ascii="Noto Sans CJK SC" w:hAnsi="Noto Sans CJK SC" w:eastAsia="Noto Sans CJK SC"/>
+            <w:r>
+              <w:rPr>
+                <w:rFonts w:ascii="Noto Sans SC" w:hAnsi="Noto Sans SC" w:eastAsia="Noto Sans SC"/>
+              </w:rPr>
+            </w:r>
+            <w:r>
+              <w:rPr>
+                <w:rFonts w:ascii="Noto Sans SC" w:hAnsi="Noto Sans SC" w:eastAsia="Noto Sans SC"/>
                 <w:b w:val="0"/>
                 <w:sz w:val="17"/>
               </w:rPr>
@@ -2645,10 +3260,14 @@
             <w:vAlign w:val="center"/>
           </w:tcPr>
           <w:p>
-            <w:r/>
-            <w:r>
-              <w:rPr>
-                <w:rFonts w:ascii="Noto Sans CJK SC" w:hAnsi="Noto Sans CJK SC" w:eastAsia="Noto Sans CJK SC"/>
+            <w:r>
+              <w:rPr>
+                <w:rFonts w:ascii="Noto Sans SC" w:hAnsi="Noto Sans SC" w:eastAsia="Noto Sans SC"/>
+              </w:rPr>
+            </w:r>
+            <w:r>
+              <w:rPr>
+                <w:rFonts w:ascii="Noto Sans SC" w:hAnsi="Noto Sans SC" w:eastAsia="Noto Sans SC"/>
                 <w:b w:val="0"/>
                 <w:sz w:val="17"/>
               </w:rPr>
@@ -2664,10 +3283,14 @@
             <w:vAlign w:val="center"/>
           </w:tcPr>
           <w:p>
-            <w:r/>
-            <w:r>
-              <w:rPr>
-                <w:rFonts w:ascii="Noto Sans CJK SC" w:hAnsi="Noto Sans CJK SC" w:eastAsia="Noto Sans CJK SC"/>
+            <w:r>
+              <w:rPr>
+                <w:rFonts w:ascii="Noto Sans SC" w:hAnsi="Noto Sans SC" w:eastAsia="Noto Sans SC"/>
+              </w:rPr>
+            </w:r>
+            <w:r>
+              <w:rPr>
+                <w:rFonts w:ascii="Noto Sans SC" w:hAnsi="Noto Sans SC" w:eastAsia="Noto Sans SC"/>
                 <w:b w:val="0"/>
                 <w:sz w:val="17"/>
               </w:rPr>
@@ -2681,10 +3304,14 @@
             <w:vAlign w:val="center"/>
           </w:tcPr>
           <w:p>
-            <w:r/>
-            <w:r>
-              <w:rPr>
-                <w:rFonts w:ascii="Noto Sans CJK SC" w:hAnsi="Noto Sans CJK SC" w:eastAsia="Noto Sans CJK SC"/>
+            <w:r>
+              <w:rPr>
+                <w:rFonts w:ascii="Noto Sans SC" w:hAnsi="Noto Sans SC" w:eastAsia="Noto Sans SC"/>
+              </w:rPr>
+            </w:r>
+            <w:r>
+              <w:rPr>
+                <w:rFonts w:ascii="Noto Sans SC" w:hAnsi="Noto Sans SC" w:eastAsia="Noto Sans SC"/>
                 <w:b w:val="0"/>
                 <w:sz w:val="17"/>
               </w:rPr>
@@ -2698,10 +3325,14 @@
             <w:vAlign w:val="center"/>
           </w:tcPr>
           <w:p>
-            <w:r/>
-            <w:r>
-              <w:rPr>
-                <w:rFonts w:ascii="Noto Sans CJK SC" w:hAnsi="Noto Sans CJK SC" w:eastAsia="Noto Sans CJK SC"/>
+            <w:r>
+              <w:rPr>
+                <w:rFonts w:ascii="Noto Sans SC" w:hAnsi="Noto Sans SC" w:eastAsia="Noto Sans SC"/>
+              </w:rPr>
+            </w:r>
+            <w:r>
+              <w:rPr>
+                <w:rFonts w:ascii="Noto Sans SC" w:hAnsi="Noto Sans SC" w:eastAsia="Noto Sans SC"/>
                 <w:b w:val="0"/>
                 <w:sz w:val="17"/>
               </w:rPr>
@@ -2717,10 +3348,14 @@
             <w:vAlign w:val="center"/>
           </w:tcPr>
           <w:p>
-            <w:r/>
-            <w:r>
-              <w:rPr>
-                <w:rFonts w:ascii="Noto Sans CJK SC" w:hAnsi="Noto Sans CJK SC" w:eastAsia="Noto Sans CJK SC"/>
+            <w:r>
+              <w:rPr>
+                <w:rFonts w:ascii="Noto Sans SC" w:hAnsi="Noto Sans SC" w:eastAsia="Noto Sans SC"/>
+              </w:rPr>
+            </w:r>
+            <w:r>
+              <w:rPr>
+                <w:rFonts w:ascii="Noto Sans SC" w:hAnsi="Noto Sans SC" w:eastAsia="Noto Sans SC"/>
                 <w:b w:val="0"/>
                 <w:sz w:val="17"/>
               </w:rPr>
@@ -2734,10 +3369,14 @@
             <w:vAlign w:val="center"/>
           </w:tcPr>
           <w:p>
-            <w:r/>
-            <w:r>
-              <w:rPr>
-                <w:rFonts w:ascii="Noto Sans CJK SC" w:hAnsi="Noto Sans CJK SC" w:eastAsia="Noto Sans CJK SC"/>
+            <w:r>
+              <w:rPr>
+                <w:rFonts w:ascii="Noto Sans SC" w:hAnsi="Noto Sans SC" w:eastAsia="Noto Sans SC"/>
+              </w:rPr>
+            </w:r>
+            <w:r>
+              <w:rPr>
+                <w:rFonts w:ascii="Noto Sans SC" w:hAnsi="Noto Sans SC" w:eastAsia="Noto Sans SC"/>
                 <w:b w:val="0"/>
                 <w:sz w:val="17"/>
               </w:rPr>
@@ -2751,10 +3390,14 @@
             <w:vAlign w:val="center"/>
           </w:tcPr>
           <w:p>
-            <w:r/>
-            <w:r>
-              <w:rPr>
-                <w:rFonts w:ascii="Noto Sans CJK SC" w:hAnsi="Noto Sans CJK SC" w:eastAsia="Noto Sans CJK SC"/>
+            <w:r>
+              <w:rPr>
+                <w:rFonts w:ascii="Noto Sans SC" w:hAnsi="Noto Sans SC" w:eastAsia="Noto Sans SC"/>
+              </w:rPr>
+            </w:r>
+            <w:r>
+              <w:rPr>
+                <w:rFonts w:ascii="Noto Sans SC" w:hAnsi="Noto Sans SC" w:eastAsia="Noto Sans SC"/>
                 <w:b w:val="0"/>
                 <w:sz w:val="17"/>
               </w:rPr>
@@ -2770,10 +3413,14 @@
             <w:vAlign w:val="center"/>
           </w:tcPr>
           <w:p>
-            <w:r/>
-            <w:r>
-              <w:rPr>
-                <w:rFonts w:ascii="Noto Sans CJK SC" w:hAnsi="Noto Sans CJK SC" w:eastAsia="Noto Sans CJK SC"/>
+            <w:r>
+              <w:rPr>
+                <w:rFonts w:ascii="Noto Sans SC" w:hAnsi="Noto Sans SC" w:eastAsia="Noto Sans SC"/>
+              </w:rPr>
+            </w:r>
+            <w:r>
+              <w:rPr>
+                <w:rFonts w:ascii="Noto Sans SC" w:hAnsi="Noto Sans SC" w:eastAsia="Noto Sans SC"/>
                 <w:b w:val="0"/>
                 <w:sz w:val="17"/>
               </w:rPr>
@@ -2787,10 +3434,14 @@
             <w:vAlign w:val="center"/>
           </w:tcPr>
           <w:p>
-            <w:r/>
-            <w:r>
-              <w:rPr>
-                <w:rFonts w:ascii="Noto Sans CJK SC" w:hAnsi="Noto Sans CJK SC" w:eastAsia="Noto Sans CJK SC"/>
+            <w:r>
+              <w:rPr>
+                <w:rFonts w:ascii="Noto Sans SC" w:hAnsi="Noto Sans SC" w:eastAsia="Noto Sans SC"/>
+              </w:rPr>
+            </w:r>
+            <w:r>
+              <w:rPr>
+                <w:rFonts w:ascii="Noto Sans SC" w:hAnsi="Noto Sans SC" w:eastAsia="Noto Sans SC"/>
                 <w:b w:val="0"/>
                 <w:sz w:val="17"/>
               </w:rPr>
@@ -2804,10 +3455,14 @@
             <w:vAlign w:val="center"/>
           </w:tcPr>
           <w:p>
-            <w:r/>
-            <w:r>
-              <w:rPr>
-                <w:rFonts w:ascii="Noto Sans CJK SC" w:hAnsi="Noto Sans CJK SC" w:eastAsia="Noto Sans CJK SC"/>
+            <w:r>
+              <w:rPr>
+                <w:rFonts w:ascii="Noto Sans SC" w:hAnsi="Noto Sans SC" w:eastAsia="Noto Sans SC"/>
+              </w:rPr>
+            </w:r>
+            <w:r>
+              <w:rPr>
+                <w:rFonts w:ascii="Noto Sans SC" w:hAnsi="Noto Sans SC" w:eastAsia="Noto Sans SC"/>
                 <w:b w:val="0"/>
                 <w:sz w:val="17"/>
               </w:rPr>
@@ -2823,10 +3478,14 @@
             <w:vAlign w:val="center"/>
           </w:tcPr>
           <w:p>
-            <w:r/>
-            <w:r>
-              <w:rPr>
-                <w:rFonts w:ascii="Noto Sans CJK SC" w:hAnsi="Noto Sans CJK SC" w:eastAsia="Noto Sans CJK SC"/>
+            <w:r>
+              <w:rPr>
+                <w:rFonts w:ascii="Noto Sans SC" w:hAnsi="Noto Sans SC" w:eastAsia="Noto Sans SC"/>
+              </w:rPr>
+            </w:r>
+            <w:r>
+              <w:rPr>
+                <w:rFonts w:ascii="Noto Sans SC" w:hAnsi="Noto Sans SC" w:eastAsia="Noto Sans SC"/>
                 <w:b w:val="0"/>
                 <w:sz w:val="17"/>
               </w:rPr>
@@ -2840,10 +3499,14 @@
             <w:vAlign w:val="center"/>
           </w:tcPr>
           <w:p>
-            <w:r/>
-            <w:r>
-              <w:rPr>
-                <w:rFonts w:ascii="Noto Sans CJK SC" w:hAnsi="Noto Sans CJK SC" w:eastAsia="Noto Sans CJK SC"/>
+            <w:r>
+              <w:rPr>
+                <w:rFonts w:ascii="Noto Sans SC" w:hAnsi="Noto Sans SC" w:eastAsia="Noto Sans SC"/>
+              </w:rPr>
+            </w:r>
+            <w:r>
+              <w:rPr>
+                <w:rFonts w:ascii="Noto Sans SC" w:hAnsi="Noto Sans SC" w:eastAsia="Noto Sans SC"/>
                 <w:b w:val="0"/>
                 <w:sz w:val="17"/>
               </w:rPr>
@@ -2857,10 +3520,14 @@
             <w:vAlign w:val="center"/>
           </w:tcPr>
           <w:p>
-            <w:r/>
-            <w:r>
-              <w:rPr>
-                <w:rFonts w:ascii="Noto Sans CJK SC" w:hAnsi="Noto Sans CJK SC" w:eastAsia="Noto Sans CJK SC"/>
+            <w:r>
+              <w:rPr>
+                <w:rFonts w:ascii="Noto Sans SC" w:hAnsi="Noto Sans SC" w:eastAsia="Noto Sans SC"/>
+              </w:rPr>
+            </w:r>
+            <w:r>
+              <w:rPr>
+                <w:rFonts w:ascii="Noto Sans SC" w:hAnsi="Noto Sans SC" w:eastAsia="Noto Sans SC"/>
                 <w:b w:val="0"/>
                 <w:sz w:val="17"/>
               </w:rPr>
@@ -2876,10 +3543,14 @@
             <w:vAlign w:val="center"/>
           </w:tcPr>
           <w:p>
-            <w:r/>
-            <w:r>
-              <w:rPr>
-                <w:rFonts w:ascii="Noto Sans CJK SC" w:hAnsi="Noto Sans CJK SC" w:eastAsia="Noto Sans CJK SC"/>
+            <w:r>
+              <w:rPr>
+                <w:rFonts w:ascii="Noto Sans SC" w:hAnsi="Noto Sans SC" w:eastAsia="Noto Sans SC"/>
+              </w:rPr>
+            </w:r>
+            <w:r>
+              <w:rPr>
+                <w:rFonts w:ascii="Noto Sans SC" w:hAnsi="Noto Sans SC" w:eastAsia="Noto Sans SC"/>
                 <w:b w:val="0"/>
                 <w:sz w:val="17"/>
               </w:rPr>
@@ -2893,10 +3564,14 @@
             <w:vAlign w:val="center"/>
           </w:tcPr>
           <w:p>
-            <w:r/>
-            <w:r>
-              <w:rPr>
-                <w:rFonts w:ascii="Noto Sans CJK SC" w:hAnsi="Noto Sans CJK SC" w:eastAsia="Noto Sans CJK SC"/>
+            <w:r>
+              <w:rPr>
+                <w:rFonts w:ascii="Noto Sans SC" w:hAnsi="Noto Sans SC" w:eastAsia="Noto Sans SC"/>
+              </w:rPr>
+            </w:r>
+            <w:r>
+              <w:rPr>
+                <w:rFonts w:ascii="Noto Sans SC" w:hAnsi="Noto Sans SC" w:eastAsia="Noto Sans SC"/>
                 <w:b w:val="0"/>
                 <w:sz w:val="17"/>
               </w:rPr>
@@ -2910,10 +3585,14 @@
             <w:vAlign w:val="center"/>
           </w:tcPr>
           <w:p>
-            <w:r/>
-            <w:r>
-              <w:rPr>
-                <w:rFonts w:ascii="Noto Sans CJK SC" w:hAnsi="Noto Sans CJK SC" w:eastAsia="Noto Sans CJK SC"/>
+            <w:r>
+              <w:rPr>
+                <w:rFonts w:ascii="Noto Sans SC" w:hAnsi="Noto Sans SC" w:eastAsia="Noto Sans SC"/>
+              </w:rPr>
+            </w:r>
+            <w:r>
+              <w:rPr>
+                <w:rFonts w:ascii="Noto Sans SC" w:hAnsi="Noto Sans SC" w:eastAsia="Noto Sans SC"/>
                 <w:b w:val="0"/>
                 <w:sz w:val="17"/>
               </w:rPr>
@@ -2929,10 +3608,14 @@
             <w:vAlign w:val="center"/>
           </w:tcPr>
           <w:p>
-            <w:r/>
-            <w:r>
-              <w:rPr>
-                <w:rFonts w:ascii="Noto Sans CJK SC" w:hAnsi="Noto Sans CJK SC" w:eastAsia="Noto Sans CJK SC"/>
+            <w:r>
+              <w:rPr>
+                <w:rFonts w:ascii="Noto Sans SC" w:hAnsi="Noto Sans SC" w:eastAsia="Noto Sans SC"/>
+              </w:rPr>
+            </w:r>
+            <w:r>
+              <w:rPr>
+                <w:rFonts w:ascii="Noto Sans SC" w:hAnsi="Noto Sans SC" w:eastAsia="Noto Sans SC"/>
                 <w:b w:val="0"/>
                 <w:sz w:val="17"/>
               </w:rPr>
@@ -2946,10 +3629,14 @@
             <w:vAlign w:val="center"/>
           </w:tcPr>
           <w:p>
-            <w:r/>
-            <w:r>
-              <w:rPr>
-                <w:rFonts w:ascii="Noto Sans CJK SC" w:hAnsi="Noto Sans CJK SC" w:eastAsia="Noto Sans CJK SC"/>
+            <w:r>
+              <w:rPr>
+                <w:rFonts w:ascii="Noto Sans SC" w:hAnsi="Noto Sans SC" w:eastAsia="Noto Sans SC"/>
+              </w:rPr>
+            </w:r>
+            <w:r>
+              <w:rPr>
+                <w:rFonts w:ascii="Noto Sans SC" w:hAnsi="Noto Sans SC" w:eastAsia="Noto Sans SC"/>
                 <w:b w:val="0"/>
                 <w:sz w:val="17"/>
               </w:rPr>
@@ -2963,10 +3650,14 @@
             <w:vAlign w:val="center"/>
           </w:tcPr>
           <w:p>
-            <w:r/>
-            <w:r>
-              <w:rPr>
-                <w:rFonts w:ascii="Noto Sans CJK SC" w:hAnsi="Noto Sans CJK SC" w:eastAsia="Noto Sans CJK SC"/>
+            <w:r>
+              <w:rPr>
+                <w:rFonts w:ascii="Noto Sans SC" w:hAnsi="Noto Sans SC" w:eastAsia="Noto Sans SC"/>
+              </w:rPr>
+            </w:r>
+            <w:r>
+              <w:rPr>
+                <w:rFonts w:ascii="Noto Sans SC" w:hAnsi="Noto Sans SC" w:eastAsia="Noto Sans SC"/>
                 <w:b w:val="0"/>
                 <w:sz w:val="17"/>
               </w:rPr>
@@ -2982,10 +3673,14 @@
             <w:vAlign w:val="center"/>
           </w:tcPr>
           <w:p>
-            <w:r/>
-            <w:r>
-              <w:rPr>
-                <w:rFonts w:ascii="Noto Sans CJK SC" w:hAnsi="Noto Sans CJK SC" w:eastAsia="Noto Sans CJK SC"/>
+            <w:r>
+              <w:rPr>
+                <w:rFonts w:ascii="Noto Sans SC" w:hAnsi="Noto Sans SC" w:eastAsia="Noto Sans SC"/>
+              </w:rPr>
+            </w:r>
+            <w:r>
+              <w:rPr>
+                <w:rFonts w:ascii="Noto Sans SC" w:hAnsi="Noto Sans SC" w:eastAsia="Noto Sans SC"/>
                 <w:b w:val="0"/>
                 <w:sz w:val="17"/>
               </w:rPr>
@@ -2999,10 +3694,14 @@
             <w:vAlign w:val="center"/>
           </w:tcPr>
           <w:p>
-            <w:r/>
-            <w:r>
-              <w:rPr>
-                <w:rFonts w:ascii="Noto Sans CJK SC" w:hAnsi="Noto Sans CJK SC" w:eastAsia="Noto Sans CJK SC"/>
+            <w:r>
+              <w:rPr>
+                <w:rFonts w:ascii="Noto Sans SC" w:hAnsi="Noto Sans SC" w:eastAsia="Noto Sans SC"/>
+              </w:rPr>
+            </w:r>
+            <w:r>
+              <w:rPr>
+                <w:rFonts w:ascii="Noto Sans SC" w:hAnsi="Noto Sans SC" w:eastAsia="Noto Sans SC"/>
                 <w:b w:val="0"/>
                 <w:sz w:val="17"/>
               </w:rPr>
@@ -3016,10 +3715,14 @@
             <w:vAlign w:val="center"/>
           </w:tcPr>
           <w:p>
-            <w:r/>
-            <w:r>
-              <w:rPr>
-                <w:rFonts w:ascii="Noto Sans CJK SC" w:hAnsi="Noto Sans CJK SC" w:eastAsia="Noto Sans CJK SC"/>
+            <w:r>
+              <w:rPr>
+                <w:rFonts w:ascii="Noto Sans SC" w:hAnsi="Noto Sans SC" w:eastAsia="Noto Sans SC"/>
+              </w:rPr>
+            </w:r>
+            <w:r>
+              <w:rPr>
+                <w:rFonts w:ascii="Noto Sans SC" w:hAnsi="Noto Sans SC" w:eastAsia="Noto Sans SC"/>
                 <w:b w:val="0"/>
                 <w:sz w:val="17"/>
               </w:rPr>
@@ -3035,10 +3738,14 @@
             <w:vAlign w:val="center"/>
           </w:tcPr>
           <w:p>
-            <w:r/>
-            <w:r>
-              <w:rPr>
-                <w:rFonts w:ascii="Noto Sans CJK SC" w:hAnsi="Noto Sans CJK SC" w:eastAsia="Noto Sans CJK SC"/>
+            <w:r>
+              <w:rPr>
+                <w:rFonts w:ascii="Noto Sans SC" w:hAnsi="Noto Sans SC" w:eastAsia="Noto Sans SC"/>
+              </w:rPr>
+            </w:r>
+            <w:r>
+              <w:rPr>
+                <w:rFonts w:ascii="Noto Sans SC" w:hAnsi="Noto Sans SC" w:eastAsia="Noto Sans SC"/>
                 <w:b w:val="0"/>
                 <w:sz w:val="17"/>
               </w:rPr>
@@ -3052,10 +3759,14 @@
             <w:vAlign w:val="center"/>
           </w:tcPr>
           <w:p>
-            <w:r/>
-            <w:r>
-              <w:rPr>
-                <w:rFonts w:ascii="Noto Sans CJK SC" w:hAnsi="Noto Sans CJK SC" w:eastAsia="Noto Sans CJK SC"/>
+            <w:r>
+              <w:rPr>
+                <w:rFonts w:ascii="Noto Sans SC" w:hAnsi="Noto Sans SC" w:eastAsia="Noto Sans SC"/>
+              </w:rPr>
+            </w:r>
+            <w:r>
+              <w:rPr>
+                <w:rFonts w:ascii="Noto Sans SC" w:hAnsi="Noto Sans SC" w:eastAsia="Noto Sans SC"/>
                 <w:b w:val="0"/>
                 <w:sz w:val="17"/>
               </w:rPr>
@@ -3069,10 +3780,14 @@
             <w:vAlign w:val="center"/>
           </w:tcPr>
           <w:p>
-            <w:r/>
-            <w:r>
-              <w:rPr>
-                <w:rFonts w:ascii="Noto Sans CJK SC" w:hAnsi="Noto Sans CJK SC" w:eastAsia="Noto Sans CJK SC"/>
+            <w:r>
+              <w:rPr>
+                <w:rFonts w:ascii="Noto Sans SC" w:hAnsi="Noto Sans SC" w:eastAsia="Noto Sans SC"/>
+              </w:rPr>
+            </w:r>
+            <w:r>
+              <w:rPr>
+                <w:rFonts w:ascii="Noto Sans SC" w:hAnsi="Noto Sans SC" w:eastAsia="Noto Sans SC"/>
                 <w:b w:val="0"/>
                 <w:sz w:val="17"/>
               </w:rPr>
@@ -3088,10 +3803,14 @@
             <w:vAlign w:val="center"/>
           </w:tcPr>
           <w:p>
-            <w:r/>
-            <w:r>
-              <w:rPr>
-                <w:rFonts w:ascii="Noto Sans CJK SC" w:hAnsi="Noto Sans CJK SC" w:eastAsia="Noto Sans CJK SC"/>
+            <w:r>
+              <w:rPr>
+                <w:rFonts w:ascii="Noto Sans SC" w:hAnsi="Noto Sans SC" w:eastAsia="Noto Sans SC"/>
+              </w:rPr>
+            </w:r>
+            <w:r>
+              <w:rPr>
+                <w:rFonts w:ascii="Noto Sans SC" w:hAnsi="Noto Sans SC" w:eastAsia="Noto Sans SC"/>
                 <w:b w:val="0"/>
                 <w:sz w:val="17"/>
               </w:rPr>
@@ -3105,10 +3824,14 @@
             <w:vAlign w:val="center"/>
           </w:tcPr>
           <w:p>
-            <w:r/>
-            <w:r>
-              <w:rPr>
-                <w:rFonts w:ascii="Noto Sans CJK SC" w:hAnsi="Noto Sans CJK SC" w:eastAsia="Noto Sans CJK SC"/>
+            <w:r>
+              <w:rPr>
+                <w:rFonts w:ascii="Noto Sans SC" w:hAnsi="Noto Sans SC" w:eastAsia="Noto Sans SC"/>
+              </w:rPr>
+            </w:r>
+            <w:r>
+              <w:rPr>
+                <w:rFonts w:ascii="Noto Sans SC" w:hAnsi="Noto Sans SC" w:eastAsia="Noto Sans SC"/>
                 <w:b w:val="0"/>
                 <w:sz w:val="17"/>
               </w:rPr>
@@ -3122,10 +3845,14 @@
             <w:vAlign w:val="center"/>
           </w:tcPr>
           <w:p>
-            <w:r/>
-            <w:r>
-              <w:rPr>
-                <w:rFonts w:ascii="Noto Sans CJK SC" w:hAnsi="Noto Sans CJK SC" w:eastAsia="Noto Sans CJK SC"/>
+            <w:r>
+              <w:rPr>
+                <w:rFonts w:ascii="Noto Sans SC" w:hAnsi="Noto Sans SC" w:eastAsia="Noto Sans SC"/>
+              </w:rPr>
+            </w:r>
+            <w:r>
+              <w:rPr>
+                <w:rFonts w:ascii="Noto Sans SC" w:hAnsi="Noto Sans SC" w:eastAsia="Noto Sans SC"/>
                 <w:b w:val="0"/>
                 <w:sz w:val="17"/>
               </w:rPr>
@@ -3141,10 +3868,14 @@
             <w:vAlign w:val="center"/>
           </w:tcPr>
           <w:p>
-            <w:r/>
-            <w:r>
-              <w:rPr>
-                <w:rFonts w:ascii="Noto Sans CJK SC" w:hAnsi="Noto Sans CJK SC" w:eastAsia="Noto Sans CJK SC"/>
+            <w:r>
+              <w:rPr>
+                <w:rFonts w:ascii="Noto Sans SC" w:hAnsi="Noto Sans SC" w:eastAsia="Noto Sans SC"/>
+              </w:rPr>
+            </w:r>
+            <w:r>
+              <w:rPr>
+                <w:rFonts w:ascii="Noto Sans SC" w:hAnsi="Noto Sans SC" w:eastAsia="Noto Sans SC"/>
                 <w:b w:val="0"/>
                 <w:sz w:val="17"/>
               </w:rPr>
@@ -3158,10 +3889,14 @@
             <w:vAlign w:val="center"/>
           </w:tcPr>
           <w:p>
-            <w:r/>
-            <w:r>
-              <w:rPr>
-                <w:rFonts w:ascii="Noto Sans CJK SC" w:hAnsi="Noto Sans CJK SC" w:eastAsia="Noto Sans CJK SC"/>
+            <w:r>
+              <w:rPr>
+                <w:rFonts w:ascii="Noto Sans SC" w:hAnsi="Noto Sans SC" w:eastAsia="Noto Sans SC"/>
+              </w:rPr>
+            </w:r>
+            <w:r>
+              <w:rPr>
+                <w:rFonts w:ascii="Noto Sans SC" w:hAnsi="Noto Sans SC" w:eastAsia="Noto Sans SC"/>
                 <w:b w:val="0"/>
                 <w:sz w:val="17"/>
               </w:rPr>
@@ -3175,10 +3910,14 @@
             <w:vAlign w:val="center"/>
           </w:tcPr>
           <w:p>
-            <w:r/>
-            <w:r>
-              <w:rPr>
-                <w:rFonts w:ascii="Noto Sans CJK SC" w:hAnsi="Noto Sans CJK SC" w:eastAsia="Noto Sans CJK SC"/>
+            <w:r>
+              <w:rPr>
+                <w:rFonts w:ascii="Noto Sans SC" w:hAnsi="Noto Sans SC" w:eastAsia="Noto Sans SC"/>
+              </w:rPr>
+            </w:r>
+            <w:r>
+              <w:rPr>
+                <w:rFonts w:ascii="Noto Sans SC" w:hAnsi="Noto Sans SC" w:eastAsia="Noto Sans SC"/>
                 <w:b w:val="0"/>
                 <w:sz w:val="17"/>
               </w:rPr>
@@ -3194,10 +3933,14 @@
             <w:vAlign w:val="center"/>
           </w:tcPr>
           <w:p>
-            <w:r/>
-            <w:r>
-              <w:rPr>
-                <w:rFonts w:ascii="Noto Sans CJK SC" w:hAnsi="Noto Sans CJK SC" w:eastAsia="Noto Sans CJK SC"/>
+            <w:r>
+              <w:rPr>
+                <w:rFonts w:ascii="Noto Sans SC" w:hAnsi="Noto Sans SC" w:eastAsia="Noto Sans SC"/>
+              </w:rPr>
+            </w:r>
+            <w:r>
+              <w:rPr>
+                <w:rFonts w:ascii="Noto Sans SC" w:hAnsi="Noto Sans SC" w:eastAsia="Noto Sans SC"/>
                 <w:b w:val="0"/>
                 <w:sz w:val="17"/>
               </w:rPr>
@@ -3211,10 +3954,14 @@
             <w:vAlign w:val="center"/>
           </w:tcPr>
           <w:p>
-            <w:r/>
-            <w:r>
-              <w:rPr>
-                <w:rFonts w:ascii="Noto Sans CJK SC" w:hAnsi="Noto Sans CJK SC" w:eastAsia="Noto Sans CJK SC"/>
+            <w:r>
+              <w:rPr>
+                <w:rFonts w:ascii="Noto Sans SC" w:hAnsi="Noto Sans SC" w:eastAsia="Noto Sans SC"/>
+              </w:rPr>
+            </w:r>
+            <w:r>
+              <w:rPr>
+                <w:rFonts w:ascii="Noto Sans SC" w:hAnsi="Noto Sans SC" w:eastAsia="Noto Sans SC"/>
                 <w:b w:val="0"/>
                 <w:sz w:val="17"/>
               </w:rPr>
@@ -3228,10 +3975,14 @@
             <w:vAlign w:val="center"/>
           </w:tcPr>
           <w:p>
-            <w:r/>
-            <w:r>
-              <w:rPr>
-                <w:rFonts w:ascii="Noto Sans CJK SC" w:hAnsi="Noto Sans CJK SC" w:eastAsia="Noto Sans CJK SC"/>
+            <w:r>
+              <w:rPr>
+                <w:rFonts w:ascii="Noto Sans SC" w:hAnsi="Noto Sans SC" w:eastAsia="Noto Sans SC"/>
+              </w:rPr>
+            </w:r>
+            <w:r>
+              <w:rPr>
+                <w:rFonts w:ascii="Noto Sans SC" w:hAnsi="Noto Sans SC" w:eastAsia="Noto Sans SC"/>
                 <w:b w:val="0"/>
                 <w:sz w:val="17"/>
               </w:rPr>
@@ -3247,10 +3998,14 @@
             <w:vAlign w:val="center"/>
           </w:tcPr>
           <w:p>
-            <w:r/>
-            <w:r>
-              <w:rPr>
-                <w:rFonts w:ascii="Noto Sans CJK SC" w:hAnsi="Noto Sans CJK SC" w:eastAsia="Noto Sans CJK SC"/>
+            <w:r>
+              <w:rPr>
+                <w:rFonts w:ascii="Noto Sans SC" w:hAnsi="Noto Sans SC" w:eastAsia="Noto Sans SC"/>
+              </w:rPr>
+            </w:r>
+            <w:r>
+              <w:rPr>
+                <w:rFonts w:ascii="Noto Sans SC" w:hAnsi="Noto Sans SC" w:eastAsia="Noto Sans SC"/>
                 <w:b w:val="0"/>
                 <w:sz w:val="17"/>
               </w:rPr>
@@ -3264,10 +4019,14 @@
             <w:vAlign w:val="center"/>
           </w:tcPr>
           <w:p>
-            <w:r/>
-            <w:r>
-              <w:rPr>
-                <w:rFonts w:ascii="Noto Sans CJK SC" w:hAnsi="Noto Sans CJK SC" w:eastAsia="Noto Sans CJK SC"/>
+            <w:r>
+              <w:rPr>
+                <w:rFonts w:ascii="Noto Sans SC" w:hAnsi="Noto Sans SC" w:eastAsia="Noto Sans SC"/>
+              </w:rPr>
+            </w:r>
+            <w:r>
+              <w:rPr>
+                <w:rFonts w:ascii="Noto Sans SC" w:hAnsi="Noto Sans SC" w:eastAsia="Noto Sans SC"/>
                 <w:b w:val="0"/>
                 <w:sz w:val="17"/>
               </w:rPr>
@@ -3281,10 +4040,14 @@
             <w:vAlign w:val="center"/>
           </w:tcPr>
           <w:p>
-            <w:r/>
-            <w:r>
-              <w:rPr>
-                <w:rFonts w:ascii="Noto Sans CJK SC" w:hAnsi="Noto Sans CJK SC" w:eastAsia="Noto Sans CJK SC"/>
+            <w:r>
+              <w:rPr>
+                <w:rFonts w:ascii="Noto Sans SC" w:hAnsi="Noto Sans SC" w:eastAsia="Noto Sans SC"/>
+              </w:rPr>
+            </w:r>
+            <w:r>
+              <w:rPr>
+                <w:rFonts w:ascii="Noto Sans SC" w:hAnsi="Noto Sans SC" w:eastAsia="Noto Sans SC"/>
                 <w:b w:val="0"/>
                 <w:sz w:val="17"/>
               </w:rPr>
@@ -3300,6 +4063,9 @@
         <w:pStyle w:val="Heading2"/>
       </w:pPr>
       <w:r>
+        <w:rPr>
+          <w:rFonts w:ascii="Noto Sans SC" w:hAnsi="Noto Sans SC" w:eastAsia="Noto Sans SC"/>
+        </w:rPr>
         <w:t>5.1 并发控制字段</w:t>
       </w:r>
     </w:p>
@@ -3310,7 +4076,7 @@
       </w:pPr>
       <w:r>
         <w:rPr>
-          <w:rFonts w:ascii="DejaVu Sans Mono" w:hAnsi="DejaVu Sans Mono"/>
+          <w:rFonts w:ascii="Noto Sans SC" w:hAnsi="Noto Sans SC" w:eastAsia="Noto Sans SC"/>
         </w:rPr>
         <w:t>revision INTEGER NOT NULL DEFAULT 1</w:t>
         <w:br/>
@@ -3321,7 +4087,10 @@
     </w:p>
     <w:p>
       <w:r>
-        <w:t>所有来自 PC 和移动端的关键编辑请求，都必须提交“页面读取时拿到的 revision”。保存成功后 revision + 1；旧 revision 更新影响行数为 0 时统一返回 409。</w:t>
+        <w:rPr>
+          <w:rFonts w:ascii="Noto Sans SC" w:hAnsi="Noto Sans SC" w:eastAsia="Noto Sans SC"/>
+        </w:rPr>
+        <w:t>所有来自 PC 和移动端的关键编辑请求，都必须提交“页面读取时拿到的 revision”。保存成功后 revision + 1；旧 revision 更新影响行数为 0 时统一返回 409。反馈转需求、需求迁版和版本发布等跨表事务也必须先执行带 revision 条件的原子更新。</w:t>
       </w:r>
     </w:p>
     <w:p>
@@ -3329,11 +4098,17 @@
         <w:pStyle w:val="Heading1"/>
       </w:pPr>
       <w:r>
+        <w:rPr>
+          <w:rFonts w:ascii="Noto Sans SC" w:hAnsi="Noto Sans SC" w:eastAsia="Noto Sans SC"/>
+        </w:rPr>
         <w:t>6. API 契约与权限约束</w:t>
       </w:r>
     </w:p>
     <w:p>
       <w:r>
+        <w:rPr>
+          <w:rFonts w:ascii="Noto Sans SC" w:hAnsi="Noto Sans SC" w:eastAsia="Noto Sans SC"/>
+        </w:rPr>
         <w:t>V1.5 单独提供 OpenAPI 3.1 文件。API 基础前缀统一为 /api/v1，除登录/刷新外均要求 Bearer JWT。关键写接口必须进行后端权限校验。</w:t>
       </w:r>
     </w:p>
@@ -3358,10 +4133,14 @@
             <w:shd w:fill="EAF2FB"/>
           </w:tcPr>
           <w:p>
-            <w:r/>
-            <w:r>
-              <w:rPr>
-                <w:rFonts w:ascii="Noto Sans CJK SC" w:hAnsi="Noto Sans CJK SC" w:eastAsia="Noto Sans CJK SC"/>
+            <w:r>
+              <w:rPr>
+                <w:rFonts w:ascii="Noto Sans SC" w:hAnsi="Noto Sans SC" w:eastAsia="Noto Sans SC"/>
+              </w:rPr>
+            </w:r>
+            <w:r>
+              <w:rPr>
+                <w:rFonts w:ascii="Noto Sans SC" w:hAnsi="Noto Sans SC" w:eastAsia="Noto Sans SC"/>
                 <w:b/>
                 <w:color w:val="184775"/>
                 <w:sz w:val="18"/>
@@ -3377,10 +4156,14 @@
             <w:shd w:fill="EAF2FB"/>
           </w:tcPr>
           <w:p>
-            <w:r/>
-            <w:r>
-              <w:rPr>
-                <w:rFonts w:ascii="Noto Sans CJK SC" w:hAnsi="Noto Sans CJK SC" w:eastAsia="Noto Sans CJK SC"/>
+            <w:r>
+              <w:rPr>
+                <w:rFonts w:ascii="Noto Sans SC" w:hAnsi="Noto Sans SC" w:eastAsia="Noto Sans SC"/>
+              </w:rPr>
+            </w:r>
+            <w:r>
+              <w:rPr>
+                <w:rFonts w:ascii="Noto Sans SC" w:hAnsi="Noto Sans SC" w:eastAsia="Noto Sans SC"/>
                 <w:b/>
                 <w:color w:val="184775"/>
                 <w:sz w:val="18"/>
@@ -3396,10 +4179,14 @@
             <w:shd w:fill="EAF2FB"/>
           </w:tcPr>
           <w:p>
-            <w:r/>
-            <w:r>
-              <w:rPr>
-                <w:rFonts w:ascii="Noto Sans CJK SC" w:hAnsi="Noto Sans CJK SC" w:eastAsia="Noto Sans CJK SC"/>
+            <w:r>
+              <w:rPr>
+                <w:rFonts w:ascii="Noto Sans SC" w:hAnsi="Noto Sans SC" w:eastAsia="Noto Sans SC"/>
+              </w:rPr>
+            </w:r>
+            <w:r>
+              <w:rPr>
+                <w:rFonts w:ascii="Noto Sans SC" w:hAnsi="Noto Sans SC" w:eastAsia="Noto Sans SC"/>
                 <w:b/>
                 <w:color w:val="184775"/>
                 <w:sz w:val="18"/>
@@ -3415,10 +4202,14 @@
             <w:shd w:fill="EAF2FB"/>
           </w:tcPr>
           <w:p>
-            <w:r/>
-            <w:r>
-              <w:rPr>
-                <w:rFonts w:ascii="Noto Sans CJK SC" w:hAnsi="Noto Sans CJK SC" w:eastAsia="Noto Sans CJK SC"/>
+            <w:r>
+              <w:rPr>
+                <w:rFonts w:ascii="Noto Sans SC" w:hAnsi="Noto Sans SC" w:eastAsia="Noto Sans SC"/>
+              </w:rPr>
+            </w:r>
+            <w:r>
+              <w:rPr>
+                <w:rFonts w:ascii="Noto Sans SC" w:hAnsi="Noto Sans SC" w:eastAsia="Noto Sans SC"/>
                 <w:b/>
                 <w:color w:val="184775"/>
                 <w:sz w:val="18"/>
@@ -3435,10 +4226,14 @@
             <w:vAlign w:val="center"/>
           </w:tcPr>
           <w:p>
-            <w:r/>
-            <w:r>
-              <w:rPr>
-                <w:rFonts w:ascii="Noto Sans CJK SC" w:hAnsi="Noto Sans CJK SC" w:eastAsia="Noto Sans CJK SC"/>
+            <w:r>
+              <w:rPr>
+                <w:rFonts w:ascii="Noto Sans SC" w:hAnsi="Noto Sans SC" w:eastAsia="Noto Sans SC"/>
+              </w:rPr>
+            </w:r>
+            <w:r>
+              <w:rPr>
+                <w:rFonts w:ascii="Noto Sans SC" w:hAnsi="Noto Sans SC" w:eastAsia="Noto Sans SC"/>
                 <w:b w:val="0"/>
                 <w:sz w:val="17"/>
               </w:rPr>
@@ -3452,10 +4247,14 @@
             <w:vAlign w:val="center"/>
           </w:tcPr>
           <w:p>
-            <w:r/>
-            <w:r>
-              <w:rPr>
-                <w:rFonts w:ascii="Noto Sans CJK SC" w:hAnsi="Noto Sans CJK SC" w:eastAsia="Noto Sans CJK SC"/>
+            <w:r>
+              <w:rPr>
+                <w:rFonts w:ascii="Noto Sans SC" w:hAnsi="Noto Sans SC" w:eastAsia="Noto Sans SC"/>
+              </w:rPr>
+            </w:r>
+            <w:r>
+              <w:rPr>
+                <w:rFonts w:ascii="Noto Sans SC" w:hAnsi="Noto Sans SC" w:eastAsia="Noto Sans SC"/>
                 <w:b w:val="0"/>
                 <w:sz w:val="17"/>
               </w:rPr>
@@ -3469,10 +4268,14 @@
             <w:vAlign w:val="center"/>
           </w:tcPr>
           <w:p>
-            <w:r/>
-            <w:r>
-              <w:rPr>
-                <w:rFonts w:ascii="Noto Sans CJK SC" w:hAnsi="Noto Sans CJK SC" w:eastAsia="Noto Sans CJK SC"/>
+            <w:r>
+              <w:rPr>
+                <w:rFonts w:ascii="Noto Sans SC" w:hAnsi="Noto Sans SC" w:eastAsia="Noto Sans SC"/>
+              </w:rPr>
+            </w:r>
+            <w:r>
+              <w:rPr>
+                <w:rFonts w:ascii="Noto Sans SC" w:hAnsi="Noto Sans SC" w:eastAsia="Noto Sans SC"/>
                 <w:b w:val="0"/>
                 <w:sz w:val="17"/>
               </w:rPr>
@@ -3486,10 +4289,14 @@
             <w:vAlign w:val="center"/>
           </w:tcPr>
           <w:p>
-            <w:r/>
-            <w:r>
-              <w:rPr>
-                <w:rFonts w:ascii="Noto Sans CJK SC" w:hAnsi="Noto Sans CJK SC" w:eastAsia="Noto Sans CJK SC"/>
+            <w:r>
+              <w:rPr>
+                <w:rFonts w:ascii="Noto Sans SC" w:hAnsi="Noto Sans SC" w:eastAsia="Noto Sans SC"/>
+              </w:rPr>
+            </w:r>
+            <w:r>
+              <w:rPr>
+                <w:rFonts w:ascii="Noto Sans SC" w:hAnsi="Noto Sans SC" w:eastAsia="Noto Sans SC"/>
                 <w:b w:val="0"/>
                 <w:sz w:val="17"/>
               </w:rPr>
@@ -3505,10 +4312,14 @@
             <w:vAlign w:val="center"/>
           </w:tcPr>
           <w:p>
-            <w:r/>
-            <w:r>
-              <w:rPr>
-                <w:rFonts w:ascii="Noto Sans CJK SC" w:hAnsi="Noto Sans CJK SC" w:eastAsia="Noto Sans CJK SC"/>
+            <w:r>
+              <w:rPr>
+                <w:rFonts w:ascii="Noto Sans SC" w:hAnsi="Noto Sans SC" w:eastAsia="Noto Sans SC"/>
+              </w:rPr>
+            </w:r>
+            <w:r>
+              <w:rPr>
+                <w:rFonts w:ascii="Noto Sans SC" w:hAnsi="Noto Sans SC" w:eastAsia="Noto Sans SC"/>
                 <w:b w:val="0"/>
                 <w:sz w:val="17"/>
               </w:rPr>
@@ -3522,10 +4333,14 @@
             <w:vAlign w:val="center"/>
           </w:tcPr>
           <w:p>
-            <w:r/>
-            <w:r>
-              <w:rPr>
-                <w:rFonts w:ascii="Noto Sans CJK SC" w:hAnsi="Noto Sans CJK SC" w:eastAsia="Noto Sans CJK SC"/>
+            <w:r>
+              <w:rPr>
+                <w:rFonts w:ascii="Noto Sans SC" w:hAnsi="Noto Sans SC" w:eastAsia="Noto Sans SC"/>
+              </w:rPr>
+            </w:r>
+            <w:r>
+              <w:rPr>
+                <w:rFonts w:ascii="Noto Sans SC" w:hAnsi="Noto Sans SC" w:eastAsia="Noto Sans SC"/>
                 <w:b w:val="0"/>
                 <w:sz w:val="17"/>
               </w:rPr>
@@ -3539,10 +4354,14 @@
             <w:vAlign w:val="center"/>
           </w:tcPr>
           <w:p>
-            <w:r/>
-            <w:r>
-              <w:rPr>
-                <w:rFonts w:ascii="Noto Sans CJK SC" w:hAnsi="Noto Sans CJK SC" w:eastAsia="Noto Sans CJK SC"/>
+            <w:r>
+              <w:rPr>
+                <w:rFonts w:ascii="Noto Sans SC" w:hAnsi="Noto Sans SC" w:eastAsia="Noto Sans SC"/>
+              </w:rPr>
+            </w:r>
+            <w:r>
+              <w:rPr>
+                <w:rFonts w:ascii="Noto Sans SC" w:hAnsi="Noto Sans SC" w:eastAsia="Noto Sans SC"/>
                 <w:b w:val="0"/>
                 <w:sz w:val="17"/>
               </w:rPr>
@@ -3556,10 +4375,14 @@
             <w:vAlign w:val="center"/>
           </w:tcPr>
           <w:p>
-            <w:r/>
-            <w:r>
-              <w:rPr>
-                <w:rFonts w:ascii="Noto Sans CJK SC" w:hAnsi="Noto Sans CJK SC" w:eastAsia="Noto Sans CJK SC"/>
+            <w:r>
+              <w:rPr>
+                <w:rFonts w:ascii="Noto Sans SC" w:hAnsi="Noto Sans SC" w:eastAsia="Noto Sans SC"/>
+              </w:rPr>
+            </w:r>
+            <w:r>
+              <w:rPr>
+                <w:rFonts w:ascii="Noto Sans SC" w:hAnsi="Noto Sans SC" w:eastAsia="Noto Sans SC"/>
                 <w:b w:val="0"/>
                 <w:sz w:val="17"/>
               </w:rPr>
@@ -3575,10 +4398,14 @@
             <w:vAlign w:val="center"/>
           </w:tcPr>
           <w:p>
-            <w:r/>
-            <w:r>
-              <w:rPr>
-                <w:rFonts w:ascii="Noto Sans CJK SC" w:hAnsi="Noto Sans CJK SC" w:eastAsia="Noto Sans CJK SC"/>
+            <w:r>
+              <w:rPr>
+                <w:rFonts w:ascii="Noto Sans SC" w:hAnsi="Noto Sans SC" w:eastAsia="Noto Sans SC"/>
+              </w:rPr>
+            </w:r>
+            <w:r>
+              <w:rPr>
+                <w:rFonts w:ascii="Noto Sans SC" w:hAnsi="Noto Sans SC" w:eastAsia="Noto Sans SC"/>
                 <w:b w:val="0"/>
                 <w:sz w:val="17"/>
               </w:rPr>
@@ -3592,10 +4419,14 @@
             <w:vAlign w:val="center"/>
           </w:tcPr>
           <w:p>
-            <w:r/>
-            <w:r>
-              <w:rPr>
-                <w:rFonts w:ascii="Noto Sans CJK SC" w:hAnsi="Noto Sans CJK SC" w:eastAsia="Noto Sans CJK SC"/>
+            <w:r>
+              <w:rPr>
+                <w:rFonts w:ascii="Noto Sans SC" w:hAnsi="Noto Sans SC" w:eastAsia="Noto Sans SC"/>
+              </w:rPr>
+            </w:r>
+            <w:r>
+              <w:rPr>
+                <w:rFonts w:ascii="Noto Sans SC" w:hAnsi="Noto Sans SC" w:eastAsia="Noto Sans SC"/>
                 <w:b w:val="0"/>
                 <w:sz w:val="17"/>
               </w:rPr>
@@ -3609,10 +4440,14 @@
             <w:vAlign w:val="center"/>
           </w:tcPr>
           <w:p>
-            <w:r/>
-            <w:r>
-              <w:rPr>
-                <w:rFonts w:ascii="Noto Sans CJK SC" w:hAnsi="Noto Sans CJK SC" w:eastAsia="Noto Sans CJK SC"/>
+            <w:r>
+              <w:rPr>
+                <w:rFonts w:ascii="Noto Sans SC" w:hAnsi="Noto Sans SC" w:eastAsia="Noto Sans SC"/>
+              </w:rPr>
+            </w:r>
+            <w:r>
+              <w:rPr>
+                <w:rFonts w:ascii="Noto Sans SC" w:hAnsi="Noto Sans SC" w:eastAsia="Noto Sans SC"/>
                 <w:b w:val="0"/>
                 <w:sz w:val="17"/>
               </w:rPr>
@@ -3626,10 +4461,14 @@
             <w:vAlign w:val="center"/>
           </w:tcPr>
           <w:p>
-            <w:r/>
-            <w:r>
-              <w:rPr>
-                <w:rFonts w:ascii="Noto Sans CJK SC" w:hAnsi="Noto Sans CJK SC" w:eastAsia="Noto Sans CJK SC"/>
+            <w:r>
+              <w:rPr>
+                <w:rFonts w:ascii="Noto Sans SC" w:hAnsi="Noto Sans SC" w:eastAsia="Noto Sans SC"/>
+              </w:rPr>
+            </w:r>
+            <w:r>
+              <w:rPr>
+                <w:rFonts w:ascii="Noto Sans SC" w:hAnsi="Noto Sans SC" w:eastAsia="Noto Sans SC"/>
                 <w:b w:val="0"/>
                 <w:sz w:val="17"/>
               </w:rPr>
@@ -3645,10 +4484,14 @@
             <w:vAlign w:val="center"/>
           </w:tcPr>
           <w:p>
-            <w:r/>
-            <w:r>
-              <w:rPr>
-                <w:rFonts w:ascii="Noto Sans CJK SC" w:hAnsi="Noto Sans CJK SC" w:eastAsia="Noto Sans CJK SC"/>
+            <w:r>
+              <w:rPr>
+                <w:rFonts w:ascii="Noto Sans SC" w:hAnsi="Noto Sans SC" w:eastAsia="Noto Sans SC"/>
+              </w:rPr>
+            </w:r>
+            <w:r>
+              <w:rPr>
+                <w:rFonts w:ascii="Noto Sans SC" w:hAnsi="Noto Sans SC" w:eastAsia="Noto Sans SC"/>
                 <w:b w:val="0"/>
                 <w:sz w:val="17"/>
               </w:rPr>
@@ -3662,10 +4505,14 @@
             <w:vAlign w:val="center"/>
           </w:tcPr>
           <w:p>
-            <w:r/>
-            <w:r>
-              <w:rPr>
-                <w:rFonts w:ascii="Noto Sans CJK SC" w:hAnsi="Noto Sans CJK SC" w:eastAsia="Noto Sans CJK SC"/>
+            <w:r>
+              <w:rPr>
+                <w:rFonts w:ascii="Noto Sans SC" w:hAnsi="Noto Sans SC" w:eastAsia="Noto Sans SC"/>
+              </w:rPr>
+            </w:r>
+            <w:r>
+              <w:rPr>
+                <w:rFonts w:ascii="Noto Sans SC" w:hAnsi="Noto Sans SC" w:eastAsia="Noto Sans SC"/>
                 <w:b w:val="0"/>
                 <w:sz w:val="17"/>
               </w:rPr>
@@ -3679,10 +4526,14 @@
             <w:vAlign w:val="center"/>
           </w:tcPr>
           <w:p>
-            <w:r/>
-            <w:r>
-              <w:rPr>
-                <w:rFonts w:ascii="Noto Sans CJK SC" w:hAnsi="Noto Sans CJK SC" w:eastAsia="Noto Sans CJK SC"/>
+            <w:r>
+              <w:rPr>
+                <w:rFonts w:ascii="Noto Sans SC" w:hAnsi="Noto Sans SC" w:eastAsia="Noto Sans SC"/>
+              </w:rPr>
+            </w:r>
+            <w:r>
+              <w:rPr>
+                <w:rFonts w:ascii="Noto Sans SC" w:hAnsi="Noto Sans SC" w:eastAsia="Noto Sans SC"/>
                 <w:b w:val="0"/>
                 <w:sz w:val="17"/>
               </w:rPr>
@@ -3696,10 +4547,14 @@
             <w:vAlign w:val="center"/>
           </w:tcPr>
           <w:p>
-            <w:r/>
-            <w:r>
-              <w:rPr>
-                <w:rFonts w:ascii="Noto Sans CJK SC" w:hAnsi="Noto Sans CJK SC" w:eastAsia="Noto Sans CJK SC"/>
+            <w:r>
+              <w:rPr>
+                <w:rFonts w:ascii="Noto Sans SC" w:hAnsi="Noto Sans SC" w:eastAsia="Noto Sans SC"/>
+              </w:rPr>
+            </w:r>
+            <w:r>
+              <w:rPr>
+                <w:rFonts w:ascii="Noto Sans SC" w:hAnsi="Noto Sans SC" w:eastAsia="Noto Sans SC"/>
                 <w:b w:val="0"/>
                 <w:sz w:val="17"/>
               </w:rPr>
@@ -3715,10 +4570,14 @@
             <w:vAlign w:val="center"/>
           </w:tcPr>
           <w:p>
-            <w:r/>
-            <w:r>
-              <w:rPr>
-                <w:rFonts w:ascii="Noto Sans CJK SC" w:hAnsi="Noto Sans CJK SC" w:eastAsia="Noto Sans CJK SC"/>
+            <w:r>
+              <w:rPr>
+                <w:rFonts w:ascii="Noto Sans SC" w:hAnsi="Noto Sans SC" w:eastAsia="Noto Sans SC"/>
+              </w:rPr>
+            </w:r>
+            <w:r>
+              <w:rPr>
+                <w:rFonts w:ascii="Noto Sans SC" w:hAnsi="Noto Sans SC" w:eastAsia="Noto Sans SC"/>
                 <w:b w:val="0"/>
                 <w:sz w:val="17"/>
               </w:rPr>
@@ -3732,10 +4591,14 @@
             <w:vAlign w:val="center"/>
           </w:tcPr>
           <w:p>
-            <w:r/>
-            <w:r>
-              <w:rPr>
-                <w:rFonts w:ascii="Noto Sans CJK SC" w:hAnsi="Noto Sans CJK SC" w:eastAsia="Noto Sans CJK SC"/>
+            <w:r>
+              <w:rPr>
+                <w:rFonts w:ascii="Noto Sans SC" w:hAnsi="Noto Sans SC" w:eastAsia="Noto Sans SC"/>
+              </w:rPr>
+            </w:r>
+            <w:r>
+              <w:rPr>
+                <w:rFonts w:ascii="Noto Sans SC" w:hAnsi="Noto Sans SC" w:eastAsia="Noto Sans SC"/>
                 <w:b w:val="0"/>
                 <w:sz w:val="17"/>
               </w:rPr>
@@ -3749,10 +4612,14 @@
             <w:vAlign w:val="center"/>
           </w:tcPr>
           <w:p>
-            <w:r/>
-            <w:r>
-              <w:rPr>
-                <w:rFonts w:ascii="Noto Sans CJK SC" w:hAnsi="Noto Sans CJK SC" w:eastAsia="Noto Sans CJK SC"/>
+            <w:r>
+              <w:rPr>
+                <w:rFonts w:ascii="Noto Sans SC" w:hAnsi="Noto Sans SC" w:eastAsia="Noto Sans SC"/>
+              </w:rPr>
+            </w:r>
+            <w:r>
+              <w:rPr>
+                <w:rFonts w:ascii="Noto Sans SC" w:hAnsi="Noto Sans SC" w:eastAsia="Noto Sans SC"/>
                 <w:b w:val="0"/>
                 <w:sz w:val="17"/>
               </w:rPr>
@@ -3766,10 +4633,14 @@
             <w:vAlign w:val="center"/>
           </w:tcPr>
           <w:p>
-            <w:r/>
-            <w:r>
-              <w:rPr>
-                <w:rFonts w:ascii="Noto Sans CJK SC" w:hAnsi="Noto Sans CJK SC" w:eastAsia="Noto Sans CJK SC"/>
+            <w:r>
+              <w:rPr>
+                <w:rFonts w:ascii="Noto Sans SC" w:hAnsi="Noto Sans SC" w:eastAsia="Noto Sans SC"/>
+              </w:rPr>
+            </w:r>
+            <w:r>
+              <w:rPr>
+                <w:rFonts w:ascii="Noto Sans SC" w:hAnsi="Noto Sans SC" w:eastAsia="Noto Sans SC"/>
                 <w:b w:val="0"/>
                 <w:sz w:val="17"/>
               </w:rPr>
@@ -3785,10 +4656,14 @@
             <w:vAlign w:val="center"/>
           </w:tcPr>
           <w:p>
-            <w:r/>
-            <w:r>
-              <w:rPr>
-                <w:rFonts w:ascii="Noto Sans CJK SC" w:hAnsi="Noto Sans CJK SC" w:eastAsia="Noto Sans CJK SC"/>
+            <w:r>
+              <w:rPr>
+                <w:rFonts w:ascii="Noto Sans SC" w:hAnsi="Noto Sans SC" w:eastAsia="Noto Sans SC"/>
+              </w:rPr>
+            </w:r>
+            <w:r>
+              <w:rPr>
+                <w:rFonts w:ascii="Noto Sans SC" w:hAnsi="Noto Sans SC" w:eastAsia="Noto Sans SC"/>
                 <w:b w:val="0"/>
                 <w:sz w:val="17"/>
               </w:rPr>
@@ -3802,10 +4677,14 @@
             <w:vAlign w:val="center"/>
           </w:tcPr>
           <w:p>
-            <w:r/>
-            <w:r>
-              <w:rPr>
-                <w:rFonts w:ascii="Noto Sans CJK SC" w:hAnsi="Noto Sans CJK SC" w:eastAsia="Noto Sans CJK SC"/>
+            <w:r>
+              <w:rPr>
+                <w:rFonts w:ascii="Noto Sans SC" w:hAnsi="Noto Sans SC" w:eastAsia="Noto Sans SC"/>
+              </w:rPr>
+            </w:r>
+            <w:r>
+              <w:rPr>
+                <w:rFonts w:ascii="Noto Sans SC" w:hAnsi="Noto Sans SC" w:eastAsia="Noto Sans SC"/>
                 <w:b w:val="0"/>
                 <w:sz w:val="17"/>
               </w:rPr>
@@ -3819,10 +4698,14 @@
             <w:vAlign w:val="center"/>
           </w:tcPr>
           <w:p>
-            <w:r/>
-            <w:r>
-              <w:rPr>
-                <w:rFonts w:ascii="Noto Sans CJK SC" w:hAnsi="Noto Sans CJK SC" w:eastAsia="Noto Sans CJK SC"/>
+            <w:r>
+              <w:rPr>
+                <w:rFonts w:ascii="Noto Sans SC" w:hAnsi="Noto Sans SC" w:eastAsia="Noto Sans SC"/>
+              </w:rPr>
+            </w:r>
+            <w:r>
+              <w:rPr>
+                <w:rFonts w:ascii="Noto Sans SC" w:hAnsi="Noto Sans SC" w:eastAsia="Noto Sans SC"/>
                 <w:b w:val="0"/>
                 <w:sz w:val="17"/>
               </w:rPr>
@@ -3836,10 +4719,14 @@
             <w:vAlign w:val="center"/>
           </w:tcPr>
           <w:p>
-            <w:r/>
-            <w:r>
-              <w:rPr>
-                <w:rFonts w:ascii="Noto Sans CJK SC" w:hAnsi="Noto Sans CJK SC" w:eastAsia="Noto Sans CJK SC"/>
+            <w:r>
+              <w:rPr>
+                <w:rFonts w:ascii="Noto Sans SC" w:hAnsi="Noto Sans SC" w:eastAsia="Noto Sans SC"/>
+              </w:rPr>
+            </w:r>
+            <w:r>
+              <w:rPr>
+                <w:rFonts w:ascii="Noto Sans SC" w:hAnsi="Noto Sans SC" w:eastAsia="Noto Sans SC"/>
                 <w:b w:val="0"/>
                 <w:sz w:val="17"/>
               </w:rPr>
@@ -3855,10 +4742,14 @@
             <w:vAlign w:val="center"/>
           </w:tcPr>
           <w:p>
-            <w:r/>
-            <w:r>
-              <w:rPr>
-                <w:rFonts w:ascii="Noto Sans CJK SC" w:hAnsi="Noto Sans CJK SC" w:eastAsia="Noto Sans CJK SC"/>
+            <w:r>
+              <w:rPr>
+                <w:rFonts w:ascii="Noto Sans SC" w:hAnsi="Noto Sans SC" w:eastAsia="Noto Sans SC"/>
+              </w:rPr>
+            </w:r>
+            <w:r>
+              <w:rPr>
+                <w:rFonts w:ascii="Noto Sans SC" w:hAnsi="Noto Sans SC" w:eastAsia="Noto Sans SC"/>
                 <w:b w:val="0"/>
                 <w:sz w:val="17"/>
               </w:rPr>
@@ -3872,10 +4763,14 @@
             <w:vAlign w:val="center"/>
           </w:tcPr>
           <w:p>
-            <w:r/>
-            <w:r>
-              <w:rPr>
-                <w:rFonts w:ascii="Noto Sans CJK SC" w:hAnsi="Noto Sans CJK SC" w:eastAsia="Noto Sans CJK SC"/>
+            <w:r>
+              <w:rPr>
+                <w:rFonts w:ascii="Noto Sans SC" w:hAnsi="Noto Sans SC" w:eastAsia="Noto Sans SC"/>
+              </w:rPr>
+            </w:r>
+            <w:r>
+              <w:rPr>
+                <w:rFonts w:ascii="Noto Sans SC" w:hAnsi="Noto Sans SC" w:eastAsia="Noto Sans SC"/>
                 <w:b w:val="0"/>
                 <w:sz w:val="17"/>
               </w:rPr>
@@ -3889,10 +4784,14 @@
             <w:vAlign w:val="center"/>
           </w:tcPr>
           <w:p>
-            <w:r/>
-            <w:r>
-              <w:rPr>
-                <w:rFonts w:ascii="Noto Sans CJK SC" w:hAnsi="Noto Sans CJK SC" w:eastAsia="Noto Sans CJK SC"/>
+            <w:r>
+              <w:rPr>
+                <w:rFonts w:ascii="Noto Sans SC" w:hAnsi="Noto Sans SC" w:eastAsia="Noto Sans SC"/>
+              </w:rPr>
+            </w:r>
+            <w:r>
+              <w:rPr>
+                <w:rFonts w:ascii="Noto Sans SC" w:hAnsi="Noto Sans SC" w:eastAsia="Noto Sans SC"/>
                 <w:b w:val="0"/>
                 <w:sz w:val="17"/>
               </w:rPr>
@@ -3906,10 +4805,14 @@
             <w:vAlign w:val="center"/>
           </w:tcPr>
           <w:p>
-            <w:r/>
-            <w:r>
-              <w:rPr>
-                <w:rFonts w:ascii="Noto Sans CJK SC" w:hAnsi="Noto Sans CJK SC" w:eastAsia="Noto Sans CJK SC"/>
+            <w:r>
+              <w:rPr>
+                <w:rFonts w:ascii="Noto Sans SC" w:hAnsi="Noto Sans SC" w:eastAsia="Noto Sans SC"/>
+              </w:rPr>
+            </w:r>
+            <w:r>
+              <w:rPr>
+                <w:rFonts w:ascii="Noto Sans SC" w:hAnsi="Noto Sans SC" w:eastAsia="Noto Sans SC"/>
                 <w:b w:val="0"/>
                 <w:sz w:val="17"/>
               </w:rPr>
@@ -3925,10 +4828,14 @@
             <w:vAlign w:val="center"/>
           </w:tcPr>
           <w:p>
-            <w:r/>
-            <w:r>
-              <w:rPr>
-                <w:rFonts w:ascii="Noto Sans CJK SC" w:hAnsi="Noto Sans CJK SC" w:eastAsia="Noto Sans CJK SC"/>
+            <w:r>
+              <w:rPr>
+                <w:rFonts w:ascii="Noto Sans SC" w:hAnsi="Noto Sans SC" w:eastAsia="Noto Sans SC"/>
+              </w:rPr>
+            </w:r>
+            <w:r>
+              <w:rPr>
+                <w:rFonts w:ascii="Noto Sans SC" w:hAnsi="Noto Sans SC" w:eastAsia="Noto Sans SC"/>
                 <w:b w:val="0"/>
                 <w:sz w:val="17"/>
               </w:rPr>
@@ -3942,10 +4849,14 @@
             <w:vAlign w:val="center"/>
           </w:tcPr>
           <w:p>
-            <w:r/>
-            <w:r>
-              <w:rPr>
-                <w:rFonts w:ascii="Noto Sans CJK SC" w:hAnsi="Noto Sans CJK SC" w:eastAsia="Noto Sans CJK SC"/>
+            <w:r>
+              <w:rPr>
+                <w:rFonts w:ascii="Noto Sans SC" w:hAnsi="Noto Sans SC" w:eastAsia="Noto Sans SC"/>
+              </w:rPr>
+            </w:r>
+            <w:r>
+              <w:rPr>
+                <w:rFonts w:ascii="Noto Sans SC" w:hAnsi="Noto Sans SC" w:eastAsia="Noto Sans SC"/>
                 <w:b w:val="0"/>
                 <w:sz w:val="17"/>
               </w:rPr>
@@ -3959,10 +4870,14 @@
             <w:vAlign w:val="center"/>
           </w:tcPr>
           <w:p>
-            <w:r/>
-            <w:r>
-              <w:rPr>
-                <w:rFonts w:ascii="Noto Sans CJK SC" w:hAnsi="Noto Sans CJK SC" w:eastAsia="Noto Sans CJK SC"/>
+            <w:r>
+              <w:rPr>
+                <w:rFonts w:ascii="Noto Sans SC" w:hAnsi="Noto Sans SC" w:eastAsia="Noto Sans SC"/>
+              </w:rPr>
+            </w:r>
+            <w:r>
+              <w:rPr>
+                <w:rFonts w:ascii="Noto Sans SC" w:hAnsi="Noto Sans SC" w:eastAsia="Noto Sans SC"/>
                 <w:b w:val="0"/>
                 <w:sz w:val="17"/>
               </w:rPr>
@@ -3976,10 +4891,14 @@
             <w:vAlign w:val="center"/>
           </w:tcPr>
           <w:p>
-            <w:r/>
-            <w:r>
-              <w:rPr>
-                <w:rFonts w:ascii="Noto Sans CJK SC" w:hAnsi="Noto Sans CJK SC" w:eastAsia="Noto Sans CJK SC"/>
+            <w:r>
+              <w:rPr>
+                <w:rFonts w:ascii="Noto Sans SC" w:hAnsi="Noto Sans SC" w:eastAsia="Noto Sans SC"/>
+              </w:rPr>
+            </w:r>
+            <w:r>
+              <w:rPr>
+                <w:rFonts w:ascii="Noto Sans SC" w:hAnsi="Noto Sans SC" w:eastAsia="Noto Sans SC"/>
                 <w:b w:val="0"/>
                 <w:sz w:val="17"/>
               </w:rPr>
@@ -3995,10 +4914,14 @@
             <w:vAlign w:val="center"/>
           </w:tcPr>
           <w:p>
-            <w:r/>
-            <w:r>
-              <w:rPr>
-                <w:rFonts w:ascii="Noto Sans CJK SC" w:hAnsi="Noto Sans CJK SC" w:eastAsia="Noto Sans CJK SC"/>
+            <w:r>
+              <w:rPr>
+                <w:rFonts w:ascii="Noto Sans SC" w:hAnsi="Noto Sans SC" w:eastAsia="Noto Sans SC"/>
+              </w:rPr>
+            </w:r>
+            <w:r>
+              <w:rPr>
+                <w:rFonts w:ascii="Noto Sans SC" w:hAnsi="Noto Sans SC" w:eastAsia="Noto Sans SC"/>
                 <w:b w:val="0"/>
                 <w:sz w:val="17"/>
               </w:rPr>
@@ -4012,10 +4935,14 @@
             <w:vAlign w:val="center"/>
           </w:tcPr>
           <w:p>
-            <w:r/>
-            <w:r>
-              <w:rPr>
-                <w:rFonts w:ascii="Noto Sans CJK SC" w:hAnsi="Noto Sans CJK SC" w:eastAsia="Noto Sans CJK SC"/>
+            <w:r>
+              <w:rPr>
+                <w:rFonts w:ascii="Noto Sans SC" w:hAnsi="Noto Sans SC" w:eastAsia="Noto Sans SC"/>
+              </w:rPr>
+            </w:r>
+            <w:r>
+              <w:rPr>
+                <w:rFonts w:ascii="Noto Sans SC" w:hAnsi="Noto Sans SC" w:eastAsia="Noto Sans SC"/>
                 <w:b w:val="0"/>
                 <w:sz w:val="17"/>
               </w:rPr>
@@ -4029,10 +4956,14 @@
             <w:vAlign w:val="center"/>
           </w:tcPr>
           <w:p>
-            <w:r/>
-            <w:r>
-              <w:rPr>
-                <w:rFonts w:ascii="Noto Sans CJK SC" w:hAnsi="Noto Sans CJK SC" w:eastAsia="Noto Sans CJK SC"/>
+            <w:r>
+              <w:rPr>
+                <w:rFonts w:ascii="Noto Sans SC" w:hAnsi="Noto Sans SC" w:eastAsia="Noto Sans SC"/>
+              </w:rPr>
+            </w:r>
+            <w:r>
+              <w:rPr>
+                <w:rFonts w:ascii="Noto Sans SC" w:hAnsi="Noto Sans SC" w:eastAsia="Noto Sans SC"/>
                 <w:b w:val="0"/>
                 <w:sz w:val="17"/>
               </w:rPr>
@@ -4046,10 +4977,14 @@
             <w:vAlign w:val="center"/>
           </w:tcPr>
           <w:p>
-            <w:r/>
-            <w:r>
-              <w:rPr>
-                <w:rFonts w:ascii="Noto Sans CJK SC" w:hAnsi="Noto Sans CJK SC" w:eastAsia="Noto Sans CJK SC"/>
+            <w:r>
+              <w:rPr>
+                <w:rFonts w:ascii="Noto Sans SC" w:hAnsi="Noto Sans SC" w:eastAsia="Noto Sans SC"/>
+              </w:rPr>
+            </w:r>
+            <w:r>
+              <w:rPr>
+                <w:rFonts w:ascii="Noto Sans SC" w:hAnsi="Noto Sans SC" w:eastAsia="Noto Sans SC"/>
                 <w:b w:val="0"/>
                 <w:sz w:val="17"/>
               </w:rPr>
@@ -4065,10 +5000,14 @@
             <w:vAlign w:val="center"/>
           </w:tcPr>
           <w:p>
-            <w:r/>
-            <w:r>
-              <w:rPr>
-                <w:rFonts w:ascii="Noto Sans CJK SC" w:hAnsi="Noto Sans CJK SC" w:eastAsia="Noto Sans CJK SC"/>
+            <w:r>
+              <w:rPr>
+                <w:rFonts w:ascii="Noto Sans SC" w:hAnsi="Noto Sans SC" w:eastAsia="Noto Sans SC"/>
+              </w:rPr>
+            </w:r>
+            <w:r>
+              <w:rPr>
+                <w:rFonts w:ascii="Noto Sans SC" w:hAnsi="Noto Sans SC" w:eastAsia="Noto Sans SC"/>
                 <w:b w:val="0"/>
                 <w:sz w:val="17"/>
               </w:rPr>
@@ -4082,10 +5021,14 @@
             <w:vAlign w:val="center"/>
           </w:tcPr>
           <w:p>
-            <w:r/>
-            <w:r>
-              <w:rPr>
-                <w:rFonts w:ascii="Noto Sans CJK SC" w:hAnsi="Noto Sans CJK SC" w:eastAsia="Noto Sans CJK SC"/>
+            <w:r>
+              <w:rPr>
+                <w:rFonts w:ascii="Noto Sans SC" w:hAnsi="Noto Sans SC" w:eastAsia="Noto Sans SC"/>
+              </w:rPr>
+            </w:r>
+            <w:r>
+              <w:rPr>
+                <w:rFonts w:ascii="Noto Sans SC" w:hAnsi="Noto Sans SC" w:eastAsia="Noto Sans SC"/>
                 <w:b w:val="0"/>
                 <w:sz w:val="17"/>
               </w:rPr>
@@ -4099,10 +5042,14 @@
             <w:vAlign w:val="center"/>
           </w:tcPr>
           <w:p>
-            <w:r/>
-            <w:r>
-              <w:rPr>
-                <w:rFonts w:ascii="Noto Sans CJK SC" w:hAnsi="Noto Sans CJK SC" w:eastAsia="Noto Sans CJK SC"/>
+            <w:r>
+              <w:rPr>
+                <w:rFonts w:ascii="Noto Sans SC" w:hAnsi="Noto Sans SC" w:eastAsia="Noto Sans SC"/>
+              </w:rPr>
+            </w:r>
+            <w:r>
+              <w:rPr>
+                <w:rFonts w:ascii="Noto Sans SC" w:hAnsi="Noto Sans SC" w:eastAsia="Noto Sans SC"/>
                 <w:b w:val="0"/>
                 <w:sz w:val="17"/>
               </w:rPr>
@@ -4116,10 +5063,14 @@
             <w:vAlign w:val="center"/>
           </w:tcPr>
           <w:p>
-            <w:r/>
-            <w:r>
-              <w:rPr>
-                <w:rFonts w:ascii="Noto Sans CJK SC" w:hAnsi="Noto Sans CJK SC" w:eastAsia="Noto Sans CJK SC"/>
+            <w:r>
+              <w:rPr>
+                <w:rFonts w:ascii="Noto Sans SC" w:hAnsi="Noto Sans SC" w:eastAsia="Noto Sans SC"/>
+              </w:rPr>
+            </w:r>
+            <w:r>
+              <w:rPr>
+                <w:rFonts w:ascii="Noto Sans SC" w:hAnsi="Noto Sans SC" w:eastAsia="Noto Sans SC"/>
                 <w:b w:val="0"/>
                 <w:sz w:val="17"/>
               </w:rPr>
@@ -4135,10 +5086,14 @@
             <w:vAlign w:val="center"/>
           </w:tcPr>
           <w:p>
-            <w:r/>
-            <w:r>
-              <w:rPr>
-                <w:rFonts w:ascii="Noto Sans CJK SC" w:hAnsi="Noto Sans CJK SC" w:eastAsia="Noto Sans CJK SC"/>
+            <w:r>
+              <w:rPr>
+                <w:rFonts w:ascii="Noto Sans SC" w:hAnsi="Noto Sans SC" w:eastAsia="Noto Sans SC"/>
+              </w:rPr>
+            </w:r>
+            <w:r>
+              <w:rPr>
+                <w:rFonts w:ascii="Noto Sans SC" w:hAnsi="Noto Sans SC" w:eastAsia="Noto Sans SC"/>
                 <w:b w:val="0"/>
                 <w:sz w:val="17"/>
               </w:rPr>
@@ -4152,10 +5107,14 @@
             <w:vAlign w:val="center"/>
           </w:tcPr>
           <w:p>
-            <w:r/>
-            <w:r>
-              <w:rPr>
-                <w:rFonts w:ascii="Noto Sans CJK SC" w:hAnsi="Noto Sans CJK SC" w:eastAsia="Noto Sans CJK SC"/>
+            <w:r>
+              <w:rPr>
+                <w:rFonts w:ascii="Noto Sans SC" w:hAnsi="Noto Sans SC" w:eastAsia="Noto Sans SC"/>
+              </w:rPr>
+            </w:r>
+            <w:r>
+              <w:rPr>
+                <w:rFonts w:ascii="Noto Sans SC" w:hAnsi="Noto Sans SC" w:eastAsia="Noto Sans SC"/>
                 <w:b w:val="0"/>
                 <w:sz w:val="17"/>
               </w:rPr>
@@ -4169,10 +5128,14 @@
             <w:vAlign w:val="center"/>
           </w:tcPr>
           <w:p>
-            <w:r/>
-            <w:r>
-              <w:rPr>
-                <w:rFonts w:ascii="Noto Sans CJK SC" w:hAnsi="Noto Sans CJK SC" w:eastAsia="Noto Sans CJK SC"/>
+            <w:r>
+              <w:rPr>
+                <w:rFonts w:ascii="Noto Sans SC" w:hAnsi="Noto Sans SC" w:eastAsia="Noto Sans SC"/>
+              </w:rPr>
+            </w:r>
+            <w:r>
+              <w:rPr>
+                <w:rFonts w:ascii="Noto Sans SC" w:hAnsi="Noto Sans SC" w:eastAsia="Noto Sans SC"/>
                 <w:b w:val="0"/>
                 <w:sz w:val="17"/>
               </w:rPr>
@@ -4186,14 +5149,18 @@
             <w:vAlign w:val="center"/>
           </w:tcPr>
           <w:p>
-            <w:r/>
-            <w:r>
-              <w:rPr>
-                <w:rFonts w:ascii="Noto Sans CJK SC" w:hAnsi="Noto Sans CJK SC" w:eastAsia="Noto Sans CJK SC"/>
+            <w:r>
+              <w:rPr>
+                <w:rFonts w:ascii="Noto Sans SC" w:hAnsi="Noto Sans SC" w:eastAsia="Noto Sans SC"/>
+              </w:rPr>
+            </w:r>
+            <w:r>
+              <w:rPr>
+                <w:rFonts w:ascii="Noto Sans SC" w:hAnsi="Noto Sans SC" w:eastAsia="Noto Sans SC"/>
                 <w:b w:val="0"/>
                 <w:sz w:val="17"/>
               </w:rPr>
-              <w:t>READY + revision + 事务</w:t>
+              <w:t>READY + revision + 成功发布事务（固定 SUCCESS）</w:t>
             </w:r>
           </w:p>
         </w:tc>
@@ -4205,10 +5172,14 @@
             <w:vAlign w:val="center"/>
           </w:tcPr>
           <w:p>
-            <w:r/>
-            <w:r>
-              <w:rPr>
-                <w:rFonts w:ascii="Noto Sans CJK SC" w:hAnsi="Noto Sans CJK SC" w:eastAsia="Noto Sans CJK SC"/>
+            <w:r>
+              <w:rPr>
+                <w:rFonts w:ascii="Noto Sans SC" w:hAnsi="Noto Sans SC" w:eastAsia="Noto Sans SC"/>
+              </w:rPr>
+            </w:r>
+            <w:r>
+              <w:rPr>
+                <w:rFonts w:ascii="Noto Sans SC" w:hAnsi="Noto Sans SC" w:eastAsia="Noto Sans SC"/>
                 <w:b w:val="0"/>
                 <w:sz w:val="17"/>
               </w:rPr>
@@ -4222,10 +5193,14 @@
             <w:vAlign w:val="center"/>
           </w:tcPr>
           <w:p>
-            <w:r/>
-            <w:r>
-              <w:rPr>
-                <w:rFonts w:ascii="Noto Sans CJK SC" w:hAnsi="Noto Sans CJK SC" w:eastAsia="Noto Sans CJK SC"/>
+            <w:r>
+              <w:rPr>
+                <w:rFonts w:ascii="Noto Sans SC" w:hAnsi="Noto Sans SC" w:eastAsia="Noto Sans SC"/>
+              </w:rPr>
+            </w:r>
+            <w:r>
+              <w:rPr>
+                <w:rFonts w:ascii="Noto Sans SC" w:hAnsi="Noto Sans SC" w:eastAsia="Noto Sans SC"/>
                 <w:b w:val="0"/>
                 <w:sz w:val="17"/>
               </w:rPr>
@@ -4239,10 +5214,14 @@
             <w:vAlign w:val="center"/>
           </w:tcPr>
           <w:p>
-            <w:r/>
-            <w:r>
-              <w:rPr>
-                <w:rFonts w:ascii="Noto Sans CJK SC" w:hAnsi="Noto Sans CJK SC" w:eastAsia="Noto Sans CJK SC"/>
+            <w:r>
+              <w:rPr>
+                <w:rFonts w:ascii="Noto Sans SC" w:hAnsi="Noto Sans SC" w:eastAsia="Noto Sans SC"/>
+              </w:rPr>
+            </w:r>
+            <w:r>
+              <w:rPr>
+                <w:rFonts w:ascii="Noto Sans SC" w:hAnsi="Noto Sans SC" w:eastAsia="Noto Sans SC"/>
                 <w:b w:val="0"/>
                 <w:sz w:val="17"/>
               </w:rPr>
@@ -4256,10 +5235,14 @@
             <w:vAlign w:val="center"/>
           </w:tcPr>
           <w:p>
-            <w:r/>
-            <w:r>
-              <w:rPr>
-                <w:rFonts w:ascii="Noto Sans CJK SC" w:hAnsi="Noto Sans CJK SC" w:eastAsia="Noto Sans CJK SC"/>
+            <w:r>
+              <w:rPr>
+                <w:rFonts w:ascii="Noto Sans SC" w:hAnsi="Noto Sans SC" w:eastAsia="Noto Sans SC"/>
+              </w:rPr>
+            </w:r>
+            <w:r>
+              <w:rPr>
+                <w:rFonts w:ascii="Noto Sans SC" w:hAnsi="Noto Sans SC" w:eastAsia="Noto Sans SC"/>
                 <w:b w:val="0"/>
                 <w:sz w:val="17"/>
               </w:rPr>
@@ -4275,10 +5258,14 @@
             <w:vAlign w:val="center"/>
           </w:tcPr>
           <w:p>
-            <w:r/>
-            <w:r>
-              <w:rPr>
-                <w:rFonts w:ascii="Noto Sans CJK SC" w:hAnsi="Noto Sans CJK SC" w:eastAsia="Noto Sans CJK SC"/>
+            <w:r>
+              <w:rPr>
+                <w:rFonts w:ascii="Noto Sans SC" w:hAnsi="Noto Sans SC" w:eastAsia="Noto Sans SC"/>
+              </w:rPr>
+            </w:r>
+            <w:r>
+              <w:rPr>
+                <w:rFonts w:ascii="Noto Sans SC" w:hAnsi="Noto Sans SC" w:eastAsia="Noto Sans SC"/>
                 <w:b w:val="0"/>
                 <w:sz w:val="17"/>
               </w:rPr>
@@ -4292,10 +5279,14 @@
             <w:vAlign w:val="center"/>
           </w:tcPr>
           <w:p>
-            <w:r/>
-            <w:r>
-              <w:rPr>
-                <w:rFonts w:ascii="Noto Sans CJK SC" w:hAnsi="Noto Sans CJK SC" w:eastAsia="Noto Sans CJK SC"/>
+            <w:r>
+              <w:rPr>
+                <w:rFonts w:ascii="Noto Sans SC" w:hAnsi="Noto Sans SC" w:eastAsia="Noto Sans SC"/>
+              </w:rPr>
+            </w:r>
+            <w:r>
+              <w:rPr>
+                <w:rFonts w:ascii="Noto Sans SC" w:hAnsi="Noto Sans SC" w:eastAsia="Noto Sans SC"/>
                 <w:b w:val="0"/>
                 <w:sz w:val="17"/>
               </w:rPr>
@@ -4309,10 +5300,14 @@
             <w:vAlign w:val="center"/>
           </w:tcPr>
           <w:p>
-            <w:r/>
-            <w:r>
-              <w:rPr>
-                <w:rFonts w:ascii="Noto Sans CJK SC" w:hAnsi="Noto Sans CJK SC" w:eastAsia="Noto Sans CJK SC"/>
+            <w:r>
+              <w:rPr>
+                <w:rFonts w:ascii="Noto Sans SC" w:hAnsi="Noto Sans SC" w:eastAsia="Noto Sans SC"/>
+              </w:rPr>
+            </w:r>
+            <w:r>
+              <w:rPr>
+                <w:rFonts w:ascii="Noto Sans SC" w:hAnsi="Noto Sans SC" w:eastAsia="Noto Sans SC"/>
                 <w:b w:val="0"/>
                 <w:sz w:val="17"/>
               </w:rPr>
@@ -4326,10 +5321,14 @@
             <w:vAlign w:val="center"/>
           </w:tcPr>
           <w:p>
-            <w:r/>
-            <w:r>
-              <w:rPr>
-                <w:rFonts w:ascii="Noto Sans CJK SC" w:hAnsi="Noto Sans CJK SC" w:eastAsia="Noto Sans CJK SC"/>
+            <w:r>
+              <w:rPr>
+                <w:rFonts w:ascii="Noto Sans SC" w:hAnsi="Noto Sans SC" w:eastAsia="Noto Sans SC"/>
+              </w:rPr>
+            </w:r>
+            <w:r>
+              <w:rPr>
+                <w:rFonts w:ascii="Noto Sans SC" w:hAnsi="Noto Sans SC" w:eastAsia="Noto Sans SC"/>
                 <w:b w:val="0"/>
                 <w:sz w:val="17"/>
               </w:rPr>
@@ -4345,10 +5344,14 @@
             <w:vAlign w:val="center"/>
           </w:tcPr>
           <w:p>
-            <w:r/>
-            <w:r>
-              <w:rPr>
-                <w:rFonts w:ascii="Noto Sans CJK SC" w:hAnsi="Noto Sans CJK SC" w:eastAsia="Noto Sans CJK SC"/>
+            <w:r>
+              <w:rPr>
+                <w:rFonts w:ascii="Noto Sans SC" w:hAnsi="Noto Sans SC" w:eastAsia="Noto Sans SC"/>
+              </w:rPr>
+            </w:r>
+            <w:r>
+              <w:rPr>
+                <w:rFonts w:ascii="Noto Sans SC" w:hAnsi="Noto Sans SC" w:eastAsia="Noto Sans SC"/>
                 <w:b w:val="0"/>
                 <w:sz w:val="17"/>
               </w:rPr>
@@ -4362,10 +5365,14 @@
             <w:vAlign w:val="center"/>
           </w:tcPr>
           <w:p>
-            <w:r/>
-            <w:r>
-              <w:rPr>
-                <w:rFonts w:ascii="Noto Sans CJK SC" w:hAnsi="Noto Sans CJK SC" w:eastAsia="Noto Sans CJK SC"/>
+            <w:r>
+              <w:rPr>
+                <w:rFonts w:ascii="Noto Sans SC" w:hAnsi="Noto Sans SC" w:eastAsia="Noto Sans SC"/>
+              </w:rPr>
+            </w:r>
+            <w:r>
+              <w:rPr>
+                <w:rFonts w:ascii="Noto Sans SC" w:hAnsi="Noto Sans SC" w:eastAsia="Noto Sans SC"/>
                 <w:b w:val="0"/>
                 <w:sz w:val="17"/>
               </w:rPr>
@@ -4379,10 +5386,14 @@
             <w:vAlign w:val="center"/>
           </w:tcPr>
           <w:p>
-            <w:r/>
-            <w:r>
-              <w:rPr>
-                <w:rFonts w:ascii="Noto Sans CJK SC" w:hAnsi="Noto Sans CJK SC" w:eastAsia="Noto Sans CJK SC"/>
+            <w:r>
+              <w:rPr>
+                <w:rFonts w:ascii="Noto Sans SC" w:hAnsi="Noto Sans SC" w:eastAsia="Noto Sans SC"/>
+              </w:rPr>
+            </w:r>
+            <w:r>
+              <w:rPr>
+                <w:rFonts w:ascii="Noto Sans SC" w:hAnsi="Noto Sans SC" w:eastAsia="Noto Sans SC"/>
                 <w:b w:val="0"/>
                 <w:sz w:val="17"/>
               </w:rPr>
@@ -4396,10 +5407,14 @@
             <w:vAlign w:val="center"/>
           </w:tcPr>
           <w:p>
-            <w:r/>
-            <w:r>
-              <w:rPr>
-                <w:rFonts w:ascii="Noto Sans CJK SC" w:hAnsi="Noto Sans CJK SC" w:eastAsia="Noto Sans CJK SC"/>
+            <w:r>
+              <w:rPr>
+                <w:rFonts w:ascii="Noto Sans SC" w:hAnsi="Noto Sans SC" w:eastAsia="Noto Sans SC"/>
+              </w:rPr>
+            </w:r>
+            <w:r>
+              <w:rPr>
+                <w:rFonts w:ascii="Noto Sans SC" w:hAnsi="Noto Sans SC" w:eastAsia="Noto Sans SC"/>
                 <w:b w:val="0"/>
                 <w:sz w:val="17"/>
               </w:rPr>
@@ -4415,10 +5430,14 @@
             <w:vAlign w:val="center"/>
           </w:tcPr>
           <w:p>
-            <w:r/>
-            <w:r>
-              <w:rPr>
-                <w:rFonts w:ascii="Noto Sans CJK SC" w:hAnsi="Noto Sans CJK SC" w:eastAsia="Noto Sans CJK SC"/>
+            <w:r>
+              <w:rPr>
+                <w:rFonts w:ascii="Noto Sans SC" w:hAnsi="Noto Sans SC" w:eastAsia="Noto Sans SC"/>
+              </w:rPr>
+            </w:r>
+            <w:r>
+              <w:rPr>
+                <w:rFonts w:ascii="Noto Sans SC" w:hAnsi="Noto Sans SC" w:eastAsia="Noto Sans SC"/>
                 <w:b w:val="0"/>
                 <w:sz w:val="17"/>
               </w:rPr>
@@ -4432,10 +5451,14 @@
             <w:vAlign w:val="center"/>
           </w:tcPr>
           <w:p>
-            <w:r/>
-            <w:r>
-              <w:rPr>
-                <w:rFonts w:ascii="Noto Sans CJK SC" w:hAnsi="Noto Sans CJK SC" w:eastAsia="Noto Sans CJK SC"/>
+            <w:r>
+              <w:rPr>
+                <w:rFonts w:ascii="Noto Sans SC" w:hAnsi="Noto Sans SC" w:eastAsia="Noto Sans SC"/>
+              </w:rPr>
+            </w:r>
+            <w:r>
+              <w:rPr>
+                <w:rFonts w:ascii="Noto Sans SC" w:hAnsi="Noto Sans SC" w:eastAsia="Noto Sans SC"/>
                 <w:b w:val="0"/>
                 <w:sz w:val="17"/>
               </w:rPr>
@@ -4449,10 +5472,14 @@
             <w:vAlign w:val="center"/>
           </w:tcPr>
           <w:p>
-            <w:r/>
-            <w:r>
-              <w:rPr>
-                <w:rFonts w:ascii="Noto Sans CJK SC" w:hAnsi="Noto Sans CJK SC" w:eastAsia="Noto Sans CJK SC"/>
+            <w:r>
+              <w:rPr>
+                <w:rFonts w:ascii="Noto Sans SC" w:hAnsi="Noto Sans SC" w:eastAsia="Noto Sans SC"/>
+              </w:rPr>
+            </w:r>
+            <w:r>
+              <w:rPr>
+                <w:rFonts w:ascii="Noto Sans SC" w:hAnsi="Noto Sans SC" w:eastAsia="Noto Sans SC"/>
                 <w:b w:val="0"/>
                 <w:sz w:val="17"/>
               </w:rPr>
@@ -4466,10 +5493,14 @@
             <w:vAlign w:val="center"/>
           </w:tcPr>
           <w:p>
-            <w:r/>
-            <w:r>
-              <w:rPr>
-                <w:rFonts w:ascii="Noto Sans CJK SC" w:hAnsi="Noto Sans CJK SC" w:eastAsia="Noto Sans CJK SC"/>
+            <w:r>
+              <w:rPr>
+                <w:rFonts w:ascii="Noto Sans SC" w:hAnsi="Noto Sans SC" w:eastAsia="Noto Sans SC"/>
+              </w:rPr>
+            </w:r>
+            <w:r>
+              <w:rPr>
+                <w:rFonts w:ascii="Noto Sans SC" w:hAnsi="Noto Sans SC" w:eastAsia="Noto Sans SC"/>
                 <w:b w:val="0"/>
                 <w:sz w:val="17"/>
               </w:rPr>
@@ -4485,10 +5516,14 @@
             <w:vAlign w:val="center"/>
           </w:tcPr>
           <w:p>
-            <w:r/>
-            <w:r>
-              <w:rPr>
-                <w:rFonts w:ascii="Noto Sans CJK SC" w:hAnsi="Noto Sans CJK SC" w:eastAsia="Noto Sans CJK SC"/>
+            <w:r>
+              <w:rPr>
+                <w:rFonts w:ascii="Noto Sans SC" w:hAnsi="Noto Sans SC" w:eastAsia="Noto Sans SC"/>
+              </w:rPr>
+            </w:r>
+            <w:r>
+              <w:rPr>
+                <w:rFonts w:ascii="Noto Sans SC" w:hAnsi="Noto Sans SC" w:eastAsia="Noto Sans SC"/>
                 <w:b w:val="0"/>
                 <w:sz w:val="17"/>
               </w:rPr>
@@ -4502,10 +5537,14 @@
             <w:vAlign w:val="center"/>
           </w:tcPr>
           <w:p>
-            <w:r/>
-            <w:r>
-              <w:rPr>
-                <w:rFonts w:ascii="Noto Sans CJK SC" w:hAnsi="Noto Sans CJK SC" w:eastAsia="Noto Sans CJK SC"/>
+            <w:r>
+              <w:rPr>
+                <w:rFonts w:ascii="Noto Sans SC" w:hAnsi="Noto Sans SC" w:eastAsia="Noto Sans SC"/>
+              </w:rPr>
+            </w:r>
+            <w:r>
+              <w:rPr>
+                <w:rFonts w:ascii="Noto Sans SC" w:hAnsi="Noto Sans SC" w:eastAsia="Noto Sans SC"/>
                 <w:b w:val="0"/>
                 <w:sz w:val="17"/>
               </w:rPr>
@@ -4519,10 +5558,14 @@
             <w:vAlign w:val="center"/>
           </w:tcPr>
           <w:p>
-            <w:r/>
-            <w:r>
-              <w:rPr>
-                <w:rFonts w:ascii="Noto Sans CJK SC" w:hAnsi="Noto Sans CJK SC" w:eastAsia="Noto Sans CJK SC"/>
+            <w:r>
+              <w:rPr>
+                <w:rFonts w:ascii="Noto Sans SC" w:hAnsi="Noto Sans SC" w:eastAsia="Noto Sans SC"/>
+              </w:rPr>
+            </w:r>
+            <w:r>
+              <w:rPr>
+                <w:rFonts w:ascii="Noto Sans SC" w:hAnsi="Noto Sans SC" w:eastAsia="Noto Sans SC"/>
                 <w:b w:val="0"/>
                 <w:sz w:val="17"/>
               </w:rPr>
@@ -4536,10 +5579,14 @@
             <w:vAlign w:val="center"/>
           </w:tcPr>
           <w:p>
-            <w:r/>
-            <w:r>
-              <w:rPr>
-                <w:rFonts w:ascii="Noto Sans CJK SC" w:hAnsi="Noto Sans CJK SC" w:eastAsia="Noto Sans CJK SC"/>
+            <w:r>
+              <w:rPr>
+                <w:rFonts w:ascii="Noto Sans SC" w:hAnsi="Noto Sans SC" w:eastAsia="Noto Sans SC"/>
+              </w:rPr>
+            </w:r>
+            <w:r>
+              <w:rPr>
+                <w:rFonts w:ascii="Noto Sans SC" w:hAnsi="Noto Sans SC" w:eastAsia="Noto Sans SC"/>
                 <w:b w:val="0"/>
                 <w:sz w:val="17"/>
               </w:rPr>
@@ -4555,10 +5602,14 @@
             <w:vAlign w:val="center"/>
           </w:tcPr>
           <w:p>
-            <w:r/>
-            <w:r>
-              <w:rPr>
-                <w:rFonts w:ascii="Noto Sans CJK SC" w:hAnsi="Noto Sans CJK SC" w:eastAsia="Noto Sans CJK SC"/>
+            <w:r>
+              <w:rPr>
+                <w:rFonts w:ascii="Noto Sans SC" w:hAnsi="Noto Sans SC" w:eastAsia="Noto Sans SC"/>
+              </w:rPr>
+            </w:r>
+            <w:r>
+              <w:rPr>
+                <w:rFonts w:ascii="Noto Sans SC" w:hAnsi="Noto Sans SC" w:eastAsia="Noto Sans SC"/>
                 <w:b w:val="0"/>
                 <w:sz w:val="17"/>
               </w:rPr>
@@ -4572,10 +5623,14 @@
             <w:vAlign w:val="center"/>
           </w:tcPr>
           <w:p>
-            <w:r/>
-            <w:r>
-              <w:rPr>
-                <w:rFonts w:ascii="Noto Sans CJK SC" w:hAnsi="Noto Sans CJK SC" w:eastAsia="Noto Sans CJK SC"/>
+            <w:r>
+              <w:rPr>
+                <w:rFonts w:ascii="Noto Sans SC" w:hAnsi="Noto Sans SC" w:eastAsia="Noto Sans SC"/>
+              </w:rPr>
+            </w:r>
+            <w:r>
+              <w:rPr>
+                <w:rFonts w:ascii="Noto Sans SC" w:hAnsi="Noto Sans SC" w:eastAsia="Noto Sans SC"/>
                 <w:b w:val="0"/>
                 <w:sz w:val="17"/>
               </w:rPr>
@@ -4589,10 +5644,14 @@
             <w:vAlign w:val="center"/>
           </w:tcPr>
           <w:p>
-            <w:r/>
-            <w:r>
-              <w:rPr>
-                <w:rFonts w:ascii="Noto Sans CJK SC" w:hAnsi="Noto Sans CJK SC" w:eastAsia="Noto Sans CJK SC"/>
+            <w:r>
+              <w:rPr>
+                <w:rFonts w:ascii="Noto Sans SC" w:hAnsi="Noto Sans SC" w:eastAsia="Noto Sans SC"/>
+              </w:rPr>
+            </w:r>
+            <w:r>
+              <w:rPr>
+                <w:rFonts w:ascii="Noto Sans SC" w:hAnsi="Noto Sans SC" w:eastAsia="Noto Sans SC"/>
                 <w:b w:val="0"/>
                 <w:sz w:val="17"/>
               </w:rPr>
@@ -4606,10 +5665,14 @@
             <w:vAlign w:val="center"/>
           </w:tcPr>
           <w:p>
-            <w:r/>
-            <w:r>
-              <w:rPr>
-                <w:rFonts w:ascii="Noto Sans CJK SC" w:hAnsi="Noto Sans CJK SC" w:eastAsia="Noto Sans CJK SC"/>
+            <w:r>
+              <w:rPr>
+                <w:rFonts w:ascii="Noto Sans SC" w:hAnsi="Noto Sans SC" w:eastAsia="Noto Sans SC"/>
+              </w:rPr>
+            </w:r>
+            <w:r>
+              <w:rPr>
+                <w:rFonts w:ascii="Noto Sans SC" w:hAnsi="Noto Sans SC" w:eastAsia="Noto Sans SC"/>
                 <w:b w:val="0"/>
                 <w:sz w:val="17"/>
               </w:rPr>
@@ -4625,6 +5688,9 @@
         <w:pStyle w:val="Heading1"/>
       </w:pPr>
       <w:r>
+        <w:rPr>
+          <w:rFonts w:ascii="Noto Sans SC" w:hAnsi="Noto Sans SC" w:eastAsia="Noto Sans SC"/>
+        </w:rPr>
         <w:t>7. Feedback → Requirement → Version → Release 主链路</w:t>
       </w:r>
     </w:p>
@@ -4633,6 +5699,9 @@
         <w:pStyle w:val="Heading2"/>
       </w:pPr>
       <w:r>
+        <w:rPr>
+          <w:rFonts w:ascii="Noto Sans SC" w:hAnsi="Noto Sans SC" w:eastAsia="Noto Sans SC"/>
+        </w:rPr>
         <w:t>7.1 反馈转需求</w:t>
       </w:r>
     </w:p>
@@ -4641,6 +5710,9 @@
         <w:ind w:left="397" w:hanging="283"/>
       </w:pPr>
       <w:r>
+        <w:rPr>
+          <w:rFonts w:ascii="Noto Sans SC" w:hAnsi="Noto Sans SC" w:eastAsia="Noto Sans SC"/>
+        </w:rPr>
         <w:t>1.  产品负责人打开反馈详情并点击“转为需求”。</w:t>
       </w:r>
     </w:p>
@@ -4649,6 +5721,9 @@
         <w:ind w:left="397" w:hanging="283"/>
       </w:pPr>
       <w:r>
+        <w:rPr>
+          <w:rFonts w:ascii="Noto Sans SC" w:hAnsi="Noto Sans SC" w:eastAsia="Noto Sans SC"/>
+        </w:rPr>
         <w:t>2.  系统预填标题、类型、系统、模块、描述和附件引用。</w:t>
       </w:r>
     </w:p>
@@ -4657,6 +5732,9 @@
         <w:ind w:left="397" w:hanging="283"/>
       </w:pPr>
       <w:r>
+        <w:rPr>
+          <w:rFonts w:ascii="Noto Sans SC" w:hAnsi="Noto Sans SC" w:eastAsia="Noto Sans SC"/>
+        </w:rPr>
         <w:t>3.  保存时同一事务创建 Requirement、RequirementFeedback，回填 Feedback.main_requirement_id。</w:t>
       </w:r>
     </w:p>
@@ -4665,6 +5743,9 @@
         <w:ind w:left="397" w:hanging="283"/>
       </w:pPr>
       <w:r>
+        <w:rPr>
+          <w:rFonts w:ascii="Noto Sans SC" w:hAnsi="Noto Sans SC" w:eastAsia="Noto Sans SC"/>
+        </w:rPr>
         <w:t>4.  若同时选择版本，则创建 VersionRequirement，并将正式需求设置为 PLANNED。</w:t>
       </w:r>
     </w:p>
@@ -4673,6 +5754,9 @@
         <w:ind w:left="397" w:hanging="283"/>
       </w:pPr>
       <w:r>
+        <w:rPr>
+          <w:rFonts w:ascii="Noto Sans SC" w:hAnsi="Noto Sans SC" w:eastAsia="Noto Sans SC"/>
+        </w:rPr>
         <w:t>5.  写入两条审计：Feedback CONVERT_REQUIREMENT、Requirement CREATE_FROM_FEEDBACK。</w:t>
       </w:r>
     </w:p>
@@ -4681,11 +5765,17 @@
         <w:pStyle w:val="Heading2"/>
       </w:pPr>
       <w:r>
+        <w:rPr>
+          <w:rFonts w:ascii="Noto Sans SC" w:hAnsi="Noto Sans SC" w:eastAsia="Noto Sans SC"/>
+        </w:rPr>
         <w:t>7.2 版本内 A / B / C 场景</w:t>
       </w:r>
     </w:p>
     <w:p>
       <w:r>
+        <w:rPr>
+          <w:rFonts w:ascii="Noto Sans SC" w:hAnsi="Noto Sans SC" w:eastAsia="Noto Sans SC"/>
+        </w:rPr>
         <w:t>V1.0.1 中 A、B 为直接新建需求，C 来自反馈转化。三者在版本内完全同级，仅 source 和关联反馈不同。版本永远关联 Requirement，不直接关联 Feedback。</w:t>
       </w:r>
     </w:p>
@@ -4709,10 +5799,14 @@
             <w:shd w:fill="EAF2FB"/>
           </w:tcPr>
           <w:p>
-            <w:r/>
-            <w:r>
-              <w:rPr>
-                <w:rFonts w:ascii="Noto Sans CJK SC" w:hAnsi="Noto Sans CJK SC" w:eastAsia="Noto Sans CJK SC"/>
+            <w:r>
+              <w:rPr>
+                <w:rFonts w:ascii="Noto Sans SC" w:hAnsi="Noto Sans SC" w:eastAsia="Noto Sans SC"/>
+              </w:rPr>
+            </w:r>
+            <w:r>
+              <w:rPr>
+                <w:rFonts w:ascii="Noto Sans SC" w:hAnsi="Noto Sans SC" w:eastAsia="Noto Sans SC"/>
                 <w:b/>
                 <w:color w:val="184775"/>
                 <w:sz w:val="18"/>
@@ -4728,10 +5822,14 @@
             <w:shd w:fill="EAF2FB"/>
           </w:tcPr>
           <w:p>
-            <w:r/>
-            <w:r>
-              <w:rPr>
-                <w:rFonts w:ascii="Noto Sans CJK SC" w:hAnsi="Noto Sans CJK SC" w:eastAsia="Noto Sans CJK SC"/>
+            <w:r>
+              <w:rPr>
+                <w:rFonts w:ascii="Noto Sans SC" w:hAnsi="Noto Sans SC" w:eastAsia="Noto Sans SC"/>
+              </w:rPr>
+            </w:r>
+            <w:r>
+              <w:rPr>
+                <w:rFonts w:ascii="Noto Sans SC" w:hAnsi="Noto Sans SC" w:eastAsia="Noto Sans SC"/>
                 <w:b/>
                 <w:color w:val="184775"/>
                 <w:sz w:val="18"/>
@@ -4747,10 +5845,14 @@
             <w:shd w:fill="EAF2FB"/>
           </w:tcPr>
           <w:p>
-            <w:r/>
-            <w:r>
-              <w:rPr>
-                <w:rFonts w:ascii="Noto Sans CJK SC" w:hAnsi="Noto Sans CJK SC" w:eastAsia="Noto Sans CJK SC"/>
+            <w:r>
+              <w:rPr>
+                <w:rFonts w:ascii="Noto Sans SC" w:hAnsi="Noto Sans SC" w:eastAsia="Noto Sans SC"/>
+              </w:rPr>
+            </w:r>
+            <w:r>
+              <w:rPr>
+                <w:rFonts w:ascii="Noto Sans SC" w:hAnsi="Noto Sans SC" w:eastAsia="Noto Sans SC"/>
                 <w:b/>
                 <w:color w:val="184775"/>
                 <w:sz w:val="18"/>
@@ -4767,10 +5869,14 @@
             <w:vAlign w:val="center"/>
           </w:tcPr>
           <w:p>
-            <w:r/>
-            <w:r>
-              <w:rPr>
-                <w:rFonts w:ascii="Noto Sans CJK SC" w:hAnsi="Noto Sans CJK SC" w:eastAsia="Noto Sans CJK SC"/>
+            <w:r>
+              <w:rPr>
+                <w:rFonts w:ascii="Noto Sans SC" w:hAnsi="Noto Sans SC" w:eastAsia="Noto Sans SC"/>
+              </w:rPr>
+            </w:r>
+            <w:r>
+              <w:rPr>
+                <w:rFonts w:ascii="Noto Sans SC" w:hAnsi="Noto Sans SC" w:eastAsia="Noto Sans SC"/>
                 <w:b w:val="0"/>
                 <w:sz w:val="17"/>
               </w:rPr>
@@ -4784,10 +5890,14 @@
             <w:vAlign w:val="center"/>
           </w:tcPr>
           <w:p>
-            <w:r/>
-            <w:r>
-              <w:rPr>
-                <w:rFonts w:ascii="Noto Sans CJK SC" w:hAnsi="Noto Sans CJK SC" w:eastAsia="Noto Sans CJK SC"/>
+            <w:r>
+              <w:rPr>
+                <w:rFonts w:ascii="Noto Sans SC" w:hAnsi="Noto Sans SC" w:eastAsia="Noto Sans SC"/>
+              </w:rPr>
+            </w:r>
+            <w:r>
+              <w:rPr>
+                <w:rFonts w:ascii="Noto Sans SC" w:hAnsi="Noto Sans SC" w:eastAsia="Noto Sans SC"/>
                 <w:b w:val="0"/>
                 <w:sz w:val="17"/>
               </w:rPr>
@@ -4801,10 +5911,14 @@
             <w:vAlign w:val="center"/>
           </w:tcPr>
           <w:p>
-            <w:r/>
-            <w:r>
-              <w:rPr>
-                <w:rFonts w:ascii="Noto Sans CJK SC" w:hAnsi="Noto Sans CJK SC" w:eastAsia="Noto Sans CJK SC"/>
+            <w:r>
+              <w:rPr>
+                <w:rFonts w:ascii="Noto Sans SC" w:hAnsi="Noto Sans SC" w:eastAsia="Noto Sans SC"/>
+              </w:rPr>
+            </w:r>
+            <w:r>
+              <w:rPr>
+                <w:rFonts w:ascii="Noto Sans SC" w:hAnsi="Noto Sans SC" w:eastAsia="Noto Sans SC"/>
                 <w:b w:val="0"/>
                 <w:sz w:val="17"/>
               </w:rPr>
@@ -4820,10 +5934,14 @@
             <w:vAlign w:val="center"/>
           </w:tcPr>
           <w:p>
-            <w:r/>
-            <w:r>
-              <w:rPr>
-                <w:rFonts w:ascii="Noto Sans CJK SC" w:hAnsi="Noto Sans CJK SC" w:eastAsia="Noto Sans CJK SC"/>
+            <w:r>
+              <w:rPr>
+                <w:rFonts w:ascii="Noto Sans SC" w:hAnsi="Noto Sans SC" w:eastAsia="Noto Sans SC"/>
+              </w:rPr>
+            </w:r>
+            <w:r>
+              <w:rPr>
+                <w:rFonts w:ascii="Noto Sans SC" w:hAnsi="Noto Sans SC" w:eastAsia="Noto Sans SC"/>
                 <w:b w:val="0"/>
                 <w:sz w:val="17"/>
               </w:rPr>
@@ -4837,10 +5955,14 @@
             <w:vAlign w:val="center"/>
           </w:tcPr>
           <w:p>
-            <w:r/>
-            <w:r>
-              <w:rPr>
-                <w:rFonts w:ascii="Noto Sans CJK SC" w:hAnsi="Noto Sans CJK SC" w:eastAsia="Noto Sans CJK SC"/>
+            <w:r>
+              <w:rPr>
+                <w:rFonts w:ascii="Noto Sans SC" w:hAnsi="Noto Sans SC" w:eastAsia="Noto Sans SC"/>
+              </w:rPr>
+            </w:r>
+            <w:r>
+              <w:rPr>
+                <w:rFonts w:ascii="Noto Sans SC" w:hAnsi="Noto Sans SC" w:eastAsia="Noto Sans SC"/>
                 <w:b w:val="0"/>
                 <w:sz w:val="17"/>
               </w:rPr>
@@ -4854,10 +5976,14 @@
             <w:vAlign w:val="center"/>
           </w:tcPr>
           <w:p>
-            <w:r/>
-            <w:r>
-              <w:rPr>
-                <w:rFonts w:ascii="Noto Sans CJK SC" w:hAnsi="Noto Sans CJK SC" w:eastAsia="Noto Sans CJK SC"/>
+            <w:r>
+              <w:rPr>
+                <w:rFonts w:ascii="Noto Sans SC" w:hAnsi="Noto Sans SC" w:eastAsia="Noto Sans SC"/>
+              </w:rPr>
+            </w:r>
+            <w:r>
+              <w:rPr>
+                <w:rFonts w:ascii="Noto Sans SC" w:hAnsi="Noto Sans SC" w:eastAsia="Noto Sans SC"/>
                 <w:b w:val="0"/>
                 <w:sz w:val="17"/>
               </w:rPr>
@@ -4873,10 +5999,14 @@
             <w:vAlign w:val="center"/>
           </w:tcPr>
           <w:p>
-            <w:r/>
-            <w:r>
-              <w:rPr>
-                <w:rFonts w:ascii="Noto Sans CJK SC" w:hAnsi="Noto Sans CJK SC" w:eastAsia="Noto Sans CJK SC"/>
+            <w:r>
+              <w:rPr>
+                <w:rFonts w:ascii="Noto Sans SC" w:hAnsi="Noto Sans SC" w:eastAsia="Noto Sans SC"/>
+              </w:rPr>
+            </w:r>
+            <w:r>
+              <w:rPr>
+                <w:rFonts w:ascii="Noto Sans SC" w:hAnsi="Noto Sans SC" w:eastAsia="Noto Sans SC"/>
                 <w:b w:val="0"/>
                 <w:sz w:val="17"/>
               </w:rPr>
@@ -4890,10 +6020,14 @@
             <w:vAlign w:val="center"/>
           </w:tcPr>
           <w:p>
-            <w:r/>
-            <w:r>
-              <w:rPr>
-                <w:rFonts w:ascii="Noto Sans CJK SC" w:hAnsi="Noto Sans CJK SC" w:eastAsia="Noto Sans CJK SC"/>
+            <w:r>
+              <w:rPr>
+                <w:rFonts w:ascii="Noto Sans SC" w:hAnsi="Noto Sans SC" w:eastAsia="Noto Sans SC"/>
+              </w:rPr>
+            </w:r>
+            <w:r>
+              <w:rPr>
+                <w:rFonts w:ascii="Noto Sans SC" w:hAnsi="Noto Sans SC" w:eastAsia="Noto Sans SC"/>
                 <w:b w:val="0"/>
                 <w:sz w:val="17"/>
               </w:rPr>
@@ -4907,10 +6041,14 @@
             <w:vAlign w:val="center"/>
           </w:tcPr>
           <w:p>
-            <w:r/>
-            <w:r>
-              <w:rPr>
-                <w:rFonts w:ascii="Noto Sans CJK SC" w:hAnsi="Noto Sans CJK SC" w:eastAsia="Noto Sans CJK SC"/>
+            <w:r>
+              <w:rPr>
+                <w:rFonts w:ascii="Noto Sans SC" w:hAnsi="Noto Sans SC" w:eastAsia="Noto Sans SC"/>
+              </w:rPr>
+            </w:r>
+            <w:r>
+              <w:rPr>
+                <w:rFonts w:ascii="Noto Sans SC" w:hAnsi="Noto Sans SC" w:eastAsia="Noto Sans SC"/>
                 <w:b w:val="0"/>
                 <w:sz w:val="17"/>
               </w:rPr>
@@ -4926,6 +6064,9 @@
         <w:pStyle w:val="Heading2"/>
       </w:pPr>
       <w:r>
+        <w:rPr>
+          <w:rFonts w:ascii="Noto Sans SC" w:hAnsi="Noto Sans SC" w:eastAsia="Noto Sans SC"/>
+        </w:rPr>
         <w:t>7.3 发布事务</w:t>
       </w:r>
     </w:p>
@@ -4936,7 +6077,7 @@
       </w:pPr>
       <w:r>
         <w:rPr>
-          <w:rFonts w:ascii="DejaVu Sans Mono" w:hAnsi="DejaVu Sans Mono"/>
+          <w:rFonts w:ascii="Noto Sans SC" w:hAnsi="Noto Sans SC" w:eastAsia="Noto Sans SC"/>
         </w:rPr>
         <w:t>READY Version</w:t>
         <w:br/>
@@ -4957,7 +6098,10 @@
     </w:p>
     <w:p>
       <w:r>
-        <w:t>通知发送可在事务提交后异步执行，但数据库状态更新必须保持一致性。</w:t>
+        <w:rPr>
+          <w:rFonts w:ascii="Noto Sans SC" w:hAnsi="Noto Sans SC" w:eastAsia="Noto Sans SC"/>
+        </w:rPr>
+        <w:t>通知发送可在事务提交后异步执行，但数据库状态更新必须保持一致性。V1.5 MVP 只支持成功发布，publish 请求不接收 result；事务固定写入 Release.result = SUCCESS。Version.RELEASED 与 Requirement.ONLINE 只能由该成功发布事务产生。</w:t>
       </w:r>
     </w:p>
     <w:p>
@@ -4965,6 +6109,9 @@
         <w:pStyle w:val="Heading1"/>
       </w:pPr>
       <w:r>
+        <w:rPr>
+          <w:rFonts w:ascii="Noto Sans SC" w:hAnsi="Noto Sans SC" w:eastAsia="Noto Sans SC"/>
+        </w:rPr>
         <w:t>8. 多人编辑与并发冲突</w:t>
       </w:r>
     </w:p>
@@ -4973,6 +6120,9 @@
         <w:pStyle w:val="ListBullet"/>
       </w:pPr>
       <w:r>
+        <w:rPr>
+          <w:rFonts w:ascii="Noto Sans SC" w:hAnsi="Noto Sans SC" w:eastAsia="Noto Sans SC"/>
+        </w:rPr>
         <w:t>不做 Google Docs 式实时协同；第一期采用“编辑提示 + 乐观锁”。</w:t>
       </w:r>
     </w:p>
@@ -4981,6 +6131,9 @@
         <w:pStyle w:val="ListBullet"/>
       </w:pPr>
       <w:r>
+        <w:rPr>
+          <w:rFonts w:ascii="Noto Sans SC" w:hAnsi="Noto Sans SC" w:eastAsia="Noto Sans SC"/>
+        </w:rPr>
         <w:t>Redis key：edit_lock:{entity_type}:{entity_id}，TTL 默认 10 分钟，前端每 2 分钟心跳续期。</w:t>
       </w:r>
     </w:p>
@@ -4989,6 +6142,9 @@
         <w:pStyle w:val="ListBullet"/>
       </w:pPr>
       <w:r>
+        <w:rPr>
+          <w:rFonts w:ascii="Noto Sans SC" w:hAnsi="Noto Sans SC" w:eastAsia="Noto Sans SC"/>
+        </w:rPr>
         <w:t>若他人正在编辑，前端只提示，不禁止进入；最终正确性由 revision 保证。</w:t>
       </w:r>
     </w:p>
@@ -4997,6 +6153,9 @@
         <w:pStyle w:val="ListBullet"/>
       </w:pPr>
       <w:r>
+        <w:rPr>
+          <w:rFonts w:ascii="Noto Sans SC" w:hAnsi="Noto Sans SC" w:eastAsia="Noto Sans SC"/>
+        </w:rPr>
         <w:t>HTTP 409 的前端统一弹窗：查看最新内容、对比差异、放弃当前修改、基于最新版继续编辑。</w:t>
       </w:r>
     </w:p>
@@ -5005,7 +6164,10 @@
         <w:pStyle w:val="ListBullet"/>
       </w:pPr>
       <w:r>
-        <w:t>状态、优先级、负责人、版本迁移优先拆为独立接口，降低整页覆盖风险。</w:t>
+        <w:rPr>
+          <w:rFonts w:ascii="Noto Sans SC" w:hAnsi="Noto Sans SC" w:eastAsia="Noto Sans SC"/>
+        </w:rPr>
+        <w:t>状态、优先级、负责人、版本迁移优先拆为独立接口，降低整页覆盖风险。Version 允许 READY → TESTING，Requirement 允许在所属版本尚未发布时 DONE → DEVELOPING；两种退回都必须填写原因并写审计日志。</w:t>
       </w:r>
     </w:p>
     <w:p>
@@ -5015,7 +6177,7 @@
       </w:pPr>
       <w:r>
         <w:rPr>
-          <w:rFonts w:ascii="DejaVu Sans Mono" w:hAnsi="DejaVu Sans Mono"/>
+          <w:rFonts w:ascii="Noto Sans SC" w:hAnsi="Noto Sans SC" w:eastAsia="Noto Sans SC"/>
         </w:rPr>
         <w:t>UPDATE rd_requirement</w:t>
         <w:br/>
@@ -5046,10 +6208,14 @@
             <w:shd w:fill="EAF2FB"/>
           </w:tcPr>
           <w:p>
-            <w:r/>
-            <w:r>
-              <w:rPr>
-                <w:rFonts w:ascii="Noto Sans CJK SC" w:hAnsi="Noto Sans CJK SC" w:eastAsia="Noto Sans CJK SC"/>
+            <w:r>
+              <w:rPr>
+                <w:rFonts w:ascii="Noto Sans SC" w:hAnsi="Noto Sans SC" w:eastAsia="Noto Sans SC"/>
+              </w:rPr>
+            </w:r>
+            <w:r>
+              <w:rPr>
+                <w:rFonts w:ascii="Noto Sans SC" w:hAnsi="Noto Sans SC" w:eastAsia="Noto Sans SC"/>
                 <w:b/>
                 <w:color w:val="184775"/>
                 <w:sz w:val="18"/>
@@ -5065,10 +6231,14 @@
             <w:shd w:fill="EAF2FB"/>
           </w:tcPr>
           <w:p>
-            <w:r/>
-            <w:r>
-              <w:rPr>
-                <w:rFonts w:ascii="Noto Sans CJK SC" w:hAnsi="Noto Sans CJK SC" w:eastAsia="Noto Sans CJK SC"/>
+            <w:r>
+              <w:rPr>
+                <w:rFonts w:ascii="Noto Sans SC" w:hAnsi="Noto Sans SC" w:eastAsia="Noto Sans SC"/>
+              </w:rPr>
+            </w:r>
+            <w:r>
+              <w:rPr>
+                <w:rFonts w:ascii="Noto Sans SC" w:hAnsi="Noto Sans SC" w:eastAsia="Noto Sans SC"/>
                 <w:b/>
                 <w:color w:val="184775"/>
                 <w:sz w:val="18"/>
@@ -5085,10 +6255,14 @@
             <w:vAlign w:val="center"/>
           </w:tcPr>
           <w:p>
-            <w:r/>
-            <w:r>
-              <w:rPr>
-                <w:rFonts w:ascii="Noto Sans CJK SC" w:hAnsi="Noto Sans CJK SC" w:eastAsia="Noto Sans CJK SC"/>
+            <w:r>
+              <w:rPr>
+                <w:rFonts w:ascii="Noto Sans SC" w:hAnsi="Noto Sans SC" w:eastAsia="Noto Sans SC"/>
+              </w:rPr>
+            </w:r>
+            <w:r>
+              <w:rPr>
+                <w:rFonts w:ascii="Noto Sans SC" w:hAnsi="Noto Sans SC" w:eastAsia="Noto Sans SC"/>
                 <w:b w:val="0"/>
                 <w:sz w:val="17"/>
               </w:rPr>
@@ -5102,10 +6276,14 @@
             <w:vAlign w:val="center"/>
           </w:tcPr>
           <w:p>
-            <w:r/>
-            <w:r>
-              <w:rPr>
-                <w:rFonts w:ascii="Noto Sans CJK SC" w:hAnsi="Noto Sans CJK SC" w:eastAsia="Noto Sans CJK SC"/>
+            <w:r>
+              <w:rPr>
+                <w:rFonts w:ascii="Noto Sans SC" w:hAnsi="Noto Sans SC" w:eastAsia="Noto Sans SC"/>
+              </w:rPr>
+            </w:r>
+            <w:r>
+              <w:rPr>
+                <w:rFonts w:ascii="Noto Sans SC" w:hAnsi="Noto Sans SC" w:eastAsia="Noto Sans SC"/>
                 <w:b w:val="0"/>
                 <w:sz w:val="17"/>
               </w:rPr>
@@ -5121,10 +6299,14 @@
             <w:vAlign w:val="center"/>
           </w:tcPr>
           <w:p>
-            <w:r/>
-            <w:r>
-              <w:rPr>
-                <w:rFonts w:ascii="Noto Sans CJK SC" w:hAnsi="Noto Sans CJK SC" w:eastAsia="Noto Sans CJK SC"/>
+            <w:r>
+              <w:rPr>
+                <w:rFonts w:ascii="Noto Sans SC" w:hAnsi="Noto Sans SC" w:eastAsia="Noto Sans SC"/>
+              </w:rPr>
+            </w:r>
+            <w:r>
+              <w:rPr>
+                <w:rFonts w:ascii="Noto Sans SC" w:hAnsi="Noto Sans SC" w:eastAsia="Noto Sans SC"/>
                 <w:b w:val="0"/>
                 <w:sz w:val="17"/>
               </w:rPr>
@@ -5138,10 +6320,14 @@
             <w:vAlign w:val="center"/>
           </w:tcPr>
           <w:p>
-            <w:r/>
-            <w:r>
-              <w:rPr>
-                <w:rFonts w:ascii="Noto Sans CJK SC" w:hAnsi="Noto Sans CJK SC" w:eastAsia="Noto Sans CJK SC"/>
+            <w:r>
+              <w:rPr>
+                <w:rFonts w:ascii="Noto Sans SC" w:hAnsi="Noto Sans SC" w:eastAsia="Noto Sans SC"/>
+              </w:rPr>
+            </w:r>
+            <w:r>
+              <w:rPr>
+                <w:rFonts w:ascii="Noto Sans SC" w:hAnsi="Noto Sans SC" w:eastAsia="Noto Sans SC"/>
                 <w:b w:val="0"/>
                 <w:sz w:val="17"/>
               </w:rPr>
@@ -5157,10 +6343,14 @@
             <w:vAlign w:val="center"/>
           </w:tcPr>
           <w:p>
-            <w:r/>
-            <w:r>
-              <w:rPr>
-                <w:rFonts w:ascii="Noto Sans CJK SC" w:hAnsi="Noto Sans CJK SC" w:eastAsia="Noto Sans CJK SC"/>
+            <w:r>
+              <w:rPr>
+                <w:rFonts w:ascii="Noto Sans SC" w:hAnsi="Noto Sans SC" w:eastAsia="Noto Sans SC"/>
+              </w:rPr>
+            </w:r>
+            <w:r>
+              <w:rPr>
+                <w:rFonts w:ascii="Noto Sans SC" w:hAnsi="Noto Sans SC" w:eastAsia="Noto Sans SC"/>
                 <w:b w:val="0"/>
                 <w:sz w:val="17"/>
               </w:rPr>
@@ -5174,10 +6364,14 @@
             <w:vAlign w:val="center"/>
           </w:tcPr>
           <w:p>
-            <w:r/>
-            <w:r>
-              <w:rPr>
-                <w:rFonts w:ascii="Noto Sans CJK SC" w:hAnsi="Noto Sans CJK SC" w:eastAsia="Noto Sans CJK SC"/>
+            <w:r>
+              <w:rPr>
+                <w:rFonts w:ascii="Noto Sans SC" w:hAnsi="Noto Sans SC" w:eastAsia="Noto Sans SC"/>
+              </w:rPr>
+            </w:r>
+            <w:r>
+              <w:rPr>
+                <w:rFonts w:ascii="Noto Sans SC" w:hAnsi="Noto Sans SC" w:eastAsia="Noto Sans SC"/>
                 <w:b w:val="0"/>
                 <w:sz w:val="17"/>
               </w:rPr>
@@ -5193,10 +6387,14 @@
             <w:vAlign w:val="center"/>
           </w:tcPr>
           <w:p>
-            <w:r/>
-            <w:r>
-              <w:rPr>
-                <w:rFonts w:ascii="Noto Sans CJK SC" w:hAnsi="Noto Sans CJK SC" w:eastAsia="Noto Sans CJK SC"/>
+            <w:r>
+              <w:rPr>
+                <w:rFonts w:ascii="Noto Sans SC" w:hAnsi="Noto Sans SC" w:eastAsia="Noto Sans SC"/>
+              </w:rPr>
+            </w:r>
+            <w:r>
+              <w:rPr>
+                <w:rFonts w:ascii="Noto Sans SC" w:hAnsi="Noto Sans SC" w:eastAsia="Noto Sans SC"/>
                 <w:b w:val="0"/>
                 <w:sz w:val="17"/>
               </w:rPr>
@@ -5210,10 +6408,14 @@
             <w:vAlign w:val="center"/>
           </w:tcPr>
           <w:p>
-            <w:r/>
-            <w:r>
-              <w:rPr>
-                <w:rFonts w:ascii="Noto Sans CJK SC" w:hAnsi="Noto Sans CJK SC" w:eastAsia="Noto Sans CJK SC"/>
+            <w:r>
+              <w:rPr>
+                <w:rFonts w:ascii="Noto Sans SC" w:hAnsi="Noto Sans SC" w:eastAsia="Noto Sans SC"/>
+              </w:rPr>
+            </w:r>
+            <w:r>
+              <w:rPr>
+                <w:rFonts w:ascii="Noto Sans SC" w:hAnsi="Noto Sans SC" w:eastAsia="Noto Sans SC"/>
                 <w:b w:val="0"/>
                 <w:sz w:val="17"/>
               </w:rPr>
@@ -5229,11 +6431,17 @@
         <w:pStyle w:val="Heading1"/>
       </w:pPr>
       <w:r>
+        <w:rPr>
+          <w:rFonts w:ascii="Noto Sans SC" w:hAnsi="Noto Sans SC" w:eastAsia="Noto Sans SC"/>
+        </w:rPr>
         <w:t>9. 前端工程与 PC / Mobile 响应式实现</w:t>
       </w:r>
     </w:p>
     <w:p>
       <w:r>
+        <w:rPr>
+          <w:rFonts w:ascii="Noto Sans SC" w:hAnsi="Noto Sans SC" w:eastAsia="Noto Sans SC"/>
+        </w:rPr>
         <w:t>V1.5 继续采用一个 Vue 3 工程覆盖桌面、平板和手机，不建设第二套移动端项目。</w:t>
       </w:r>
     </w:p>
@@ -5257,10 +6465,14 @@
             <w:shd w:fill="EAF2FB"/>
           </w:tcPr>
           <w:p>
-            <w:r/>
-            <w:r>
-              <w:rPr>
-                <w:rFonts w:ascii="Noto Sans CJK SC" w:hAnsi="Noto Sans CJK SC" w:eastAsia="Noto Sans CJK SC"/>
+            <w:r>
+              <w:rPr>
+                <w:rFonts w:ascii="Noto Sans SC" w:hAnsi="Noto Sans SC" w:eastAsia="Noto Sans SC"/>
+              </w:rPr>
+            </w:r>
+            <w:r>
+              <w:rPr>
+                <w:rFonts w:ascii="Noto Sans SC" w:hAnsi="Noto Sans SC" w:eastAsia="Noto Sans SC"/>
                 <w:b/>
                 <w:color w:val="184775"/>
                 <w:sz w:val="18"/>
@@ -5276,10 +6488,14 @@
             <w:shd w:fill="EAF2FB"/>
           </w:tcPr>
           <w:p>
-            <w:r/>
-            <w:r>
-              <w:rPr>
-                <w:rFonts w:ascii="Noto Sans CJK SC" w:hAnsi="Noto Sans CJK SC" w:eastAsia="Noto Sans CJK SC"/>
+            <w:r>
+              <w:rPr>
+                <w:rFonts w:ascii="Noto Sans SC" w:hAnsi="Noto Sans SC" w:eastAsia="Noto Sans SC"/>
+              </w:rPr>
+            </w:r>
+            <w:r>
+              <w:rPr>
+                <w:rFonts w:ascii="Noto Sans SC" w:hAnsi="Noto Sans SC" w:eastAsia="Noto Sans SC"/>
                 <w:b/>
                 <w:color w:val="184775"/>
                 <w:sz w:val="18"/>
@@ -5295,10 +6511,14 @@
             <w:shd w:fill="EAF2FB"/>
           </w:tcPr>
           <w:p>
-            <w:r/>
-            <w:r>
-              <w:rPr>
-                <w:rFonts w:ascii="Noto Sans CJK SC" w:hAnsi="Noto Sans CJK SC" w:eastAsia="Noto Sans CJK SC"/>
+            <w:r>
+              <w:rPr>
+                <w:rFonts w:ascii="Noto Sans SC" w:hAnsi="Noto Sans SC" w:eastAsia="Noto Sans SC"/>
+              </w:rPr>
+            </w:r>
+            <w:r>
+              <w:rPr>
+                <w:rFonts w:ascii="Noto Sans SC" w:hAnsi="Noto Sans SC" w:eastAsia="Noto Sans SC"/>
                 <w:b/>
                 <w:color w:val="184775"/>
                 <w:sz w:val="18"/>
@@ -5315,10 +6535,14 @@
             <w:vAlign w:val="center"/>
           </w:tcPr>
           <w:p>
-            <w:r/>
-            <w:r>
-              <w:rPr>
-                <w:rFonts w:ascii="Noto Sans CJK SC" w:hAnsi="Noto Sans CJK SC" w:eastAsia="Noto Sans CJK SC"/>
+            <w:r>
+              <w:rPr>
+                <w:rFonts w:ascii="Noto Sans SC" w:hAnsi="Noto Sans SC" w:eastAsia="Noto Sans SC"/>
+              </w:rPr>
+            </w:r>
+            <w:r>
+              <w:rPr>
+                <w:rFonts w:ascii="Noto Sans SC" w:hAnsi="Noto Sans SC" w:eastAsia="Noto Sans SC"/>
                 <w:b w:val="0"/>
                 <w:sz w:val="17"/>
               </w:rPr>
@@ -5332,10 +6556,14 @@
             <w:vAlign w:val="center"/>
           </w:tcPr>
           <w:p>
-            <w:r/>
-            <w:r>
-              <w:rPr>
-                <w:rFonts w:ascii="Noto Sans CJK SC" w:hAnsi="Noto Sans CJK SC" w:eastAsia="Noto Sans CJK SC"/>
+            <w:r>
+              <w:rPr>
+                <w:rFonts w:ascii="Noto Sans SC" w:hAnsi="Noto Sans SC" w:eastAsia="Noto Sans SC"/>
+              </w:rPr>
+            </w:r>
+            <w:r>
+              <w:rPr>
+                <w:rFonts w:ascii="Noto Sans SC" w:hAnsi="Noto Sans SC" w:eastAsia="Noto Sans SC"/>
                 <w:b w:val="0"/>
                 <w:sz w:val="17"/>
               </w:rPr>
@@ -5349,10 +6577,14 @@
             <w:vAlign w:val="center"/>
           </w:tcPr>
           <w:p>
-            <w:r/>
-            <w:r>
-              <w:rPr>
-                <w:rFonts w:ascii="Noto Sans CJK SC" w:hAnsi="Noto Sans CJK SC" w:eastAsia="Noto Sans CJK SC"/>
+            <w:r>
+              <w:rPr>
+                <w:rFonts w:ascii="Noto Sans SC" w:hAnsi="Noto Sans SC" w:eastAsia="Noto Sans SC"/>
+              </w:rPr>
+            </w:r>
+            <w:r>
+              <w:rPr>
+                <w:rFonts w:ascii="Noto Sans SC" w:hAnsi="Noto Sans SC" w:eastAsia="Noto Sans SC"/>
                 <w:b w:val="0"/>
                 <w:sz w:val="17"/>
               </w:rPr>
@@ -5368,10 +6600,14 @@
             <w:vAlign w:val="center"/>
           </w:tcPr>
           <w:p>
-            <w:r/>
-            <w:r>
-              <w:rPr>
-                <w:rFonts w:ascii="Noto Sans CJK SC" w:hAnsi="Noto Sans CJK SC" w:eastAsia="Noto Sans CJK SC"/>
+            <w:r>
+              <w:rPr>
+                <w:rFonts w:ascii="Noto Sans SC" w:hAnsi="Noto Sans SC" w:eastAsia="Noto Sans SC"/>
+              </w:rPr>
+            </w:r>
+            <w:r>
+              <w:rPr>
+                <w:rFonts w:ascii="Noto Sans SC" w:hAnsi="Noto Sans SC" w:eastAsia="Noto Sans SC"/>
                 <w:b w:val="0"/>
                 <w:sz w:val="17"/>
               </w:rPr>
@@ -5385,10 +6621,14 @@
             <w:vAlign w:val="center"/>
           </w:tcPr>
           <w:p>
-            <w:r/>
-            <w:r>
-              <w:rPr>
-                <w:rFonts w:ascii="Noto Sans CJK SC" w:hAnsi="Noto Sans CJK SC" w:eastAsia="Noto Sans CJK SC"/>
+            <w:r>
+              <w:rPr>
+                <w:rFonts w:ascii="Noto Sans SC" w:hAnsi="Noto Sans SC" w:eastAsia="Noto Sans SC"/>
+              </w:rPr>
+            </w:r>
+            <w:r>
+              <w:rPr>
+                <w:rFonts w:ascii="Noto Sans SC" w:hAnsi="Noto Sans SC" w:eastAsia="Noto Sans SC"/>
                 <w:b w:val="0"/>
                 <w:sz w:val="17"/>
               </w:rPr>
@@ -5402,10 +6642,14 @@
             <w:vAlign w:val="center"/>
           </w:tcPr>
           <w:p>
-            <w:r/>
-            <w:r>
-              <w:rPr>
-                <w:rFonts w:ascii="Noto Sans CJK SC" w:hAnsi="Noto Sans CJK SC" w:eastAsia="Noto Sans CJK SC"/>
+            <w:r>
+              <w:rPr>
+                <w:rFonts w:ascii="Noto Sans SC" w:hAnsi="Noto Sans SC" w:eastAsia="Noto Sans SC"/>
+              </w:rPr>
+            </w:r>
+            <w:r>
+              <w:rPr>
+                <w:rFonts w:ascii="Noto Sans SC" w:hAnsi="Noto Sans SC" w:eastAsia="Noto Sans SC"/>
                 <w:b w:val="0"/>
                 <w:sz w:val="17"/>
               </w:rPr>
@@ -5421,10 +6665,14 @@
             <w:vAlign w:val="center"/>
           </w:tcPr>
           <w:p>
-            <w:r/>
-            <w:r>
-              <w:rPr>
-                <w:rFonts w:ascii="Noto Sans CJK SC" w:hAnsi="Noto Sans CJK SC" w:eastAsia="Noto Sans CJK SC"/>
+            <w:r>
+              <w:rPr>
+                <w:rFonts w:ascii="Noto Sans SC" w:hAnsi="Noto Sans SC" w:eastAsia="Noto Sans SC"/>
+              </w:rPr>
+            </w:r>
+            <w:r>
+              <w:rPr>
+                <w:rFonts w:ascii="Noto Sans SC" w:hAnsi="Noto Sans SC" w:eastAsia="Noto Sans SC"/>
                 <w:b w:val="0"/>
                 <w:sz w:val="17"/>
               </w:rPr>
@@ -5438,10 +6686,14 @@
             <w:vAlign w:val="center"/>
           </w:tcPr>
           <w:p>
-            <w:r/>
-            <w:r>
-              <w:rPr>
-                <w:rFonts w:ascii="Noto Sans CJK SC" w:hAnsi="Noto Sans CJK SC" w:eastAsia="Noto Sans CJK SC"/>
+            <w:r>
+              <w:rPr>
+                <w:rFonts w:ascii="Noto Sans SC" w:hAnsi="Noto Sans SC" w:eastAsia="Noto Sans SC"/>
+              </w:rPr>
+            </w:r>
+            <w:r>
+              <w:rPr>
+                <w:rFonts w:ascii="Noto Sans SC" w:hAnsi="Noto Sans SC" w:eastAsia="Noto Sans SC"/>
                 <w:b w:val="0"/>
                 <w:sz w:val="17"/>
               </w:rPr>
@@ -5455,10 +6707,14 @@
             <w:vAlign w:val="center"/>
           </w:tcPr>
           <w:p>
-            <w:r/>
-            <w:r>
-              <w:rPr>
-                <w:rFonts w:ascii="Noto Sans CJK SC" w:hAnsi="Noto Sans CJK SC" w:eastAsia="Noto Sans CJK SC"/>
+            <w:r>
+              <w:rPr>
+                <w:rFonts w:ascii="Noto Sans SC" w:hAnsi="Noto Sans SC" w:eastAsia="Noto Sans SC"/>
+              </w:rPr>
+            </w:r>
+            <w:r>
+              <w:rPr>
+                <w:rFonts w:ascii="Noto Sans SC" w:hAnsi="Noto Sans SC" w:eastAsia="Noto Sans SC"/>
                 <w:b w:val="0"/>
                 <w:sz w:val="17"/>
               </w:rPr>
@@ -5474,10 +6730,14 @@
             <w:vAlign w:val="center"/>
           </w:tcPr>
           <w:p>
-            <w:r/>
-            <w:r>
-              <w:rPr>
-                <w:rFonts w:ascii="Noto Sans CJK SC" w:hAnsi="Noto Sans CJK SC" w:eastAsia="Noto Sans CJK SC"/>
+            <w:r>
+              <w:rPr>
+                <w:rFonts w:ascii="Noto Sans SC" w:hAnsi="Noto Sans SC" w:eastAsia="Noto Sans SC"/>
+              </w:rPr>
+            </w:r>
+            <w:r>
+              <w:rPr>
+                <w:rFonts w:ascii="Noto Sans SC" w:hAnsi="Noto Sans SC" w:eastAsia="Noto Sans SC"/>
                 <w:b w:val="0"/>
                 <w:sz w:val="17"/>
               </w:rPr>
@@ -5491,10 +6751,14 @@
             <w:vAlign w:val="center"/>
           </w:tcPr>
           <w:p>
-            <w:r/>
-            <w:r>
-              <w:rPr>
-                <w:rFonts w:ascii="Noto Sans CJK SC" w:hAnsi="Noto Sans CJK SC" w:eastAsia="Noto Sans CJK SC"/>
+            <w:r>
+              <w:rPr>
+                <w:rFonts w:ascii="Noto Sans SC" w:hAnsi="Noto Sans SC" w:eastAsia="Noto Sans SC"/>
+              </w:rPr>
+            </w:r>
+            <w:r>
+              <w:rPr>
+                <w:rFonts w:ascii="Noto Sans SC" w:hAnsi="Noto Sans SC" w:eastAsia="Noto Sans SC"/>
                 <w:b w:val="0"/>
                 <w:sz w:val="17"/>
               </w:rPr>
@@ -5508,10 +6772,14 @@
             <w:vAlign w:val="center"/>
           </w:tcPr>
           <w:p>
-            <w:r/>
-            <w:r>
-              <w:rPr>
-                <w:rFonts w:ascii="Noto Sans CJK SC" w:hAnsi="Noto Sans CJK SC" w:eastAsia="Noto Sans CJK SC"/>
+            <w:r>
+              <w:rPr>
+                <w:rFonts w:ascii="Noto Sans SC" w:hAnsi="Noto Sans SC" w:eastAsia="Noto Sans SC"/>
+              </w:rPr>
+            </w:r>
+            <w:r>
+              <w:rPr>
+                <w:rFonts w:ascii="Noto Sans SC" w:hAnsi="Noto Sans SC" w:eastAsia="Noto Sans SC"/>
                 <w:b w:val="0"/>
                 <w:sz w:val="17"/>
               </w:rPr>
@@ -5527,10 +6795,14 @@
             <w:vAlign w:val="center"/>
           </w:tcPr>
           <w:p>
-            <w:r/>
-            <w:r>
-              <w:rPr>
-                <w:rFonts w:ascii="Noto Sans CJK SC" w:hAnsi="Noto Sans CJK SC" w:eastAsia="Noto Sans CJK SC"/>
+            <w:r>
+              <w:rPr>
+                <w:rFonts w:ascii="Noto Sans SC" w:hAnsi="Noto Sans SC" w:eastAsia="Noto Sans SC"/>
+              </w:rPr>
+            </w:r>
+            <w:r>
+              <w:rPr>
+                <w:rFonts w:ascii="Noto Sans SC" w:hAnsi="Noto Sans SC" w:eastAsia="Noto Sans SC"/>
                 <w:b w:val="0"/>
                 <w:sz w:val="17"/>
               </w:rPr>
@@ -5544,10 +6816,14 @@
             <w:vAlign w:val="center"/>
           </w:tcPr>
           <w:p>
-            <w:r/>
-            <w:r>
-              <w:rPr>
-                <w:rFonts w:ascii="Noto Sans CJK SC" w:hAnsi="Noto Sans CJK SC" w:eastAsia="Noto Sans CJK SC"/>
+            <w:r>
+              <w:rPr>
+                <w:rFonts w:ascii="Noto Sans SC" w:hAnsi="Noto Sans SC" w:eastAsia="Noto Sans SC"/>
+              </w:rPr>
+            </w:r>
+            <w:r>
+              <w:rPr>
+                <w:rFonts w:ascii="Noto Sans SC" w:hAnsi="Noto Sans SC" w:eastAsia="Noto Sans SC"/>
                 <w:b w:val="0"/>
                 <w:sz w:val="17"/>
               </w:rPr>
@@ -5561,10 +6837,14 @@
             <w:vAlign w:val="center"/>
           </w:tcPr>
           <w:p>
-            <w:r/>
-            <w:r>
-              <w:rPr>
-                <w:rFonts w:ascii="Noto Sans CJK SC" w:hAnsi="Noto Sans CJK SC" w:eastAsia="Noto Sans CJK SC"/>
+            <w:r>
+              <w:rPr>
+                <w:rFonts w:ascii="Noto Sans SC" w:hAnsi="Noto Sans SC" w:eastAsia="Noto Sans SC"/>
+              </w:rPr>
+            </w:r>
+            <w:r>
+              <w:rPr>
+                <w:rFonts w:ascii="Noto Sans SC" w:hAnsi="Noto Sans SC" w:eastAsia="Noto Sans SC"/>
                 <w:b w:val="0"/>
                 <w:sz w:val="17"/>
               </w:rPr>
@@ -5580,10 +6860,14 @@
             <w:vAlign w:val="center"/>
           </w:tcPr>
           <w:p>
-            <w:r/>
-            <w:r>
-              <w:rPr>
-                <w:rFonts w:ascii="Noto Sans CJK SC" w:hAnsi="Noto Sans CJK SC" w:eastAsia="Noto Sans CJK SC"/>
+            <w:r>
+              <w:rPr>
+                <w:rFonts w:ascii="Noto Sans SC" w:hAnsi="Noto Sans SC" w:eastAsia="Noto Sans SC"/>
+              </w:rPr>
+            </w:r>
+            <w:r>
+              <w:rPr>
+                <w:rFonts w:ascii="Noto Sans SC" w:hAnsi="Noto Sans SC" w:eastAsia="Noto Sans SC"/>
                 <w:b w:val="0"/>
                 <w:sz w:val="17"/>
               </w:rPr>
@@ -5597,10 +6881,14 @@
             <w:vAlign w:val="center"/>
           </w:tcPr>
           <w:p>
-            <w:r/>
-            <w:r>
-              <w:rPr>
-                <w:rFonts w:ascii="Noto Sans CJK SC" w:hAnsi="Noto Sans CJK SC" w:eastAsia="Noto Sans CJK SC"/>
+            <w:r>
+              <w:rPr>
+                <w:rFonts w:ascii="Noto Sans SC" w:hAnsi="Noto Sans SC" w:eastAsia="Noto Sans SC"/>
+              </w:rPr>
+            </w:r>
+            <w:r>
+              <w:rPr>
+                <w:rFonts w:ascii="Noto Sans SC" w:hAnsi="Noto Sans SC" w:eastAsia="Noto Sans SC"/>
                 <w:b w:val="0"/>
                 <w:sz w:val="17"/>
               </w:rPr>
@@ -5614,10 +6902,14 @@
             <w:vAlign w:val="center"/>
           </w:tcPr>
           <w:p>
-            <w:r/>
-            <w:r>
-              <w:rPr>
-                <w:rFonts w:ascii="Noto Sans CJK SC" w:hAnsi="Noto Sans CJK SC" w:eastAsia="Noto Sans CJK SC"/>
+            <w:r>
+              <w:rPr>
+                <w:rFonts w:ascii="Noto Sans SC" w:hAnsi="Noto Sans SC" w:eastAsia="Noto Sans SC"/>
+              </w:rPr>
+            </w:r>
+            <w:r>
+              <w:rPr>
+                <w:rFonts w:ascii="Noto Sans SC" w:hAnsi="Noto Sans SC" w:eastAsia="Noto Sans SC"/>
                 <w:b w:val="0"/>
                 <w:sz w:val="17"/>
               </w:rPr>
@@ -5633,10 +6925,14 @@
             <w:vAlign w:val="center"/>
           </w:tcPr>
           <w:p>
-            <w:r/>
-            <w:r>
-              <w:rPr>
-                <w:rFonts w:ascii="Noto Sans CJK SC" w:hAnsi="Noto Sans CJK SC" w:eastAsia="Noto Sans CJK SC"/>
+            <w:r>
+              <w:rPr>
+                <w:rFonts w:ascii="Noto Sans SC" w:hAnsi="Noto Sans SC" w:eastAsia="Noto Sans SC"/>
+              </w:rPr>
+            </w:r>
+            <w:r>
+              <w:rPr>
+                <w:rFonts w:ascii="Noto Sans SC" w:hAnsi="Noto Sans SC" w:eastAsia="Noto Sans SC"/>
                 <w:b w:val="0"/>
                 <w:sz w:val="17"/>
               </w:rPr>
@@ -5650,10 +6946,14 @@
             <w:vAlign w:val="center"/>
           </w:tcPr>
           <w:p>
-            <w:r/>
-            <w:r>
-              <w:rPr>
-                <w:rFonts w:ascii="Noto Sans CJK SC" w:hAnsi="Noto Sans CJK SC" w:eastAsia="Noto Sans CJK SC"/>
+            <w:r>
+              <w:rPr>
+                <w:rFonts w:ascii="Noto Sans SC" w:hAnsi="Noto Sans SC" w:eastAsia="Noto Sans SC"/>
+              </w:rPr>
+            </w:r>
+            <w:r>
+              <w:rPr>
+                <w:rFonts w:ascii="Noto Sans SC" w:hAnsi="Noto Sans SC" w:eastAsia="Noto Sans SC"/>
                 <w:b w:val="0"/>
                 <w:sz w:val="17"/>
               </w:rPr>
@@ -5667,10 +6967,14 @@
             <w:vAlign w:val="center"/>
           </w:tcPr>
           <w:p>
-            <w:r/>
-            <w:r>
-              <w:rPr>
-                <w:rFonts w:ascii="Noto Sans CJK SC" w:hAnsi="Noto Sans CJK SC" w:eastAsia="Noto Sans CJK SC"/>
+            <w:r>
+              <w:rPr>
+                <w:rFonts w:ascii="Noto Sans SC" w:hAnsi="Noto Sans SC" w:eastAsia="Noto Sans SC"/>
+              </w:rPr>
+            </w:r>
+            <w:r>
+              <w:rPr>
+                <w:rFonts w:ascii="Noto Sans SC" w:hAnsi="Noto Sans SC" w:eastAsia="Noto Sans SC"/>
                 <w:b w:val="0"/>
                 <w:sz w:val="17"/>
               </w:rPr>
@@ -5686,10 +6990,14 @@
             <w:vAlign w:val="center"/>
           </w:tcPr>
           <w:p>
-            <w:r/>
-            <w:r>
-              <w:rPr>
-                <w:rFonts w:ascii="Noto Sans CJK SC" w:hAnsi="Noto Sans CJK SC" w:eastAsia="Noto Sans CJK SC"/>
+            <w:r>
+              <w:rPr>
+                <w:rFonts w:ascii="Noto Sans SC" w:hAnsi="Noto Sans SC" w:eastAsia="Noto Sans SC"/>
+              </w:rPr>
+            </w:r>
+            <w:r>
+              <w:rPr>
+                <w:rFonts w:ascii="Noto Sans SC" w:hAnsi="Noto Sans SC" w:eastAsia="Noto Sans SC"/>
                 <w:b w:val="0"/>
                 <w:sz w:val="17"/>
               </w:rPr>
@@ -5703,10 +7011,14 @@
             <w:vAlign w:val="center"/>
           </w:tcPr>
           <w:p>
-            <w:r/>
-            <w:r>
-              <w:rPr>
-                <w:rFonts w:ascii="Noto Sans CJK SC" w:hAnsi="Noto Sans CJK SC" w:eastAsia="Noto Sans CJK SC"/>
+            <w:r>
+              <w:rPr>
+                <w:rFonts w:ascii="Noto Sans SC" w:hAnsi="Noto Sans SC" w:eastAsia="Noto Sans SC"/>
+              </w:rPr>
+            </w:r>
+            <w:r>
+              <w:rPr>
+                <w:rFonts w:ascii="Noto Sans SC" w:hAnsi="Noto Sans SC" w:eastAsia="Noto Sans SC"/>
                 <w:b w:val="0"/>
                 <w:sz w:val="17"/>
               </w:rPr>
@@ -5720,10 +7032,14 @@
             <w:vAlign w:val="center"/>
           </w:tcPr>
           <w:p>
-            <w:r/>
-            <w:r>
-              <w:rPr>
-                <w:rFonts w:ascii="Noto Sans CJK SC" w:hAnsi="Noto Sans CJK SC" w:eastAsia="Noto Sans CJK SC"/>
+            <w:r>
+              <w:rPr>
+                <w:rFonts w:ascii="Noto Sans SC" w:hAnsi="Noto Sans SC" w:eastAsia="Noto Sans SC"/>
+              </w:rPr>
+            </w:r>
+            <w:r>
+              <w:rPr>
+                <w:rFonts w:ascii="Noto Sans SC" w:hAnsi="Noto Sans SC" w:eastAsia="Noto Sans SC"/>
                 <w:b w:val="0"/>
                 <w:sz w:val="17"/>
               </w:rPr>
@@ -5739,6 +7055,9 @@
         <w:pStyle w:val="Heading2"/>
       </w:pPr>
       <w:r>
+        <w:rPr>
+          <w:rFonts w:ascii="Noto Sans SC" w:hAnsi="Noto Sans SC" w:eastAsia="Noto Sans SC"/>
+        </w:rPr>
         <w:t>9.1 已纳入 V1.5 的页面</w:t>
       </w:r>
     </w:p>
@@ -5747,6 +7066,9 @@
         <w:pStyle w:val="ListBullet"/>
       </w:pPr>
       <w:r>
+        <w:rPr>
+          <w:rFonts w:ascii="Noto Sans SC" w:hAnsi="Noto Sans SC" w:eastAsia="Noto Sans SC"/>
+        </w:rPr>
         <w:t>登录页</w:t>
       </w:r>
     </w:p>
@@ -5755,6 +7077,9 @@
         <w:pStyle w:val="ListBullet"/>
       </w:pPr>
       <w:r>
+        <w:rPr>
+          <w:rFonts w:ascii="Noto Sans SC" w:hAnsi="Noto Sans SC" w:eastAsia="Noto Sans SC"/>
+        </w:rPr>
         <w:t>首页数据概览</w:t>
       </w:r>
     </w:p>
@@ -5763,6 +7088,9 @@
         <w:pStyle w:val="ListBullet"/>
       </w:pPr>
       <w:r>
+        <w:rPr>
+          <w:rFonts w:ascii="Noto Sans SC" w:hAnsi="Noto Sans SC" w:eastAsia="Noto Sans SC"/>
+        </w:rPr>
         <w:t>反馈列表 / 提交 / 详情</w:t>
       </w:r>
     </w:p>
@@ -5771,6 +7099,9 @@
         <w:pStyle w:val="ListBullet"/>
       </w:pPr>
       <w:r>
+        <w:rPr>
+          <w:rFonts w:ascii="Noto Sans SC" w:hAnsi="Noto Sans SC" w:eastAsia="Noto Sans SC"/>
+        </w:rPr>
         <w:t>需求列表 / 详情</w:t>
       </w:r>
     </w:p>
@@ -5779,6 +7110,9 @@
         <w:pStyle w:val="ListBullet"/>
       </w:pPr>
       <w:r>
+        <w:rPr>
+          <w:rFonts w:ascii="Noto Sans SC" w:hAnsi="Noto Sans SC" w:eastAsia="Noto Sans SC"/>
+        </w:rPr>
         <w:t>版本列表 / 详情</w:t>
       </w:r>
     </w:p>
@@ -5787,6 +7121,9 @@
         <w:pStyle w:val="ListBullet"/>
       </w:pPr>
       <w:r>
+        <w:rPr>
+          <w:rFonts w:ascii="Noto Sans SC" w:hAnsi="Noto Sans SC" w:eastAsia="Noto Sans SC"/>
+        </w:rPr>
         <w:t>发布记录</w:t>
       </w:r>
     </w:p>
@@ -5795,6 +7132,9 @@
         <w:pStyle w:val="ListBullet"/>
       </w:pPr>
       <w:r>
+        <w:rPr>
+          <w:rFonts w:ascii="Noto Sans SC" w:hAnsi="Noto Sans SC" w:eastAsia="Noto Sans SC"/>
+        </w:rPr>
         <w:t>通知中心</w:t>
       </w:r>
     </w:p>
@@ -5803,6 +7143,9 @@
         <w:pStyle w:val="ListBullet"/>
       </w:pPr>
       <w:r>
+        <w:rPr>
+          <w:rFonts w:ascii="Noto Sans SC" w:hAnsi="Noto Sans SC" w:eastAsia="Noto Sans SC"/>
+        </w:rPr>
         <w:t>用户管理</w:t>
       </w:r>
     </w:p>
@@ -5811,6 +7154,9 @@
         <w:pStyle w:val="ListBullet"/>
       </w:pPr>
       <w:r>
+        <w:rPr>
+          <w:rFonts w:ascii="Noto Sans SC" w:hAnsi="Noto Sans SC" w:eastAsia="Noto Sans SC"/>
+        </w:rPr>
         <w:t>角色权限。</w:t>
       </w:r>
     </w:p>
@@ -5819,6 +7165,9 @@
         <w:pStyle w:val="Heading2"/>
       </w:pPr>
       <w:r>
+        <w:rPr>
+          <w:rFonts w:ascii="Noto Sans SC" w:hAnsi="Noto Sans SC" w:eastAsia="Noto Sans SC"/>
+        </w:rPr>
         <w:t>9.2 移动端必须验收</w:t>
       </w:r>
     </w:p>
@@ -5827,6 +7176,9 @@
         <w:pStyle w:val="ListBullet"/>
       </w:pPr>
       <w:r>
+        <w:rPr>
+          <w:rFonts w:ascii="Noto Sans SC" w:hAnsi="Noto Sans SC" w:eastAsia="Noto Sans SC"/>
+        </w:rPr>
         <w:t>360px - 430px 宽度下无横向溢出。</w:t>
       </w:r>
     </w:p>
@@ -5835,6 +7187,9 @@
         <w:pStyle w:val="ListBullet"/>
       </w:pPr>
       <w:r>
+        <w:rPr>
+          <w:rFonts w:ascii="Noto Sans SC" w:hAnsi="Noto Sans SC" w:eastAsia="Noto Sans SC"/>
+        </w:rPr>
         <w:t>反馈、需求、版本列表使用卡片，不缩放桌面表格。</w:t>
       </w:r>
     </w:p>
@@ -5843,6 +7198,9 @@
         <w:pStyle w:val="ListBullet"/>
       </w:pPr>
       <w:r>
+        <w:rPr>
+          <w:rFonts w:ascii="Noto Sans SC" w:hAnsi="Noto Sans SC" w:eastAsia="Noto Sans SC"/>
+        </w:rPr>
         <w:t>提交反馈全流程可在单手滚动场景完成。</w:t>
       </w:r>
     </w:p>
@@ -5851,6 +7209,9 @@
         <w:pStyle w:val="ListBullet"/>
       </w:pPr>
       <w:r>
+        <w:rPr>
+          <w:rFonts w:ascii="Noto Sans SC" w:hAnsi="Noto Sans SC" w:eastAsia="Noto Sans SC"/>
+        </w:rPr>
         <w:t>详情页操作按钮不能被浏览器底部安全区遮挡。</w:t>
       </w:r>
     </w:p>
@@ -5859,6 +7220,9 @@
         <w:pStyle w:val="ListBullet"/>
       </w:pPr>
       <w:r>
+        <w:rPr>
+          <w:rFonts w:ascii="Noto Sans SC" w:hAnsi="Noto Sans SC" w:eastAsia="Noto Sans SC"/>
+        </w:rPr>
         <w:t>PC 与手机同一账号、同一权限、同一数据、同一 revision 规则。</w:t>
       </w:r>
     </w:p>
@@ -5867,6 +7231,9 @@
         <w:pStyle w:val="Heading1"/>
       </w:pPr>
       <w:r>
+        <w:rPr>
+          <w:rFonts w:ascii="Noto Sans SC" w:hAnsi="Noto Sans SC" w:eastAsia="Noto Sans SC"/>
+        </w:rPr>
         <w:t>10. 登录、RBAC 与系统管理</w:t>
       </w:r>
     </w:p>
@@ -5889,10 +7256,14 @@
             <w:shd w:fill="EAF2FB"/>
           </w:tcPr>
           <w:p>
-            <w:r/>
-            <w:r>
-              <w:rPr>
-                <w:rFonts w:ascii="Noto Sans CJK SC" w:hAnsi="Noto Sans CJK SC" w:eastAsia="Noto Sans CJK SC"/>
+            <w:r>
+              <w:rPr>
+                <w:rFonts w:ascii="Noto Sans SC" w:hAnsi="Noto Sans SC" w:eastAsia="Noto Sans SC"/>
+              </w:rPr>
+            </w:r>
+            <w:r>
+              <w:rPr>
+                <w:rFonts w:ascii="Noto Sans SC" w:hAnsi="Noto Sans SC" w:eastAsia="Noto Sans SC"/>
                 <w:b/>
                 <w:color w:val="184775"/>
                 <w:sz w:val="18"/>
@@ -5908,10 +7279,14 @@
             <w:shd w:fill="EAF2FB"/>
           </w:tcPr>
           <w:p>
-            <w:r/>
-            <w:r>
-              <w:rPr>
-                <w:rFonts w:ascii="Noto Sans CJK SC" w:hAnsi="Noto Sans CJK SC" w:eastAsia="Noto Sans CJK SC"/>
+            <w:r>
+              <w:rPr>
+                <w:rFonts w:ascii="Noto Sans SC" w:hAnsi="Noto Sans SC" w:eastAsia="Noto Sans SC"/>
+              </w:rPr>
+            </w:r>
+            <w:r>
+              <w:rPr>
+                <w:rFonts w:ascii="Noto Sans SC" w:hAnsi="Noto Sans SC" w:eastAsia="Noto Sans SC"/>
                 <w:b/>
                 <w:color w:val="184775"/>
                 <w:sz w:val="18"/>
@@ -5928,10 +7303,14 @@
             <w:vAlign w:val="center"/>
           </w:tcPr>
           <w:p>
-            <w:r/>
-            <w:r>
-              <w:rPr>
-                <w:rFonts w:ascii="Noto Sans CJK SC" w:hAnsi="Noto Sans CJK SC" w:eastAsia="Noto Sans CJK SC"/>
+            <w:r>
+              <w:rPr>
+                <w:rFonts w:ascii="Noto Sans SC" w:hAnsi="Noto Sans SC" w:eastAsia="Noto Sans SC"/>
+              </w:rPr>
+            </w:r>
+            <w:r>
+              <w:rPr>
+                <w:rFonts w:ascii="Noto Sans SC" w:hAnsi="Noto Sans SC" w:eastAsia="Noto Sans SC"/>
                 <w:b w:val="0"/>
                 <w:sz w:val="17"/>
               </w:rPr>
@@ -5945,10 +7324,14 @@
             <w:vAlign w:val="center"/>
           </w:tcPr>
           <w:p>
-            <w:r/>
-            <w:r>
-              <w:rPr>
-                <w:rFonts w:ascii="Noto Sans CJK SC" w:hAnsi="Noto Sans CJK SC" w:eastAsia="Noto Sans CJK SC"/>
+            <w:r>
+              <w:rPr>
+                <w:rFonts w:ascii="Noto Sans SC" w:hAnsi="Noto Sans SC" w:eastAsia="Noto Sans SC"/>
+              </w:rPr>
+            </w:r>
+            <w:r>
+              <w:rPr>
+                <w:rFonts w:ascii="Noto Sans SC" w:hAnsi="Noto Sans SC" w:eastAsia="Noto Sans SC"/>
                 <w:b w:val="0"/>
                 <w:sz w:val="17"/>
               </w:rPr>
@@ -5964,10 +7347,14 @@
             <w:vAlign w:val="center"/>
           </w:tcPr>
           <w:p>
-            <w:r/>
-            <w:r>
-              <w:rPr>
-                <w:rFonts w:ascii="Noto Sans CJK SC" w:hAnsi="Noto Sans CJK SC" w:eastAsia="Noto Sans CJK SC"/>
+            <w:r>
+              <w:rPr>
+                <w:rFonts w:ascii="Noto Sans SC" w:hAnsi="Noto Sans SC" w:eastAsia="Noto Sans SC"/>
+              </w:rPr>
+            </w:r>
+            <w:r>
+              <w:rPr>
+                <w:rFonts w:ascii="Noto Sans SC" w:hAnsi="Noto Sans SC" w:eastAsia="Noto Sans SC"/>
                 <w:b w:val="0"/>
                 <w:sz w:val="17"/>
               </w:rPr>
@@ -5981,10 +7368,14 @@
             <w:vAlign w:val="center"/>
           </w:tcPr>
           <w:p>
-            <w:r/>
-            <w:r>
-              <w:rPr>
-                <w:rFonts w:ascii="Noto Sans CJK SC" w:hAnsi="Noto Sans CJK SC" w:eastAsia="Noto Sans CJK SC"/>
+            <w:r>
+              <w:rPr>
+                <w:rFonts w:ascii="Noto Sans SC" w:hAnsi="Noto Sans SC" w:eastAsia="Noto Sans SC"/>
+              </w:rPr>
+            </w:r>
+            <w:r>
+              <w:rPr>
+                <w:rFonts w:ascii="Noto Sans SC" w:hAnsi="Noto Sans SC" w:eastAsia="Noto Sans SC"/>
                 <w:b w:val="0"/>
                 <w:sz w:val="17"/>
               </w:rPr>
@@ -6000,10 +7391,14 @@
             <w:vAlign w:val="center"/>
           </w:tcPr>
           <w:p>
-            <w:r/>
-            <w:r>
-              <w:rPr>
-                <w:rFonts w:ascii="Noto Sans CJK SC" w:hAnsi="Noto Sans CJK SC" w:eastAsia="Noto Sans CJK SC"/>
+            <w:r>
+              <w:rPr>
+                <w:rFonts w:ascii="Noto Sans SC" w:hAnsi="Noto Sans SC" w:eastAsia="Noto Sans SC"/>
+              </w:rPr>
+            </w:r>
+            <w:r>
+              <w:rPr>
+                <w:rFonts w:ascii="Noto Sans SC" w:hAnsi="Noto Sans SC" w:eastAsia="Noto Sans SC"/>
                 <w:b w:val="0"/>
                 <w:sz w:val="17"/>
               </w:rPr>
@@ -6017,10 +7412,14 @@
             <w:vAlign w:val="center"/>
           </w:tcPr>
           <w:p>
-            <w:r/>
-            <w:r>
-              <w:rPr>
-                <w:rFonts w:ascii="Noto Sans CJK SC" w:hAnsi="Noto Sans CJK SC" w:eastAsia="Noto Sans CJK SC"/>
+            <w:r>
+              <w:rPr>
+                <w:rFonts w:ascii="Noto Sans SC" w:hAnsi="Noto Sans SC" w:eastAsia="Noto Sans SC"/>
+              </w:rPr>
+            </w:r>
+            <w:r>
+              <w:rPr>
+                <w:rFonts w:ascii="Noto Sans SC" w:hAnsi="Noto Sans SC" w:eastAsia="Noto Sans SC"/>
                 <w:b w:val="0"/>
                 <w:sz w:val="17"/>
               </w:rPr>
@@ -6036,10 +7435,14 @@
             <w:vAlign w:val="center"/>
           </w:tcPr>
           <w:p>
-            <w:r/>
-            <w:r>
-              <w:rPr>
-                <w:rFonts w:ascii="Noto Sans CJK SC" w:hAnsi="Noto Sans CJK SC" w:eastAsia="Noto Sans CJK SC"/>
+            <w:r>
+              <w:rPr>
+                <w:rFonts w:ascii="Noto Sans SC" w:hAnsi="Noto Sans SC" w:eastAsia="Noto Sans SC"/>
+              </w:rPr>
+            </w:r>
+            <w:r>
+              <w:rPr>
+                <w:rFonts w:ascii="Noto Sans SC" w:hAnsi="Noto Sans SC" w:eastAsia="Noto Sans SC"/>
                 <w:b w:val="0"/>
                 <w:sz w:val="17"/>
               </w:rPr>
@@ -6053,10 +7456,14 @@
             <w:vAlign w:val="center"/>
           </w:tcPr>
           <w:p>
-            <w:r/>
-            <w:r>
-              <w:rPr>
-                <w:rFonts w:ascii="Noto Sans CJK SC" w:hAnsi="Noto Sans CJK SC" w:eastAsia="Noto Sans CJK SC"/>
+            <w:r>
+              <w:rPr>
+                <w:rFonts w:ascii="Noto Sans SC" w:hAnsi="Noto Sans SC" w:eastAsia="Noto Sans SC"/>
+              </w:rPr>
+            </w:r>
+            <w:r>
+              <w:rPr>
+                <w:rFonts w:ascii="Noto Sans SC" w:hAnsi="Noto Sans SC" w:eastAsia="Noto Sans SC"/>
                 <w:b w:val="0"/>
                 <w:sz w:val="17"/>
               </w:rPr>
@@ -6072,10 +7479,14 @@
             <w:vAlign w:val="center"/>
           </w:tcPr>
           <w:p>
-            <w:r/>
-            <w:r>
-              <w:rPr>
-                <w:rFonts w:ascii="Noto Sans CJK SC" w:hAnsi="Noto Sans CJK SC" w:eastAsia="Noto Sans CJK SC"/>
+            <w:r>
+              <w:rPr>
+                <w:rFonts w:ascii="Noto Sans SC" w:hAnsi="Noto Sans SC" w:eastAsia="Noto Sans SC"/>
+              </w:rPr>
+            </w:r>
+            <w:r>
+              <w:rPr>
+                <w:rFonts w:ascii="Noto Sans SC" w:hAnsi="Noto Sans SC" w:eastAsia="Noto Sans SC"/>
                 <w:b w:val="0"/>
                 <w:sz w:val="17"/>
               </w:rPr>
@@ -6089,10 +7500,14 @@
             <w:vAlign w:val="center"/>
           </w:tcPr>
           <w:p>
-            <w:r/>
-            <w:r>
-              <w:rPr>
-                <w:rFonts w:ascii="Noto Sans CJK SC" w:hAnsi="Noto Sans CJK SC" w:eastAsia="Noto Sans CJK SC"/>
+            <w:r>
+              <w:rPr>
+                <w:rFonts w:ascii="Noto Sans SC" w:hAnsi="Noto Sans SC" w:eastAsia="Noto Sans SC"/>
+              </w:rPr>
+            </w:r>
+            <w:r>
+              <w:rPr>
+                <w:rFonts w:ascii="Noto Sans SC" w:hAnsi="Noto Sans SC" w:eastAsia="Noto Sans SC"/>
                 <w:b w:val="0"/>
                 <w:sz w:val="17"/>
               </w:rPr>
@@ -6105,6 +7520,9 @@
     <w:p/>
     <w:p>
       <w:r>
+        <w:rPr>
+          <w:rFonts w:ascii="Noto Sans SC" w:hAnsi="Noto Sans SC" w:eastAsia="Noto Sans SC"/>
+        </w:rPr>
         <w:t>权限判定必须以后端为准。Vue route.meta、按钮隐藏仅用于改善体验，不能作为安全边界。</w:t>
       </w:r>
     </w:p>
@@ -6113,6 +7531,9 @@
         <w:pStyle w:val="ListBullet"/>
       </w:pPr>
       <w:r>
+        <w:rPr>
+          <w:rFonts w:ascii="Noto Sans SC" w:hAnsi="Noto Sans SC" w:eastAsia="Noto Sans SC"/>
+        </w:rPr>
         <w:t>Access Token 短有效期；Refresh Token 长有效期并预留可撤销会话。</w:t>
       </w:r>
     </w:p>
@@ -6121,6 +7542,9 @@
         <w:pStyle w:val="ListBullet"/>
       </w:pPr>
       <w:r>
+        <w:rPr>
+          <w:rFonts w:ascii="Noto Sans SC" w:hAnsi="Noto Sans SC" w:eastAsia="Noto Sans SC"/>
+        </w:rPr>
         <w:t>密码使用 Argon2id；初始化管理员首次登录强制改密。</w:t>
       </w:r>
     </w:p>
@@ -6129,6 +7553,9 @@
         <w:pStyle w:val="ListBullet"/>
       </w:pPr>
       <w:r>
+        <w:rPr>
+          <w:rFonts w:ascii="Noto Sans SC" w:hAnsi="Noto Sans SC" w:eastAsia="Noto Sans SC"/>
+        </w:rPr>
         <w:t>数据范围预留 SELF / TEAM / ALL。第一期默认以角色范围过滤列表。</w:t>
       </w:r>
     </w:p>
@@ -6137,6 +7564,9 @@
         <w:pStyle w:val="ListBullet"/>
       </w:pPr>
       <w:r>
+        <w:rPr>
+          <w:rFonts w:ascii="Noto Sans SC" w:hAnsi="Noto Sans SC" w:eastAsia="Noto Sans SC"/>
+        </w:rPr>
         <w:t>超级管理员只通过显式“*”或全量权限码获得能力，不用前端硬编码用户名。</w:t>
       </w:r>
     </w:p>
@@ -6145,6 +7575,9 @@
         <w:pStyle w:val="Heading1"/>
       </w:pPr>
       <w:r>
+        <w:rPr>
+          <w:rFonts w:ascii="Noto Sans SC" w:hAnsi="Noto Sans SC" w:eastAsia="Noto Sans SC"/>
+        </w:rPr>
         <w:t>11. 附件、通知、审计与安全</w:t>
       </w:r>
     </w:p>
@@ -6153,6 +7586,9 @@
         <w:pStyle w:val="Heading2"/>
       </w:pPr>
       <w:r>
+        <w:rPr>
+          <w:rFonts w:ascii="Noto Sans SC" w:hAnsi="Noto Sans SC" w:eastAsia="Noto Sans SC"/>
+        </w:rPr>
         <w:t>11.1 附件</w:t>
       </w:r>
     </w:p>
@@ -6161,6 +7597,9 @@
         <w:pStyle w:val="ListBullet"/>
       </w:pPr>
       <w:r>
+        <w:rPr>
+          <w:rFonts w:ascii="Noto Sans SC" w:hAnsi="Noto Sans SC" w:eastAsia="Noto Sans SC"/>
+        </w:rPr>
         <w:t>业务表只存 file_id 关系，不保存二进制。</w:t>
       </w:r>
     </w:p>
@@ -6169,6 +7608,9 @@
         <w:pStyle w:val="ListBullet"/>
       </w:pPr>
       <w:r>
+        <w:rPr>
+          <w:rFonts w:ascii="Noto Sans SC" w:hAnsi="Noto Sans SC" w:eastAsia="Noto Sans SC"/>
+        </w:rPr>
         <w:t>默认允许 PNG/JPEG/WebP/PDF/TXT/DOCX/XLSX；单文件默认 50MB。</w:t>
       </w:r>
     </w:p>
@@ -6177,6 +7619,9 @@
         <w:pStyle w:val="ListBullet"/>
       </w:pPr>
       <w:r>
+        <w:rPr>
+          <w:rFonts w:ascii="Noto Sans SC" w:hAnsi="Noto Sans SC" w:eastAsia="Noto Sans SC"/>
+        </w:rPr>
         <w:t>上传时验证 MIME + 扩展名并计算 SHA-256。</w:t>
       </w:r>
     </w:p>
@@ -6185,6 +7630,9 @@
         <w:pStyle w:val="ListBullet"/>
       </w:pPr>
       <w:r>
+        <w:rPr>
+          <w:rFonts w:ascii="Noto Sans SC" w:hAnsi="Noto Sans SC" w:eastAsia="Noto Sans SC"/>
+        </w:rPr>
         <w:t>生产环境通过签名 URL 或受控下载接口访问对象存储。</w:t>
       </w:r>
     </w:p>
@@ -6193,6 +7641,9 @@
         <w:pStyle w:val="Heading2"/>
       </w:pPr>
       <w:r>
+        <w:rPr>
+          <w:rFonts w:ascii="Noto Sans SC" w:hAnsi="Noto Sans SC" w:eastAsia="Noto Sans SC"/>
+        </w:rPr>
         <w:t>11.2 通知</w:t>
       </w:r>
     </w:p>
@@ -6201,6 +7652,9 @@
         <w:pStyle w:val="ListBullet"/>
       </w:pPr>
       <w:r>
+        <w:rPr>
+          <w:rFonts w:ascii="Noto Sans SC" w:hAnsi="Noto Sans SC" w:eastAsia="Noto Sans SC"/>
+        </w:rPr>
         <w:t>反馈被受理/转需求</w:t>
       </w:r>
     </w:p>
@@ -6209,6 +7663,9 @@
         <w:pStyle w:val="ListBullet"/>
       </w:pPr>
       <w:r>
+        <w:rPr>
+          <w:rFonts w:ascii="Noto Sans SC" w:hAnsi="Noto Sans SC" w:eastAsia="Noto Sans SC"/>
+        </w:rPr>
         <w:t>需求加入或调整版本</w:t>
       </w:r>
     </w:p>
@@ -6217,6 +7674,9 @@
         <w:pStyle w:val="ListBullet"/>
       </w:pPr>
       <w:r>
+        <w:rPr>
+          <w:rFonts w:ascii="Noto Sans SC" w:hAnsi="Noto Sans SC" w:eastAsia="Noto Sans SC"/>
+        </w:rPr>
         <w:t>需求上线</w:t>
       </w:r>
     </w:p>
@@ -6225,6 +7685,9 @@
         <w:pStyle w:val="ListBullet"/>
       </w:pPr>
       <w:r>
+        <w:rPr>
+          <w:rFonts w:ascii="Noto Sans SC" w:hAnsi="Noto Sans SC" w:eastAsia="Noto Sans SC"/>
+        </w:rPr>
         <w:t>版本发布</w:t>
       </w:r>
     </w:p>
@@ -6233,6 +7696,9 @@
         <w:pStyle w:val="ListBullet"/>
       </w:pPr>
       <w:r>
+        <w:rPr>
+          <w:rFonts w:ascii="Noto Sans SC" w:hAnsi="Noto Sans SC" w:eastAsia="Noto Sans SC"/>
+        </w:rPr>
         <w:t>@ 评论（后续增强）</w:t>
       </w:r>
     </w:p>
@@ -6241,6 +7707,9 @@
         <w:pStyle w:val="Heading2"/>
       </w:pPr>
       <w:r>
+        <w:rPr>
+          <w:rFonts w:ascii="Noto Sans SC" w:hAnsi="Noto Sans SC" w:eastAsia="Noto Sans SC"/>
+        </w:rPr>
         <w:t>11.3 审计</w:t>
       </w:r>
     </w:p>
@@ -6249,6 +7718,9 @@
         <w:pStyle w:val="ListBullet"/>
       </w:pPr>
       <w:r>
+        <w:rPr>
+          <w:rFonts w:ascii="Noto Sans SC" w:hAnsi="Noto Sans SC" w:eastAsia="Noto Sans SC"/>
+        </w:rPr>
         <w:t>登录成功/失败、密码重置</w:t>
       </w:r>
     </w:p>
@@ -6257,6 +7729,9 @@
         <w:pStyle w:val="ListBullet"/>
       </w:pPr>
       <w:r>
+        <w:rPr>
+          <w:rFonts w:ascii="Noto Sans SC" w:hAnsi="Noto Sans SC" w:eastAsia="Noto Sans SC"/>
+        </w:rPr>
         <w:t>反馈转需求、关闭/重开</w:t>
       </w:r>
     </w:p>
@@ -6265,6 +7740,9 @@
         <w:pStyle w:val="ListBullet"/>
       </w:pPr>
       <w:r>
+        <w:rPr>
+          <w:rFonts w:ascii="Noto Sans SC" w:hAnsi="Noto Sans SC" w:eastAsia="Noto Sans SC"/>
+        </w:rPr>
         <w:t>需求状态/优先级/负责人/版本变化</w:t>
       </w:r>
     </w:p>
@@ -6273,6 +7751,9 @@
         <w:pStyle w:val="ListBullet"/>
       </w:pPr>
       <w:r>
+        <w:rPr>
+          <w:rFonts w:ascii="Noto Sans SC" w:hAnsi="Noto Sans SC" w:eastAsia="Noto Sans SC"/>
+        </w:rPr>
         <w:t>版本清单和发布</w:t>
       </w:r>
     </w:p>
@@ -6281,11 +7762,17 @@
         <w:pStyle w:val="ListBullet"/>
       </w:pPr>
       <w:r>
+        <w:rPr>
+          <w:rFonts w:ascii="Noto Sans SC" w:hAnsi="Noto Sans SC" w:eastAsia="Noto Sans SC"/>
+        </w:rPr>
         <w:t>用户角色权限变化</w:t>
       </w:r>
     </w:p>
     <w:p>
       <w:r>
+        <w:rPr>
+          <w:rFonts w:ascii="Noto Sans SC" w:hAnsi="Noto Sans SC" w:eastAsia="Noto Sans SC"/>
+        </w:rPr>
         <w:t>OperationLog 应记录 entity_type、entity_id、action、operator_id、before_data、after_data、request_id、IP、created_at。日志不得包含明文密码、Token 或对象存储密钥。</w:t>
       </w:r>
     </w:p>
@@ -6294,6 +7781,9 @@
         <w:pStyle w:val="Heading1"/>
       </w:pPr>
       <w:r>
+        <w:rPr>
+          <w:rFonts w:ascii="Noto Sans SC" w:hAnsi="Noto Sans SC" w:eastAsia="Noto Sans SC"/>
+        </w:rPr>
         <w:t>12. 测试、质量门禁与联调顺序</w:t>
       </w:r>
     </w:p>
@@ -6316,10 +7806,14 @@
             <w:shd w:fill="EAF2FB"/>
           </w:tcPr>
           <w:p>
-            <w:r/>
-            <w:r>
-              <w:rPr>
-                <w:rFonts w:ascii="Noto Sans CJK SC" w:hAnsi="Noto Sans CJK SC" w:eastAsia="Noto Sans CJK SC"/>
+            <w:r>
+              <w:rPr>
+                <w:rFonts w:ascii="Noto Sans SC" w:hAnsi="Noto Sans SC" w:eastAsia="Noto Sans SC"/>
+              </w:rPr>
+            </w:r>
+            <w:r>
+              <w:rPr>
+                <w:rFonts w:ascii="Noto Sans SC" w:hAnsi="Noto Sans SC" w:eastAsia="Noto Sans SC"/>
                 <w:b/>
                 <w:color w:val="184775"/>
                 <w:sz w:val="18"/>
@@ -6335,10 +7829,14 @@
             <w:shd w:fill="EAF2FB"/>
           </w:tcPr>
           <w:p>
-            <w:r/>
-            <w:r>
-              <w:rPr>
-                <w:rFonts w:ascii="Noto Sans CJK SC" w:hAnsi="Noto Sans CJK SC" w:eastAsia="Noto Sans CJK SC"/>
+            <w:r>
+              <w:rPr>
+                <w:rFonts w:ascii="Noto Sans SC" w:hAnsi="Noto Sans SC" w:eastAsia="Noto Sans SC"/>
+              </w:rPr>
+            </w:r>
+            <w:r>
+              <w:rPr>
+                <w:rFonts w:ascii="Noto Sans SC" w:hAnsi="Noto Sans SC" w:eastAsia="Noto Sans SC"/>
                 <w:b/>
                 <w:color w:val="184775"/>
                 <w:sz w:val="18"/>
@@ -6355,10 +7853,14 @@
             <w:vAlign w:val="center"/>
           </w:tcPr>
           <w:p>
-            <w:r/>
-            <w:r>
-              <w:rPr>
-                <w:rFonts w:ascii="Noto Sans CJK SC" w:hAnsi="Noto Sans CJK SC" w:eastAsia="Noto Sans CJK SC"/>
+            <w:r>
+              <w:rPr>
+                <w:rFonts w:ascii="Noto Sans SC" w:hAnsi="Noto Sans SC" w:eastAsia="Noto Sans SC"/>
+              </w:rPr>
+            </w:r>
+            <w:r>
+              <w:rPr>
+                <w:rFonts w:ascii="Noto Sans SC" w:hAnsi="Noto Sans SC" w:eastAsia="Noto Sans SC"/>
                 <w:b w:val="0"/>
                 <w:sz w:val="17"/>
               </w:rPr>
@@ -6372,10 +7874,14 @@
             <w:vAlign w:val="center"/>
           </w:tcPr>
           <w:p>
-            <w:r/>
-            <w:r>
-              <w:rPr>
-                <w:rFonts w:ascii="Noto Sans CJK SC" w:hAnsi="Noto Sans CJK SC" w:eastAsia="Noto Sans CJK SC"/>
+            <w:r>
+              <w:rPr>
+                <w:rFonts w:ascii="Noto Sans SC" w:hAnsi="Noto Sans SC" w:eastAsia="Noto Sans SC"/>
+              </w:rPr>
+            </w:r>
+            <w:r>
+              <w:rPr>
+                <w:rFonts w:ascii="Noto Sans SC" w:hAnsi="Noto Sans SC" w:eastAsia="Noto Sans SC"/>
                 <w:b w:val="0"/>
                 <w:sz w:val="17"/>
               </w:rPr>
@@ -6391,10 +7897,14 @@
             <w:vAlign w:val="center"/>
           </w:tcPr>
           <w:p>
-            <w:r/>
-            <w:r>
-              <w:rPr>
-                <w:rFonts w:ascii="Noto Sans CJK SC" w:hAnsi="Noto Sans CJK SC" w:eastAsia="Noto Sans CJK SC"/>
+            <w:r>
+              <w:rPr>
+                <w:rFonts w:ascii="Noto Sans SC" w:hAnsi="Noto Sans SC" w:eastAsia="Noto Sans SC"/>
+              </w:rPr>
+            </w:r>
+            <w:r>
+              <w:rPr>
+                <w:rFonts w:ascii="Noto Sans SC" w:hAnsi="Noto Sans SC" w:eastAsia="Noto Sans SC"/>
                 <w:b w:val="0"/>
                 <w:sz w:val="17"/>
               </w:rPr>
@@ -6408,10 +7918,14 @@
             <w:vAlign w:val="center"/>
           </w:tcPr>
           <w:p>
-            <w:r/>
-            <w:r>
-              <w:rPr>
-                <w:rFonts w:ascii="Noto Sans CJK SC" w:hAnsi="Noto Sans CJK SC" w:eastAsia="Noto Sans CJK SC"/>
+            <w:r>
+              <w:rPr>
+                <w:rFonts w:ascii="Noto Sans SC" w:hAnsi="Noto Sans SC" w:eastAsia="Noto Sans SC"/>
+              </w:rPr>
+            </w:r>
+            <w:r>
+              <w:rPr>
+                <w:rFonts w:ascii="Noto Sans SC" w:hAnsi="Noto Sans SC" w:eastAsia="Noto Sans SC"/>
                 <w:b w:val="0"/>
                 <w:sz w:val="17"/>
               </w:rPr>
@@ -6427,10 +7941,14 @@
             <w:vAlign w:val="center"/>
           </w:tcPr>
           <w:p>
-            <w:r/>
-            <w:r>
-              <w:rPr>
-                <w:rFonts w:ascii="Noto Sans CJK SC" w:hAnsi="Noto Sans CJK SC" w:eastAsia="Noto Sans CJK SC"/>
+            <w:r>
+              <w:rPr>
+                <w:rFonts w:ascii="Noto Sans SC" w:hAnsi="Noto Sans SC" w:eastAsia="Noto Sans SC"/>
+              </w:rPr>
+            </w:r>
+            <w:r>
+              <w:rPr>
+                <w:rFonts w:ascii="Noto Sans SC" w:hAnsi="Noto Sans SC" w:eastAsia="Noto Sans SC"/>
                 <w:b w:val="0"/>
                 <w:sz w:val="17"/>
               </w:rPr>
@@ -6444,10 +7962,14 @@
             <w:vAlign w:val="center"/>
           </w:tcPr>
           <w:p>
-            <w:r/>
-            <w:r>
-              <w:rPr>
-                <w:rFonts w:ascii="Noto Sans CJK SC" w:hAnsi="Noto Sans CJK SC" w:eastAsia="Noto Sans CJK SC"/>
+            <w:r>
+              <w:rPr>
+                <w:rFonts w:ascii="Noto Sans SC" w:hAnsi="Noto Sans SC" w:eastAsia="Noto Sans SC"/>
+              </w:rPr>
+            </w:r>
+            <w:r>
+              <w:rPr>
+                <w:rFonts w:ascii="Noto Sans SC" w:hAnsi="Noto Sans SC" w:eastAsia="Noto Sans SC"/>
                 <w:b w:val="0"/>
                 <w:sz w:val="17"/>
               </w:rPr>
@@ -6463,10 +7985,14 @@
             <w:vAlign w:val="center"/>
           </w:tcPr>
           <w:p>
-            <w:r/>
-            <w:r>
-              <w:rPr>
-                <w:rFonts w:ascii="Noto Sans CJK SC" w:hAnsi="Noto Sans CJK SC" w:eastAsia="Noto Sans CJK SC"/>
+            <w:r>
+              <w:rPr>
+                <w:rFonts w:ascii="Noto Sans SC" w:hAnsi="Noto Sans SC" w:eastAsia="Noto Sans SC"/>
+              </w:rPr>
+            </w:r>
+            <w:r>
+              <w:rPr>
+                <w:rFonts w:ascii="Noto Sans SC" w:hAnsi="Noto Sans SC" w:eastAsia="Noto Sans SC"/>
                 <w:b w:val="0"/>
                 <w:sz w:val="17"/>
               </w:rPr>
@@ -6480,10 +8006,14 @@
             <w:vAlign w:val="center"/>
           </w:tcPr>
           <w:p>
-            <w:r/>
-            <w:r>
-              <w:rPr>
-                <w:rFonts w:ascii="Noto Sans CJK SC" w:hAnsi="Noto Sans CJK SC" w:eastAsia="Noto Sans CJK SC"/>
+            <w:r>
+              <w:rPr>
+                <w:rFonts w:ascii="Noto Sans SC" w:hAnsi="Noto Sans SC" w:eastAsia="Noto Sans SC"/>
+              </w:rPr>
+            </w:r>
+            <w:r>
+              <w:rPr>
+                <w:rFonts w:ascii="Noto Sans SC" w:hAnsi="Noto Sans SC" w:eastAsia="Noto Sans SC"/>
                 <w:b w:val="0"/>
                 <w:sz w:val="17"/>
               </w:rPr>
@@ -6499,10 +8029,14 @@
             <w:vAlign w:val="center"/>
           </w:tcPr>
           <w:p>
-            <w:r/>
-            <w:r>
-              <w:rPr>
-                <w:rFonts w:ascii="Noto Sans CJK SC" w:hAnsi="Noto Sans CJK SC" w:eastAsia="Noto Sans CJK SC"/>
+            <w:r>
+              <w:rPr>
+                <w:rFonts w:ascii="Noto Sans SC" w:hAnsi="Noto Sans SC" w:eastAsia="Noto Sans SC"/>
+              </w:rPr>
+            </w:r>
+            <w:r>
+              <w:rPr>
+                <w:rFonts w:ascii="Noto Sans SC" w:hAnsi="Noto Sans SC" w:eastAsia="Noto Sans SC"/>
                 <w:b w:val="0"/>
                 <w:sz w:val="17"/>
               </w:rPr>
@@ -6516,10 +8050,14 @@
             <w:vAlign w:val="center"/>
           </w:tcPr>
           <w:p>
-            <w:r/>
-            <w:r>
-              <w:rPr>
-                <w:rFonts w:ascii="Noto Sans CJK SC" w:hAnsi="Noto Sans CJK SC" w:eastAsia="Noto Sans CJK SC"/>
+            <w:r>
+              <w:rPr>
+                <w:rFonts w:ascii="Noto Sans SC" w:hAnsi="Noto Sans SC" w:eastAsia="Noto Sans SC"/>
+              </w:rPr>
+            </w:r>
+            <w:r>
+              <w:rPr>
+                <w:rFonts w:ascii="Noto Sans SC" w:hAnsi="Noto Sans SC" w:eastAsia="Noto Sans SC"/>
                 <w:b w:val="0"/>
                 <w:sz w:val="17"/>
               </w:rPr>
@@ -6535,10 +8073,14 @@
             <w:vAlign w:val="center"/>
           </w:tcPr>
           <w:p>
-            <w:r/>
-            <w:r>
-              <w:rPr>
-                <w:rFonts w:ascii="Noto Sans CJK SC" w:hAnsi="Noto Sans CJK SC" w:eastAsia="Noto Sans CJK SC"/>
+            <w:r>
+              <w:rPr>
+                <w:rFonts w:ascii="Noto Sans SC" w:hAnsi="Noto Sans SC" w:eastAsia="Noto Sans SC"/>
+              </w:rPr>
+            </w:r>
+            <w:r>
+              <w:rPr>
+                <w:rFonts w:ascii="Noto Sans SC" w:hAnsi="Noto Sans SC" w:eastAsia="Noto Sans SC"/>
                 <w:b w:val="0"/>
                 <w:sz w:val="17"/>
               </w:rPr>
@@ -6552,10 +8094,14 @@
             <w:vAlign w:val="center"/>
           </w:tcPr>
           <w:p>
-            <w:r/>
-            <w:r>
-              <w:rPr>
-                <w:rFonts w:ascii="Noto Sans CJK SC" w:hAnsi="Noto Sans CJK SC" w:eastAsia="Noto Sans CJK SC"/>
+            <w:r>
+              <w:rPr>
+                <w:rFonts w:ascii="Noto Sans SC" w:hAnsi="Noto Sans SC" w:eastAsia="Noto Sans SC"/>
+              </w:rPr>
+            </w:r>
+            <w:r>
+              <w:rPr>
+                <w:rFonts w:ascii="Noto Sans SC" w:hAnsi="Noto Sans SC" w:eastAsia="Noto Sans SC"/>
                 <w:b w:val="0"/>
                 <w:sz w:val="17"/>
               </w:rPr>
@@ -6571,10 +8117,14 @@
             <w:vAlign w:val="center"/>
           </w:tcPr>
           <w:p>
-            <w:r/>
-            <w:r>
-              <w:rPr>
-                <w:rFonts w:ascii="Noto Sans CJK SC" w:hAnsi="Noto Sans CJK SC" w:eastAsia="Noto Sans CJK SC"/>
+            <w:r>
+              <w:rPr>
+                <w:rFonts w:ascii="Noto Sans SC" w:hAnsi="Noto Sans SC" w:eastAsia="Noto Sans SC"/>
+              </w:rPr>
+            </w:r>
+            <w:r>
+              <w:rPr>
+                <w:rFonts w:ascii="Noto Sans SC" w:hAnsi="Noto Sans SC" w:eastAsia="Noto Sans SC"/>
                 <w:b w:val="0"/>
                 <w:sz w:val="17"/>
               </w:rPr>
@@ -6588,10 +8138,14 @@
             <w:vAlign w:val="center"/>
           </w:tcPr>
           <w:p>
-            <w:r/>
-            <w:r>
-              <w:rPr>
-                <w:rFonts w:ascii="Noto Sans CJK SC" w:hAnsi="Noto Sans CJK SC" w:eastAsia="Noto Sans CJK SC"/>
+            <w:r>
+              <w:rPr>
+                <w:rFonts w:ascii="Noto Sans SC" w:hAnsi="Noto Sans SC" w:eastAsia="Noto Sans SC"/>
+              </w:rPr>
+            </w:r>
+            <w:r>
+              <w:rPr>
+                <w:rFonts w:ascii="Noto Sans SC" w:hAnsi="Noto Sans SC" w:eastAsia="Noto Sans SC"/>
                 <w:b w:val="0"/>
                 <w:sz w:val="17"/>
               </w:rPr>
@@ -6607,6 +8161,9 @@
         <w:pStyle w:val="Heading2"/>
       </w:pPr>
       <w:r>
+        <w:rPr>
+          <w:rFonts w:ascii="Noto Sans SC" w:hAnsi="Noto Sans SC" w:eastAsia="Noto Sans SC"/>
+        </w:rPr>
         <w:t>12.1 推荐联调顺序</w:t>
       </w:r>
     </w:p>
@@ -6615,6 +8172,9 @@
         <w:ind w:left="397" w:hanging="283"/>
       </w:pPr>
       <w:r>
+        <w:rPr>
+          <w:rFonts w:ascii="Noto Sans SC" w:hAnsi="Noto Sans SC" w:eastAsia="Noto Sans SC"/>
+        </w:rPr>
         <w:t>1.  Auth + 用户/角色/权限</w:t>
       </w:r>
     </w:p>
@@ -6623,6 +8183,9 @@
         <w:ind w:left="397" w:hanging="283"/>
       </w:pPr>
       <w:r>
+        <w:rPr>
+          <w:rFonts w:ascii="Noto Sans SC" w:hAnsi="Noto Sans SC" w:eastAsia="Noto Sans SC"/>
+        </w:rPr>
         <w:t>2.  系统/模块字典</w:t>
       </w:r>
     </w:p>
@@ -6631,6 +8194,9 @@
         <w:ind w:left="397" w:hanging="283"/>
       </w:pPr>
       <w:r>
+        <w:rPr>
+          <w:rFonts w:ascii="Noto Sans SC" w:hAnsi="Noto Sans SC" w:eastAsia="Noto Sans SC"/>
+        </w:rPr>
         <w:t>3.  Feedback</w:t>
       </w:r>
     </w:p>
@@ -6639,6 +8205,9 @@
         <w:ind w:left="397" w:hanging="283"/>
       </w:pPr>
       <w:r>
+        <w:rPr>
+          <w:rFonts w:ascii="Noto Sans SC" w:hAnsi="Noto Sans SC" w:eastAsia="Noto Sans SC"/>
+        </w:rPr>
         <w:t>4.  Requirement</w:t>
       </w:r>
     </w:p>
@@ -6647,6 +8216,9 @@
         <w:ind w:left="397" w:hanging="283"/>
       </w:pPr>
       <w:r>
+        <w:rPr>
+          <w:rFonts w:ascii="Noto Sans SC" w:hAnsi="Noto Sans SC" w:eastAsia="Noto Sans SC"/>
+        </w:rPr>
         <w:t>5.  Feedback → Requirement</w:t>
       </w:r>
     </w:p>
@@ -6655,6 +8227,9 @@
         <w:ind w:left="397" w:hanging="283"/>
       </w:pPr>
       <w:r>
+        <w:rPr>
+          <w:rFonts w:ascii="Noto Sans SC" w:hAnsi="Noto Sans SC" w:eastAsia="Noto Sans SC"/>
+        </w:rPr>
         <w:t>6.  Version + 版本迁移</w:t>
       </w:r>
     </w:p>
@@ -6663,6 +8238,9 @@
         <w:ind w:left="397" w:hanging="283"/>
       </w:pPr>
       <w:r>
+        <w:rPr>
+          <w:rFonts w:ascii="Noto Sans SC" w:hAnsi="Noto Sans SC" w:eastAsia="Noto Sans SC"/>
+        </w:rPr>
         <w:t>7.  Release 发布事务</w:t>
       </w:r>
     </w:p>
@@ -6671,6 +8249,9 @@
         <w:ind w:left="397" w:hanging="283"/>
       </w:pPr>
       <w:r>
+        <w:rPr>
+          <w:rFonts w:ascii="Noto Sans SC" w:hAnsi="Noto Sans SC" w:eastAsia="Noto Sans SC"/>
+        </w:rPr>
         <w:t>8.  Notification + Audit</w:t>
       </w:r>
     </w:p>
@@ -6679,6 +8260,9 @@
         <w:ind w:left="397" w:hanging="283"/>
       </w:pPr>
       <w:r>
+        <w:rPr>
+          <w:rFonts w:ascii="Noto Sans SC" w:hAnsi="Noto Sans SC" w:eastAsia="Noto Sans SC"/>
+        </w:rPr>
         <w:t>9.  附件</w:t>
       </w:r>
     </w:p>
@@ -6687,6 +8271,9 @@
         <w:ind w:left="397" w:hanging="283"/>
       </w:pPr>
       <w:r>
+        <w:rPr>
+          <w:rFonts w:ascii="Noto Sans SC" w:hAnsi="Noto Sans SC" w:eastAsia="Noto Sans SC"/>
+        </w:rPr>
         <w:t>10.  PC/Mobile 响应式联调</w:t>
       </w:r>
     </w:p>
@@ -6695,6 +8282,9 @@
         <w:pStyle w:val="Heading1"/>
       </w:pPr>
       <w:r>
+        <w:rPr>
+          <w:rFonts w:ascii="Noto Sans SC" w:hAnsi="Noto Sans SC" w:eastAsia="Noto Sans SC"/>
+        </w:rPr>
         <w:t>13. 初始化、部署与上线步骤</w:t>
       </w:r>
     </w:p>
@@ -6703,7 +8293,10 @@
         <w:ind w:left="397" w:hanging="283"/>
       </w:pPr>
       <w:r>
-        <w:t>1.  复制 .env.example 为 .env，替换数据库密码、SECRET_KEY、MinIO 密钥。</w:t>
+        <w:rPr>
+          <w:rFonts w:ascii="Noto Sans SC" w:hAnsi="Noto Sans SC" w:eastAsia="Noto Sans SC"/>
+        </w:rPr>
+        <w:t>1.  复制 .env.example 为 .env，并填写 DATABASE_URL、REDIS_URL、JWT_SECRET、JWT_ACCESS_TTL_MINUTES、JWT_REFRESH_TTL_DAYS、MINIO_ENDPOINT、MINIO_ACCESS_KEY、MINIO_SECRET_KEY、MINIO_BUCKET、INIT_ADMIN_USERNAME、INIT_ADMIN_PASSWORD。</w:t>
       </w:r>
     </w:p>
     <w:p>
@@ -6711,6 +8304,9 @@
         <w:ind w:left="397" w:hanging="283"/>
       </w:pPr>
       <w:r>
+        <w:rPr>
+          <w:rFonts w:ascii="Noto Sans SC" w:hAnsi="Noto Sans SC" w:eastAsia="Noto Sans SC"/>
+        </w:rPr>
         <w:t>2.  Docker Compose 启动 PostgreSQL、Redis、MinIO。</w:t>
       </w:r>
     </w:p>
@@ -6719,6 +8315,9 @@
         <w:ind w:left="397" w:hanging="283"/>
       </w:pPr>
       <w:r>
+        <w:rPr>
+          <w:rFonts w:ascii="Noto Sans SC" w:hAnsi="Noto Sans SC" w:eastAsia="Noto Sans SC"/>
+        </w:rPr>
         <w:t>3.  执行 Alembic：alembic upgrade head。</w:t>
       </w:r>
     </w:p>
@@ -6727,6 +8326,9 @@
         <w:ind w:left="397" w:hanging="283"/>
       </w:pPr>
       <w:r>
+        <w:rPr>
+          <w:rFonts w:ascii="Noto Sans SC" w:hAnsi="Noto Sans SC" w:eastAsia="Noto Sans SC"/>
+        </w:rPr>
         <w:t>4.  执行 python -m app.cli.seed，写入默认权限码、超级管理员角色和初始管理员。</w:t>
       </w:r>
     </w:p>
@@ -6735,6 +8337,9 @@
         <w:ind w:left="397" w:hanging="283"/>
       </w:pPr>
       <w:r>
+        <w:rPr>
+          <w:rFonts w:ascii="Noto Sans SC" w:hAnsi="Noto Sans SC" w:eastAsia="Noto Sans SC"/>
+        </w:rPr>
         <w:t>5.  首次管理员登录强制修改密码。</w:t>
       </w:r>
     </w:p>
@@ -6743,6 +8348,9 @@
         <w:ind w:left="397" w:hanging="283"/>
       </w:pPr>
       <w:r>
+        <w:rPr>
+          <w:rFonts w:ascii="Noto Sans SC" w:hAnsi="Noto Sans SC" w:eastAsia="Noto Sans SC"/>
+        </w:rPr>
         <w:t>6.  配置至少一个业务系统及模块。</w:t>
       </w:r>
     </w:p>
@@ -6751,6 +8359,9 @@
         <w:ind w:left="397" w:hanging="283"/>
       </w:pPr>
       <w:r>
+        <w:rPr>
+          <w:rFonts w:ascii="Noto Sans SC" w:hAnsi="Noto Sans SC" w:eastAsia="Noto Sans SC"/>
+        </w:rPr>
         <w:t>7.  部署 API 与 Web，开启 HTTPS。</w:t>
       </w:r>
     </w:p>
@@ -6759,6 +8370,9 @@
         <w:ind w:left="397" w:hanging="283"/>
       </w:pPr>
       <w:r>
+        <w:rPr>
+          <w:rFonts w:ascii="Noto Sans SC" w:hAnsi="Noto Sans SC" w:eastAsia="Noto Sans SC"/>
+        </w:rPr>
         <w:t>8.  执行反馈转需求、版本迁移、发布、revision 409、移动端四条冒烟链路。</w:t>
       </w:r>
     </w:p>
@@ -6767,6 +8381,9 @@
         <w:ind w:left="397" w:hanging="283"/>
       </w:pPr>
       <w:r>
+        <w:rPr>
+          <w:rFonts w:ascii="Noto Sans SC" w:hAnsi="Noto Sans SC" w:eastAsia="Noto Sans SC"/>
+        </w:rPr>
         <w:t>9.  启用数据库每日备份和对象存储备份/版本化。</w:t>
       </w:r>
     </w:p>
@@ -6777,7 +8394,7 @@
       </w:pPr>
       <w:r>
         <w:rPr>
-          <w:rFonts w:ascii="DejaVu Sans Mono" w:hAnsi="DejaVu Sans Mono"/>
+          <w:rFonts w:ascii="Noto Sans SC" w:hAnsi="Noto Sans SC" w:eastAsia="Noto Sans SC"/>
         </w:rPr>
         <w:t>docker compose -f deploy/docker-compose.yml up -d</w:t>
         <w:br/>
@@ -6793,6 +8410,9 @@
         <w:pStyle w:val="Heading1"/>
       </w:pPr>
       <w:r>
+        <w:rPr>
+          <w:rFonts w:ascii="Noto Sans SC" w:hAnsi="Noto Sans SC" w:eastAsia="Noto Sans SC"/>
+        </w:rPr>
         <w:t>14. V1.5 交付物清单</w:t>
       </w:r>
     </w:p>
@@ -6815,10 +8435,14 @@
             <w:shd w:fill="EAF2FB"/>
           </w:tcPr>
           <w:p>
-            <w:r/>
-            <w:r>
-              <w:rPr>
-                <w:rFonts w:ascii="Noto Sans CJK SC" w:hAnsi="Noto Sans CJK SC" w:eastAsia="Noto Sans CJK SC"/>
+            <w:r>
+              <w:rPr>
+                <w:rFonts w:ascii="Noto Sans SC" w:hAnsi="Noto Sans SC" w:eastAsia="Noto Sans SC"/>
+              </w:rPr>
+            </w:r>
+            <w:r>
+              <w:rPr>
+                <w:rFonts w:ascii="Noto Sans SC" w:hAnsi="Noto Sans SC" w:eastAsia="Noto Sans SC"/>
                 <w:b/>
                 <w:color w:val="184775"/>
                 <w:sz w:val="18"/>
@@ -6834,10 +8458,14 @@
             <w:shd w:fill="EAF2FB"/>
           </w:tcPr>
           <w:p>
-            <w:r/>
-            <w:r>
-              <w:rPr>
-                <w:rFonts w:ascii="Noto Sans CJK SC" w:hAnsi="Noto Sans CJK SC" w:eastAsia="Noto Sans CJK SC"/>
+            <w:r>
+              <w:rPr>
+                <w:rFonts w:ascii="Noto Sans SC" w:hAnsi="Noto Sans SC" w:eastAsia="Noto Sans SC"/>
+              </w:rPr>
+            </w:r>
+            <w:r>
+              <w:rPr>
+                <w:rFonts w:ascii="Noto Sans SC" w:hAnsi="Noto Sans SC" w:eastAsia="Noto Sans SC"/>
                 <w:b/>
                 <w:color w:val="184775"/>
                 <w:sz w:val="18"/>
@@ -6854,10 +8482,14 @@
             <w:vAlign w:val="center"/>
           </w:tcPr>
           <w:p>
-            <w:r/>
-            <w:r>
-              <w:rPr>
-                <w:rFonts w:ascii="Noto Sans CJK SC" w:hAnsi="Noto Sans CJK SC" w:eastAsia="Noto Sans CJK SC"/>
+            <w:r>
+              <w:rPr>
+                <w:rFonts w:ascii="Noto Sans SC" w:hAnsi="Noto Sans SC" w:eastAsia="Noto Sans SC"/>
+              </w:rPr>
+            </w:r>
+            <w:r>
+              <w:rPr>
+                <w:rFonts w:ascii="Noto Sans SC" w:hAnsi="Noto Sans SC" w:eastAsia="Noto Sans SC"/>
                 <w:b w:val="0"/>
                 <w:sz w:val="17"/>
               </w:rPr>
@@ -6871,10 +8503,14 @@
             <w:vAlign w:val="center"/>
           </w:tcPr>
           <w:p>
-            <w:r/>
-            <w:r>
-              <w:rPr>
-                <w:rFonts w:ascii="Noto Sans CJK SC" w:hAnsi="Noto Sans CJK SC" w:eastAsia="Noto Sans CJK SC"/>
+            <w:r>
+              <w:rPr>
+                <w:rFonts w:ascii="Noto Sans SC" w:hAnsi="Noto Sans SC" w:eastAsia="Noto Sans SC"/>
+              </w:rPr>
+            </w:r>
+            <w:r>
+              <w:rPr>
+                <w:rFonts w:ascii="Noto Sans SC" w:hAnsi="Noto Sans SC" w:eastAsia="Noto Sans SC"/>
                 <w:b w:val="0"/>
                 <w:sz w:val="17"/>
               </w:rPr>
@@ -6890,10 +8526,14 @@
             <w:vAlign w:val="center"/>
           </w:tcPr>
           <w:p>
-            <w:r/>
-            <w:r>
-              <w:rPr>
-                <w:rFonts w:ascii="Noto Sans CJK SC" w:hAnsi="Noto Sans CJK SC" w:eastAsia="Noto Sans CJK SC"/>
+            <w:r>
+              <w:rPr>
+                <w:rFonts w:ascii="Noto Sans SC" w:hAnsi="Noto Sans SC" w:eastAsia="Noto Sans SC"/>
+              </w:rPr>
+            </w:r>
+            <w:r>
+              <w:rPr>
+                <w:rFonts w:ascii="Noto Sans SC" w:hAnsi="Noto Sans SC" w:eastAsia="Noto Sans SC"/>
                 <w:b w:val="0"/>
                 <w:sz w:val="17"/>
               </w:rPr>
@@ -6907,10 +8547,14 @@
             <w:vAlign w:val="center"/>
           </w:tcPr>
           <w:p>
-            <w:r/>
-            <w:r>
-              <w:rPr>
-                <w:rFonts w:ascii="Noto Sans CJK SC" w:hAnsi="Noto Sans CJK SC" w:eastAsia="Noto Sans CJK SC"/>
+            <w:r>
+              <w:rPr>
+                <w:rFonts w:ascii="Noto Sans SC" w:hAnsi="Noto Sans SC" w:eastAsia="Noto Sans SC"/>
+              </w:rPr>
+            </w:r>
+            <w:r>
+              <w:rPr>
+                <w:rFonts w:ascii="Noto Sans SC" w:hAnsi="Noto Sans SC" w:eastAsia="Noto Sans SC"/>
                 <w:b w:val="0"/>
                 <w:sz w:val="17"/>
               </w:rPr>
@@ -6926,10 +8570,14 @@
             <w:vAlign w:val="center"/>
           </w:tcPr>
           <w:p>
-            <w:r/>
-            <w:r>
-              <w:rPr>
-                <w:rFonts w:ascii="Noto Sans CJK SC" w:hAnsi="Noto Sans CJK SC" w:eastAsia="Noto Sans CJK SC"/>
+            <w:r>
+              <w:rPr>
+                <w:rFonts w:ascii="Noto Sans SC" w:hAnsi="Noto Sans SC" w:eastAsia="Noto Sans SC"/>
+              </w:rPr>
+            </w:r>
+            <w:r>
+              <w:rPr>
+                <w:rFonts w:ascii="Noto Sans SC" w:hAnsi="Noto Sans SC" w:eastAsia="Noto Sans SC"/>
                 <w:b w:val="0"/>
                 <w:sz w:val="17"/>
               </w:rPr>
@@ -6943,10 +8591,14 @@
             <w:vAlign w:val="center"/>
           </w:tcPr>
           <w:p>
-            <w:r/>
-            <w:r>
-              <w:rPr>
-                <w:rFonts w:ascii="Noto Sans CJK SC" w:hAnsi="Noto Sans CJK SC" w:eastAsia="Noto Sans CJK SC"/>
+            <w:r>
+              <w:rPr>
+                <w:rFonts w:ascii="Noto Sans SC" w:hAnsi="Noto Sans SC" w:eastAsia="Noto Sans SC"/>
+              </w:rPr>
+            </w:r>
+            <w:r>
+              <w:rPr>
+                <w:rFonts w:ascii="Noto Sans SC" w:hAnsi="Noto Sans SC" w:eastAsia="Noto Sans SC"/>
                 <w:b w:val="0"/>
                 <w:sz w:val="17"/>
               </w:rPr>
@@ -6962,10 +8614,14 @@
             <w:vAlign w:val="center"/>
           </w:tcPr>
           <w:p>
-            <w:r/>
-            <w:r>
-              <w:rPr>
-                <w:rFonts w:ascii="Noto Sans CJK SC" w:hAnsi="Noto Sans CJK SC" w:eastAsia="Noto Sans CJK SC"/>
+            <w:r>
+              <w:rPr>
+                <w:rFonts w:ascii="Noto Sans SC" w:hAnsi="Noto Sans SC" w:eastAsia="Noto Sans SC"/>
+              </w:rPr>
+            </w:r>
+            <w:r>
+              <w:rPr>
+                <w:rFonts w:ascii="Noto Sans SC" w:hAnsi="Noto Sans SC" w:eastAsia="Noto Sans SC"/>
                 <w:b w:val="0"/>
                 <w:sz w:val="17"/>
               </w:rPr>
@@ -6979,10 +8635,14 @@
             <w:vAlign w:val="center"/>
           </w:tcPr>
           <w:p>
-            <w:r/>
-            <w:r>
-              <w:rPr>
-                <w:rFonts w:ascii="Noto Sans CJK SC" w:hAnsi="Noto Sans CJK SC" w:eastAsia="Noto Sans CJK SC"/>
+            <w:r>
+              <w:rPr>
+                <w:rFonts w:ascii="Noto Sans SC" w:hAnsi="Noto Sans SC" w:eastAsia="Noto Sans SC"/>
+              </w:rPr>
+            </w:r>
+            <w:r>
+              <w:rPr>
+                <w:rFonts w:ascii="Noto Sans SC" w:hAnsi="Noto Sans SC" w:eastAsia="Noto Sans SC"/>
                 <w:b w:val="0"/>
                 <w:sz w:val="17"/>
               </w:rPr>
@@ -6998,10 +8658,14 @@
             <w:vAlign w:val="center"/>
           </w:tcPr>
           <w:p>
-            <w:r/>
-            <w:r>
-              <w:rPr>
-                <w:rFonts w:ascii="Noto Sans CJK SC" w:hAnsi="Noto Sans CJK SC" w:eastAsia="Noto Sans CJK SC"/>
+            <w:r>
+              <w:rPr>
+                <w:rFonts w:ascii="Noto Sans SC" w:hAnsi="Noto Sans SC" w:eastAsia="Noto Sans SC"/>
+              </w:rPr>
+            </w:r>
+            <w:r>
+              <w:rPr>
+                <w:rFonts w:ascii="Noto Sans SC" w:hAnsi="Noto Sans SC" w:eastAsia="Noto Sans SC"/>
                 <w:b w:val="0"/>
                 <w:sz w:val="17"/>
               </w:rPr>
@@ -7015,10 +8679,14 @@
             <w:vAlign w:val="center"/>
           </w:tcPr>
           <w:p>
-            <w:r/>
-            <w:r>
-              <w:rPr>
-                <w:rFonts w:ascii="Noto Sans CJK SC" w:hAnsi="Noto Sans CJK SC" w:eastAsia="Noto Sans CJK SC"/>
+            <w:r>
+              <w:rPr>
+                <w:rFonts w:ascii="Noto Sans SC" w:hAnsi="Noto Sans SC" w:eastAsia="Noto Sans SC"/>
+              </w:rPr>
+            </w:r>
+            <w:r>
+              <w:rPr>
+                <w:rFonts w:ascii="Noto Sans SC" w:hAnsi="Noto Sans SC" w:eastAsia="Noto Sans SC"/>
                 <w:b w:val="0"/>
                 <w:sz w:val="17"/>
               </w:rPr>
@@ -7034,10 +8702,14 @@
             <w:vAlign w:val="center"/>
           </w:tcPr>
           <w:p>
-            <w:r/>
-            <w:r>
-              <w:rPr>
-                <w:rFonts w:ascii="Noto Sans CJK SC" w:hAnsi="Noto Sans CJK SC" w:eastAsia="Noto Sans CJK SC"/>
+            <w:r>
+              <w:rPr>
+                <w:rFonts w:ascii="Noto Sans SC" w:hAnsi="Noto Sans SC" w:eastAsia="Noto Sans SC"/>
+              </w:rPr>
+            </w:r>
+            <w:r>
+              <w:rPr>
+                <w:rFonts w:ascii="Noto Sans SC" w:hAnsi="Noto Sans SC" w:eastAsia="Noto Sans SC"/>
                 <w:b w:val="0"/>
                 <w:sz w:val="17"/>
               </w:rPr>
@@ -7051,10 +8723,14 @@
             <w:vAlign w:val="center"/>
           </w:tcPr>
           <w:p>
-            <w:r/>
-            <w:r>
-              <w:rPr>
-                <w:rFonts w:ascii="Noto Sans CJK SC" w:hAnsi="Noto Sans CJK SC" w:eastAsia="Noto Sans CJK SC"/>
+            <w:r>
+              <w:rPr>
+                <w:rFonts w:ascii="Noto Sans SC" w:hAnsi="Noto Sans SC" w:eastAsia="Noto Sans SC"/>
+              </w:rPr>
+            </w:r>
+            <w:r>
+              <w:rPr>
+                <w:rFonts w:ascii="Noto Sans SC" w:hAnsi="Noto Sans SC" w:eastAsia="Noto Sans SC"/>
                 <w:b w:val="0"/>
                 <w:sz w:val="17"/>
               </w:rPr>
@@ -7067,6 +8743,9 @@
     <w:p/>
     <w:p>
       <w:r>
+        <w:rPr>
+          <w:rFonts w:ascii="Noto Sans SC" w:hAnsi="Noto Sans SC" w:eastAsia="Noto Sans SC"/>
+        </w:rPr>
         <w:t>开发 Agent 应优先以 ZIP 内代码与 OpenAPI 作为“机器可执行基线”，以本说明文档作为业务和工程规则解释。若二者发生冲突，应先停止开发并修订同一版本基线，不允许各自猜测。</w:t>
       </w:r>
     </w:p>
@@ -7075,6 +8754,9 @@
         <w:pStyle w:val="Heading1"/>
       </w:pPr>
       <w:r>
+        <w:rPr>
+          <w:rFonts w:ascii="Noto Sans SC" w:hAnsi="Noto Sans SC" w:eastAsia="Noto Sans SC"/>
+        </w:rPr>
         <w:t>附录 A：状态机</w:t>
       </w:r>
     </w:p>
@@ -7085,20 +8767,28 @@
       </w:pPr>
       <w:r>
         <w:rPr>
-          <w:rFonts w:ascii="DejaVu Sans Mono" w:hAnsi="DejaVu Sans Mono"/>
+          <w:rFonts w:ascii="Noto Sans SC" w:hAnsi="Noto Sans SC" w:eastAsia="Noto Sans SC"/>
         </w:rPr>
         <w:t>Requirement</w:t>
         <w:br/>
-        <w:t>DRAFT → CONFIRMED → PLANNED → DEVELOPING → TESTING → DONE → ONLINE</w:t>
+        <w:t>DRAFT → CONFIRMED → PLANNED → DEVELOPING → TESTING → DONE</w:t>
         <w:br/>
-        <w:t xml:space="preserve">       ↘ PAUSED / CANCELED（按规则）</w:t>
+        <w:t>DONE → ONLINE（仅成功发布事务）</w:t>
+        <w:br/>
+        <w:t>DONE → DEVELOPING（版本未发布 + reason + audit）</w:t>
+        <w:br/>
+        <w:t>↘ PAUSED / CANCELED（按规则）</w:t>
         <w:br/>
         <w:br/>
         <w:t>Version</w:t>
         <w:br/>
-        <w:t>PLANNING → DEVELOPING → TESTING → READY → RELEASED</w:t>
+        <w:t>PLANNING → DEVELOPING → TESTING → READY</w:t>
         <w:br/>
-        <w:t xml:space="preserve">         ↘ CANCELED</w:t>
+        <w:t>READY → RELEASED（仅 publish）</w:t>
+        <w:br/>
+        <w:t>READY → TESTING（reason + audit）</w:t>
+        <w:br/>
+        <w:t>↘ CANCELED</w:t>
       </w:r>
     </w:p>
     <w:tbl>
@@ -7121,10 +8811,14 @@
             <w:shd w:fill="EAF2FB"/>
           </w:tcPr>
           <w:p>
-            <w:r/>
-            <w:r>
-              <w:rPr>
-                <w:rFonts w:ascii="Noto Sans CJK SC" w:hAnsi="Noto Sans CJK SC" w:eastAsia="Noto Sans CJK SC"/>
+            <w:r>
+              <w:rPr>
+                <w:rFonts w:ascii="Noto Sans SC" w:hAnsi="Noto Sans SC" w:eastAsia="Noto Sans SC"/>
+              </w:rPr>
+            </w:r>
+            <w:r>
+              <w:rPr>
+                <w:rFonts w:ascii="Noto Sans SC" w:hAnsi="Noto Sans SC" w:eastAsia="Noto Sans SC"/>
                 <w:b/>
                 <w:color w:val="184775"/>
                 <w:sz w:val="18"/>
@@ -7140,10 +8834,14 @@
             <w:shd w:fill="EAF2FB"/>
           </w:tcPr>
           <w:p>
-            <w:r/>
-            <w:r>
-              <w:rPr>
-                <w:rFonts w:ascii="Noto Sans CJK SC" w:hAnsi="Noto Sans CJK SC" w:eastAsia="Noto Sans CJK SC"/>
+            <w:r>
+              <w:rPr>
+                <w:rFonts w:ascii="Noto Sans SC" w:hAnsi="Noto Sans SC" w:eastAsia="Noto Sans SC"/>
+              </w:rPr>
+            </w:r>
+            <w:r>
+              <w:rPr>
+                <w:rFonts w:ascii="Noto Sans SC" w:hAnsi="Noto Sans SC" w:eastAsia="Noto Sans SC"/>
                 <w:b/>
                 <w:color w:val="184775"/>
                 <w:sz w:val="18"/>
@@ -7159,10 +8857,14 @@
             <w:shd w:fill="EAF2FB"/>
           </w:tcPr>
           <w:p>
-            <w:r/>
-            <w:r>
-              <w:rPr>
-                <w:rFonts w:ascii="Noto Sans CJK SC" w:hAnsi="Noto Sans CJK SC" w:eastAsia="Noto Sans CJK SC"/>
+            <w:r>
+              <w:rPr>
+                <w:rFonts w:ascii="Noto Sans SC" w:hAnsi="Noto Sans SC" w:eastAsia="Noto Sans SC"/>
+              </w:rPr>
+            </w:r>
+            <w:r>
+              <w:rPr>
+                <w:rFonts w:ascii="Noto Sans SC" w:hAnsi="Noto Sans SC" w:eastAsia="Noto Sans SC"/>
                 <w:b/>
                 <w:color w:val="184775"/>
                 <w:sz w:val="18"/>
@@ -7179,10 +8881,14 @@
             <w:vAlign w:val="center"/>
           </w:tcPr>
           <w:p>
-            <w:r/>
-            <w:r>
-              <w:rPr>
-                <w:rFonts w:ascii="Noto Sans CJK SC" w:hAnsi="Noto Sans CJK SC" w:eastAsia="Noto Sans CJK SC"/>
+            <w:r>
+              <w:rPr>
+                <w:rFonts w:ascii="Noto Sans SC" w:hAnsi="Noto Sans SC" w:eastAsia="Noto Sans SC"/>
+              </w:rPr>
+            </w:r>
+            <w:r>
+              <w:rPr>
+                <w:rFonts w:ascii="Noto Sans SC" w:hAnsi="Noto Sans SC" w:eastAsia="Noto Sans SC"/>
                 <w:b w:val="0"/>
                 <w:sz w:val="17"/>
               </w:rPr>
@@ -7196,10 +8902,14 @@
             <w:vAlign w:val="center"/>
           </w:tcPr>
           <w:p>
-            <w:r/>
-            <w:r>
-              <w:rPr>
-                <w:rFonts w:ascii="Noto Sans CJK SC" w:hAnsi="Noto Sans CJK SC" w:eastAsia="Noto Sans CJK SC"/>
+            <w:r>
+              <w:rPr>
+                <w:rFonts w:ascii="Noto Sans SC" w:hAnsi="Noto Sans SC" w:eastAsia="Noto Sans SC"/>
+              </w:rPr>
+            </w:r>
+            <w:r>
+              <w:rPr>
+                <w:rFonts w:ascii="Noto Sans SC" w:hAnsi="Noto Sans SC" w:eastAsia="Noto Sans SC"/>
                 <w:b w:val="0"/>
                 <w:sz w:val="17"/>
               </w:rPr>
@@ -7213,10 +8923,14 @@
             <w:vAlign w:val="center"/>
           </w:tcPr>
           <w:p>
-            <w:r/>
-            <w:r>
-              <w:rPr>
-                <w:rFonts w:ascii="Noto Sans CJK SC" w:hAnsi="Noto Sans CJK SC" w:eastAsia="Noto Sans CJK SC"/>
+            <w:r>
+              <w:rPr>
+                <w:rFonts w:ascii="Noto Sans SC" w:hAnsi="Noto Sans SC" w:eastAsia="Noto Sans SC"/>
+              </w:rPr>
+            </w:r>
+            <w:r>
+              <w:rPr>
+                <w:rFonts w:ascii="Noto Sans SC" w:hAnsi="Noto Sans SC" w:eastAsia="Noto Sans SC"/>
                 <w:b w:val="0"/>
                 <w:sz w:val="17"/>
               </w:rPr>
@@ -7232,10 +8946,14 @@
             <w:vAlign w:val="center"/>
           </w:tcPr>
           <w:p>
-            <w:r/>
-            <w:r>
-              <w:rPr>
-                <w:rFonts w:ascii="Noto Sans CJK SC" w:hAnsi="Noto Sans CJK SC" w:eastAsia="Noto Sans CJK SC"/>
+            <w:r>
+              <w:rPr>
+                <w:rFonts w:ascii="Noto Sans SC" w:hAnsi="Noto Sans SC" w:eastAsia="Noto Sans SC"/>
+              </w:rPr>
+            </w:r>
+            <w:r>
+              <w:rPr>
+                <w:rFonts w:ascii="Noto Sans SC" w:hAnsi="Noto Sans SC" w:eastAsia="Noto Sans SC"/>
                 <w:b w:val="0"/>
                 <w:sz w:val="17"/>
               </w:rPr>
@@ -7249,10 +8967,14 @@
             <w:vAlign w:val="center"/>
           </w:tcPr>
           <w:p>
-            <w:r/>
-            <w:r>
-              <w:rPr>
-                <w:rFonts w:ascii="Noto Sans CJK SC" w:hAnsi="Noto Sans CJK SC" w:eastAsia="Noto Sans CJK SC"/>
+            <w:r>
+              <w:rPr>
+                <w:rFonts w:ascii="Noto Sans SC" w:hAnsi="Noto Sans SC" w:eastAsia="Noto Sans SC"/>
+              </w:rPr>
+            </w:r>
+            <w:r>
+              <w:rPr>
+                <w:rFonts w:ascii="Noto Sans SC" w:hAnsi="Noto Sans SC" w:eastAsia="Noto Sans SC"/>
                 <w:b w:val="0"/>
                 <w:sz w:val="17"/>
               </w:rPr>
@@ -7266,10 +8988,14 @@
             <w:vAlign w:val="center"/>
           </w:tcPr>
           <w:p>
-            <w:r/>
-            <w:r>
-              <w:rPr>
-                <w:rFonts w:ascii="Noto Sans CJK SC" w:hAnsi="Noto Sans CJK SC" w:eastAsia="Noto Sans CJK SC"/>
+            <w:r>
+              <w:rPr>
+                <w:rFonts w:ascii="Noto Sans SC" w:hAnsi="Noto Sans SC" w:eastAsia="Noto Sans SC"/>
+              </w:rPr>
+            </w:r>
+            <w:r>
+              <w:rPr>
+                <w:rFonts w:ascii="Noto Sans SC" w:hAnsi="Noto Sans SC" w:eastAsia="Noto Sans SC"/>
                 <w:b w:val="0"/>
                 <w:sz w:val="17"/>
               </w:rPr>
@@ -7285,10 +9011,14 @@
             <w:vAlign w:val="center"/>
           </w:tcPr>
           <w:p>
-            <w:r/>
-            <w:r>
-              <w:rPr>
-                <w:rFonts w:ascii="Noto Sans CJK SC" w:hAnsi="Noto Sans CJK SC" w:eastAsia="Noto Sans CJK SC"/>
+            <w:r>
+              <w:rPr>
+                <w:rFonts w:ascii="Noto Sans SC" w:hAnsi="Noto Sans SC" w:eastAsia="Noto Sans SC"/>
+              </w:rPr>
+            </w:r>
+            <w:r>
+              <w:rPr>
+                <w:rFonts w:ascii="Noto Sans SC" w:hAnsi="Noto Sans SC" w:eastAsia="Noto Sans SC"/>
                 <w:b w:val="0"/>
                 <w:sz w:val="17"/>
               </w:rPr>
@@ -7302,10 +9032,14 @@
             <w:vAlign w:val="center"/>
           </w:tcPr>
           <w:p>
-            <w:r/>
-            <w:r>
-              <w:rPr>
-                <w:rFonts w:ascii="Noto Sans CJK SC" w:hAnsi="Noto Sans CJK SC" w:eastAsia="Noto Sans CJK SC"/>
+            <w:r>
+              <w:rPr>
+                <w:rFonts w:ascii="Noto Sans SC" w:hAnsi="Noto Sans SC" w:eastAsia="Noto Sans SC"/>
+              </w:rPr>
+            </w:r>
+            <w:r>
+              <w:rPr>
+                <w:rFonts w:ascii="Noto Sans SC" w:hAnsi="Noto Sans SC" w:eastAsia="Noto Sans SC"/>
                 <w:b w:val="0"/>
                 <w:sz w:val="17"/>
               </w:rPr>
@@ -7319,10 +9053,14 @@
             <w:vAlign w:val="center"/>
           </w:tcPr>
           <w:p>
-            <w:r/>
-            <w:r>
-              <w:rPr>
-                <w:rFonts w:ascii="Noto Sans CJK SC" w:hAnsi="Noto Sans CJK SC" w:eastAsia="Noto Sans CJK SC"/>
+            <w:r>
+              <w:rPr>
+                <w:rFonts w:ascii="Noto Sans SC" w:hAnsi="Noto Sans SC" w:eastAsia="Noto Sans SC"/>
+              </w:rPr>
+            </w:r>
+            <w:r>
+              <w:rPr>
+                <w:rFonts w:ascii="Noto Sans SC" w:hAnsi="Noto Sans SC" w:eastAsia="Noto Sans SC"/>
                 <w:b w:val="0"/>
                 <w:sz w:val="17"/>
               </w:rPr>
@@ -7338,10 +9076,14 @@
             <w:vAlign w:val="center"/>
           </w:tcPr>
           <w:p>
-            <w:r/>
-            <w:r>
-              <w:rPr>
-                <w:rFonts w:ascii="Noto Sans CJK SC" w:hAnsi="Noto Sans CJK SC" w:eastAsia="Noto Sans CJK SC"/>
+            <w:r>
+              <w:rPr>
+                <w:rFonts w:ascii="Noto Sans SC" w:hAnsi="Noto Sans SC" w:eastAsia="Noto Sans SC"/>
+              </w:rPr>
+            </w:r>
+            <w:r>
+              <w:rPr>
+                <w:rFonts w:ascii="Noto Sans SC" w:hAnsi="Noto Sans SC" w:eastAsia="Noto Sans SC"/>
                 <w:b w:val="0"/>
                 <w:sz w:val="17"/>
               </w:rPr>
@@ -7355,10 +9097,14 @@
             <w:vAlign w:val="center"/>
           </w:tcPr>
           <w:p>
-            <w:r/>
-            <w:r>
-              <w:rPr>
-                <w:rFonts w:ascii="Noto Sans CJK SC" w:hAnsi="Noto Sans CJK SC" w:eastAsia="Noto Sans CJK SC"/>
+            <w:r>
+              <w:rPr>
+                <w:rFonts w:ascii="Noto Sans SC" w:hAnsi="Noto Sans SC" w:eastAsia="Noto Sans SC"/>
+              </w:rPr>
+            </w:r>
+            <w:r>
+              <w:rPr>
+                <w:rFonts w:ascii="Noto Sans SC" w:hAnsi="Noto Sans SC" w:eastAsia="Noto Sans SC"/>
                 <w:b w:val="0"/>
                 <w:sz w:val="17"/>
               </w:rPr>
@@ -7372,10 +9118,14 @@
             <w:vAlign w:val="center"/>
           </w:tcPr>
           <w:p>
-            <w:r/>
-            <w:r>
-              <w:rPr>
-                <w:rFonts w:ascii="Noto Sans CJK SC" w:hAnsi="Noto Sans CJK SC" w:eastAsia="Noto Sans CJK SC"/>
+            <w:r>
+              <w:rPr>
+                <w:rFonts w:ascii="Noto Sans SC" w:hAnsi="Noto Sans SC" w:eastAsia="Noto Sans SC"/>
+              </w:rPr>
+            </w:r>
+            <w:r>
+              <w:rPr>
+                <w:rFonts w:ascii="Noto Sans SC" w:hAnsi="Noto Sans SC" w:eastAsia="Noto Sans SC"/>
                 <w:b w:val="0"/>
                 <w:sz w:val="17"/>
               </w:rPr>
@@ -7391,11 +9141,17 @@
         <w:pStyle w:val="Heading1"/>
       </w:pPr>
       <w:r>
+        <w:rPr>
+          <w:rFonts w:ascii="Noto Sans SC" w:hAnsi="Noto Sans SC" w:eastAsia="Noto Sans SC"/>
+        </w:rPr>
         <w:t>附录 B：原型总览（PC + 移动端）</w:t>
       </w:r>
     </w:p>
     <w:p>
       <w:r>
+        <w:rPr>
+          <w:rFonts w:ascii="Noto Sans SC" w:hAnsi="Noto Sans SC" w:eastAsia="Noto Sans SC"/>
+        </w:rPr>
         <w:t>以下原型继续作为独立部署版的视觉与信息架构基线。移动端采用同一业务与接口，仅改变布局、导航和交互承载方式。</w:t>
       </w:r>
     </w:p>
@@ -7404,6 +9160,9 @@
         <w:jc w:val="center"/>
       </w:pPr>
       <w:r>
+        <w:rPr>
+          <w:rFonts w:ascii="Noto Sans SC" w:hAnsi="Noto Sans SC" w:eastAsia="Noto Sans SC"/>
+        </w:rPr>
         <w:drawing>
           <wp:inline xmlns:a="http://schemas.openxmlformats.org/drawingml/2006/main" xmlns:pic="http://schemas.openxmlformats.org/drawingml/2006/picture">
             <wp:extent cx="5832000" cy="4374000"/>
@@ -7440,6 +9199,9 @@
     </w:p>
     <w:p>
       <w:r>
+        <w:rPr>
+          <w:rFonts w:ascii="Noto Sans SC" w:hAnsi="Noto Sans SC" w:eastAsia="Noto Sans SC"/>
+        </w:rPr>
         <w:t>原型覆盖：独立登录、首页、反馈中心、提交反馈、需求列表/详情、版本列表/详情、发布/通知，以及移动端首页、反馈列表、反馈详情、提交反馈等核心场景。</w:t>
       </w:r>
     </w:p>
@@ -7464,6 +9226,7 @@
     </w:pPr>
     <w:r>
       <w:rPr>
+        <w:rFonts w:ascii="STHeiti" w:hAnsi="STHeiti" w:eastAsia="STHeiti"/>
         <w:sz w:val="17"/>
       </w:rPr>
       <w:t xml:space="preserve">第 </w:t>
@@ -7471,6 +9234,7 @@
     <w:fldSimple w:instr="PAGE"/>
     <w:r>
       <w:rPr>
+        <w:rFonts w:ascii="STHeiti" w:hAnsi="STHeiti" w:eastAsia="STHeiti"/>
         <w:sz w:val="17"/>
       </w:rPr>
       <w:t xml:space="preserve"> 页</w:t>
@@ -7488,6 +9252,7 @@
     </w:pPr>
     <w:r>
       <w:rPr>
+        <w:rFonts w:ascii="STHeiti" w:hAnsi="STHeiti" w:eastAsia="STHeiti"/>
         <w:color w:val="8C949E"/>
         <w:sz w:val="17"/>
       </w:rPr>
@@ -7861,7 +9626,7 @@
     <w:qFormat/>
     <w:rsid w:val="00FC693F"/>
     <w:rPr>
-      <w:rFonts w:ascii="Noto Sans CJK SC" w:hAnsi="Noto Sans CJK SC" w:eastAsia="Noto Sans CJK SC"/>
+      <w:rFonts w:ascii="STHeiti" w:hAnsi="STHeiti" w:eastAsia="STHeiti"/>
       <w:sz w:val="21"/>
     </w:rPr>
   </w:style>
@@ -7879,6 +9644,9 @@
       </w:tabs>
       <w:spacing w:after="0" w:line="240" w:lineRule="auto"/>
     </w:pPr>
+    <w:rPr>
+      <w:rFonts w:ascii="STHeiti" w:hAnsi="STHeiti" w:eastAsia="STHeiti"/>
+    </w:rPr>
   </w:style>
   <w:style w:type="character" w:customStyle="1" w:styleId="HeaderChar">
     <w:name w:val="Header Char"/>
@@ -7886,6 +9654,9 @@
     <w:link w:val="Header"/>
     <w:uiPriority w:val="99"/>
     <w:rsid w:val="00E618BF"/>
+    <w:rPr>
+      <w:rFonts w:ascii="STHeiti" w:hAnsi="STHeiti" w:eastAsia="STHeiti"/>
+    </w:rPr>
   </w:style>
   <w:style w:type="paragraph" w:styleId="Footer">
     <w:name w:val="footer"/>
@@ -7901,6 +9672,9 @@
       </w:tabs>
       <w:spacing w:after="0" w:line="240" w:lineRule="auto"/>
     </w:pPr>
+    <w:rPr>
+      <w:rFonts w:ascii="STHeiti" w:hAnsi="STHeiti" w:eastAsia="STHeiti"/>
+    </w:rPr>
   </w:style>
   <w:style w:type="character" w:customStyle="1" w:styleId="FooterChar">
     <w:name w:val="Footer Char"/>
@@ -7908,6 +9682,9 @@
     <w:link w:val="Footer"/>
     <w:uiPriority w:val="99"/>
     <w:rsid w:val="00E618BF"/>
+    <w:rPr>
+      <w:rFonts w:ascii="STHeiti" w:hAnsi="STHeiti" w:eastAsia="STHeiti"/>
+    </w:rPr>
   </w:style>
   <w:style w:type="paragraph" w:styleId="Heading1">
     <w:name w:val="heading 1"/>
@@ -7924,7 +9701,7 @@
       <w:outlineLvl w:val="0"/>
     </w:pPr>
     <w:rPr>
-      <w:rFonts w:asciiTheme="majorHAnsi" w:eastAsiaTheme="majorEastAsia" w:hAnsiTheme="majorHAnsi" w:cstheme="majorBidi" w:ascii="Noto Sans CJK SC" w:hAnsi="Noto Sans CJK SC" w:eastAsia="Noto Sans CJK SC"/>
+      <w:rFonts w:asciiTheme="majorHAnsi" w:eastAsiaTheme="majorEastAsia" w:hAnsiTheme="majorHAnsi" w:cstheme="majorBidi" w:ascii="STHeiti" w:hAnsi="STHeiti" w:eastAsia="STHeiti"/>
       <w:b/>
       <w:bCs/>
       <w:color w:val="155799"/>
@@ -7948,7 +9725,7 @@
       <w:outlineLvl w:val="1"/>
     </w:pPr>
     <w:rPr>
-      <w:rFonts w:asciiTheme="majorHAnsi" w:eastAsiaTheme="majorEastAsia" w:hAnsiTheme="majorHAnsi" w:cstheme="majorBidi" w:ascii="Noto Sans CJK SC" w:hAnsi="Noto Sans CJK SC" w:eastAsia="Noto Sans CJK SC"/>
+      <w:rFonts w:asciiTheme="majorHAnsi" w:eastAsiaTheme="majorEastAsia" w:hAnsiTheme="majorHAnsi" w:cstheme="majorBidi" w:ascii="STHeiti" w:hAnsi="STHeiti" w:eastAsia="STHeiti"/>
       <w:b/>
       <w:bCs/>
       <w:color w:val="244062"/>
@@ -7972,7 +9749,7 @@
       <w:outlineLvl w:val="2"/>
     </w:pPr>
     <w:rPr>
-      <w:rFonts w:asciiTheme="majorHAnsi" w:eastAsiaTheme="majorEastAsia" w:hAnsiTheme="majorHAnsi" w:cstheme="majorBidi" w:ascii="Noto Sans CJK SC" w:hAnsi="Noto Sans CJK SC" w:eastAsia="Noto Sans CJK SC"/>
+      <w:rFonts w:asciiTheme="majorHAnsi" w:eastAsiaTheme="majorEastAsia" w:hAnsiTheme="majorHAnsi" w:cstheme="majorBidi" w:ascii="STHeiti" w:hAnsi="STHeiti" w:eastAsia="STHeiti"/>
       <w:b/>
       <w:bCs/>
       <w:color w:val="4F81BD" w:themeColor="accent1"/>
@@ -7996,7 +9773,7 @@
       <w:outlineLvl w:val="3"/>
     </w:pPr>
     <w:rPr>
-      <w:rFonts w:asciiTheme="majorHAnsi" w:eastAsiaTheme="majorEastAsia" w:hAnsiTheme="majorHAnsi" w:cstheme="majorBidi"/>
+      <w:rFonts w:asciiTheme="majorHAnsi" w:eastAsiaTheme="majorEastAsia" w:hAnsiTheme="majorHAnsi" w:cstheme="majorBidi" w:ascii="STHeiti" w:hAnsi="STHeiti" w:eastAsia="STHeiti"/>
       <w:b/>
       <w:bCs/>
       <w:i/>
@@ -8021,7 +9798,7 @@
       <w:outlineLvl w:val="4"/>
     </w:pPr>
     <w:rPr>
-      <w:rFonts w:asciiTheme="majorHAnsi" w:eastAsiaTheme="majorEastAsia" w:hAnsiTheme="majorHAnsi" w:cstheme="majorBidi"/>
+      <w:rFonts w:asciiTheme="majorHAnsi" w:eastAsiaTheme="majorEastAsia" w:hAnsiTheme="majorHAnsi" w:cstheme="majorBidi" w:ascii="STHeiti" w:hAnsi="STHeiti" w:eastAsia="STHeiti"/>
       <w:color w:val="243F60" w:themeColor="accent1" w:themeShade="7F"/>
     </w:rPr>
   </w:style>
@@ -8042,7 +9819,7 @@
       <w:outlineLvl w:val="5"/>
     </w:pPr>
     <w:rPr>
-      <w:rFonts w:asciiTheme="majorHAnsi" w:eastAsiaTheme="majorEastAsia" w:hAnsiTheme="majorHAnsi" w:cstheme="majorBidi"/>
+      <w:rFonts w:asciiTheme="majorHAnsi" w:eastAsiaTheme="majorEastAsia" w:hAnsiTheme="majorHAnsi" w:cstheme="majorBidi" w:ascii="STHeiti" w:hAnsi="STHeiti" w:eastAsia="STHeiti"/>
       <w:i/>
       <w:iCs/>
       <w:color w:val="243F60" w:themeColor="accent1" w:themeShade="7F"/>
@@ -8065,7 +9842,7 @@
       <w:outlineLvl w:val="6"/>
     </w:pPr>
     <w:rPr>
-      <w:rFonts w:asciiTheme="majorHAnsi" w:eastAsiaTheme="majorEastAsia" w:hAnsiTheme="majorHAnsi" w:cstheme="majorBidi"/>
+      <w:rFonts w:asciiTheme="majorHAnsi" w:eastAsiaTheme="majorEastAsia" w:hAnsiTheme="majorHAnsi" w:cstheme="majorBidi" w:ascii="STHeiti" w:hAnsi="STHeiti" w:eastAsia="STHeiti"/>
       <w:i/>
       <w:iCs/>
       <w:color w:val="404040" w:themeColor="text1" w:themeTint="BF"/>
@@ -8088,7 +9865,7 @@
       <w:outlineLvl w:val="7"/>
     </w:pPr>
     <w:rPr>
-      <w:rFonts w:asciiTheme="majorHAnsi" w:eastAsiaTheme="majorEastAsia" w:hAnsiTheme="majorHAnsi" w:cstheme="majorBidi"/>
+      <w:rFonts w:asciiTheme="majorHAnsi" w:eastAsiaTheme="majorEastAsia" w:hAnsiTheme="majorHAnsi" w:cstheme="majorBidi" w:ascii="STHeiti" w:hAnsi="STHeiti" w:eastAsia="STHeiti"/>
       <w:color w:val="4F81BD" w:themeColor="accent1"/>
       <w:sz w:val="20"/>
       <w:szCs w:val="20"/>
@@ -8111,7 +9888,7 @@
       <w:outlineLvl w:val="8"/>
     </w:pPr>
     <w:rPr>
-      <w:rFonts w:asciiTheme="majorHAnsi" w:eastAsiaTheme="majorEastAsia" w:hAnsiTheme="majorHAnsi" w:cstheme="majorBidi"/>
+      <w:rFonts w:asciiTheme="majorHAnsi" w:eastAsiaTheme="majorEastAsia" w:hAnsiTheme="majorHAnsi" w:cstheme="majorBidi" w:ascii="STHeiti" w:hAnsi="STHeiti" w:eastAsia="STHeiti"/>
       <w:i/>
       <w:iCs/>
       <w:color w:val="404040" w:themeColor="text1" w:themeTint="BF"/>
@@ -8124,12 +9901,18 @@
     <w:uiPriority w:val="1"/>
     <w:semiHidden/>
     <w:unhideWhenUsed/>
+    <w:rPr>
+      <w:rFonts w:ascii="STHeiti" w:hAnsi="STHeiti" w:eastAsia="STHeiti"/>
+    </w:rPr>
   </w:style>
   <w:style w:type="table" w:default="1" w:styleId="TableNormal">
     <w:name w:val="Normal Table"/>
     <w:uiPriority w:val="99"/>
     <w:semiHidden/>
     <w:unhideWhenUsed/>
+    <w:rPr>
+      <w:rFonts w:ascii="STHeiti" w:hAnsi="STHeiti" w:eastAsia="STHeiti"/>
+    </w:rPr>
     <w:tblPr>
       <w:tblInd w:w="0" w:type="dxa"/>
       <w:tblCellMar>
@@ -8154,6 +9937,9 @@
     <w:pPr>
       <w:spacing w:after="0" w:line="240" w:lineRule="auto"/>
     </w:pPr>
+    <w:rPr>
+      <w:rFonts w:ascii="STHeiti" w:hAnsi="STHeiti" w:eastAsia="STHeiti"/>
+    </w:rPr>
   </w:style>
   <w:style w:type="character" w:customStyle="1" w:styleId="Heading1Char">
     <w:name w:val="Heading 1 Char"/>
@@ -8162,7 +9948,7 @@
     <w:uiPriority w:val="9"/>
     <w:rsid w:val="00FC693F"/>
     <w:rPr>
-      <w:rFonts w:asciiTheme="majorHAnsi" w:eastAsiaTheme="majorEastAsia" w:hAnsiTheme="majorHAnsi" w:cstheme="majorBidi"/>
+      <w:rFonts w:asciiTheme="majorHAnsi" w:eastAsiaTheme="majorEastAsia" w:hAnsiTheme="majorHAnsi" w:cstheme="majorBidi" w:ascii="STHeiti" w:hAnsi="STHeiti" w:eastAsia="STHeiti"/>
       <w:b/>
       <w:bCs/>
       <w:color w:val="365F91" w:themeColor="accent1" w:themeShade="BF"/>
@@ -8177,7 +9963,7 @@
     <w:uiPriority w:val="9"/>
     <w:rsid w:val="00FC693F"/>
     <w:rPr>
-      <w:rFonts w:asciiTheme="majorHAnsi" w:eastAsiaTheme="majorEastAsia" w:hAnsiTheme="majorHAnsi" w:cstheme="majorBidi"/>
+      <w:rFonts w:asciiTheme="majorHAnsi" w:eastAsiaTheme="majorEastAsia" w:hAnsiTheme="majorHAnsi" w:cstheme="majorBidi" w:ascii="STHeiti" w:hAnsi="STHeiti" w:eastAsia="STHeiti"/>
       <w:b/>
       <w:bCs/>
       <w:color w:val="4F81BD" w:themeColor="accent1"/>
@@ -8192,7 +9978,7 @@
     <w:uiPriority w:val="9"/>
     <w:rsid w:val="00FC693F"/>
     <w:rPr>
-      <w:rFonts w:asciiTheme="majorHAnsi" w:eastAsiaTheme="majorEastAsia" w:hAnsiTheme="majorHAnsi" w:cstheme="majorBidi"/>
+      <w:rFonts w:asciiTheme="majorHAnsi" w:eastAsiaTheme="majorEastAsia" w:hAnsiTheme="majorHAnsi" w:cstheme="majorBidi" w:ascii="STHeiti" w:hAnsi="STHeiti" w:eastAsia="STHeiti"/>
       <w:b/>
       <w:bCs/>
       <w:color w:val="4F81BD" w:themeColor="accent1"/>
@@ -8214,7 +10000,7 @@
       <w:contextualSpacing/>
     </w:pPr>
     <w:rPr>
-      <w:rFonts w:asciiTheme="majorHAnsi" w:eastAsiaTheme="majorEastAsia" w:hAnsiTheme="majorHAnsi" w:cstheme="majorBidi" w:ascii="Noto Sans CJK SC" w:hAnsi="Noto Sans CJK SC" w:eastAsia="Noto Sans CJK SC"/>
+      <w:rFonts w:asciiTheme="majorHAnsi" w:eastAsiaTheme="majorEastAsia" w:hAnsiTheme="majorHAnsi" w:cstheme="majorBidi" w:ascii="STHeiti" w:hAnsi="STHeiti" w:eastAsia="STHeiti"/>
       <w:b/>
       <w:color w:val="123660"/>
       <w:spacing w:val="5"/>
@@ -8230,7 +10016,7 @@
     <w:uiPriority w:val="10"/>
     <w:rsid w:val="00FC693F"/>
     <w:rPr>
-      <w:rFonts w:asciiTheme="majorHAnsi" w:eastAsiaTheme="majorEastAsia" w:hAnsiTheme="majorHAnsi" w:cstheme="majorBidi"/>
+      <w:rFonts w:asciiTheme="majorHAnsi" w:eastAsiaTheme="majorEastAsia" w:hAnsiTheme="majorHAnsi" w:cstheme="majorBidi" w:ascii="STHeiti" w:hAnsi="STHeiti" w:eastAsia="STHeiti"/>
       <w:color w:val="17365D" w:themeColor="text2" w:themeShade="BF"/>
       <w:spacing w:val="5"/>
       <w:kern w:val="28"/>
@@ -8252,7 +10038,7 @@
       </w:numPr>
     </w:pPr>
     <w:rPr>
-      <w:rFonts w:asciiTheme="majorHAnsi" w:eastAsiaTheme="majorEastAsia" w:hAnsiTheme="majorHAnsi" w:cstheme="majorBidi"/>
+      <w:rFonts w:asciiTheme="majorHAnsi" w:eastAsiaTheme="majorEastAsia" w:hAnsiTheme="majorHAnsi" w:cstheme="majorBidi" w:ascii="STHeiti" w:hAnsi="STHeiti" w:eastAsia="STHeiti"/>
       <w:i/>
       <w:iCs/>
       <w:color w:val="4F81BD" w:themeColor="accent1"/>
@@ -8268,7 +10054,7 @@
     <w:uiPriority w:val="11"/>
     <w:rsid w:val="00FC693F"/>
     <w:rPr>
-      <w:rFonts w:asciiTheme="majorHAnsi" w:eastAsiaTheme="majorEastAsia" w:hAnsiTheme="majorHAnsi" w:cstheme="majorBidi"/>
+      <w:rFonts w:asciiTheme="majorHAnsi" w:eastAsiaTheme="majorEastAsia" w:hAnsiTheme="majorHAnsi" w:cstheme="majorBidi" w:ascii="STHeiti" w:hAnsi="STHeiti" w:eastAsia="STHeiti"/>
       <w:i/>
       <w:iCs/>
       <w:color w:val="4F81BD" w:themeColor="accent1"/>
@@ -8287,6 +10073,9 @@
       <w:ind w:left="720"/>
       <w:contextualSpacing/>
     </w:pPr>
+    <w:rPr>
+      <w:rFonts w:ascii="STHeiti" w:hAnsi="STHeiti" w:eastAsia="STHeiti"/>
+    </w:rPr>
   </w:style>
   <w:style w:type="paragraph" w:styleId="BodyText">
     <w:name w:val="Body Text"/>
@@ -8298,6 +10087,9 @@
     <w:pPr>
       <w:spacing w:after="120"/>
     </w:pPr>
+    <w:rPr>
+      <w:rFonts w:ascii="STHeiti" w:hAnsi="STHeiti" w:eastAsia="STHeiti"/>
+    </w:rPr>
   </w:style>
   <w:style w:type="character" w:customStyle="1" w:styleId="BodyTextChar">
     <w:name w:val="Body Text Char"/>
@@ -8305,6 +10097,9 @@
     <w:link w:val="BodyText"/>
     <w:uiPriority w:val="99"/>
     <w:rsid w:val="00AA1D8D"/>
+    <w:rPr>
+      <w:rFonts w:ascii="STHeiti" w:hAnsi="STHeiti" w:eastAsia="STHeiti"/>
+    </w:rPr>
   </w:style>
   <w:style w:type="paragraph" w:styleId="BodyText2">
     <w:name w:val="Body Text 2"/>
@@ -8316,6 +10111,9 @@
     <w:pPr>
       <w:spacing w:after="120" w:line="480" w:lineRule="auto"/>
     </w:pPr>
+    <w:rPr>
+      <w:rFonts w:ascii="STHeiti" w:hAnsi="STHeiti" w:eastAsia="STHeiti"/>
+    </w:rPr>
   </w:style>
   <w:style w:type="character" w:customStyle="1" w:styleId="BodyText2Char">
     <w:name w:val="Body Text 2 Char"/>
@@ -8323,6 +10121,9 @@
     <w:link w:val="BodyText2"/>
     <w:uiPriority w:val="99"/>
     <w:rsid w:val="00AA1D8D"/>
+    <w:rPr>
+      <w:rFonts w:ascii="STHeiti" w:hAnsi="STHeiti" w:eastAsia="STHeiti"/>
+    </w:rPr>
   </w:style>
   <w:style w:type="paragraph" w:styleId="BodyText3">
     <w:name w:val="Body Text 3"/>
@@ -8335,6 +10136,7 @@
       <w:spacing w:after="120"/>
     </w:pPr>
     <w:rPr>
+      <w:rFonts w:ascii="STHeiti" w:hAnsi="STHeiti" w:eastAsia="STHeiti"/>
       <w:sz w:val="16"/>
       <w:szCs w:val="16"/>
     </w:rPr>
@@ -8346,6 +10148,7 @@
     <w:uiPriority w:val="99"/>
     <w:rsid w:val="00AA1D8D"/>
     <w:rPr>
+      <w:rFonts w:ascii="STHeiti" w:hAnsi="STHeiti" w:eastAsia="STHeiti"/>
       <w:sz w:val="16"/>
       <w:szCs w:val="16"/>
     </w:rPr>
@@ -8360,6 +10163,9 @@
       <w:ind w:left="360" w:hanging="360"/>
       <w:contextualSpacing/>
     </w:pPr>
+    <w:rPr>
+      <w:rFonts w:ascii="STHeiti" w:hAnsi="STHeiti" w:eastAsia="STHeiti"/>
+    </w:rPr>
   </w:style>
   <w:style w:type="paragraph" w:styleId="List2">
     <w:name w:val="List 2"/>
@@ -8371,6 +10177,9 @@
       <w:ind w:left="720" w:hanging="360"/>
       <w:contextualSpacing/>
     </w:pPr>
+    <w:rPr>
+      <w:rFonts w:ascii="STHeiti" w:hAnsi="STHeiti" w:eastAsia="STHeiti"/>
+    </w:rPr>
   </w:style>
   <w:style w:type="paragraph" w:styleId="List3">
     <w:name w:val="List 3"/>
@@ -8382,6 +10191,9 @@
       <w:ind w:left="1080" w:hanging="360"/>
       <w:contextualSpacing/>
     </w:pPr>
+    <w:rPr>
+      <w:rFonts w:ascii="STHeiti" w:hAnsi="STHeiti" w:eastAsia="STHeiti"/>
+    </w:rPr>
   </w:style>
   <w:style w:type="paragraph" w:styleId="ListBullet">
     <w:name w:val="List Bullet"/>
@@ -8395,6 +10207,9 @@
       </w:numPr>
       <w:contextualSpacing/>
     </w:pPr>
+    <w:rPr>
+      <w:rFonts w:ascii="STHeiti" w:hAnsi="STHeiti" w:eastAsia="STHeiti"/>
+    </w:rPr>
   </w:style>
   <w:style w:type="paragraph" w:styleId="ListBullet2">
     <w:name w:val="List Bullet 2"/>
@@ -8408,6 +10223,9 @@
       </w:numPr>
       <w:contextualSpacing/>
     </w:pPr>
+    <w:rPr>
+      <w:rFonts w:ascii="STHeiti" w:hAnsi="STHeiti" w:eastAsia="STHeiti"/>
+    </w:rPr>
   </w:style>
   <w:style w:type="paragraph" w:styleId="ListBullet3">
     <w:name w:val="List Bullet 3"/>
@@ -8421,6 +10239,9 @@
       </w:numPr>
       <w:contextualSpacing/>
     </w:pPr>
+    <w:rPr>
+      <w:rFonts w:ascii="STHeiti" w:hAnsi="STHeiti" w:eastAsia="STHeiti"/>
+    </w:rPr>
   </w:style>
   <w:style w:type="paragraph" w:styleId="ListNumber">
     <w:name w:val="List Number"/>
@@ -8434,6 +10255,9 @@
       </w:numPr>
       <w:contextualSpacing/>
     </w:pPr>
+    <w:rPr>
+      <w:rFonts w:ascii="STHeiti" w:hAnsi="STHeiti" w:eastAsia="STHeiti"/>
+    </w:rPr>
   </w:style>
   <w:style w:type="paragraph" w:styleId="ListNumber2">
     <w:name w:val="List Number 2"/>
@@ -8447,6 +10271,9 @@
       </w:numPr>
       <w:contextualSpacing/>
     </w:pPr>
+    <w:rPr>
+      <w:rFonts w:ascii="STHeiti" w:hAnsi="STHeiti" w:eastAsia="STHeiti"/>
+    </w:rPr>
   </w:style>
   <w:style w:type="paragraph" w:styleId="ListNumber3">
     <w:name w:val="List Number 3"/>
@@ -8460,6 +10287,9 @@
       </w:numPr>
       <w:contextualSpacing/>
     </w:pPr>
+    <w:rPr>
+      <w:rFonts w:ascii="STHeiti" w:hAnsi="STHeiti" w:eastAsia="STHeiti"/>
+    </w:rPr>
   </w:style>
   <w:style w:type="paragraph" w:styleId="ListContinue">
     <w:name w:val="List Continue"/>
@@ -8472,6 +10302,9 @@
       <w:ind w:left="360"/>
       <w:contextualSpacing/>
     </w:pPr>
+    <w:rPr>
+      <w:rFonts w:ascii="STHeiti" w:hAnsi="STHeiti" w:eastAsia="STHeiti"/>
+    </w:rPr>
   </w:style>
   <w:style w:type="paragraph" w:styleId="ListContinue2">
     <w:name w:val="List Continue 2"/>
@@ -8484,6 +10317,9 @@
       <w:ind w:left="720"/>
       <w:contextualSpacing/>
     </w:pPr>
+    <w:rPr>
+      <w:rFonts w:ascii="STHeiti" w:hAnsi="STHeiti" w:eastAsia="STHeiti"/>
+    </w:rPr>
   </w:style>
   <w:style w:type="paragraph" w:styleId="ListContinue3">
     <w:name w:val="List Continue 3"/>
@@ -8496,6 +10332,9 @@
       <w:ind w:left="1080"/>
       <w:contextualSpacing/>
     </w:pPr>
+    <w:rPr>
+      <w:rFonts w:ascii="STHeiti" w:hAnsi="STHeiti" w:eastAsia="STHeiti"/>
+    </w:rPr>
   </w:style>
   <w:style w:type="paragraph" w:styleId="MacroText">
     <w:name w:val="macro"/>
@@ -8515,7 +10354,7 @@
       </w:tabs>
     </w:pPr>
     <w:rPr>
-      <w:rFonts w:ascii="Courier" w:hAnsi="Courier"/>
+      <w:rFonts w:ascii="STHeiti" w:hAnsi="STHeiti" w:eastAsia="STHeiti"/>
       <w:sz w:val="20"/>
       <w:szCs w:val="20"/>
     </w:rPr>
@@ -8527,7 +10366,7 @@
     <w:uiPriority w:val="99"/>
     <w:rsid w:val="0029639D"/>
     <w:rPr>
-      <w:rFonts w:ascii="Courier" w:hAnsi="Courier"/>
+      <w:rFonts w:ascii="STHeiti" w:hAnsi="STHeiti" w:eastAsia="STHeiti"/>
       <w:sz w:val="20"/>
       <w:szCs w:val="20"/>
     </w:rPr>
@@ -8541,6 +10380,7 @@
     <w:qFormat/>
     <w:rsid w:val="00FC693F"/>
     <w:rPr>
+      <w:rFonts w:ascii="STHeiti" w:hAnsi="STHeiti" w:eastAsia="STHeiti"/>
       <w:i/>
       <w:iCs/>
       <w:color w:val="000000" w:themeColor="text1"/>
@@ -8553,6 +10393,7 @@
     <w:uiPriority w:val="29"/>
     <w:rsid w:val="00FC693F"/>
     <w:rPr>
+      <w:rFonts w:ascii="STHeiti" w:hAnsi="STHeiti" w:eastAsia="STHeiti"/>
       <w:i/>
       <w:iCs/>
       <w:color w:val="000000" w:themeColor="text1"/>
@@ -8566,7 +10407,7 @@
     <w:semiHidden/>
     <w:rsid w:val="00FC693F"/>
     <w:rPr>
-      <w:rFonts w:asciiTheme="majorHAnsi" w:eastAsiaTheme="majorEastAsia" w:hAnsiTheme="majorHAnsi" w:cstheme="majorBidi"/>
+      <w:rFonts w:asciiTheme="majorHAnsi" w:eastAsiaTheme="majorEastAsia" w:hAnsiTheme="majorHAnsi" w:cstheme="majorBidi" w:ascii="STHeiti" w:hAnsi="STHeiti" w:eastAsia="STHeiti"/>
       <w:b/>
       <w:bCs/>
       <w:i/>
@@ -8582,7 +10423,7 @@
     <w:semiHidden/>
     <w:rsid w:val="00FC693F"/>
     <w:rPr>
-      <w:rFonts w:asciiTheme="majorHAnsi" w:eastAsiaTheme="majorEastAsia" w:hAnsiTheme="majorHAnsi" w:cstheme="majorBidi"/>
+      <w:rFonts w:asciiTheme="majorHAnsi" w:eastAsiaTheme="majorEastAsia" w:hAnsiTheme="majorHAnsi" w:cstheme="majorBidi" w:ascii="STHeiti" w:hAnsi="STHeiti" w:eastAsia="STHeiti"/>
       <w:color w:val="243F60" w:themeColor="accent1" w:themeShade="7F"/>
     </w:rPr>
   </w:style>
@@ -8594,7 +10435,7 @@
     <w:semiHidden/>
     <w:rsid w:val="00FC693F"/>
     <w:rPr>
-      <w:rFonts w:asciiTheme="majorHAnsi" w:eastAsiaTheme="majorEastAsia" w:hAnsiTheme="majorHAnsi" w:cstheme="majorBidi"/>
+      <w:rFonts w:asciiTheme="majorHAnsi" w:eastAsiaTheme="majorEastAsia" w:hAnsiTheme="majorHAnsi" w:cstheme="majorBidi" w:ascii="STHeiti" w:hAnsi="STHeiti" w:eastAsia="STHeiti"/>
       <w:i/>
       <w:iCs/>
       <w:color w:val="243F60" w:themeColor="accent1" w:themeShade="7F"/>
@@ -8608,7 +10449,7 @@
     <w:semiHidden/>
     <w:rsid w:val="00FC693F"/>
     <w:rPr>
-      <w:rFonts w:asciiTheme="majorHAnsi" w:eastAsiaTheme="majorEastAsia" w:hAnsiTheme="majorHAnsi" w:cstheme="majorBidi"/>
+      <w:rFonts w:asciiTheme="majorHAnsi" w:eastAsiaTheme="majorEastAsia" w:hAnsiTheme="majorHAnsi" w:cstheme="majorBidi" w:ascii="STHeiti" w:hAnsi="STHeiti" w:eastAsia="STHeiti"/>
       <w:i/>
       <w:iCs/>
       <w:color w:val="404040" w:themeColor="text1" w:themeTint="BF"/>
@@ -8622,7 +10463,7 @@
     <w:semiHidden/>
     <w:rsid w:val="00FC693F"/>
     <w:rPr>
-      <w:rFonts w:asciiTheme="majorHAnsi" w:eastAsiaTheme="majorEastAsia" w:hAnsiTheme="majorHAnsi" w:cstheme="majorBidi"/>
+      <w:rFonts w:asciiTheme="majorHAnsi" w:eastAsiaTheme="majorEastAsia" w:hAnsiTheme="majorHAnsi" w:cstheme="majorBidi" w:ascii="STHeiti" w:hAnsi="STHeiti" w:eastAsia="STHeiti"/>
       <w:color w:val="4F81BD" w:themeColor="accent1"/>
       <w:sz w:val="20"/>
       <w:szCs w:val="20"/>
@@ -8636,7 +10477,7 @@
     <w:semiHidden/>
     <w:rsid w:val="00FC693F"/>
     <w:rPr>
-      <w:rFonts w:asciiTheme="majorHAnsi" w:eastAsiaTheme="majorEastAsia" w:hAnsiTheme="majorHAnsi" w:cstheme="majorBidi"/>
+      <w:rFonts w:asciiTheme="majorHAnsi" w:eastAsiaTheme="majorEastAsia" w:hAnsiTheme="majorHAnsi" w:cstheme="majorBidi" w:ascii="STHeiti" w:hAnsi="STHeiti" w:eastAsia="STHeiti"/>
       <w:i/>
       <w:iCs/>
       <w:color w:val="404040" w:themeColor="text1" w:themeTint="BF"/>
@@ -8657,6 +10498,7 @@
       <w:spacing w:line="240" w:lineRule="auto"/>
     </w:pPr>
     <w:rPr>
+      <w:rFonts w:ascii="STHeiti" w:hAnsi="STHeiti" w:eastAsia="STHeiti"/>
       <w:b/>
       <w:bCs/>
       <w:color w:val="4F81BD" w:themeColor="accent1"/>
@@ -8671,6 +10513,7 @@
     <w:qFormat/>
     <w:rsid w:val="00FC693F"/>
     <w:rPr>
+      <w:rFonts w:ascii="STHeiti" w:hAnsi="STHeiti" w:eastAsia="STHeiti"/>
       <w:b/>
       <w:bCs/>
     </w:rPr>
@@ -8682,6 +10525,7 @@
     <w:qFormat/>
     <w:rsid w:val="00FC693F"/>
     <w:rPr>
+      <w:rFonts w:ascii="STHeiti" w:hAnsi="STHeiti" w:eastAsia="STHeiti"/>
       <w:i/>
       <w:iCs/>
     </w:rPr>
@@ -8702,6 +10546,7 @@
       <w:ind w:left="936" w:right="936"/>
     </w:pPr>
     <w:rPr>
+      <w:rFonts w:ascii="STHeiti" w:hAnsi="STHeiti" w:eastAsia="STHeiti"/>
       <w:b/>
       <w:bCs/>
       <w:i/>
@@ -8716,6 +10561,7 @@
     <w:uiPriority w:val="30"/>
     <w:rsid w:val="00FC693F"/>
     <w:rPr>
+      <w:rFonts w:ascii="STHeiti" w:hAnsi="STHeiti" w:eastAsia="STHeiti"/>
       <w:b/>
       <w:bCs/>
       <w:i/>
@@ -8730,6 +10576,7 @@
     <w:qFormat/>
     <w:rsid w:val="00FC693F"/>
     <w:rPr>
+      <w:rFonts w:ascii="STHeiti" w:hAnsi="STHeiti" w:eastAsia="STHeiti"/>
       <w:i/>
       <w:iCs/>
       <w:color w:val="808080" w:themeColor="text1" w:themeTint="7F"/>
@@ -8742,6 +10589,7 @@
     <w:qFormat/>
     <w:rsid w:val="00FC693F"/>
     <w:rPr>
+      <w:rFonts w:ascii="STHeiti" w:hAnsi="STHeiti" w:eastAsia="STHeiti"/>
       <w:b/>
       <w:bCs/>
       <w:i/>
@@ -8756,6 +10604,7 @@
     <w:qFormat/>
     <w:rsid w:val="00FC693F"/>
     <w:rPr>
+      <w:rFonts w:ascii="STHeiti" w:hAnsi="STHeiti" w:eastAsia="STHeiti"/>
       <w:smallCaps/>
       <w:color w:val="C0504D" w:themeColor="accent2"/>
       <w:u w:val="single"/>
@@ -8768,6 +10617,7 @@
     <w:qFormat/>
     <w:rsid w:val="00FC693F"/>
     <w:rPr>
+      <w:rFonts w:ascii="STHeiti" w:hAnsi="STHeiti" w:eastAsia="STHeiti"/>
       <w:b/>
       <w:bCs/>
       <w:smallCaps/>
@@ -8783,6 +10633,7 @@
     <w:qFormat/>
     <w:rsid w:val="00FC693F"/>
     <w:rPr>
+      <w:rFonts w:ascii="STHeiti" w:hAnsi="STHeiti" w:eastAsia="STHeiti"/>
       <w:b/>
       <w:bCs/>
       <w:smallCaps/>
@@ -8801,6 +10652,9 @@
     <w:pPr>
       <w:outlineLvl w:val="9"/>
     </w:pPr>
+    <w:rPr>
+      <w:rFonts w:ascii="STHeiti" w:hAnsi="STHeiti" w:eastAsia="STHeiti"/>
+    </w:rPr>
   </w:style>
   <w:style w:type="table" w:styleId="TableGrid">
     <w:name w:val="Table Grid"/>
@@ -8810,6 +10664,9 @@
     <w:pPr>
       <w:spacing w:after="0" w:line="240" w:lineRule="auto"/>
     </w:pPr>
+    <w:rPr>
+      <w:rFonts w:ascii="STHeiti" w:hAnsi="STHeiti" w:eastAsia="STHeiti"/>
+    </w:rPr>
     <w:tblPr>
       <w:tblInd w:w="0" w:type="dxa"/>
       <w:tblBorders>
@@ -8837,6 +10694,7 @@
       <w:spacing w:after="0" w:line="240" w:lineRule="auto"/>
     </w:pPr>
     <w:rPr>
+      <w:rFonts w:ascii="STHeiti" w:hAnsi="STHeiti" w:eastAsia="STHeiti"/>
       <w:color w:val="000000" w:themeColor="text1" w:themeShade="BF"/>
     </w:rPr>
     <w:tblPr>
@@ -8940,6 +10798,7 @@
       <w:spacing w:after="0" w:line="240" w:lineRule="auto"/>
     </w:pPr>
     <w:rPr>
+      <w:rFonts w:ascii="STHeiti" w:hAnsi="STHeiti" w:eastAsia="STHeiti"/>
       <w:color w:val="365F91" w:themeColor="accent1" w:themeShade="BF"/>
     </w:rPr>
     <w:tblPr>
@@ -9043,6 +10902,7 @@
       <w:spacing w:after="0" w:line="240" w:lineRule="auto"/>
     </w:pPr>
     <w:rPr>
+      <w:rFonts w:ascii="STHeiti" w:hAnsi="STHeiti" w:eastAsia="STHeiti"/>
       <w:color w:val="943634" w:themeColor="accent2" w:themeShade="BF"/>
     </w:rPr>
     <w:tblPr>
@@ -9146,6 +11006,7 @@
       <w:spacing w:after="0" w:line="240" w:lineRule="auto"/>
     </w:pPr>
     <w:rPr>
+      <w:rFonts w:ascii="STHeiti" w:hAnsi="STHeiti" w:eastAsia="STHeiti"/>
       <w:color w:val="76923C" w:themeColor="accent3" w:themeShade="BF"/>
     </w:rPr>
     <w:tblPr>
@@ -9249,6 +11110,7 @@
       <w:spacing w:after="0" w:line="240" w:lineRule="auto"/>
     </w:pPr>
     <w:rPr>
+      <w:rFonts w:ascii="STHeiti" w:hAnsi="STHeiti" w:eastAsia="STHeiti"/>
       <w:color w:val="5F497A" w:themeColor="accent4" w:themeShade="BF"/>
     </w:rPr>
     <w:tblPr>
@@ -9352,6 +11214,7 @@
       <w:spacing w:after="0" w:line="240" w:lineRule="auto"/>
     </w:pPr>
     <w:rPr>
+      <w:rFonts w:ascii="STHeiti" w:hAnsi="STHeiti" w:eastAsia="STHeiti"/>
       <w:color w:val="31849B" w:themeColor="accent5" w:themeShade="BF"/>
     </w:rPr>
     <w:tblPr>
@@ -9455,6 +11318,7 @@
       <w:spacing w:after="0" w:line="240" w:lineRule="auto"/>
     </w:pPr>
     <w:rPr>
+      <w:rFonts w:ascii="STHeiti" w:hAnsi="STHeiti" w:eastAsia="STHeiti"/>
       <w:color w:val="E36C0A" w:themeColor="accent6" w:themeShade="BF"/>
     </w:rPr>
     <w:tblPr>
@@ -9557,6 +11421,9 @@
     <w:pPr>
       <w:spacing w:after="0" w:line="240" w:lineRule="auto"/>
     </w:pPr>
+    <w:rPr>
+      <w:rFonts w:ascii="STHeiti" w:hAnsi="STHeiti" w:eastAsia="STHeiti"/>
+    </w:rPr>
     <w:tblPr>
       <w:tblStyleRowBandSize w:val="1"/>
       <w:tblStyleColBandSize w:val="1"/>
@@ -9649,6 +11516,9 @@
     <w:pPr>
       <w:spacing w:after="0" w:line="240" w:lineRule="auto"/>
     </w:pPr>
+    <w:rPr>
+      <w:rFonts w:ascii="STHeiti" w:hAnsi="STHeiti" w:eastAsia="STHeiti"/>
+    </w:rPr>
     <w:tblPr>
       <w:tblStyleRowBandSize w:val="1"/>
       <w:tblStyleColBandSize w:val="1"/>
@@ -9741,6 +11611,9 @@
     <w:pPr>
       <w:spacing w:after="0" w:line="240" w:lineRule="auto"/>
     </w:pPr>
+    <w:rPr>
+      <w:rFonts w:ascii="STHeiti" w:hAnsi="STHeiti" w:eastAsia="STHeiti"/>
+    </w:rPr>
     <w:tblPr>
       <w:tblStyleRowBandSize w:val="1"/>
       <w:tblStyleColBandSize w:val="1"/>
@@ -9833,6 +11706,9 @@
     <w:pPr>
       <w:spacing w:after="0" w:line="240" w:lineRule="auto"/>
     </w:pPr>
+    <w:rPr>
+      <w:rFonts w:ascii="STHeiti" w:hAnsi="STHeiti" w:eastAsia="STHeiti"/>
+    </w:rPr>
     <w:tblPr>
       <w:tblStyleRowBandSize w:val="1"/>
       <w:tblStyleColBandSize w:val="1"/>
@@ -9925,6 +11801,9 @@
     <w:pPr>
       <w:spacing w:after="0" w:line="240" w:lineRule="auto"/>
     </w:pPr>
+    <w:rPr>
+      <w:rFonts w:ascii="STHeiti" w:hAnsi="STHeiti" w:eastAsia="STHeiti"/>
+    </w:rPr>
     <w:tblPr>
       <w:tblStyleRowBandSize w:val="1"/>
       <w:tblStyleColBandSize w:val="1"/>
@@ -10017,6 +11896,9 @@
     <w:pPr>
       <w:spacing w:after="0" w:line="240" w:lineRule="auto"/>
     </w:pPr>
+    <w:rPr>
+      <w:rFonts w:ascii="STHeiti" w:hAnsi="STHeiti" w:eastAsia="STHeiti"/>
+    </w:rPr>
     <w:tblPr>
       <w:tblStyleRowBandSize w:val="1"/>
       <w:tblStyleColBandSize w:val="1"/>
@@ -10109,6 +11991,9 @@
     <w:pPr>
       <w:spacing w:after="0" w:line="240" w:lineRule="auto"/>
     </w:pPr>
+    <w:rPr>
+      <w:rFonts w:ascii="STHeiti" w:hAnsi="STHeiti" w:eastAsia="STHeiti"/>
+    </w:rPr>
     <w:tblPr>
       <w:tblStyleRowBandSize w:val="1"/>
       <w:tblStyleColBandSize w:val="1"/>
@@ -10201,6 +12086,9 @@
     <w:pPr>
       <w:spacing w:after="0" w:line="240" w:lineRule="auto"/>
     </w:pPr>
+    <w:rPr>
+      <w:rFonts w:ascii="STHeiti" w:hAnsi="STHeiti" w:eastAsia="STHeiti"/>
+    </w:rPr>
     <w:tblPr>
       <w:tblStyleRowBandSize w:val="1"/>
       <w:tblStyleColBandSize w:val="1"/>
@@ -10331,6 +12219,9 @@
     <w:pPr>
       <w:spacing w:after="0" w:line="240" w:lineRule="auto"/>
     </w:pPr>
+    <w:rPr>
+      <w:rFonts w:ascii="STHeiti" w:hAnsi="STHeiti" w:eastAsia="STHeiti"/>
+    </w:rPr>
     <w:tblPr>
       <w:tblStyleRowBandSize w:val="1"/>
       <w:tblStyleColBandSize w:val="1"/>
@@ -10461,6 +12352,9 @@
     <w:pPr>
       <w:spacing w:after="0" w:line="240" w:lineRule="auto"/>
     </w:pPr>
+    <w:rPr>
+      <w:rFonts w:ascii="STHeiti" w:hAnsi="STHeiti" w:eastAsia="STHeiti"/>
+    </w:rPr>
     <w:tblPr>
       <w:tblStyleRowBandSize w:val="1"/>
       <w:tblStyleColBandSize w:val="1"/>
@@ -10591,6 +12485,9 @@
     <w:pPr>
       <w:spacing w:after="0" w:line="240" w:lineRule="auto"/>
     </w:pPr>
+    <w:rPr>
+      <w:rFonts w:ascii="STHeiti" w:hAnsi="STHeiti" w:eastAsia="STHeiti"/>
+    </w:rPr>
     <w:tblPr>
       <w:tblStyleRowBandSize w:val="1"/>
       <w:tblStyleColBandSize w:val="1"/>
@@ -10721,6 +12618,9 @@
     <w:pPr>
       <w:spacing w:after="0" w:line="240" w:lineRule="auto"/>
     </w:pPr>
+    <w:rPr>
+      <w:rFonts w:ascii="STHeiti" w:hAnsi="STHeiti" w:eastAsia="STHeiti"/>
+    </w:rPr>
     <w:tblPr>
       <w:tblStyleRowBandSize w:val="1"/>
       <w:tblStyleColBandSize w:val="1"/>
@@ -10851,6 +12751,9 @@
     <w:pPr>
       <w:spacing w:after="0" w:line="240" w:lineRule="auto"/>
     </w:pPr>
+    <w:rPr>
+      <w:rFonts w:ascii="STHeiti" w:hAnsi="STHeiti" w:eastAsia="STHeiti"/>
+    </w:rPr>
     <w:tblPr>
       <w:tblStyleRowBandSize w:val="1"/>
       <w:tblStyleColBandSize w:val="1"/>
@@ -10981,6 +12884,9 @@
     <w:pPr>
       <w:spacing w:after="0" w:line="240" w:lineRule="auto"/>
     </w:pPr>
+    <w:rPr>
+      <w:rFonts w:ascii="STHeiti" w:hAnsi="STHeiti" w:eastAsia="STHeiti"/>
+    </w:rPr>
     <w:tblPr>
       <w:tblStyleRowBandSize w:val="1"/>
       <w:tblStyleColBandSize w:val="1"/>
@@ -11111,6 +13017,9 @@
     <w:pPr>
       <w:spacing w:after="0" w:line="240" w:lineRule="auto"/>
     </w:pPr>
+    <w:rPr>
+      <w:rFonts w:ascii="STHeiti" w:hAnsi="STHeiti" w:eastAsia="STHeiti"/>
+    </w:rPr>
     <w:tblPr>
       <w:tblStyleRowBandSize w:val="1"/>
       <w:tblStyleColBandSize w:val="1"/>
@@ -11217,6 +13126,9 @@
     <w:pPr>
       <w:spacing w:after="0" w:line="240" w:lineRule="auto"/>
     </w:pPr>
+    <w:rPr>
+      <w:rFonts w:ascii="STHeiti" w:hAnsi="STHeiti" w:eastAsia="STHeiti"/>
+    </w:rPr>
     <w:tblPr>
       <w:tblStyleRowBandSize w:val="1"/>
       <w:tblStyleColBandSize w:val="1"/>
@@ -11323,6 +13235,9 @@
     <w:pPr>
       <w:spacing w:after="0" w:line="240" w:lineRule="auto"/>
     </w:pPr>
+    <w:rPr>
+      <w:rFonts w:ascii="STHeiti" w:hAnsi="STHeiti" w:eastAsia="STHeiti"/>
+    </w:rPr>
     <w:tblPr>
       <w:tblStyleRowBandSize w:val="1"/>
       <w:tblStyleColBandSize w:val="1"/>
@@ -11429,6 +13344,9 @@
     <w:pPr>
       <w:spacing w:after="0" w:line="240" w:lineRule="auto"/>
     </w:pPr>
+    <w:rPr>
+      <w:rFonts w:ascii="STHeiti" w:hAnsi="STHeiti" w:eastAsia="STHeiti"/>
+    </w:rPr>
     <w:tblPr>
       <w:tblStyleRowBandSize w:val="1"/>
       <w:tblStyleColBandSize w:val="1"/>
@@ -11535,6 +13453,9 @@
     <w:pPr>
       <w:spacing w:after="0" w:line="240" w:lineRule="auto"/>
     </w:pPr>
+    <w:rPr>
+      <w:rFonts w:ascii="STHeiti" w:hAnsi="STHeiti" w:eastAsia="STHeiti"/>
+    </w:rPr>
     <w:tblPr>
       <w:tblStyleRowBandSize w:val="1"/>
       <w:tblStyleColBandSize w:val="1"/>
@@ -11641,6 +13562,9 @@
     <w:pPr>
       <w:spacing w:after="0" w:line="240" w:lineRule="auto"/>
     </w:pPr>
+    <w:rPr>
+      <w:rFonts w:ascii="STHeiti" w:hAnsi="STHeiti" w:eastAsia="STHeiti"/>
+    </w:rPr>
     <w:tblPr>
       <w:tblStyleRowBandSize w:val="1"/>
       <w:tblStyleColBandSize w:val="1"/>
@@ -11747,6 +13671,9 @@
     <w:pPr>
       <w:spacing w:after="0" w:line="240" w:lineRule="auto"/>
     </w:pPr>
+    <w:rPr>
+      <w:rFonts w:ascii="STHeiti" w:hAnsi="STHeiti" w:eastAsia="STHeiti"/>
+    </w:rPr>
     <w:tblPr>
       <w:tblStyleRowBandSize w:val="1"/>
       <w:tblStyleColBandSize w:val="1"/>
@@ -11853,6 +13780,9 @@
     <w:pPr>
       <w:spacing w:after="0" w:line="240" w:lineRule="auto"/>
     </w:pPr>
+    <w:rPr>
+      <w:rFonts w:ascii="STHeiti" w:hAnsi="STHeiti" w:eastAsia="STHeiti"/>
+    </w:rPr>
     <w:tblPr>
       <w:tblStyleRowBandSize w:val="1"/>
       <w:tblStyleColBandSize w:val="1"/>
@@ -12002,6 +13932,9 @@
     <w:pPr>
       <w:spacing w:after="0" w:line="240" w:lineRule="auto"/>
     </w:pPr>
+    <w:rPr>
+      <w:rFonts w:ascii="STHeiti" w:hAnsi="STHeiti" w:eastAsia="STHeiti"/>
+    </w:rPr>
     <w:tblPr>
       <w:tblStyleRowBandSize w:val="1"/>
       <w:tblStyleColBandSize w:val="1"/>
@@ -12151,6 +14084,9 @@
     <w:pPr>
       <w:spacing w:after="0" w:line="240" w:lineRule="auto"/>
     </w:pPr>
+    <w:rPr>
+      <w:rFonts w:ascii="STHeiti" w:hAnsi="STHeiti" w:eastAsia="STHeiti"/>
+    </w:rPr>
     <w:tblPr>
       <w:tblStyleRowBandSize w:val="1"/>
       <w:tblStyleColBandSize w:val="1"/>
@@ -12300,6 +14236,9 @@
     <w:pPr>
       <w:spacing w:after="0" w:line="240" w:lineRule="auto"/>
     </w:pPr>
+    <w:rPr>
+      <w:rFonts w:ascii="STHeiti" w:hAnsi="STHeiti" w:eastAsia="STHeiti"/>
+    </w:rPr>
     <w:tblPr>
       <w:tblStyleRowBandSize w:val="1"/>
       <w:tblStyleColBandSize w:val="1"/>
@@ -12449,6 +14388,9 @@
     <w:pPr>
       <w:spacing w:after="0" w:line="240" w:lineRule="auto"/>
     </w:pPr>
+    <w:rPr>
+      <w:rFonts w:ascii="STHeiti" w:hAnsi="STHeiti" w:eastAsia="STHeiti"/>
+    </w:rPr>
     <w:tblPr>
       <w:tblStyleRowBandSize w:val="1"/>
       <w:tblStyleColBandSize w:val="1"/>
@@ -12598,6 +14540,9 @@
     <w:pPr>
       <w:spacing w:after="0" w:line="240" w:lineRule="auto"/>
     </w:pPr>
+    <w:rPr>
+      <w:rFonts w:ascii="STHeiti" w:hAnsi="STHeiti" w:eastAsia="STHeiti"/>
+    </w:rPr>
     <w:tblPr>
       <w:tblStyleRowBandSize w:val="1"/>
       <w:tblStyleColBandSize w:val="1"/>
@@ -12747,6 +14692,9 @@
     <w:pPr>
       <w:spacing w:after="0" w:line="240" w:lineRule="auto"/>
     </w:pPr>
+    <w:rPr>
+      <w:rFonts w:ascii="STHeiti" w:hAnsi="STHeiti" w:eastAsia="STHeiti"/>
+    </w:rPr>
     <w:tblPr>
       <w:tblStyleRowBandSize w:val="1"/>
       <w:tblStyleColBandSize w:val="1"/>
@@ -12897,6 +14845,7 @@
       <w:spacing w:after="0" w:line="240" w:lineRule="auto"/>
     </w:pPr>
     <w:rPr>
+      <w:rFonts w:ascii="STHeiti" w:hAnsi="STHeiti" w:eastAsia="STHeiti"/>
       <w:color w:val="000000" w:themeColor="text1"/>
     </w:rPr>
     <w:tblPr>
@@ -12981,6 +14930,7 @@
       <w:spacing w:after="0" w:line="240" w:lineRule="auto"/>
     </w:pPr>
     <w:rPr>
+      <w:rFonts w:ascii="STHeiti" w:hAnsi="STHeiti" w:eastAsia="STHeiti"/>
       <w:color w:val="000000" w:themeColor="text1"/>
     </w:rPr>
     <w:tblPr>
@@ -13065,6 +15015,7 @@
       <w:spacing w:after="0" w:line="240" w:lineRule="auto"/>
     </w:pPr>
     <w:rPr>
+      <w:rFonts w:ascii="STHeiti" w:hAnsi="STHeiti" w:eastAsia="STHeiti"/>
       <w:color w:val="000000" w:themeColor="text1"/>
     </w:rPr>
     <w:tblPr>
@@ -13149,6 +15100,7 @@
       <w:spacing w:after="0" w:line="240" w:lineRule="auto"/>
     </w:pPr>
     <w:rPr>
+      <w:rFonts w:ascii="STHeiti" w:hAnsi="STHeiti" w:eastAsia="STHeiti"/>
       <w:color w:val="000000" w:themeColor="text1"/>
     </w:rPr>
     <w:tblPr>
@@ -13233,6 +15185,7 @@
       <w:spacing w:after="0" w:line="240" w:lineRule="auto"/>
     </w:pPr>
     <w:rPr>
+      <w:rFonts w:ascii="STHeiti" w:hAnsi="STHeiti" w:eastAsia="STHeiti"/>
       <w:color w:val="000000" w:themeColor="text1"/>
     </w:rPr>
     <w:tblPr>
@@ -13317,6 +15270,7 @@
       <w:spacing w:after="0" w:line="240" w:lineRule="auto"/>
     </w:pPr>
     <w:rPr>
+      <w:rFonts w:ascii="STHeiti" w:hAnsi="STHeiti" w:eastAsia="STHeiti"/>
       <w:color w:val="000000" w:themeColor="text1"/>
     </w:rPr>
     <w:tblPr>
@@ -13401,6 +15355,7 @@
       <w:spacing w:after="0" w:line="240" w:lineRule="auto"/>
     </w:pPr>
     <w:rPr>
+      <w:rFonts w:ascii="STHeiti" w:hAnsi="STHeiti" w:eastAsia="STHeiti"/>
       <w:color w:val="000000" w:themeColor="text1"/>
     </w:rPr>
     <w:tblPr>
@@ -13485,7 +15440,7 @@
       <w:spacing w:after="0" w:line="240" w:lineRule="auto"/>
     </w:pPr>
     <w:rPr>
-      <w:rFonts w:asciiTheme="majorHAnsi" w:eastAsiaTheme="majorEastAsia" w:hAnsiTheme="majorHAnsi" w:cstheme="majorBidi"/>
+      <w:rFonts w:asciiTheme="majorHAnsi" w:eastAsiaTheme="majorEastAsia" w:hAnsiTheme="majorHAnsi" w:cstheme="majorBidi" w:ascii="STHeiti" w:hAnsi="STHeiti" w:eastAsia="STHeiti"/>
       <w:color w:val="000000" w:themeColor="text1"/>
     </w:rPr>
     <w:tblPr>
@@ -13613,7 +15568,7 @@
       <w:spacing w:after="0" w:line="240" w:lineRule="auto"/>
     </w:pPr>
     <w:rPr>
-      <w:rFonts w:asciiTheme="majorHAnsi" w:eastAsiaTheme="majorEastAsia" w:hAnsiTheme="majorHAnsi" w:cstheme="majorBidi"/>
+      <w:rFonts w:asciiTheme="majorHAnsi" w:eastAsiaTheme="majorEastAsia" w:hAnsiTheme="majorHAnsi" w:cstheme="majorBidi" w:ascii="STHeiti" w:hAnsi="STHeiti" w:eastAsia="STHeiti"/>
       <w:color w:val="000000" w:themeColor="text1"/>
     </w:rPr>
     <w:tblPr>
@@ -13741,7 +15696,7 @@
       <w:spacing w:after="0" w:line="240" w:lineRule="auto"/>
     </w:pPr>
     <w:rPr>
-      <w:rFonts w:asciiTheme="majorHAnsi" w:eastAsiaTheme="majorEastAsia" w:hAnsiTheme="majorHAnsi" w:cstheme="majorBidi"/>
+      <w:rFonts w:asciiTheme="majorHAnsi" w:eastAsiaTheme="majorEastAsia" w:hAnsiTheme="majorHAnsi" w:cstheme="majorBidi" w:ascii="STHeiti" w:hAnsi="STHeiti" w:eastAsia="STHeiti"/>
       <w:color w:val="000000" w:themeColor="text1"/>
     </w:rPr>
     <w:tblPr>
@@ -13869,7 +15824,7 @@
       <w:spacing w:after="0" w:line="240" w:lineRule="auto"/>
     </w:pPr>
     <w:rPr>
-      <w:rFonts w:asciiTheme="majorHAnsi" w:eastAsiaTheme="majorEastAsia" w:hAnsiTheme="majorHAnsi" w:cstheme="majorBidi"/>
+      <w:rFonts w:asciiTheme="majorHAnsi" w:eastAsiaTheme="majorEastAsia" w:hAnsiTheme="majorHAnsi" w:cstheme="majorBidi" w:ascii="STHeiti" w:hAnsi="STHeiti" w:eastAsia="STHeiti"/>
       <w:color w:val="000000" w:themeColor="text1"/>
     </w:rPr>
     <w:tblPr>
@@ -13997,7 +15952,7 @@
       <w:spacing w:after="0" w:line="240" w:lineRule="auto"/>
     </w:pPr>
     <w:rPr>
-      <w:rFonts w:asciiTheme="majorHAnsi" w:eastAsiaTheme="majorEastAsia" w:hAnsiTheme="majorHAnsi" w:cstheme="majorBidi"/>
+      <w:rFonts w:asciiTheme="majorHAnsi" w:eastAsiaTheme="majorEastAsia" w:hAnsiTheme="majorHAnsi" w:cstheme="majorBidi" w:ascii="STHeiti" w:hAnsi="STHeiti" w:eastAsia="STHeiti"/>
       <w:color w:val="000000" w:themeColor="text1"/>
     </w:rPr>
     <w:tblPr>
@@ -14125,7 +16080,7 @@
       <w:spacing w:after="0" w:line="240" w:lineRule="auto"/>
     </w:pPr>
     <w:rPr>
-      <w:rFonts w:asciiTheme="majorHAnsi" w:eastAsiaTheme="majorEastAsia" w:hAnsiTheme="majorHAnsi" w:cstheme="majorBidi"/>
+      <w:rFonts w:asciiTheme="majorHAnsi" w:eastAsiaTheme="majorEastAsia" w:hAnsiTheme="majorHAnsi" w:cstheme="majorBidi" w:ascii="STHeiti" w:hAnsi="STHeiti" w:eastAsia="STHeiti"/>
       <w:color w:val="000000" w:themeColor="text1"/>
     </w:rPr>
     <w:tblPr>
@@ -14253,7 +16208,7 @@
       <w:spacing w:after="0" w:line="240" w:lineRule="auto"/>
     </w:pPr>
     <w:rPr>
-      <w:rFonts w:asciiTheme="majorHAnsi" w:eastAsiaTheme="majorEastAsia" w:hAnsiTheme="majorHAnsi" w:cstheme="majorBidi"/>
+      <w:rFonts w:asciiTheme="majorHAnsi" w:eastAsiaTheme="majorEastAsia" w:hAnsiTheme="majorHAnsi" w:cstheme="majorBidi" w:ascii="STHeiti" w:hAnsi="STHeiti" w:eastAsia="STHeiti"/>
       <w:color w:val="000000" w:themeColor="text1"/>
     </w:rPr>
     <w:tblPr>
@@ -14380,6 +16335,9 @@
     <w:pPr>
       <w:spacing w:after="0" w:line="240" w:lineRule="auto"/>
     </w:pPr>
+    <w:rPr>
+      <w:rFonts w:ascii="STHeiti" w:hAnsi="STHeiti" w:eastAsia="STHeiti"/>
+    </w:rPr>
     <w:tblPr>
       <w:tblStyleRowBandSize w:val="1"/>
       <w:tblStyleColBandSize w:val="1"/>
@@ -14453,6 +16411,9 @@
     <w:pPr>
       <w:spacing w:after="0" w:line="240" w:lineRule="auto"/>
     </w:pPr>
+    <w:rPr>
+      <w:rFonts w:ascii="STHeiti" w:hAnsi="STHeiti" w:eastAsia="STHeiti"/>
+    </w:rPr>
     <w:tblPr>
       <w:tblStyleRowBandSize w:val="1"/>
       <w:tblStyleColBandSize w:val="1"/>
@@ -14526,6 +16487,9 @@
     <w:pPr>
       <w:spacing w:after="0" w:line="240" w:lineRule="auto"/>
     </w:pPr>
+    <w:rPr>
+      <w:rFonts w:ascii="STHeiti" w:hAnsi="STHeiti" w:eastAsia="STHeiti"/>
+    </w:rPr>
     <w:tblPr>
       <w:tblStyleRowBandSize w:val="1"/>
       <w:tblStyleColBandSize w:val="1"/>
@@ -14599,6 +16563,9 @@
     <w:pPr>
       <w:spacing w:after="0" w:line="240" w:lineRule="auto"/>
     </w:pPr>
+    <w:rPr>
+      <w:rFonts w:ascii="STHeiti" w:hAnsi="STHeiti" w:eastAsia="STHeiti"/>
+    </w:rPr>
     <w:tblPr>
       <w:tblStyleRowBandSize w:val="1"/>
       <w:tblStyleColBandSize w:val="1"/>
@@ -14672,6 +16639,9 @@
     <w:pPr>
       <w:spacing w:after="0" w:line="240" w:lineRule="auto"/>
     </w:pPr>
+    <w:rPr>
+      <w:rFonts w:ascii="STHeiti" w:hAnsi="STHeiti" w:eastAsia="STHeiti"/>
+    </w:rPr>
     <w:tblPr>
       <w:tblStyleRowBandSize w:val="1"/>
       <w:tblStyleColBandSize w:val="1"/>
@@ -14745,6 +16715,9 @@
     <w:pPr>
       <w:spacing w:after="0" w:line="240" w:lineRule="auto"/>
     </w:pPr>
+    <w:rPr>
+      <w:rFonts w:ascii="STHeiti" w:hAnsi="STHeiti" w:eastAsia="STHeiti"/>
+    </w:rPr>
     <w:tblPr>
       <w:tblStyleRowBandSize w:val="1"/>
       <w:tblStyleColBandSize w:val="1"/>
@@ -14818,6 +16791,9 @@
     <w:pPr>
       <w:spacing w:after="0" w:line="240" w:lineRule="auto"/>
     </w:pPr>
+    <w:rPr>
+      <w:rFonts w:ascii="STHeiti" w:hAnsi="STHeiti" w:eastAsia="STHeiti"/>
+    </w:rPr>
     <w:tblPr>
       <w:tblStyleRowBandSize w:val="1"/>
       <w:tblStyleColBandSize w:val="1"/>
@@ -14892,7 +16868,7 @@
       <w:spacing w:after="0" w:line="240" w:lineRule="auto"/>
     </w:pPr>
     <w:rPr>
-      <w:rFonts w:asciiTheme="majorHAnsi" w:eastAsiaTheme="majorEastAsia" w:hAnsiTheme="majorHAnsi" w:cstheme="majorBidi"/>
+      <w:rFonts w:asciiTheme="majorHAnsi" w:eastAsiaTheme="majorEastAsia" w:hAnsiTheme="majorHAnsi" w:cstheme="majorBidi" w:ascii="STHeiti" w:hAnsi="STHeiti" w:eastAsia="STHeiti"/>
       <w:color w:val="000000" w:themeColor="text1"/>
     </w:rPr>
     <w:tblPr>
@@ -15017,7 +16993,7 @@
       <w:spacing w:after="0" w:line="240" w:lineRule="auto"/>
     </w:pPr>
     <w:rPr>
-      <w:rFonts w:asciiTheme="majorHAnsi" w:eastAsiaTheme="majorEastAsia" w:hAnsiTheme="majorHAnsi" w:cstheme="majorBidi"/>
+      <w:rFonts w:asciiTheme="majorHAnsi" w:eastAsiaTheme="majorEastAsia" w:hAnsiTheme="majorHAnsi" w:cstheme="majorBidi" w:ascii="STHeiti" w:hAnsi="STHeiti" w:eastAsia="STHeiti"/>
       <w:color w:val="000000" w:themeColor="text1"/>
     </w:rPr>
     <w:tblPr>
@@ -15142,7 +17118,7 @@
       <w:spacing w:after="0" w:line="240" w:lineRule="auto"/>
     </w:pPr>
     <w:rPr>
-      <w:rFonts w:asciiTheme="majorHAnsi" w:eastAsiaTheme="majorEastAsia" w:hAnsiTheme="majorHAnsi" w:cstheme="majorBidi"/>
+      <w:rFonts w:asciiTheme="majorHAnsi" w:eastAsiaTheme="majorEastAsia" w:hAnsiTheme="majorHAnsi" w:cstheme="majorBidi" w:ascii="STHeiti" w:hAnsi="STHeiti" w:eastAsia="STHeiti"/>
       <w:color w:val="000000" w:themeColor="text1"/>
     </w:rPr>
     <w:tblPr>
@@ -15267,7 +17243,7 @@
       <w:spacing w:after="0" w:line="240" w:lineRule="auto"/>
     </w:pPr>
     <w:rPr>
-      <w:rFonts w:asciiTheme="majorHAnsi" w:eastAsiaTheme="majorEastAsia" w:hAnsiTheme="majorHAnsi" w:cstheme="majorBidi"/>
+      <w:rFonts w:asciiTheme="majorHAnsi" w:eastAsiaTheme="majorEastAsia" w:hAnsiTheme="majorHAnsi" w:cstheme="majorBidi" w:ascii="STHeiti" w:hAnsi="STHeiti" w:eastAsia="STHeiti"/>
       <w:color w:val="000000" w:themeColor="text1"/>
     </w:rPr>
     <w:tblPr>
@@ -15392,7 +17368,7 @@
       <w:spacing w:after="0" w:line="240" w:lineRule="auto"/>
     </w:pPr>
     <w:rPr>
-      <w:rFonts w:asciiTheme="majorHAnsi" w:eastAsiaTheme="majorEastAsia" w:hAnsiTheme="majorHAnsi" w:cstheme="majorBidi"/>
+      <w:rFonts w:asciiTheme="majorHAnsi" w:eastAsiaTheme="majorEastAsia" w:hAnsiTheme="majorHAnsi" w:cstheme="majorBidi" w:ascii="STHeiti" w:hAnsi="STHeiti" w:eastAsia="STHeiti"/>
       <w:color w:val="000000" w:themeColor="text1"/>
     </w:rPr>
     <w:tblPr>
@@ -15517,7 +17493,7 @@
       <w:spacing w:after="0" w:line="240" w:lineRule="auto"/>
     </w:pPr>
     <w:rPr>
-      <w:rFonts w:asciiTheme="majorHAnsi" w:eastAsiaTheme="majorEastAsia" w:hAnsiTheme="majorHAnsi" w:cstheme="majorBidi"/>
+      <w:rFonts w:asciiTheme="majorHAnsi" w:eastAsiaTheme="majorEastAsia" w:hAnsiTheme="majorHAnsi" w:cstheme="majorBidi" w:ascii="STHeiti" w:hAnsi="STHeiti" w:eastAsia="STHeiti"/>
       <w:color w:val="000000" w:themeColor="text1"/>
     </w:rPr>
     <w:tblPr>
@@ -15642,7 +17618,7 @@
       <w:spacing w:after="0" w:line="240" w:lineRule="auto"/>
     </w:pPr>
     <w:rPr>
-      <w:rFonts w:asciiTheme="majorHAnsi" w:eastAsiaTheme="majorEastAsia" w:hAnsiTheme="majorHAnsi" w:cstheme="majorBidi"/>
+      <w:rFonts w:asciiTheme="majorHAnsi" w:eastAsiaTheme="majorEastAsia" w:hAnsiTheme="majorHAnsi" w:cstheme="majorBidi" w:ascii="STHeiti" w:hAnsi="STHeiti" w:eastAsia="STHeiti"/>
       <w:color w:val="000000" w:themeColor="text1"/>
     </w:rPr>
     <w:tblPr>
@@ -15766,6 +17742,9 @@
     <w:pPr>
       <w:spacing w:after="0" w:line="240" w:lineRule="auto"/>
     </w:pPr>
+    <w:rPr>
+      <w:rFonts w:ascii="STHeiti" w:hAnsi="STHeiti" w:eastAsia="STHeiti"/>
+    </w:rPr>
     <w:tblPr>
       <w:tblStyleRowBandSize w:val="1"/>
       <w:tblStyleColBandSize w:val="1"/>
@@ -15907,6 +17886,9 @@
     <w:pPr>
       <w:spacing w:after="0" w:line="240" w:lineRule="auto"/>
     </w:pPr>
+    <w:rPr>
+      <w:rFonts w:ascii="STHeiti" w:hAnsi="STHeiti" w:eastAsia="STHeiti"/>
+    </w:rPr>
     <w:tblPr>
       <w:tblStyleRowBandSize w:val="1"/>
       <w:tblStyleColBandSize w:val="1"/>
@@ -16048,6 +18030,9 @@
     <w:pPr>
       <w:spacing w:after="0" w:line="240" w:lineRule="auto"/>
     </w:pPr>
+    <w:rPr>
+      <w:rFonts w:ascii="STHeiti" w:hAnsi="STHeiti" w:eastAsia="STHeiti"/>
+    </w:rPr>
     <w:tblPr>
       <w:tblStyleRowBandSize w:val="1"/>
       <w:tblStyleColBandSize w:val="1"/>
@@ -16189,6 +18174,9 @@
     <w:pPr>
       <w:spacing w:after="0" w:line="240" w:lineRule="auto"/>
     </w:pPr>
+    <w:rPr>
+      <w:rFonts w:ascii="STHeiti" w:hAnsi="STHeiti" w:eastAsia="STHeiti"/>
+    </w:rPr>
     <w:tblPr>
       <w:tblStyleRowBandSize w:val="1"/>
       <w:tblStyleColBandSize w:val="1"/>
@@ -16330,6 +18318,9 @@
     <w:pPr>
       <w:spacing w:after="0" w:line="240" w:lineRule="auto"/>
     </w:pPr>
+    <w:rPr>
+      <w:rFonts w:ascii="STHeiti" w:hAnsi="STHeiti" w:eastAsia="STHeiti"/>
+    </w:rPr>
     <w:tblPr>
       <w:tblStyleRowBandSize w:val="1"/>
       <w:tblStyleColBandSize w:val="1"/>
@@ -16471,6 +18462,9 @@
     <w:pPr>
       <w:spacing w:after="0" w:line="240" w:lineRule="auto"/>
     </w:pPr>
+    <w:rPr>
+      <w:rFonts w:ascii="STHeiti" w:hAnsi="STHeiti" w:eastAsia="STHeiti"/>
+    </w:rPr>
     <w:tblPr>
       <w:tblStyleRowBandSize w:val="1"/>
       <w:tblStyleColBandSize w:val="1"/>
@@ -16612,6 +18606,9 @@
     <w:pPr>
       <w:spacing w:after="0" w:line="240" w:lineRule="auto"/>
     </w:pPr>
+    <w:rPr>
+      <w:rFonts w:ascii="STHeiti" w:hAnsi="STHeiti" w:eastAsia="STHeiti"/>
+    </w:rPr>
     <w:tblPr>
       <w:tblStyleRowBandSize w:val="1"/>
       <w:tblStyleColBandSize w:val="1"/>
@@ -16754,6 +18751,7 @@
       <w:spacing w:after="0" w:line="240" w:lineRule="auto"/>
     </w:pPr>
     <w:rPr>
+      <w:rFonts w:ascii="STHeiti" w:hAnsi="STHeiti" w:eastAsia="STHeiti"/>
       <w:color w:val="FFFFFF" w:themeColor="background1"/>
     </w:rPr>
     <w:tblPr>
@@ -16868,6 +18866,7 @@
       <w:spacing w:after="0" w:line="240" w:lineRule="auto"/>
     </w:pPr>
     <w:rPr>
+      <w:rFonts w:ascii="STHeiti" w:hAnsi="STHeiti" w:eastAsia="STHeiti"/>
       <w:color w:val="FFFFFF" w:themeColor="background1"/>
     </w:rPr>
     <w:tblPr>
@@ -16982,6 +18981,7 @@
       <w:spacing w:after="0" w:line="240" w:lineRule="auto"/>
     </w:pPr>
     <w:rPr>
+      <w:rFonts w:ascii="STHeiti" w:hAnsi="STHeiti" w:eastAsia="STHeiti"/>
       <w:color w:val="FFFFFF" w:themeColor="background1"/>
     </w:rPr>
     <w:tblPr>
@@ -17096,6 +19096,7 @@
       <w:spacing w:after="0" w:line="240" w:lineRule="auto"/>
     </w:pPr>
     <w:rPr>
+      <w:rFonts w:ascii="STHeiti" w:hAnsi="STHeiti" w:eastAsia="STHeiti"/>
       <w:color w:val="FFFFFF" w:themeColor="background1"/>
     </w:rPr>
     <w:tblPr>
@@ -17210,6 +19211,7 @@
       <w:spacing w:after="0" w:line="240" w:lineRule="auto"/>
     </w:pPr>
     <w:rPr>
+      <w:rFonts w:ascii="STHeiti" w:hAnsi="STHeiti" w:eastAsia="STHeiti"/>
       <w:color w:val="FFFFFF" w:themeColor="background1"/>
     </w:rPr>
     <w:tblPr>
@@ -17324,6 +19326,7 @@
       <w:spacing w:after="0" w:line="240" w:lineRule="auto"/>
     </w:pPr>
     <w:rPr>
+      <w:rFonts w:ascii="STHeiti" w:hAnsi="STHeiti" w:eastAsia="STHeiti"/>
       <w:color w:val="FFFFFF" w:themeColor="background1"/>
     </w:rPr>
     <w:tblPr>
@@ -17438,6 +19441,7 @@
       <w:spacing w:after="0" w:line="240" w:lineRule="auto"/>
     </w:pPr>
     <w:rPr>
+      <w:rFonts w:ascii="STHeiti" w:hAnsi="STHeiti" w:eastAsia="STHeiti"/>
       <w:color w:val="FFFFFF" w:themeColor="background1"/>
     </w:rPr>
     <w:tblPr>
@@ -17552,6 +19556,7 @@
       <w:spacing w:after="0" w:line="240" w:lineRule="auto"/>
     </w:pPr>
     <w:rPr>
+      <w:rFonts w:ascii="STHeiti" w:hAnsi="STHeiti" w:eastAsia="STHeiti"/>
       <w:color w:val="000000" w:themeColor="text1"/>
     </w:rPr>
     <w:tblPr>
@@ -17674,6 +19679,7 @@
       <w:spacing w:after="0" w:line="240" w:lineRule="auto"/>
     </w:pPr>
     <w:rPr>
+      <w:rFonts w:ascii="STHeiti" w:hAnsi="STHeiti" w:eastAsia="STHeiti"/>
       <w:color w:val="000000" w:themeColor="text1"/>
     </w:rPr>
     <w:tblPr>
@@ -17796,6 +19802,7 @@
       <w:spacing w:after="0" w:line="240" w:lineRule="auto"/>
     </w:pPr>
     <w:rPr>
+      <w:rFonts w:ascii="STHeiti" w:hAnsi="STHeiti" w:eastAsia="STHeiti"/>
       <w:color w:val="000000" w:themeColor="text1"/>
     </w:rPr>
     <w:tblPr>
@@ -17918,6 +19925,7 @@
       <w:spacing w:after="0" w:line="240" w:lineRule="auto"/>
     </w:pPr>
     <w:rPr>
+      <w:rFonts w:ascii="STHeiti" w:hAnsi="STHeiti" w:eastAsia="STHeiti"/>
       <w:color w:val="000000" w:themeColor="text1"/>
     </w:rPr>
     <w:tblPr>
@@ -18030,6 +20038,7 @@
       <w:spacing w:after="0" w:line="240" w:lineRule="auto"/>
     </w:pPr>
     <w:rPr>
+      <w:rFonts w:ascii="STHeiti" w:hAnsi="STHeiti" w:eastAsia="STHeiti"/>
       <w:color w:val="000000" w:themeColor="text1"/>
     </w:rPr>
     <w:tblPr>
@@ -18152,6 +20161,7 @@
       <w:spacing w:after="0" w:line="240" w:lineRule="auto"/>
     </w:pPr>
     <w:rPr>
+      <w:rFonts w:ascii="STHeiti" w:hAnsi="STHeiti" w:eastAsia="STHeiti"/>
       <w:color w:val="000000" w:themeColor="text1"/>
     </w:rPr>
     <w:tblPr>
@@ -18274,6 +20284,7 @@
       <w:spacing w:after="0" w:line="240" w:lineRule="auto"/>
     </w:pPr>
     <w:rPr>
+      <w:rFonts w:ascii="STHeiti" w:hAnsi="STHeiti" w:eastAsia="STHeiti"/>
       <w:color w:val="000000" w:themeColor="text1"/>
     </w:rPr>
     <w:tblPr>
@@ -18396,6 +20407,7 @@
       <w:spacing w:after="0" w:line="240" w:lineRule="auto"/>
     </w:pPr>
     <w:rPr>
+      <w:rFonts w:ascii="STHeiti" w:hAnsi="STHeiti" w:eastAsia="STHeiti"/>
       <w:color w:val="000000" w:themeColor="text1"/>
     </w:rPr>
     <w:tblPr>
@@ -18482,6 +20494,7 @@
       <w:spacing w:after="0" w:line="240" w:lineRule="auto"/>
     </w:pPr>
     <w:rPr>
+      <w:rFonts w:ascii="STHeiti" w:hAnsi="STHeiti" w:eastAsia="STHeiti"/>
       <w:color w:val="000000" w:themeColor="text1"/>
     </w:rPr>
     <w:tblPr>
@@ -18568,6 +20581,7 @@
       <w:spacing w:after="0" w:line="240" w:lineRule="auto"/>
     </w:pPr>
     <w:rPr>
+      <w:rFonts w:ascii="STHeiti" w:hAnsi="STHeiti" w:eastAsia="STHeiti"/>
       <w:color w:val="000000" w:themeColor="text1"/>
     </w:rPr>
     <w:tblPr>
@@ -18654,6 +20668,7 @@
       <w:spacing w:after="0" w:line="240" w:lineRule="auto"/>
     </w:pPr>
     <w:rPr>
+      <w:rFonts w:ascii="STHeiti" w:hAnsi="STHeiti" w:eastAsia="STHeiti"/>
       <w:color w:val="000000" w:themeColor="text1"/>
     </w:rPr>
     <w:tblPr>
@@ -18740,6 +20755,7 @@
       <w:spacing w:after="0" w:line="240" w:lineRule="auto"/>
     </w:pPr>
     <w:rPr>
+      <w:rFonts w:ascii="STHeiti" w:hAnsi="STHeiti" w:eastAsia="STHeiti"/>
       <w:color w:val="000000" w:themeColor="text1"/>
     </w:rPr>
     <w:tblPr>
@@ -18826,6 +20842,7 @@
       <w:spacing w:after="0" w:line="240" w:lineRule="auto"/>
     </w:pPr>
     <w:rPr>
+      <w:rFonts w:ascii="STHeiti" w:hAnsi="STHeiti" w:eastAsia="STHeiti"/>
       <w:color w:val="000000" w:themeColor="text1"/>
     </w:rPr>
     <w:tblPr>
@@ -18912,6 +20929,7 @@
       <w:spacing w:after="0" w:line="240" w:lineRule="auto"/>
     </w:pPr>
     <w:rPr>
+      <w:rFonts w:ascii="STHeiti" w:hAnsi="STHeiti" w:eastAsia="STHeiti"/>
       <w:color w:val="000000" w:themeColor="text1"/>
     </w:rPr>
     <w:tblPr>
@@ -18998,6 +21016,7 @@
       <w:spacing w:after="0" w:line="240" w:lineRule="auto"/>
     </w:pPr>
     <w:rPr>
+      <w:rFonts w:ascii="STHeiti" w:hAnsi="STHeiti" w:eastAsia="STHeiti"/>
       <w:color w:val="000000" w:themeColor="text1"/>
     </w:rPr>
     <w:tblPr>
@@ -19078,6 +21097,7 @@
       <w:spacing w:after="0" w:line="240" w:lineRule="auto"/>
     </w:pPr>
     <w:rPr>
+      <w:rFonts w:ascii="STHeiti" w:hAnsi="STHeiti" w:eastAsia="STHeiti"/>
       <w:color w:val="000000" w:themeColor="text1"/>
     </w:rPr>
     <w:tblPr>
@@ -19158,6 +21178,7 @@
       <w:spacing w:after="0" w:line="240" w:lineRule="auto"/>
     </w:pPr>
     <w:rPr>
+      <w:rFonts w:ascii="STHeiti" w:hAnsi="STHeiti" w:eastAsia="STHeiti"/>
       <w:color w:val="000000" w:themeColor="text1"/>
     </w:rPr>
     <w:tblPr>
@@ -19238,6 +21259,7 @@
       <w:spacing w:after="0" w:line="240" w:lineRule="auto"/>
     </w:pPr>
     <w:rPr>
+      <w:rFonts w:ascii="STHeiti" w:hAnsi="STHeiti" w:eastAsia="STHeiti"/>
       <w:color w:val="000000" w:themeColor="text1"/>
     </w:rPr>
     <w:tblPr>
@@ -19318,6 +21340,7 @@
       <w:spacing w:after="0" w:line="240" w:lineRule="auto"/>
     </w:pPr>
     <w:rPr>
+      <w:rFonts w:ascii="STHeiti" w:hAnsi="STHeiti" w:eastAsia="STHeiti"/>
       <w:color w:val="000000" w:themeColor="text1"/>
     </w:rPr>
     <w:tblPr>
@@ -19398,6 +21421,7 @@
       <w:spacing w:after="0" w:line="240" w:lineRule="auto"/>
     </w:pPr>
     <w:rPr>
+      <w:rFonts w:ascii="STHeiti" w:hAnsi="STHeiti" w:eastAsia="STHeiti"/>
       <w:color w:val="000000" w:themeColor="text1"/>
     </w:rPr>
     <w:tblPr>
@@ -19478,6 +21502,7 @@
       <w:spacing w:after="0" w:line="240" w:lineRule="auto"/>
     </w:pPr>
     <w:rPr>
+      <w:rFonts w:ascii="STHeiti" w:hAnsi="STHeiti" w:eastAsia="STHeiti"/>
       <w:color w:val="000000" w:themeColor="text1"/>
     </w:rPr>
     <w:tblPr>
@@ -19556,7 +21581,7 @@
       <w:ind w:left="283" w:right="283"/>
     </w:pPr>
     <w:rPr>
-      <w:rFonts w:ascii="DejaVu Sans Mono" w:hAnsi="DejaVu Sans Mono"/>
+      <w:rFonts w:ascii="STHeiti" w:hAnsi="STHeiti" w:eastAsia="STHeiti"/>
       <w:sz w:val="17"/>
     </w:rPr>
   </w:style>

--- a/docs/需求与版本管理系统_独立部署版_V1.5_完整开发基线.docx
+++ b/docs/需求与版本管理系统_独立部署版_V1.5_完整开发基线.docx
@@ -8,7 +8,7 @@
       </w:pPr>
       <w:r>
         <w:rPr>
-          <w:rFonts w:ascii="Noto Sans SC" w:hAnsi="Noto Sans SC" w:eastAsia="Noto Sans SC"/>
+          <w:rFonts w:ascii="Arial Unicode MS" w:hAnsi="Arial Unicode MS" w:eastAsia="Arial Unicode MS"/>
           <w:b/>
           <w:color w:val="123660"/>
           <w:sz w:val="60"/>
@@ -22,7 +22,7 @@
       </w:pPr>
       <w:r>
         <w:rPr>
-          <w:rFonts w:ascii="Noto Sans SC" w:hAnsi="Noto Sans SC" w:eastAsia="Noto Sans SC"/>
+          <w:rFonts w:ascii="Arial Unicode MS" w:hAnsi="Arial Unicode MS" w:eastAsia="Arial Unicode MS"/>
           <w:b/>
           <w:color w:val="2563EB"/>
           <w:sz w:val="36"/>
@@ -36,10 +36,10 @@
       </w:pPr>
       <w:r>
         <w:rPr>
-          <w:rFonts w:ascii="Noto Sans SC" w:hAnsi="Noto Sans SC" w:eastAsia="Noto Sans SC"/>
+          <w:rFonts w:ascii="Arial Unicode MS" w:hAnsi="Arial Unicode MS" w:eastAsia="Arial Unicode MS"/>
           <w:sz w:val="22"/>
         </w:rPr>
-        <w:t>FastAPI / PostgreSQL / Redis / MinIO / Vue 3 / Element Plus</w:t>
+        <w:t>FastAPI / PostgreSQL / Redis / S3 Compatible Object Storage / Vue 3 / Element Plus</w:t>
       </w:r>
     </w:p>
     <w:p/>
@@ -64,12 +64,12 @@
           <w:p>
             <w:r>
               <w:rPr>
-                <w:rFonts w:ascii="Noto Sans SC" w:hAnsi="Noto Sans SC" w:eastAsia="Noto Sans SC"/>
-              </w:rPr>
-            </w:r>
-            <w:r>
-              <w:rPr>
-                <w:rFonts w:ascii="Noto Sans SC" w:hAnsi="Noto Sans SC" w:eastAsia="Noto Sans SC"/>
+                <w:rFonts w:ascii="Arial Unicode MS" w:hAnsi="Arial Unicode MS" w:eastAsia="Arial Unicode MS"/>
+              </w:rPr>
+            </w:r>
+            <w:r>
+              <w:rPr>
+                <w:rFonts w:ascii="Arial Unicode MS" w:hAnsi="Arial Unicode MS" w:eastAsia="Arial Unicode MS"/>
                 <w:b/>
                 <w:color w:val="184775"/>
                 <w:sz w:val="18"/>
@@ -87,12 +87,12 @@
           <w:p>
             <w:r>
               <w:rPr>
-                <w:rFonts w:ascii="Noto Sans SC" w:hAnsi="Noto Sans SC" w:eastAsia="Noto Sans SC"/>
-              </w:rPr>
-            </w:r>
-            <w:r>
-              <w:rPr>
-                <w:rFonts w:ascii="Noto Sans SC" w:hAnsi="Noto Sans SC" w:eastAsia="Noto Sans SC"/>
+                <w:rFonts w:ascii="Arial Unicode MS" w:hAnsi="Arial Unicode MS" w:eastAsia="Arial Unicode MS"/>
+              </w:rPr>
+            </w:r>
+            <w:r>
+              <w:rPr>
+                <w:rFonts w:ascii="Arial Unicode MS" w:hAnsi="Arial Unicode MS" w:eastAsia="Arial Unicode MS"/>
                 <w:b/>
                 <w:color w:val="184775"/>
                 <w:sz w:val="18"/>
@@ -111,12 +111,12 @@
           <w:p>
             <w:r>
               <w:rPr>
-                <w:rFonts w:ascii="Noto Sans SC" w:hAnsi="Noto Sans SC" w:eastAsia="Noto Sans SC"/>
-              </w:rPr>
-            </w:r>
-            <w:r>
-              <w:rPr>
-                <w:rFonts w:ascii="Noto Sans SC" w:hAnsi="Noto Sans SC" w:eastAsia="Noto Sans SC"/>
+                <w:rFonts w:ascii="Arial Unicode MS" w:hAnsi="Arial Unicode MS" w:eastAsia="Arial Unicode MS"/>
+              </w:rPr>
+            </w:r>
+            <w:r>
+              <w:rPr>
+                <w:rFonts w:ascii="Arial Unicode MS" w:hAnsi="Arial Unicode MS" w:eastAsia="Arial Unicode MS"/>
                 <w:b w:val="0"/>
                 <w:sz w:val="17"/>
               </w:rPr>
@@ -132,12 +132,12 @@
           <w:p>
             <w:r>
               <w:rPr>
-                <w:rFonts w:ascii="Noto Sans SC" w:hAnsi="Noto Sans SC" w:eastAsia="Noto Sans SC"/>
-              </w:rPr>
-            </w:r>
-            <w:r>
-              <w:rPr>
-                <w:rFonts w:ascii="Noto Sans SC" w:hAnsi="Noto Sans SC" w:eastAsia="Noto Sans SC"/>
+                <w:rFonts w:ascii="Arial Unicode MS" w:hAnsi="Arial Unicode MS" w:eastAsia="Arial Unicode MS"/>
+              </w:rPr>
+            </w:r>
+            <w:r>
+              <w:rPr>
+                <w:rFonts w:ascii="Arial Unicode MS" w:hAnsi="Arial Unicode MS" w:eastAsia="Arial Unicode MS"/>
                 <w:b w:val="0"/>
                 <w:sz w:val="17"/>
               </w:rPr>
@@ -155,12 +155,12 @@
           <w:p>
             <w:r>
               <w:rPr>
-                <w:rFonts w:ascii="Noto Sans SC" w:hAnsi="Noto Sans SC" w:eastAsia="Noto Sans SC"/>
-              </w:rPr>
-            </w:r>
-            <w:r>
-              <w:rPr>
-                <w:rFonts w:ascii="Noto Sans SC" w:hAnsi="Noto Sans SC" w:eastAsia="Noto Sans SC"/>
+                <w:rFonts w:ascii="Arial Unicode MS" w:hAnsi="Arial Unicode MS" w:eastAsia="Arial Unicode MS"/>
+              </w:rPr>
+            </w:r>
+            <w:r>
+              <w:rPr>
+                <w:rFonts w:ascii="Arial Unicode MS" w:hAnsi="Arial Unicode MS" w:eastAsia="Arial Unicode MS"/>
                 <w:b w:val="0"/>
                 <w:sz w:val="17"/>
               </w:rPr>
@@ -176,12 +176,12 @@
           <w:p>
             <w:r>
               <w:rPr>
-                <w:rFonts w:ascii="Noto Sans SC" w:hAnsi="Noto Sans SC" w:eastAsia="Noto Sans SC"/>
-              </w:rPr>
-            </w:r>
-            <w:r>
-              <w:rPr>
-                <w:rFonts w:ascii="Noto Sans SC" w:hAnsi="Noto Sans SC" w:eastAsia="Noto Sans SC"/>
+                <w:rFonts w:ascii="Arial Unicode MS" w:hAnsi="Arial Unicode MS" w:eastAsia="Arial Unicode MS"/>
+              </w:rPr>
+            </w:r>
+            <w:r>
+              <w:rPr>
+                <w:rFonts w:ascii="Arial Unicode MS" w:hAnsi="Arial Unicode MS" w:eastAsia="Arial Unicode MS"/>
                 <w:b w:val="0"/>
                 <w:sz w:val="17"/>
               </w:rPr>
@@ -199,12 +199,12 @@
           <w:p>
             <w:r>
               <w:rPr>
-                <w:rFonts w:ascii="Noto Sans SC" w:hAnsi="Noto Sans SC" w:eastAsia="Noto Sans SC"/>
-              </w:rPr>
-            </w:r>
-            <w:r>
-              <w:rPr>
-                <w:rFonts w:ascii="Noto Sans SC" w:hAnsi="Noto Sans SC" w:eastAsia="Noto Sans SC"/>
+                <w:rFonts w:ascii="Arial Unicode MS" w:hAnsi="Arial Unicode MS" w:eastAsia="Arial Unicode MS"/>
+              </w:rPr>
+            </w:r>
+            <w:r>
+              <w:rPr>
+                <w:rFonts w:ascii="Arial Unicode MS" w:hAnsi="Arial Unicode MS" w:eastAsia="Arial Unicode MS"/>
                 <w:b w:val="0"/>
                 <w:sz w:val="17"/>
               </w:rPr>
@@ -220,12 +220,12 @@
           <w:p>
             <w:r>
               <w:rPr>
-                <w:rFonts w:ascii="Noto Sans SC" w:hAnsi="Noto Sans SC" w:eastAsia="Noto Sans SC"/>
-              </w:rPr>
-            </w:r>
-            <w:r>
-              <w:rPr>
-                <w:rFonts w:ascii="Noto Sans SC" w:hAnsi="Noto Sans SC" w:eastAsia="Noto Sans SC"/>
+                <w:rFonts w:ascii="Arial Unicode MS" w:hAnsi="Arial Unicode MS" w:eastAsia="Arial Unicode MS"/>
+              </w:rPr>
+            </w:r>
+            <w:r>
+              <w:rPr>
+                <w:rFonts w:ascii="Arial Unicode MS" w:hAnsi="Arial Unicode MS" w:eastAsia="Arial Unicode MS"/>
                 <w:b w:val="0"/>
                 <w:sz w:val="17"/>
               </w:rPr>
@@ -243,12 +243,12 @@
           <w:p>
             <w:r>
               <w:rPr>
-                <w:rFonts w:ascii="Noto Sans SC" w:hAnsi="Noto Sans SC" w:eastAsia="Noto Sans SC"/>
-              </w:rPr>
-            </w:r>
-            <w:r>
-              <w:rPr>
-                <w:rFonts w:ascii="Noto Sans SC" w:hAnsi="Noto Sans SC" w:eastAsia="Noto Sans SC"/>
+                <w:rFonts w:ascii="Arial Unicode MS" w:hAnsi="Arial Unicode MS" w:eastAsia="Arial Unicode MS"/>
+              </w:rPr>
+            </w:r>
+            <w:r>
+              <w:rPr>
+                <w:rFonts w:ascii="Arial Unicode MS" w:hAnsi="Arial Unicode MS" w:eastAsia="Arial Unicode MS"/>
                 <w:b w:val="0"/>
                 <w:sz w:val="17"/>
               </w:rPr>
@@ -264,12 +264,12 @@
           <w:p>
             <w:r>
               <w:rPr>
-                <w:rFonts w:ascii="Noto Sans SC" w:hAnsi="Noto Sans SC" w:eastAsia="Noto Sans SC"/>
-              </w:rPr>
-            </w:r>
-            <w:r>
-              <w:rPr>
-                <w:rFonts w:ascii="Noto Sans SC" w:hAnsi="Noto Sans SC" w:eastAsia="Noto Sans SC"/>
+                <w:rFonts w:ascii="Arial Unicode MS" w:hAnsi="Arial Unicode MS" w:eastAsia="Arial Unicode MS"/>
+              </w:rPr>
+            </w:r>
+            <w:r>
+              <w:rPr>
+                <w:rFonts w:ascii="Arial Unicode MS" w:hAnsi="Arial Unicode MS" w:eastAsia="Arial Unicode MS"/>
                 <w:b w:val="0"/>
                 <w:sz w:val="17"/>
               </w:rPr>
@@ -287,12 +287,12 @@
           <w:p>
             <w:r>
               <w:rPr>
-                <w:rFonts w:ascii="Noto Sans SC" w:hAnsi="Noto Sans SC" w:eastAsia="Noto Sans SC"/>
-              </w:rPr>
-            </w:r>
-            <w:r>
-              <w:rPr>
-                <w:rFonts w:ascii="Noto Sans SC" w:hAnsi="Noto Sans SC" w:eastAsia="Noto Sans SC"/>
+                <w:rFonts w:ascii="Arial Unicode MS" w:hAnsi="Arial Unicode MS" w:eastAsia="Arial Unicode MS"/>
+              </w:rPr>
+            </w:r>
+            <w:r>
+              <w:rPr>
+                <w:rFonts w:ascii="Arial Unicode MS" w:hAnsi="Arial Unicode MS" w:eastAsia="Arial Unicode MS"/>
                 <w:b w:val="0"/>
                 <w:sz w:val="17"/>
               </w:rPr>
@@ -308,16 +308,16 @@
           <w:p>
             <w:r>
               <w:rPr>
-                <w:rFonts w:ascii="Noto Sans SC" w:hAnsi="Noto Sans SC" w:eastAsia="Noto Sans SC"/>
-              </w:rPr>
-            </w:r>
-            <w:r>
-              <w:rPr>
-                <w:rFonts w:ascii="Noto Sans SC" w:hAnsi="Noto Sans SC" w:eastAsia="Noto Sans SC"/>
+                <w:rFonts w:ascii="Arial Unicode MS" w:hAnsi="Arial Unicode MS" w:eastAsia="Arial Unicode MS"/>
+              </w:rPr>
+            </w:r>
+            <w:r>
+              <w:rPr>
+                <w:rFonts w:ascii="Arial Unicode MS" w:hAnsi="Arial Unicode MS" w:eastAsia="Arial Unicode MS"/>
                 <w:b w:val="0"/>
                 <w:sz w:val="17"/>
               </w:rPr>
-              <w:t>PostgreSQL / Redis / MinIO(S3)</w:t>
+              <w:t>PostgreSQL / Redis / S3 Compatible Object Storage</w:t>
             </w:r>
           </w:p>
         </w:tc>
@@ -331,12 +331,12 @@
           <w:p>
             <w:r>
               <w:rPr>
-                <w:rFonts w:ascii="Noto Sans SC" w:hAnsi="Noto Sans SC" w:eastAsia="Noto Sans SC"/>
-              </w:rPr>
-            </w:r>
-            <w:r>
-              <w:rPr>
-                <w:rFonts w:ascii="Noto Sans SC" w:hAnsi="Noto Sans SC" w:eastAsia="Noto Sans SC"/>
+                <w:rFonts w:ascii="Arial Unicode MS" w:hAnsi="Arial Unicode MS" w:eastAsia="Arial Unicode MS"/>
+              </w:rPr>
+            </w:r>
+            <w:r>
+              <w:rPr>
+                <w:rFonts w:ascii="Arial Unicode MS" w:hAnsi="Arial Unicode MS" w:eastAsia="Arial Unicode MS"/>
                 <w:b w:val="0"/>
                 <w:sz w:val="17"/>
               </w:rPr>
@@ -352,12 +352,12 @@
           <w:p>
             <w:r>
               <w:rPr>
-                <w:rFonts w:ascii="Noto Sans SC" w:hAnsi="Noto Sans SC" w:eastAsia="Noto Sans SC"/>
-              </w:rPr>
-            </w:r>
-            <w:r>
-              <w:rPr>
-                <w:rFonts w:ascii="Noto Sans SC" w:hAnsi="Noto Sans SC" w:eastAsia="Noto Sans SC"/>
+                <w:rFonts w:ascii="Arial Unicode MS" w:hAnsi="Arial Unicode MS" w:eastAsia="Arial Unicode MS"/>
+              </w:rPr>
+            </w:r>
+            <w:r>
+              <w:rPr>
+                <w:rFonts w:ascii="Arial Unicode MS" w:hAnsi="Arial Unicode MS" w:eastAsia="Arial Unicode MS"/>
                 <w:b w:val="0"/>
                 <w:sz w:val="17"/>
               </w:rPr>
@@ -375,12 +375,12 @@
           <w:p>
             <w:r>
               <w:rPr>
-                <w:rFonts w:ascii="Noto Sans SC" w:hAnsi="Noto Sans SC" w:eastAsia="Noto Sans SC"/>
-              </w:rPr>
-            </w:r>
-            <w:r>
-              <w:rPr>
-                <w:rFonts w:ascii="Noto Sans SC" w:hAnsi="Noto Sans SC" w:eastAsia="Noto Sans SC"/>
+                <w:rFonts w:ascii="Arial Unicode MS" w:hAnsi="Arial Unicode MS" w:eastAsia="Arial Unicode MS"/>
+              </w:rPr>
+            </w:r>
+            <w:r>
+              <w:rPr>
+                <w:rFonts w:ascii="Arial Unicode MS" w:hAnsi="Arial Unicode MS" w:eastAsia="Arial Unicode MS"/>
                 <w:b w:val="0"/>
                 <w:sz w:val="17"/>
               </w:rPr>
@@ -396,12 +396,12 @@
           <w:p>
             <w:r>
               <w:rPr>
-                <w:rFonts w:ascii="Noto Sans SC" w:hAnsi="Noto Sans SC" w:eastAsia="Noto Sans SC"/>
-              </w:rPr>
-            </w:r>
-            <w:r>
-              <w:rPr>
-                <w:rFonts w:ascii="Noto Sans SC" w:hAnsi="Noto Sans SC" w:eastAsia="Noto Sans SC"/>
+                <w:rFonts w:ascii="Arial Unicode MS" w:hAnsi="Arial Unicode MS" w:eastAsia="Arial Unicode MS"/>
+              </w:rPr>
+            </w:r>
+            <w:r>
+              <w:rPr>
+                <w:rFonts w:ascii="Arial Unicode MS" w:hAnsi="Arial Unicode MS" w:eastAsia="Arial Unicode MS"/>
                 <w:b w:val="0"/>
                 <w:sz w:val="17"/>
               </w:rPr>
@@ -419,12 +419,12 @@
           <w:p>
             <w:r>
               <w:rPr>
-                <w:rFonts w:ascii="Noto Sans SC" w:hAnsi="Noto Sans SC" w:eastAsia="Noto Sans SC"/>
-              </w:rPr>
-            </w:r>
-            <w:r>
-              <w:rPr>
-                <w:rFonts w:ascii="Noto Sans SC" w:hAnsi="Noto Sans SC" w:eastAsia="Noto Sans SC"/>
+                <w:rFonts w:ascii="Arial Unicode MS" w:hAnsi="Arial Unicode MS" w:eastAsia="Arial Unicode MS"/>
+              </w:rPr>
+            </w:r>
+            <w:r>
+              <w:rPr>
+                <w:rFonts w:ascii="Arial Unicode MS" w:hAnsi="Arial Unicode MS" w:eastAsia="Arial Unicode MS"/>
                 <w:b w:val="0"/>
                 <w:sz w:val="17"/>
               </w:rPr>
@@ -440,12 +440,12 @@
           <w:p>
             <w:r>
               <w:rPr>
-                <w:rFonts w:ascii="Noto Sans SC" w:hAnsi="Noto Sans SC" w:eastAsia="Noto Sans SC"/>
-              </w:rPr>
-            </w:r>
-            <w:r>
-              <w:rPr>
-                <w:rFonts w:ascii="Noto Sans SC" w:hAnsi="Noto Sans SC" w:eastAsia="Noto Sans SC"/>
+                <w:rFonts w:ascii="Arial Unicode MS" w:hAnsi="Arial Unicode MS" w:eastAsia="Arial Unicode MS"/>
+              </w:rPr>
+            </w:r>
+            <w:r>
+              <w:rPr>
+                <w:rFonts w:ascii="Arial Unicode MS" w:hAnsi="Arial Unicode MS" w:eastAsia="Arial Unicode MS"/>
                 <w:b w:val="0"/>
                 <w:sz w:val="17"/>
               </w:rPr>
@@ -462,7 +462,7 @@
       </w:pPr>
       <w:r>
         <w:rPr>
-          <w:rFonts w:ascii="Noto Sans SC" w:hAnsi="Noto Sans SC" w:eastAsia="Noto Sans SC"/>
+          <w:rFonts w:ascii="Arial Unicode MS" w:hAnsi="Arial Unicode MS" w:eastAsia="Arial Unicode MS"/>
           <w:sz w:val="18"/>
         </w:rPr>
         <w:t>文档版本：V1.5    日期：2026-09-20</w:t>
@@ -471,7 +471,7 @@
     <w:p>
       <w:r>
         <w:rPr>
-          <w:rFonts w:ascii="Noto Sans SC" w:hAnsi="Noto Sans SC" w:eastAsia="Noto Sans SC"/>
+          <w:rFonts w:ascii="Arial Unicode MS" w:hAnsi="Arial Unicode MS" w:eastAsia="Arial Unicode MS"/>
         </w:rPr>
         <w:br w:type="page"/>
       </w:r>
@@ -482,7 +482,7 @@
       </w:pPr>
       <w:r>
         <w:rPr>
-          <w:rFonts w:ascii="Noto Sans SC" w:hAnsi="Noto Sans SC" w:eastAsia="Noto Sans SC"/>
+          <w:rFonts w:ascii="Arial Unicode MS" w:hAnsi="Arial Unicode MS" w:eastAsia="Arial Unicode MS"/>
         </w:rPr>
         <w:t>文档目录</w:t>
       </w:r>
@@ -490,7 +490,7 @@
     <w:p>
       <w:r>
         <w:rPr>
-          <w:rFonts w:ascii="Noto Sans SC" w:hAnsi="Noto Sans SC" w:eastAsia="Noto Sans SC"/>
+          <w:rFonts w:ascii="Arial Unicode MS" w:hAnsi="Arial Unicode MS" w:eastAsia="Arial Unicode MS"/>
         </w:rPr>
         <w:t>1. 本版目标与冻结范围</w:t>
       </w:r>
@@ -498,7 +498,7 @@
     <w:p>
       <w:r>
         <w:rPr>
-          <w:rFonts w:ascii="Noto Sans SC" w:hAnsi="Noto Sans SC" w:eastAsia="Noto Sans SC"/>
+          <w:rFonts w:ascii="Arial Unicode MS" w:hAnsi="Arial Unicode MS" w:eastAsia="Arial Unicode MS"/>
         </w:rPr>
         <w:t>2. 最终技术架构与部署拓扑</w:t>
       </w:r>
@@ -506,7 +506,7 @@
     <w:p>
       <w:r>
         <w:rPr>
-          <w:rFonts w:ascii="Noto Sans SC" w:hAnsi="Noto Sans SC" w:eastAsia="Noto Sans SC"/>
+          <w:rFonts w:ascii="Arial Unicode MS" w:hAnsi="Arial Unicode MS" w:eastAsia="Arial Unicode MS"/>
         </w:rPr>
         <w:t>3. 项目仓库与模块边界</w:t>
       </w:r>
@@ -514,7 +514,7 @@
     <w:p>
       <w:r>
         <w:rPr>
-          <w:rFonts w:ascii="Noto Sans SC" w:hAnsi="Noto Sans SC" w:eastAsia="Noto Sans SC"/>
+          <w:rFonts w:ascii="Arial Unicode MS" w:hAnsi="Arial Unicode MS" w:eastAsia="Arial Unicode MS"/>
         </w:rPr>
         <w:t>4. 后端完整开发基线</w:t>
       </w:r>
@@ -522,7 +522,7 @@
     <w:p>
       <w:r>
         <w:rPr>
-          <w:rFonts w:ascii="Noto Sans SC" w:hAnsi="Noto Sans SC" w:eastAsia="Noto Sans SC"/>
+          <w:rFonts w:ascii="Arial Unicode MS" w:hAnsi="Arial Unicode MS" w:eastAsia="Arial Unicode MS"/>
         </w:rPr>
         <w:t>5. 数据库与 Alembic 迁移基线</w:t>
       </w:r>
@@ -530,7 +530,7 @@
     <w:p>
       <w:r>
         <w:rPr>
-          <w:rFonts w:ascii="Noto Sans SC" w:hAnsi="Noto Sans SC" w:eastAsia="Noto Sans SC"/>
+          <w:rFonts w:ascii="Arial Unicode MS" w:hAnsi="Arial Unicode MS" w:eastAsia="Arial Unicode MS"/>
         </w:rPr>
         <w:t>6. API 契约与权限约束</w:t>
       </w:r>
@@ -538,7 +538,7 @@
     <w:p>
       <w:r>
         <w:rPr>
-          <w:rFonts w:ascii="Noto Sans SC" w:hAnsi="Noto Sans SC" w:eastAsia="Noto Sans SC"/>
+          <w:rFonts w:ascii="Arial Unicode MS" w:hAnsi="Arial Unicode MS" w:eastAsia="Arial Unicode MS"/>
         </w:rPr>
         <w:t>7. Feedback → Requirement → Version → Release 主链路</w:t>
       </w:r>
@@ -546,7 +546,7 @@
     <w:p>
       <w:r>
         <w:rPr>
-          <w:rFonts w:ascii="Noto Sans SC" w:hAnsi="Noto Sans SC" w:eastAsia="Noto Sans SC"/>
+          <w:rFonts w:ascii="Arial Unicode MS" w:hAnsi="Arial Unicode MS" w:eastAsia="Arial Unicode MS"/>
         </w:rPr>
         <w:t>8. 多人编辑与并发冲突</w:t>
       </w:r>
@@ -554,7 +554,7 @@
     <w:p>
       <w:r>
         <w:rPr>
-          <w:rFonts w:ascii="Noto Sans SC" w:hAnsi="Noto Sans SC" w:eastAsia="Noto Sans SC"/>
+          <w:rFonts w:ascii="Arial Unicode MS" w:hAnsi="Arial Unicode MS" w:eastAsia="Arial Unicode MS"/>
         </w:rPr>
         <w:t>9. 前端工程与 PC / Mobile 响应式实现</w:t>
       </w:r>
@@ -562,7 +562,7 @@
     <w:p>
       <w:r>
         <w:rPr>
-          <w:rFonts w:ascii="Noto Sans SC" w:hAnsi="Noto Sans SC" w:eastAsia="Noto Sans SC"/>
+          <w:rFonts w:ascii="Arial Unicode MS" w:hAnsi="Arial Unicode MS" w:eastAsia="Arial Unicode MS"/>
         </w:rPr>
         <w:t>10. 登录、RBAC 与系统管理</w:t>
       </w:r>
@@ -570,7 +570,7 @@
     <w:p>
       <w:r>
         <w:rPr>
-          <w:rFonts w:ascii="Noto Sans SC" w:hAnsi="Noto Sans SC" w:eastAsia="Noto Sans SC"/>
+          <w:rFonts w:ascii="Arial Unicode MS" w:hAnsi="Arial Unicode MS" w:eastAsia="Arial Unicode MS"/>
         </w:rPr>
         <w:t>11. 附件、通知、审计与安全</w:t>
       </w:r>
@@ -578,7 +578,7 @@
     <w:p>
       <w:r>
         <w:rPr>
-          <w:rFonts w:ascii="Noto Sans SC" w:hAnsi="Noto Sans SC" w:eastAsia="Noto Sans SC"/>
+          <w:rFonts w:ascii="Arial Unicode MS" w:hAnsi="Arial Unicode MS" w:eastAsia="Arial Unicode MS"/>
         </w:rPr>
         <w:t>12. 测试、质量门禁与联调顺序</w:t>
       </w:r>
@@ -586,7 +586,7 @@
     <w:p>
       <w:r>
         <w:rPr>
-          <w:rFonts w:ascii="Noto Sans SC" w:hAnsi="Noto Sans SC" w:eastAsia="Noto Sans SC"/>
+          <w:rFonts w:ascii="Arial Unicode MS" w:hAnsi="Arial Unicode MS" w:eastAsia="Arial Unicode MS"/>
         </w:rPr>
         <w:t>13. 初始化、部署与上线步骤</w:t>
       </w:r>
@@ -594,7 +594,7 @@
     <w:p>
       <w:r>
         <w:rPr>
-          <w:rFonts w:ascii="Noto Sans SC" w:hAnsi="Noto Sans SC" w:eastAsia="Noto Sans SC"/>
+          <w:rFonts w:ascii="Arial Unicode MS" w:hAnsi="Arial Unicode MS" w:eastAsia="Arial Unicode MS"/>
         </w:rPr>
         <w:t>14. V1.5 交付物清单</w:t>
       </w:r>
@@ -602,7 +602,7 @@
     <w:p>
       <w:r>
         <w:rPr>
-          <w:rFonts w:ascii="Noto Sans SC" w:hAnsi="Noto Sans SC" w:eastAsia="Noto Sans SC"/>
+          <w:rFonts w:ascii="Arial Unicode MS" w:hAnsi="Arial Unicode MS" w:eastAsia="Arial Unicode MS"/>
         </w:rPr>
         <w:t>附录 A：状态机</w:t>
       </w:r>
@@ -610,7 +610,7 @@
     <w:p>
       <w:r>
         <w:rPr>
-          <w:rFonts w:ascii="Noto Sans SC" w:hAnsi="Noto Sans SC" w:eastAsia="Noto Sans SC"/>
+          <w:rFonts w:ascii="Arial Unicode MS" w:hAnsi="Arial Unicode MS" w:eastAsia="Arial Unicode MS"/>
         </w:rPr>
         <w:t>附录 B：原型总览（PC + 移动端）</w:t>
       </w:r>
@@ -618,7 +618,7 @@
     <w:p>
       <w:r>
         <w:rPr>
-          <w:rFonts w:ascii="Noto Sans SC" w:hAnsi="Noto Sans SC" w:eastAsia="Noto Sans SC"/>
+          <w:rFonts w:ascii="Arial Unicode MS" w:hAnsi="Arial Unicode MS" w:eastAsia="Arial Unicode MS"/>
         </w:rPr>
         <w:br w:type="page"/>
       </w:r>
@@ -629,7 +629,7 @@
       </w:pPr>
       <w:r>
         <w:rPr>
-          <w:rFonts w:ascii="Noto Sans SC" w:hAnsi="Noto Sans SC" w:eastAsia="Noto Sans SC"/>
+          <w:rFonts w:ascii="Arial Unicode MS" w:hAnsi="Arial Unicode MS" w:eastAsia="Arial Unicode MS"/>
         </w:rPr>
         <w:t>1. 本版目标与冻结范围</w:t>
       </w:r>
@@ -637,7 +637,7 @@
     <w:p>
       <w:r>
         <w:rPr>
-          <w:rFonts w:ascii="Noto Sans SC" w:hAnsi="Noto Sans SC" w:eastAsia="Noto Sans SC"/>
+          <w:rFonts w:ascii="Arial Unicode MS" w:hAnsi="Arial Unicode MS" w:eastAsia="Arial Unicode MS"/>
         </w:rPr>
         <w:t>V1.5 的定位不是继续扩充概念，而是把 V1.4 工程骨架补成可直接建仓、分工、联调和持续迭代的“完整开发基线”。从本版开始，核心实体关系、状态机、权限码、并发写入规则、响应式适配原则和后端技术路线原则上进入冻结。</w:t>
       </w:r>
@@ -648,7 +648,7 @@
       </w:pPr>
       <w:r>
         <w:rPr>
-          <w:rFonts w:ascii="Noto Sans SC" w:hAnsi="Noto Sans SC" w:eastAsia="Noto Sans SC"/>
+          <w:rFonts w:ascii="Arial Unicode MS" w:hAnsi="Arial Unicode MS" w:eastAsia="Arial Unicode MS"/>
         </w:rPr>
         <w:t>独立账号与 RBAC：用户、角色、权限、数据范围均由本系统维护。</w:t>
       </w:r>
@@ -659,7 +659,7 @@
       </w:pPr>
       <w:r>
         <w:rPr>
-          <w:rFonts w:ascii="Noto Sans SC" w:hAnsi="Noto Sans SC" w:eastAsia="Noto Sans SC"/>
+          <w:rFonts w:ascii="Arial Unicode MS" w:hAnsi="Arial Unicode MS" w:eastAsia="Arial Unicode MS"/>
         </w:rPr>
         <w:t>完整核心域：反馈、正式需求、版本、发布记录、通知、评论、附件、审计。</w:t>
       </w:r>
@@ -670,7 +670,7 @@
       </w:pPr>
       <w:r>
         <w:rPr>
-          <w:rFonts w:ascii="Noto Sans SC" w:hAnsi="Noto Sans SC" w:eastAsia="Noto Sans SC"/>
+          <w:rFonts w:ascii="Arial Unicode MS" w:hAnsi="Arial Unicode MS" w:eastAsia="Arial Unicode MS"/>
         </w:rPr>
         <w:t>正式采用 Python FastAPI；业务规则放 Service 层，Controller 不直接拼状态机。</w:t>
       </w:r>
@@ -681,7 +681,7 @@
       </w:pPr>
       <w:r>
         <w:rPr>
-          <w:rFonts w:ascii="Noto Sans SC" w:hAnsi="Noto Sans SC" w:eastAsia="Noto Sans SC"/>
+          <w:rFonts w:ascii="Arial Unicode MS" w:hAnsi="Arial Unicode MS" w:eastAsia="Arial Unicode MS"/>
         </w:rPr>
         <w:t>数据库以 PostgreSQL 为优先方案，所有关键对象使用 revision 做乐观锁。</w:t>
       </w:r>
@@ -692,9 +692,9 @@
       </w:pPr>
       <w:r>
         <w:rPr>
-          <w:rFonts w:ascii="Noto Sans SC" w:hAnsi="Noto Sans SC" w:eastAsia="Noto Sans SC"/>
+          <w:rFonts w:ascii="Arial Unicode MS" w:hAnsi="Arial Unicode MS" w:eastAsia="Arial Unicode MS"/>
         </w:rPr>
-        <w:t>Redis 用于编辑提示、会话/限流、轻量状态；MinIO/S3 用于附件对象存储。</w:t>
+        <w:t>Redis 用于编辑提示、会话/限流、轻量状态；附件对象存储统一由 StorageService 管理，本地默认 LocalFileStorage，可选 S3Storage。</w:t>
       </w:r>
     </w:p>
     <w:p>
@@ -703,7 +703,7 @@
       </w:pPr>
       <w:r>
         <w:rPr>
-          <w:rFonts w:ascii="Noto Sans SC" w:hAnsi="Noto Sans SC" w:eastAsia="Noto Sans SC"/>
+          <w:rFonts w:ascii="Arial Unicode MS" w:hAnsi="Arial Unicode MS" w:eastAsia="Arial Unicode MS"/>
         </w:rPr>
         <w:t>前端采用同一套 Vue 3 工程同时适配桌面和移动端。</w:t>
       </w:r>
@@ -729,12 +729,12 @@
           <w:p>
             <w:r>
               <w:rPr>
-                <w:rFonts w:ascii="Noto Sans SC" w:hAnsi="Noto Sans SC" w:eastAsia="Noto Sans SC"/>
-              </w:rPr>
-            </w:r>
-            <w:r>
-              <w:rPr>
-                <w:rFonts w:ascii="Noto Sans SC" w:hAnsi="Noto Sans SC" w:eastAsia="Noto Sans SC"/>
+                <w:rFonts w:ascii="Arial Unicode MS" w:hAnsi="Arial Unicode MS" w:eastAsia="Arial Unicode MS"/>
+              </w:rPr>
+            </w:r>
+            <w:r>
+              <w:rPr>
+                <w:rFonts w:ascii="Arial Unicode MS" w:hAnsi="Arial Unicode MS" w:eastAsia="Arial Unicode MS"/>
                 <w:b/>
                 <w:color w:val="184775"/>
                 <w:sz w:val="18"/>
@@ -752,12 +752,12 @@
           <w:p>
             <w:r>
               <w:rPr>
-                <w:rFonts w:ascii="Noto Sans SC" w:hAnsi="Noto Sans SC" w:eastAsia="Noto Sans SC"/>
-              </w:rPr>
-            </w:r>
-            <w:r>
-              <w:rPr>
-                <w:rFonts w:ascii="Noto Sans SC" w:hAnsi="Noto Sans SC" w:eastAsia="Noto Sans SC"/>
+                <w:rFonts w:ascii="Arial Unicode MS" w:hAnsi="Arial Unicode MS" w:eastAsia="Arial Unicode MS"/>
+              </w:rPr>
+            </w:r>
+            <w:r>
+              <w:rPr>
+                <w:rFonts w:ascii="Arial Unicode MS" w:hAnsi="Arial Unicode MS" w:eastAsia="Arial Unicode MS"/>
                 <w:b/>
                 <w:color w:val="184775"/>
                 <w:sz w:val="18"/>
@@ -776,12 +776,12 @@
           <w:p>
             <w:r>
               <w:rPr>
-                <w:rFonts w:ascii="Noto Sans SC" w:hAnsi="Noto Sans SC" w:eastAsia="Noto Sans SC"/>
-              </w:rPr>
-            </w:r>
-            <w:r>
-              <w:rPr>
-                <w:rFonts w:ascii="Noto Sans SC" w:hAnsi="Noto Sans SC" w:eastAsia="Noto Sans SC"/>
+                <w:rFonts w:ascii="Arial Unicode MS" w:hAnsi="Arial Unicode MS" w:eastAsia="Arial Unicode MS"/>
+              </w:rPr>
+            </w:r>
+            <w:r>
+              <w:rPr>
+                <w:rFonts w:ascii="Arial Unicode MS" w:hAnsi="Arial Unicode MS" w:eastAsia="Arial Unicode MS"/>
                 <w:b w:val="0"/>
                 <w:sz w:val="17"/>
               </w:rPr>
@@ -797,12 +797,12 @@
           <w:p>
             <w:r>
               <w:rPr>
-                <w:rFonts w:ascii="Noto Sans SC" w:hAnsi="Noto Sans SC" w:eastAsia="Noto Sans SC"/>
-              </w:rPr>
-            </w:r>
-            <w:r>
-              <w:rPr>
-                <w:rFonts w:ascii="Noto Sans SC" w:hAnsi="Noto Sans SC" w:eastAsia="Noto Sans SC"/>
+                <w:rFonts w:ascii="Arial Unicode MS" w:hAnsi="Arial Unicode MS" w:eastAsia="Arial Unicode MS"/>
+              </w:rPr>
+            </w:r>
+            <w:r>
+              <w:rPr>
+                <w:rFonts w:ascii="Arial Unicode MS" w:hAnsi="Arial Unicode MS" w:eastAsia="Arial Unicode MS"/>
                 <w:b w:val="0"/>
                 <w:sz w:val="17"/>
               </w:rPr>
@@ -820,12 +820,12 @@
           <w:p>
             <w:r>
               <w:rPr>
-                <w:rFonts w:ascii="Noto Sans SC" w:hAnsi="Noto Sans SC" w:eastAsia="Noto Sans SC"/>
-              </w:rPr>
-            </w:r>
-            <w:r>
-              <w:rPr>
-                <w:rFonts w:ascii="Noto Sans SC" w:hAnsi="Noto Sans SC" w:eastAsia="Noto Sans SC"/>
+                <w:rFonts w:ascii="Arial Unicode MS" w:hAnsi="Arial Unicode MS" w:eastAsia="Arial Unicode MS"/>
+              </w:rPr>
+            </w:r>
+            <w:r>
+              <w:rPr>
+                <w:rFonts w:ascii="Arial Unicode MS" w:hAnsi="Arial Unicode MS" w:eastAsia="Arial Unicode MS"/>
                 <w:b w:val="0"/>
                 <w:sz w:val="17"/>
               </w:rPr>
@@ -841,12 +841,12 @@
           <w:p>
             <w:r>
               <w:rPr>
-                <w:rFonts w:ascii="Noto Sans SC" w:hAnsi="Noto Sans SC" w:eastAsia="Noto Sans SC"/>
-              </w:rPr>
-            </w:r>
-            <w:r>
-              <w:rPr>
-                <w:rFonts w:ascii="Noto Sans SC" w:hAnsi="Noto Sans SC" w:eastAsia="Noto Sans SC"/>
+                <w:rFonts w:ascii="Arial Unicode MS" w:hAnsi="Arial Unicode MS" w:eastAsia="Arial Unicode MS"/>
+              </w:rPr>
+            </w:r>
+            <w:r>
+              <w:rPr>
+                <w:rFonts w:ascii="Arial Unicode MS" w:hAnsi="Arial Unicode MS" w:eastAsia="Arial Unicode MS"/>
                 <w:b w:val="0"/>
                 <w:sz w:val="17"/>
               </w:rPr>
@@ -864,12 +864,12 @@
           <w:p>
             <w:r>
               <w:rPr>
-                <w:rFonts w:ascii="Noto Sans SC" w:hAnsi="Noto Sans SC" w:eastAsia="Noto Sans SC"/>
-              </w:rPr>
-            </w:r>
-            <w:r>
-              <w:rPr>
-                <w:rFonts w:ascii="Noto Sans SC" w:hAnsi="Noto Sans SC" w:eastAsia="Noto Sans SC"/>
+                <w:rFonts w:ascii="Arial Unicode MS" w:hAnsi="Arial Unicode MS" w:eastAsia="Arial Unicode MS"/>
+              </w:rPr>
+            </w:r>
+            <w:r>
+              <w:rPr>
+                <w:rFonts w:ascii="Arial Unicode MS" w:hAnsi="Arial Unicode MS" w:eastAsia="Arial Unicode MS"/>
                 <w:b w:val="0"/>
                 <w:sz w:val="17"/>
               </w:rPr>
@@ -885,12 +885,12 @@
           <w:p>
             <w:r>
               <w:rPr>
-                <w:rFonts w:ascii="Noto Sans SC" w:hAnsi="Noto Sans SC" w:eastAsia="Noto Sans SC"/>
-              </w:rPr>
-            </w:r>
-            <w:r>
-              <w:rPr>
-                <w:rFonts w:ascii="Noto Sans SC" w:hAnsi="Noto Sans SC" w:eastAsia="Noto Sans SC"/>
+                <w:rFonts w:ascii="Arial Unicode MS" w:hAnsi="Arial Unicode MS" w:eastAsia="Arial Unicode MS"/>
+              </w:rPr>
+            </w:r>
+            <w:r>
+              <w:rPr>
+                <w:rFonts w:ascii="Arial Unicode MS" w:hAnsi="Arial Unicode MS" w:eastAsia="Arial Unicode MS"/>
                 <w:b w:val="0"/>
                 <w:sz w:val="17"/>
               </w:rPr>
@@ -908,12 +908,12 @@
           <w:p>
             <w:r>
               <w:rPr>
-                <w:rFonts w:ascii="Noto Sans SC" w:hAnsi="Noto Sans SC" w:eastAsia="Noto Sans SC"/>
-              </w:rPr>
-            </w:r>
-            <w:r>
-              <w:rPr>
-                <w:rFonts w:ascii="Noto Sans SC" w:hAnsi="Noto Sans SC" w:eastAsia="Noto Sans SC"/>
+                <w:rFonts w:ascii="Arial Unicode MS" w:hAnsi="Arial Unicode MS" w:eastAsia="Arial Unicode MS"/>
+              </w:rPr>
+            </w:r>
+            <w:r>
+              <w:rPr>
+                <w:rFonts w:ascii="Arial Unicode MS" w:hAnsi="Arial Unicode MS" w:eastAsia="Arial Unicode MS"/>
                 <w:b w:val="0"/>
                 <w:sz w:val="17"/>
               </w:rPr>
@@ -929,12 +929,12 @@
           <w:p>
             <w:r>
               <w:rPr>
-                <w:rFonts w:ascii="Noto Sans SC" w:hAnsi="Noto Sans SC" w:eastAsia="Noto Sans SC"/>
-              </w:rPr>
-            </w:r>
-            <w:r>
-              <w:rPr>
-                <w:rFonts w:ascii="Noto Sans SC" w:hAnsi="Noto Sans SC" w:eastAsia="Noto Sans SC"/>
+                <w:rFonts w:ascii="Arial Unicode MS" w:hAnsi="Arial Unicode MS" w:eastAsia="Arial Unicode MS"/>
+              </w:rPr>
+            </w:r>
+            <w:r>
+              <w:rPr>
+                <w:rFonts w:ascii="Arial Unicode MS" w:hAnsi="Arial Unicode MS" w:eastAsia="Arial Unicode MS"/>
                 <w:b w:val="0"/>
                 <w:sz w:val="17"/>
               </w:rPr>
@@ -952,12 +952,12 @@
           <w:p>
             <w:r>
               <w:rPr>
-                <w:rFonts w:ascii="Noto Sans SC" w:hAnsi="Noto Sans SC" w:eastAsia="Noto Sans SC"/>
-              </w:rPr>
-            </w:r>
-            <w:r>
-              <w:rPr>
-                <w:rFonts w:ascii="Noto Sans SC" w:hAnsi="Noto Sans SC" w:eastAsia="Noto Sans SC"/>
+                <w:rFonts w:ascii="Arial Unicode MS" w:hAnsi="Arial Unicode MS" w:eastAsia="Arial Unicode MS"/>
+              </w:rPr>
+            </w:r>
+            <w:r>
+              <w:rPr>
+                <w:rFonts w:ascii="Arial Unicode MS" w:hAnsi="Arial Unicode MS" w:eastAsia="Arial Unicode MS"/>
                 <w:b w:val="0"/>
                 <w:sz w:val="17"/>
               </w:rPr>
@@ -973,12 +973,12 @@
           <w:p>
             <w:r>
               <w:rPr>
-                <w:rFonts w:ascii="Noto Sans SC" w:hAnsi="Noto Sans SC" w:eastAsia="Noto Sans SC"/>
-              </w:rPr>
-            </w:r>
-            <w:r>
-              <w:rPr>
-                <w:rFonts w:ascii="Noto Sans SC" w:hAnsi="Noto Sans SC" w:eastAsia="Noto Sans SC"/>
+                <w:rFonts w:ascii="Arial Unicode MS" w:hAnsi="Arial Unicode MS" w:eastAsia="Arial Unicode MS"/>
+              </w:rPr>
+            </w:r>
+            <w:r>
+              <w:rPr>
+                <w:rFonts w:ascii="Arial Unicode MS" w:hAnsi="Arial Unicode MS" w:eastAsia="Arial Unicode MS"/>
                 <w:b w:val="0"/>
                 <w:sz w:val="17"/>
               </w:rPr>
@@ -995,7 +995,7 @@
       </w:pPr>
       <w:r>
         <w:rPr>
-          <w:rFonts w:ascii="Noto Sans SC" w:hAnsi="Noto Sans SC" w:eastAsia="Noto Sans SC"/>
+          <w:rFonts w:ascii="Arial Unicode MS" w:hAnsi="Arial Unicode MS" w:eastAsia="Arial Unicode MS"/>
         </w:rPr>
         <w:t>2. 最终技术架构与部署拓扑</w:t>
       </w:r>
@@ -1007,7 +1007,7 @@
       </w:pPr>
       <w:r>
         <w:rPr>
-          <w:rFonts w:ascii="Noto Sans SC" w:hAnsi="Noto Sans SC" w:eastAsia="Noto Sans SC"/>
+          <w:rFonts w:ascii="Arial Unicode MS" w:hAnsi="Arial Unicode MS" w:eastAsia="Arial Unicode MS"/>
         </w:rPr>
         <w:t>PC / Tablet / Mobile Browser</w:t>
         <w:br/>
@@ -1027,13 +1027,13 @@
         <w:br/>
         <w:t xml:space="preserve">              ├── Redis       编辑提示/限流/轻状态</w:t>
         <w:br/>
-        <w:t xml:space="preserve">              └── MinIO/S3    附件对象存储</w:t>
+        <w:t xml:space="preserve">              └── StorageService  LocalFileStorage / S3Storage</w:t>
       </w:r>
     </w:p>
     <w:p>
       <w:r>
         <w:rPr>
-          <w:rFonts w:ascii="Noto Sans SC" w:hAnsi="Noto Sans SC" w:eastAsia="Noto Sans SC"/>
+          <w:rFonts w:ascii="Arial Unicode MS" w:hAnsi="Arial Unicode MS" w:eastAsia="Arial Unicode MS"/>
         </w:rPr>
         <w:t>一期推荐 Docker Compose 部署，先保证可复制、可恢复、可运维；后续并发量和组织复杂度上升后再迁移 Kubernetes，不提前增加部署复杂度。</w:t>
       </w:r>
@@ -1060,12 +1060,12 @@
           <w:p>
             <w:r>
               <w:rPr>
-                <w:rFonts w:ascii="Noto Sans SC" w:hAnsi="Noto Sans SC" w:eastAsia="Noto Sans SC"/>
-              </w:rPr>
-            </w:r>
-            <w:r>
-              <w:rPr>
-                <w:rFonts w:ascii="Noto Sans SC" w:hAnsi="Noto Sans SC" w:eastAsia="Noto Sans SC"/>
+                <w:rFonts w:ascii="Arial Unicode MS" w:hAnsi="Arial Unicode MS" w:eastAsia="Arial Unicode MS"/>
+              </w:rPr>
+            </w:r>
+            <w:r>
+              <w:rPr>
+                <w:rFonts w:ascii="Arial Unicode MS" w:hAnsi="Arial Unicode MS" w:eastAsia="Arial Unicode MS"/>
                 <w:b/>
                 <w:color w:val="184775"/>
                 <w:sz w:val="18"/>
@@ -1083,12 +1083,12 @@
           <w:p>
             <w:r>
               <w:rPr>
-                <w:rFonts w:ascii="Noto Sans SC" w:hAnsi="Noto Sans SC" w:eastAsia="Noto Sans SC"/>
-              </w:rPr>
-            </w:r>
-            <w:r>
-              <w:rPr>
-                <w:rFonts w:ascii="Noto Sans SC" w:hAnsi="Noto Sans SC" w:eastAsia="Noto Sans SC"/>
+                <w:rFonts w:ascii="Arial Unicode MS" w:hAnsi="Arial Unicode MS" w:eastAsia="Arial Unicode MS"/>
+              </w:rPr>
+            </w:r>
+            <w:r>
+              <w:rPr>
+                <w:rFonts w:ascii="Arial Unicode MS" w:hAnsi="Arial Unicode MS" w:eastAsia="Arial Unicode MS"/>
                 <w:b/>
                 <w:color w:val="184775"/>
                 <w:sz w:val="18"/>
@@ -1106,12 +1106,12 @@
           <w:p>
             <w:r>
               <w:rPr>
-                <w:rFonts w:ascii="Noto Sans SC" w:hAnsi="Noto Sans SC" w:eastAsia="Noto Sans SC"/>
-              </w:rPr>
-            </w:r>
-            <w:r>
-              <w:rPr>
-                <w:rFonts w:ascii="Noto Sans SC" w:hAnsi="Noto Sans SC" w:eastAsia="Noto Sans SC"/>
+                <w:rFonts w:ascii="Arial Unicode MS" w:hAnsi="Arial Unicode MS" w:eastAsia="Arial Unicode MS"/>
+              </w:rPr>
+            </w:r>
+            <w:r>
+              <w:rPr>
+                <w:rFonts w:ascii="Arial Unicode MS" w:hAnsi="Arial Unicode MS" w:eastAsia="Arial Unicode MS"/>
                 <w:b/>
                 <w:color w:val="184775"/>
                 <w:sz w:val="18"/>
@@ -1130,12 +1130,12 @@
           <w:p>
             <w:r>
               <w:rPr>
-                <w:rFonts w:ascii="Noto Sans SC" w:hAnsi="Noto Sans SC" w:eastAsia="Noto Sans SC"/>
-              </w:rPr>
-            </w:r>
-            <w:r>
-              <w:rPr>
-                <w:rFonts w:ascii="Noto Sans SC" w:hAnsi="Noto Sans SC" w:eastAsia="Noto Sans SC"/>
+                <w:rFonts w:ascii="Arial Unicode MS" w:hAnsi="Arial Unicode MS" w:eastAsia="Arial Unicode MS"/>
+              </w:rPr>
+            </w:r>
+            <w:r>
+              <w:rPr>
+                <w:rFonts w:ascii="Arial Unicode MS" w:hAnsi="Arial Unicode MS" w:eastAsia="Arial Unicode MS"/>
                 <w:b w:val="0"/>
                 <w:sz w:val="17"/>
               </w:rPr>
@@ -1151,12 +1151,12 @@
           <w:p>
             <w:r>
               <w:rPr>
-                <w:rFonts w:ascii="Noto Sans SC" w:hAnsi="Noto Sans SC" w:eastAsia="Noto Sans SC"/>
-              </w:rPr>
-            </w:r>
-            <w:r>
-              <w:rPr>
-                <w:rFonts w:ascii="Noto Sans SC" w:hAnsi="Noto Sans SC" w:eastAsia="Noto Sans SC"/>
+                <w:rFonts w:ascii="Arial Unicode MS" w:hAnsi="Arial Unicode MS" w:eastAsia="Arial Unicode MS"/>
+              </w:rPr>
+            </w:r>
+            <w:r>
+              <w:rPr>
+                <w:rFonts w:ascii="Arial Unicode MS" w:hAnsi="Arial Unicode MS" w:eastAsia="Arial Unicode MS"/>
                 <w:b w:val="0"/>
                 <w:sz w:val="17"/>
               </w:rPr>
@@ -1172,12 +1172,12 @@
           <w:p>
             <w:r>
               <w:rPr>
-                <w:rFonts w:ascii="Noto Sans SC" w:hAnsi="Noto Sans SC" w:eastAsia="Noto Sans SC"/>
-              </w:rPr>
-            </w:r>
-            <w:r>
-              <w:rPr>
-                <w:rFonts w:ascii="Noto Sans SC" w:hAnsi="Noto Sans SC" w:eastAsia="Noto Sans SC"/>
+                <w:rFonts w:ascii="Arial Unicode MS" w:hAnsi="Arial Unicode MS" w:eastAsia="Arial Unicode MS"/>
+              </w:rPr>
+            </w:r>
+            <w:r>
+              <w:rPr>
+                <w:rFonts w:ascii="Arial Unicode MS" w:hAnsi="Arial Unicode MS" w:eastAsia="Arial Unicode MS"/>
                 <w:b w:val="0"/>
                 <w:sz w:val="17"/>
               </w:rPr>
@@ -1195,12 +1195,12 @@
           <w:p>
             <w:r>
               <w:rPr>
-                <w:rFonts w:ascii="Noto Sans SC" w:hAnsi="Noto Sans SC" w:eastAsia="Noto Sans SC"/>
-              </w:rPr>
-            </w:r>
-            <w:r>
-              <w:rPr>
-                <w:rFonts w:ascii="Noto Sans SC" w:hAnsi="Noto Sans SC" w:eastAsia="Noto Sans SC"/>
+                <w:rFonts w:ascii="Arial Unicode MS" w:hAnsi="Arial Unicode MS" w:eastAsia="Arial Unicode MS"/>
+              </w:rPr>
+            </w:r>
+            <w:r>
+              <w:rPr>
+                <w:rFonts w:ascii="Arial Unicode MS" w:hAnsi="Arial Unicode MS" w:eastAsia="Arial Unicode MS"/>
                 <w:b w:val="0"/>
                 <w:sz w:val="17"/>
               </w:rPr>
@@ -1216,12 +1216,12 @@
           <w:p>
             <w:r>
               <w:rPr>
-                <w:rFonts w:ascii="Noto Sans SC" w:hAnsi="Noto Sans SC" w:eastAsia="Noto Sans SC"/>
-              </w:rPr>
-            </w:r>
-            <w:r>
-              <w:rPr>
-                <w:rFonts w:ascii="Noto Sans SC" w:hAnsi="Noto Sans SC" w:eastAsia="Noto Sans SC"/>
+                <w:rFonts w:ascii="Arial Unicode MS" w:hAnsi="Arial Unicode MS" w:eastAsia="Arial Unicode MS"/>
+              </w:rPr>
+            </w:r>
+            <w:r>
+              <w:rPr>
+                <w:rFonts w:ascii="Arial Unicode MS" w:hAnsi="Arial Unicode MS" w:eastAsia="Arial Unicode MS"/>
                 <w:b w:val="0"/>
                 <w:sz w:val="17"/>
               </w:rPr>
@@ -1237,12 +1237,12 @@
           <w:p>
             <w:r>
               <w:rPr>
-                <w:rFonts w:ascii="Noto Sans SC" w:hAnsi="Noto Sans SC" w:eastAsia="Noto Sans SC"/>
-              </w:rPr>
-            </w:r>
-            <w:r>
-              <w:rPr>
-                <w:rFonts w:ascii="Noto Sans SC" w:hAnsi="Noto Sans SC" w:eastAsia="Noto Sans SC"/>
+                <w:rFonts w:ascii="Arial Unicode MS" w:hAnsi="Arial Unicode MS" w:eastAsia="Arial Unicode MS"/>
+              </w:rPr>
+            </w:r>
+            <w:r>
+              <w:rPr>
+                <w:rFonts w:ascii="Arial Unicode MS" w:hAnsi="Arial Unicode MS" w:eastAsia="Arial Unicode MS"/>
                 <w:b w:val="0"/>
                 <w:sz w:val="17"/>
               </w:rPr>
@@ -1260,12 +1260,12 @@
           <w:p>
             <w:r>
               <w:rPr>
-                <w:rFonts w:ascii="Noto Sans SC" w:hAnsi="Noto Sans SC" w:eastAsia="Noto Sans SC"/>
-              </w:rPr>
-            </w:r>
-            <w:r>
-              <w:rPr>
-                <w:rFonts w:ascii="Noto Sans SC" w:hAnsi="Noto Sans SC" w:eastAsia="Noto Sans SC"/>
+                <w:rFonts w:ascii="Arial Unicode MS" w:hAnsi="Arial Unicode MS" w:eastAsia="Arial Unicode MS"/>
+              </w:rPr>
+            </w:r>
+            <w:r>
+              <w:rPr>
+                <w:rFonts w:ascii="Arial Unicode MS" w:hAnsi="Arial Unicode MS" w:eastAsia="Arial Unicode MS"/>
                 <w:b w:val="0"/>
                 <w:sz w:val="17"/>
               </w:rPr>
@@ -1281,12 +1281,12 @@
           <w:p>
             <w:r>
               <w:rPr>
-                <w:rFonts w:ascii="Noto Sans SC" w:hAnsi="Noto Sans SC" w:eastAsia="Noto Sans SC"/>
-              </w:rPr>
-            </w:r>
-            <w:r>
-              <w:rPr>
-                <w:rFonts w:ascii="Noto Sans SC" w:hAnsi="Noto Sans SC" w:eastAsia="Noto Sans SC"/>
+                <w:rFonts w:ascii="Arial Unicode MS" w:hAnsi="Arial Unicode MS" w:eastAsia="Arial Unicode MS"/>
+              </w:rPr>
+            </w:r>
+            <w:r>
+              <w:rPr>
+                <w:rFonts w:ascii="Arial Unicode MS" w:hAnsi="Arial Unicode MS" w:eastAsia="Arial Unicode MS"/>
                 <w:b w:val="0"/>
                 <w:sz w:val="17"/>
               </w:rPr>
@@ -1302,12 +1302,12 @@
           <w:p>
             <w:r>
               <w:rPr>
-                <w:rFonts w:ascii="Noto Sans SC" w:hAnsi="Noto Sans SC" w:eastAsia="Noto Sans SC"/>
-              </w:rPr>
-            </w:r>
-            <w:r>
-              <w:rPr>
-                <w:rFonts w:ascii="Noto Sans SC" w:hAnsi="Noto Sans SC" w:eastAsia="Noto Sans SC"/>
+                <w:rFonts w:ascii="Arial Unicode MS" w:hAnsi="Arial Unicode MS" w:eastAsia="Arial Unicode MS"/>
+              </w:rPr>
+            </w:r>
+            <w:r>
+              <w:rPr>
+                <w:rFonts w:ascii="Arial Unicode MS" w:hAnsi="Arial Unicode MS" w:eastAsia="Arial Unicode MS"/>
                 <w:b w:val="0"/>
                 <w:sz w:val="17"/>
               </w:rPr>
@@ -1325,12 +1325,12 @@
           <w:p>
             <w:r>
               <w:rPr>
-                <w:rFonts w:ascii="Noto Sans SC" w:hAnsi="Noto Sans SC" w:eastAsia="Noto Sans SC"/>
-              </w:rPr>
-            </w:r>
-            <w:r>
-              <w:rPr>
-                <w:rFonts w:ascii="Noto Sans SC" w:hAnsi="Noto Sans SC" w:eastAsia="Noto Sans SC"/>
+                <w:rFonts w:ascii="Arial Unicode MS" w:hAnsi="Arial Unicode MS" w:eastAsia="Arial Unicode MS"/>
+              </w:rPr>
+            </w:r>
+            <w:r>
+              <w:rPr>
+                <w:rFonts w:ascii="Arial Unicode MS" w:hAnsi="Arial Unicode MS" w:eastAsia="Arial Unicode MS"/>
                 <w:b w:val="0"/>
                 <w:sz w:val="17"/>
               </w:rPr>
@@ -1346,12 +1346,12 @@
           <w:p>
             <w:r>
               <w:rPr>
-                <w:rFonts w:ascii="Noto Sans SC" w:hAnsi="Noto Sans SC" w:eastAsia="Noto Sans SC"/>
-              </w:rPr>
-            </w:r>
-            <w:r>
-              <w:rPr>
-                <w:rFonts w:ascii="Noto Sans SC" w:hAnsi="Noto Sans SC" w:eastAsia="Noto Sans SC"/>
+                <w:rFonts w:ascii="Arial Unicode MS" w:hAnsi="Arial Unicode MS" w:eastAsia="Arial Unicode MS"/>
+              </w:rPr>
+            </w:r>
+            <w:r>
+              <w:rPr>
+                <w:rFonts w:ascii="Arial Unicode MS" w:hAnsi="Arial Unicode MS" w:eastAsia="Arial Unicode MS"/>
                 <w:b w:val="0"/>
                 <w:sz w:val="17"/>
               </w:rPr>
@@ -1367,12 +1367,12 @@
           <w:p>
             <w:r>
               <w:rPr>
-                <w:rFonts w:ascii="Noto Sans SC" w:hAnsi="Noto Sans SC" w:eastAsia="Noto Sans SC"/>
-              </w:rPr>
-            </w:r>
-            <w:r>
-              <w:rPr>
-                <w:rFonts w:ascii="Noto Sans SC" w:hAnsi="Noto Sans SC" w:eastAsia="Noto Sans SC"/>
+                <w:rFonts w:ascii="Arial Unicode MS" w:hAnsi="Arial Unicode MS" w:eastAsia="Arial Unicode MS"/>
+              </w:rPr>
+            </w:r>
+            <w:r>
+              <w:rPr>
+                <w:rFonts w:ascii="Arial Unicode MS" w:hAnsi="Arial Unicode MS" w:eastAsia="Arial Unicode MS"/>
                 <w:b w:val="0"/>
                 <w:sz w:val="17"/>
               </w:rPr>
@@ -1390,12 +1390,12 @@
           <w:p>
             <w:r>
               <w:rPr>
-                <w:rFonts w:ascii="Noto Sans SC" w:hAnsi="Noto Sans SC" w:eastAsia="Noto Sans SC"/>
-              </w:rPr>
-            </w:r>
-            <w:r>
-              <w:rPr>
-                <w:rFonts w:ascii="Noto Sans SC" w:hAnsi="Noto Sans SC" w:eastAsia="Noto Sans SC"/>
+                <w:rFonts w:ascii="Arial Unicode MS" w:hAnsi="Arial Unicode MS" w:eastAsia="Arial Unicode MS"/>
+              </w:rPr>
+            </w:r>
+            <w:r>
+              <w:rPr>
+                <w:rFonts w:ascii="Arial Unicode MS" w:hAnsi="Arial Unicode MS" w:eastAsia="Arial Unicode MS"/>
                 <w:b w:val="0"/>
                 <w:sz w:val="17"/>
               </w:rPr>
@@ -1411,12 +1411,12 @@
           <w:p>
             <w:r>
               <w:rPr>
-                <w:rFonts w:ascii="Noto Sans SC" w:hAnsi="Noto Sans SC" w:eastAsia="Noto Sans SC"/>
-              </w:rPr>
-            </w:r>
-            <w:r>
-              <w:rPr>
-                <w:rFonts w:ascii="Noto Sans SC" w:hAnsi="Noto Sans SC" w:eastAsia="Noto Sans SC"/>
+                <w:rFonts w:ascii="Arial Unicode MS" w:hAnsi="Arial Unicode MS" w:eastAsia="Arial Unicode MS"/>
+              </w:rPr>
+            </w:r>
+            <w:r>
+              <w:rPr>
+                <w:rFonts w:ascii="Arial Unicode MS" w:hAnsi="Arial Unicode MS" w:eastAsia="Arial Unicode MS"/>
                 <w:b w:val="0"/>
                 <w:sz w:val="17"/>
               </w:rPr>
@@ -1432,12 +1432,12 @@
           <w:p>
             <w:r>
               <w:rPr>
-                <w:rFonts w:ascii="Noto Sans SC" w:hAnsi="Noto Sans SC" w:eastAsia="Noto Sans SC"/>
-              </w:rPr>
-            </w:r>
-            <w:r>
-              <w:rPr>
-                <w:rFonts w:ascii="Noto Sans SC" w:hAnsi="Noto Sans SC" w:eastAsia="Noto Sans SC"/>
+                <w:rFonts w:ascii="Arial Unicode MS" w:hAnsi="Arial Unicode MS" w:eastAsia="Arial Unicode MS"/>
+              </w:rPr>
+            </w:r>
+            <w:r>
+              <w:rPr>
+                <w:rFonts w:ascii="Arial Unicode MS" w:hAnsi="Arial Unicode MS" w:eastAsia="Arial Unicode MS"/>
                 <w:b w:val="0"/>
                 <w:sz w:val="17"/>
               </w:rPr>
@@ -1455,12 +1455,12 @@
           <w:p>
             <w:r>
               <w:rPr>
-                <w:rFonts w:ascii="Noto Sans SC" w:hAnsi="Noto Sans SC" w:eastAsia="Noto Sans SC"/>
-              </w:rPr>
-            </w:r>
-            <w:r>
-              <w:rPr>
-                <w:rFonts w:ascii="Noto Sans SC" w:hAnsi="Noto Sans SC" w:eastAsia="Noto Sans SC"/>
+                <w:rFonts w:ascii="Arial Unicode MS" w:hAnsi="Arial Unicode MS" w:eastAsia="Arial Unicode MS"/>
+              </w:rPr>
+            </w:r>
+            <w:r>
+              <w:rPr>
+                <w:rFonts w:ascii="Arial Unicode MS" w:hAnsi="Arial Unicode MS" w:eastAsia="Arial Unicode MS"/>
                 <w:b w:val="0"/>
                 <w:sz w:val="17"/>
               </w:rPr>
@@ -1476,12 +1476,12 @@
           <w:p>
             <w:r>
               <w:rPr>
-                <w:rFonts w:ascii="Noto Sans SC" w:hAnsi="Noto Sans SC" w:eastAsia="Noto Sans SC"/>
-              </w:rPr>
-            </w:r>
-            <w:r>
-              <w:rPr>
-                <w:rFonts w:ascii="Noto Sans SC" w:hAnsi="Noto Sans SC" w:eastAsia="Noto Sans SC"/>
+                <w:rFonts w:ascii="Arial Unicode MS" w:hAnsi="Arial Unicode MS" w:eastAsia="Arial Unicode MS"/>
+              </w:rPr>
+            </w:r>
+            <w:r>
+              <w:rPr>
+                <w:rFonts w:ascii="Arial Unicode MS" w:hAnsi="Arial Unicode MS" w:eastAsia="Arial Unicode MS"/>
                 <w:b w:val="0"/>
                 <w:sz w:val="17"/>
               </w:rPr>
@@ -1497,12 +1497,12 @@
           <w:p>
             <w:r>
               <w:rPr>
-                <w:rFonts w:ascii="Noto Sans SC" w:hAnsi="Noto Sans SC" w:eastAsia="Noto Sans SC"/>
-              </w:rPr>
-            </w:r>
-            <w:r>
-              <w:rPr>
-                <w:rFonts w:ascii="Noto Sans SC" w:hAnsi="Noto Sans SC" w:eastAsia="Noto Sans SC"/>
+                <w:rFonts w:ascii="Arial Unicode MS" w:hAnsi="Arial Unicode MS" w:eastAsia="Arial Unicode MS"/>
+              </w:rPr>
+            </w:r>
+            <w:r>
+              <w:rPr>
+                <w:rFonts w:ascii="Arial Unicode MS" w:hAnsi="Arial Unicode MS" w:eastAsia="Arial Unicode MS"/>
                 <w:b w:val="0"/>
                 <w:sz w:val="17"/>
               </w:rPr>
@@ -1520,12 +1520,12 @@
           <w:p>
             <w:r>
               <w:rPr>
-                <w:rFonts w:ascii="Noto Sans SC" w:hAnsi="Noto Sans SC" w:eastAsia="Noto Sans SC"/>
-              </w:rPr>
-            </w:r>
-            <w:r>
-              <w:rPr>
-                <w:rFonts w:ascii="Noto Sans SC" w:hAnsi="Noto Sans SC" w:eastAsia="Noto Sans SC"/>
+                <w:rFonts w:ascii="Arial Unicode MS" w:hAnsi="Arial Unicode MS" w:eastAsia="Arial Unicode MS"/>
+              </w:rPr>
+            </w:r>
+            <w:r>
+              <w:rPr>
+                <w:rFonts w:ascii="Arial Unicode MS" w:hAnsi="Arial Unicode MS" w:eastAsia="Arial Unicode MS"/>
                 <w:b w:val="0"/>
                 <w:sz w:val="17"/>
               </w:rPr>
@@ -1541,16 +1541,16 @@
           <w:p>
             <w:r>
               <w:rPr>
-                <w:rFonts w:ascii="Noto Sans SC" w:hAnsi="Noto Sans SC" w:eastAsia="Noto Sans SC"/>
-              </w:rPr>
-            </w:r>
-            <w:r>
-              <w:rPr>
-                <w:rFonts w:ascii="Noto Sans SC" w:hAnsi="Noto Sans SC" w:eastAsia="Noto Sans SC"/>
+                <w:rFonts w:ascii="Arial Unicode MS" w:hAnsi="Arial Unicode MS" w:eastAsia="Arial Unicode MS"/>
+              </w:rPr>
+            </w:r>
+            <w:r>
+              <w:rPr>
+                <w:rFonts w:ascii="Arial Unicode MS" w:hAnsi="Arial Unicode MS" w:eastAsia="Arial Unicode MS"/>
                 <w:b w:val="0"/>
                 <w:sz w:val="17"/>
               </w:rPr>
-              <w:t>MinIO/S3</w:t>
+              <w:t>LocalFileStorage / S3Storage</w:t>
             </w:r>
           </w:p>
         </w:tc>
@@ -1562,12 +1562,12 @@
           <w:p>
             <w:r>
               <w:rPr>
-                <w:rFonts w:ascii="Noto Sans SC" w:hAnsi="Noto Sans SC" w:eastAsia="Noto Sans SC"/>
-              </w:rPr>
-            </w:r>
-            <w:r>
-              <w:rPr>
-                <w:rFonts w:ascii="Noto Sans SC" w:hAnsi="Noto Sans SC" w:eastAsia="Noto Sans SC"/>
+                <w:rFonts w:ascii="Arial Unicode MS" w:hAnsi="Arial Unicode MS" w:eastAsia="Arial Unicode MS"/>
+              </w:rPr>
+            </w:r>
+            <w:r>
+              <w:rPr>
+                <w:rFonts w:ascii="Arial Unicode MS" w:hAnsi="Arial Unicode MS" w:eastAsia="Arial Unicode MS"/>
                 <w:b w:val="0"/>
                 <w:sz w:val="17"/>
               </w:rPr>
@@ -1584,7 +1584,7 @@
       </w:pPr>
       <w:r>
         <w:rPr>
-          <w:rFonts w:ascii="Noto Sans SC" w:hAnsi="Noto Sans SC" w:eastAsia="Noto Sans SC"/>
+          <w:rFonts w:ascii="Arial Unicode MS" w:hAnsi="Arial Unicode MS" w:eastAsia="Arial Unicode MS"/>
         </w:rPr>
         <w:t>3. 项目仓库与模块边界</w:t>
       </w:r>
@@ -1592,7 +1592,7 @@
     <w:p>
       <w:r>
         <w:rPr>
-          <w:rFonts w:ascii="Noto Sans SC" w:hAnsi="Noto Sans SC" w:eastAsia="Noto Sans SC"/>
+          <w:rFonts w:ascii="Arial Unicode MS" w:hAnsi="Arial Unicode MS" w:eastAsia="Arial Unicode MS"/>
         </w:rPr>
         <w:t>V1.5 已按 backend / frontend / deploy / spec 四部分整理项目仓库。建议后续所有开发 Agent 都在同一仓库基线继续增量开发，不再各自重建结构。</w:t>
       </w:r>
@@ -1604,7 +1604,7 @@
       </w:pPr>
       <w:r>
         <w:rPr>
-          <w:rFonts w:ascii="Noto Sans SC" w:hAnsi="Noto Sans SC" w:eastAsia="Noto Sans SC"/>
+          <w:rFonts w:ascii="Arial Unicode MS" w:hAnsi="Arial Unicode MS" w:eastAsia="Arial Unicode MS"/>
         </w:rPr>
         <w:t>rvms_v1_5/</w:t>
         <w:br/>
@@ -1665,12 +1665,12 @@
           <w:p>
             <w:r>
               <w:rPr>
-                <w:rFonts w:ascii="Noto Sans SC" w:hAnsi="Noto Sans SC" w:eastAsia="Noto Sans SC"/>
-              </w:rPr>
-            </w:r>
-            <w:r>
-              <w:rPr>
-                <w:rFonts w:ascii="Noto Sans SC" w:hAnsi="Noto Sans SC" w:eastAsia="Noto Sans SC"/>
+                <w:rFonts w:ascii="Arial Unicode MS" w:hAnsi="Arial Unicode MS" w:eastAsia="Arial Unicode MS"/>
+              </w:rPr>
+            </w:r>
+            <w:r>
+              <w:rPr>
+                <w:rFonts w:ascii="Arial Unicode MS" w:hAnsi="Arial Unicode MS" w:eastAsia="Arial Unicode MS"/>
                 <w:b/>
                 <w:color w:val="184775"/>
                 <w:sz w:val="18"/>
@@ -1688,12 +1688,12 @@
           <w:p>
             <w:r>
               <w:rPr>
-                <w:rFonts w:ascii="Noto Sans SC" w:hAnsi="Noto Sans SC" w:eastAsia="Noto Sans SC"/>
-              </w:rPr>
-            </w:r>
-            <w:r>
-              <w:rPr>
-                <w:rFonts w:ascii="Noto Sans SC" w:hAnsi="Noto Sans SC" w:eastAsia="Noto Sans SC"/>
+                <w:rFonts w:ascii="Arial Unicode MS" w:hAnsi="Arial Unicode MS" w:eastAsia="Arial Unicode MS"/>
+              </w:rPr>
+            </w:r>
+            <w:r>
+              <w:rPr>
+                <w:rFonts w:ascii="Arial Unicode MS" w:hAnsi="Arial Unicode MS" w:eastAsia="Arial Unicode MS"/>
                 <w:b/>
                 <w:color w:val="184775"/>
                 <w:sz w:val="18"/>
@@ -1711,12 +1711,12 @@
           <w:p>
             <w:r>
               <w:rPr>
-                <w:rFonts w:ascii="Noto Sans SC" w:hAnsi="Noto Sans SC" w:eastAsia="Noto Sans SC"/>
-              </w:rPr>
-            </w:r>
-            <w:r>
-              <w:rPr>
-                <w:rFonts w:ascii="Noto Sans SC" w:hAnsi="Noto Sans SC" w:eastAsia="Noto Sans SC"/>
+                <w:rFonts w:ascii="Arial Unicode MS" w:hAnsi="Arial Unicode MS" w:eastAsia="Arial Unicode MS"/>
+              </w:rPr>
+            </w:r>
+            <w:r>
+              <w:rPr>
+                <w:rFonts w:ascii="Arial Unicode MS" w:hAnsi="Arial Unicode MS" w:eastAsia="Arial Unicode MS"/>
                 <w:b/>
                 <w:color w:val="184775"/>
                 <w:sz w:val="18"/>
@@ -1735,12 +1735,12 @@
           <w:p>
             <w:r>
               <w:rPr>
-                <w:rFonts w:ascii="Noto Sans SC" w:hAnsi="Noto Sans SC" w:eastAsia="Noto Sans SC"/>
-              </w:rPr>
-            </w:r>
-            <w:r>
-              <w:rPr>
-                <w:rFonts w:ascii="Noto Sans SC" w:hAnsi="Noto Sans SC" w:eastAsia="Noto Sans SC"/>
+                <w:rFonts w:ascii="Arial Unicode MS" w:hAnsi="Arial Unicode MS" w:eastAsia="Arial Unicode MS"/>
+              </w:rPr>
+            </w:r>
+            <w:r>
+              <w:rPr>
+                <w:rFonts w:ascii="Arial Unicode MS" w:hAnsi="Arial Unicode MS" w:eastAsia="Arial Unicode MS"/>
                 <w:b w:val="0"/>
                 <w:sz w:val="17"/>
               </w:rPr>
@@ -1756,12 +1756,12 @@
           <w:p>
             <w:r>
               <w:rPr>
-                <w:rFonts w:ascii="Noto Sans SC" w:hAnsi="Noto Sans SC" w:eastAsia="Noto Sans SC"/>
-              </w:rPr>
-            </w:r>
-            <w:r>
-              <w:rPr>
-                <w:rFonts w:ascii="Noto Sans SC" w:hAnsi="Noto Sans SC" w:eastAsia="Noto Sans SC"/>
+                <w:rFonts w:ascii="Arial Unicode MS" w:hAnsi="Arial Unicode MS" w:eastAsia="Arial Unicode MS"/>
+              </w:rPr>
+            </w:r>
+            <w:r>
+              <w:rPr>
+                <w:rFonts w:ascii="Arial Unicode MS" w:hAnsi="Arial Unicode MS" w:eastAsia="Arial Unicode MS"/>
                 <w:b w:val="0"/>
                 <w:sz w:val="17"/>
               </w:rPr>
@@ -1777,12 +1777,12 @@
           <w:p>
             <w:r>
               <w:rPr>
-                <w:rFonts w:ascii="Noto Sans SC" w:hAnsi="Noto Sans SC" w:eastAsia="Noto Sans SC"/>
-              </w:rPr>
-            </w:r>
-            <w:r>
-              <w:rPr>
-                <w:rFonts w:ascii="Noto Sans SC" w:hAnsi="Noto Sans SC" w:eastAsia="Noto Sans SC"/>
+                <w:rFonts w:ascii="Arial Unicode MS" w:hAnsi="Arial Unicode MS" w:eastAsia="Arial Unicode MS"/>
+              </w:rPr>
+            </w:r>
+            <w:r>
+              <w:rPr>
+                <w:rFonts w:ascii="Arial Unicode MS" w:hAnsi="Arial Unicode MS" w:eastAsia="Arial Unicode MS"/>
                 <w:b w:val="0"/>
                 <w:sz w:val="17"/>
               </w:rPr>
@@ -1800,12 +1800,12 @@
           <w:p>
             <w:r>
               <w:rPr>
-                <w:rFonts w:ascii="Noto Sans SC" w:hAnsi="Noto Sans SC" w:eastAsia="Noto Sans SC"/>
-              </w:rPr>
-            </w:r>
-            <w:r>
-              <w:rPr>
-                <w:rFonts w:ascii="Noto Sans SC" w:hAnsi="Noto Sans SC" w:eastAsia="Noto Sans SC"/>
+                <w:rFonts w:ascii="Arial Unicode MS" w:hAnsi="Arial Unicode MS" w:eastAsia="Arial Unicode MS"/>
+              </w:rPr>
+            </w:r>
+            <w:r>
+              <w:rPr>
+                <w:rFonts w:ascii="Arial Unicode MS" w:hAnsi="Arial Unicode MS" w:eastAsia="Arial Unicode MS"/>
                 <w:b w:val="0"/>
                 <w:sz w:val="17"/>
               </w:rPr>
@@ -1821,12 +1821,12 @@
           <w:p>
             <w:r>
               <w:rPr>
-                <w:rFonts w:ascii="Noto Sans SC" w:hAnsi="Noto Sans SC" w:eastAsia="Noto Sans SC"/>
-              </w:rPr>
-            </w:r>
-            <w:r>
-              <w:rPr>
-                <w:rFonts w:ascii="Noto Sans SC" w:hAnsi="Noto Sans SC" w:eastAsia="Noto Sans SC"/>
+                <w:rFonts w:ascii="Arial Unicode MS" w:hAnsi="Arial Unicode MS" w:eastAsia="Arial Unicode MS"/>
+              </w:rPr>
+            </w:r>
+            <w:r>
+              <w:rPr>
+                <w:rFonts w:ascii="Arial Unicode MS" w:hAnsi="Arial Unicode MS" w:eastAsia="Arial Unicode MS"/>
                 <w:b w:val="0"/>
                 <w:sz w:val="17"/>
               </w:rPr>
@@ -1842,12 +1842,12 @@
           <w:p>
             <w:r>
               <w:rPr>
-                <w:rFonts w:ascii="Noto Sans SC" w:hAnsi="Noto Sans SC" w:eastAsia="Noto Sans SC"/>
-              </w:rPr>
-            </w:r>
-            <w:r>
-              <w:rPr>
-                <w:rFonts w:ascii="Noto Sans SC" w:hAnsi="Noto Sans SC" w:eastAsia="Noto Sans SC"/>
+                <w:rFonts w:ascii="Arial Unicode MS" w:hAnsi="Arial Unicode MS" w:eastAsia="Arial Unicode MS"/>
+              </w:rPr>
+            </w:r>
+            <w:r>
+              <w:rPr>
+                <w:rFonts w:ascii="Arial Unicode MS" w:hAnsi="Arial Unicode MS" w:eastAsia="Arial Unicode MS"/>
                 <w:b w:val="0"/>
                 <w:sz w:val="17"/>
               </w:rPr>
@@ -1865,12 +1865,12 @@
           <w:p>
             <w:r>
               <w:rPr>
-                <w:rFonts w:ascii="Noto Sans SC" w:hAnsi="Noto Sans SC" w:eastAsia="Noto Sans SC"/>
-              </w:rPr>
-            </w:r>
-            <w:r>
-              <w:rPr>
-                <w:rFonts w:ascii="Noto Sans SC" w:hAnsi="Noto Sans SC" w:eastAsia="Noto Sans SC"/>
+                <w:rFonts w:ascii="Arial Unicode MS" w:hAnsi="Arial Unicode MS" w:eastAsia="Arial Unicode MS"/>
+              </w:rPr>
+            </w:r>
+            <w:r>
+              <w:rPr>
+                <w:rFonts w:ascii="Arial Unicode MS" w:hAnsi="Arial Unicode MS" w:eastAsia="Arial Unicode MS"/>
                 <w:b w:val="0"/>
                 <w:sz w:val="17"/>
               </w:rPr>
@@ -1886,12 +1886,12 @@
           <w:p>
             <w:r>
               <w:rPr>
-                <w:rFonts w:ascii="Noto Sans SC" w:hAnsi="Noto Sans SC" w:eastAsia="Noto Sans SC"/>
-              </w:rPr>
-            </w:r>
-            <w:r>
-              <w:rPr>
-                <w:rFonts w:ascii="Noto Sans SC" w:hAnsi="Noto Sans SC" w:eastAsia="Noto Sans SC"/>
+                <w:rFonts w:ascii="Arial Unicode MS" w:hAnsi="Arial Unicode MS" w:eastAsia="Arial Unicode MS"/>
+              </w:rPr>
+            </w:r>
+            <w:r>
+              <w:rPr>
+                <w:rFonts w:ascii="Arial Unicode MS" w:hAnsi="Arial Unicode MS" w:eastAsia="Arial Unicode MS"/>
                 <w:b w:val="0"/>
                 <w:sz w:val="17"/>
               </w:rPr>
@@ -1907,12 +1907,12 @@
           <w:p>
             <w:r>
               <w:rPr>
-                <w:rFonts w:ascii="Noto Sans SC" w:hAnsi="Noto Sans SC" w:eastAsia="Noto Sans SC"/>
-              </w:rPr>
-            </w:r>
-            <w:r>
-              <w:rPr>
-                <w:rFonts w:ascii="Noto Sans SC" w:hAnsi="Noto Sans SC" w:eastAsia="Noto Sans SC"/>
+                <w:rFonts w:ascii="Arial Unicode MS" w:hAnsi="Arial Unicode MS" w:eastAsia="Arial Unicode MS"/>
+              </w:rPr>
+            </w:r>
+            <w:r>
+              <w:rPr>
+                <w:rFonts w:ascii="Arial Unicode MS" w:hAnsi="Arial Unicode MS" w:eastAsia="Arial Unicode MS"/>
                 <w:b w:val="0"/>
                 <w:sz w:val="17"/>
               </w:rPr>
@@ -1930,12 +1930,12 @@
           <w:p>
             <w:r>
               <w:rPr>
-                <w:rFonts w:ascii="Noto Sans SC" w:hAnsi="Noto Sans SC" w:eastAsia="Noto Sans SC"/>
-              </w:rPr>
-            </w:r>
-            <w:r>
-              <w:rPr>
-                <w:rFonts w:ascii="Noto Sans SC" w:hAnsi="Noto Sans SC" w:eastAsia="Noto Sans SC"/>
+                <w:rFonts w:ascii="Arial Unicode MS" w:hAnsi="Arial Unicode MS" w:eastAsia="Arial Unicode MS"/>
+              </w:rPr>
+            </w:r>
+            <w:r>
+              <w:rPr>
+                <w:rFonts w:ascii="Arial Unicode MS" w:hAnsi="Arial Unicode MS" w:eastAsia="Arial Unicode MS"/>
                 <w:b w:val="0"/>
                 <w:sz w:val="17"/>
               </w:rPr>
@@ -1951,12 +1951,12 @@
           <w:p>
             <w:r>
               <w:rPr>
-                <w:rFonts w:ascii="Noto Sans SC" w:hAnsi="Noto Sans SC" w:eastAsia="Noto Sans SC"/>
-              </w:rPr>
-            </w:r>
-            <w:r>
-              <w:rPr>
-                <w:rFonts w:ascii="Noto Sans SC" w:hAnsi="Noto Sans SC" w:eastAsia="Noto Sans SC"/>
+                <w:rFonts w:ascii="Arial Unicode MS" w:hAnsi="Arial Unicode MS" w:eastAsia="Arial Unicode MS"/>
+              </w:rPr>
+            </w:r>
+            <w:r>
+              <w:rPr>
+                <w:rFonts w:ascii="Arial Unicode MS" w:hAnsi="Arial Unicode MS" w:eastAsia="Arial Unicode MS"/>
                 <w:b w:val="0"/>
                 <w:sz w:val="17"/>
               </w:rPr>
@@ -1972,12 +1972,12 @@
           <w:p>
             <w:r>
               <w:rPr>
-                <w:rFonts w:ascii="Noto Sans SC" w:hAnsi="Noto Sans SC" w:eastAsia="Noto Sans SC"/>
-              </w:rPr>
-            </w:r>
-            <w:r>
-              <w:rPr>
-                <w:rFonts w:ascii="Noto Sans SC" w:hAnsi="Noto Sans SC" w:eastAsia="Noto Sans SC"/>
+                <w:rFonts w:ascii="Arial Unicode MS" w:hAnsi="Arial Unicode MS" w:eastAsia="Arial Unicode MS"/>
+              </w:rPr>
+            </w:r>
+            <w:r>
+              <w:rPr>
+                <w:rFonts w:ascii="Arial Unicode MS" w:hAnsi="Arial Unicode MS" w:eastAsia="Arial Unicode MS"/>
                 <w:b w:val="0"/>
                 <w:sz w:val="17"/>
               </w:rPr>
@@ -1995,12 +1995,12 @@
           <w:p>
             <w:r>
               <w:rPr>
-                <w:rFonts w:ascii="Noto Sans SC" w:hAnsi="Noto Sans SC" w:eastAsia="Noto Sans SC"/>
-              </w:rPr>
-            </w:r>
-            <w:r>
-              <w:rPr>
-                <w:rFonts w:ascii="Noto Sans SC" w:hAnsi="Noto Sans SC" w:eastAsia="Noto Sans SC"/>
+                <w:rFonts w:ascii="Arial Unicode MS" w:hAnsi="Arial Unicode MS" w:eastAsia="Arial Unicode MS"/>
+              </w:rPr>
+            </w:r>
+            <w:r>
+              <w:rPr>
+                <w:rFonts w:ascii="Arial Unicode MS" w:hAnsi="Arial Unicode MS" w:eastAsia="Arial Unicode MS"/>
                 <w:b w:val="0"/>
                 <w:sz w:val="17"/>
               </w:rPr>
@@ -2016,12 +2016,12 @@
           <w:p>
             <w:r>
               <w:rPr>
-                <w:rFonts w:ascii="Noto Sans SC" w:hAnsi="Noto Sans SC" w:eastAsia="Noto Sans SC"/>
-              </w:rPr>
-            </w:r>
-            <w:r>
-              <w:rPr>
-                <w:rFonts w:ascii="Noto Sans SC" w:hAnsi="Noto Sans SC" w:eastAsia="Noto Sans SC"/>
+                <w:rFonts w:ascii="Arial Unicode MS" w:hAnsi="Arial Unicode MS" w:eastAsia="Arial Unicode MS"/>
+              </w:rPr>
+            </w:r>
+            <w:r>
+              <w:rPr>
+                <w:rFonts w:ascii="Arial Unicode MS" w:hAnsi="Arial Unicode MS" w:eastAsia="Arial Unicode MS"/>
                 <w:b w:val="0"/>
                 <w:sz w:val="17"/>
               </w:rPr>
@@ -2037,12 +2037,12 @@
           <w:p>
             <w:r>
               <w:rPr>
-                <w:rFonts w:ascii="Noto Sans SC" w:hAnsi="Noto Sans SC" w:eastAsia="Noto Sans SC"/>
-              </w:rPr>
-            </w:r>
-            <w:r>
-              <w:rPr>
-                <w:rFonts w:ascii="Noto Sans SC" w:hAnsi="Noto Sans SC" w:eastAsia="Noto Sans SC"/>
+                <w:rFonts w:ascii="Arial Unicode MS" w:hAnsi="Arial Unicode MS" w:eastAsia="Arial Unicode MS"/>
+              </w:rPr>
+            </w:r>
+            <w:r>
+              <w:rPr>
+                <w:rFonts w:ascii="Arial Unicode MS" w:hAnsi="Arial Unicode MS" w:eastAsia="Arial Unicode MS"/>
                 <w:b w:val="0"/>
                 <w:sz w:val="17"/>
               </w:rPr>
@@ -2060,12 +2060,12 @@
           <w:p>
             <w:r>
               <w:rPr>
-                <w:rFonts w:ascii="Noto Sans SC" w:hAnsi="Noto Sans SC" w:eastAsia="Noto Sans SC"/>
-              </w:rPr>
-            </w:r>
-            <w:r>
-              <w:rPr>
-                <w:rFonts w:ascii="Noto Sans SC" w:hAnsi="Noto Sans SC" w:eastAsia="Noto Sans SC"/>
+                <w:rFonts w:ascii="Arial Unicode MS" w:hAnsi="Arial Unicode MS" w:eastAsia="Arial Unicode MS"/>
+              </w:rPr>
+            </w:r>
+            <w:r>
+              <w:rPr>
+                <w:rFonts w:ascii="Arial Unicode MS" w:hAnsi="Arial Unicode MS" w:eastAsia="Arial Unicode MS"/>
                 <w:b w:val="0"/>
                 <w:sz w:val="17"/>
               </w:rPr>
@@ -2081,12 +2081,12 @@
           <w:p>
             <w:r>
               <w:rPr>
-                <w:rFonts w:ascii="Noto Sans SC" w:hAnsi="Noto Sans SC" w:eastAsia="Noto Sans SC"/>
-              </w:rPr>
-            </w:r>
-            <w:r>
-              <w:rPr>
-                <w:rFonts w:ascii="Noto Sans SC" w:hAnsi="Noto Sans SC" w:eastAsia="Noto Sans SC"/>
+                <w:rFonts w:ascii="Arial Unicode MS" w:hAnsi="Arial Unicode MS" w:eastAsia="Arial Unicode MS"/>
+              </w:rPr>
+            </w:r>
+            <w:r>
+              <w:rPr>
+                <w:rFonts w:ascii="Arial Unicode MS" w:hAnsi="Arial Unicode MS" w:eastAsia="Arial Unicode MS"/>
                 <w:b w:val="0"/>
                 <w:sz w:val="17"/>
               </w:rPr>
@@ -2102,12 +2102,12 @@
           <w:p>
             <w:r>
               <w:rPr>
-                <w:rFonts w:ascii="Noto Sans SC" w:hAnsi="Noto Sans SC" w:eastAsia="Noto Sans SC"/>
-              </w:rPr>
-            </w:r>
-            <w:r>
-              <w:rPr>
-                <w:rFonts w:ascii="Noto Sans SC" w:hAnsi="Noto Sans SC" w:eastAsia="Noto Sans SC"/>
+                <w:rFonts w:ascii="Arial Unicode MS" w:hAnsi="Arial Unicode MS" w:eastAsia="Arial Unicode MS"/>
+              </w:rPr>
+            </w:r>
+            <w:r>
+              <w:rPr>
+                <w:rFonts w:ascii="Arial Unicode MS" w:hAnsi="Arial Unicode MS" w:eastAsia="Arial Unicode MS"/>
                 <w:b w:val="0"/>
                 <w:sz w:val="17"/>
               </w:rPr>
@@ -2125,12 +2125,12 @@
           <w:p>
             <w:r>
               <w:rPr>
-                <w:rFonts w:ascii="Noto Sans SC" w:hAnsi="Noto Sans SC" w:eastAsia="Noto Sans SC"/>
-              </w:rPr>
-            </w:r>
-            <w:r>
-              <w:rPr>
-                <w:rFonts w:ascii="Noto Sans SC" w:hAnsi="Noto Sans SC" w:eastAsia="Noto Sans SC"/>
+                <w:rFonts w:ascii="Arial Unicode MS" w:hAnsi="Arial Unicode MS" w:eastAsia="Arial Unicode MS"/>
+              </w:rPr>
+            </w:r>
+            <w:r>
+              <w:rPr>
+                <w:rFonts w:ascii="Arial Unicode MS" w:hAnsi="Arial Unicode MS" w:eastAsia="Arial Unicode MS"/>
                 <w:b w:val="0"/>
                 <w:sz w:val="17"/>
               </w:rPr>
@@ -2146,12 +2146,12 @@
           <w:p>
             <w:r>
               <w:rPr>
-                <w:rFonts w:ascii="Noto Sans SC" w:hAnsi="Noto Sans SC" w:eastAsia="Noto Sans SC"/>
-              </w:rPr>
-            </w:r>
-            <w:r>
-              <w:rPr>
-                <w:rFonts w:ascii="Noto Sans SC" w:hAnsi="Noto Sans SC" w:eastAsia="Noto Sans SC"/>
+                <w:rFonts w:ascii="Arial Unicode MS" w:hAnsi="Arial Unicode MS" w:eastAsia="Arial Unicode MS"/>
+              </w:rPr>
+            </w:r>
+            <w:r>
+              <w:rPr>
+                <w:rFonts w:ascii="Arial Unicode MS" w:hAnsi="Arial Unicode MS" w:eastAsia="Arial Unicode MS"/>
                 <w:b w:val="0"/>
                 <w:sz w:val="17"/>
               </w:rPr>
@@ -2167,12 +2167,12 @@
           <w:p>
             <w:r>
               <w:rPr>
-                <w:rFonts w:ascii="Noto Sans SC" w:hAnsi="Noto Sans SC" w:eastAsia="Noto Sans SC"/>
-              </w:rPr>
-            </w:r>
-            <w:r>
-              <w:rPr>
-                <w:rFonts w:ascii="Noto Sans SC" w:hAnsi="Noto Sans SC" w:eastAsia="Noto Sans SC"/>
+                <w:rFonts w:ascii="Arial Unicode MS" w:hAnsi="Arial Unicode MS" w:eastAsia="Arial Unicode MS"/>
+              </w:rPr>
+            </w:r>
+            <w:r>
+              <w:rPr>
+                <w:rFonts w:ascii="Arial Unicode MS" w:hAnsi="Arial Unicode MS" w:eastAsia="Arial Unicode MS"/>
                 <w:b w:val="0"/>
                 <w:sz w:val="17"/>
               </w:rPr>
@@ -2190,12 +2190,12 @@
           <w:p>
             <w:r>
               <w:rPr>
-                <w:rFonts w:ascii="Noto Sans SC" w:hAnsi="Noto Sans SC" w:eastAsia="Noto Sans SC"/>
-              </w:rPr>
-            </w:r>
-            <w:r>
-              <w:rPr>
-                <w:rFonts w:ascii="Noto Sans SC" w:hAnsi="Noto Sans SC" w:eastAsia="Noto Sans SC"/>
+                <w:rFonts w:ascii="Arial Unicode MS" w:hAnsi="Arial Unicode MS" w:eastAsia="Arial Unicode MS"/>
+              </w:rPr>
+            </w:r>
+            <w:r>
+              <w:rPr>
+                <w:rFonts w:ascii="Arial Unicode MS" w:hAnsi="Arial Unicode MS" w:eastAsia="Arial Unicode MS"/>
                 <w:b w:val="0"/>
                 <w:sz w:val="17"/>
               </w:rPr>
@@ -2211,12 +2211,12 @@
           <w:p>
             <w:r>
               <w:rPr>
-                <w:rFonts w:ascii="Noto Sans SC" w:hAnsi="Noto Sans SC" w:eastAsia="Noto Sans SC"/>
-              </w:rPr>
-            </w:r>
-            <w:r>
-              <w:rPr>
-                <w:rFonts w:ascii="Noto Sans SC" w:hAnsi="Noto Sans SC" w:eastAsia="Noto Sans SC"/>
+                <w:rFonts w:ascii="Arial Unicode MS" w:hAnsi="Arial Unicode MS" w:eastAsia="Arial Unicode MS"/>
+              </w:rPr>
+            </w:r>
+            <w:r>
+              <w:rPr>
+                <w:rFonts w:ascii="Arial Unicode MS" w:hAnsi="Arial Unicode MS" w:eastAsia="Arial Unicode MS"/>
                 <w:b w:val="0"/>
                 <w:sz w:val="17"/>
               </w:rPr>
@@ -2232,12 +2232,12 @@
           <w:p>
             <w:r>
               <w:rPr>
-                <w:rFonts w:ascii="Noto Sans SC" w:hAnsi="Noto Sans SC" w:eastAsia="Noto Sans SC"/>
-              </w:rPr>
-            </w:r>
-            <w:r>
-              <w:rPr>
-                <w:rFonts w:ascii="Noto Sans SC" w:hAnsi="Noto Sans SC" w:eastAsia="Noto Sans SC"/>
+                <w:rFonts w:ascii="Arial Unicode MS" w:hAnsi="Arial Unicode MS" w:eastAsia="Arial Unicode MS"/>
+              </w:rPr>
+            </w:r>
+            <w:r>
+              <w:rPr>
+                <w:rFonts w:ascii="Arial Unicode MS" w:hAnsi="Arial Unicode MS" w:eastAsia="Arial Unicode MS"/>
                 <w:b w:val="0"/>
                 <w:sz w:val="17"/>
               </w:rPr>
@@ -2255,12 +2255,12 @@
           <w:p>
             <w:r>
               <w:rPr>
-                <w:rFonts w:ascii="Noto Sans SC" w:hAnsi="Noto Sans SC" w:eastAsia="Noto Sans SC"/>
-              </w:rPr>
-            </w:r>
-            <w:r>
-              <w:rPr>
-                <w:rFonts w:ascii="Noto Sans SC" w:hAnsi="Noto Sans SC" w:eastAsia="Noto Sans SC"/>
+                <w:rFonts w:ascii="Arial Unicode MS" w:hAnsi="Arial Unicode MS" w:eastAsia="Arial Unicode MS"/>
+              </w:rPr>
+            </w:r>
+            <w:r>
+              <w:rPr>
+                <w:rFonts w:ascii="Arial Unicode MS" w:hAnsi="Arial Unicode MS" w:eastAsia="Arial Unicode MS"/>
                 <w:b w:val="0"/>
                 <w:sz w:val="17"/>
               </w:rPr>
@@ -2276,12 +2276,12 @@
           <w:p>
             <w:r>
               <w:rPr>
-                <w:rFonts w:ascii="Noto Sans SC" w:hAnsi="Noto Sans SC" w:eastAsia="Noto Sans SC"/>
-              </w:rPr>
-            </w:r>
-            <w:r>
-              <w:rPr>
-                <w:rFonts w:ascii="Noto Sans SC" w:hAnsi="Noto Sans SC" w:eastAsia="Noto Sans SC"/>
+                <w:rFonts w:ascii="Arial Unicode MS" w:hAnsi="Arial Unicode MS" w:eastAsia="Arial Unicode MS"/>
+              </w:rPr>
+            </w:r>
+            <w:r>
+              <w:rPr>
+                <w:rFonts w:ascii="Arial Unicode MS" w:hAnsi="Arial Unicode MS" w:eastAsia="Arial Unicode MS"/>
                 <w:b w:val="0"/>
                 <w:sz w:val="17"/>
               </w:rPr>
@@ -2297,12 +2297,12 @@
           <w:p>
             <w:r>
               <w:rPr>
-                <w:rFonts w:ascii="Noto Sans SC" w:hAnsi="Noto Sans SC" w:eastAsia="Noto Sans SC"/>
-              </w:rPr>
-            </w:r>
-            <w:r>
-              <w:rPr>
-                <w:rFonts w:ascii="Noto Sans SC" w:hAnsi="Noto Sans SC" w:eastAsia="Noto Sans SC"/>
+                <w:rFonts w:ascii="Arial Unicode MS" w:hAnsi="Arial Unicode MS" w:eastAsia="Arial Unicode MS"/>
+              </w:rPr>
+            </w:r>
+            <w:r>
+              <w:rPr>
+                <w:rFonts w:ascii="Arial Unicode MS" w:hAnsi="Arial Unicode MS" w:eastAsia="Arial Unicode MS"/>
                 <w:b w:val="0"/>
                 <w:sz w:val="17"/>
               </w:rPr>
@@ -2320,12 +2320,12 @@
           <w:p>
             <w:r>
               <w:rPr>
-                <w:rFonts w:ascii="Noto Sans SC" w:hAnsi="Noto Sans SC" w:eastAsia="Noto Sans SC"/>
-              </w:rPr>
-            </w:r>
-            <w:r>
-              <w:rPr>
-                <w:rFonts w:ascii="Noto Sans SC" w:hAnsi="Noto Sans SC" w:eastAsia="Noto Sans SC"/>
+                <w:rFonts w:ascii="Arial Unicode MS" w:hAnsi="Arial Unicode MS" w:eastAsia="Arial Unicode MS"/>
+              </w:rPr>
+            </w:r>
+            <w:r>
+              <w:rPr>
+                <w:rFonts w:ascii="Arial Unicode MS" w:hAnsi="Arial Unicode MS" w:eastAsia="Arial Unicode MS"/>
                 <w:b w:val="0"/>
                 <w:sz w:val="17"/>
               </w:rPr>
@@ -2341,12 +2341,12 @@
           <w:p>
             <w:r>
               <w:rPr>
-                <w:rFonts w:ascii="Noto Sans SC" w:hAnsi="Noto Sans SC" w:eastAsia="Noto Sans SC"/>
-              </w:rPr>
-            </w:r>
-            <w:r>
-              <w:rPr>
-                <w:rFonts w:ascii="Noto Sans SC" w:hAnsi="Noto Sans SC" w:eastAsia="Noto Sans SC"/>
+                <w:rFonts w:ascii="Arial Unicode MS" w:hAnsi="Arial Unicode MS" w:eastAsia="Arial Unicode MS"/>
+              </w:rPr>
+            </w:r>
+            <w:r>
+              <w:rPr>
+                <w:rFonts w:ascii="Arial Unicode MS" w:hAnsi="Arial Unicode MS" w:eastAsia="Arial Unicode MS"/>
                 <w:b w:val="0"/>
                 <w:sz w:val="17"/>
               </w:rPr>
@@ -2362,12 +2362,12 @@
           <w:p>
             <w:r>
               <w:rPr>
-                <w:rFonts w:ascii="Noto Sans SC" w:hAnsi="Noto Sans SC" w:eastAsia="Noto Sans SC"/>
-              </w:rPr>
-            </w:r>
-            <w:r>
-              <w:rPr>
-                <w:rFonts w:ascii="Noto Sans SC" w:hAnsi="Noto Sans SC" w:eastAsia="Noto Sans SC"/>
+                <w:rFonts w:ascii="Arial Unicode MS" w:hAnsi="Arial Unicode MS" w:eastAsia="Arial Unicode MS"/>
+              </w:rPr>
+            </w:r>
+            <w:r>
+              <w:rPr>
+                <w:rFonts w:ascii="Arial Unicode MS" w:hAnsi="Arial Unicode MS" w:eastAsia="Arial Unicode MS"/>
                 <w:b w:val="0"/>
                 <w:sz w:val="17"/>
               </w:rPr>
@@ -2384,7 +2384,7 @@
       </w:pPr>
       <w:r>
         <w:rPr>
-          <w:rFonts w:ascii="Noto Sans SC" w:hAnsi="Noto Sans SC" w:eastAsia="Noto Sans SC"/>
+          <w:rFonts w:ascii="Arial Unicode MS" w:hAnsi="Arial Unicode MS" w:eastAsia="Arial Unicode MS"/>
         </w:rPr>
         <w:t>4. 后端完整开发基线</w:t>
       </w:r>
@@ -2395,7 +2395,7 @@
       </w:pPr>
       <w:r>
         <w:rPr>
-          <w:rFonts w:ascii="Noto Sans SC" w:hAnsi="Noto Sans SC" w:eastAsia="Noto Sans SC"/>
+          <w:rFonts w:ascii="Arial Unicode MS" w:hAnsi="Arial Unicode MS" w:eastAsia="Arial Unicode MS"/>
         </w:rPr>
         <w:t>4.1 分层规则</w:t>
       </w:r>
@@ -2406,7 +2406,7 @@
       </w:pPr>
       <w:r>
         <w:rPr>
-          <w:rFonts w:ascii="Noto Sans SC" w:hAnsi="Noto Sans SC" w:eastAsia="Noto Sans SC"/>
+          <w:rFonts w:ascii="Arial Unicode MS" w:hAnsi="Arial Unicode MS" w:eastAsia="Arial Unicode MS"/>
         </w:rPr>
         <w:t>API 层：解析参数、挂载 Depends、返回 DTO；不直接修改多张业务表。</w:t>
       </w:r>
@@ -2417,7 +2417,7 @@
       </w:pPr>
       <w:r>
         <w:rPr>
-          <w:rFonts w:ascii="Noto Sans SC" w:hAnsi="Noto Sans SC" w:eastAsia="Noto Sans SC"/>
+          <w:rFonts w:ascii="Arial Unicode MS" w:hAnsi="Arial Unicode MS" w:eastAsia="Arial Unicode MS"/>
         </w:rPr>
         <w:t>Service 层：状态机、事务、跨表更新、审计、通知事件。</w:t>
       </w:r>
@@ -2428,7 +2428,7 @@
       </w:pPr>
       <w:r>
         <w:rPr>
-          <w:rFonts w:ascii="Noto Sans SC" w:hAnsi="Noto Sans SC" w:eastAsia="Noto Sans SC"/>
+          <w:rFonts w:ascii="Arial Unicode MS" w:hAnsi="Arial Unicode MS" w:eastAsia="Arial Unicode MS"/>
         </w:rPr>
         <w:t>Repository 层：查询、分页、数据范围过滤、revision 条件更新。</w:t>
       </w:r>
@@ -2439,7 +2439,7 @@
       </w:pPr>
       <w:r>
         <w:rPr>
-          <w:rFonts w:ascii="Noto Sans SC" w:hAnsi="Noto Sans SC" w:eastAsia="Noto Sans SC"/>
+          <w:rFonts w:ascii="Arial Unicode MS" w:hAnsi="Arial Unicode MS" w:eastAsia="Arial Unicode MS"/>
         </w:rPr>
         <w:t>Model 层：数据库实体；Schema 层：请求/响应模型。</w:t>
       </w:r>
@@ -2450,7 +2450,7 @@
       </w:pPr>
       <w:r>
         <w:rPr>
-          <w:rFonts w:ascii="Noto Sans SC" w:hAnsi="Noto Sans SC" w:eastAsia="Noto Sans SC"/>
+          <w:rFonts w:ascii="Arial Unicode MS" w:hAnsi="Arial Unicode MS" w:eastAsia="Arial Unicode MS"/>
         </w:rPr>
         <w:t>所有核心写操作都必须通过 Service，不允许在路由中绕过状态机。</w:t>
       </w:r>
@@ -2461,7 +2461,7 @@
       </w:pPr>
       <w:r>
         <w:rPr>
-          <w:rFonts w:ascii="Noto Sans SC" w:hAnsi="Noto Sans SC" w:eastAsia="Noto Sans SC"/>
+          <w:rFonts w:ascii="Arial Unicode MS" w:hAnsi="Arial Unicode MS" w:eastAsia="Arial Unicode MS"/>
         </w:rPr>
         <w:t>4.2 Python / FastAPI 版本基线</w:t>
       </w:r>
@@ -2487,12 +2487,12 @@
           <w:p>
             <w:r>
               <w:rPr>
-                <w:rFonts w:ascii="Noto Sans SC" w:hAnsi="Noto Sans SC" w:eastAsia="Noto Sans SC"/>
-              </w:rPr>
-            </w:r>
-            <w:r>
-              <w:rPr>
-                <w:rFonts w:ascii="Noto Sans SC" w:hAnsi="Noto Sans SC" w:eastAsia="Noto Sans SC"/>
+                <w:rFonts w:ascii="Arial Unicode MS" w:hAnsi="Arial Unicode MS" w:eastAsia="Arial Unicode MS"/>
+              </w:rPr>
+            </w:r>
+            <w:r>
+              <w:rPr>
+                <w:rFonts w:ascii="Arial Unicode MS" w:hAnsi="Arial Unicode MS" w:eastAsia="Arial Unicode MS"/>
                 <w:b/>
                 <w:color w:val="184775"/>
                 <w:sz w:val="18"/>
@@ -2510,12 +2510,12 @@
           <w:p>
             <w:r>
               <w:rPr>
-                <w:rFonts w:ascii="Noto Sans SC" w:hAnsi="Noto Sans SC" w:eastAsia="Noto Sans SC"/>
-              </w:rPr>
-            </w:r>
-            <w:r>
-              <w:rPr>
-                <w:rFonts w:ascii="Noto Sans SC" w:hAnsi="Noto Sans SC" w:eastAsia="Noto Sans SC"/>
+                <w:rFonts w:ascii="Arial Unicode MS" w:hAnsi="Arial Unicode MS" w:eastAsia="Arial Unicode MS"/>
+              </w:rPr>
+            </w:r>
+            <w:r>
+              <w:rPr>
+                <w:rFonts w:ascii="Arial Unicode MS" w:hAnsi="Arial Unicode MS" w:eastAsia="Arial Unicode MS"/>
                 <w:b/>
                 <w:color w:val="184775"/>
                 <w:sz w:val="18"/>
@@ -2534,12 +2534,12 @@
           <w:p>
             <w:r>
               <w:rPr>
-                <w:rFonts w:ascii="Noto Sans SC" w:hAnsi="Noto Sans SC" w:eastAsia="Noto Sans SC"/>
-              </w:rPr>
-            </w:r>
-            <w:r>
-              <w:rPr>
-                <w:rFonts w:ascii="Noto Sans SC" w:hAnsi="Noto Sans SC" w:eastAsia="Noto Sans SC"/>
+                <w:rFonts w:ascii="Arial Unicode MS" w:hAnsi="Arial Unicode MS" w:eastAsia="Arial Unicode MS"/>
+              </w:rPr>
+            </w:r>
+            <w:r>
+              <w:rPr>
+                <w:rFonts w:ascii="Arial Unicode MS" w:hAnsi="Arial Unicode MS" w:eastAsia="Arial Unicode MS"/>
                 <w:b w:val="0"/>
                 <w:sz w:val="17"/>
               </w:rPr>
@@ -2555,12 +2555,12 @@
           <w:p>
             <w:r>
               <w:rPr>
-                <w:rFonts w:ascii="Noto Sans SC" w:hAnsi="Noto Sans SC" w:eastAsia="Noto Sans SC"/>
-              </w:rPr>
-            </w:r>
-            <w:r>
-              <w:rPr>
-                <w:rFonts w:ascii="Noto Sans SC" w:hAnsi="Noto Sans SC" w:eastAsia="Noto Sans SC"/>
+                <w:rFonts w:ascii="Arial Unicode MS" w:hAnsi="Arial Unicode MS" w:eastAsia="Arial Unicode MS"/>
+              </w:rPr>
+            </w:r>
+            <w:r>
+              <w:rPr>
+                <w:rFonts w:ascii="Arial Unicode MS" w:hAnsi="Arial Unicode MS" w:eastAsia="Arial Unicode MS"/>
                 <w:b w:val="0"/>
                 <w:sz w:val="17"/>
               </w:rPr>
@@ -2578,12 +2578,12 @@
           <w:p>
             <w:r>
               <w:rPr>
-                <w:rFonts w:ascii="Noto Sans SC" w:hAnsi="Noto Sans SC" w:eastAsia="Noto Sans SC"/>
-              </w:rPr>
-            </w:r>
-            <w:r>
-              <w:rPr>
-                <w:rFonts w:ascii="Noto Sans SC" w:hAnsi="Noto Sans SC" w:eastAsia="Noto Sans SC"/>
+                <w:rFonts w:ascii="Arial Unicode MS" w:hAnsi="Arial Unicode MS" w:eastAsia="Arial Unicode MS"/>
+              </w:rPr>
+            </w:r>
+            <w:r>
+              <w:rPr>
+                <w:rFonts w:ascii="Arial Unicode MS" w:hAnsi="Arial Unicode MS" w:eastAsia="Arial Unicode MS"/>
                 <w:b w:val="0"/>
                 <w:sz w:val="17"/>
               </w:rPr>
@@ -2599,12 +2599,12 @@
           <w:p>
             <w:r>
               <w:rPr>
-                <w:rFonts w:ascii="Noto Sans SC" w:hAnsi="Noto Sans SC" w:eastAsia="Noto Sans SC"/>
-              </w:rPr>
-            </w:r>
-            <w:r>
-              <w:rPr>
-                <w:rFonts w:ascii="Noto Sans SC" w:hAnsi="Noto Sans SC" w:eastAsia="Noto Sans SC"/>
+                <w:rFonts w:ascii="Arial Unicode MS" w:hAnsi="Arial Unicode MS" w:eastAsia="Arial Unicode MS"/>
+              </w:rPr>
+            </w:r>
+            <w:r>
+              <w:rPr>
+                <w:rFonts w:ascii="Arial Unicode MS" w:hAnsi="Arial Unicode MS" w:eastAsia="Arial Unicode MS"/>
                 <w:b w:val="0"/>
                 <w:sz w:val="17"/>
               </w:rPr>
@@ -2622,12 +2622,12 @@
           <w:p>
             <w:r>
               <w:rPr>
-                <w:rFonts w:ascii="Noto Sans SC" w:hAnsi="Noto Sans SC" w:eastAsia="Noto Sans SC"/>
-              </w:rPr>
-            </w:r>
-            <w:r>
-              <w:rPr>
-                <w:rFonts w:ascii="Noto Sans SC" w:hAnsi="Noto Sans SC" w:eastAsia="Noto Sans SC"/>
+                <w:rFonts w:ascii="Arial Unicode MS" w:hAnsi="Arial Unicode MS" w:eastAsia="Arial Unicode MS"/>
+              </w:rPr>
+            </w:r>
+            <w:r>
+              <w:rPr>
+                <w:rFonts w:ascii="Arial Unicode MS" w:hAnsi="Arial Unicode MS" w:eastAsia="Arial Unicode MS"/>
                 <w:b w:val="0"/>
                 <w:sz w:val="17"/>
               </w:rPr>
@@ -2643,12 +2643,12 @@
           <w:p>
             <w:r>
               <w:rPr>
-                <w:rFonts w:ascii="Noto Sans SC" w:hAnsi="Noto Sans SC" w:eastAsia="Noto Sans SC"/>
-              </w:rPr>
-            </w:r>
-            <w:r>
-              <w:rPr>
-                <w:rFonts w:ascii="Noto Sans SC" w:hAnsi="Noto Sans SC" w:eastAsia="Noto Sans SC"/>
+                <w:rFonts w:ascii="Arial Unicode MS" w:hAnsi="Arial Unicode MS" w:eastAsia="Arial Unicode MS"/>
+              </w:rPr>
+            </w:r>
+            <w:r>
+              <w:rPr>
+                <w:rFonts w:ascii="Arial Unicode MS" w:hAnsi="Arial Unicode MS" w:eastAsia="Arial Unicode MS"/>
                 <w:b w:val="0"/>
                 <w:sz w:val="17"/>
               </w:rPr>
@@ -2666,12 +2666,12 @@
           <w:p>
             <w:r>
               <w:rPr>
-                <w:rFonts w:ascii="Noto Sans SC" w:hAnsi="Noto Sans SC" w:eastAsia="Noto Sans SC"/>
-              </w:rPr>
-            </w:r>
-            <w:r>
-              <w:rPr>
-                <w:rFonts w:ascii="Noto Sans SC" w:hAnsi="Noto Sans SC" w:eastAsia="Noto Sans SC"/>
+                <w:rFonts w:ascii="Arial Unicode MS" w:hAnsi="Arial Unicode MS" w:eastAsia="Arial Unicode MS"/>
+              </w:rPr>
+            </w:r>
+            <w:r>
+              <w:rPr>
+                <w:rFonts w:ascii="Arial Unicode MS" w:hAnsi="Arial Unicode MS" w:eastAsia="Arial Unicode MS"/>
                 <w:b w:val="0"/>
                 <w:sz w:val="17"/>
               </w:rPr>
@@ -2687,12 +2687,12 @@
           <w:p>
             <w:r>
               <w:rPr>
-                <w:rFonts w:ascii="Noto Sans SC" w:hAnsi="Noto Sans SC" w:eastAsia="Noto Sans SC"/>
-              </w:rPr>
-            </w:r>
-            <w:r>
-              <w:rPr>
-                <w:rFonts w:ascii="Noto Sans SC" w:hAnsi="Noto Sans SC" w:eastAsia="Noto Sans SC"/>
+                <w:rFonts w:ascii="Arial Unicode MS" w:hAnsi="Arial Unicode MS" w:eastAsia="Arial Unicode MS"/>
+              </w:rPr>
+            </w:r>
+            <w:r>
+              <w:rPr>
+                <w:rFonts w:ascii="Arial Unicode MS" w:hAnsi="Arial Unicode MS" w:eastAsia="Arial Unicode MS"/>
                 <w:b w:val="0"/>
                 <w:sz w:val="17"/>
               </w:rPr>
@@ -2710,12 +2710,12 @@
           <w:p>
             <w:r>
               <w:rPr>
-                <w:rFonts w:ascii="Noto Sans SC" w:hAnsi="Noto Sans SC" w:eastAsia="Noto Sans SC"/>
-              </w:rPr>
-            </w:r>
-            <w:r>
-              <w:rPr>
-                <w:rFonts w:ascii="Noto Sans SC" w:hAnsi="Noto Sans SC" w:eastAsia="Noto Sans SC"/>
+                <w:rFonts w:ascii="Arial Unicode MS" w:hAnsi="Arial Unicode MS" w:eastAsia="Arial Unicode MS"/>
+              </w:rPr>
+            </w:r>
+            <w:r>
+              <w:rPr>
+                <w:rFonts w:ascii="Arial Unicode MS" w:hAnsi="Arial Unicode MS" w:eastAsia="Arial Unicode MS"/>
                 <w:b w:val="0"/>
                 <w:sz w:val="17"/>
               </w:rPr>
@@ -2731,12 +2731,12 @@
           <w:p>
             <w:r>
               <w:rPr>
-                <w:rFonts w:ascii="Noto Sans SC" w:hAnsi="Noto Sans SC" w:eastAsia="Noto Sans SC"/>
-              </w:rPr>
-            </w:r>
-            <w:r>
-              <w:rPr>
-                <w:rFonts w:ascii="Noto Sans SC" w:hAnsi="Noto Sans SC" w:eastAsia="Noto Sans SC"/>
+                <w:rFonts w:ascii="Arial Unicode MS" w:hAnsi="Arial Unicode MS" w:eastAsia="Arial Unicode MS"/>
+              </w:rPr>
+            </w:r>
+            <w:r>
+              <w:rPr>
+                <w:rFonts w:ascii="Arial Unicode MS" w:hAnsi="Arial Unicode MS" w:eastAsia="Arial Unicode MS"/>
                 <w:b w:val="0"/>
                 <w:sz w:val="17"/>
               </w:rPr>
@@ -2754,12 +2754,12 @@
           <w:p>
             <w:r>
               <w:rPr>
-                <w:rFonts w:ascii="Noto Sans SC" w:hAnsi="Noto Sans SC" w:eastAsia="Noto Sans SC"/>
-              </w:rPr>
-            </w:r>
-            <w:r>
-              <w:rPr>
-                <w:rFonts w:ascii="Noto Sans SC" w:hAnsi="Noto Sans SC" w:eastAsia="Noto Sans SC"/>
+                <w:rFonts w:ascii="Arial Unicode MS" w:hAnsi="Arial Unicode MS" w:eastAsia="Arial Unicode MS"/>
+              </w:rPr>
+            </w:r>
+            <w:r>
+              <w:rPr>
+                <w:rFonts w:ascii="Arial Unicode MS" w:hAnsi="Arial Unicode MS" w:eastAsia="Arial Unicode MS"/>
                 <w:b w:val="0"/>
                 <w:sz w:val="17"/>
               </w:rPr>
@@ -2775,12 +2775,12 @@
           <w:p>
             <w:r>
               <w:rPr>
-                <w:rFonts w:ascii="Noto Sans SC" w:hAnsi="Noto Sans SC" w:eastAsia="Noto Sans SC"/>
-              </w:rPr>
-            </w:r>
-            <w:r>
-              <w:rPr>
-                <w:rFonts w:ascii="Noto Sans SC" w:hAnsi="Noto Sans SC" w:eastAsia="Noto Sans SC"/>
+                <w:rFonts w:ascii="Arial Unicode MS" w:hAnsi="Arial Unicode MS" w:eastAsia="Arial Unicode MS"/>
+              </w:rPr>
+            </w:r>
+            <w:r>
+              <w:rPr>
+                <w:rFonts w:ascii="Arial Unicode MS" w:hAnsi="Arial Unicode MS" w:eastAsia="Arial Unicode MS"/>
                 <w:b w:val="0"/>
                 <w:sz w:val="17"/>
               </w:rPr>
@@ -2798,12 +2798,12 @@
           <w:p>
             <w:r>
               <w:rPr>
-                <w:rFonts w:ascii="Noto Sans SC" w:hAnsi="Noto Sans SC" w:eastAsia="Noto Sans SC"/>
-              </w:rPr>
-            </w:r>
-            <w:r>
-              <w:rPr>
-                <w:rFonts w:ascii="Noto Sans SC" w:hAnsi="Noto Sans SC" w:eastAsia="Noto Sans SC"/>
+                <w:rFonts w:ascii="Arial Unicode MS" w:hAnsi="Arial Unicode MS" w:eastAsia="Arial Unicode MS"/>
+              </w:rPr>
+            </w:r>
+            <w:r>
+              <w:rPr>
+                <w:rFonts w:ascii="Arial Unicode MS" w:hAnsi="Arial Unicode MS" w:eastAsia="Arial Unicode MS"/>
                 <w:b w:val="0"/>
                 <w:sz w:val="17"/>
               </w:rPr>
@@ -2819,12 +2819,12 @@
           <w:p>
             <w:r>
               <w:rPr>
-                <w:rFonts w:ascii="Noto Sans SC" w:hAnsi="Noto Sans SC" w:eastAsia="Noto Sans SC"/>
-              </w:rPr>
-            </w:r>
-            <w:r>
-              <w:rPr>
-                <w:rFonts w:ascii="Noto Sans SC" w:hAnsi="Noto Sans SC" w:eastAsia="Noto Sans SC"/>
+                <w:rFonts w:ascii="Arial Unicode MS" w:hAnsi="Arial Unicode MS" w:eastAsia="Arial Unicode MS"/>
+              </w:rPr>
+            </w:r>
+            <w:r>
+              <w:rPr>
+                <w:rFonts w:ascii="Arial Unicode MS" w:hAnsi="Arial Unicode MS" w:eastAsia="Arial Unicode MS"/>
                 <w:b w:val="0"/>
                 <w:sz w:val="17"/>
               </w:rPr>
@@ -2842,12 +2842,12 @@
           <w:p>
             <w:r>
               <w:rPr>
-                <w:rFonts w:ascii="Noto Sans SC" w:hAnsi="Noto Sans SC" w:eastAsia="Noto Sans SC"/>
-              </w:rPr>
-            </w:r>
-            <w:r>
-              <w:rPr>
-                <w:rFonts w:ascii="Noto Sans SC" w:hAnsi="Noto Sans SC" w:eastAsia="Noto Sans SC"/>
+                <w:rFonts w:ascii="Arial Unicode MS" w:hAnsi="Arial Unicode MS" w:eastAsia="Arial Unicode MS"/>
+              </w:rPr>
+            </w:r>
+            <w:r>
+              <w:rPr>
+                <w:rFonts w:ascii="Arial Unicode MS" w:hAnsi="Arial Unicode MS" w:eastAsia="Arial Unicode MS"/>
                 <w:b w:val="0"/>
                 <w:sz w:val="17"/>
               </w:rPr>
@@ -2863,12 +2863,12 @@
           <w:p>
             <w:r>
               <w:rPr>
-                <w:rFonts w:ascii="Noto Sans SC" w:hAnsi="Noto Sans SC" w:eastAsia="Noto Sans SC"/>
-              </w:rPr>
-            </w:r>
-            <w:r>
-              <w:rPr>
-                <w:rFonts w:ascii="Noto Sans SC" w:hAnsi="Noto Sans SC" w:eastAsia="Noto Sans SC"/>
+                <w:rFonts w:ascii="Arial Unicode MS" w:hAnsi="Arial Unicode MS" w:eastAsia="Arial Unicode MS"/>
+              </w:rPr>
+            </w:r>
+            <w:r>
+              <w:rPr>
+                <w:rFonts w:ascii="Arial Unicode MS" w:hAnsi="Arial Unicode MS" w:eastAsia="Arial Unicode MS"/>
                 <w:b w:val="0"/>
                 <w:sz w:val="17"/>
               </w:rPr>
@@ -2886,12 +2886,12 @@
           <w:p>
             <w:r>
               <w:rPr>
-                <w:rFonts w:ascii="Noto Sans SC" w:hAnsi="Noto Sans SC" w:eastAsia="Noto Sans SC"/>
-              </w:rPr>
-            </w:r>
-            <w:r>
-              <w:rPr>
-                <w:rFonts w:ascii="Noto Sans SC" w:hAnsi="Noto Sans SC" w:eastAsia="Noto Sans SC"/>
+                <w:rFonts w:ascii="Arial Unicode MS" w:hAnsi="Arial Unicode MS" w:eastAsia="Arial Unicode MS"/>
+              </w:rPr>
+            </w:r>
+            <w:r>
+              <w:rPr>
+                <w:rFonts w:ascii="Arial Unicode MS" w:hAnsi="Arial Unicode MS" w:eastAsia="Arial Unicode MS"/>
                 <w:b w:val="0"/>
                 <w:sz w:val="17"/>
               </w:rPr>
@@ -2907,12 +2907,12 @@
           <w:p>
             <w:r>
               <w:rPr>
-                <w:rFonts w:ascii="Noto Sans SC" w:hAnsi="Noto Sans SC" w:eastAsia="Noto Sans SC"/>
-              </w:rPr>
-            </w:r>
-            <w:r>
-              <w:rPr>
-                <w:rFonts w:ascii="Noto Sans SC" w:hAnsi="Noto Sans SC" w:eastAsia="Noto Sans SC"/>
+                <w:rFonts w:ascii="Arial Unicode MS" w:hAnsi="Arial Unicode MS" w:eastAsia="Arial Unicode MS"/>
+              </w:rPr>
+            </w:r>
+            <w:r>
+              <w:rPr>
+                <w:rFonts w:ascii="Arial Unicode MS" w:hAnsi="Arial Unicode MS" w:eastAsia="Arial Unicode MS"/>
                 <w:b w:val="0"/>
                 <w:sz w:val="17"/>
               </w:rPr>
@@ -2930,12 +2930,12 @@
           <w:p>
             <w:r>
               <w:rPr>
-                <w:rFonts w:ascii="Noto Sans SC" w:hAnsi="Noto Sans SC" w:eastAsia="Noto Sans SC"/>
-              </w:rPr>
-            </w:r>
-            <w:r>
-              <w:rPr>
-                <w:rFonts w:ascii="Noto Sans SC" w:hAnsi="Noto Sans SC" w:eastAsia="Noto Sans SC"/>
+                <w:rFonts w:ascii="Arial Unicode MS" w:hAnsi="Arial Unicode MS" w:eastAsia="Arial Unicode MS"/>
+              </w:rPr>
+            </w:r>
+            <w:r>
+              <w:rPr>
+                <w:rFonts w:ascii="Arial Unicode MS" w:hAnsi="Arial Unicode MS" w:eastAsia="Arial Unicode MS"/>
                 <w:b w:val="0"/>
                 <w:sz w:val="17"/>
               </w:rPr>
@@ -2951,12 +2951,12 @@
           <w:p>
             <w:r>
               <w:rPr>
-                <w:rFonts w:ascii="Noto Sans SC" w:hAnsi="Noto Sans SC" w:eastAsia="Noto Sans SC"/>
-              </w:rPr>
-            </w:r>
-            <w:r>
-              <w:rPr>
-                <w:rFonts w:ascii="Noto Sans SC" w:hAnsi="Noto Sans SC" w:eastAsia="Noto Sans SC"/>
+                <w:rFonts w:ascii="Arial Unicode MS" w:hAnsi="Arial Unicode MS" w:eastAsia="Arial Unicode MS"/>
+              </w:rPr>
+            </w:r>
+            <w:r>
+              <w:rPr>
+                <w:rFonts w:ascii="Arial Unicode MS" w:hAnsi="Arial Unicode MS" w:eastAsia="Arial Unicode MS"/>
                 <w:b w:val="0"/>
                 <w:sz w:val="17"/>
               </w:rPr>
@@ -2973,7 +2973,7 @@
       </w:pPr>
       <w:r>
         <w:rPr>
-          <w:rFonts w:ascii="Noto Sans SC" w:hAnsi="Noto Sans SC" w:eastAsia="Noto Sans SC"/>
+          <w:rFonts w:ascii="Arial Unicode MS" w:hAnsi="Arial Unicode MS" w:eastAsia="Arial Unicode MS"/>
         </w:rPr>
         <w:t>4.3 关键后端实现已经进入骨架</w:t>
       </w:r>
@@ -2984,7 +2984,7 @@
       </w:pPr>
       <w:r>
         <w:rPr>
-          <w:rFonts w:ascii="Noto Sans SC" w:hAnsi="Noto Sans SC" w:eastAsia="Noto Sans SC"/>
+          <w:rFonts w:ascii="Arial Unicode MS" w:hAnsi="Arial Unicode MS" w:eastAsia="Arial Unicode MS"/>
         </w:rPr>
         <w:t>AuthService：用户名密码认证、Access/Refresh Token。</w:t>
       </w:r>
@@ -2995,7 +2995,7 @@
       </w:pPr>
       <w:r>
         <w:rPr>
-          <w:rFonts w:ascii="Noto Sans SC" w:hAnsi="Noto Sans SC" w:eastAsia="Noto Sans SC"/>
+          <w:rFonts w:ascii="Arial Unicode MS" w:hAnsi="Arial Unicode MS" w:eastAsia="Arial Unicode MS"/>
         </w:rPr>
         <w:t>FeedbackService：提交、revision 编辑、反馈转正式需求事务。</w:t>
       </w:r>
@@ -3006,7 +3006,7 @@
       </w:pPr>
       <w:r>
         <w:rPr>
-          <w:rFonts w:ascii="Noto Sans SC" w:hAnsi="Noto Sans SC" w:eastAsia="Noto Sans SC"/>
+          <w:rFonts w:ascii="Arial Unicode MS" w:hAnsi="Arial Unicode MS" w:eastAsia="Arial Unicode MS"/>
         </w:rPr>
         <w:t>RequirementService：直接创建、编辑、状态机、跨版本迁移。</w:t>
       </w:r>
@@ -3017,7 +3017,7 @@
       </w:pPr>
       <w:r>
         <w:rPr>
-          <w:rFonts w:ascii="Noto Sans SC" w:hAnsi="Noto Sans SC" w:eastAsia="Noto Sans SC"/>
+          <w:rFonts w:ascii="Arial Unicode MS" w:hAnsi="Arial Unicode MS" w:eastAsia="Arial Unicode MS"/>
         </w:rPr>
         <w:t>VersionService：版本创建/状态流转/发布事务，发布后同步需求与反馈上线。</w:t>
       </w:r>
@@ -3028,7 +3028,7 @@
       </w:pPr>
       <w:r>
         <w:rPr>
-          <w:rFonts w:ascii="Noto Sans SC" w:hAnsi="Noto Sans SC" w:eastAsia="Noto Sans SC"/>
+          <w:rFonts w:ascii="Arial Unicode MS" w:hAnsi="Arial Unicode MS" w:eastAsia="Arial Unicode MS"/>
         </w:rPr>
         <w:t>EditingService：Redis 维护“正在编辑”提示，不做强排他锁。</w:t>
       </w:r>
@@ -3039,7 +3039,7 @@
       </w:pPr>
       <w:r>
         <w:rPr>
-          <w:rFonts w:ascii="Noto Sans SC" w:hAnsi="Noto Sans SC" w:eastAsia="Noto Sans SC"/>
+          <w:rFonts w:ascii="Arial Unicode MS" w:hAnsi="Arial Unicode MS" w:eastAsia="Arial Unicode MS"/>
         </w:rPr>
         <w:t>AuditService：关键实体变化写 OperationLog。</w:t>
       </w:r>
@@ -3050,7 +3050,7 @@
       </w:pPr>
       <w:r>
         <w:rPr>
-          <w:rFonts w:ascii="Noto Sans SC" w:hAnsi="Noto Sans SC" w:eastAsia="Noto Sans SC"/>
+          <w:rFonts w:ascii="Arial Unicode MS" w:hAnsi="Arial Unicode MS" w:eastAsia="Arial Unicode MS"/>
         </w:rPr>
         <w:t>5. 数据库与 Alembic 迁移基线</w:t>
       </w:r>
@@ -3058,7 +3058,7 @@
     <w:p>
       <w:r>
         <w:rPr>
-          <w:rFonts w:ascii="Noto Sans SC" w:hAnsi="Noto Sans SC" w:eastAsia="Noto Sans SC"/>
+          <w:rFonts w:ascii="Arial Unicode MS" w:hAnsi="Arial Unicode MS" w:eastAsia="Arial Unicode MS"/>
         </w:rPr>
         <w:t>核心数据采用 PostgreSQL。V1.5 项目骨架已包含 Alembic 初始化 migration，后续任何表结构变化必须新增 migration，不允许直接在线上手改表结构。</w:t>
       </w:r>
@@ -3085,12 +3085,12 @@
           <w:p>
             <w:r>
               <w:rPr>
-                <w:rFonts w:ascii="Noto Sans SC" w:hAnsi="Noto Sans SC" w:eastAsia="Noto Sans SC"/>
-              </w:rPr>
-            </w:r>
-            <w:r>
-              <w:rPr>
-                <w:rFonts w:ascii="Noto Sans SC" w:hAnsi="Noto Sans SC" w:eastAsia="Noto Sans SC"/>
+                <w:rFonts w:ascii="Arial Unicode MS" w:hAnsi="Arial Unicode MS" w:eastAsia="Arial Unicode MS"/>
+              </w:rPr>
+            </w:r>
+            <w:r>
+              <w:rPr>
+                <w:rFonts w:ascii="Arial Unicode MS" w:hAnsi="Arial Unicode MS" w:eastAsia="Arial Unicode MS"/>
                 <w:b/>
                 <w:color w:val="184775"/>
                 <w:sz w:val="18"/>
@@ -3108,12 +3108,12 @@
           <w:p>
             <w:r>
               <w:rPr>
-                <w:rFonts w:ascii="Noto Sans SC" w:hAnsi="Noto Sans SC" w:eastAsia="Noto Sans SC"/>
-              </w:rPr>
-            </w:r>
-            <w:r>
-              <w:rPr>
-                <w:rFonts w:ascii="Noto Sans SC" w:hAnsi="Noto Sans SC" w:eastAsia="Noto Sans SC"/>
+                <w:rFonts w:ascii="Arial Unicode MS" w:hAnsi="Arial Unicode MS" w:eastAsia="Arial Unicode MS"/>
+              </w:rPr>
+            </w:r>
+            <w:r>
+              <w:rPr>
+                <w:rFonts w:ascii="Arial Unicode MS" w:hAnsi="Arial Unicode MS" w:eastAsia="Arial Unicode MS"/>
                 <w:b/>
                 <w:color w:val="184775"/>
                 <w:sz w:val="18"/>
@@ -3131,12 +3131,12 @@
           <w:p>
             <w:r>
               <w:rPr>
-                <w:rFonts w:ascii="Noto Sans SC" w:hAnsi="Noto Sans SC" w:eastAsia="Noto Sans SC"/>
-              </w:rPr>
-            </w:r>
-            <w:r>
-              <w:rPr>
-                <w:rFonts w:ascii="Noto Sans SC" w:hAnsi="Noto Sans SC" w:eastAsia="Noto Sans SC"/>
+                <w:rFonts w:ascii="Arial Unicode MS" w:hAnsi="Arial Unicode MS" w:eastAsia="Arial Unicode MS"/>
+              </w:rPr>
+            </w:r>
+            <w:r>
+              <w:rPr>
+                <w:rFonts w:ascii="Arial Unicode MS" w:hAnsi="Arial Unicode MS" w:eastAsia="Arial Unicode MS"/>
                 <w:b/>
                 <w:color w:val="184775"/>
                 <w:sz w:val="18"/>
@@ -3155,12 +3155,12 @@
           <w:p>
             <w:r>
               <w:rPr>
-                <w:rFonts w:ascii="Noto Sans SC" w:hAnsi="Noto Sans SC" w:eastAsia="Noto Sans SC"/>
-              </w:rPr>
-            </w:r>
-            <w:r>
-              <w:rPr>
-                <w:rFonts w:ascii="Noto Sans SC" w:hAnsi="Noto Sans SC" w:eastAsia="Noto Sans SC"/>
+                <w:rFonts w:ascii="Arial Unicode MS" w:hAnsi="Arial Unicode MS" w:eastAsia="Arial Unicode MS"/>
+              </w:rPr>
+            </w:r>
+            <w:r>
+              <w:rPr>
+                <w:rFonts w:ascii="Arial Unicode MS" w:hAnsi="Arial Unicode MS" w:eastAsia="Arial Unicode MS"/>
                 <w:b w:val="0"/>
                 <w:sz w:val="17"/>
               </w:rPr>
@@ -3176,12 +3176,12 @@
           <w:p>
             <w:r>
               <w:rPr>
-                <w:rFonts w:ascii="Noto Sans SC" w:hAnsi="Noto Sans SC" w:eastAsia="Noto Sans SC"/>
-              </w:rPr>
-            </w:r>
-            <w:r>
-              <w:rPr>
-                <w:rFonts w:ascii="Noto Sans SC" w:hAnsi="Noto Sans SC" w:eastAsia="Noto Sans SC"/>
+                <w:rFonts w:ascii="Arial Unicode MS" w:hAnsi="Arial Unicode MS" w:eastAsia="Arial Unicode MS"/>
+              </w:rPr>
+            </w:r>
+            <w:r>
+              <w:rPr>
+                <w:rFonts w:ascii="Arial Unicode MS" w:hAnsi="Arial Unicode MS" w:eastAsia="Arial Unicode MS"/>
                 <w:b w:val="0"/>
                 <w:sz w:val="17"/>
               </w:rPr>
@@ -3197,12 +3197,12 @@
           <w:p>
             <w:r>
               <w:rPr>
-                <w:rFonts w:ascii="Noto Sans SC" w:hAnsi="Noto Sans SC" w:eastAsia="Noto Sans SC"/>
-              </w:rPr>
-            </w:r>
-            <w:r>
-              <w:rPr>
-                <w:rFonts w:ascii="Noto Sans SC" w:hAnsi="Noto Sans SC" w:eastAsia="Noto Sans SC"/>
+                <w:rFonts w:ascii="Arial Unicode MS" w:hAnsi="Arial Unicode MS" w:eastAsia="Arial Unicode MS"/>
+              </w:rPr>
+            </w:r>
+            <w:r>
+              <w:rPr>
+                <w:rFonts w:ascii="Arial Unicode MS" w:hAnsi="Arial Unicode MS" w:eastAsia="Arial Unicode MS"/>
                 <w:b w:val="0"/>
                 <w:sz w:val="17"/>
               </w:rPr>
@@ -3220,12 +3220,12 @@
           <w:p>
             <w:r>
               <w:rPr>
-                <w:rFonts w:ascii="Noto Sans SC" w:hAnsi="Noto Sans SC" w:eastAsia="Noto Sans SC"/>
-              </w:rPr>
-            </w:r>
-            <w:r>
-              <w:rPr>
-                <w:rFonts w:ascii="Noto Sans SC" w:hAnsi="Noto Sans SC" w:eastAsia="Noto Sans SC"/>
+                <w:rFonts w:ascii="Arial Unicode MS" w:hAnsi="Arial Unicode MS" w:eastAsia="Arial Unicode MS"/>
+              </w:rPr>
+            </w:r>
+            <w:r>
+              <w:rPr>
+                <w:rFonts w:ascii="Arial Unicode MS" w:hAnsi="Arial Unicode MS" w:eastAsia="Arial Unicode MS"/>
                 <w:b w:val="0"/>
                 <w:sz w:val="17"/>
               </w:rPr>
@@ -3241,12 +3241,12 @@
           <w:p>
             <w:r>
               <w:rPr>
-                <w:rFonts w:ascii="Noto Sans SC" w:hAnsi="Noto Sans SC" w:eastAsia="Noto Sans SC"/>
-              </w:rPr>
-            </w:r>
-            <w:r>
-              <w:rPr>
-                <w:rFonts w:ascii="Noto Sans SC" w:hAnsi="Noto Sans SC" w:eastAsia="Noto Sans SC"/>
+                <w:rFonts w:ascii="Arial Unicode MS" w:hAnsi="Arial Unicode MS" w:eastAsia="Arial Unicode MS"/>
+              </w:rPr>
+            </w:r>
+            <w:r>
+              <w:rPr>
+                <w:rFonts w:ascii="Arial Unicode MS" w:hAnsi="Arial Unicode MS" w:eastAsia="Arial Unicode MS"/>
                 <w:b w:val="0"/>
                 <w:sz w:val="17"/>
               </w:rPr>
@@ -3262,12 +3262,12 @@
           <w:p>
             <w:r>
               <w:rPr>
-                <w:rFonts w:ascii="Noto Sans SC" w:hAnsi="Noto Sans SC" w:eastAsia="Noto Sans SC"/>
-              </w:rPr>
-            </w:r>
-            <w:r>
-              <w:rPr>
-                <w:rFonts w:ascii="Noto Sans SC" w:hAnsi="Noto Sans SC" w:eastAsia="Noto Sans SC"/>
+                <w:rFonts w:ascii="Arial Unicode MS" w:hAnsi="Arial Unicode MS" w:eastAsia="Arial Unicode MS"/>
+              </w:rPr>
+            </w:r>
+            <w:r>
+              <w:rPr>
+                <w:rFonts w:ascii="Arial Unicode MS" w:hAnsi="Arial Unicode MS" w:eastAsia="Arial Unicode MS"/>
                 <w:b w:val="0"/>
                 <w:sz w:val="17"/>
               </w:rPr>
@@ -3285,12 +3285,12 @@
           <w:p>
             <w:r>
               <w:rPr>
-                <w:rFonts w:ascii="Noto Sans SC" w:hAnsi="Noto Sans SC" w:eastAsia="Noto Sans SC"/>
-              </w:rPr>
-            </w:r>
-            <w:r>
-              <w:rPr>
-                <w:rFonts w:ascii="Noto Sans SC" w:hAnsi="Noto Sans SC" w:eastAsia="Noto Sans SC"/>
+                <w:rFonts w:ascii="Arial Unicode MS" w:hAnsi="Arial Unicode MS" w:eastAsia="Arial Unicode MS"/>
+              </w:rPr>
+            </w:r>
+            <w:r>
+              <w:rPr>
+                <w:rFonts w:ascii="Arial Unicode MS" w:hAnsi="Arial Unicode MS" w:eastAsia="Arial Unicode MS"/>
                 <w:b w:val="0"/>
                 <w:sz w:val="17"/>
               </w:rPr>
@@ -3306,12 +3306,12 @@
           <w:p>
             <w:r>
               <w:rPr>
-                <w:rFonts w:ascii="Noto Sans SC" w:hAnsi="Noto Sans SC" w:eastAsia="Noto Sans SC"/>
-              </w:rPr>
-            </w:r>
-            <w:r>
-              <w:rPr>
-                <w:rFonts w:ascii="Noto Sans SC" w:hAnsi="Noto Sans SC" w:eastAsia="Noto Sans SC"/>
+                <w:rFonts w:ascii="Arial Unicode MS" w:hAnsi="Arial Unicode MS" w:eastAsia="Arial Unicode MS"/>
+              </w:rPr>
+            </w:r>
+            <w:r>
+              <w:rPr>
+                <w:rFonts w:ascii="Arial Unicode MS" w:hAnsi="Arial Unicode MS" w:eastAsia="Arial Unicode MS"/>
                 <w:b w:val="0"/>
                 <w:sz w:val="17"/>
               </w:rPr>
@@ -3327,12 +3327,12 @@
           <w:p>
             <w:r>
               <w:rPr>
-                <w:rFonts w:ascii="Noto Sans SC" w:hAnsi="Noto Sans SC" w:eastAsia="Noto Sans SC"/>
-              </w:rPr>
-            </w:r>
-            <w:r>
-              <w:rPr>
-                <w:rFonts w:ascii="Noto Sans SC" w:hAnsi="Noto Sans SC" w:eastAsia="Noto Sans SC"/>
+                <w:rFonts w:ascii="Arial Unicode MS" w:hAnsi="Arial Unicode MS" w:eastAsia="Arial Unicode MS"/>
+              </w:rPr>
+            </w:r>
+            <w:r>
+              <w:rPr>
+                <w:rFonts w:ascii="Arial Unicode MS" w:hAnsi="Arial Unicode MS" w:eastAsia="Arial Unicode MS"/>
                 <w:b w:val="0"/>
                 <w:sz w:val="17"/>
               </w:rPr>
@@ -3350,12 +3350,12 @@
           <w:p>
             <w:r>
               <w:rPr>
-                <w:rFonts w:ascii="Noto Sans SC" w:hAnsi="Noto Sans SC" w:eastAsia="Noto Sans SC"/>
-              </w:rPr>
-            </w:r>
-            <w:r>
-              <w:rPr>
-                <w:rFonts w:ascii="Noto Sans SC" w:hAnsi="Noto Sans SC" w:eastAsia="Noto Sans SC"/>
+                <w:rFonts w:ascii="Arial Unicode MS" w:hAnsi="Arial Unicode MS" w:eastAsia="Arial Unicode MS"/>
+              </w:rPr>
+            </w:r>
+            <w:r>
+              <w:rPr>
+                <w:rFonts w:ascii="Arial Unicode MS" w:hAnsi="Arial Unicode MS" w:eastAsia="Arial Unicode MS"/>
                 <w:b w:val="0"/>
                 <w:sz w:val="17"/>
               </w:rPr>
@@ -3371,12 +3371,12 @@
           <w:p>
             <w:r>
               <w:rPr>
-                <w:rFonts w:ascii="Noto Sans SC" w:hAnsi="Noto Sans SC" w:eastAsia="Noto Sans SC"/>
-              </w:rPr>
-            </w:r>
-            <w:r>
-              <w:rPr>
-                <w:rFonts w:ascii="Noto Sans SC" w:hAnsi="Noto Sans SC" w:eastAsia="Noto Sans SC"/>
+                <w:rFonts w:ascii="Arial Unicode MS" w:hAnsi="Arial Unicode MS" w:eastAsia="Arial Unicode MS"/>
+              </w:rPr>
+            </w:r>
+            <w:r>
+              <w:rPr>
+                <w:rFonts w:ascii="Arial Unicode MS" w:hAnsi="Arial Unicode MS" w:eastAsia="Arial Unicode MS"/>
                 <w:b w:val="0"/>
                 <w:sz w:val="17"/>
               </w:rPr>
@@ -3392,12 +3392,12 @@
           <w:p>
             <w:r>
               <w:rPr>
-                <w:rFonts w:ascii="Noto Sans SC" w:hAnsi="Noto Sans SC" w:eastAsia="Noto Sans SC"/>
-              </w:rPr>
-            </w:r>
-            <w:r>
-              <w:rPr>
-                <w:rFonts w:ascii="Noto Sans SC" w:hAnsi="Noto Sans SC" w:eastAsia="Noto Sans SC"/>
+                <w:rFonts w:ascii="Arial Unicode MS" w:hAnsi="Arial Unicode MS" w:eastAsia="Arial Unicode MS"/>
+              </w:rPr>
+            </w:r>
+            <w:r>
+              <w:rPr>
+                <w:rFonts w:ascii="Arial Unicode MS" w:hAnsi="Arial Unicode MS" w:eastAsia="Arial Unicode MS"/>
                 <w:b w:val="0"/>
                 <w:sz w:val="17"/>
               </w:rPr>
@@ -3415,12 +3415,12 @@
           <w:p>
             <w:r>
               <w:rPr>
-                <w:rFonts w:ascii="Noto Sans SC" w:hAnsi="Noto Sans SC" w:eastAsia="Noto Sans SC"/>
-              </w:rPr>
-            </w:r>
-            <w:r>
-              <w:rPr>
-                <w:rFonts w:ascii="Noto Sans SC" w:hAnsi="Noto Sans SC" w:eastAsia="Noto Sans SC"/>
+                <w:rFonts w:ascii="Arial Unicode MS" w:hAnsi="Arial Unicode MS" w:eastAsia="Arial Unicode MS"/>
+              </w:rPr>
+            </w:r>
+            <w:r>
+              <w:rPr>
+                <w:rFonts w:ascii="Arial Unicode MS" w:hAnsi="Arial Unicode MS" w:eastAsia="Arial Unicode MS"/>
                 <w:b w:val="0"/>
                 <w:sz w:val="17"/>
               </w:rPr>
@@ -3436,12 +3436,12 @@
           <w:p>
             <w:r>
               <w:rPr>
-                <w:rFonts w:ascii="Noto Sans SC" w:hAnsi="Noto Sans SC" w:eastAsia="Noto Sans SC"/>
-              </w:rPr>
-            </w:r>
-            <w:r>
-              <w:rPr>
-                <w:rFonts w:ascii="Noto Sans SC" w:hAnsi="Noto Sans SC" w:eastAsia="Noto Sans SC"/>
+                <w:rFonts w:ascii="Arial Unicode MS" w:hAnsi="Arial Unicode MS" w:eastAsia="Arial Unicode MS"/>
+              </w:rPr>
+            </w:r>
+            <w:r>
+              <w:rPr>
+                <w:rFonts w:ascii="Arial Unicode MS" w:hAnsi="Arial Unicode MS" w:eastAsia="Arial Unicode MS"/>
                 <w:b w:val="0"/>
                 <w:sz w:val="17"/>
               </w:rPr>
@@ -3457,12 +3457,12 @@
           <w:p>
             <w:r>
               <w:rPr>
-                <w:rFonts w:ascii="Noto Sans SC" w:hAnsi="Noto Sans SC" w:eastAsia="Noto Sans SC"/>
-              </w:rPr>
-            </w:r>
-            <w:r>
-              <w:rPr>
-                <w:rFonts w:ascii="Noto Sans SC" w:hAnsi="Noto Sans SC" w:eastAsia="Noto Sans SC"/>
+                <w:rFonts w:ascii="Arial Unicode MS" w:hAnsi="Arial Unicode MS" w:eastAsia="Arial Unicode MS"/>
+              </w:rPr>
+            </w:r>
+            <w:r>
+              <w:rPr>
+                <w:rFonts w:ascii="Arial Unicode MS" w:hAnsi="Arial Unicode MS" w:eastAsia="Arial Unicode MS"/>
                 <w:b w:val="0"/>
                 <w:sz w:val="17"/>
               </w:rPr>
@@ -3480,12 +3480,12 @@
           <w:p>
             <w:r>
               <w:rPr>
-                <w:rFonts w:ascii="Noto Sans SC" w:hAnsi="Noto Sans SC" w:eastAsia="Noto Sans SC"/>
-              </w:rPr>
-            </w:r>
-            <w:r>
-              <w:rPr>
-                <w:rFonts w:ascii="Noto Sans SC" w:hAnsi="Noto Sans SC" w:eastAsia="Noto Sans SC"/>
+                <w:rFonts w:ascii="Arial Unicode MS" w:hAnsi="Arial Unicode MS" w:eastAsia="Arial Unicode MS"/>
+              </w:rPr>
+            </w:r>
+            <w:r>
+              <w:rPr>
+                <w:rFonts w:ascii="Arial Unicode MS" w:hAnsi="Arial Unicode MS" w:eastAsia="Arial Unicode MS"/>
                 <w:b w:val="0"/>
                 <w:sz w:val="17"/>
               </w:rPr>
@@ -3501,12 +3501,12 @@
           <w:p>
             <w:r>
               <w:rPr>
-                <w:rFonts w:ascii="Noto Sans SC" w:hAnsi="Noto Sans SC" w:eastAsia="Noto Sans SC"/>
-              </w:rPr>
-            </w:r>
-            <w:r>
-              <w:rPr>
-                <w:rFonts w:ascii="Noto Sans SC" w:hAnsi="Noto Sans SC" w:eastAsia="Noto Sans SC"/>
+                <w:rFonts w:ascii="Arial Unicode MS" w:hAnsi="Arial Unicode MS" w:eastAsia="Arial Unicode MS"/>
+              </w:rPr>
+            </w:r>
+            <w:r>
+              <w:rPr>
+                <w:rFonts w:ascii="Arial Unicode MS" w:hAnsi="Arial Unicode MS" w:eastAsia="Arial Unicode MS"/>
                 <w:b w:val="0"/>
                 <w:sz w:val="17"/>
               </w:rPr>
@@ -3522,12 +3522,12 @@
           <w:p>
             <w:r>
               <w:rPr>
-                <w:rFonts w:ascii="Noto Sans SC" w:hAnsi="Noto Sans SC" w:eastAsia="Noto Sans SC"/>
-              </w:rPr>
-            </w:r>
-            <w:r>
-              <w:rPr>
-                <w:rFonts w:ascii="Noto Sans SC" w:hAnsi="Noto Sans SC" w:eastAsia="Noto Sans SC"/>
+                <w:rFonts w:ascii="Arial Unicode MS" w:hAnsi="Arial Unicode MS" w:eastAsia="Arial Unicode MS"/>
+              </w:rPr>
+            </w:r>
+            <w:r>
+              <w:rPr>
+                <w:rFonts w:ascii="Arial Unicode MS" w:hAnsi="Arial Unicode MS" w:eastAsia="Arial Unicode MS"/>
                 <w:b w:val="0"/>
                 <w:sz w:val="17"/>
               </w:rPr>
@@ -3545,12 +3545,12 @@
           <w:p>
             <w:r>
               <w:rPr>
-                <w:rFonts w:ascii="Noto Sans SC" w:hAnsi="Noto Sans SC" w:eastAsia="Noto Sans SC"/>
-              </w:rPr>
-            </w:r>
-            <w:r>
-              <w:rPr>
-                <w:rFonts w:ascii="Noto Sans SC" w:hAnsi="Noto Sans SC" w:eastAsia="Noto Sans SC"/>
+                <w:rFonts w:ascii="Arial Unicode MS" w:hAnsi="Arial Unicode MS" w:eastAsia="Arial Unicode MS"/>
+              </w:rPr>
+            </w:r>
+            <w:r>
+              <w:rPr>
+                <w:rFonts w:ascii="Arial Unicode MS" w:hAnsi="Arial Unicode MS" w:eastAsia="Arial Unicode MS"/>
                 <w:b w:val="0"/>
                 <w:sz w:val="17"/>
               </w:rPr>
@@ -3566,12 +3566,12 @@
           <w:p>
             <w:r>
               <w:rPr>
-                <w:rFonts w:ascii="Noto Sans SC" w:hAnsi="Noto Sans SC" w:eastAsia="Noto Sans SC"/>
-              </w:rPr>
-            </w:r>
-            <w:r>
-              <w:rPr>
-                <w:rFonts w:ascii="Noto Sans SC" w:hAnsi="Noto Sans SC" w:eastAsia="Noto Sans SC"/>
+                <w:rFonts w:ascii="Arial Unicode MS" w:hAnsi="Arial Unicode MS" w:eastAsia="Arial Unicode MS"/>
+              </w:rPr>
+            </w:r>
+            <w:r>
+              <w:rPr>
+                <w:rFonts w:ascii="Arial Unicode MS" w:hAnsi="Arial Unicode MS" w:eastAsia="Arial Unicode MS"/>
                 <w:b w:val="0"/>
                 <w:sz w:val="17"/>
               </w:rPr>
@@ -3587,12 +3587,12 @@
           <w:p>
             <w:r>
               <w:rPr>
-                <w:rFonts w:ascii="Noto Sans SC" w:hAnsi="Noto Sans SC" w:eastAsia="Noto Sans SC"/>
-              </w:rPr>
-            </w:r>
-            <w:r>
-              <w:rPr>
-                <w:rFonts w:ascii="Noto Sans SC" w:hAnsi="Noto Sans SC" w:eastAsia="Noto Sans SC"/>
+                <w:rFonts w:ascii="Arial Unicode MS" w:hAnsi="Arial Unicode MS" w:eastAsia="Arial Unicode MS"/>
+              </w:rPr>
+            </w:r>
+            <w:r>
+              <w:rPr>
+                <w:rFonts w:ascii="Arial Unicode MS" w:hAnsi="Arial Unicode MS" w:eastAsia="Arial Unicode MS"/>
                 <w:b w:val="0"/>
                 <w:sz w:val="17"/>
               </w:rPr>
@@ -3610,12 +3610,12 @@
           <w:p>
             <w:r>
               <w:rPr>
-                <w:rFonts w:ascii="Noto Sans SC" w:hAnsi="Noto Sans SC" w:eastAsia="Noto Sans SC"/>
-              </w:rPr>
-            </w:r>
-            <w:r>
-              <w:rPr>
-                <w:rFonts w:ascii="Noto Sans SC" w:hAnsi="Noto Sans SC" w:eastAsia="Noto Sans SC"/>
+                <w:rFonts w:ascii="Arial Unicode MS" w:hAnsi="Arial Unicode MS" w:eastAsia="Arial Unicode MS"/>
+              </w:rPr>
+            </w:r>
+            <w:r>
+              <w:rPr>
+                <w:rFonts w:ascii="Arial Unicode MS" w:hAnsi="Arial Unicode MS" w:eastAsia="Arial Unicode MS"/>
                 <w:b w:val="0"/>
                 <w:sz w:val="17"/>
               </w:rPr>
@@ -3631,12 +3631,12 @@
           <w:p>
             <w:r>
               <w:rPr>
-                <w:rFonts w:ascii="Noto Sans SC" w:hAnsi="Noto Sans SC" w:eastAsia="Noto Sans SC"/>
-              </w:rPr>
-            </w:r>
-            <w:r>
-              <w:rPr>
-                <w:rFonts w:ascii="Noto Sans SC" w:hAnsi="Noto Sans SC" w:eastAsia="Noto Sans SC"/>
+                <w:rFonts w:ascii="Arial Unicode MS" w:hAnsi="Arial Unicode MS" w:eastAsia="Arial Unicode MS"/>
+              </w:rPr>
+            </w:r>
+            <w:r>
+              <w:rPr>
+                <w:rFonts w:ascii="Arial Unicode MS" w:hAnsi="Arial Unicode MS" w:eastAsia="Arial Unicode MS"/>
                 <w:b w:val="0"/>
                 <w:sz w:val="17"/>
               </w:rPr>
@@ -3652,12 +3652,12 @@
           <w:p>
             <w:r>
               <w:rPr>
-                <w:rFonts w:ascii="Noto Sans SC" w:hAnsi="Noto Sans SC" w:eastAsia="Noto Sans SC"/>
-              </w:rPr>
-            </w:r>
-            <w:r>
-              <w:rPr>
-                <w:rFonts w:ascii="Noto Sans SC" w:hAnsi="Noto Sans SC" w:eastAsia="Noto Sans SC"/>
+                <w:rFonts w:ascii="Arial Unicode MS" w:hAnsi="Arial Unicode MS" w:eastAsia="Arial Unicode MS"/>
+              </w:rPr>
+            </w:r>
+            <w:r>
+              <w:rPr>
+                <w:rFonts w:ascii="Arial Unicode MS" w:hAnsi="Arial Unicode MS" w:eastAsia="Arial Unicode MS"/>
                 <w:b w:val="0"/>
                 <w:sz w:val="17"/>
               </w:rPr>
@@ -3675,12 +3675,12 @@
           <w:p>
             <w:r>
               <w:rPr>
-                <w:rFonts w:ascii="Noto Sans SC" w:hAnsi="Noto Sans SC" w:eastAsia="Noto Sans SC"/>
-              </w:rPr>
-            </w:r>
-            <w:r>
-              <w:rPr>
-                <w:rFonts w:ascii="Noto Sans SC" w:hAnsi="Noto Sans SC" w:eastAsia="Noto Sans SC"/>
+                <w:rFonts w:ascii="Arial Unicode MS" w:hAnsi="Arial Unicode MS" w:eastAsia="Arial Unicode MS"/>
+              </w:rPr>
+            </w:r>
+            <w:r>
+              <w:rPr>
+                <w:rFonts w:ascii="Arial Unicode MS" w:hAnsi="Arial Unicode MS" w:eastAsia="Arial Unicode MS"/>
                 <w:b w:val="0"/>
                 <w:sz w:val="17"/>
               </w:rPr>
@@ -3696,12 +3696,12 @@
           <w:p>
             <w:r>
               <w:rPr>
-                <w:rFonts w:ascii="Noto Sans SC" w:hAnsi="Noto Sans SC" w:eastAsia="Noto Sans SC"/>
-              </w:rPr>
-            </w:r>
-            <w:r>
-              <w:rPr>
-                <w:rFonts w:ascii="Noto Sans SC" w:hAnsi="Noto Sans SC" w:eastAsia="Noto Sans SC"/>
+                <w:rFonts w:ascii="Arial Unicode MS" w:hAnsi="Arial Unicode MS" w:eastAsia="Arial Unicode MS"/>
+              </w:rPr>
+            </w:r>
+            <w:r>
+              <w:rPr>
+                <w:rFonts w:ascii="Arial Unicode MS" w:hAnsi="Arial Unicode MS" w:eastAsia="Arial Unicode MS"/>
                 <w:b w:val="0"/>
                 <w:sz w:val="17"/>
               </w:rPr>
@@ -3717,12 +3717,12 @@
           <w:p>
             <w:r>
               <w:rPr>
-                <w:rFonts w:ascii="Noto Sans SC" w:hAnsi="Noto Sans SC" w:eastAsia="Noto Sans SC"/>
-              </w:rPr>
-            </w:r>
-            <w:r>
-              <w:rPr>
-                <w:rFonts w:ascii="Noto Sans SC" w:hAnsi="Noto Sans SC" w:eastAsia="Noto Sans SC"/>
+                <w:rFonts w:ascii="Arial Unicode MS" w:hAnsi="Arial Unicode MS" w:eastAsia="Arial Unicode MS"/>
+              </w:rPr>
+            </w:r>
+            <w:r>
+              <w:rPr>
+                <w:rFonts w:ascii="Arial Unicode MS" w:hAnsi="Arial Unicode MS" w:eastAsia="Arial Unicode MS"/>
                 <w:b w:val="0"/>
                 <w:sz w:val="17"/>
               </w:rPr>
@@ -3740,12 +3740,12 @@
           <w:p>
             <w:r>
               <w:rPr>
-                <w:rFonts w:ascii="Noto Sans SC" w:hAnsi="Noto Sans SC" w:eastAsia="Noto Sans SC"/>
-              </w:rPr>
-            </w:r>
-            <w:r>
-              <w:rPr>
-                <w:rFonts w:ascii="Noto Sans SC" w:hAnsi="Noto Sans SC" w:eastAsia="Noto Sans SC"/>
+                <w:rFonts w:ascii="Arial Unicode MS" w:hAnsi="Arial Unicode MS" w:eastAsia="Arial Unicode MS"/>
+              </w:rPr>
+            </w:r>
+            <w:r>
+              <w:rPr>
+                <w:rFonts w:ascii="Arial Unicode MS" w:hAnsi="Arial Unicode MS" w:eastAsia="Arial Unicode MS"/>
                 <w:b w:val="0"/>
                 <w:sz w:val="17"/>
               </w:rPr>
@@ -3761,12 +3761,12 @@
           <w:p>
             <w:r>
               <w:rPr>
-                <w:rFonts w:ascii="Noto Sans SC" w:hAnsi="Noto Sans SC" w:eastAsia="Noto Sans SC"/>
-              </w:rPr>
-            </w:r>
-            <w:r>
-              <w:rPr>
-                <w:rFonts w:ascii="Noto Sans SC" w:hAnsi="Noto Sans SC" w:eastAsia="Noto Sans SC"/>
+                <w:rFonts w:ascii="Arial Unicode MS" w:hAnsi="Arial Unicode MS" w:eastAsia="Arial Unicode MS"/>
+              </w:rPr>
+            </w:r>
+            <w:r>
+              <w:rPr>
+                <w:rFonts w:ascii="Arial Unicode MS" w:hAnsi="Arial Unicode MS" w:eastAsia="Arial Unicode MS"/>
                 <w:b w:val="0"/>
                 <w:sz w:val="17"/>
               </w:rPr>
@@ -3782,12 +3782,12 @@
           <w:p>
             <w:r>
               <w:rPr>
-                <w:rFonts w:ascii="Noto Sans SC" w:hAnsi="Noto Sans SC" w:eastAsia="Noto Sans SC"/>
-              </w:rPr>
-            </w:r>
-            <w:r>
-              <w:rPr>
-                <w:rFonts w:ascii="Noto Sans SC" w:hAnsi="Noto Sans SC" w:eastAsia="Noto Sans SC"/>
+                <w:rFonts w:ascii="Arial Unicode MS" w:hAnsi="Arial Unicode MS" w:eastAsia="Arial Unicode MS"/>
+              </w:rPr>
+            </w:r>
+            <w:r>
+              <w:rPr>
+                <w:rFonts w:ascii="Arial Unicode MS" w:hAnsi="Arial Unicode MS" w:eastAsia="Arial Unicode MS"/>
                 <w:b w:val="0"/>
                 <w:sz w:val="17"/>
               </w:rPr>
@@ -3805,12 +3805,12 @@
           <w:p>
             <w:r>
               <w:rPr>
-                <w:rFonts w:ascii="Noto Sans SC" w:hAnsi="Noto Sans SC" w:eastAsia="Noto Sans SC"/>
-              </w:rPr>
-            </w:r>
-            <w:r>
-              <w:rPr>
-                <w:rFonts w:ascii="Noto Sans SC" w:hAnsi="Noto Sans SC" w:eastAsia="Noto Sans SC"/>
+                <w:rFonts w:ascii="Arial Unicode MS" w:hAnsi="Arial Unicode MS" w:eastAsia="Arial Unicode MS"/>
+              </w:rPr>
+            </w:r>
+            <w:r>
+              <w:rPr>
+                <w:rFonts w:ascii="Arial Unicode MS" w:hAnsi="Arial Unicode MS" w:eastAsia="Arial Unicode MS"/>
                 <w:b w:val="0"/>
                 <w:sz w:val="17"/>
               </w:rPr>
@@ -3826,12 +3826,12 @@
           <w:p>
             <w:r>
               <w:rPr>
-                <w:rFonts w:ascii="Noto Sans SC" w:hAnsi="Noto Sans SC" w:eastAsia="Noto Sans SC"/>
-              </w:rPr>
-            </w:r>
-            <w:r>
-              <w:rPr>
-                <w:rFonts w:ascii="Noto Sans SC" w:hAnsi="Noto Sans SC" w:eastAsia="Noto Sans SC"/>
+                <w:rFonts w:ascii="Arial Unicode MS" w:hAnsi="Arial Unicode MS" w:eastAsia="Arial Unicode MS"/>
+              </w:rPr>
+            </w:r>
+            <w:r>
+              <w:rPr>
+                <w:rFonts w:ascii="Arial Unicode MS" w:hAnsi="Arial Unicode MS" w:eastAsia="Arial Unicode MS"/>
                 <w:b w:val="0"/>
                 <w:sz w:val="17"/>
               </w:rPr>
@@ -3847,12 +3847,12 @@
           <w:p>
             <w:r>
               <w:rPr>
-                <w:rFonts w:ascii="Noto Sans SC" w:hAnsi="Noto Sans SC" w:eastAsia="Noto Sans SC"/>
-              </w:rPr>
-            </w:r>
-            <w:r>
-              <w:rPr>
-                <w:rFonts w:ascii="Noto Sans SC" w:hAnsi="Noto Sans SC" w:eastAsia="Noto Sans SC"/>
+                <w:rFonts w:ascii="Arial Unicode MS" w:hAnsi="Arial Unicode MS" w:eastAsia="Arial Unicode MS"/>
+              </w:rPr>
+            </w:r>
+            <w:r>
+              <w:rPr>
+                <w:rFonts w:ascii="Arial Unicode MS" w:hAnsi="Arial Unicode MS" w:eastAsia="Arial Unicode MS"/>
                 <w:b w:val="0"/>
                 <w:sz w:val="17"/>
               </w:rPr>
@@ -3870,12 +3870,12 @@
           <w:p>
             <w:r>
               <w:rPr>
-                <w:rFonts w:ascii="Noto Sans SC" w:hAnsi="Noto Sans SC" w:eastAsia="Noto Sans SC"/>
-              </w:rPr>
-            </w:r>
-            <w:r>
-              <w:rPr>
-                <w:rFonts w:ascii="Noto Sans SC" w:hAnsi="Noto Sans SC" w:eastAsia="Noto Sans SC"/>
+                <w:rFonts w:ascii="Arial Unicode MS" w:hAnsi="Arial Unicode MS" w:eastAsia="Arial Unicode MS"/>
+              </w:rPr>
+            </w:r>
+            <w:r>
+              <w:rPr>
+                <w:rFonts w:ascii="Arial Unicode MS" w:hAnsi="Arial Unicode MS" w:eastAsia="Arial Unicode MS"/>
                 <w:b w:val="0"/>
                 <w:sz w:val="17"/>
               </w:rPr>
@@ -3891,12 +3891,12 @@
           <w:p>
             <w:r>
               <w:rPr>
-                <w:rFonts w:ascii="Noto Sans SC" w:hAnsi="Noto Sans SC" w:eastAsia="Noto Sans SC"/>
-              </w:rPr>
-            </w:r>
-            <w:r>
-              <w:rPr>
-                <w:rFonts w:ascii="Noto Sans SC" w:hAnsi="Noto Sans SC" w:eastAsia="Noto Sans SC"/>
+                <w:rFonts w:ascii="Arial Unicode MS" w:hAnsi="Arial Unicode MS" w:eastAsia="Arial Unicode MS"/>
+              </w:rPr>
+            </w:r>
+            <w:r>
+              <w:rPr>
+                <w:rFonts w:ascii="Arial Unicode MS" w:hAnsi="Arial Unicode MS" w:eastAsia="Arial Unicode MS"/>
                 <w:b w:val="0"/>
                 <w:sz w:val="17"/>
               </w:rPr>
@@ -3912,12 +3912,12 @@
           <w:p>
             <w:r>
               <w:rPr>
-                <w:rFonts w:ascii="Noto Sans SC" w:hAnsi="Noto Sans SC" w:eastAsia="Noto Sans SC"/>
-              </w:rPr>
-            </w:r>
-            <w:r>
-              <w:rPr>
-                <w:rFonts w:ascii="Noto Sans SC" w:hAnsi="Noto Sans SC" w:eastAsia="Noto Sans SC"/>
+                <w:rFonts w:ascii="Arial Unicode MS" w:hAnsi="Arial Unicode MS" w:eastAsia="Arial Unicode MS"/>
+              </w:rPr>
+            </w:r>
+            <w:r>
+              <w:rPr>
+                <w:rFonts w:ascii="Arial Unicode MS" w:hAnsi="Arial Unicode MS" w:eastAsia="Arial Unicode MS"/>
                 <w:b w:val="0"/>
                 <w:sz w:val="17"/>
               </w:rPr>
@@ -3935,12 +3935,12 @@
           <w:p>
             <w:r>
               <w:rPr>
-                <w:rFonts w:ascii="Noto Sans SC" w:hAnsi="Noto Sans SC" w:eastAsia="Noto Sans SC"/>
-              </w:rPr>
-            </w:r>
-            <w:r>
-              <w:rPr>
-                <w:rFonts w:ascii="Noto Sans SC" w:hAnsi="Noto Sans SC" w:eastAsia="Noto Sans SC"/>
+                <w:rFonts w:ascii="Arial Unicode MS" w:hAnsi="Arial Unicode MS" w:eastAsia="Arial Unicode MS"/>
+              </w:rPr>
+            </w:r>
+            <w:r>
+              <w:rPr>
+                <w:rFonts w:ascii="Arial Unicode MS" w:hAnsi="Arial Unicode MS" w:eastAsia="Arial Unicode MS"/>
                 <w:b w:val="0"/>
                 <w:sz w:val="17"/>
               </w:rPr>
@@ -3956,12 +3956,12 @@
           <w:p>
             <w:r>
               <w:rPr>
-                <w:rFonts w:ascii="Noto Sans SC" w:hAnsi="Noto Sans SC" w:eastAsia="Noto Sans SC"/>
-              </w:rPr>
-            </w:r>
-            <w:r>
-              <w:rPr>
-                <w:rFonts w:ascii="Noto Sans SC" w:hAnsi="Noto Sans SC" w:eastAsia="Noto Sans SC"/>
+                <w:rFonts w:ascii="Arial Unicode MS" w:hAnsi="Arial Unicode MS" w:eastAsia="Arial Unicode MS"/>
+              </w:rPr>
+            </w:r>
+            <w:r>
+              <w:rPr>
+                <w:rFonts w:ascii="Arial Unicode MS" w:hAnsi="Arial Unicode MS" w:eastAsia="Arial Unicode MS"/>
                 <w:b w:val="0"/>
                 <w:sz w:val="17"/>
               </w:rPr>
@@ -3977,12 +3977,12 @@
           <w:p>
             <w:r>
               <w:rPr>
-                <w:rFonts w:ascii="Noto Sans SC" w:hAnsi="Noto Sans SC" w:eastAsia="Noto Sans SC"/>
-              </w:rPr>
-            </w:r>
-            <w:r>
-              <w:rPr>
-                <w:rFonts w:ascii="Noto Sans SC" w:hAnsi="Noto Sans SC" w:eastAsia="Noto Sans SC"/>
+                <w:rFonts w:ascii="Arial Unicode MS" w:hAnsi="Arial Unicode MS" w:eastAsia="Arial Unicode MS"/>
+              </w:rPr>
+            </w:r>
+            <w:r>
+              <w:rPr>
+                <w:rFonts w:ascii="Arial Unicode MS" w:hAnsi="Arial Unicode MS" w:eastAsia="Arial Unicode MS"/>
                 <w:b w:val="0"/>
                 <w:sz w:val="17"/>
               </w:rPr>
@@ -4000,12 +4000,12 @@
           <w:p>
             <w:r>
               <w:rPr>
-                <w:rFonts w:ascii="Noto Sans SC" w:hAnsi="Noto Sans SC" w:eastAsia="Noto Sans SC"/>
-              </w:rPr>
-            </w:r>
-            <w:r>
-              <w:rPr>
-                <w:rFonts w:ascii="Noto Sans SC" w:hAnsi="Noto Sans SC" w:eastAsia="Noto Sans SC"/>
+                <w:rFonts w:ascii="Arial Unicode MS" w:hAnsi="Arial Unicode MS" w:eastAsia="Arial Unicode MS"/>
+              </w:rPr>
+            </w:r>
+            <w:r>
+              <w:rPr>
+                <w:rFonts w:ascii="Arial Unicode MS" w:hAnsi="Arial Unicode MS" w:eastAsia="Arial Unicode MS"/>
                 <w:b w:val="0"/>
                 <w:sz w:val="17"/>
               </w:rPr>
@@ -4021,12 +4021,12 @@
           <w:p>
             <w:r>
               <w:rPr>
-                <w:rFonts w:ascii="Noto Sans SC" w:hAnsi="Noto Sans SC" w:eastAsia="Noto Sans SC"/>
-              </w:rPr>
-            </w:r>
-            <w:r>
-              <w:rPr>
-                <w:rFonts w:ascii="Noto Sans SC" w:hAnsi="Noto Sans SC" w:eastAsia="Noto Sans SC"/>
+                <w:rFonts w:ascii="Arial Unicode MS" w:hAnsi="Arial Unicode MS" w:eastAsia="Arial Unicode MS"/>
+              </w:rPr>
+            </w:r>
+            <w:r>
+              <w:rPr>
+                <w:rFonts w:ascii="Arial Unicode MS" w:hAnsi="Arial Unicode MS" w:eastAsia="Arial Unicode MS"/>
                 <w:b w:val="0"/>
                 <w:sz w:val="17"/>
               </w:rPr>
@@ -4042,12 +4042,12 @@
           <w:p>
             <w:r>
               <w:rPr>
-                <w:rFonts w:ascii="Noto Sans SC" w:hAnsi="Noto Sans SC" w:eastAsia="Noto Sans SC"/>
-              </w:rPr>
-            </w:r>
-            <w:r>
-              <w:rPr>
-                <w:rFonts w:ascii="Noto Sans SC" w:hAnsi="Noto Sans SC" w:eastAsia="Noto Sans SC"/>
+                <w:rFonts w:ascii="Arial Unicode MS" w:hAnsi="Arial Unicode MS" w:eastAsia="Arial Unicode MS"/>
+              </w:rPr>
+            </w:r>
+            <w:r>
+              <w:rPr>
+                <w:rFonts w:ascii="Arial Unicode MS" w:hAnsi="Arial Unicode MS" w:eastAsia="Arial Unicode MS"/>
                 <w:b w:val="0"/>
                 <w:sz w:val="17"/>
               </w:rPr>
@@ -4064,7 +4064,7 @@
       </w:pPr>
       <w:r>
         <w:rPr>
-          <w:rFonts w:ascii="Noto Sans SC" w:hAnsi="Noto Sans SC" w:eastAsia="Noto Sans SC"/>
+          <w:rFonts w:ascii="Arial Unicode MS" w:hAnsi="Arial Unicode MS" w:eastAsia="Arial Unicode MS"/>
         </w:rPr>
         <w:t>5.1 并发控制字段</w:t>
       </w:r>
@@ -4076,7 +4076,7 @@
       </w:pPr>
       <w:r>
         <w:rPr>
-          <w:rFonts w:ascii="Noto Sans SC" w:hAnsi="Noto Sans SC" w:eastAsia="Noto Sans SC"/>
+          <w:rFonts w:ascii="Arial Unicode MS" w:hAnsi="Arial Unicode MS" w:eastAsia="Arial Unicode MS"/>
         </w:rPr>
         <w:t>revision INTEGER NOT NULL DEFAULT 1</w:t>
         <w:br/>
@@ -4088,7 +4088,7 @@
     <w:p>
       <w:r>
         <w:rPr>
-          <w:rFonts w:ascii="Noto Sans SC" w:hAnsi="Noto Sans SC" w:eastAsia="Noto Sans SC"/>
+          <w:rFonts w:ascii="Arial Unicode MS" w:hAnsi="Arial Unicode MS" w:eastAsia="Arial Unicode MS"/>
         </w:rPr>
         <w:t>所有来自 PC 和移动端的关键编辑请求，都必须提交“页面读取时拿到的 revision”。保存成功后 revision + 1；旧 revision 更新影响行数为 0 时统一返回 409。反馈转需求、需求迁版和版本发布等跨表事务也必须先执行带 revision 条件的原子更新。</w:t>
       </w:r>
@@ -4099,7 +4099,7 @@
       </w:pPr>
       <w:r>
         <w:rPr>
-          <w:rFonts w:ascii="Noto Sans SC" w:hAnsi="Noto Sans SC" w:eastAsia="Noto Sans SC"/>
+          <w:rFonts w:ascii="Arial Unicode MS" w:hAnsi="Arial Unicode MS" w:eastAsia="Arial Unicode MS"/>
         </w:rPr>
         <w:t>6. API 契约与权限约束</w:t>
       </w:r>
@@ -4107,7 +4107,7 @@
     <w:p>
       <w:r>
         <w:rPr>
-          <w:rFonts w:ascii="Noto Sans SC" w:hAnsi="Noto Sans SC" w:eastAsia="Noto Sans SC"/>
+          <w:rFonts w:ascii="Arial Unicode MS" w:hAnsi="Arial Unicode MS" w:eastAsia="Arial Unicode MS"/>
         </w:rPr>
         <w:t>V1.5 单独提供 OpenAPI 3.1 文件。API 基础前缀统一为 /api/v1，除登录/刷新外均要求 Bearer JWT。关键写接口必须进行后端权限校验。</w:t>
       </w:r>
@@ -4135,12 +4135,12 @@
           <w:p>
             <w:r>
               <w:rPr>
-                <w:rFonts w:ascii="Noto Sans SC" w:hAnsi="Noto Sans SC" w:eastAsia="Noto Sans SC"/>
-              </w:rPr>
-            </w:r>
-            <w:r>
-              <w:rPr>
-                <w:rFonts w:ascii="Noto Sans SC" w:hAnsi="Noto Sans SC" w:eastAsia="Noto Sans SC"/>
+                <w:rFonts w:ascii="Arial Unicode MS" w:hAnsi="Arial Unicode MS" w:eastAsia="Arial Unicode MS"/>
+              </w:rPr>
+            </w:r>
+            <w:r>
+              <w:rPr>
+                <w:rFonts w:ascii="Arial Unicode MS" w:hAnsi="Arial Unicode MS" w:eastAsia="Arial Unicode MS"/>
                 <w:b/>
                 <w:color w:val="184775"/>
                 <w:sz w:val="18"/>
@@ -4158,12 +4158,12 @@
           <w:p>
             <w:r>
               <w:rPr>
-                <w:rFonts w:ascii="Noto Sans SC" w:hAnsi="Noto Sans SC" w:eastAsia="Noto Sans SC"/>
-              </w:rPr>
-            </w:r>
-            <w:r>
-              <w:rPr>
-                <w:rFonts w:ascii="Noto Sans SC" w:hAnsi="Noto Sans SC" w:eastAsia="Noto Sans SC"/>
+                <w:rFonts w:ascii="Arial Unicode MS" w:hAnsi="Arial Unicode MS" w:eastAsia="Arial Unicode MS"/>
+              </w:rPr>
+            </w:r>
+            <w:r>
+              <w:rPr>
+                <w:rFonts w:ascii="Arial Unicode MS" w:hAnsi="Arial Unicode MS" w:eastAsia="Arial Unicode MS"/>
                 <w:b/>
                 <w:color w:val="184775"/>
                 <w:sz w:val="18"/>
@@ -4181,12 +4181,12 @@
           <w:p>
             <w:r>
               <w:rPr>
-                <w:rFonts w:ascii="Noto Sans SC" w:hAnsi="Noto Sans SC" w:eastAsia="Noto Sans SC"/>
-              </w:rPr>
-            </w:r>
-            <w:r>
-              <w:rPr>
-                <w:rFonts w:ascii="Noto Sans SC" w:hAnsi="Noto Sans SC" w:eastAsia="Noto Sans SC"/>
+                <w:rFonts w:ascii="Arial Unicode MS" w:hAnsi="Arial Unicode MS" w:eastAsia="Arial Unicode MS"/>
+              </w:rPr>
+            </w:r>
+            <w:r>
+              <w:rPr>
+                <w:rFonts w:ascii="Arial Unicode MS" w:hAnsi="Arial Unicode MS" w:eastAsia="Arial Unicode MS"/>
                 <w:b/>
                 <w:color w:val="184775"/>
                 <w:sz w:val="18"/>
@@ -4204,12 +4204,12 @@
           <w:p>
             <w:r>
               <w:rPr>
-                <w:rFonts w:ascii="Noto Sans SC" w:hAnsi="Noto Sans SC" w:eastAsia="Noto Sans SC"/>
-              </w:rPr>
-            </w:r>
-            <w:r>
-              <w:rPr>
-                <w:rFonts w:ascii="Noto Sans SC" w:hAnsi="Noto Sans SC" w:eastAsia="Noto Sans SC"/>
+                <w:rFonts w:ascii="Arial Unicode MS" w:hAnsi="Arial Unicode MS" w:eastAsia="Arial Unicode MS"/>
+              </w:rPr>
+            </w:r>
+            <w:r>
+              <w:rPr>
+                <w:rFonts w:ascii="Arial Unicode MS" w:hAnsi="Arial Unicode MS" w:eastAsia="Arial Unicode MS"/>
                 <w:b/>
                 <w:color w:val="184775"/>
                 <w:sz w:val="18"/>
@@ -4228,12 +4228,12 @@
           <w:p>
             <w:r>
               <w:rPr>
-                <w:rFonts w:ascii="Noto Sans SC" w:hAnsi="Noto Sans SC" w:eastAsia="Noto Sans SC"/>
-              </w:rPr>
-            </w:r>
-            <w:r>
-              <w:rPr>
-                <w:rFonts w:ascii="Noto Sans SC" w:hAnsi="Noto Sans SC" w:eastAsia="Noto Sans SC"/>
+                <w:rFonts w:ascii="Arial Unicode MS" w:hAnsi="Arial Unicode MS" w:eastAsia="Arial Unicode MS"/>
+              </w:rPr>
+            </w:r>
+            <w:r>
+              <w:rPr>
+                <w:rFonts w:ascii="Arial Unicode MS" w:hAnsi="Arial Unicode MS" w:eastAsia="Arial Unicode MS"/>
                 <w:b w:val="0"/>
                 <w:sz w:val="17"/>
               </w:rPr>
@@ -4249,12 +4249,12 @@
           <w:p>
             <w:r>
               <w:rPr>
-                <w:rFonts w:ascii="Noto Sans SC" w:hAnsi="Noto Sans SC" w:eastAsia="Noto Sans SC"/>
-              </w:rPr>
-            </w:r>
-            <w:r>
-              <w:rPr>
-                <w:rFonts w:ascii="Noto Sans SC" w:hAnsi="Noto Sans SC" w:eastAsia="Noto Sans SC"/>
+                <w:rFonts w:ascii="Arial Unicode MS" w:hAnsi="Arial Unicode MS" w:eastAsia="Arial Unicode MS"/>
+              </w:rPr>
+            </w:r>
+            <w:r>
+              <w:rPr>
+                <w:rFonts w:ascii="Arial Unicode MS" w:hAnsi="Arial Unicode MS" w:eastAsia="Arial Unicode MS"/>
                 <w:b w:val="0"/>
                 <w:sz w:val="17"/>
               </w:rPr>
@@ -4270,12 +4270,12 @@
           <w:p>
             <w:r>
               <w:rPr>
-                <w:rFonts w:ascii="Noto Sans SC" w:hAnsi="Noto Sans SC" w:eastAsia="Noto Sans SC"/>
-              </w:rPr>
-            </w:r>
-            <w:r>
-              <w:rPr>
-                <w:rFonts w:ascii="Noto Sans SC" w:hAnsi="Noto Sans SC" w:eastAsia="Noto Sans SC"/>
+                <w:rFonts w:ascii="Arial Unicode MS" w:hAnsi="Arial Unicode MS" w:eastAsia="Arial Unicode MS"/>
+              </w:rPr>
+            </w:r>
+            <w:r>
+              <w:rPr>
+                <w:rFonts w:ascii="Arial Unicode MS" w:hAnsi="Arial Unicode MS" w:eastAsia="Arial Unicode MS"/>
                 <w:b w:val="0"/>
                 <w:sz w:val="17"/>
               </w:rPr>
@@ -4291,12 +4291,12 @@
           <w:p>
             <w:r>
               <w:rPr>
-                <w:rFonts w:ascii="Noto Sans SC" w:hAnsi="Noto Sans SC" w:eastAsia="Noto Sans SC"/>
-              </w:rPr>
-            </w:r>
-            <w:r>
-              <w:rPr>
-                <w:rFonts w:ascii="Noto Sans SC" w:hAnsi="Noto Sans SC" w:eastAsia="Noto Sans SC"/>
+                <w:rFonts w:ascii="Arial Unicode MS" w:hAnsi="Arial Unicode MS" w:eastAsia="Arial Unicode MS"/>
+              </w:rPr>
+            </w:r>
+            <w:r>
+              <w:rPr>
+                <w:rFonts w:ascii="Arial Unicode MS" w:hAnsi="Arial Unicode MS" w:eastAsia="Arial Unicode MS"/>
                 <w:b w:val="0"/>
                 <w:sz w:val="17"/>
               </w:rPr>
@@ -4314,12 +4314,12 @@
           <w:p>
             <w:r>
               <w:rPr>
-                <w:rFonts w:ascii="Noto Sans SC" w:hAnsi="Noto Sans SC" w:eastAsia="Noto Sans SC"/>
-              </w:rPr>
-            </w:r>
-            <w:r>
-              <w:rPr>
-                <w:rFonts w:ascii="Noto Sans SC" w:hAnsi="Noto Sans SC" w:eastAsia="Noto Sans SC"/>
+                <w:rFonts w:ascii="Arial Unicode MS" w:hAnsi="Arial Unicode MS" w:eastAsia="Arial Unicode MS"/>
+              </w:rPr>
+            </w:r>
+            <w:r>
+              <w:rPr>
+                <w:rFonts w:ascii="Arial Unicode MS" w:hAnsi="Arial Unicode MS" w:eastAsia="Arial Unicode MS"/>
                 <w:b w:val="0"/>
                 <w:sz w:val="17"/>
               </w:rPr>
@@ -4335,12 +4335,12 @@
           <w:p>
             <w:r>
               <w:rPr>
-                <w:rFonts w:ascii="Noto Sans SC" w:hAnsi="Noto Sans SC" w:eastAsia="Noto Sans SC"/>
-              </w:rPr>
-            </w:r>
-            <w:r>
-              <w:rPr>
-                <w:rFonts w:ascii="Noto Sans SC" w:hAnsi="Noto Sans SC" w:eastAsia="Noto Sans SC"/>
+                <w:rFonts w:ascii="Arial Unicode MS" w:hAnsi="Arial Unicode MS" w:eastAsia="Arial Unicode MS"/>
+              </w:rPr>
+            </w:r>
+            <w:r>
+              <w:rPr>
+                <w:rFonts w:ascii="Arial Unicode MS" w:hAnsi="Arial Unicode MS" w:eastAsia="Arial Unicode MS"/>
                 <w:b w:val="0"/>
                 <w:sz w:val="17"/>
               </w:rPr>
@@ -4356,12 +4356,12 @@
           <w:p>
             <w:r>
               <w:rPr>
-                <w:rFonts w:ascii="Noto Sans SC" w:hAnsi="Noto Sans SC" w:eastAsia="Noto Sans SC"/>
-              </w:rPr>
-            </w:r>
-            <w:r>
-              <w:rPr>
-                <w:rFonts w:ascii="Noto Sans SC" w:hAnsi="Noto Sans SC" w:eastAsia="Noto Sans SC"/>
+                <w:rFonts w:ascii="Arial Unicode MS" w:hAnsi="Arial Unicode MS" w:eastAsia="Arial Unicode MS"/>
+              </w:rPr>
+            </w:r>
+            <w:r>
+              <w:rPr>
+                <w:rFonts w:ascii="Arial Unicode MS" w:hAnsi="Arial Unicode MS" w:eastAsia="Arial Unicode MS"/>
                 <w:b w:val="0"/>
                 <w:sz w:val="17"/>
               </w:rPr>
@@ -4377,12 +4377,12 @@
           <w:p>
             <w:r>
               <w:rPr>
-                <w:rFonts w:ascii="Noto Sans SC" w:hAnsi="Noto Sans SC" w:eastAsia="Noto Sans SC"/>
-              </w:rPr>
-            </w:r>
-            <w:r>
-              <w:rPr>
-                <w:rFonts w:ascii="Noto Sans SC" w:hAnsi="Noto Sans SC" w:eastAsia="Noto Sans SC"/>
+                <w:rFonts w:ascii="Arial Unicode MS" w:hAnsi="Arial Unicode MS" w:eastAsia="Arial Unicode MS"/>
+              </w:rPr>
+            </w:r>
+            <w:r>
+              <w:rPr>
+                <w:rFonts w:ascii="Arial Unicode MS" w:hAnsi="Arial Unicode MS" w:eastAsia="Arial Unicode MS"/>
                 <w:b w:val="0"/>
                 <w:sz w:val="17"/>
               </w:rPr>
@@ -4400,12 +4400,12 @@
           <w:p>
             <w:r>
               <w:rPr>
-                <w:rFonts w:ascii="Noto Sans SC" w:hAnsi="Noto Sans SC" w:eastAsia="Noto Sans SC"/>
-              </w:rPr>
-            </w:r>
-            <w:r>
-              <w:rPr>
-                <w:rFonts w:ascii="Noto Sans SC" w:hAnsi="Noto Sans SC" w:eastAsia="Noto Sans SC"/>
+                <w:rFonts w:ascii="Arial Unicode MS" w:hAnsi="Arial Unicode MS" w:eastAsia="Arial Unicode MS"/>
+              </w:rPr>
+            </w:r>
+            <w:r>
+              <w:rPr>
+                <w:rFonts w:ascii="Arial Unicode MS" w:hAnsi="Arial Unicode MS" w:eastAsia="Arial Unicode MS"/>
                 <w:b w:val="0"/>
                 <w:sz w:val="17"/>
               </w:rPr>
@@ -4421,12 +4421,12 @@
           <w:p>
             <w:r>
               <w:rPr>
-                <w:rFonts w:ascii="Noto Sans SC" w:hAnsi="Noto Sans SC" w:eastAsia="Noto Sans SC"/>
-              </w:rPr>
-            </w:r>
-            <w:r>
-              <w:rPr>
-                <w:rFonts w:ascii="Noto Sans SC" w:hAnsi="Noto Sans SC" w:eastAsia="Noto Sans SC"/>
+                <w:rFonts w:ascii="Arial Unicode MS" w:hAnsi="Arial Unicode MS" w:eastAsia="Arial Unicode MS"/>
+              </w:rPr>
+            </w:r>
+            <w:r>
+              <w:rPr>
+                <w:rFonts w:ascii="Arial Unicode MS" w:hAnsi="Arial Unicode MS" w:eastAsia="Arial Unicode MS"/>
                 <w:b w:val="0"/>
                 <w:sz w:val="17"/>
               </w:rPr>
@@ -4442,12 +4442,12 @@
           <w:p>
             <w:r>
               <w:rPr>
-                <w:rFonts w:ascii="Noto Sans SC" w:hAnsi="Noto Sans SC" w:eastAsia="Noto Sans SC"/>
-              </w:rPr>
-            </w:r>
-            <w:r>
-              <w:rPr>
-                <w:rFonts w:ascii="Noto Sans SC" w:hAnsi="Noto Sans SC" w:eastAsia="Noto Sans SC"/>
+                <w:rFonts w:ascii="Arial Unicode MS" w:hAnsi="Arial Unicode MS" w:eastAsia="Arial Unicode MS"/>
+              </w:rPr>
+            </w:r>
+            <w:r>
+              <w:rPr>
+                <w:rFonts w:ascii="Arial Unicode MS" w:hAnsi="Arial Unicode MS" w:eastAsia="Arial Unicode MS"/>
                 <w:b w:val="0"/>
                 <w:sz w:val="17"/>
               </w:rPr>
@@ -4463,12 +4463,12 @@
           <w:p>
             <w:r>
               <w:rPr>
-                <w:rFonts w:ascii="Noto Sans SC" w:hAnsi="Noto Sans SC" w:eastAsia="Noto Sans SC"/>
-              </w:rPr>
-            </w:r>
-            <w:r>
-              <w:rPr>
-                <w:rFonts w:ascii="Noto Sans SC" w:hAnsi="Noto Sans SC" w:eastAsia="Noto Sans SC"/>
+                <w:rFonts w:ascii="Arial Unicode MS" w:hAnsi="Arial Unicode MS" w:eastAsia="Arial Unicode MS"/>
+              </w:rPr>
+            </w:r>
+            <w:r>
+              <w:rPr>
+                <w:rFonts w:ascii="Arial Unicode MS" w:hAnsi="Arial Unicode MS" w:eastAsia="Arial Unicode MS"/>
                 <w:b w:val="0"/>
                 <w:sz w:val="17"/>
               </w:rPr>
@@ -4486,12 +4486,12 @@
           <w:p>
             <w:r>
               <w:rPr>
-                <w:rFonts w:ascii="Noto Sans SC" w:hAnsi="Noto Sans SC" w:eastAsia="Noto Sans SC"/>
-              </w:rPr>
-            </w:r>
-            <w:r>
-              <w:rPr>
-                <w:rFonts w:ascii="Noto Sans SC" w:hAnsi="Noto Sans SC" w:eastAsia="Noto Sans SC"/>
+                <w:rFonts w:ascii="Arial Unicode MS" w:hAnsi="Arial Unicode MS" w:eastAsia="Arial Unicode MS"/>
+              </w:rPr>
+            </w:r>
+            <w:r>
+              <w:rPr>
+                <w:rFonts w:ascii="Arial Unicode MS" w:hAnsi="Arial Unicode MS" w:eastAsia="Arial Unicode MS"/>
                 <w:b w:val="0"/>
                 <w:sz w:val="17"/>
               </w:rPr>
@@ -4507,12 +4507,12 @@
           <w:p>
             <w:r>
               <w:rPr>
-                <w:rFonts w:ascii="Noto Sans SC" w:hAnsi="Noto Sans SC" w:eastAsia="Noto Sans SC"/>
-              </w:rPr>
-            </w:r>
-            <w:r>
-              <w:rPr>
-                <w:rFonts w:ascii="Noto Sans SC" w:hAnsi="Noto Sans SC" w:eastAsia="Noto Sans SC"/>
+                <w:rFonts w:ascii="Arial Unicode MS" w:hAnsi="Arial Unicode MS" w:eastAsia="Arial Unicode MS"/>
+              </w:rPr>
+            </w:r>
+            <w:r>
+              <w:rPr>
+                <w:rFonts w:ascii="Arial Unicode MS" w:hAnsi="Arial Unicode MS" w:eastAsia="Arial Unicode MS"/>
                 <w:b w:val="0"/>
                 <w:sz w:val="17"/>
               </w:rPr>
@@ -4528,12 +4528,12 @@
           <w:p>
             <w:r>
               <w:rPr>
-                <w:rFonts w:ascii="Noto Sans SC" w:hAnsi="Noto Sans SC" w:eastAsia="Noto Sans SC"/>
-              </w:rPr>
-            </w:r>
-            <w:r>
-              <w:rPr>
-                <w:rFonts w:ascii="Noto Sans SC" w:hAnsi="Noto Sans SC" w:eastAsia="Noto Sans SC"/>
+                <w:rFonts w:ascii="Arial Unicode MS" w:hAnsi="Arial Unicode MS" w:eastAsia="Arial Unicode MS"/>
+              </w:rPr>
+            </w:r>
+            <w:r>
+              <w:rPr>
+                <w:rFonts w:ascii="Arial Unicode MS" w:hAnsi="Arial Unicode MS" w:eastAsia="Arial Unicode MS"/>
                 <w:b w:val="0"/>
                 <w:sz w:val="17"/>
               </w:rPr>
@@ -4549,12 +4549,12 @@
           <w:p>
             <w:r>
               <w:rPr>
-                <w:rFonts w:ascii="Noto Sans SC" w:hAnsi="Noto Sans SC" w:eastAsia="Noto Sans SC"/>
-              </w:rPr>
-            </w:r>
-            <w:r>
-              <w:rPr>
-                <w:rFonts w:ascii="Noto Sans SC" w:hAnsi="Noto Sans SC" w:eastAsia="Noto Sans SC"/>
+                <w:rFonts w:ascii="Arial Unicode MS" w:hAnsi="Arial Unicode MS" w:eastAsia="Arial Unicode MS"/>
+              </w:rPr>
+            </w:r>
+            <w:r>
+              <w:rPr>
+                <w:rFonts w:ascii="Arial Unicode MS" w:hAnsi="Arial Unicode MS" w:eastAsia="Arial Unicode MS"/>
                 <w:b w:val="0"/>
                 <w:sz w:val="17"/>
               </w:rPr>
@@ -4572,12 +4572,12 @@
           <w:p>
             <w:r>
               <w:rPr>
-                <w:rFonts w:ascii="Noto Sans SC" w:hAnsi="Noto Sans SC" w:eastAsia="Noto Sans SC"/>
-              </w:rPr>
-            </w:r>
-            <w:r>
-              <w:rPr>
-                <w:rFonts w:ascii="Noto Sans SC" w:hAnsi="Noto Sans SC" w:eastAsia="Noto Sans SC"/>
+                <w:rFonts w:ascii="Arial Unicode MS" w:hAnsi="Arial Unicode MS" w:eastAsia="Arial Unicode MS"/>
+              </w:rPr>
+            </w:r>
+            <w:r>
+              <w:rPr>
+                <w:rFonts w:ascii="Arial Unicode MS" w:hAnsi="Arial Unicode MS" w:eastAsia="Arial Unicode MS"/>
                 <w:b w:val="0"/>
                 <w:sz w:val="17"/>
               </w:rPr>
@@ -4593,12 +4593,12 @@
           <w:p>
             <w:r>
               <w:rPr>
-                <w:rFonts w:ascii="Noto Sans SC" w:hAnsi="Noto Sans SC" w:eastAsia="Noto Sans SC"/>
-              </w:rPr>
-            </w:r>
-            <w:r>
-              <w:rPr>
-                <w:rFonts w:ascii="Noto Sans SC" w:hAnsi="Noto Sans SC" w:eastAsia="Noto Sans SC"/>
+                <w:rFonts w:ascii="Arial Unicode MS" w:hAnsi="Arial Unicode MS" w:eastAsia="Arial Unicode MS"/>
+              </w:rPr>
+            </w:r>
+            <w:r>
+              <w:rPr>
+                <w:rFonts w:ascii="Arial Unicode MS" w:hAnsi="Arial Unicode MS" w:eastAsia="Arial Unicode MS"/>
                 <w:b w:val="0"/>
                 <w:sz w:val="17"/>
               </w:rPr>
@@ -4614,12 +4614,12 @@
           <w:p>
             <w:r>
               <w:rPr>
-                <w:rFonts w:ascii="Noto Sans SC" w:hAnsi="Noto Sans SC" w:eastAsia="Noto Sans SC"/>
-              </w:rPr>
-            </w:r>
-            <w:r>
-              <w:rPr>
-                <w:rFonts w:ascii="Noto Sans SC" w:hAnsi="Noto Sans SC" w:eastAsia="Noto Sans SC"/>
+                <w:rFonts w:ascii="Arial Unicode MS" w:hAnsi="Arial Unicode MS" w:eastAsia="Arial Unicode MS"/>
+              </w:rPr>
+            </w:r>
+            <w:r>
+              <w:rPr>
+                <w:rFonts w:ascii="Arial Unicode MS" w:hAnsi="Arial Unicode MS" w:eastAsia="Arial Unicode MS"/>
                 <w:b w:val="0"/>
                 <w:sz w:val="17"/>
               </w:rPr>
@@ -4635,12 +4635,12 @@
           <w:p>
             <w:r>
               <w:rPr>
-                <w:rFonts w:ascii="Noto Sans SC" w:hAnsi="Noto Sans SC" w:eastAsia="Noto Sans SC"/>
-              </w:rPr>
-            </w:r>
-            <w:r>
-              <w:rPr>
-                <w:rFonts w:ascii="Noto Sans SC" w:hAnsi="Noto Sans SC" w:eastAsia="Noto Sans SC"/>
+                <w:rFonts w:ascii="Arial Unicode MS" w:hAnsi="Arial Unicode MS" w:eastAsia="Arial Unicode MS"/>
+              </w:rPr>
+            </w:r>
+            <w:r>
+              <w:rPr>
+                <w:rFonts w:ascii="Arial Unicode MS" w:hAnsi="Arial Unicode MS" w:eastAsia="Arial Unicode MS"/>
                 <w:b w:val="0"/>
                 <w:sz w:val="17"/>
               </w:rPr>
@@ -4658,12 +4658,12 @@
           <w:p>
             <w:r>
               <w:rPr>
-                <w:rFonts w:ascii="Noto Sans SC" w:hAnsi="Noto Sans SC" w:eastAsia="Noto Sans SC"/>
-              </w:rPr>
-            </w:r>
-            <w:r>
-              <w:rPr>
-                <w:rFonts w:ascii="Noto Sans SC" w:hAnsi="Noto Sans SC" w:eastAsia="Noto Sans SC"/>
+                <w:rFonts w:ascii="Arial Unicode MS" w:hAnsi="Arial Unicode MS" w:eastAsia="Arial Unicode MS"/>
+              </w:rPr>
+            </w:r>
+            <w:r>
+              <w:rPr>
+                <w:rFonts w:ascii="Arial Unicode MS" w:hAnsi="Arial Unicode MS" w:eastAsia="Arial Unicode MS"/>
                 <w:b w:val="0"/>
                 <w:sz w:val="17"/>
               </w:rPr>
@@ -4679,12 +4679,12 @@
           <w:p>
             <w:r>
               <w:rPr>
-                <w:rFonts w:ascii="Noto Sans SC" w:hAnsi="Noto Sans SC" w:eastAsia="Noto Sans SC"/>
-              </w:rPr>
-            </w:r>
-            <w:r>
-              <w:rPr>
-                <w:rFonts w:ascii="Noto Sans SC" w:hAnsi="Noto Sans SC" w:eastAsia="Noto Sans SC"/>
+                <w:rFonts w:ascii="Arial Unicode MS" w:hAnsi="Arial Unicode MS" w:eastAsia="Arial Unicode MS"/>
+              </w:rPr>
+            </w:r>
+            <w:r>
+              <w:rPr>
+                <w:rFonts w:ascii="Arial Unicode MS" w:hAnsi="Arial Unicode MS" w:eastAsia="Arial Unicode MS"/>
                 <w:b w:val="0"/>
                 <w:sz w:val="17"/>
               </w:rPr>
@@ -4700,12 +4700,12 @@
           <w:p>
             <w:r>
               <w:rPr>
-                <w:rFonts w:ascii="Noto Sans SC" w:hAnsi="Noto Sans SC" w:eastAsia="Noto Sans SC"/>
-              </w:rPr>
-            </w:r>
-            <w:r>
-              <w:rPr>
-                <w:rFonts w:ascii="Noto Sans SC" w:hAnsi="Noto Sans SC" w:eastAsia="Noto Sans SC"/>
+                <w:rFonts w:ascii="Arial Unicode MS" w:hAnsi="Arial Unicode MS" w:eastAsia="Arial Unicode MS"/>
+              </w:rPr>
+            </w:r>
+            <w:r>
+              <w:rPr>
+                <w:rFonts w:ascii="Arial Unicode MS" w:hAnsi="Arial Unicode MS" w:eastAsia="Arial Unicode MS"/>
                 <w:b w:val="0"/>
                 <w:sz w:val="17"/>
               </w:rPr>
@@ -4721,12 +4721,12 @@
           <w:p>
             <w:r>
               <w:rPr>
-                <w:rFonts w:ascii="Noto Sans SC" w:hAnsi="Noto Sans SC" w:eastAsia="Noto Sans SC"/>
-              </w:rPr>
-            </w:r>
-            <w:r>
-              <w:rPr>
-                <w:rFonts w:ascii="Noto Sans SC" w:hAnsi="Noto Sans SC" w:eastAsia="Noto Sans SC"/>
+                <w:rFonts w:ascii="Arial Unicode MS" w:hAnsi="Arial Unicode MS" w:eastAsia="Arial Unicode MS"/>
+              </w:rPr>
+            </w:r>
+            <w:r>
+              <w:rPr>
+                <w:rFonts w:ascii="Arial Unicode MS" w:hAnsi="Arial Unicode MS" w:eastAsia="Arial Unicode MS"/>
                 <w:b w:val="0"/>
                 <w:sz w:val="17"/>
               </w:rPr>
@@ -4744,12 +4744,12 @@
           <w:p>
             <w:r>
               <w:rPr>
-                <w:rFonts w:ascii="Noto Sans SC" w:hAnsi="Noto Sans SC" w:eastAsia="Noto Sans SC"/>
-              </w:rPr>
-            </w:r>
-            <w:r>
-              <w:rPr>
-                <w:rFonts w:ascii="Noto Sans SC" w:hAnsi="Noto Sans SC" w:eastAsia="Noto Sans SC"/>
+                <w:rFonts w:ascii="Arial Unicode MS" w:hAnsi="Arial Unicode MS" w:eastAsia="Arial Unicode MS"/>
+              </w:rPr>
+            </w:r>
+            <w:r>
+              <w:rPr>
+                <w:rFonts w:ascii="Arial Unicode MS" w:hAnsi="Arial Unicode MS" w:eastAsia="Arial Unicode MS"/>
                 <w:b w:val="0"/>
                 <w:sz w:val="17"/>
               </w:rPr>
@@ -4765,12 +4765,12 @@
           <w:p>
             <w:r>
               <w:rPr>
-                <w:rFonts w:ascii="Noto Sans SC" w:hAnsi="Noto Sans SC" w:eastAsia="Noto Sans SC"/>
-              </w:rPr>
-            </w:r>
-            <w:r>
-              <w:rPr>
-                <w:rFonts w:ascii="Noto Sans SC" w:hAnsi="Noto Sans SC" w:eastAsia="Noto Sans SC"/>
+                <w:rFonts w:ascii="Arial Unicode MS" w:hAnsi="Arial Unicode MS" w:eastAsia="Arial Unicode MS"/>
+              </w:rPr>
+            </w:r>
+            <w:r>
+              <w:rPr>
+                <w:rFonts w:ascii="Arial Unicode MS" w:hAnsi="Arial Unicode MS" w:eastAsia="Arial Unicode MS"/>
                 <w:b w:val="0"/>
                 <w:sz w:val="17"/>
               </w:rPr>
@@ -4786,12 +4786,12 @@
           <w:p>
             <w:r>
               <w:rPr>
-                <w:rFonts w:ascii="Noto Sans SC" w:hAnsi="Noto Sans SC" w:eastAsia="Noto Sans SC"/>
-              </w:rPr>
-            </w:r>
-            <w:r>
-              <w:rPr>
-                <w:rFonts w:ascii="Noto Sans SC" w:hAnsi="Noto Sans SC" w:eastAsia="Noto Sans SC"/>
+                <w:rFonts w:ascii="Arial Unicode MS" w:hAnsi="Arial Unicode MS" w:eastAsia="Arial Unicode MS"/>
+              </w:rPr>
+            </w:r>
+            <w:r>
+              <w:rPr>
+                <w:rFonts w:ascii="Arial Unicode MS" w:hAnsi="Arial Unicode MS" w:eastAsia="Arial Unicode MS"/>
                 <w:b w:val="0"/>
                 <w:sz w:val="17"/>
               </w:rPr>
@@ -4807,12 +4807,12 @@
           <w:p>
             <w:r>
               <w:rPr>
-                <w:rFonts w:ascii="Noto Sans SC" w:hAnsi="Noto Sans SC" w:eastAsia="Noto Sans SC"/>
-              </w:rPr>
-            </w:r>
-            <w:r>
-              <w:rPr>
-                <w:rFonts w:ascii="Noto Sans SC" w:hAnsi="Noto Sans SC" w:eastAsia="Noto Sans SC"/>
+                <w:rFonts w:ascii="Arial Unicode MS" w:hAnsi="Arial Unicode MS" w:eastAsia="Arial Unicode MS"/>
+              </w:rPr>
+            </w:r>
+            <w:r>
+              <w:rPr>
+                <w:rFonts w:ascii="Arial Unicode MS" w:hAnsi="Arial Unicode MS" w:eastAsia="Arial Unicode MS"/>
                 <w:b w:val="0"/>
                 <w:sz w:val="17"/>
               </w:rPr>
@@ -4830,12 +4830,12 @@
           <w:p>
             <w:r>
               <w:rPr>
-                <w:rFonts w:ascii="Noto Sans SC" w:hAnsi="Noto Sans SC" w:eastAsia="Noto Sans SC"/>
-              </w:rPr>
-            </w:r>
-            <w:r>
-              <w:rPr>
-                <w:rFonts w:ascii="Noto Sans SC" w:hAnsi="Noto Sans SC" w:eastAsia="Noto Sans SC"/>
+                <w:rFonts w:ascii="Arial Unicode MS" w:hAnsi="Arial Unicode MS" w:eastAsia="Arial Unicode MS"/>
+              </w:rPr>
+            </w:r>
+            <w:r>
+              <w:rPr>
+                <w:rFonts w:ascii="Arial Unicode MS" w:hAnsi="Arial Unicode MS" w:eastAsia="Arial Unicode MS"/>
                 <w:b w:val="0"/>
                 <w:sz w:val="17"/>
               </w:rPr>
@@ -4851,12 +4851,12 @@
           <w:p>
             <w:r>
               <w:rPr>
-                <w:rFonts w:ascii="Noto Sans SC" w:hAnsi="Noto Sans SC" w:eastAsia="Noto Sans SC"/>
-              </w:rPr>
-            </w:r>
-            <w:r>
-              <w:rPr>
-                <w:rFonts w:ascii="Noto Sans SC" w:hAnsi="Noto Sans SC" w:eastAsia="Noto Sans SC"/>
+                <w:rFonts w:ascii="Arial Unicode MS" w:hAnsi="Arial Unicode MS" w:eastAsia="Arial Unicode MS"/>
+              </w:rPr>
+            </w:r>
+            <w:r>
+              <w:rPr>
+                <w:rFonts w:ascii="Arial Unicode MS" w:hAnsi="Arial Unicode MS" w:eastAsia="Arial Unicode MS"/>
                 <w:b w:val="0"/>
                 <w:sz w:val="17"/>
               </w:rPr>
@@ -4872,12 +4872,12 @@
           <w:p>
             <w:r>
               <w:rPr>
-                <w:rFonts w:ascii="Noto Sans SC" w:hAnsi="Noto Sans SC" w:eastAsia="Noto Sans SC"/>
-              </w:rPr>
-            </w:r>
-            <w:r>
-              <w:rPr>
-                <w:rFonts w:ascii="Noto Sans SC" w:hAnsi="Noto Sans SC" w:eastAsia="Noto Sans SC"/>
+                <w:rFonts w:ascii="Arial Unicode MS" w:hAnsi="Arial Unicode MS" w:eastAsia="Arial Unicode MS"/>
+              </w:rPr>
+            </w:r>
+            <w:r>
+              <w:rPr>
+                <w:rFonts w:ascii="Arial Unicode MS" w:hAnsi="Arial Unicode MS" w:eastAsia="Arial Unicode MS"/>
                 <w:b w:val="0"/>
                 <w:sz w:val="17"/>
               </w:rPr>
@@ -4893,12 +4893,12 @@
           <w:p>
             <w:r>
               <w:rPr>
-                <w:rFonts w:ascii="Noto Sans SC" w:hAnsi="Noto Sans SC" w:eastAsia="Noto Sans SC"/>
-              </w:rPr>
-            </w:r>
-            <w:r>
-              <w:rPr>
-                <w:rFonts w:ascii="Noto Sans SC" w:hAnsi="Noto Sans SC" w:eastAsia="Noto Sans SC"/>
+                <w:rFonts w:ascii="Arial Unicode MS" w:hAnsi="Arial Unicode MS" w:eastAsia="Arial Unicode MS"/>
+              </w:rPr>
+            </w:r>
+            <w:r>
+              <w:rPr>
+                <w:rFonts w:ascii="Arial Unicode MS" w:hAnsi="Arial Unicode MS" w:eastAsia="Arial Unicode MS"/>
                 <w:b w:val="0"/>
                 <w:sz w:val="17"/>
               </w:rPr>
@@ -4916,12 +4916,12 @@
           <w:p>
             <w:r>
               <w:rPr>
-                <w:rFonts w:ascii="Noto Sans SC" w:hAnsi="Noto Sans SC" w:eastAsia="Noto Sans SC"/>
-              </w:rPr>
-            </w:r>
-            <w:r>
-              <w:rPr>
-                <w:rFonts w:ascii="Noto Sans SC" w:hAnsi="Noto Sans SC" w:eastAsia="Noto Sans SC"/>
+                <w:rFonts w:ascii="Arial Unicode MS" w:hAnsi="Arial Unicode MS" w:eastAsia="Arial Unicode MS"/>
+              </w:rPr>
+            </w:r>
+            <w:r>
+              <w:rPr>
+                <w:rFonts w:ascii="Arial Unicode MS" w:hAnsi="Arial Unicode MS" w:eastAsia="Arial Unicode MS"/>
                 <w:b w:val="0"/>
                 <w:sz w:val="17"/>
               </w:rPr>
@@ -4937,12 +4937,12 @@
           <w:p>
             <w:r>
               <w:rPr>
-                <w:rFonts w:ascii="Noto Sans SC" w:hAnsi="Noto Sans SC" w:eastAsia="Noto Sans SC"/>
-              </w:rPr>
-            </w:r>
-            <w:r>
-              <w:rPr>
-                <w:rFonts w:ascii="Noto Sans SC" w:hAnsi="Noto Sans SC" w:eastAsia="Noto Sans SC"/>
+                <w:rFonts w:ascii="Arial Unicode MS" w:hAnsi="Arial Unicode MS" w:eastAsia="Arial Unicode MS"/>
+              </w:rPr>
+            </w:r>
+            <w:r>
+              <w:rPr>
+                <w:rFonts w:ascii="Arial Unicode MS" w:hAnsi="Arial Unicode MS" w:eastAsia="Arial Unicode MS"/>
                 <w:b w:val="0"/>
                 <w:sz w:val="17"/>
               </w:rPr>
@@ -4958,12 +4958,12 @@
           <w:p>
             <w:r>
               <w:rPr>
-                <w:rFonts w:ascii="Noto Sans SC" w:hAnsi="Noto Sans SC" w:eastAsia="Noto Sans SC"/>
-              </w:rPr>
-            </w:r>
-            <w:r>
-              <w:rPr>
-                <w:rFonts w:ascii="Noto Sans SC" w:hAnsi="Noto Sans SC" w:eastAsia="Noto Sans SC"/>
+                <w:rFonts w:ascii="Arial Unicode MS" w:hAnsi="Arial Unicode MS" w:eastAsia="Arial Unicode MS"/>
+              </w:rPr>
+            </w:r>
+            <w:r>
+              <w:rPr>
+                <w:rFonts w:ascii="Arial Unicode MS" w:hAnsi="Arial Unicode MS" w:eastAsia="Arial Unicode MS"/>
                 <w:b w:val="0"/>
                 <w:sz w:val="17"/>
               </w:rPr>
@@ -4979,12 +4979,12 @@
           <w:p>
             <w:r>
               <w:rPr>
-                <w:rFonts w:ascii="Noto Sans SC" w:hAnsi="Noto Sans SC" w:eastAsia="Noto Sans SC"/>
-              </w:rPr>
-            </w:r>
-            <w:r>
-              <w:rPr>
-                <w:rFonts w:ascii="Noto Sans SC" w:hAnsi="Noto Sans SC" w:eastAsia="Noto Sans SC"/>
+                <w:rFonts w:ascii="Arial Unicode MS" w:hAnsi="Arial Unicode MS" w:eastAsia="Arial Unicode MS"/>
+              </w:rPr>
+            </w:r>
+            <w:r>
+              <w:rPr>
+                <w:rFonts w:ascii="Arial Unicode MS" w:hAnsi="Arial Unicode MS" w:eastAsia="Arial Unicode MS"/>
                 <w:b w:val="0"/>
                 <w:sz w:val="17"/>
               </w:rPr>
@@ -5002,12 +5002,12 @@
           <w:p>
             <w:r>
               <w:rPr>
-                <w:rFonts w:ascii="Noto Sans SC" w:hAnsi="Noto Sans SC" w:eastAsia="Noto Sans SC"/>
-              </w:rPr>
-            </w:r>
-            <w:r>
-              <w:rPr>
-                <w:rFonts w:ascii="Noto Sans SC" w:hAnsi="Noto Sans SC" w:eastAsia="Noto Sans SC"/>
+                <w:rFonts w:ascii="Arial Unicode MS" w:hAnsi="Arial Unicode MS" w:eastAsia="Arial Unicode MS"/>
+              </w:rPr>
+            </w:r>
+            <w:r>
+              <w:rPr>
+                <w:rFonts w:ascii="Arial Unicode MS" w:hAnsi="Arial Unicode MS" w:eastAsia="Arial Unicode MS"/>
                 <w:b w:val="0"/>
                 <w:sz w:val="17"/>
               </w:rPr>
@@ -5023,12 +5023,12 @@
           <w:p>
             <w:r>
               <w:rPr>
-                <w:rFonts w:ascii="Noto Sans SC" w:hAnsi="Noto Sans SC" w:eastAsia="Noto Sans SC"/>
-              </w:rPr>
-            </w:r>
-            <w:r>
-              <w:rPr>
-                <w:rFonts w:ascii="Noto Sans SC" w:hAnsi="Noto Sans SC" w:eastAsia="Noto Sans SC"/>
+                <w:rFonts w:ascii="Arial Unicode MS" w:hAnsi="Arial Unicode MS" w:eastAsia="Arial Unicode MS"/>
+              </w:rPr>
+            </w:r>
+            <w:r>
+              <w:rPr>
+                <w:rFonts w:ascii="Arial Unicode MS" w:hAnsi="Arial Unicode MS" w:eastAsia="Arial Unicode MS"/>
                 <w:b w:val="0"/>
                 <w:sz w:val="17"/>
               </w:rPr>
@@ -5044,12 +5044,12 @@
           <w:p>
             <w:r>
               <w:rPr>
-                <w:rFonts w:ascii="Noto Sans SC" w:hAnsi="Noto Sans SC" w:eastAsia="Noto Sans SC"/>
-              </w:rPr>
-            </w:r>
-            <w:r>
-              <w:rPr>
-                <w:rFonts w:ascii="Noto Sans SC" w:hAnsi="Noto Sans SC" w:eastAsia="Noto Sans SC"/>
+                <w:rFonts w:ascii="Arial Unicode MS" w:hAnsi="Arial Unicode MS" w:eastAsia="Arial Unicode MS"/>
+              </w:rPr>
+            </w:r>
+            <w:r>
+              <w:rPr>
+                <w:rFonts w:ascii="Arial Unicode MS" w:hAnsi="Arial Unicode MS" w:eastAsia="Arial Unicode MS"/>
                 <w:b w:val="0"/>
                 <w:sz w:val="17"/>
               </w:rPr>
@@ -5065,12 +5065,12 @@
           <w:p>
             <w:r>
               <w:rPr>
-                <w:rFonts w:ascii="Noto Sans SC" w:hAnsi="Noto Sans SC" w:eastAsia="Noto Sans SC"/>
-              </w:rPr>
-            </w:r>
-            <w:r>
-              <w:rPr>
-                <w:rFonts w:ascii="Noto Sans SC" w:hAnsi="Noto Sans SC" w:eastAsia="Noto Sans SC"/>
+                <w:rFonts w:ascii="Arial Unicode MS" w:hAnsi="Arial Unicode MS" w:eastAsia="Arial Unicode MS"/>
+              </w:rPr>
+            </w:r>
+            <w:r>
+              <w:rPr>
+                <w:rFonts w:ascii="Arial Unicode MS" w:hAnsi="Arial Unicode MS" w:eastAsia="Arial Unicode MS"/>
                 <w:b w:val="0"/>
                 <w:sz w:val="17"/>
               </w:rPr>
@@ -5088,12 +5088,12 @@
           <w:p>
             <w:r>
               <w:rPr>
-                <w:rFonts w:ascii="Noto Sans SC" w:hAnsi="Noto Sans SC" w:eastAsia="Noto Sans SC"/>
-              </w:rPr>
-            </w:r>
-            <w:r>
-              <w:rPr>
-                <w:rFonts w:ascii="Noto Sans SC" w:hAnsi="Noto Sans SC" w:eastAsia="Noto Sans SC"/>
+                <w:rFonts w:ascii="Arial Unicode MS" w:hAnsi="Arial Unicode MS" w:eastAsia="Arial Unicode MS"/>
+              </w:rPr>
+            </w:r>
+            <w:r>
+              <w:rPr>
+                <w:rFonts w:ascii="Arial Unicode MS" w:hAnsi="Arial Unicode MS" w:eastAsia="Arial Unicode MS"/>
                 <w:b w:val="0"/>
                 <w:sz w:val="17"/>
               </w:rPr>
@@ -5109,12 +5109,12 @@
           <w:p>
             <w:r>
               <w:rPr>
-                <w:rFonts w:ascii="Noto Sans SC" w:hAnsi="Noto Sans SC" w:eastAsia="Noto Sans SC"/>
-              </w:rPr>
-            </w:r>
-            <w:r>
-              <w:rPr>
-                <w:rFonts w:ascii="Noto Sans SC" w:hAnsi="Noto Sans SC" w:eastAsia="Noto Sans SC"/>
+                <w:rFonts w:ascii="Arial Unicode MS" w:hAnsi="Arial Unicode MS" w:eastAsia="Arial Unicode MS"/>
+              </w:rPr>
+            </w:r>
+            <w:r>
+              <w:rPr>
+                <w:rFonts w:ascii="Arial Unicode MS" w:hAnsi="Arial Unicode MS" w:eastAsia="Arial Unicode MS"/>
                 <w:b w:val="0"/>
                 <w:sz w:val="17"/>
               </w:rPr>
@@ -5130,12 +5130,12 @@
           <w:p>
             <w:r>
               <w:rPr>
-                <w:rFonts w:ascii="Noto Sans SC" w:hAnsi="Noto Sans SC" w:eastAsia="Noto Sans SC"/>
-              </w:rPr>
-            </w:r>
-            <w:r>
-              <w:rPr>
-                <w:rFonts w:ascii="Noto Sans SC" w:hAnsi="Noto Sans SC" w:eastAsia="Noto Sans SC"/>
+                <w:rFonts w:ascii="Arial Unicode MS" w:hAnsi="Arial Unicode MS" w:eastAsia="Arial Unicode MS"/>
+              </w:rPr>
+            </w:r>
+            <w:r>
+              <w:rPr>
+                <w:rFonts w:ascii="Arial Unicode MS" w:hAnsi="Arial Unicode MS" w:eastAsia="Arial Unicode MS"/>
                 <w:b w:val="0"/>
                 <w:sz w:val="17"/>
               </w:rPr>
@@ -5151,12 +5151,12 @@
           <w:p>
             <w:r>
               <w:rPr>
-                <w:rFonts w:ascii="Noto Sans SC" w:hAnsi="Noto Sans SC" w:eastAsia="Noto Sans SC"/>
-              </w:rPr>
-            </w:r>
-            <w:r>
-              <w:rPr>
-                <w:rFonts w:ascii="Noto Sans SC" w:hAnsi="Noto Sans SC" w:eastAsia="Noto Sans SC"/>
+                <w:rFonts w:ascii="Arial Unicode MS" w:hAnsi="Arial Unicode MS" w:eastAsia="Arial Unicode MS"/>
+              </w:rPr>
+            </w:r>
+            <w:r>
+              <w:rPr>
+                <w:rFonts w:ascii="Arial Unicode MS" w:hAnsi="Arial Unicode MS" w:eastAsia="Arial Unicode MS"/>
                 <w:b w:val="0"/>
                 <w:sz w:val="17"/>
               </w:rPr>
@@ -5174,12 +5174,12 @@
           <w:p>
             <w:r>
               <w:rPr>
-                <w:rFonts w:ascii="Noto Sans SC" w:hAnsi="Noto Sans SC" w:eastAsia="Noto Sans SC"/>
-              </w:rPr>
-            </w:r>
-            <w:r>
-              <w:rPr>
-                <w:rFonts w:ascii="Noto Sans SC" w:hAnsi="Noto Sans SC" w:eastAsia="Noto Sans SC"/>
+                <w:rFonts w:ascii="Arial Unicode MS" w:hAnsi="Arial Unicode MS" w:eastAsia="Arial Unicode MS"/>
+              </w:rPr>
+            </w:r>
+            <w:r>
+              <w:rPr>
+                <w:rFonts w:ascii="Arial Unicode MS" w:hAnsi="Arial Unicode MS" w:eastAsia="Arial Unicode MS"/>
                 <w:b w:val="0"/>
                 <w:sz w:val="17"/>
               </w:rPr>
@@ -5195,12 +5195,12 @@
           <w:p>
             <w:r>
               <w:rPr>
-                <w:rFonts w:ascii="Noto Sans SC" w:hAnsi="Noto Sans SC" w:eastAsia="Noto Sans SC"/>
-              </w:rPr>
-            </w:r>
-            <w:r>
-              <w:rPr>
-                <w:rFonts w:ascii="Noto Sans SC" w:hAnsi="Noto Sans SC" w:eastAsia="Noto Sans SC"/>
+                <w:rFonts w:ascii="Arial Unicode MS" w:hAnsi="Arial Unicode MS" w:eastAsia="Arial Unicode MS"/>
+              </w:rPr>
+            </w:r>
+            <w:r>
+              <w:rPr>
+                <w:rFonts w:ascii="Arial Unicode MS" w:hAnsi="Arial Unicode MS" w:eastAsia="Arial Unicode MS"/>
                 <w:b w:val="0"/>
                 <w:sz w:val="17"/>
               </w:rPr>
@@ -5216,12 +5216,12 @@
           <w:p>
             <w:r>
               <w:rPr>
-                <w:rFonts w:ascii="Noto Sans SC" w:hAnsi="Noto Sans SC" w:eastAsia="Noto Sans SC"/>
-              </w:rPr>
-            </w:r>
-            <w:r>
-              <w:rPr>
-                <w:rFonts w:ascii="Noto Sans SC" w:hAnsi="Noto Sans SC" w:eastAsia="Noto Sans SC"/>
+                <w:rFonts w:ascii="Arial Unicode MS" w:hAnsi="Arial Unicode MS" w:eastAsia="Arial Unicode MS"/>
+              </w:rPr>
+            </w:r>
+            <w:r>
+              <w:rPr>
+                <w:rFonts w:ascii="Arial Unicode MS" w:hAnsi="Arial Unicode MS" w:eastAsia="Arial Unicode MS"/>
                 <w:b w:val="0"/>
                 <w:sz w:val="17"/>
               </w:rPr>
@@ -5237,12 +5237,12 @@
           <w:p>
             <w:r>
               <w:rPr>
-                <w:rFonts w:ascii="Noto Sans SC" w:hAnsi="Noto Sans SC" w:eastAsia="Noto Sans SC"/>
-              </w:rPr>
-            </w:r>
-            <w:r>
-              <w:rPr>
-                <w:rFonts w:ascii="Noto Sans SC" w:hAnsi="Noto Sans SC" w:eastAsia="Noto Sans SC"/>
+                <w:rFonts w:ascii="Arial Unicode MS" w:hAnsi="Arial Unicode MS" w:eastAsia="Arial Unicode MS"/>
+              </w:rPr>
+            </w:r>
+            <w:r>
+              <w:rPr>
+                <w:rFonts w:ascii="Arial Unicode MS" w:hAnsi="Arial Unicode MS" w:eastAsia="Arial Unicode MS"/>
                 <w:b w:val="0"/>
                 <w:sz w:val="17"/>
               </w:rPr>
@@ -5260,12 +5260,12 @@
           <w:p>
             <w:r>
               <w:rPr>
-                <w:rFonts w:ascii="Noto Sans SC" w:hAnsi="Noto Sans SC" w:eastAsia="Noto Sans SC"/>
-              </w:rPr>
-            </w:r>
-            <w:r>
-              <w:rPr>
-                <w:rFonts w:ascii="Noto Sans SC" w:hAnsi="Noto Sans SC" w:eastAsia="Noto Sans SC"/>
+                <w:rFonts w:ascii="Arial Unicode MS" w:hAnsi="Arial Unicode MS" w:eastAsia="Arial Unicode MS"/>
+              </w:rPr>
+            </w:r>
+            <w:r>
+              <w:rPr>
+                <w:rFonts w:ascii="Arial Unicode MS" w:hAnsi="Arial Unicode MS" w:eastAsia="Arial Unicode MS"/>
                 <w:b w:val="0"/>
                 <w:sz w:val="17"/>
               </w:rPr>
@@ -5281,12 +5281,12 @@
           <w:p>
             <w:r>
               <w:rPr>
-                <w:rFonts w:ascii="Noto Sans SC" w:hAnsi="Noto Sans SC" w:eastAsia="Noto Sans SC"/>
-              </w:rPr>
-            </w:r>
-            <w:r>
-              <w:rPr>
-                <w:rFonts w:ascii="Noto Sans SC" w:hAnsi="Noto Sans SC" w:eastAsia="Noto Sans SC"/>
+                <w:rFonts w:ascii="Arial Unicode MS" w:hAnsi="Arial Unicode MS" w:eastAsia="Arial Unicode MS"/>
+              </w:rPr>
+            </w:r>
+            <w:r>
+              <w:rPr>
+                <w:rFonts w:ascii="Arial Unicode MS" w:hAnsi="Arial Unicode MS" w:eastAsia="Arial Unicode MS"/>
                 <w:b w:val="0"/>
                 <w:sz w:val="17"/>
               </w:rPr>
@@ -5302,12 +5302,12 @@
           <w:p>
             <w:r>
               <w:rPr>
-                <w:rFonts w:ascii="Noto Sans SC" w:hAnsi="Noto Sans SC" w:eastAsia="Noto Sans SC"/>
-              </w:rPr>
-            </w:r>
-            <w:r>
-              <w:rPr>
-                <w:rFonts w:ascii="Noto Sans SC" w:hAnsi="Noto Sans SC" w:eastAsia="Noto Sans SC"/>
+                <w:rFonts w:ascii="Arial Unicode MS" w:hAnsi="Arial Unicode MS" w:eastAsia="Arial Unicode MS"/>
+              </w:rPr>
+            </w:r>
+            <w:r>
+              <w:rPr>
+                <w:rFonts w:ascii="Arial Unicode MS" w:hAnsi="Arial Unicode MS" w:eastAsia="Arial Unicode MS"/>
                 <w:b w:val="0"/>
                 <w:sz w:val="17"/>
               </w:rPr>
@@ -5323,12 +5323,12 @@
           <w:p>
             <w:r>
               <w:rPr>
-                <w:rFonts w:ascii="Noto Sans SC" w:hAnsi="Noto Sans SC" w:eastAsia="Noto Sans SC"/>
-              </w:rPr>
-            </w:r>
-            <w:r>
-              <w:rPr>
-                <w:rFonts w:ascii="Noto Sans SC" w:hAnsi="Noto Sans SC" w:eastAsia="Noto Sans SC"/>
+                <w:rFonts w:ascii="Arial Unicode MS" w:hAnsi="Arial Unicode MS" w:eastAsia="Arial Unicode MS"/>
+              </w:rPr>
+            </w:r>
+            <w:r>
+              <w:rPr>
+                <w:rFonts w:ascii="Arial Unicode MS" w:hAnsi="Arial Unicode MS" w:eastAsia="Arial Unicode MS"/>
                 <w:b w:val="0"/>
                 <w:sz w:val="17"/>
               </w:rPr>
@@ -5346,12 +5346,12 @@
           <w:p>
             <w:r>
               <w:rPr>
-                <w:rFonts w:ascii="Noto Sans SC" w:hAnsi="Noto Sans SC" w:eastAsia="Noto Sans SC"/>
-              </w:rPr>
-            </w:r>
-            <w:r>
-              <w:rPr>
-                <w:rFonts w:ascii="Noto Sans SC" w:hAnsi="Noto Sans SC" w:eastAsia="Noto Sans SC"/>
+                <w:rFonts w:ascii="Arial Unicode MS" w:hAnsi="Arial Unicode MS" w:eastAsia="Arial Unicode MS"/>
+              </w:rPr>
+            </w:r>
+            <w:r>
+              <w:rPr>
+                <w:rFonts w:ascii="Arial Unicode MS" w:hAnsi="Arial Unicode MS" w:eastAsia="Arial Unicode MS"/>
                 <w:b w:val="0"/>
                 <w:sz w:val="17"/>
               </w:rPr>
@@ -5367,12 +5367,12 @@
           <w:p>
             <w:r>
               <w:rPr>
-                <w:rFonts w:ascii="Noto Sans SC" w:hAnsi="Noto Sans SC" w:eastAsia="Noto Sans SC"/>
-              </w:rPr>
-            </w:r>
-            <w:r>
-              <w:rPr>
-                <w:rFonts w:ascii="Noto Sans SC" w:hAnsi="Noto Sans SC" w:eastAsia="Noto Sans SC"/>
+                <w:rFonts w:ascii="Arial Unicode MS" w:hAnsi="Arial Unicode MS" w:eastAsia="Arial Unicode MS"/>
+              </w:rPr>
+            </w:r>
+            <w:r>
+              <w:rPr>
+                <w:rFonts w:ascii="Arial Unicode MS" w:hAnsi="Arial Unicode MS" w:eastAsia="Arial Unicode MS"/>
                 <w:b w:val="0"/>
                 <w:sz w:val="17"/>
               </w:rPr>
@@ -5388,12 +5388,12 @@
           <w:p>
             <w:r>
               <w:rPr>
-                <w:rFonts w:ascii="Noto Sans SC" w:hAnsi="Noto Sans SC" w:eastAsia="Noto Sans SC"/>
-              </w:rPr>
-            </w:r>
-            <w:r>
-              <w:rPr>
-                <w:rFonts w:ascii="Noto Sans SC" w:hAnsi="Noto Sans SC" w:eastAsia="Noto Sans SC"/>
+                <w:rFonts w:ascii="Arial Unicode MS" w:hAnsi="Arial Unicode MS" w:eastAsia="Arial Unicode MS"/>
+              </w:rPr>
+            </w:r>
+            <w:r>
+              <w:rPr>
+                <w:rFonts w:ascii="Arial Unicode MS" w:hAnsi="Arial Unicode MS" w:eastAsia="Arial Unicode MS"/>
                 <w:b w:val="0"/>
                 <w:sz w:val="17"/>
               </w:rPr>
@@ -5409,12 +5409,12 @@
           <w:p>
             <w:r>
               <w:rPr>
-                <w:rFonts w:ascii="Noto Sans SC" w:hAnsi="Noto Sans SC" w:eastAsia="Noto Sans SC"/>
-              </w:rPr>
-            </w:r>
-            <w:r>
-              <w:rPr>
-                <w:rFonts w:ascii="Noto Sans SC" w:hAnsi="Noto Sans SC" w:eastAsia="Noto Sans SC"/>
+                <w:rFonts w:ascii="Arial Unicode MS" w:hAnsi="Arial Unicode MS" w:eastAsia="Arial Unicode MS"/>
+              </w:rPr>
+            </w:r>
+            <w:r>
+              <w:rPr>
+                <w:rFonts w:ascii="Arial Unicode MS" w:hAnsi="Arial Unicode MS" w:eastAsia="Arial Unicode MS"/>
                 <w:b w:val="0"/>
                 <w:sz w:val="17"/>
               </w:rPr>
@@ -5432,12 +5432,12 @@
           <w:p>
             <w:r>
               <w:rPr>
-                <w:rFonts w:ascii="Noto Sans SC" w:hAnsi="Noto Sans SC" w:eastAsia="Noto Sans SC"/>
-              </w:rPr>
-            </w:r>
-            <w:r>
-              <w:rPr>
-                <w:rFonts w:ascii="Noto Sans SC" w:hAnsi="Noto Sans SC" w:eastAsia="Noto Sans SC"/>
+                <w:rFonts w:ascii="Arial Unicode MS" w:hAnsi="Arial Unicode MS" w:eastAsia="Arial Unicode MS"/>
+              </w:rPr>
+            </w:r>
+            <w:r>
+              <w:rPr>
+                <w:rFonts w:ascii="Arial Unicode MS" w:hAnsi="Arial Unicode MS" w:eastAsia="Arial Unicode MS"/>
                 <w:b w:val="0"/>
                 <w:sz w:val="17"/>
               </w:rPr>
@@ -5453,12 +5453,12 @@
           <w:p>
             <w:r>
               <w:rPr>
-                <w:rFonts w:ascii="Noto Sans SC" w:hAnsi="Noto Sans SC" w:eastAsia="Noto Sans SC"/>
-              </w:rPr>
-            </w:r>
-            <w:r>
-              <w:rPr>
-                <w:rFonts w:ascii="Noto Sans SC" w:hAnsi="Noto Sans SC" w:eastAsia="Noto Sans SC"/>
+                <w:rFonts w:ascii="Arial Unicode MS" w:hAnsi="Arial Unicode MS" w:eastAsia="Arial Unicode MS"/>
+              </w:rPr>
+            </w:r>
+            <w:r>
+              <w:rPr>
+                <w:rFonts w:ascii="Arial Unicode MS" w:hAnsi="Arial Unicode MS" w:eastAsia="Arial Unicode MS"/>
                 <w:b w:val="0"/>
                 <w:sz w:val="17"/>
               </w:rPr>
@@ -5474,12 +5474,12 @@
           <w:p>
             <w:r>
               <w:rPr>
-                <w:rFonts w:ascii="Noto Sans SC" w:hAnsi="Noto Sans SC" w:eastAsia="Noto Sans SC"/>
-              </w:rPr>
-            </w:r>
-            <w:r>
-              <w:rPr>
-                <w:rFonts w:ascii="Noto Sans SC" w:hAnsi="Noto Sans SC" w:eastAsia="Noto Sans SC"/>
+                <w:rFonts w:ascii="Arial Unicode MS" w:hAnsi="Arial Unicode MS" w:eastAsia="Arial Unicode MS"/>
+              </w:rPr>
+            </w:r>
+            <w:r>
+              <w:rPr>
+                <w:rFonts w:ascii="Arial Unicode MS" w:hAnsi="Arial Unicode MS" w:eastAsia="Arial Unicode MS"/>
                 <w:b w:val="0"/>
                 <w:sz w:val="17"/>
               </w:rPr>
@@ -5495,12 +5495,12 @@
           <w:p>
             <w:r>
               <w:rPr>
-                <w:rFonts w:ascii="Noto Sans SC" w:hAnsi="Noto Sans SC" w:eastAsia="Noto Sans SC"/>
-              </w:rPr>
-            </w:r>
-            <w:r>
-              <w:rPr>
-                <w:rFonts w:ascii="Noto Sans SC" w:hAnsi="Noto Sans SC" w:eastAsia="Noto Sans SC"/>
+                <w:rFonts w:ascii="Arial Unicode MS" w:hAnsi="Arial Unicode MS" w:eastAsia="Arial Unicode MS"/>
+              </w:rPr>
+            </w:r>
+            <w:r>
+              <w:rPr>
+                <w:rFonts w:ascii="Arial Unicode MS" w:hAnsi="Arial Unicode MS" w:eastAsia="Arial Unicode MS"/>
                 <w:b w:val="0"/>
                 <w:sz w:val="17"/>
               </w:rPr>
@@ -5518,12 +5518,12 @@
           <w:p>
             <w:r>
               <w:rPr>
-                <w:rFonts w:ascii="Noto Sans SC" w:hAnsi="Noto Sans SC" w:eastAsia="Noto Sans SC"/>
-              </w:rPr>
-            </w:r>
-            <w:r>
-              <w:rPr>
-                <w:rFonts w:ascii="Noto Sans SC" w:hAnsi="Noto Sans SC" w:eastAsia="Noto Sans SC"/>
+                <w:rFonts w:ascii="Arial Unicode MS" w:hAnsi="Arial Unicode MS" w:eastAsia="Arial Unicode MS"/>
+              </w:rPr>
+            </w:r>
+            <w:r>
+              <w:rPr>
+                <w:rFonts w:ascii="Arial Unicode MS" w:hAnsi="Arial Unicode MS" w:eastAsia="Arial Unicode MS"/>
                 <w:b w:val="0"/>
                 <w:sz w:val="17"/>
               </w:rPr>
@@ -5539,12 +5539,12 @@
           <w:p>
             <w:r>
               <w:rPr>
-                <w:rFonts w:ascii="Noto Sans SC" w:hAnsi="Noto Sans SC" w:eastAsia="Noto Sans SC"/>
-              </w:rPr>
-            </w:r>
-            <w:r>
-              <w:rPr>
-                <w:rFonts w:ascii="Noto Sans SC" w:hAnsi="Noto Sans SC" w:eastAsia="Noto Sans SC"/>
+                <w:rFonts w:ascii="Arial Unicode MS" w:hAnsi="Arial Unicode MS" w:eastAsia="Arial Unicode MS"/>
+              </w:rPr>
+            </w:r>
+            <w:r>
+              <w:rPr>
+                <w:rFonts w:ascii="Arial Unicode MS" w:hAnsi="Arial Unicode MS" w:eastAsia="Arial Unicode MS"/>
                 <w:b w:val="0"/>
                 <w:sz w:val="17"/>
               </w:rPr>
@@ -5560,12 +5560,12 @@
           <w:p>
             <w:r>
               <w:rPr>
-                <w:rFonts w:ascii="Noto Sans SC" w:hAnsi="Noto Sans SC" w:eastAsia="Noto Sans SC"/>
-              </w:rPr>
-            </w:r>
-            <w:r>
-              <w:rPr>
-                <w:rFonts w:ascii="Noto Sans SC" w:hAnsi="Noto Sans SC" w:eastAsia="Noto Sans SC"/>
+                <w:rFonts w:ascii="Arial Unicode MS" w:hAnsi="Arial Unicode MS" w:eastAsia="Arial Unicode MS"/>
+              </w:rPr>
+            </w:r>
+            <w:r>
+              <w:rPr>
+                <w:rFonts w:ascii="Arial Unicode MS" w:hAnsi="Arial Unicode MS" w:eastAsia="Arial Unicode MS"/>
                 <w:b w:val="0"/>
                 <w:sz w:val="17"/>
               </w:rPr>
@@ -5581,12 +5581,12 @@
           <w:p>
             <w:r>
               <w:rPr>
-                <w:rFonts w:ascii="Noto Sans SC" w:hAnsi="Noto Sans SC" w:eastAsia="Noto Sans SC"/>
-              </w:rPr>
-            </w:r>
-            <w:r>
-              <w:rPr>
-                <w:rFonts w:ascii="Noto Sans SC" w:hAnsi="Noto Sans SC" w:eastAsia="Noto Sans SC"/>
+                <w:rFonts w:ascii="Arial Unicode MS" w:hAnsi="Arial Unicode MS" w:eastAsia="Arial Unicode MS"/>
+              </w:rPr>
+            </w:r>
+            <w:r>
+              <w:rPr>
+                <w:rFonts w:ascii="Arial Unicode MS" w:hAnsi="Arial Unicode MS" w:eastAsia="Arial Unicode MS"/>
                 <w:b w:val="0"/>
                 <w:sz w:val="17"/>
               </w:rPr>
@@ -5604,12 +5604,12 @@
           <w:p>
             <w:r>
               <w:rPr>
-                <w:rFonts w:ascii="Noto Sans SC" w:hAnsi="Noto Sans SC" w:eastAsia="Noto Sans SC"/>
-              </w:rPr>
-            </w:r>
-            <w:r>
-              <w:rPr>
-                <w:rFonts w:ascii="Noto Sans SC" w:hAnsi="Noto Sans SC" w:eastAsia="Noto Sans SC"/>
+                <w:rFonts w:ascii="Arial Unicode MS" w:hAnsi="Arial Unicode MS" w:eastAsia="Arial Unicode MS"/>
+              </w:rPr>
+            </w:r>
+            <w:r>
+              <w:rPr>
+                <w:rFonts w:ascii="Arial Unicode MS" w:hAnsi="Arial Unicode MS" w:eastAsia="Arial Unicode MS"/>
                 <w:b w:val="0"/>
                 <w:sz w:val="17"/>
               </w:rPr>
@@ -5625,12 +5625,12 @@
           <w:p>
             <w:r>
               <w:rPr>
-                <w:rFonts w:ascii="Noto Sans SC" w:hAnsi="Noto Sans SC" w:eastAsia="Noto Sans SC"/>
-              </w:rPr>
-            </w:r>
-            <w:r>
-              <w:rPr>
-                <w:rFonts w:ascii="Noto Sans SC" w:hAnsi="Noto Sans SC" w:eastAsia="Noto Sans SC"/>
+                <w:rFonts w:ascii="Arial Unicode MS" w:hAnsi="Arial Unicode MS" w:eastAsia="Arial Unicode MS"/>
+              </w:rPr>
+            </w:r>
+            <w:r>
+              <w:rPr>
+                <w:rFonts w:ascii="Arial Unicode MS" w:hAnsi="Arial Unicode MS" w:eastAsia="Arial Unicode MS"/>
                 <w:b w:val="0"/>
                 <w:sz w:val="17"/>
               </w:rPr>
@@ -5646,12 +5646,12 @@
           <w:p>
             <w:r>
               <w:rPr>
-                <w:rFonts w:ascii="Noto Sans SC" w:hAnsi="Noto Sans SC" w:eastAsia="Noto Sans SC"/>
-              </w:rPr>
-            </w:r>
-            <w:r>
-              <w:rPr>
-                <w:rFonts w:ascii="Noto Sans SC" w:hAnsi="Noto Sans SC" w:eastAsia="Noto Sans SC"/>
+                <w:rFonts w:ascii="Arial Unicode MS" w:hAnsi="Arial Unicode MS" w:eastAsia="Arial Unicode MS"/>
+              </w:rPr>
+            </w:r>
+            <w:r>
+              <w:rPr>
+                <w:rFonts w:ascii="Arial Unicode MS" w:hAnsi="Arial Unicode MS" w:eastAsia="Arial Unicode MS"/>
                 <w:b w:val="0"/>
                 <w:sz w:val="17"/>
               </w:rPr>
@@ -5667,12 +5667,12 @@
           <w:p>
             <w:r>
               <w:rPr>
-                <w:rFonts w:ascii="Noto Sans SC" w:hAnsi="Noto Sans SC" w:eastAsia="Noto Sans SC"/>
-              </w:rPr>
-            </w:r>
-            <w:r>
-              <w:rPr>
-                <w:rFonts w:ascii="Noto Sans SC" w:hAnsi="Noto Sans SC" w:eastAsia="Noto Sans SC"/>
+                <w:rFonts w:ascii="Arial Unicode MS" w:hAnsi="Arial Unicode MS" w:eastAsia="Arial Unicode MS"/>
+              </w:rPr>
+            </w:r>
+            <w:r>
+              <w:rPr>
+                <w:rFonts w:ascii="Arial Unicode MS" w:hAnsi="Arial Unicode MS" w:eastAsia="Arial Unicode MS"/>
                 <w:b w:val="0"/>
                 <w:sz w:val="17"/>
               </w:rPr>
@@ -5689,7 +5689,7 @@
       </w:pPr>
       <w:r>
         <w:rPr>
-          <w:rFonts w:ascii="Noto Sans SC" w:hAnsi="Noto Sans SC" w:eastAsia="Noto Sans SC"/>
+          <w:rFonts w:ascii="Arial Unicode MS" w:hAnsi="Arial Unicode MS" w:eastAsia="Arial Unicode MS"/>
         </w:rPr>
         <w:t>7. Feedback → Requirement → Version → Release 主链路</w:t>
       </w:r>
@@ -5700,7 +5700,7 @@
       </w:pPr>
       <w:r>
         <w:rPr>
-          <w:rFonts w:ascii="Noto Sans SC" w:hAnsi="Noto Sans SC" w:eastAsia="Noto Sans SC"/>
+          <w:rFonts w:ascii="Arial Unicode MS" w:hAnsi="Arial Unicode MS" w:eastAsia="Arial Unicode MS"/>
         </w:rPr>
         <w:t>7.1 反馈转需求</w:t>
       </w:r>
@@ -5711,7 +5711,7 @@
       </w:pPr>
       <w:r>
         <w:rPr>
-          <w:rFonts w:ascii="Noto Sans SC" w:hAnsi="Noto Sans SC" w:eastAsia="Noto Sans SC"/>
+          <w:rFonts w:ascii="Arial Unicode MS" w:hAnsi="Arial Unicode MS" w:eastAsia="Arial Unicode MS"/>
         </w:rPr>
         <w:t>1.  产品负责人打开反馈详情并点击“转为需求”。</w:t>
       </w:r>
@@ -5722,7 +5722,7 @@
       </w:pPr>
       <w:r>
         <w:rPr>
-          <w:rFonts w:ascii="Noto Sans SC" w:hAnsi="Noto Sans SC" w:eastAsia="Noto Sans SC"/>
+          <w:rFonts w:ascii="Arial Unicode MS" w:hAnsi="Arial Unicode MS" w:eastAsia="Arial Unicode MS"/>
         </w:rPr>
         <w:t>2.  系统预填标题、类型、系统、模块、描述和附件引用。</w:t>
       </w:r>
@@ -5733,7 +5733,7 @@
       </w:pPr>
       <w:r>
         <w:rPr>
-          <w:rFonts w:ascii="Noto Sans SC" w:hAnsi="Noto Sans SC" w:eastAsia="Noto Sans SC"/>
+          <w:rFonts w:ascii="Arial Unicode MS" w:hAnsi="Arial Unicode MS" w:eastAsia="Arial Unicode MS"/>
         </w:rPr>
         <w:t>3.  保存时同一事务创建 Requirement、RequirementFeedback，回填 Feedback.main_requirement_id。</w:t>
       </w:r>
@@ -5744,7 +5744,7 @@
       </w:pPr>
       <w:r>
         <w:rPr>
-          <w:rFonts w:ascii="Noto Sans SC" w:hAnsi="Noto Sans SC" w:eastAsia="Noto Sans SC"/>
+          <w:rFonts w:ascii="Arial Unicode MS" w:hAnsi="Arial Unicode MS" w:eastAsia="Arial Unicode MS"/>
         </w:rPr>
         <w:t>4.  若同时选择版本，则创建 VersionRequirement，并将正式需求设置为 PLANNED。</w:t>
       </w:r>
@@ -5755,7 +5755,7 @@
       </w:pPr>
       <w:r>
         <w:rPr>
-          <w:rFonts w:ascii="Noto Sans SC" w:hAnsi="Noto Sans SC" w:eastAsia="Noto Sans SC"/>
+          <w:rFonts w:ascii="Arial Unicode MS" w:hAnsi="Arial Unicode MS" w:eastAsia="Arial Unicode MS"/>
         </w:rPr>
         <w:t>5.  写入两条审计：Feedback CONVERT_REQUIREMENT、Requirement CREATE_FROM_FEEDBACK。</w:t>
       </w:r>
@@ -5766,7 +5766,7 @@
       </w:pPr>
       <w:r>
         <w:rPr>
-          <w:rFonts w:ascii="Noto Sans SC" w:hAnsi="Noto Sans SC" w:eastAsia="Noto Sans SC"/>
+          <w:rFonts w:ascii="Arial Unicode MS" w:hAnsi="Arial Unicode MS" w:eastAsia="Arial Unicode MS"/>
         </w:rPr>
         <w:t>7.2 版本内 A / B / C 场景</w:t>
       </w:r>
@@ -5774,7 +5774,7 @@
     <w:p>
       <w:r>
         <w:rPr>
-          <w:rFonts w:ascii="Noto Sans SC" w:hAnsi="Noto Sans SC" w:eastAsia="Noto Sans SC"/>
+          <w:rFonts w:ascii="Arial Unicode MS" w:hAnsi="Arial Unicode MS" w:eastAsia="Arial Unicode MS"/>
         </w:rPr>
         <w:t>V1.0.1 中 A、B 为直接新建需求，C 来自反馈转化。三者在版本内完全同级，仅 source 和关联反馈不同。版本永远关联 Requirement，不直接关联 Feedback。</w:t>
       </w:r>
@@ -5801,12 +5801,12 @@
           <w:p>
             <w:r>
               <w:rPr>
-                <w:rFonts w:ascii="Noto Sans SC" w:hAnsi="Noto Sans SC" w:eastAsia="Noto Sans SC"/>
-              </w:rPr>
-            </w:r>
-            <w:r>
-              <w:rPr>
-                <w:rFonts w:ascii="Noto Sans SC" w:hAnsi="Noto Sans SC" w:eastAsia="Noto Sans SC"/>
+                <w:rFonts w:ascii="Arial Unicode MS" w:hAnsi="Arial Unicode MS" w:eastAsia="Arial Unicode MS"/>
+              </w:rPr>
+            </w:r>
+            <w:r>
+              <w:rPr>
+                <w:rFonts w:ascii="Arial Unicode MS" w:hAnsi="Arial Unicode MS" w:eastAsia="Arial Unicode MS"/>
                 <w:b/>
                 <w:color w:val="184775"/>
                 <w:sz w:val="18"/>
@@ -5824,12 +5824,12 @@
           <w:p>
             <w:r>
               <w:rPr>
-                <w:rFonts w:ascii="Noto Sans SC" w:hAnsi="Noto Sans SC" w:eastAsia="Noto Sans SC"/>
-              </w:rPr>
-            </w:r>
-            <w:r>
-              <w:rPr>
-                <w:rFonts w:ascii="Noto Sans SC" w:hAnsi="Noto Sans SC" w:eastAsia="Noto Sans SC"/>
+                <w:rFonts w:ascii="Arial Unicode MS" w:hAnsi="Arial Unicode MS" w:eastAsia="Arial Unicode MS"/>
+              </w:rPr>
+            </w:r>
+            <w:r>
+              <w:rPr>
+                <w:rFonts w:ascii="Arial Unicode MS" w:hAnsi="Arial Unicode MS" w:eastAsia="Arial Unicode MS"/>
                 <w:b/>
                 <w:color w:val="184775"/>
                 <w:sz w:val="18"/>
@@ -5847,12 +5847,12 @@
           <w:p>
             <w:r>
               <w:rPr>
-                <w:rFonts w:ascii="Noto Sans SC" w:hAnsi="Noto Sans SC" w:eastAsia="Noto Sans SC"/>
-              </w:rPr>
-            </w:r>
-            <w:r>
-              <w:rPr>
-                <w:rFonts w:ascii="Noto Sans SC" w:hAnsi="Noto Sans SC" w:eastAsia="Noto Sans SC"/>
+                <w:rFonts w:ascii="Arial Unicode MS" w:hAnsi="Arial Unicode MS" w:eastAsia="Arial Unicode MS"/>
+              </w:rPr>
+            </w:r>
+            <w:r>
+              <w:rPr>
+                <w:rFonts w:ascii="Arial Unicode MS" w:hAnsi="Arial Unicode MS" w:eastAsia="Arial Unicode MS"/>
                 <w:b/>
                 <w:color w:val="184775"/>
                 <w:sz w:val="18"/>
@@ -5871,12 +5871,12 @@
           <w:p>
             <w:r>
               <w:rPr>
-                <w:rFonts w:ascii="Noto Sans SC" w:hAnsi="Noto Sans SC" w:eastAsia="Noto Sans SC"/>
-              </w:rPr>
-            </w:r>
-            <w:r>
-              <w:rPr>
-                <w:rFonts w:ascii="Noto Sans SC" w:hAnsi="Noto Sans SC" w:eastAsia="Noto Sans SC"/>
+                <w:rFonts w:ascii="Arial Unicode MS" w:hAnsi="Arial Unicode MS" w:eastAsia="Arial Unicode MS"/>
+              </w:rPr>
+            </w:r>
+            <w:r>
+              <w:rPr>
+                <w:rFonts w:ascii="Arial Unicode MS" w:hAnsi="Arial Unicode MS" w:eastAsia="Arial Unicode MS"/>
                 <w:b w:val="0"/>
                 <w:sz w:val="17"/>
               </w:rPr>
@@ -5892,12 +5892,12 @@
           <w:p>
             <w:r>
               <w:rPr>
-                <w:rFonts w:ascii="Noto Sans SC" w:hAnsi="Noto Sans SC" w:eastAsia="Noto Sans SC"/>
-              </w:rPr>
-            </w:r>
-            <w:r>
-              <w:rPr>
-                <w:rFonts w:ascii="Noto Sans SC" w:hAnsi="Noto Sans SC" w:eastAsia="Noto Sans SC"/>
+                <w:rFonts w:ascii="Arial Unicode MS" w:hAnsi="Arial Unicode MS" w:eastAsia="Arial Unicode MS"/>
+              </w:rPr>
+            </w:r>
+            <w:r>
+              <w:rPr>
+                <w:rFonts w:ascii="Arial Unicode MS" w:hAnsi="Arial Unicode MS" w:eastAsia="Arial Unicode MS"/>
                 <w:b w:val="0"/>
                 <w:sz w:val="17"/>
               </w:rPr>
@@ -5913,12 +5913,12 @@
           <w:p>
             <w:r>
               <w:rPr>
-                <w:rFonts w:ascii="Noto Sans SC" w:hAnsi="Noto Sans SC" w:eastAsia="Noto Sans SC"/>
-              </w:rPr>
-            </w:r>
-            <w:r>
-              <w:rPr>
-                <w:rFonts w:ascii="Noto Sans SC" w:hAnsi="Noto Sans SC" w:eastAsia="Noto Sans SC"/>
+                <w:rFonts w:ascii="Arial Unicode MS" w:hAnsi="Arial Unicode MS" w:eastAsia="Arial Unicode MS"/>
+              </w:rPr>
+            </w:r>
+            <w:r>
+              <w:rPr>
+                <w:rFonts w:ascii="Arial Unicode MS" w:hAnsi="Arial Unicode MS" w:eastAsia="Arial Unicode MS"/>
                 <w:b w:val="0"/>
                 <w:sz w:val="17"/>
               </w:rPr>
@@ -5936,12 +5936,12 @@
           <w:p>
             <w:r>
               <w:rPr>
-                <w:rFonts w:ascii="Noto Sans SC" w:hAnsi="Noto Sans SC" w:eastAsia="Noto Sans SC"/>
-              </w:rPr>
-            </w:r>
-            <w:r>
-              <w:rPr>
-                <w:rFonts w:ascii="Noto Sans SC" w:hAnsi="Noto Sans SC" w:eastAsia="Noto Sans SC"/>
+                <w:rFonts w:ascii="Arial Unicode MS" w:hAnsi="Arial Unicode MS" w:eastAsia="Arial Unicode MS"/>
+              </w:rPr>
+            </w:r>
+            <w:r>
+              <w:rPr>
+                <w:rFonts w:ascii="Arial Unicode MS" w:hAnsi="Arial Unicode MS" w:eastAsia="Arial Unicode MS"/>
                 <w:b w:val="0"/>
                 <w:sz w:val="17"/>
               </w:rPr>
@@ -5957,12 +5957,12 @@
           <w:p>
             <w:r>
               <w:rPr>
-                <w:rFonts w:ascii="Noto Sans SC" w:hAnsi="Noto Sans SC" w:eastAsia="Noto Sans SC"/>
-              </w:rPr>
-            </w:r>
-            <w:r>
-              <w:rPr>
-                <w:rFonts w:ascii="Noto Sans SC" w:hAnsi="Noto Sans SC" w:eastAsia="Noto Sans SC"/>
+                <w:rFonts w:ascii="Arial Unicode MS" w:hAnsi="Arial Unicode MS" w:eastAsia="Arial Unicode MS"/>
+              </w:rPr>
+            </w:r>
+            <w:r>
+              <w:rPr>
+                <w:rFonts w:ascii="Arial Unicode MS" w:hAnsi="Arial Unicode MS" w:eastAsia="Arial Unicode MS"/>
                 <w:b w:val="0"/>
                 <w:sz w:val="17"/>
               </w:rPr>
@@ -5978,12 +5978,12 @@
           <w:p>
             <w:r>
               <w:rPr>
-                <w:rFonts w:ascii="Noto Sans SC" w:hAnsi="Noto Sans SC" w:eastAsia="Noto Sans SC"/>
-              </w:rPr>
-            </w:r>
-            <w:r>
-              <w:rPr>
-                <w:rFonts w:ascii="Noto Sans SC" w:hAnsi="Noto Sans SC" w:eastAsia="Noto Sans SC"/>
+                <w:rFonts w:ascii="Arial Unicode MS" w:hAnsi="Arial Unicode MS" w:eastAsia="Arial Unicode MS"/>
+              </w:rPr>
+            </w:r>
+            <w:r>
+              <w:rPr>
+                <w:rFonts w:ascii="Arial Unicode MS" w:hAnsi="Arial Unicode MS" w:eastAsia="Arial Unicode MS"/>
                 <w:b w:val="0"/>
                 <w:sz w:val="17"/>
               </w:rPr>
@@ -6001,12 +6001,12 @@
           <w:p>
             <w:r>
               <w:rPr>
-                <w:rFonts w:ascii="Noto Sans SC" w:hAnsi="Noto Sans SC" w:eastAsia="Noto Sans SC"/>
-              </w:rPr>
-            </w:r>
-            <w:r>
-              <w:rPr>
-                <w:rFonts w:ascii="Noto Sans SC" w:hAnsi="Noto Sans SC" w:eastAsia="Noto Sans SC"/>
+                <w:rFonts w:ascii="Arial Unicode MS" w:hAnsi="Arial Unicode MS" w:eastAsia="Arial Unicode MS"/>
+              </w:rPr>
+            </w:r>
+            <w:r>
+              <w:rPr>
+                <w:rFonts w:ascii="Arial Unicode MS" w:hAnsi="Arial Unicode MS" w:eastAsia="Arial Unicode MS"/>
                 <w:b w:val="0"/>
                 <w:sz w:val="17"/>
               </w:rPr>
@@ -6022,12 +6022,12 @@
           <w:p>
             <w:r>
               <w:rPr>
-                <w:rFonts w:ascii="Noto Sans SC" w:hAnsi="Noto Sans SC" w:eastAsia="Noto Sans SC"/>
-              </w:rPr>
-            </w:r>
-            <w:r>
-              <w:rPr>
-                <w:rFonts w:ascii="Noto Sans SC" w:hAnsi="Noto Sans SC" w:eastAsia="Noto Sans SC"/>
+                <w:rFonts w:ascii="Arial Unicode MS" w:hAnsi="Arial Unicode MS" w:eastAsia="Arial Unicode MS"/>
+              </w:rPr>
+            </w:r>
+            <w:r>
+              <w:rPr>
+                <w:rFonts w:ascii="Arial Unicode MS" w:hAnsi="Arial Unicode MS" w:eastAsia="Arial Unicode MS"/>
                 <w:b w:val="0"/>
                 <w:sz w:val="17"/>
               </w:rPr>
@@ -6043,12 +6043,12 @@
           <w:p>
             <w:r>
               <w:rPr>
-                <w:rFonts w:ascii="Noto Sans SC" w:hAnsi="Noto Sans SC" w:eastAsia="Noto Sans SC"/>
-              </w:rPr>
-            </w:r>
-            <w:r>
-              <w:rPr>
-                <w:rFonts w:ascii="Noto Sans SC" w:hAnsi="Noto Sans SC" w:eastAsia="Noto Sans SC"/>
+                <w:rFonts w:ascii="Arial Unicode MS" w:hAnsi="Arial Unicode MS" w:eastAsia="Arial Unicode MS"/>
+              </w:rPr>
+            </w:r>
+            <w:r>
+              <w:rPr>
+                <w:rFonts w:ascii="Arial Unicode MS" w:hAnsi="Arial Unicode MS" w:eastAsia="Arial Unicode MS"/>
                 <w:b w:val="0"/>
                 <w:sz w:val="17"/>
               </w:rPr>
@@ -6065,7 +6065,7 @@
       </w:pPr>
       <w:r>
         <w:rPr>
-          <w:rFonts w:ascii="Noto Sans SC" w:hAnsi="Noto Sans SC" w:eastAsia="Noto Sans SC"/>
+          <w:rFonts w:ascii="Arial Unicode MS" w:hAnsi="Arial Unicode MS" w:eastAsia="Arial Unicode MS"/>
         </w:rPr>
         <w:t>7.3 发布事务</w:t>
       </w:r>
@@ -6077,7 +6077,7 @@
       </w:pPr>
       <w:r>
         <w:rPr>
-          <w:rFonts w:ascii="Noto Sans SC" w:hAnsi="Noto Sans SC" w:eastAsia="Noto Sans SC"/>
+          <w:rFonts w:ascii="Arial Unicode MS" w:hAnsi="Arial Unicode MS" w:eastAsia="Arial Unicode MS"/>
         </w:rPr>
         <w:t>READY Version</w:t>
         <w:br/>
@@ -6099,7 +6099,7 @@
     <w:p>
       <w:r>
         <w:rPr>
-          <w:rFonts w:ascii="Noto Sans SC" w:hAnsi="Noto Sans SC" w:eastAsia="Noto Sans SC"/>
+          <w:rFonts w:ascii="Arial Unicode MS" w:hAnsi="Arial Unicode MS" w:eastAsia="Arial Unicode MS"/>
         </w:rPr>
         <w:t>通知发送可在事务提交后异步执行，但数据库状态更新必须保持一致性。V1.5 MVP 只支持成功发布，publish 请求不接收 result；事务固定写入 Release.result = SUCCESS。Version.RELEASED 与 Requirement.ONLINE 只能由该成功发布事务产生。</w:t>
       </w:r>
@@ -6110,7 +6110,7 @@
       </w:pPr>
       <w:r>
         <w:rPr>
-          <w:rFonts w:ascii="Noto Sans SC" w:hAnsi="Noto Sans SC" w:eastAsia="Noto Sans SC"/>
+          <w:rFonts w:ascii="Arial Unicode MS" w:hAnsi="Arial Unicode MS" w:eastAsia="Arial Unicode MS"/>
         </w:rPr>
         <w:t>8. 多人编辑与并发冲突</w:t>
       </w:r>
@@ -6121,7 +6121,7 @@
       </w:pPr>
       <w:r>
         <w:rPr>
-          <w:rFonts w:ascii="Noto Sans SC" w:hAnsi="Noto Sans SC" w:eastAsia="Noto Sans SC"/>
+          <w:rFonts w:ascii="Arial Unicode MS" w:hAnsi="Arial Unicode MS" w:eastAsia="Arial Unicode MS"/>
         </w:rPr>
         <w:t>不做 Google Docs 式实时协同；第一期采用“编辑提示 + 乐观锁”。</w:t>
       </w:r>
@@ -6132,7 +6132,7 @@
       </w:pPr>
       <w:r>
         <w:rPr>
-          <w:rFonts w:ascii="Noto Sans SC" w:hAnsi="Noto Sans SC" w:eastAsia="Noto Sans SC"/>
+          <w:rFonts w:ascii="Arial Unicode MS" w:hAnsi="Arial Unicode MS" w:eastAsia="Arial Unicode MS"/>
         </w:rPr>
         <w:t>Redis key：edit_lock:{entity_type}:{entity_id}，TTL 默认 10 分钟，前端每 2 分钟心跳续期。</w:t>
       </w:r>
@@ -6143,7 +6143,7 @@
       </w:pPr>
       <w:r>
         <w:rPr>
-          <w:rFonts w:ascii="Noto Sans SC" w:hAnsi="Noto Sans SC" w:eastAsia="Noto Sans SC"/>
+          <w:rFonts w:ascii="Arial Unicode MS" w:hAnsi="Arial Unicode MS" w:eastAsia="Arial Unicode MS"/>
         </w:rPr>
         <w:t>若他人正在编辑，前端只提示，不禁止进入；最终正确性由 revision 保证。</w:t>
       </w:r>
@@ -6154,7 +6154,7 @@
       </w:pPr>
       <w:r>
         <w:rPr>
-          <w:rFonts w:ascii="Noto Sans SC" w:hAnsi="Noto Sans SC" w:eastAsia="Noto Sans SC"/>
+          <w:rFonts w:ascii="Arial Unicode MS" w:hAnsi="Arial Unicode MS" w:eastAsia="Arial Unicode MS"/>
         </w:rPr>
         <w:t>HTTP 409 的前端统一弹窗：查看最新内容、对比差异、放弃当前修改、基于最新版继续编辑。</w:t>
       </w:r>
@@ -6165,7 +6165,7 @@
       </w:pPr>
       <w:r>
         <w:rPr>
-          <w:rFonts w:ascii="Noto Sans SC" w:hAnsi="Noto Sans SC" w:eastAsia="Noto Sans SC"/>
+          <w:rFonts w:ascii="Arial Unicode MS" w:hAnsi="Arial Unicode MS" w:eastAsia="Arial Unicode MS"/>
         </w:rPr>
         <w:t>状态、优先级、负责人、版本迁移优先拆为独立接口，降低整页覆盖风险。Version 允许 READY → TESTING，Requirement 允许在所属版本尚未发布时 DONE → DEVELOPING；两种退回都必须填写原因并写审计日志。</w:t>
       </w:r>
@@ -6177,7 +6177,7 @@
       </w:pPr>
       <w:r>
         <w:rPr>
-          <w:rFonts w:ascii="Noto Sans SC" w:hAnsi="Noto Sans SC" w:eastAsia="Noto Sans SC"/>
+          <w:rFonts w:ascii="Arial Unicode MS" w:hAnsi="Arial Unicode MS" w:eastAsia="Arial Unicode MS"/>
         </w:rPr>
         <w:t>UPDATE rd_requirement</w:t>
         <w:br/>
@@ -6210,12 +6210,12 @@
           <w:p>
             <w:r>
               <w:rPr>
-                <w:rFonts w:ascii="Noto Sans SC" w:hAnsi="Noto Sans SC" w:eastAsia="Noto Sans SC"/>
-              </w:rPr>
-            </w:r>
-            <w:r>
-              <w:rPr>
-                <w:rFonts w:ascii="Noto Sans SC" w:hAnsi="Noto Sans SC" w:eastAsia="Noto Sans SC"/>
+                <w:rFonts w:ascii="Arial Unicode MS" w:hAnsi="Arial Unicode MS" w:eastAsia="Arial Unicode MS"/>
+              </w:rPr>
+            </w:r>
+            <w:r>
+              <w:rPr>
+                <w:rFonts w:ascii="Arial Unicode MS" w:hAnsi="Arial Unicode MS" w:eastAsia="Arial Unicode MS"/>
                 <w:b/>
                 <w:color w:val="184775"/>
                 <w:sz w:val="18"/>
@@ -6233,12 +6233,12 @@
           <w:p>
             <w:r>
               <w:rPr>
-                <w:rFonts w:ascii="Noto Sans SC" w:hAnsi="Noto Sans SC" w:eastAsia="Noto Sans SC"/>
-              </w:rPr>
-            </w:r>
-            <w:r>
-              <w:rPr>
-                <w:rFonts w:ascii="Noto Sans SC" w:hAnsi="Noto Sans SC" w:eastAsia="Noto Sans SC"/>
+                <w:rFonts w:ascii="Arial Unicode MS" w:hAnsi="Arial Unicode MS" w:eastAsia="Arial Unicode MS"/>
+              </w:rPr>
+            </w:r>
+            <w:r>
+              <w:rPr>
+                <w:rFonts w:ascii="Arial Unicode MS" w:hAnsi="Arial Unicode MS" w:eastAsia="Arial Unicode MS"/>
                 <w:b/>
                 <w:color w:val="184775"/>
                 <w:sz w:val="18"/>
@@ -6257,12 +6257,12 @@
           <w:p>
             <w:r>
               <w:rPr>
-                <w:rFonts w:ascii="Noto Sans SC" w:hAnsi="Noto Sans SC" w:eastAsia="Noto Sans SC"/>
-              </w:rPr>
-            </w:r>
-            <w:r>
-              <w:rPr>
-                <w:rFonts w:ascii="Noto Sans SC" w:hAnsi="Noto Sans SC" w:eastAsia="Noto Sans SC"/>
+                <w:rFonts w:ascii="Arial Unicode MS" w:hAnsi="Arial Unicode MS" w:eastAsia="Arial Unicode MS"/>
+              </w:rPr>
+            </w:r>
+            <w:r>
+              <w:rPr>
+                <w:rFonts w:ascii="Arial Unicode MS" w:hAnsi="Arial Unicode MS" w:eastAsia="Arial Unicode MS"/>
                 <w:b w:val="0"/>
                 <w:sz w:val="17"/>
               </w:rPr>
@@ -6278,12 +6278,12 @@
           <w:p>
             <w:r>
               <w:rPr>
-                <w:rFonts w:ascii="Noto Sans SC" w:hAnsi="Noto Sans SC" w:eastAsia="Noto Sans SC"/>
-              </w:rPr>
-            </w:r>
-            <w:r>
-              <w:rPr>
-                <w:rFonts w:ascii="Noto Sans SC" w:hAnsi="Noto Sans SC" w:eastAsia="Noto Sans SC"/>
+                <w:rFonts w:ascii="Arial Unicode MS" w:hAnsi="Arial Unicode MS" w:eastAsia="Arial Unicode MS"/>
+              </w:rPr>
+            </w:r>
+            <w:r>
+              <w:rPr>
+                <w:rFonts w:ascii="Arial Unicode MS" w:hAnsi="Arial Unicode MS" w:eastAsia="Arial Unicode MS"/>
                 <w:b w:val="0"/>
                 <w:sz w:val="17"/>
               </w:rPr>
@@ -6301,12 +6301,12 @@
           <w:p>
             <w:r>
               <w:rPr>
-                <w:rFonts w:ascii="Noto Sans SC" w:hAnsi="Noto Sans SC" w:eastAsia="Noto Sans SC"/>
-              </w:rPr>
-            </w:r>
-            <w:r>
-              <w:rPr>
-                <w:rFonts w:ascii="Noto Sans SC" w:hAnsi="Noto Sans SC" w:eastAsia="Noto Sans SC"/>
+                <w:rFonts w:ascii="Arial Unicode MS" w:hAnsi="Arial Unicode MS" w:eastAsia="Arial Unicode MS"/>
+              </w:rPr>
+            </w:r>
+            <w:r>
+              <w:rPr>
+                <w:rFonts w:ascii="Arial Unicode MS" w:hAnsi="Arial Unicode MS" w:eastAsia="Arial Unicode MS"/>
                 <w:b w:val="0"/>
                 <w:sz w:val="17"/>
               </w:rPr>
@@ -6322,12 +6322,12 @@
           <w:p>
             <w:r>
               <w:rPr>
-                <w:rFonts w:ascii="Noto Sans SC" w:hAnsi="Noto Sans SC" w:eastAsia="Noto Sans SC"/>
-              </w:rPr>
-            </w:r>
-            <w:r>
-              <w:rPr>
-                <w:rFonts w:ascii="Noto Sans SC" w:hAnsi="Noto Sans SC" w:eastAsia="Noto Sans SC"/>
+                <w:rFonts w:ascii="Arial Unicode MS" w:hAnsi="Arial Unicode MS" w:eastAsia="Arial Unicode MS"/>
+              </w:rPr>
+            </w:r>
+            <w:r>
+              <w:rPr>
+                <w:rFonts w:ascii="Arial Unicode MS" w:hAnsi="Arial Unicode MS" w:eastAsia="Arial Unicode MS"/>
                 <w:b w:val="0"/>
                 <w:sz w:val="17"/>
               </w:rPr>
@@ -6345,12 +6345,12 @@
           <w:p>
             <w:r>
               <w:rPr>
-                <w:rFonts w:ascii="Noto Sans SC" w:hAnsi="Noto Sans SC" w:eastAsia="Noto Sans SC"/>
-              </w:rPr>
-            </w:r>
-            <w:r>
-              <w:rPr>
-                <w:rFonts w:ascii="Noto Sans SC" w:hAnsi="Noto Sans SC" w:eastAsia="Noto Sans SC"/>
+                <w:rFonts w:ascii="Arial Unicode MS" w:hAnsi="Arial Unicode MS" w:eastAsia="Arial Unicode MS"/>
+              </w:rPr>
+            </w:r>
+            <w:r>
+              <w:rPr>
+                <w:rFonts w:ascii="Arial Unicode MS" w:hAnsi="Arial Unicode MS" w:eastAsia="Arial Unicode MS"/>
                 <w:b w:val="0"/>
                 <w:sz w:val="17"/>
               </w:rPr>
@@ -6366,12 +6366,12 @@
           <w:p>
             <w:r>
               <w:rPr>
-                <w:rFonts w:ascii="Noto Sans SC" w:hAnsi="Noto Sans SC" w:eastAsia="Noto Sans SC"/>
-              </w:rPr>
-            </w:r>
-            <w:r>
-              <w:rPr>
-                <w:rFonts w:ascii="Noto Sans SC" w:hAnsi="Noto Sans SC" w:eastAsia="Noto Sans SC"/>
+                <w:rFonts w:ascii="Arial Unicode MS" w:hAnsi="Arial Unicode MS" w:eastAsia="Arial Unicode MS"/>
+              </w:rPr>
+            </w:r>
+            <w:r>
+              <w:rPr>
+                <w:rFonts w:ascii="Arial Unicode MS" w:hAnsi="Arial Unicode MS" w:eastAsia="Arial Unicode MS"/>
                 <w:b w:val="0"/>
                 <w:sz w:val="17"/>
               </w:rPr>
@@ -6389,12 +6389,12 @@
           <w:p>
             <w:r>
               <w:rPr>
-                <w:rFonts w:ascii="Noto Sans SC" w:hAnsi="Noto Sans SC" w:eastAsia="Noto Sans SC"/>
-              </w:rPr>
-            </w:r>
-            <w:r>
-              <w:rPr>
-                <w:rFonts w:ascii="Noto Sans SC" w:hAnsi="Noto Sans SC" w:eastAsia="Noto Sans SC"/>
+                <w:rFonts w:ascii="Arial Unicode MS" w:hAnsi="Arial Unicode MS" w:eastAsia="Arial Unicode MS"/>
+              </w:rPr>
+            </w:r>
+            <w:r>
+              <w:rPr>
+                <w:rFonts w:ascii="Arial Unicode MS" w:hAnsi="Arial Unicode MS" w:eastAsia="Arial Unicode MS"/>
                 <w:b w:val="0"/>
                 <w:sz w:val="17"/>
               </w:rPr>
@@ -6410,12 +6410,12 @@
           <w:p>
             <w:r>
               <w:rPr>
-                <w:rFonts w:ascii="Noto Sans SC" w:hAnsi="Noto Sans SC" w:eastAsia="Noto Sans SC"/>
-              </w:rPr>
-            </w:r>
-            <w:r>
-              <w:rPr>
-                <w:rFonts w:ascii="Noto Sans SC" w:hAnsi="Noto Sans SC" w:eastAsia="Noto Sans SC"/>
+                <w:rFonts w:ascii="Arial Unicode MS" w:hAnsi="Arial Unicode MS" w:eastAsia="Arial Unicode MS"/>
+              </w:rPr>
+            </w:r>
+            <w:r>
+              <w:rPr>
+                <w:rFonts w:ascii="Arial Unicode MS" w:hAnsi="Arial Unicode MS" w:eastAsia="Arial Unicode MS"/>
                 <w:b w:val="0"/>
                 <w:sz w:val="17"/>
               </w:rPr>
@@ -6432,7 +6432,7 @@
       </w:pPr>
       <w:r>
         <w:rPr>
-          <w:rFonts w:ascii="Noto Sans SC" w:hAnsi="Noto Sans SC" w:eastAsia="Noto Sans SC"/>
+          <w:rFonts w:ascii="Arial Unicode MS" w:hAnsi="Arial Unicode MS" w:eastAsia="Arial Unicode MS"/>
         </w:rPr>
         <w:t>9. 前端工程与 PC / Mobile 响应式实现</w:t>
       </w:r>
@@ -6440,7 +6440,7 @@
     <w:p>
       <w:r>
         <w:rPr>
-          <w:rFonts w:ascii="Noto Sans SC" w:hAnsi="Noto Sans SC" w:eastAsia="Noto Sans SC"/>
+          <w:rFonts w:ascii="Arial Unicode MS" w:hAnsi="Arial Unicode MS" w:eastAsia="Arial Unicode MS"/>
         </w:rPr>
         <w:t>V1.5 继续采用一个 Vue 3 工程覆盖桌面、平板和手机，不建设第二套移动端项目。</w:t>
       </w:r>
@@ -6467,12 +6467,12 @@
           <w:p>
             <w:r>
               <w:rPr>
-                <w:rFonts w:ascii="Noto Sans SC" w:hAnsi="Noto Sans SC" w:eastAsia="Noto Sans SC"/>
-              </w:rPr>
-            </w:r>
-            <w:r>
-              <w:rPr>
-                <w:rFonts w:ascii="Noto Sans SC" w:hAnsi="Noto Sans SC" w:eastAsia="Noto Sans SC"/>
+                <w:rFonts w:ascii="Arial Unicode MS" w:hAnsi="Arial Unicode MS" w:eastAsia="Arial Unicode MS"/>
+              </w:rPr>
+            </w:r>
+            <w:r>
+              <w:rPr>
+                <w:rFonts w:ascii="Arial Unicode MS" w:hAnsi="Arial Unicode MS" w:eastAsia="Arial Unicode MS"/>
                 <w:b/>
                 <w:color w:val="184775"/>
                 <w:sz w:val="18"/>
@@ -6490,12 +6490,12 @@
           <w:p>
             <w:r>
               <w:rPr>
-                <w:rFonts w:ascii="Noto Sans SC" w:hAnsi="Noto Sans SC" w:eastAsia="Noto Sans SC"/>
-              </w:rPr>
-            </w:r>
-            <w:r>
-              <w:rPr>
-                <w:rFonts w:ascii="Noto Sans SC" w:hAnsi="Noto Sans SC" w:eastAsia="Noto Sans SC"/>
+                <w:rFonts w:ascii="Arial Unicode MS" w:hAnsi="Arial Unicode MS" w:eastAsia="Arial Unicode MS"/>
+              </w:rPr>
+            </w:r>
+            <w:r>
+              <w:rPr>
+                <w:rFonts w:ascii="Arial Unicode MS" w:hAnsi="Arial Unicode MS" w:eastAsia="Arial Unicode MS"/>
                 <w:b/>
                 <w:color w:val="184775"/>
                 <w:sz w:val="18"/>
@@ -6513,12 +6513,12 @@
           <w:p>
             <w:r>
               <w:rPr>
-                <w:rFonts w:ascii="Noto Sans SC" w:hAnsi="Noto Sans SC" w:eastAsia="Noto Sans SC"/>
-              </w:rPr>
-            </w:r>
-            <w:r>
-              <w:rPr>
-                <w:rFonts w:ascii="Noto Sans SC" w:hAnsi="Noto Sans SC" w:eastAsia="Noto Sans SC"/>
+                <w:rFonts w:ascii="Arial Unicode MS" w:hAnsi="Arial Unicode MS" w:eastAsia="Arial Unicode MS"/>
+              </w:rPr>
+            </w:r>
+            <w:r>
+              <w:rPr>
+                <w:rFonts w:ascii="Arial Unicode MS" w:hAnsi="Arial Unicode MS" w:eastAsia="Arial Unicode MS"/>
                 <w:b/>
                 <w:color w:val="184775"/>
                 <w:sz w:val="18"/>
@@ -6537,12 +6537,12 @@
           <w:p>
             <w:r>
               <w:rPr>
-                <w:rFonts w:ascii="Noto Sans SC" w:hAnsi="Noto Sans SC" w:eastAsia="Noto Sans SC"/>
-              </w:rPr>
-            </w:r>
-            <w:r>
-              <w:rPr>
-                <w:rFonts w:ascii="Noto Sans SC" w:hAnsi="Noto Sans SC" w:eastAsia="Noto Sans SC"/>
+                <w:rFonts w:ascii="Arial Unicode MS" w:hAnsi="Arial Unicode MS" w:eastAsia="Arial Unicode MS"/>
+              </w:rPr>
+            </w:r>
+            <w:r>
+              <w:rPr>
+                <w:rFonts w:ascii="Arial Unicode MS" w:hAnsi="Arial Unicode MS" w:eastAsia="Arial Unicode MS"/>
                 <w:b w:val="0"/>
                 <w:sz w:val="17"/>
               </w:rPr>
@@ -6558,12 +6558,12 @@
           <w:p>
             <w:r>
               <w:rPr>
-                <w:rFonts w:ascii="Noto Sans SC" w:hAnsi="Noto Sans SC" w:eastAsia="Noto Sans SC"/>
-              </w:rPr>
-            </w:r>
-            <w:r>
-              <w:rPr>
-                <w:rFonts w:ascii="Noto Sans SC" w:hAnsi="Noto Sans SC" w:eastAsia="Noto Sans SC"/>
+                <w:rFonts w:ascii="Arial Unicode MS" w:hAnsi="Arial Unicode MS" w:eastAsia="Arial Unicode MS"/>
+              </w:rPr>
+            </w:r>
+            <w:r>
+              <w:rPr>
+                <w:rFonts w:ascii="Arial Unicode MS" w:hAnsi="Arial Unicode MS" w:eastAsia="Arial Unicode MS"/>
                 <w:b w:val="0"/>
                 <w:sz w:val="17"/>
               </w:rPr>
@@ -6579,12 +6579,12 @@
           <w:p>
             <w:r>
               <w:rPr>
-                <w:rFonts w:ascii="Noto Sans SC" w:hAnsi="Noto Sans SC" w:eastAsia="Noto Sans SC"/>
-              </w:rPr>
-            </w:r>
-            <w:r>
-              <w:rPr>
-                <w:rFonts w:ascii="Noto Sans SC" w:hAnsi="Noto Sans SC" w:eastAsia="Noto Sans SC"/>
+                <w:rFonts w:ascii="Arial Unicode MS" w:hAnsi="Arial Unicode MS" w:eastAsia="Arial Unicode MS"/>
+              </w:rPr>
+            </w:r>
+            <w:r>
+              <w:rPr>
+                <w:rFonts w:ascii="Arial Unicode MS" w:hAnsi="Arial Unicode MS" w:eastAsia="Arial Unicode MS"/>
                 <w:b w:val="0"/>
                 <w:sz w:val="17"/>
               </w:rPr>
@@ -6602,12 +6602,12 @@
           <w:p>
             <w:r>
               <w:rPr>
-                <w:rFonts w:ascii="Noto Sans SC" w:hAnsi="Noto Sans SC" w:eastAsia="Noto Sans SC"/>
-              </w:rPr>
-            </w:r>
-            <w:r>
-              <w:rPr>
-                <w:rFonts w:ascii="Noto Sans SC" w:hAnsi="Noto Sans SC" w:eastAsia="Noto Sans SC"/>
+                <w:rFonts w:ascii="Arial Unicode MS" w:hAnsi="Arial Unicode MS" w:eastAsia="Arial Unicode MS"/>
+              </w:rPr>
+            </w:r>
+            <w:r>
+              <w:rPr>
+                <w:rFonts w:ascii="Arial Unicode MS" w:hAnsi="Arial Unicode MS" w:eastAsia="Arial Unicode MS"/>
                 <w:b w:val="0"/>
                 <w:sz w:val="17"/>
               </w:rPr>
@@ -6623,12 +6623,12 @@
           <w:p>
             <w:r>
               <w:rPr>
-                <w:rFonts w:ascii="Noto Sans SC" w:hAnsi="Noto Sans SC" w:eastAsia="Noto Sans SC"/>
-              </w:rPr>
-            </w:r>
-            <w:r>
-              <w:rPr>
-                <w:rFonts w:ascii="Noto Sans SC" w:hAnsi="Noto Sans SC" w:eastAsia="Noto Sans SC"/>
+                <w:rFonts w:ascii="Arial Unicode MS" w:hAnsi="Arial Unicode MS" w:eastAsia="Arial Unicode MS"/>
+              </w:rPr>
+            </w:r>
+            <w:r>
+              <w:rPr>
+                <w:rFonts w:ascii="Arial Unicode MS" w:hAnsi="Arial Unicode MS" w:eastAsia="Arial Unicode MS"/>
                 <w:b w:val="0"/>
                 <w:sz w:val="17"/>
               </w:rPr>
@@ -6644,12 +6644,12 @@
           <w:p>
             <w:r>
               <w:rPr>
-                <w:rFonts w:ascii="Noto Sans SC" w:hAnsi="Noto Sans SC" w:eastAsia="Noto Sans SC"/>
-              </w:rPr>
-            </w:r>
-            <w:r>
-              <w:rPr>
-                <w:rFonts w:ascii="Noto Sans SC" w:hAnsi="Noto Sans SC" w:eastAsia="Noto Sans SC"/>
+                <w:rFonts w:ascii="Arial Unicode MS" w:hAnsi="Arial Unicode MS" w:eastAsia="Arial Unicode MS"/>
+              </w:rPr>
+            </w:r>
+            <w:r>
+              <w:rPr>
+                <w:rFonts w:ascii="Arial Unicode MS" w:hAnsi="Arial Unicode MS" w:eastAsia="Arial Unicode MS"/>
                 <w:b w:val="0"/>
                 <w:sz w:val="17"/>
               </w:rPr>
@@ -6667,12 +6667,12 @@
           <w:p>
             <w:r>
               <w:rPr>
-                <w:rFonts w:ascii="Noto Sans SC" w:hAnsi="Noto Sans SC" w:eastAsia="Noto Sans SC"/>
-              </w:rPr>
-            </w:r>
-            <w:r>
-              <w:rPr>
-                <w:rFonts w:ascii="Noto Sans SC" w:hAnsi="Noto Sans SC" w:eastAsia="Noto Sans SC"/>
+                <w:rFonts w:ascii="Arial Unicode MS" w:hAnsi="Arial Unicode MS" w:eastAsia="Arial Unicode MS"/>
+              </w:rPr>
+            </w:r>
+            <w:r>
+              <w:rPr>
+                <w:rFonts w:ascii="Arial Unicode MS" w:hAnsi="Arial Unicode MS" w:eastAsia="Arial Unicode MS"/>
                 <w:b w:val="0"/>
                 <w:sz w:val="17"/>
               </w:rPr>
@@ -6688,12 +6688,12 @@
           <w:p>
             <w:r>
               <w:rPr>
-                <w:rFonts w:ascii="Noto Sans SC" w:hAnsi="Noto Sans SC" w:eastAsia="Noto Sans SC"/>
-              </w:rPr>
-            </w:r>
-            <w:r>
-              <w:rPr>
-                <w:rFonts w:ascii="Noto Sans SC" w:hAnsi="Noto Sans SC" w:eastAsia="Noto Sans SC"/>
+                <w:rFonts w:ascii="Arial Unicode MS" w:hAnsi="Arial Unicode MS" w:eastAsia="Arial Unicode MS"/>
+              </w:rPr>
+            </w:r>
+            <w:r>
+              <w:rPr>
+                <w:rFonts w:ascii="Arial Unicode MS" w:hAnsi="Arial Unicode MS" w:eastAsia="Arial Unicode MS"/>
                 <w:b w:val="0"/>
                 <w:sz w:val="17"/>
               </w:rPr>
@@ -6709,12 +6709,12 @@
           <w:p>
             <w:r>
               <w:rPr>
-                <w:rFonts w:ascii="Noto Sans SC" w:hAnsi="Noto Sans SC" w:eastAsia="Noto Sans SC"/>
-              </w:rPr>
-            </w:r>
-            <w:r>
-              <w:rPr>
-                <w:rFonts w:ascii="Noto Sans SC" w:hAnsi="Noto Sans SC" w:eastAsia="Noto Sans SC"/>
+                <w:rFonts w:ascii="Arial Unicode MS" w:hAnsi="Arial Unicode MS" w:eastAsia="Arial Unicode MS"/>
+              </w:rPr>
+            </w:r>
+            <w:r>
+              <w:rPr>
+                <w:rFonts w:ascii="Arial Unicode MS" w:hAnsi="Arial Unicode MS" w:eastAsia="Arial Unicode MS"/>
                 <w:b w:val="0"/>
                 <w:sz w:val="17"/>
               </w:rPr>
@@ -6732,12 +6732,12 @@
           <w:p>
             <w:r>
               <w:rPr>
-                <w:rFonts w:ascii="Noto Sans SC" w:hAnsi="Noto Sans SC" w:eastAsia="Noto Sans SC"/>
-              </w:rPr>
-            </w:r>
-            <w:r>
-              <w:rPr>
-                <w:rFonts w:ascii="Noto Sans SC" w:hAnsi="Noto Sans SC" w:eastAsia="Noto Sans SC"/>
+                <w:rFonts w:ascii="Arial Unicode MS" w:hAnsi="Arial Unicode MS" w:eastAsia="Arial Unicode MS"/>
+              </w:rPr>
+            </w:r>
+            <w:r>
+              <w:rPr>
+                <w:rFonts w:ascii="Arial Unicode MS" w:hAnsi="Arial Unicode MS" w:eastAsia="Arial Unicode MS"/>
                 <w:b w:val="0"/>
                 <w:sz w:val="17"/>
               </w:rPr>
@@ -6753,12 +6753,12 @@
           <w:p>
             <w:r>
               <w:rPr>
-                <w:rFonts w:ascii="Noto Sans SC" w:hAnsi="Noto Sans SC" w:eastAsia="Noto Sans SC"/>
-              </w:rPr>
-            </w:r>
-            <w:r>
-              <w:rPr>
-                <w:rFonts w:ascii="Noto Sans SC" w:hAnsi="Noto Sans SC" w:eastAsia="Noto Sans SC"/>
+                <w:rFonts w:ascii="Arial Unicode MS" w:hAnsi="Arial Unicode MS" w:eastAsia="Arial Unicode MS"/>
+              </w:rPr>
+            </w:r>
+            <w:r>
+              <w:rPr>
+                <w:rFonts w:ascii="Arial Unicode MS" w:hAnsi="Arial Unicode MS" w:eastAsia="Arial Unicode MS"/>
                 <w:b w:val="0"/>
                 <w:sz w:val="17"/>
               </w:rPr>
@@ -6774,12 +6774,12 @@
           <w:p>
             <w:r>
               <w:rPr>
-                <w:rFonts w:ascii="Noto Sans SC" w:hAnsi="Noto Sans SC" w:eastAsia="Noto Sans SC"/>
-              </w:rPr>
-            </w:r>
-            <w:r>
-              <w:rPr>
-                <w:rFonts w:ascii="Noto Sans SC" w:hAnsi="Noto Sans SC" w:eastAsia="Noto Sans SC"/>
+                <w:rFonts w:ascii="Arial Unicode MS" w:hAnsi="Arial Unicode MS" w:eastAsia="Arial Unicode MS"/>
+              </w:rPr>
+            </w:r>
+            <w:r>
+              <w:rPr>
+                <w:rFonts w:ascii="Arial Unicode MS" w:hAnsi="Arial Unicode MS" w:eastAsia="Arial Unicode MS"/>
                 <w:b w:val="0"/>
                 <w:sz w:val="17"/>
               </w:rPr>
@@ -6797,12 +6797,12 @@
           <w:p>
             <w:r>
               <w:rPr>
-                <w:rFonts w:ascii="Noto Sans SC" w:hAnsi="Noto Sans SC" w:eastAsia="Noto Sans SC"/>
-              </w:rPr>
-            </w:r>
-            <w:r>
-              <w:rPr>
-                <w:rFonts w:ascii="Noto Sans SC" w:hAnsi="Noto Sans SC" w:eastAsia="Noto Sans SC"/>
+                <w:rFonts w:ascii="Arial Unicode MS" w:hAnsi="Arial Unicode MS" w:eastAsia="Arial Unicode MS"/>
+              </w:rPr>
+            </w:r>
+            <w:r>
+              <w:rPr>
+                <w:rFonts w:ascii="Arial Unicode MS" w:hAnsi="Arial Unicode MS" w:eastAsia="Arial Unicode MS"/>
                 <w:b w:val="0"/>
                 <w:sz w:val="17"/>
               </w:rPr>
@@ -6818,12 +6818,12 @@
           <w:p>
             <w:r>
               <w:rPr>
-                <w:rFonts w:ascii="Noto Sans SC" w:hAnsi="Noto Sans SC" w:eastAsia="Noto Sans SC"/>
-              </w:rPr>
-            </w:r>
-            <w:r>
-              <w:rPr>
-                <w:rFonts w:ascii="Noto Sans SC" w:hAnsi="Noto Sans SC" w:eastAsia="Noto Sans SC"/>
+                <w:rFonts w:ascii="Arial Unicode MS" w:hAnsi="Arial Unicode MS" w:eastAsia="Arial Unicode MS"/>
+              </w:rPr>
+            </w:r>
+            <w:r>
+              <w:rPr>
+                <w:rFonts w:ascii="Arial Unicode MS" w:hAnsi="Arial Unicode MS" w:eastAsia="Arial Unicode MS"/>
                 <w:b w:val="0"/>
                 <w:sz w:val="17"/>
               </w:rPr>
@@ -6839,12 +6839,12 @@
           <w:p>
             <w:r>
               <w:rPr>
-                <w:rFonts w:ascii="Noto Sans SC" w:hAnsi="Noto Sans SC" w:eastAsia="Noto Sans SC"/>
-              </w:rPr>
-            </w:r>
-            <w:r>
-              <w:rPr>
-                <w:rFonts w:ascii="Noto Sans SC" w:hAnsi="Noto Sans SC" w:eastAsia="Noto Sans SC"/>
+                <w:rFonts w:ascii="Arial Unicode MS" w:hAnsi="Arial Unicode MS" w:eastAsia="Arial Unicode MS"/>
+              </w:rPr>
+            </w:r>
+            <w:r>
+              <w:rPr>
+                <w:rFonts w:ascii="Arial Unicode MS" w:hAnsi="Arial Unicode MS" w:eastAsia="Arial Unicode MS"/>
                 <w:b w:val="0"/>
                 <w:sz w:val="17"/>
               </w:rPr>
@@ -6862,12 +6862,12 @@
           <w:p>
             <w:r>
               <w:rPr>
-                <w:rFonts w:ascii="Noto Sans SC" w:hAnsi="Noto Sans SC" w:eastAsia="Noto Sans SC"/>
-              </w:rPr>
-            </w:r>
-            <w:r>
-              <w:rPr>
-                <w:rFonts w:ascii="Noto Sans SC" w:hAnsi="Noto Sans SC" w:eastAsia="Noto Sans SC"/>
+                <w:rFonts w:ascii="Arial Unicode MS" w:hAnsi="Arial Unicode MS" w:eastAsia="Arial Unicode MS"/>
+              </w:rPr>
+            </w:r>
+            <w:r>
+              <w:rPr>
+                <w:rFonts w:ascii="Arial Unicode MS" w:hAnsi="Arial Unicode MS" w:eastAsia="Arial Unicode MS"/>
                 <w:b w:val="0"/>
                 <w:sz w:val="17"/>
               </w:rPr>
@@ -6883,12 +6883,12 @@
           <w:p>
             <w:r>
               <w:rPr>
-                <w:rFonts w:ascii="Noto Sans SC" w:hAnsi="Noto Sans SC" w:eastAsia="Noto Sans SC"/>
-              </w:rPr>
-            </w:r>
-            <w:r>
-              <w:rPr>
-                <w:rFonts w:ascii="Noto Sans SC" w:hAnsi="Noto Sans SC" w:eastAsia="Noto Sans SC"/>
+                <w:rFonts w:ascii="Arial Unicode MS" w:hAnsi="Arial Unicode MS" w:eastAsia="Arial Unicode MS"/>
+              </w:rPr>
+            </w:r>
+            <w:r>
+              <w:rPr>
+                <w:rFonts w:ascii="Arial Unicode MS" w:hAnsi="Arial Unicode MS" w:eastAsia="Arial Unicode MS"/>
                 <w:b w:val="0"/>
                 <w:sz w:val="17"/>
               </w:rPr>
@@ -6904,12 +6904,12 @@
           <w:p>
             <w:r>
               <w:rPr>
-                <w:rFonts w:ascii="Noto Sans SC" w:hAnsi="Noto Sans SC" w:eastAsia="Noto Sans SC"/>
-              </w:rPr>
-            </w:r>
-            <w:r>
-              <w:rPr>
-                <w:rFonts w:ascii="Noto Sans SC" w:hAnsi="Noto Sans SC" w:eastAsia="Noto Sans SC"/>
+                <w:rFonts w:ascii="Arial Unicode MS" w:hAnsi="Arial Unicode MS" w:eastAsia="Arial Unicode MS"/>
+              </w:rPr>
+            </w:r>
+            <w:r>
+              <w:rPr>
+                <w:rFonts w:ascii="Arial Unicode MS" w:hAnsi="Arial Unicode MS" w:eastAsia="Arial Unicode MS"/>
                 <w:b w:val="0"/>
                 <w:sz w:val="17"/>
               </w:rPr>
@@ -6927,12 +6927,12 @@
           <w:p>
             <w:r>
               <w:rPr>
-                <w:rFonts w:ascii="Noto Sans SC" w:hAnsi="Noto Sans SC" w:eastAsia="Noto Sans SC"/>
-              </w:rPr>
-            </w:r>
-            <w:r>
-              <w:rPr>
-                <w:rFonts w:ascii="Noto Sans SC" w:hAnsi="Noto Sans SC" w:eastAsia="Noto Sans SC"/>
+                <w:rFonts w:ascii="Arial Unicode MS" w:hAnsi="Arial Unicode MS" w:eastAsia="Arial Unicode MS"/>
+              </w:rPr>
+            </w:r>
+            <w:r>
+              <w:rPr>
+                <w:rFonts w:ascii="Arial Unicode MS" w:hAnsi="Arial Unicode MS" w:eastAsia="Arial Unicode MS"/>
                 <w:b w:val="0"/>
                 <w:sz w:val="17"/>
               </w:rPr>
@@ -6948,12 +6948,12 @@
           <w:p>
             <w:r>
               <w:rPr>
-                <w:rFonts w:ascii="Noto Sans SC" w:hAnsi="Noto Sans SC" w:eastAsia="Noto Sans SC"/>
-              </w:rPr>
-            </w:r>
-            <w:r>
-              <w:rPr>
-                <w:rFonts w:ascii="Noto Sans SC" w:hAnsi="Noto Sans SC" w:eastAsia="Noto Sans SC"/>
+                <w:rFonts w:ascii="Arial Unicode MS" w:hAnsi="Arial Unicode MS" w:eastAsia="Arial Unicode MS"/>
+              </w:rPr>
+            </w:r>
+            <w:r>
+              <w:rPr>
+                <w:rFonts w:ascii="Arial Unicode MS" w:hAnsi="Arial Unicode MS" w:eastAsia="Arial Unicode MS"/>
                 <w:b w:val="0"/>
                 <w:sz w:val="17"/>
               </w:rPr>
@@ -6969,12 +6969,12 @@
           <w:p>
             <w:r>
               <w:rPr>
-                <w:rFonts w:ascii="Noto Sans SC" w:hAnsi="Noto Sans SC" w:eastAsia="Noto Sans SC"/>
-              </w:rPr>
-            </w:r>
-            <w:r>
-              <w:rPr>
-                <w:rFonts w:ascii="Noto Sans SC" w:hAnsi="Noto Sans SC" w:eastAsia="Noto Sans SC"/>
+                <w:rFonts w:ascii="Arial Unicode MS" w:hAnsi="Arial Unicode MS" w:eastAsia="Arial Unicode MS"/>
+              </w:rPr>
+            </w:r>
+            <w:r>
+              <w:rPr>
+                <w:rFonts w:ascii="Arial Unicode MS" w:hAnsi="Arial Unicode MS" w:eastAsia="Arial Unicode MS"/>
                 <w:b w:val="0"/>
                 <w:sz w:val="17"/>
               </w:rPr>
@@ -6992,12 +6992,12 @@
           <w:p>
             <w:r>
               <w:rPr>
-                <w:rFonts w:ascii="Noto Sans SC" w:hAnsi="Noto Sans SC" w:eastAsia="Noto Sans SC"/>
-              </w:rPr>
-            </w:r>
-            <w:r>
-              <w:rPr>
-                <w:rFonts w:ascii="Noto Sans SC" w:hAnsi="Noto Sans SC" w:eastAsia="Noto Sans SC"/>
+                <w:rFonts w:ascii="Arial Unicode MS" w:hAnsi="Arial Unicode MS" w:eastAsia="Arial Unicode MS"/>
+              </w:rPr>
+            </w:r>
+            <w:r>
+              <w:rPr>
+                <w:rFonts w:ascii="Arial Unicode MS" w:hAnsi="Arial Unicode MS" w:eastAsia="Arial Unicode MS"/>
                 <w:b w:val="0"/>
                 <w:sz w:val="17"/>
               </w:rPr>
@@ -7013,12 +7013,12 @@
           <w:p>
             <w:r>
               <w:rPr>
-                <w:rFonts w:ascii="Noto Sans SC" w:hAnsi="Noto Sans SC" w:eastAsia="Noto Sans SC"/>
-              </w:rPr>
-            </w:r>
-            <w:r>
-              <w:rPr>
-                <w:rFonts w:ascii="Noto Sans SC" w:hAnsi="Noto Sans SC" w:eastAsia="Noto Sans SC"/>
+                <w:rFonts w:ascii="Arial Unicode MS" w:hAnsi="Arial Unicode MS" w:eastAsia="Arial Unicode MS"/>
+              </w:rPr>
+            </w:r>
+            <w:r>
+              <w:rPr>
+                <w:rFonts w:ascii="Arial Unicode MS" w:hAnsi="Arial Unicode MS" w:eastAsia="Arial Unicode MS"/>
                 <w:b w:val="0"/>
                 <w:sz w:val="17"/>
               </w:rPr>
@@ -7034,12 +7034,12 @@
           <w:p>
             <w:r>
               <w:rPr>
-                <w:rFonts w:ascii="Noto Sans SC" w:hAnsi="Noto Sans SC" w:eastAsia="Noto Sans SC"/>
-              </w:rPr>
-            </w:r>
-            <w:r>
-              <w:rPr>
-                <w:rFonts w:ascii="Noto Sans SC" w:hAnsi="Noto Sans SC" w:eastAsia="Noto Sans SC"/>
+                <w:rFonts w:ascii="Arial Unicode MS" w:hAnsi="Arial Unicode MS" w:eastAsia="Arial Unicode MS"/>
+              </w:rPr>
+            </w:r>
+            <w:r>
+              <w:rPr>
+                <w:rFonts w:ascii="Arial Unicode MS" w:hAnsi="Arial Unicode MS" w:eastAsia="Arial Unicode MS"/>
                 <w:b w:val="0"/>
                 <w:sz w:val="17"/>
               </w:rPr>
@@ -7056,7 +7056,7 @@
       </w:pPr>
       <w:r>
         <w:rPr>
-          <w:rFonts w:ascii="Noto Sans SC" w:hAnsi="Noto Sans SC" w:eastAsia="Noto Sans SC"/>
+          <w:rFonts w:ascii="Arial Unicode MS" w:hAnsi="Arial Unicode MS" w:eastAsia="Arial Unicode MS"/>
         </w:rPr>
         <w:t>9.1 已纳入 V1.5 的页面</w:t>
       </w:r>
@@ -7067,7 +7067,7 @@
       </w:pPr>
       <w:r>
         <w:rPr>
-          <w:rFonts w:ascii="Noto Sans SC" w:hAnsi="Noto Sans SC" w:eastAsia="Noto Sans SC"/>
+          <w:rFonts w:ascii="Arial Unicode MS" w:hAnsi="Arial Unicode MS" w:eastAsia="Arial Unicode MS"/>
         </w:rPr>
         <w:t>登录页</w:t>
       </w:r>
@@ -7078,7 +7078,7 @@
       </w:pPr>
       <w:r>
         <w:rPr>
-          <w:rFonts w:ascii="Noto Sans SC" w:hAnsi="Noto Sans SC" w:eastAsia="Noto Sans SC"/>
+          <w:rFonts w:ascii="Arial Unicode MS" w:hAnsi="Arial Unicode MS" w:eastAsia="Arial Unicode MS"/>
         </w:rPr>
         <w:t>首页数据概览</w:t>
       </w:r>
@@ -7089,7 +7089,7 @@
       </w:pPr>
       <w:r>
         <w:rPr>
-          <w:rFonts w:ascii="Noto Sans SC" w:hAnsi="Noto Sans SC" w:eastAsia="Noto Sans SC"/>
+          <w:rFonts w:ascii="Arial Unicode MS" w:hAnsi="Arial Unicode MS" w:eastAsia="Arial Unicode MS"/>
         </w:rPr>
         <w:t>反馈列表 / 提交 / 详情</w:t>
       </w:r>
@@ -7100,7 +7100,7 @@
       </w:pPr>
       <w:r>
         <w:rPr>
-          <w:rFonts w:ascii="Noto Sans SC" w:hAnsi="Noto Sans SC" w:eastAsia="Noto Sans SC"/>
+          <w:rFonts w:ascii="Arial Unicode MS" w:hAnsi="Arial Unicode MS" w:eastAsia="Arial Unicode MS"/>
         </w:rPr>
         <w:t>需求列表 / 详情</w:t>
       </w:r>
@@ -7111,7 +7111,7 @@
       </w:pPr>
       <w:r>
         <w:rPr>
-          <w:rFonts w:ascii="Noto Sans SC" w:hAnsi="Noto Sans SC" w:eastAsia="Noto Sans SC"/>
+          <w:rFonts w:ascii="Arial Unicode MS" w:hAnsi="Arial Unicode MS" w:eastAsia="Arial Unicode MS"/>
         </w:rPr>
         <w:t>版本列表 / 详情</w:t>
       </w:r>
@@ -7122,7 +7122,7 @@
       </w:pPr>
       <w:r>
         <w:rPr>
-          <w:rFonts w:ascii="Noto Sans SC" w:hAnsi="Noto Sans SC" w:eastAsia="Noto Sans SC"/>
+          <w:rFonts w:ascii="Arial Unicode MS" w:hAnsi="Arial Unicode MS" w:eastAsia="Arial Unicode MS"/>
         </w:rPr>
         <w:t>发布记录</w:t>
       </w:r>
@@ -7133,7 +7133,7 @@
       </w:pPr>
       <w:r>
         <w:rPr>
-          <w:rFonts w:ascii="Noto Sans SC" w:hAnsi="Noto Sans SC" w:eastAsia="Noto Sans SC"/>
+          <w:rFonts w:ascii="Arial Unicode MS" w:hAnsi="Arial Unicode MS" w:eastAsia="Arial Unicode MS"/>
         </w:rPr>
         <w:t>通知中心</w:t>
       </w:r>
@@ -7144,7 +7144,7 @@
       </w:pPr>
       <w:r>
         <w:rPr>
-          <w:rFonts w:ascii="Noto Sans SC" w:hAnsi="Noto Sans SC" w:eastAsia="Noto Sans SC"/>
+          <w:rFonts w:ascii="Arial Unicode MS" w:hAnsi="Arial Unicode MS" w:eastAsia="Arial Unicode MS"/>
         </w:rPr>
         <w:t>用户管理</w:t>
       </w:r>
@@ -7155,7 +7155,7 @@
       </w:pPr>
       <w:r>
         <w:rPr>
-          <w:rFonts w:ascii="Noto Sans SC" w:hAnsi="Noto Sans SC" w:eastAsia="Noto Sans SC"/>
+          <w:rFonts w:ascii="Arial Unicode MS" w:hAnsi="Arial Unicode MS" w:eastAsia="Arial Unicode MS"/>
         </w:rPr>
         <w:t>角色权限。</w:t>
       </w:r>
@@ -7166,7 +7166,7 @@
       </w:pPr>
       <w:r>
         <w:rPr>
-          <w:rFonts w:ascii="Noto Sans SC" w:hAnsi="Noto Sans SC" w:eastAsia="Noto Sans SC"/>
+          <w:rFonts w:ascii="Arial Unicode MS" w:hAnsi="Arial Unicode MS" w:eastAsia="Arial Unicode MS"/>
         </w:rPr>
         <w:t>9.2 移动端必须验收</w:t>
       </w:r>
@@ -7177,7 +7177,7 @@
       </w:pPr>
       <w:r>
         <w:rPr>
-          <w:rFonts w:ascii="Noto Sans SC" w:hAnsi="Noto Sans SC" w:eastAsia="Noto Sans SC"/>
+          <w:rFonts w:ascii="Arial Unicode MS" w:hAnsi="Arial Unicode MS" w:eastAsia="Arial Unicode MS"/>
         </w:rPr>
         <w:t>360px - 430px 宽度下无横向溢出。</w:t>
       </w:r>
@@ -7188,7 +7188,7 @@
       </w:pPr>
       <w:r>
         <w:rPr>
-          <w:rFonts w:ascii="Noto Sans SC" w:hAnsi="Noto Sans SC" w:eastAsia="Noto Sans SC"/>
+          <w:rFonts w:ascii="Arial Unicode MS" w:hAnsi="Arial Unicode MS" w:eastAsia="Arial Unicode MS"/>
         </w:rPr>
         <w:t>反馈、需求、版本列表使用卡片，不缩放桌面表格。</w:t>
       </w:r>
@@ -7199,7 +7199,7 @@
       </w:pPr>
       <w:r>
         <w:rPr>
-          <w:rFonts w:ascii="Noto Sans SC" w:hAnsi="Noto Sans SC" w:eastAsia="Noto Sans SC"/>
+          <w:rFonts w:ascii="Arial Unicode MS" w:hAnsi="Arial Unicode MS" w:eastAsia="Arial Unicode MS"/>
         </w:rPr>
         <w:t>提交反馈全流程可在单手滚动场景完成。</w:t>
       </w:r>
@@ -7210,7 +7210,7 @@
       </w:pPr>
       <w:r>
         <w:rPr>
-          <w:rFonts w:ascii="Noto Sans SC" w:hAnsi="Noto Sans SC" w:eastAsia="Noto Sans SC"/>
+          <w:rFonts w:ascii="Arial Unicode MS" w:hAnsi="Arial Unicode MS" w:eastAsia="Arial Unicode MS"/>
         </w:rPr>
         <w:t>详情页操作按钮不能被浏览器底部安全区遮挡。</w:t>
       </w:r>
@@ -7221,7 +7221,7 @@
       </w:pPr>
       <w:r>
         <w:rPr>
-          <w:rFonts w:ascii="Noto Sans SC" w:hAnsi="Noto Sans SC" w:eastAsia="Noto Sans SC"/>
+          <w:rFonts w:ascii="Arial Unicode MS" w:hAnsi="Arial Unicode MS" w:eastAsia="Arial Unicode MS"/>
         </w:rPr>
         <w:t>PC 与手机同一账号、同一权限、同一数据、同一 revision 规则。</w:t>
       </w:r>
@@ -7232,7 +7232,7 @@
       </w:pPr>
       <w:r>
         <w:rPr>
-          <w:rFonts w:ascii="Noto Sans SC" w:hAnsi="Noto Sans SC" w:eastAsia="Noto Sans SC"/>
+          <w:rFonts w:ascii="Arial Unicode MS" w:hAnsi="Arial Unicode MS" w:eastAsia="Arial Unicode MS"/>
         </w:rPr>
         <w:t>10. 登录、RBAC 与系统管理</w:t>
       </w:r>
@@ -7258,12 +7258,12 @@
           <w:p>
             <w:r>
               <w:rPr>
-                <w:rFonts w:ascii="Noto Sans SC" w:hAnsi="Noto Sans SC" w:eastAsia="Noto Sans SC"/>
-              </w:rPr>
-            </w:r>
-            <w:r>
-              <w:rPr>
-                <w:rFonts w:ascii="Noto Sans SC" w:hAnsi="Noto Sans SC" w:eastAsia="Noto Sans SC"/>
+                <w:rFonts w:ascii="Arial Unicode MS" w:hAnsi="Arial Unicode MS" w:eastAsia="Arial Unicode MS"/>
+              </w:rPr>
+            </w:r>
+            <w:r>
+              <w:rPr>
+                <w:rFonts w:ascii="Arial Unicode MS" w:hAnsi="Arial Unicode MS" w:eastAsia="Arial Unicode MS"/>
                 <w:b/>
                 <w:color w:val="184775"/>
                 <w:sz w:val="18"/>
@@ -7281,12 +7281,12 @@
           <w:p>
             <w:r>
               <w:rPr>
-                <w:rFonts w:ascii="Noto Sans SC" w:hAnsi="Noto Sans SC" w:eastAsia="Noto Sans SC"/>
-              </w:rPr>
-            </w:r>
-            <w:r>
-              <w:rPr>
-                <w:rFonts w:ascii="Noto Sans SC" w:hAnsi="Noto Sans SC" w:eastAsia="Noto Sans SC"/>
+                <w:rFonts w:ascii="Arial Unicode MS" w:hAnsi="Arial Unicode MS" w:eastAsia="Arial Unicode MS"/>
+              </w:rPr>
+            </w:r>
+            <w:r>
+              <w:rPr>
+                <w:rFonts w:ascii="Arial Unicode MS" w:hAnsi="Arial Unicode MS" w:eastAsia="Arial Unicode MS"/>
                 <w:b/>
                 <w:color w:val="184775"/>
                 <w:sz w:val="18"/>
@@ -7305,12 +7305,12 @@
           <w:p>
             <w:r>
               <w:rPr>
-                <w:rFonts w:ascii="Noto Sans SC" w:hAnsi="Noto Sans SC" w:eastAsia="Noto Sans SC"/>
-              </w:rPr>
-            </w:r>
-            <w:r>
-              <w:rPr>
-                <w:rFonts w:ascii="Noto Sans SC" w:hAnsi="Noto Sans SC" w:eastAsia="Noto Sans SC"/>
+                <w:rFonts w:ascii="Arial Unicode MS" w:hAnsi="Arial Unicode MS" w:eastAsia="Arial Unicode MS"/>
+              </w:rPr>
+            </w:r>
+            <w:r>
+              <w:rPr>
+                <w:rFonts w:ascii="Arial Unicode MS" w:hAnsi="Arial Unicode MS" w:eastAsia="Arial Unicode MS"/>
                 <w:b w:val="0"/>
                 <w:sz w:val="17"/>
               </w:rPr>
@@ -7326,12 +7326,12 @@
           <w:p>
             <w:r>
               <w:rPr>
-                <w:rFonts w:ascii="Noto Sans SC" w:hAnsi="Noto Sans SC" w:eastAsia="Noto Sans SC"/>
-              </w:rPr>
-            </w:r>
-            <w:r>
-              <w:rPr>
-                <w:rFonts w:ascii="Noto Sans SC" w:hAnsi="Noto Sans SC" w:eastAsia="Noto Sans SC"/>
+                <w:rFonts w:ascii="Arial Unicode MS" w:hAnsi="Arial Unicode MS" w:eastAsia="Arial Unicode MS"/>
+              </w:rPr>
+            </w:r>
+            <w:r>
+              <w:rPr>
+                <w:rFonts w:ascii="Arial Unicode MS" w:hAnsi="Arial Unicode MS" w:eastAsia="Arial Unicode MS"/>
                 <w:b w:val="0"/>
                 <w:sz w:val="17"/>
               </w:rPr>
@@ -7349,12 +7349,12 @@
           <w:p>
             <w:r>
               <w:rPr>
-                <w:rFonts w:ascii="Noto Sans SC" w:hAnsi="Noto Sans SC" w:eastAsia="Noto Sans SC"/>
-              </w:rPr>
-            </w:r>
-            <w:r>
-              <w:rPr>
-                <w:rFonts w:ascii="Noto Sans SC" w:hAnsi="Noto Sans SC" w:eastAsia="Noto Sans SC"/>
+                <w:rFonts w:ascii="Arial Unicode MS" w:hAnsi="Arial Unicode MS" w:eastAsia="Arial Unicode MS"/>
+              </w:rPr>
+            </w:r>
+            <w:r>
+              <w:rPr>
+                <w:rFonts w:ascii="Arial Unicode MS" w:hAnsi="Arial Unicode MS" w:eastAsia="Arial Unicode MS"/>
                 <w:b w:val="0"/>
                 <w:sz w:val="17"/>
               </w:rPr>
@@ -7370,12 +7370,12 @@
           <w:p>
             <w:r>
               <w:rPr>
-                <w:rFonts w:ascii="Noto Sans SC" w:hAnsi="Noto Sans SC" w:eastAsia="Noto Sans SC"/>
-              </w:rPr>
-            </w:r>
-            <w:r>
-              <w:rPr>
-                <w:rFonts w:ascii="Noto Sans SC" w:hAnsi="Noto Sans SC" w:eastAsia="Noto Sans SC"/>
+                <w:rFonts w:ascii="Arial Unicode MS" w:hAnsi="Arial Unicode MS" w:eastAsia="Arial Unicode MS"/>
+              </w:rPr>
+            </w:r>
+            <w:r>
+              <w:rPr>
+                <w:rFonts w:ascii="Arial Unicode MS" w:hAnsi="Arial Unicode MS" w:eastAsia="Arial Unicode MS"/>
                 <w:b w:val="0"/>
                 <w:sz w:val="17"/>
               </w:rPr>
@@ -7393,12 +7393,12 @@
           <w:p>
             <w:r>
               <w:rPr>
-                <w:rFonts w:ascii="Noto Sans SC" w:hAnsi="Noto Sans SC" w:eastAsia="Noto Sans SC"/>
-              </w:rPr>
-            </w:r>
-            <w:r>
-              <w:rPr>
-                <w:rFonts w:ascii="Noto Sans SC" w:hAnsi="Noto Sans SC" w:eastAsia="Noto Sans SC"/>
+                <w:rFonts w:ascii="Arial Unicode MS" w:hAnsi="Arial Unicode MS" w:eastAsia="Arial Unicode MS"/>
+              </w:rPr>
+            </w:r>
+            <w:r>
+              <w:rPr>
+                <w:rFonts w:ascii="Arial Unicode MS" w:hAnsi="Arial Unicode MS" w:eastAsia="Arial Unicode MS"/>
                 <w:b w:val="0"/>
                 <w:sz w:val="17"/>
               </w:rPr>
@@ -7414,12 +7414,12 @@
           <w:p>
             <w:r>
               <w:rPr>
-                <w:rFonts w:ascii="Noto Sans SC" w:hAnsi="Noto Sans SC" w:eastAsia="Noto Sans SC"/>
-              </w:rPr>
-            </w:r>
-            <w:r>
-              <w:rPr>
-                <w:rFonts w:ascii="Noto Sans SC" w:hAnsi="Noto Sans SC" w:eastAsia="Noto Sans SC"/>
+                <w:rFonts w:ascii="Arial Unicode MS" w:hAnsi="Arial Unicode MS" w:eastAsia="Arial Unicode MS"/>
+              </w:rPr>
+            </w:r>
+            <w:r>
+              <w:rPr>
+                <w:rFonts w:ascii="Arial Unicode MS" w:hAnsi="Arial Unicode MS" w:eastAsia="Arial Unicode MS"/>
                 <w:b w:val="0"/>
                 <w:sz w:val="17"/>
               </w:rPr>
@@ -7437,12 +7437,12 @@
           <w:p>
             <w:r>
               <w:rPr>
-                <w:rFonts w:ascii="Noto Sans SC" w:hAnsi="Noto Sans SC" w:eastAsia="Noto Sans SC"/>
-              </w:rPr>
-            </w:r>
-            <w:r>
-              <w:rPr>
-                <w:rFonts w:ascii="Noto Sans SC" w:hAnsi="Noto Sans SC" w:eastAsia="Noto Sans SC"/>
+                <w:rFonts w:ascii="Arial Unicode MS" w:hAnsi="Arial Unicode MS" w:eastAsia="Arial Unicode MS"/>
+              </w:rPr>
+            </w:r>
+            <w:r>
+              <w:rPr>
+                <w:rFonts w:ascii="Arial Unicode MS" w:hAnsi="Arial Unicode MS" w:eastAsia="Arial Unicode MS"/>
                 <w:b w:val="0"/>
                 <w:sz w:val="17"/>
               </w:rPr>
@@ -7458,12 +7458,12 @@
           <w:p>
             <w:r>
               <w:rPr>
-                <w:rFonts w:ascii="Noto Sans SC" w:hAnsi="Noto Sans SC" w:eastAsia="Noto Sans SC"/>
-              </w:rPr>
-            </w:r>
-            <w:r>
-              <w:rPr>
-                <w:rFonts w:ascii="Noto Sans SC" w:hAnsi="Noto Sans SC" w:eastAsia="Noto Sans SC"/>
+                <w:rFonts w:ascii="Arial Unicode MS" w:hAnsi="Arial Unicode MS" w:eastAsia="Arial Unicode MS"/>
+              </w:rPr>
+            </w:r>
+            <w:r>
+              <w:rPr>
+                <w:rFonts w:ascii="Arial Unicode MS" w:hAnsi="Arial Unicode MS" w:eastAsia="Arial Unicode MS"/>
                 <w:b w:val="0"/>
                 <w:sz w:val="17"/>
               </w:rPr>
@@ -7481,12 +7481,12 @@
           <w:p>
             <w:r>
               <w:rPr>
-                <w:rFonts w:ascii="Noto Sans SC" w:hAnsi="Noto Sans SC" w:eastAsia="Noto Sans SC"/>
-              </w:rPr>
-            </w:r>
-            <w:r>
-              <w:rPr>
-                <w:rFonts w:ascii="Noto Sans SC" w:hAnsi="Noto Sans SC" w:eastAsia="Noto Sans SC"/>
+                <w:rFonts w:ascii="Arial Unicode MS" w:hAnsi="Arial Unicode MS" w:eastAsia="Arial Unicode MS"/>
+              </w:rPr>
+            </w:r>
+            <w:r>
+              <w:rPr>
+                <w:rFonts w:ascii="Arial Unicode MS" w:hAnsi="Arial Unicode MS" w:eastAsia="Arial Unicode MS"/>
                 <w:b w:val="0"/>
                 <w:sz w:val="17"/>
               </w:rPr>
@@ -7502,12 +7502,12 @@
           <w:p>
             <w:r>
               <w:rPr>
-                <w:rFonts w:ascii="Noto Sans SC" w:hAnsi="Noto Sans SC" w:eastAsia="Noto Sans SC"/>
-              </w:rPr>
-            </w:r>
-            <w:r>
-              <w:rPr>
-                <w:rFonts w:ascii="Noto Sans SC" w:hAnsi="Noto Sans SC" w:eastAsia="Noto Sans SC"/>
+                <w:rFonts w:ascii="Arial Unicode MS" w:hAnsi="Arial Unicode MS" w:eastAsia="Arial Unicode MS"/>
+              </w:rPr>
+            </w:r>
+            <w:r>
+              <w:rPr>
+                <w:rFonts w:ascii="Arial Unicode MS" w:hAnsi="Arial Unicode MS" w:eastAsia="Arial Unicode MS"/>
                 <w:b w:val="0"/>
                 <w:sz w:val="17"/>
               </w:rPr>
@@ -7521,7 +7521,7 @@
     <w:p>
       <w:r>
         <w:rPr>
-          <w:rFonts w:ascii="Noto Sans SC" w:hAnsi="Noto Sans SC" w:eastAsia="Noto Sans SC"/>
+          <w:rFonts w:ascii="Arial Unicode MS" w:hAnsi="Arial Unicode MS" w:eastAsia="Arial Unicode MS"/>
         </w:rPr>
         <w:t>权限判定必须以后端为准。Vue route.meta、按钮隐藏仅用于改善体验，不能作为安全边界。</w:t>
       </w:r>
@@ -7532,7 +7532,7 @@
       </w:pPr>
       <w:r>
         <w:rPr>
-          <w:rFonts w:ascii="Noto Sans SC" w:hAnsi="Noto Sans SC" w:eastAsia="Noto Sans SC"/>
+          <w:rFonts w:ascii="Arial Unicode MS" w:hAnsi="Arial Unicode MS" w:eastAsia="Arial Unicode MS"/>
         </w:rPr>
         <w:t>Access Token 短有效期；Refresh Token 长有效期并预留可撤销会话。</w:t>
       </w:r>
@@ -7543,7 +7543,7 @@
       </w:pPr>
       <w:r>
         <w:rPr>
-          <w:rFonts w:ascii="Noto Sans SC" w:hAnsi="Noto Sans SC" w:eastAsia="Noto Sans SC"/>
+          <w:rFonts w:ascii="Arial Unicode MS" w:hAnsi="Arial Unicode MS" w:eastAsia="Arial Unicode MS"/>
         </w:rPr>
         <w:t>密码使用 Argon2id；初始化管理员首次登录强制改密。</w:t>
       </w:r>
@@ -7554,7 +7554,7 @@
       </w:pPr>
       <w:r>
         <w:rPr>
-          <w:rFonts w:ascii="Noto Sans SC" w:hAnsi="Noto Sans SC" w:eastAsia="Noto Sans SC"/>
+          <w:rFonts w:ascii="Arial Unicode MS" w:hAnsi="Arial Unicode MS" w:eastAsia="Arial Unicode MS"/>
         </w:rPr>
         <w:t>数据范围预留 SELF / TEAM / ALL。第一期默认以角色范围过滤列表。</w:t>
       </w:r>
@@ -7565,7 +7565,7 @@
       </w:pPr>
       <w:r>
         <w:rPr>
-          <w:rFonts w:ascii="Noto Sans SC" w:hAnsi="Noto Sans SC" w:eastAsia="Noto Sans SC"/>
+          <w:rFonts w:ascii="Arial Unicode MS" w:hAnsi="Arial Unicode MS" w:eastAsia="Arial Unicode MS"/>
         </w:rPr>
         <w:t>超级管理员只通过显式“*”或全量权限码获得能力，不用前端硬编码用户名。</w:t>
       </w:r>
@@ -7576,7 +7576,7 @@
       </w:pPr>
       <w:r>
         <w:rPr>
-          <w:rFonts w:ascii="Noto Sans SC" w:hAnsi="Noto Sans SC" w:eastAsia="Noto Sans SC"/>
+          <w:rFonts w:ascii="Arial Unicode MS" w:hAnsi="Arial Unicode MS" w:eastAsia="Arial Unicode MS"/>
         </w:rPr>
         <w:t>11. 附件、通知、审计与安全</w:t>
       </w:r>
@@ -7587,7 +7587,7 @@
       </w:pPr>
       <w:r>
         <w:rPr>
-          <w:rFonts w:ascii="Noto Sans SC" w:hAnsi="Noto Sans SC" w:eastAsia="Noto Sans SC"/>
+          <w:rFonts w:ascii="Arial Unicode MS" w:hAnsi="Arial Unicode MS" w:eastAsia="Arial Unicode MS"/>
         </w:rPr>
         <w:t>11.1 附件</w:t>
       </w:r>
@@ -7598,7 +7598,7 @@
       </w:pPr>
       <w:r>
         <w:rPr>
-          <w:rFonts w:ascii="Noto Sans SC" w:hAnsi="Noto Sans SC" w:eastAsia="Noto Sans SC"/>
+          <w:rFonts w:ascii="Arial Unicode MS" w:hAnsi="Arial Unicode MS" w:eastAsia="Arial Unicode MS"/>
         </w:rPr>
         <w:t>业务表只存 file_id 关系，不保存二进制。</w:t>
       </w:r>
@@ -7609,7 +7609,7 @@
       </w:pPr>
       <w:r>
         <w:rPr>
-          <w:rFonts w:ascii="Noto Sans SC" w:hAnsi="Noto Sans SC" w:eastAsia="Noto Sans SC"/>
+          <w:rFonts w:ascii="Arial Unicode MS" w:hAnsi="Arial Unicode MS" w:eastAsia="Arial Unicode MS"/>
         </w:rPr>
         <w:t>默认允许 PNG/JPEG/WebP/PDF/TXT/DOCX/XLSX；单文件默认 50MB。</w:t>
       </w:r>
@@ -7620,7 +7620,7 @@
       </w:pPr>
       <w:r>
         <w:rPr>
-          <w:rFonts w:ascii="Noto Sans SC" w:hAnsi="Noto Sans SC" w:eastAsia="Noto Sans SC"/>
+          <w:rFonts w:ascii="Arial Unicode MS" w:hAnsi="Arial Unicode MS" w:eastAsia="Arial Unicode MS"/>
         </w:rPr>
         <w:t>上传时验证 MIME + 扩展名并计算 SHA-256。</w:t>
       </w:r>
@@ -7631,7 +7631,7 @@
       </w:pPr>
       <w:r>
         <w:rPr>
-          <w:rFonts w:ascii="Noto Sans SC" w:hAnsi="Noto Sans SC" w:eastAsia="Noto Sans SC"/>
+          <w:rFonts w:ascii="Arial Unicode MS" w:hAnsi="Arial Unicode MS" w:eastAsia="Arial Unicode MS"/>
         </w:rPr>
         <w:t>生产环境通过签名 URL 或受控下载接口访问对象存储。</w:t>
       </w:r>
@@ -7642,7 +7642,7 @@
       </w:pPr>
       <w:r>
         <w:rPr>
-          <w:rFonts w:ascii="Noto Sans SC" w:hAnsi="Noto Sans SC" w:eastAsia="Noto Sans SC"/>
+          <w:rFonts w:ascii="Arial Unicode MS" w:hAnsi="Arial Unicode MS" w:eastAsia="Arial Unicode MS"/>
         </w:rPr>
         <w:t>11.2 通知</w:t>
       </w:r>
@@ -7653,7 +7653,7 @@
       </w:pPr>
       <w:r>
         <w:rPr>
-          <w:rFonts w:ascii="Noto Sans SC" w:hAnsi="Noto Sans SC" w:eastAsia="Noto Sans SC"/>
+          <w:rFonts w:ascii="Arial Unicode MS" w:hAnsi="Arial Unicode MS" w:eastAsia="Arial Unicode MS"/>
         </w:rPr>
         <w:t>反馈被受理/转需求</w:t>
       </w:r>
@@ -7664,7 +7664,7 @@
       </w:pPr>
       <w:r>
         <w:rPr>
-          <w:rFonts w:ascii="Noto Sans SC" w:hAnsi="Noto Sans SC" w:eastAsia="Noto Sans SC"/>
+          <w:rFonts w:ascii="Arial Unicode MS" w:hAnsi="Arial Unicode MS" w:eastAsia="Arial Unicode MS"/>
         </w:rPr>
         <w:t>需求加入或调整版本</w:t>
       </w:r>
@@ -7675,7 +7675,7 @@
       </w:pPr>
       <w:r>
         <w:rPr>
-          <w:rFonts w:ascii="Noto Sans SC" w:hAnsi="Noto Sans SC" w:eastAsia="Noto Sans SC"/>
+          <w:rFonts w:ascii="Arial Unicode MS" w:hAnsi="Arial Unicode MS" w:eastAsia="Arial Unicode MS"/>
         </w:rPr>
         <w:t>需求上线</w:t>
       </w:r>
@@ -7686,7 +7686,7 @@
       </w:pPr>
       <w:r>
         <w:rPr>
-          <w:rFonts w:ascii="Noto Sans SC" w:hAnsi="Noto Sans SC" w:eastAsia="Noto Sans SC"/>
+          <w:rFonts w:ascii="Arial Unicode MS" w:hAnsi="Arial Unicode MS" w:eastAsia="Arial Unicode MS"/>
         </w:rPr>
         <w:t>版本发布</w:t>
       </w:r>
@@ -7697,7 +7697,7 @@
       </w:pPr>
       <w:r>
         <w:rPr>
-          <w:rFonts w:ascii="Noto Sans SC" w:hAnsi="Noto Sans SC" w:eastAsia="Noto Sans SC"/>
+          <w:rFonts w:ascii="Arial Unicode MS" w:hAnsi="Arial Unicode MS" w:eastAsia="Arial Unicode MS"/>
         </w:rPr>
         <w:t>@ 评论（后续增强）</w:t>
       </w:r>
@@ -7708,7 +7708,7 @@
       </w:pPr>
       <w:r>
         <w:rPr>
-          <w:rFonts w:ascii="Noto Sans SC" w:hAnsi="Noto Sans SC" w:eastAsia="Noto Sans SC"/>
+          <w:rFonts w:ascii="Arial Unicode MS" w:hAnsi="Arial Unicode MS" w:eastAsia="Arial Unicode MS"/>
         </w:rPr>
         <w:t>11.3 审计</w:t>
       </w:r>
@@ -7719,7 +7719,7 @@
       </w:pPr>
       <w:r>
         <w:rPr>
-          <w:rFonts w:ascii="Noto Sans SC" w:hAnsi="Noto Sans SC" w:eastAsia="Noto Sans SC"/>
+          <w:rFonts w:ascii="Arial Unicode MS" w:hAnsi="Arial Unicode MS" w:eastAsia="Arial Unicode MS"/>
         </w:rPr>
         <w:t>登录成功/失败、密码重置</w:t>
       </w:r>
@@ -7730,7 +7730,7 @@
       </w:pPr>
       <w:r>
         <w:rPr>
-          <w:rFonts w:ascii="Noto Sans SC" w:hAnsi="Noto Sans SC" w:eastAsia="Noto Sans SC"/>
+          <w:rFonts w:ascii="Arial Unicode MS" w:hAnsi="Arial Unicode MS" w:eastAsia="Arial Unicode MS"/>
         </w:rPr>
         <w:t>反馈转需求、关闭/重开</w:t>
       </w:r>
@@ -7741,7 +7741,7 @@
       </w:pPr>
       <w:r>
         <w:rPr>
-          <w:rFonts w:ascii="Noto Sans SC" w:hAnsi="Noto Sans SC" w:eastAsia="Noto Sans SC"/>
+          <w:rFonts w:ascii="Arial Unicode MS" w:hAnsi="Arial Unicode MS" w:eastAsia="Arial Unicode MS"/>
         </w:rPr>
         <w:t>需求状态/优先级/负责人/版本变化</w:t>
       </w:r>
@@ -7752,7 +7752,7 @@
       </w:pPr>
       <w:r>
         <w:rPr>
-          <w:rFonts w:ascii="Noto Sans SC" w:hAnsi="Noto Sans SC" w:eastAsia="Noto Sans SC"/>
+          <w:rFonts w:ascii="Arial Unicode MS" w:hAnsi="Arial Unicode MS" w:eastAsia="Arial Unicode MS"/>
         </w:rPr>
         <w:t>版本清单和发布</w:t>
       </w:r>
@@ -7763,7 +7763,7 @@
       </w:pPr>
       <w:r>
         <w:rPr>
-          <w:rFonts w:ascii="Noto Sans SC" w:hAnsi="Noto Sans SC" w:eastAsia="Noto Sans SC"/>
+          <w:rFonts w:ascii="Arial Unicode MS" w:hAnsi="Arial Unicode MS" w:eastAsia="Arial Unicode MS"/>
         </w:rPr>
         <w:t>用户角色权限变化</w:t>
       </w:r>
@@ -7771,7 +7771,7 @@
     <w:p>
       <w:r>
         <w:rPr>
-          <w:rFonts w:ascii="Noto Sans SC" w:hAnsi="Noto Sans SC" w:eastAsia="Noto Sans SC"/>
+          <w:rFonts w:ascii="Arial Unicode MS" w:hAnsi="Arial Unicode MS" w:eastAsia="Arial Unicode MS"/>
         </w:rPr>
         <w:t>OperationLog 应记录 entity_type、entity_id、action、operator_id、before_data、after_data、request_id、IP、created_at。日志不得包含明文密码、Token 或对象存储密钥。</w:t>
       </w:r>
@@ -7782,7 +7782,7 @@
       </w:pPr>
       <w:r>
         <w:rPr>
-          <w:rFonts w:ascii="Noto Sans SC" w:hAnsi="Noto Sans SC" w:eastAsia="Noto Sans SC"/>
+          <w:rFonts w:ascii="Arial Unicode MS" w:hAnsi="Arial Unicode MS" w:eastAsia="Arial Unicode MS"/>
         </w:rPr>
         <w:t>12. 测试、质量门禁与联调顺序</w:t>
       </w:r>
@@ -7808,12 +7808,12 @@
           <w:p>
             <w:r>
               <w:rPr>
-                <w:rFonts w:ascii="Noto Sans SC" w:hAnsi="Noto Sans SC" w:eastAsia="Noto Sans SC"/>
-              </w:rPr>
-            </w:r>
-            <w:r>
-              <w:rPr>
-                <w:rFonts w:ascii="Noto Sans SC" w:hAnsi="Noto Sans SC" w:eastAsia="Noto Sans SC"/>
+                <w:rFonts w:ascii="Arial Unicode MS" w:hAnsi="Arial Unicode MS" w:eastAsia="Arial Unicode MS"/>
+              </w:rPr>
+            </w:r>
+            <w:r>
+              <w:rPr>
+                <w:rFonts w:ascii="Arial Unicode MS" w:hAnsi="Arial Unicode MS" w:eastAsia="Arial Unicode MS"/>
                 <w:b/>
                 <w:color w:val="184775"/>
                 <w:sz w:val="18"/>
@@ -7831,12 +7831,12 @@
           <w:p>
             <w:r>
               <w:rPr>
-                <w:rFonts w:ascii="Noto Sans SC" w:hAnsi="Noto Sans SC" w:eastAsia="Noto Sans SC"/>
-              </w:rPr>
-            </w:r>
-            <w:r>
-              <w:rPr>
-                <w:rFonts w:ascii="Noto Sans SC" w:hAnsi="Noto Sans SC" w:eastAsia="Noto Sans SC"/>
+                <w:rFonts w:ascii="Arial Unicode MS" w:hAnsi="Arial Unicode MS" w:eastAsia="Arial Unicode MS"/>
+              </w:rPr>
+            </w:r>
+            <w:r>
+              <w:rPr>
+                <w:rFonts w:ascii="Arial Unicode MS" w:hAnsi="Arial Unicode MS" w:eastAsia="Arial Unicode MS"/>
                 <w:b/>
                 <w:color w:val="184775"/>
                 <w:sz w:val="18"/>
@@ -7855,12 +7855,12 @@
           <w:p>
             <w:r>
               <w:rPr>
-                <w:rFonts w:ascii="Noto Sans SC" w:hAnsi="Noto Sans SC" w:eastAsia="Noto Sans SC"/>
-              </w:rPr>
-            </w:r>
-            <w:r>
-              <w:rPr>
-                <w:rFonts w:ascii="Noto Sans SC" w:hAnsi="Noto Sans SC" w:eastAsia="Noto Sans SC"/>
+                <w:rFonts w:ascii="Arial Unicode MS" w:hAnsi="Arial Unicode MS" w:eastAsia="Arial Unicode MS"/>
+              </w:rPr>
+            </w:r>
+            <w:r>
+              <w:rPr>
+                <w:rFonts w:ascii="Arial Unicode MS" w:hAnsi="Arial Unicode MS" w:eastAsia="Arial Unicode MS"/>
                 <w:b w:val="0"/>
                 <w:sz w:val="17"/>
               </w:rPr>
@@ -7876,12 +7876,12 @@
           <w:p>
             <w:r>
               <w:rPr>
-                <w:rFonts w:ascii="Noto Sans SC" w:hAnsi="Noto Sans SC" w:eastAsia="Noto Sans SC"/>
-              </w:rPr>
-            </w:r>
-            <w:r>
-              <w:rPr>
-                <w:rFonts w:ascii="Noto Sans SC" w:hAnsi="Noto Sans SC" w:eastAsia="Noto Sans SC"/>
+                <w:rFonts w:ascii="Arial Unicode MS" w:hAnsi="Arial Unicode MS" w:eastAsia="Arial Unicode MS"/>
+              </w:rPr>
+            </w:r>
+            <w:r>
+              <w:rPr>
+                <w:rFonts w:ascii="Arial Unicode MS" w:hAnsi="Arial Unicode MS" w:eastAsia="Arial Unicode MS"/>
                 <w:b w:val="0"/>
                 <w:sz w:val="17"/>
               </w:rPr>
@@ -7899,12 +7899,12 @@
           <w:p>
             <w:r>
               <w:rPr>
-                <w:rFonts w:ascii="Noto Sans SC" w:hAnsi="Noto Sans SC" w:eastAsia="Noto Sans SC"/>
-              </w:rPr>
-            </w:r>
-            <w:r>
-              <w:rPr>
-                <w:rFonts w:ascii="Noto Sans SC" w:hAnsi="Noto Sans SC" w:eastAsia="Noto Sans SC"/>
+                <w:rFonts w:ascii="Arial Unicode MS" w:hAnsi="Arial Unicode MS" w:eastAsia="Arial Unicode MS"/>
+              </w:rPr>
+            </w:r>
+            <w:r>
+              <w:rPr>
+                <w:rFonts w:ascii="Arial Unicode MS" w:hAnsi="Arial Unicode MS" w:eastAsia="Arial Unicode MS"/>
                 <w:b w:val="0"/>
                 <w:sz w:val="17"/>
               </w:rPr>
@@ -7920,12 +7920,12 @@
           <w:p>
             <w:r>
               <w:rPr>
-                <w:rFonts w:ascii="Noto Sans SC" w:hAnsi="Noto Sans SC" w:eastAsia="Noto Sans SC"/>
-              </w:rPr>
-            </w:r>
-            <w:r>
-              <w:rPr>
-                <w:rFonts w:ascii="Noto Sans SC" w:hAnsi="Noto Sans SC" w:eastAsia="Noto Sans SC"/>
+                <w:rFonts w:ascii="Arial Unicode MS" w:hAnsi="Arial Unicode MS" w:eastAsia="Arial Unicode MS"/>
+              </w:rPr>
+            </w:r>
+            <w:r>
+              <w:rPr>
+                <w:rFonts w:ascii="Arial Unicode MS" w:hAnsi="Arial Unicode MS" w:eastAsia="Arial Unicode MS"/>
                 <w:b w:val="0"/>
                 <w:sz w:val="17"/>
               </w:rPr>
@@ -7943,12 +7943,12 @@
           <w:p>
             <w:r>
               <w:rPr>
-                <w:rFonts w:ascii="Noto Sans SC" w:hAnsi="Noto Sans SC" w:eastAsia="Noto Sans SC"/>
-              </w:rPr>
-            </w:r>
-            <w:r>
-              <w:rPr>
-                <w:rFonts w:ascii="Noto Sans SC" w:hAnsi="Noto Sans SC" w:eastAsia="Noto Sans SC"/>
+                <w:rFonts w:ascii="Arial Unicode MS" w:hAnsi="Arial Unicode MS" w:eastAsia="Arial Unicode MS"/>
+              </w:rPr>
+            </w:r>
+            <w:r>
+              <w:rPr>
+                <w:rFonts w:ascii="Arial Unicode MS" w:hAnsi="Arial Unicode MS" w:eastAsia="Arial Unicode MS"/>
                 <w:b w:val="0"/>
                 <w:sz w:val="17"/>
               </w:rPr>
@@ -7964,12 +7964,12 @@
           <w:p>
             <w:r>
               <w:rPr>
-                <w:rFonts w:ascii="Noto Sans SC" w:hAnsi="Noto Sans SC" w:eastAsia="Noto Sans SC"/>
-              </w:rPr>
-            </w:r>
-            <w:r>
-              <w:rPr>
-                <w:rFonts w:ascii="Noto Sans SC" w:hAnsi="Noto Sans SC" w:eastAsia="Noto Sans SC"/>
+                <w:rFonts w:ascii="Arial Unicode MS" w:hAnsi="Arial Unicode MS" w:eastAsia="Arial Unicode MS"/>
+              </w:rPr>
+            </w:r>
+            <w:r>
+              <w:rPr>
+                <w:rFonts w:ascii="Arial Unicode MS" w:hAnsi="Arial Unicode MS" w:eastAsia="Arial Unicode MS"/>
                 <w:b w:val="0"/>
                 <w:sz w:val="17"/>
               </w:rPr>
@@ -7987,12 +7987,12 @@
           <w:p>
             <w:r>
               <w:rPr>
-                <w:rFonts w:ascii="Noto Sans SC" w:hAnsi="Noto Sans SC" w:eastAsia="Noto Sans SC"/>
-              </w:rPr>
-            </w:r>
-            <w:r>
-              <w:rPr>
-                <w:rFonts w:ascii="Noto Sans SC" w:hAnsi="Noto Sans SC" w:eastAsia="Noto Sans SC"/>
+                <w:rFonts w:ascii="Arial Unicode MS" w:hAnsi="Arial Unicode MS" w:eastAsia="Arial Unicode MS"/>
+              </w:rPr>
+            </w:r>
+            <w:r>
+              <w:rPr>
+                <w:rFonts w:ascii="Arial Unicode MS" w:hAnsi="Arial Unicode MS" w:eastAsia="Arial Unicode MS"/>
                 <w:b w:val="0"/>
                 <w:sz w:val="17"/>
               </w:rPr>
@@ -8008,12 +8008,12 @@
           <w:p>
             <w:r>
               <w:rPr>
-                <w:rFonts w:ascii="Noto Sans SC" w:hAnsi="Noto Sans SC" w:eastAsia="Noto Sans SC"/>
-              </w:rPr>
-            </w:r>
-            <w:r>
-              <w:rPr>
-                <w:rFonts w:ascii="Noto Sans SC" w:hAnsi="Noto Sans SC" w:eastAsia="Noto Sans SC"/>
+                <w:rFonts w:ascii="Arial Unicode MS" w:hAnsi="Arial Unicode MS" w:eastAsia="Arial Unicode MS"/>
+              </w:rPr>
+            </w:r>
+            <w:r>
+              <w:rPr>
+                <w:rFonts w:ascii="Arial Unicode MS" w:hAnsi="Arial Unicode MS" w:eastAsia="Arial Unicode MS"/>
                 <w:b w:val="0"/>
                 <w:sz w:val="17"/>
               </w:rPr>
@@ -8031,12 +8031,12 @@
           <w:p>
             <w:r>
               <w:rPr>
-                <w:rFonts w:ascii="Noto Sans SC" w:hAnsi="Noto Sans SC" w:eastAsia="Noto Sans SC"/>
-              </w:rPr>
-            </w:r>
-            <w:r>
-              <w:rPr>
-                <w:rFonts w:ascii="Noto Sans SC" w:hAnsi="Noto Sans SC" w:eastAsia="Noto Sans SC"/>
+                <w:rFonts w:ascii="Arial Unicode MS" w:hAnsi="Arial Unicode MS" w:eastAsia="Arial Unicode MS"/>
+              </w:rPr>
+            </w:r>
+            <w:r>
+              <w:rPr>
+                <w:rFonts w:ascii="Arial Unicode MS" w:hAnsi="Arial Unicode MS" w:eastAsia="Arial Unicode MS"/>
                 <w:b w:val="0"/>
                 <w:sz w:val="17"/>
               </w:rPr>
@@ -8052,12 +8052,12 @@
           <w:p>
             <w:r>
               <w:rPr>
-                <w:rFonts w:ascii="Noto Sans SC" w:hAnsi="Noto Sans SC" w:eastAsia="Noto Sans SC"/>
-              </w:rPr>
-            </w:r>
-            <w:r>
-              <w:rPr>
-                <w:rFonts w:ascii="Noto Sans SC" w:hAnsi="Noto Sans SC" w:eastAsia="Noto Sans SC"/>
+                <w:rFonts w:ascii="Arial Unicode MS" w:hAnsi="Arial Unicode MS" w:eastAsia="Arial Unicode MS"/>
+              </w:rPr>
+            </w:r>
+            <w:r>
+              <w:rPr>
+                <w:rFonts w:ascii="Arial Unicode MS" w:hAnsi="Arial Unicode MS" w:eastAsia="Arial Unicode MS"/>
                 <w:b w:val="0"/>
                 <w:sz w:val="17"/>
               </w:rPr>
@@ -8075,12 +8075,12 @@
           <w:p>
             <w:r>
               <w:rPr>
-                <w:rFonts w:ascii="Noto Sans SC" w:hAnsi="Noto Sans SC" w:eastAsia="Noto Sans SC"/>
-              </w:rPr>
-            </w:r>
-            <w:r>
-              <w:rPr>
-                <w:rFonts w:ascii="Noto Sans SC" w:hAnsi="Noto Sans SC" w:eastAsia="Noto Sans SC"/>
+                <w:rFonts w:ascii="Arial Unicode MS" w:hAnsi="Arial Unicode MS" w:eastAsia="Arial Unicode MS"/>
+              </w:rPr>
+            </w:r>
+            <w:r>
+              <w:rPr>
+                <w:rFonts w:ascii="Arial Unicode MS" w:hAnsi="Arial Unicode MS" w:eastAsia="Arial Unicode MS"/>
                 <w:b w:val="0"/>
                 <w:sz w:val="17"/>
               </w:rPr>
@@ -8096,12 +8096,12 @@
           <w:p>
             <w:r>
               <w:rPr>
-                <w:rFonts w:ascii="Noto Sans SC" w:hAnsi="Noto Sans SC" w:eastAsia="Noto Sans SC"/>
-              </w:rPr>
-            </w:r>
-            <w:r>
-              <w:rPr>
-                <w:rFonts w:ascii="Noto Sans SC" w:hAnsi="Noto Sans SC" w:eastAsia="Noto Sans SC"/>
+                <w:rFonts w:ascii="Arial Unicode MS" w:hAnsi="Arial Unicode MS" w:eastAsia="Arial Unicode MS"/>
+              </w:rPr>
+            </w:r>
+            <w:r>
+              <w:rPr>
+                <w:rFonts w:ascii="Arial Unicode MS" w:hAnsi="Arial Unicode MS" w:eastAsia="Arial Unicode MS"/>
                 <w:b w:val="0"/>
                 <w:sz w:val="17"/>
               </w:rPr>
@@ -8119,12 +8119,12 @@
           <w:p>
             <w:r>
               <w:rPr>
-                <w:rFonts w:ascii="Noto Sans SC" w:hAnsi="Noto Sans SC" w:eastAsia="Noto Sans SC"/>
-              </w:rPr>
-            </w:r>
-            <w:r>
-              <w:rPr>
-                <w:rFonts w:ascii="Noto Sans SC" w:hAnsi="Noto Sans SC" w:eastAsia="Noto Sans SC"/>
+                <w:rFonts w:ascii="Arial Unicode MS" w:hAnsi="Arial Unicode MS" w:eastAsia="Arial Unicode MS"/>
+              </w:rPr>
+            </w:r>
+            <w:r>
+              <w:rPr>
+                <w:rFonts w:ascii="Arial Unicode MS" w:hAnsi="Arial Unicode MS" w:eastAsia="Arial Unicode MS"/>
                 <w:b w:val="0"/>
                 <w:sz w:val="17"/>
               </w:rPr>
@@ -8140,12 +8140,12 @@
           <w:p>
             <w:r>
               <w:rPr>
-                <w:rFonts w:ascii="Noto Sans SC" w:hAnsi="Noto Sans SC" w:eastAsia="Noto Sans SC"/>
-              </w:rPr>
-            </w:r>
-            <w:r>
-              <w:rPr>
-                <w:rFonts w:ascii="Noto Sans SC" w:hAnsi="Noto Sans SC" w:eastAsia="Noto Sans SC"/>
+                <w:rFonts w:ascii="Arial Unicode MS" w:hAnsi="Arial Unicode MS" w:eastAsia="Arial Unicode MS"/>
+              </w:rPr>
+            </w:r>
+            <w:r>
+              <w:rPr>
+                <w:rFonts w:ascii="Arial Unicode MS" w:hAnsi="Arial Unicode MS" w:eastAsia="Arial Unicode MS"/>
                 <w:b w:val="0"/>
                 <w:sz w:val="17"/>
               </w:rPr>
@@ -8162,7 +8162,7 @@
       </w:pPr>
       <w:r>
         <w:rPr>
-          <w:rFonts w:ascii="Noto Sans SC" w:hAnsi="Noto Sans SC" w:eastAsia="Noto Sans SC"/>
+          <w:rFonts w:ascii="Arial Unicode MS" w:hAnsi="Arial Unicode MS" w:eastAsia="Arial Unicode MS"/>
         </w:rPr>
         <w:t>12.1 推荐联调顺序</w:t>
       </w:r>
@@ -8173,7 +8173,7 @@
       </w:pPr>
       <w:r>
         <w:rPr>
-          <w:rFonts w:ascii="Noto Sans SC" w:hAnsi="Noto Sans SC" w:eastAsia="Noto Sans SC"/>
+          <w:rFonts w:ascii="Arial Unicode MS" w:hAnsi="Arial Unicode MS" w:eastAsia="Arial Unicode MS"/>
         </w:rPr>
         <w:t>1.  Auth + 用户/角色/权限</w:t>
       </w:r>
@@ -8184,7 +8184,7 @@
       </w:pPr>
       <w:r>
         <w:rPr>
-          <w:rFonts w:ascii="Noto Sans SC" w:hAnsi="Noto Sans SC" w:eastAsia="Noto Sans SC"/>
+          <w:rFonts w:ascii="Arial Unicode MS" w:hAnsi="Arial Unicode MS" w:eastAsia="Arial Unicode MS"/>
         </w:rPr>
         <w:t>2.  系统/模块字典</w:t>
       </w:r>
@@ -8195,7 +8195,7 @@
       </w:pPr>
       <w:r>
         <w:rPr>
-          <w:rFonts w:ascii="Noto Sans SC" w:hAnsi="Noto Sans SC" w:eastAsia="Noto Sans SC"/>
+          <w:rFonts w:ascii="Arial Unicode MS" w:hAnsi="Arial Unicode MS" w:eastAsia="Arial Unicode MS"/>
         </w:rPr>
         <w:t>3.  Feedback</w:t>
       </w:r>
@@ -8206,7 +8206,7 @@
       </w:pPr>
       <w:r>
         <w:rPr>
-          <w:rFonts w:ascii="Noto Sans SC" w:hAnsi="Noto Sans SC" w:eastAsia="Noto Sans SC"/>
+          <w:rFonts w:ascii="Arial Unicode MS" w:hAnsi="Arial Unicode MS" w:eastAsia="Arial Unicode MS"/>
         </w:rPr>
         <w:t>4.  Requirement</w:t>
       </w:r>
@@ -8217,7 +8217,7 @@
       </w:pPr>
       <w:r>
         <w:rPr>
-          <w:rFonts w:ascii="Noto Sans SC" w:hAnsi="Noto Sans SC" w:eastAsia="Noto Sans SC"/>
+          <w:rFonts w:ascii="Arial Unicode MS" w:hAnsi="Arial Unicode MS" w:eastAsia="Arial Unicode MS"/>
         </w:rPr>
         <w:t>5.  Feedback → Requirement</w:t>
       </w:r>
@@ -8228,7 +8228,7 @@
       </w:pPr>
       <w:r>
         <w:rPr>
-          <w:rFonts w:ascii="Noto Sans SC" w:hAnsi="Noto Sans SC" w:eastAsia="Noto Sans SC"/>
+          <w:rFonts w:ascii="Arial Unicode MS" w:hAnsi="Arial Unicode MS" w:eastAsia="Arial Unicode MS"/>
         </w:rPr>
         <w:t>6.  Version + 版本迁移</w:t>
       </w:r>
@@ -8239,7 +8239,7 @@
       </w:pPr>
       <w:r>
         <w:rPr>
-          <w:rFonts w:ascii="Noto Sans SC" w:hAnsi="Noto Sans SC" w:eastAsia="Noto Sans SC"/>
+          <w:rFonts w:ascii="Arial Unicode MS" w:hAnsi="Arial Unicode MS" w:eastAsia="Arial Unicode MS"/>
         </w:rPr>
         <w:t>7.  Release 发布事务</w:t>
       </w:r>
@@ -8250,7 +8250,7 @@
       </w:pPr>
       <w:r>
         <w:rPr>
-          <w:rFonts w:ascii="Noto Sans SC" w:hAnsi="Noto Sans SC" w:eastAsia="Noto Sans SC"/>
+          <w:rFonts w:ascii="Arial Unicode MS" w:hAnsi="Arial Unicode MS" w:eastAsia="Arial Unicode MS"/>
         </w:rPr>
         <w:t>8.  Notification + Audit</w:t>
       </w:r>
@@ -8261,7 +8261,7 @@
       </w:pPr>
       <w:r>
         <w:rPr>
-          <w:rFonts w:ascii="Noto Sans SC" w:hAnsi="Noto Sans SC" w:eastAsia="Noto Sans SC"/>
+          <w:rFonts w:ascii="Arial Unicode MS" w:hAnsi="Arial Unicode MS" w:eastAsia="Arial Unicode MS"/>
         </w:rPr>
         <w:t>9.  附件</w:t>
       </w:r>
@@ -8272,7 +8272,7 @@
       </w:pPr>
       <w:r>
         <w:rPr>
-          <w:rFonts w:ascii="Noto Sans SC" w:hAnsi="Noto Sans SC" w:eastAsia="Noto Sans SC"/>
+          <w:rFonts w:ascii="Arial Unicode MS" w:hAnsi="Arial Unicode MS" w:eastAsia="Arial Unicode MS"/>
         </w:rPr>
         <w:t>10.  PC/Mobile 响应式联调</w:t>
       </w:r>
@@ -8283,7 +8283,7 @@
       </w:pPr>
       <w:r>
         <w:rPr>
-          <w:rFonts w:ascii="Noto Sans SC" w:hAnsi="Noto Sans SC" w:eastAsia="Noto Sans SC"/>
+          <w:rFonts w:ascii="Arial Unicode MS" w:hAnsi="Arial Unicode MS" w:eastAsia="Arial Unicode MS"/>
         </w:rPr>
         <w:t>13. 初始化、部署与上线步骤</w:t>
       </w:r>
@@ -8294,9 +8294,9 @@
       </w:pPr>
       <w:r>
         <w:rPr>
-          <w:rFonts w:ascii="Noto Sans SC" w:hAnsi="Noto Sans SC" w:eastAsia="Noto Sans SC"/>
+          <w:rFonts w:ascii="Arial Unicode MS" w:hAnsi="Arial Unicode MS" w:eastAsia="Arial Unicode MS"/>
         </w:rPr>
-        <w:t>1.  复制 .env.example 为 .env，并填写 DATABASE_URL、REDIS_URL、JWT_SECRET、JWT_ACCESS_TTL_MINUTES、JWT_REFRESH_TTL_DAYS、MINIO_ENDPOINT、MINIO_ACCESS_KEY、MINIO_SECRET_KEY、MINIO_BUCKET、INIT_ADMIN_USERNAME、INIT_ADMIN_PASSWORD。</w:t>
+        <w:t>1.  复制 .env.example 为 .env，并填写 DATABASE_URL、REDIS_URL、JWT_SECRET、JWT_ACCESS_TTL_MINUTES、JWT_REFRESH_TTL_DAYS、STORAGE_DRIVER、LOCAL_STORAGE_PATH、S3_ENDPOINT、S3_ACCESS_KEY、S3_SECRET_KEY、S3_BUCKET、S3_REGION、INIT_ADMIN_USERNAME、INIT_ADMIN_PASSWORD。</w:t>
       </w:r>
     </w:p>
     <w:p>
@@ -8305,9 +8305,9 @@
       </w:pPr>
       <w:r>
         <w:rPr>
-          <w:rFonts w:ascii="Noto Sans SC" w:hAnsi="Noto Sans SC" w:eastAsia="Noto Sans SC"/>
+          <w:rFonts w:ascii="Arial Unicode MS" w:hAnsi="Arial Unicode MS" w:eastAsia="Arial Unicode MS"/>
         </w:rPr>
-        <w:t>2.  Docker Compose 启动 PostgreSQL、Redis、MinIO。</w:t>
+        <w:t>2.  Docker Compose 启动 PostgreSQL、Redis；本地附件默认写入 LocalFileStorage，不要求启动 S3 服务。</w:t>
       </w:r>
     </w:p>
     <w:p>
@@ -8316,7 +8316,7 @@
       </w:pPr>
       <w:r>
         <w:rPr>
-          <w:rFonts w:ascii="Noto Sans SC" w:hAnsi="Noto Sans SC" w:eastAsia="Noto Sans SC"/>
+          <w:rFonts w:ascii="Arial Unicode MS" w:hAnsi="Arial Unicode MS" w:eastAsia="Arial Unicode MS"/>
         </w:rPr>
         <w:t>3.  执行 Alembic：alembic upgrade head。</w:t>
       </w:r>
@@ -8327,7 +8327,7 @@
       </w:pPr>
       <w:r>
         <w:rPr>
-          <w:rFonts w:ascii="Noto Sans SC" w:hAnsi="Noto Sans SC" w:eastAsia="Noto Sans SC"/>
+          <w:rFonts w:ascii="Arial Unicode MS" w:hAnsi="Arial Unicode MS" w:eastAsia="Arial Unicode MS"/>
         </w:rPr>
         <w:t>4.  执行 python -m app.cli.seed，写入默认权限码、超级管理员角色和初始管理员。</w:t>
       </w:r>
@@ -8338,7 +8338,7 @@
       </w:pPr>
       <w:r>
         <w:rPr>
-          <w:rFonts w:ascii="Noto Sans SC" w:hAnsi="Noto Sans SC" w:eastAsia="Noto Sans SC"/>
+          <w:rFonts w:ascii="Arial Unicode MS" w:hAnsi="Arial Unicode MS" w:eastAsia="Arial Unicode MS"/>
         </w:rPr>
         <w:t>5.  首次管理员登录强制修改密码。</w:t>
       </w:r>
@@ -8349,7 +8349,7 @@
       </w:pPr>
       <w:r>
         <w:rPr>
-          <w:rFonts w:ascii="Noto Sans SC" w:hAnsi="Noto Sans SC" w:eastAsia="Noto Sans SC"/>
+          <w:rFonts w:ascii="Arial Unicode MS" w:hAnsi="Arial Unicode MS" w:eastAsia="Arial Unicode MS"/>
         </w:rPr>
         <w:t>6.  配置至少一个业务系统及模块。</w:t>
       </w:r>
@@ -8360,7 +8360,7 @@
       </w:pPr>
       <w:r>
         <w:rPr>
-          <w:rFonts w:ascii="Noto Sans SC" w:hAnsi="Noto Sans SC" w:eastAsia="Noto Sans SC"/>
+          <w:rFonts w:ascii="Arial Unicode MS" w:hAnsi="Arial Unicode MS" w:eastAsia="Arial Unicode MS"/>
         </w:rPr>
         <w:t>7.  部署 API 与 Web，开启 HTTPS。</w:t>
       </w:r>
@@ -8371,7 +8371,7 @@
       </w:pPr>
       <w:r>
         <w:rPr>
-          <w:rFonts w:ascii="Noto Sans SC" w:hAnsi="Noto Sans SC" w:eastAsia="Noto Sans SC"/>
+          <w:rFonts w:ascii="Arial Unicode MS" w:hAnsi="Arial Unicode MS" w:eastAsia="Arial Unicode MS"/>
         </w:rPr>
         <w:t>8.  执行反馈转需求、版本迁移、发布、revision 409、移动端四条冒烟链路。</w:t>
       </w:r>
@@ -8382,7 +8382,7 @@
       </w:pPr>
       <w:r>
         <w:rPr>
-          <w:rFonts w:ascii="Noto Sans SC" w:hAnsi="Noto Sans SC" w:eastAsia="Noto Sans SC"/>
+          <w:rFonts w:ascii="Arial Unicode MS" w:hAnsi="Arial Unicode MS" w:eastAsia="Arial Unicode MS"/>
         </w:rPr>
         <w:t>9.  启用数据库每日备份和对象存储备份/版本化。</w:t>
       </w:r>
@@ -8394,7 +8394,7 @@
       </w:pPr>
       <w:r>
         <w:rPr>
-          <w:rFonts w:ascii="Noto Sans SC" w:hAnsi="Noto Sans SC" w:eastAsia="Noto Sans SC"/>
+          <w:rFonts w:ascii="Arial Unicode MS" w:hAnsi="Arial Unicode MS" w:eastAsia="Arial Unicode MS"/>
         </w:rPr>
         <w:t>docker compose -f deploy/docker-compose.yml up -d</w:t>
         <w:br/>
@@ -8411,7 +8411,7 @@
       </w:pPr>
       <w:r>
         <w:rPr>
-          <w:rFonts w:ascii="Noto Sans SC" w:hAnsi="Noto Sans SC" w:eastAsia="Noto Sans SC"/>
+          <w:rFonts w:ascii="Arial Unicode MS" w:hAnsi="Arial Unicode MS" w:eastAsia="Arial Unicode MS"/>
         </w:rPr>
         <w:t>14. V1.5 交付物清单</w:t>
       </w:r>
@@ -8437,12 +8437,12 @@
           <w:p>
             <w:r>
               <w:rPr>
-                <w:rFonts w:ascii="Noto Sans SC" w:hAnsi="Noto Sans SC" w:eastAsia="Noto Sans SC"/>
-              </w:rPr>
-            </w:r>
-            <w:r>
-              <w:rPr>
-                <w:rFonts w:ascii="Noto Sans SC" w:hAnsi="Noto Sans SC" w:eastAsia="Noto Sans SC"/>
+                <w:rFonts w:ascii="Arial Unicode MS" w:hAnsi="Arial Unicode MS" w:eastAsia="Arial Unicode MS"/>
+              </w:rPr>
+            </w:r>
+            <w:r>
+              <w:rPr>
+                <w:rFonts w:ascii="Arial Unicode MS" w:hAnsi="Arial Unicode MS" w:eastAsia="Arial Unicode MS"/>
                 <w:b/>
                 <w:color w:val="184775"/>
                 <w:sz w:val="18"/>
@@ -8460,12 +8460,12 @@
           <w:p>
             <w:r>
               <w:rPr>
-                <w:rFonts w:ascii="Noto Sans SC" w:hAnsi="Noto Sans SC" w:eastAsia="Noto Sans SC"/>
-              </w:rPr>
-            </w:r>
-            <w:r>
-              <w:rPr>
-                <w:rFonts w:ascii="Noto Sans SC" w:hAnsi="Noto Sans SC" w:eastAsia="Noto Sans SC"/>
+                <w:rFonts w:ascii="Arial Unicode MS" w:hAnsi="Arial Unicode MS" w:eastAsia="Arial Unicode MS"/>
+              </w:rPr>
+            </w:r>
+            <w:r>
+              <w:rPr>
+                <w:rFonts w:ascii="Arial Unicode MS" w:hAnsi="Arial Unicode MS" w:eastAsia="Arial Unicode MS"/>
                 <w:b/>
                 <w:color w:val="184775"/>
                 <w:sz w:val="18"/>
@@ -8484,12 +8484,12 @@
           <w:p>
             <w:r>
               <w:rPr>
-                <w:rFonts w:ascii="Noto Sans SC" w:hAnsi="Noto Sans SC" w:eastAsia="Noto Sans SC"/>
-              </w:rPr>
-            </w:r>
-            <w:r>
-              <w:rPr>
-                <w:rFonts w:ascii="Noto Sans SC" w:hAnsi="Noto Sans SC" w:eastAsia="Noto Sans SC"/>
+                <w:rFonts w:ascii="Arial Unicode MS" w:hAnsi="Arial Unicode MS" w:eastAsia="Arial Unicode MS"/>
+              </w:rPr>
+            </w:r>
+            <w:r>
+              <w:rPr>
+                <w:rFonts w:ascii="Arial Unicode MS" w:hAnsi="Arial Unicode MS" w:eastAsia="Arial Unicode MS"/>
                 <w:b w:val="0"/>
                 <w:sz w:val="17"/>
               </w:rPr>
@@ -8505,12 +8505,12 @@
           <w:p>
             <w:r>
               <w:rPr>
-                <w:rFonts w:ascii="Noto Sans SC" w:hAnsi="Noto Sans SC" w:eastAsia="Noto Sans SC"/>
-              </w:rPr>
-            </w:r>
-            <w:r>
-              <w:rPr>
-                <w:rFonts w:ascii="Noto Sans SC" w:hAnsi="Noto Sans SC" w:eastAsia="Noto Sans SC"/>
+                <w:rFonts w:ascii="Arial Unicode MS" w:hAnsi="Arial Unicode MS" w:eastAsia="Arial Unicode MS"/>
+              </w:rPr>
+            </w:r>
+            <w:r>
+              <w:rPr>
+                <w:rFonts w:ascii="Arial Unicode MS" w:hAnsi="Arial Unicode MS" w:eastAsia="Arial Unicode MS"/>
                 <w:b w:val="0"/>
                 <w:sz w:val="17"/>
               </w:rPr>
@@ -8528,12 +8528,12 @@
           <w:p>
             <w:r>
               <w:rPr>
-                <w:rFonts w:ascii="Noto Sans SC" w:hAnsi="Noto Sans SC" w:eastAsia="Noto Sans SC"/>
-              </w:rPr>
-            </w:r>
-            <w:r>
-              <w:rPr>
-                <w:rFonts w:ascii="Noto Sans SC" w:hAnsi="Noto Sans SC" w:eastAsia="Noto Sans SC"/>
+                <w:rFonts w:ascii="Arial Unicode MS" w:hAnsi="Arial Unicode MS" w:eastAsia="Arial Unicode MS"/>
+              </w:rPr>
+            </w:r>
+            <w:r>
+              <w:rPr>
+                <w:rFonts w:ascii="Arial Unicode MS" w:hAnsi="Arial Unicode MS" w:eastAsia="Arial Unicode MS"/>
                 <w:b w:val="0"/>
                 <w:sz w:val="17"/>
               </w:rPr>
@@ -8549,12 +8549,12 @@
           <w:p>
             <w:r>
               <w:rPr>
-                <w:rFonts w:ascii="Noto Sans SC" w:hAnsi="Noto Sans SC" w:eastAsia="Noto Sans SC"/>
-              </w:rPr>
-            </w:r>
-            <w:r>
-              <w:rPr>
-                <w:rFonts w:ascii="Noto Sans SC" w:hAnsi="Noto Sans SC" w:eastAsia="Noto Sans SC"/>
+                <w:rFonts w:ascii="Arial Unicode MS" w:hAnsi="Arial Unicode MS" w:eastAsia="Arial Unicode MS"/>
+              </w:rPr>
+            </w:r>
+            <w:r>
+              <w:rPr>
+                <w:rFonts w:ascii="Arial Unicode MS" w:hAnsi="Arial Unicode MS" w:eastAsia="Arial Unicode MS"/>
                 <w:b w:val="0"/>
                 <w:sz w:val="17"/>
               </w:rPr>
@@ -8572,12 +8572,12 @@
           <w:p>
             <w:r>
               <w:rPr>
-                <w:rFonts w:ascii="Noto Sans SC" w:hAnsi="Noto Sans SC" w:eastAsia="Noto Sans SC"/>
-              </w:rPr>
-            </w:r>
-            <w:r>
-              <w:rPr>
-                <w:rFonts w:ascii="Noto Sans SC" w:hAnsi="Noto Sans SC" w:eastAsia="Noto Sans SC"/>
+                <w:rFonts w:ascii="Arial Unicode MS" w:hAnsi="Arial Unicode MS" w:eastAsia="Arial Unicode MS"/>
+              </w:rPr>
+            </w:r>
+            <w:r>
+              <w:rPr>
+                <w:rFonts w:ascii="Arial Unicode MS" w:hAnsi="Arial Unicode MS" w:eastAsia="Arial Unicode MS"/>
                 <w:b w:val="0"/>
                 <w:sz w:val="17"/>
               </w:rPr>
@@ -8593,12 +8593,12 @@
           <w:p>
             <w:r>
               <w:rPr>
-                <w:rFonts w:ascii="Noto Sans SC" w:hAnsi="Noto Sans SC" w:eastAsia="Noto Sans SC"/>
-              </w:rPr>
-            </w:r>
-            <w:r>
-              <w:rPr>
-                <w:rFonts w:ascii="Noto Sans SC" w:hAnsi="Noto Sans SC" w:eastAsia="Noto Sans SC"/>
+                <w:rFonts w:ascii="Arial Unicode MS" w:hAnsi="Arial Unicode MS" w:eastAsia="Arial Unicode MS"/>
+              </w:rPr>
+            </w:r>
+            <w:r>
+              <w:rPr>
+                <w:rFonts w:ascii="Arial Unicode MS" w:hAnsi="Arial Unicode MS" w:eastAsia="Arial Unicode MS"/>
                 <w:b w:val="0"/>
                 <w:sz w:val="17"/>
               </w:rPr>
@@ -8616,12 +8616,12 @@
           <w:p>
             <w:r>
               <w:rPr>
-                <w:rFonts w:ascii="Noto Sans SC" w:hAnsi="Noto Sans SC" w:eastAsia="Noto Sans SC"/>
-              </w:rPr>
-            </w:r>
-            <w:r>
-              <w:rPr>
-                <w:rFonts w:ascii="Noto Sans SC" w:hAnsi="Noto Sans SC" w:eastAsia="Noto Sans SC"/>
+                <w:rFonts w:ascii="Arial Unicode MS" w:hAnsi="Arial Unicode MS" w:eastAsia="Arial Unicode MS"/>
+              </w:rPr>
+            </w:r>
+            <w:r>
+              <w:rPr>
+                <w:rFonts w:ascii="Arial Unicode MS" w:hAnsi="Arial Unicode MS" w:eastAsia="Arial Unicode MS"/>
                 <w:b w:val="0"/>
                 <w:sz w:val="17"/>
               </w:rPr>
@@ -8637,12 +8637,12 @@
           <w:p>
             <w:r>
               <w:rPr>
-                <w:rFonts w:ascii="Noto Sans SC" w:hAnsi="Noto Sans SC" w:eastAsia="Noto Sans SC"/>
-              </w:rPr>
-            </w:r>
-            <w:r>
-              <w:rPr>
-                <w:rFonts w:ascii="Noto Sans SC" w:hAnsi="Noto Sans SC" w:eastAsia="Noto Sans SC"/>
+                <w:rFonts w:ascii="Arial Unicode MS" w:hAnsi="Arial Unicode MS" w:eastAsia="Arial Unicode MS"/>
+              </w:rPr>
+            </w:r>
+            <w:r>
+              <w:rPr>
+                <w:rFonts w:ascii="Arial Unicode MS" w:hAnsi="Arial Unicode MS" w:eastAsia="Arial Unicode MS"/>
                 <w:b w:val="0"/>
                 <w:sz w:val="17"/>
               </w:rPr>
@@ -8660,12 +8660,12 @@
           <w:p>
             <w:r>
               <w:rPr>
-                <w:rFonts w:ascii="Noto Sans SC" w:hAnsi="Noto Sans SC" w:eastAsia="Noto Sans SC"/>
-              </w:rPr>
-            </w:r>
-            <w:r>
-              <w:rPr>
-                <w:rFonts w:ascii="Noto Sans SC" w:hAnsi="Noto Sans SC" w:eastAsia="Noto Sans SC"/>
+                <w:rFonts w:ascii="Arial Unicode MS" w:hAnsi="Arial Unicode MS" w:eastAsia="Arial Unicode MS"/>
+              </w:rPr>
+            </w:r>
+            <w:r>
+              <w:rPr>
+                <w:rFonts w:ascii="Arial Unicode MS" w:hAnsi="Arial Unicode MS" w:eastAsia="Arial Unicode MS"/>
                 <w:b w:val="0"/>
                 <w:sz w:val="17"/>
               </w:rPr>
@@ -8681,12 +8681,12 @@
           <w:p>
             <w:r>
               <w:rPr>
-                <w:rFonts w:ascii="Noto Sans SC" w:hAnsi="Noto Sans SC" w:eastAsia="Noto Sans SC"/>
-              </w:rPr>
-            </w:r>
-            <w:r>
-              <w:rPr>
-                <w:rFonts w:ascii="Noto Sans SC" w:hAnsi="Noto Sans SC" w:eastAsia="Noto Sans SC"/>
+                <w:rFonts w:ascii="Arial Unicode MS" w:hAnsi="Arial Unicode MS" w:eastAsia="Arial Unicode MS"/>
+              </w:rPr>
+            </w:r>
+            <w:r>
+              <w:rPr>
+                <w:rFonts w:ascii="Arial Unicode MS" w:hAnsi="Arial Unicode MS" w:eastAsia="Arial Unicode MS"/>
                 <w:b w:val="0"/>
                 <w:sz w:val="17"/>
               </w:rPr>
@@ -8704,12 +8704,12 @@
           <w:p>
             <w:r>
               <w:rPr>
-                <w:rFonts w:ascii="Noto Sans SC" w:hAnsi="Noto Sans SC" w:eastAsia="Noto Sans SC"/>
-              </w:rPr>
-            </w:r>
-            <w:r>
-              <w:rPr>
-                <w:rFonts w:ascii="Noto Sans SC" w:hAnsi="Noto Sans SC" w:eastAsia="Noto Sans SC"/>
+                <w:rFonts w:ascii="Arial Unicode MS" w:hAnsi="Arial Unicode MS" w:eastAsia="Arial Unicode MS"/>
+              </w:rPr>
+            </w:r>
+            <w:r>
+              <w:rPr>
+                <w:rFonts w:ascii="Arial Unicode MS" w:hAnsi="Arial Unicode MS" w:eastAsia="Arial Unicode MS"/>
                 <w:b w:val="0"/>
                 <w:sz w:val="17"/>
               </w:rPr>
@@ -8725,12 +8725,12 @@
           <w:p>
             <w:r>
               <w:rPr>
-                <w:rFonts w:ascii="Noto Sans SC" w:hAnsi="Noto Sans SC" w:eastAsia="Noto Sans SC"/>
-              </w:rPr>
-            </w:r>
-            <w:r>
-              <w:rPr>
-                <w:rFonts w:ascii="Noto Sans SC" w:hAnsi="Noto Sans SC" w:eastAsia="Noto Sans SC"/>
+                <w:rFonts w:ascii="Arial Unicode MS" w:hAnsi="Arial Unicode MS" w:eastAsia="Arial Unicode MS"/>
+              </w:rPr>
+            </w:r>
+            <w:r>
+              <w:rPr>
+                <w:rFonts w:ascii="Arial Unicode MS" w:hAnsi="Arial Unicode MS" w:eastAsia="Arial Unicode MS"/>
                 <w:b w:val="0"/>
                 <w:sz w:val="17"/>
               </w:rPr>
@@ -8744,7 +8744,7 @@
     <w:p>
       <w:r>
         <w:rPr>
-          <w:rFonts w:ascii="Noto Sans SC" w:hAnsi="Noto Sans SC" w:eastAsia="Noto Sans SC"/>
+          <w:rFonts w:ascii="Arial Unicode MS" w:hAnsi="Arial Unicode MS" w:eastAsia="Arial Unicode MS"/>
         </w:rPr>
         <w:t>开发 Agent 应优先以 ZIP 内代码与 OpenAPI 作为“机器可执行基线”，以本说明文档作为业务和工程规则解释。若二者发生冲突，应先停止开发并修订同一版本基线，不允许各自猜测。</w:t>
       </w:r>
@@ -8755,7 +8755,7 @@
       </w:pPr>
       <w:r>
         <w:rPr>
-          <w:rFonts w:ascii="Noto Sans SC" w:hAnsi="Noto Sans SC" w:eastAsia="Noto Sans SC"/>
+          <w:rFonts w:ascii="Arial Unicode MS" w:hAnsi="Arial Unicode MS" w:eastAsia="Arial Unicode MS"/>
         </w:rPr>
         <w:t>附录 A：状态机</w:t>
       </w:r>
@@ -8767,7 +8767,7 @@
       </w:pPr>
       <w:r>
         <w:rPr>
-          <w:rFonts w:ascii="Noto Sans SC" w:hAnsi="Noto Sans SC" w:eastAsia="Noto Sans SC"/>
+          <w:rFonts w:ascii="Arial Unicode MS" w:hAnsi="Arial Unicode MS" w:eastAsia="Arial Unicode MS"/>
         </w:rPr>
         <w:t>Requirement</w:t>
         <w:br/>
@@ -8813,12 +8813,12 @@
           <w:p>
             <w:r>
               <w:rPr>
-                <w:rFonts w:ascii="Noto Sans SC" w:hAnsi="Noto Sans SC" w:eastAsia="Noto Sans SC"/>
-              </w:rPr>
-            </w:r>
-            <w:r>
-              <w:rPr>
-                <w:rFonts w:ascii="Noto Sans SC" w:hAnsi="Noto Sans SC" w:eastAsia="Noto Sans SC"/>
+                <w:rFonts w:ascii="Arial Unicode MS" w:hAnsi="Arial Unicode MS" w:eastAsia="Arial Unicode MS"/>
+              </w:rPr>
+            </w:r>
+            <w:r>
+              <w:rPr>
+                <w:rFonts w:ascii="Arial Unicode MS" w:hAnsi="Arial Unicode MS" w:eastAsia="Arial Unicode MS"/>
                 <w:b/>
                 <w:color w:val="184775"/>
                 <w:sz w:val="18"/>
@@ -8836,12 +8836,12 @@
           <w:p>
             <w:r>
               <w:rPr>
-                <w:rFonts w:ascii="Noto Sans SC" w:hAnsi="Noto Sans SC" w:eastAsia="Noto Sans SC"/>
-              </w:rPr>
-            </w:r>
-            <w:r>
-              <w:rPr>
-                <w:rFonts w:ascii="Noto Sans SC" w:hAnsi="Noto Sans SC" w:eastAsia="Noto Sans SC"/>
+                <w:rFonts w:ascii="Arial Unicode MS" w:hAnsi="Arial Unicode MS" w:eastAsia="Arial Unicode MS"/>
+              </w:rPr>
+            </w:r>
+            <w:r>
+              <w:rPr>
+                <w:rFonts w:ascii="Arial Unicode MS" w:hAnsi="Arial Unicode MS" w:eastAsia="Arial Unicode MS"/>
                 <w:b/>
                 <w:color w:val="184775"/>
                 <w:sz w:val="18"/>
@@ -8859,12 +8859,12 @@
           <w:p>
             <w:r>
               <w:rPr>
-                <w:rFonts w:ascii="Noto Sans SC" w:hAnsi="Noto Sans SC" w:eastAsia="Noto Sans SC"/>
-              </w:rPr>
-            </w:r>
-            <w:r>
-              <w:rPr>
-                <w:rFonts w:ascii="Noto Sans SC" w:hAnsi="Noto Sans SC" w:eastAsia="Noto Sans SC"/>
+                <w:rFonts w:ascii="Arial Unicode MS" w:hAnsi="Arial Unicode MS" w:eastAsia="Arial Unicode MS"/>
+              </w:rPr>
+            </w:r>
+            <w:r>
+              <w:rPr>
+                <w:rFonts w:ascii="Arial Unicode MS" w:hAnsi="Arial Unicode MS" w:eastAsia="Arial Unicode MS"/>
                 <w:b/>
                 <w:color w:val="184775"/>
                 <w:sz w:val="18"/>
@@ -8883,12 +8883,12 @@
           <w:p>
             <w:r>
               <w:rPr>
-                <w:rFonts w:ascii="Noto Sans SC" w:hAnsi="Noto Sans SC" w:eastAsia="Noto Sans SC"/>
-              </w:rPr>
-            </w:r>
-            <w:r>
-              <w:rPr>
-                <w:rFonts w:ascii="Noto Sans SC" w:hAnsi="Noto Sans SC" w:eastAsia="Noto Sans SC"/>
+                <w:rFonts w:ascii="Arial Unicode MS" w:hAnsi="Arial Unicode MS" w:eastAsia="Arial Unicode MS"/>
+              </w:rPr>
+            </w:r>
+            <w:r>
+              <w:rPr>
+                <w:rFonts w:ascii="Arial Unicode MS" w:hAnsi="Arial Unicode MS" w:eastAsia="Arial Unicode MS"/>
                 <w:b w:val="0"/>
                 <w:sz w:val="17"/>
               </w:rPr>
@@ -8904,12 +8904,12 @@
           <w:p>
             <w:r>
               <w:rPr>
-                <w:rFonts w:ascii="Noto Sans SC" w:hAnsi="Noto Sans SC" w:eastAsia="Noto Sans SC"/>
-              </w:rPr>
-            </w:r>
-            <w:r>
-              <w:rPr>
-                <w:rFonts w:ascii="Noto Sans SC" w:hAnsi="Noto Sans SC" w:eastAsia="Noto Sans SC"/>
+                <w:rFonts w:ascii="Arial Unicode MS" w:hAnsi="Arial Unicode MS" w:eastAsia="Arial Unicode MS"/>
+              </w:rPr>
+            </w:r>
+            <w:r>
+              <w:rPr>
+                <w:rFonts w:ascii="Arial Unicode MS" w:hAnsi="Arial Unicode MS" w:eastAsia="Arial Unicode MS"/>
                 <w:b w:val="0"/>
                 <w:sz w:val="17"/>
               </w:rPr>
@@ -8925,12 +8925,12 @@
           <w:p>
             <w:r>
               <w:rPr>
-                <w:rFonts w:ascii="Noto Sans SC" w:hAnsi="Noto Sans SC" w:eastAsia="Noto Sans SC"/>
-              </w:rPr>
-            </w:r>
-            <w:r>
-              <w:rPr>
-                <w:rFonts w:ascii="Noto Sans SC" w:hAnsi="Noto Sans SC" w:eastAsia="Noto Sans SC"/>
+                <w:rFonts w:ascii="Arial Unicode MS" w:hAnsi="Arial Unicode MS" w:eastAsia="Arial Unicode MS"/>
+              </w:rPr>
+            </w:r>
+            <w:r>
+              <w:rPr>
+                <w:rFonts w:ascii="Arial Unicode MS" w:hAnsi="Arial Unicode MS" w:eastAsia="Arial Unicode MS"/>
                 <w:b w:val="0"/>
                 <w:sz w:val="17"/>
               </w:rPr>
@@ -8948,12 +8948,12 @@
           <w:p>
             <w:r>
               <w:rPr>
-                <w:rFonts w:ascii="Noto Sans SC" w:hAnsi="Noto Sans SC" w:eastAsia="Noto Sans SC"/>
-              </w:rPr>
-            </w:r>
-            <w:r>
-              <w:rPr>
-                <w:rFonts w:ascii="Noto Sans SC" w:hAnsi="Noto Sans SC" w:eastAsia="Noto Sans SC"/>
+                <w:rFonts w:ascii="Arial Unicode MS" w:hAnsi="Arial Unicode MS" w:eastAsia="Arial Unicode MS"/>
+              </w:rPr>
+            </w:r>
+            <w:r>
+              <w:rPr>
+                <w:rFonts w:ascii="Arial Unicode MS" w:hAnsi="Arial Unicode MS" w:eastAsia="Arial Unicode MS"/>
                 <w:b w:val="0"/>
                 <w:sz w:val="17"/>
               </w:rPr>
@@ -8969,12 +8969,12 @@
           <w:p>
             <w:r>
               <w:rPr>
-                <w:rFonts w:ascii="Noto Sans SC" w:hAnsi="Noto Sans SC" w:eastAsia="Noto Sans SC"/>
-              </w:rPr>
-            </w:r>
-            <w:r>
-              <w:rPr>
-                <w:rFonts w:ascii="Noto Sans SC" w:hAnsi="Noto Sans SC" w:eastAsia="Noto Sans SC"/>
+                <w:rFonts w:ascii="Arial Unicode MS" w:hAnsi="Arial Unicode MS" w:eastAsia="Arial Unicode MS"/>
+              </w:rPr>
+            </w:r>
+            <w:r>
+              <w:rPr>
+                <w:rFonts w:ascii="Arial Unicode MS" w:hAnsi="Arial Unicode MS" w:eastAsia="Arial Unicode MS"/>
                 <w:b w:val="0"/>
                 <w:sz w:val="17"/>
               </w:rPr>
@@ -8990,12 +8990,12 @@
           <w:p>
             <w:r>
               <w:rPr>
-                <w:rFonts w:ascii="Noto Sans SC" w:hAnsi="Noto Sans SC" w:eastAsia="Noto Sans SC"/>
-              </w:rPr>
-            </w:r>
-            <w:r>
-              <w:rPr>
-                <w:rFonts w:ascii="Noto Sans SC" w:hAnsi="Noto Sans SC" w:eastAsia="Noto Sans SC"/>
+                <w:rFonts w:ascii="Arial Unicode MS" w:hAnsi="Arial Unicode MS" w:eastAsia="Arial Unicode MS"/>
+              </w:rPr>
+            </w:r>
+            <w:r>
+              <w:rPr>
+                <w:rFonts w:ascii="Arial Unicode MS" w:hAnsi="Arial Unicode MS" w:eastAsia="Arial Unicode MS"/>
                 <w:b w:val="0"/>
                 <w:sz w:val="17"/>
               </w:rPr>
@@ -9013,12 +9013,12 @@
           <w:p>
             <w:r>
               <w:rPr>
-                <w:rFonts w:ascii="Noto Sans SC" w:hAnsi="Noto Sans SC" w:eastAsia="Noto Sans SC"/>
-              </w:rPr>
-            </w:r>
-            <w:r>
-              <w:rPr>
-                <w:rFonts w:ascii="Noto Sans SC" w:hAnsi="Noto Sans SC" w:eastAsia="Noto Sans SC"/>
+                <w:rFonts w:ascii="Arial Unicode MS" w:hAnsi="Arial Unicode MS" w:eastAsia="Arial Unicode MS"/>
+              </w:rPr>
+            </w:r>
+            <w:r>
+              <w:rPr>
+                <w:rFonts w:ascii="Arial Unicode MS" w:hAnsi="Arial Unicode MS" w:eastAsia="Arial Unicode MS"/>
                 <w:b w:val="0"/>
                 <w:sz w:val="17"/>
               </w:rPr>
@@ -9034,12 +9034,12 @@
           <w:p>
             <w:r>
               <w:rPr>
-                <w:rFonts w:ascii="Noto Sans SC" w:hAnsi="Noto Sans SC" w:eastAsia="Noto Sans SC"/>
-              </w:rPr>
-            </w:r>
-            <w:r>
-              <w:rPr>
-                <w:rFonts w:ascii="Noto Sans SC" w:hAnsi="Noto Sans SC" w:eastAsia="Noto Sans SC"/>
+                <w:rFonts w:ascii="Arial Unicode MS" w:hAnsi="Arial Unicode MS" w:eastAsia="Arial Unicode MS"/>
+              </w:rPr>
+            </w:r>
+            <w:r>
+              <w:rPr>
+                <w:rFonts w:ascii="Arial Unicode MS" w:hAnsi="Arial Unicode MS" w:eastAsia="Arial Unicode MS"/>
                 <w:b w:val="0"/>
                 <w:sz w:val="17"/>
               </w:rPr>
@@ -9055,12 +9055,12 @@
           <w:p>
             <w:r>
               <w:rPr>
-                <w:rFonts w:ascii="Noto Sans SC" w:hAnsi="Noto Sans SC" w:eastAsia="Noto Sans SC"/>
-              </w:rPr>
-            </w:r>
-            <w:r>
-              <w:rPr>
-                <w:rFonts w:ascii="Noto Sans SC" w:hAnsi="Noto Sans SC" w:eastAsia="Noto Sans SC"/>
+                <w:rFonts w:ascii="Arial Unicode MS" w:hAnsi="Arial Unicode MS" w:eastAsia="Arial Unicode MS"/>
+              </w:rPr>
+            </w:r>
+            <w:r>
+              <w:rPr>
+                <w:rFonts w:ascii="Arial Unicode MS" w:hAnsi="Arial Unicode MS" w:eastAsia="Arial Unicode MS"/>
                 <w:b w:val="0"/>
                 <w:sz w:val="17"/>
               </w:rPr>
@@ -9078,12 +9078,12 @@
           <w:p>
             <w:r>
               <w:rPr>
-                <w:rFonts w:ascii="Noto Sans SC" w:hAnsi="Noto Sans SC" w:eastAsia="Noto Sans SC"/>
-              </w:rPr>
-            </w:r>
-            <w:r>
-              <w:rPr>
-                <w:rFonts w:ascii="Noto Sans SC" w:hAnsi="Noto Sans SC" w:eastAsia="Noto Sans SC"/>
+                <w:rFonts w:ascii="Arial Unicode MS" w:hAnsi="Arial Unicode MS" w:eastAsia="Arial Unicode MS"/>
+              </w:rPr>
+            </w:r>
+            <w:r>
+              <w:rPr>
+                <w:rFonts w:ascii="Arial Unicode MS" w:hAnsi="Arial Unicode MS" w:eastAsia="Arial Unicode MS"/>
                 <w:b w:val="0"/>
                 <w:sz w:val="17"/>
               </w:rPr>
@@ -9099,12 +9099,12 @@
           <w:p>
             <w:r>
               <w:rPr>
-                <w:rFonts w:ascii="Noto Sans SC" w:hAnsi="Noto Sans SC" w:eastAsia="Noto Sans SC"/>
-              </w:rPr>
-            </w:r>
-            <w:r>
-              <w:rPr>
-                <w:rFonts w:ascii="Noto Sans SC" w:hAnsi="Noto Sans SC" w:eastAsia="Noto Sans SC"/>
+                <w:rFonts w:ascii="Arial Unicode MS" w:hAnsi="Arial Unicode MS" w:eastAsia="Arial Unicode MS"/>
+              </w:rPr>
+            </w:r>
+            <w:r>
+              <w:rPr>
+                <w:rFonts w:ascii="Arial Unicode MS" w:hAnsi="Arial Unicode MS" w:eastAsia="Arial Unicode MS"/>
                 <w:b w:val="0"/>
                 <w:sz w:val="17"/>
               </w:rPr>
@@ -9120,12 +9120,12 @@
           <w:p>
             <w:r>
               <w:rPr>
-                <w:rFonts w:ascii="Noto Sans SC" w:hAnsi="Noto Sans SC" w:eastAsia="Noto Sans SC"/>
-              </w:rPr>
-            </w:r>
-            <w:r>
-              <w:rPr>
-                <w:rFonts w:ascii="Noto Sans SC" w:hAnsi="Noto Sans SC" w:eastAsia="Noto Sans SC"/>
+                <w:rFonts w:ascii="Arial Unicode MS" w:hAnsi="Arial Unicode MS" w:eastAsia="Arial Unicode MS"/>
+              </w:rPr>
+            </w:r>
+            <w:r>
+              <w:rPr>
+                <w:rFonts w:ascii="Arial Unicode MS" w:hAnsi="Arial Unicode MS" w:eastAsia="Arial Unicode MS"/>
                 <w:b w:val="0"/>
                 <w:sz w:val="17"/>
               </w:rPr>
@@ -9142,7 +9142,7 @@
       </w:pPr>
       <w:r>
         <w:rPr>
-          <w:rFonts w:ascii="Noto Sans SC" w:hAnsi="Noto Sans SC" w:eastAsia="Noto Sans SC"/>
+          <w:rFonts w:ascii="Arial Unicode MS" w:hAnsi="Arial Unicode MS" w:eastAsia="Arial Unicode MS"/>
         </w:rPr>
         <w:t>附录 B：原型总览（PC + 移动端）</w:t>
       </w:r>
@@ -9150,7 +9150,7 @@
     <w:p>
       <w:r>
         <w:rPr>
-          <w:rFonts w:ascii="Noto Sans SC" w:hAnsi="Noto Sans SC" w:eastAsia="Noto Sans SC"/>
+          <w:rFonts w:ascii="Arial Unicode MS" w:hAnsi="Arial Unicode MS" w:eastAsia="Arial Unicode MS"/>
         </w:rPr>
         <w:t>以下原型继续作为独立部署版的视觉与信息架构基线。移动端采用同一业务与接口，仅改变布局、导航和交互承载方式。</w:t>
       </w:r>
@@ -9161,7 +9161,7 @@
       </w:pPr>
       <w:r>
         <w:rPr>
-          <w:rFonts w:ascii="Noto Sans SC" w:hAnsi="Noto Sans SC" w:eastAsia="Noto Sans SC"/>
+          <w:rFonts w:ascii="Arial Unicode MS" w:hAnsi="Arial Unicode MS" w:eastAsia="Arial Unicode MS"/>
         </w:rPr>
         <w:drawing>
           <wp:inline xmlns:a="http://schemas.openxmlformats.org/drawingml/2006/main" xmlns:pic="http://schemas.openxmlformats.org/drawingml/2006/picture">
@@ -9200,7 +9200,7 @@
     <w:p>
       <w:r>
         <w:rPr>
-          <w:rFonts w:ascii="Noto Sans SC" w:hAnsi="Noto Sans SC" w:eastAsia="Noto Sans SC"/>
+          <w:rFonts w:ascii="Arial Unicode MS" w:hAnsi="Arial Unicode MS" w:eastAsia="Arial Unicode MS"/>
         </w:rPr>
         <w:t>原型覆盖：独立登录、首页、反馈中心、提交反馈、需求列表/详情、版本列表/详情、发布/通知，以及移动端首页、反馈列表、反馈详情、提交反馈等核心场景。</w:t>
       </w:r>
@@ -9226,7 +9226,7 @@
     </w:pPr>
     <w:r>
       <w:rPr>
-        <w:rFonts w:ascii="STHeiti" w:hAnsi="STHeiti" w:eastAsia="STHeiti"/>
+        <w:rFonts w:ascii="Arial Unicode MS" w:hAnsi="Arial Unicode MS" w:eastAsia="Arial Unicode MS"/>
         <w:sz w:val="17"/>
       </w:rPr>
       <w:t xml:space="preserve">第 </w:t>
@@ -9234,7 +9234,7 @@
     <w:fldSimple w:instr="PAGE"/>
     <w:r>
       <w:rPr>
-        <w:rFonts w:ascii="STHeiti" w:hAnsi="STHeiti" w:eastAsia="STHeiti"/>
+        <w:rFonts w:ascii="Arial Unicode MS" w:hAnsi="Arial Unicode MS" w:eastAsia="Arial Unicode MS"/>
         <w:sz w:val="17"/>
       </w:rPr>
       <w:t xml:space="preserve"> 页</w:t>
@@ -9252,7 +9252,7 @@
     </w:pPr>
     <w:r>
       <w:rPr>
-        <w:rFonts w:ascii="STHeiti" w:hAnsi="STHeiti" w:eastAsia="STHeiti"/>
+        <w:rFonts w:ascii="Arial Unicode MS" w:hAnsi="Arial Unicode MS" w:eastAsia="Arial Unicode MS"/>
         <w:color w:val="8C949E"/>
         <w:sz w:val="17"/>
       </w:rPr>
@@ -9626,7 +9626,7 @@
     <w:qFormat/>
     <w:rsid w:val="00FC693F"/>
     <w:rPr>
-      <w:rFonts w:ascii="STHeiti" w:hAnsi="STHeiti" w:eastAsia="STHeiti"/>
+      <w:rFonts w:ascii="Arial Unicode MS" w:hAnsi="Arial Unicode MS" w:eastAsia="Arial Unicode MS"/>
       <w:sz w:val="21"/>
     </w:rPr>
   </w:style>
@@ -9645,7 +9645,7 @@
       <w:spacing w:after="0" w:line="240" w:lineRule="auto"/>
     </w:pPr>
     <w:rPr>
-      <w:rFonts w:ascii="STHeiti" w:hAnsi="STHeiti" w:eastAsia="STHeiti"/>
+      <w:rFonts w:ascii="Arial Unicode MS" w:hAnsi="Arial Unicode MS" w:eastAsia="Arial Unicode MS"/>
     </w:rPr>
   </w:style>
   <w:style w:type="character" w:customStyle="1" w:styleId="HeaderChar">
@@ -9655,7 +9655,7 @@
     <w:uiPriority w:val="99"/>
     <w:rsid w:val="00E618BF"/>
     <w:rPr>
-      <w:rFonts w:ascii="STHeiti" w:hAnsi="STHeiti" w:eastAsia="STHeiti"/>
+      <w:rFonts w:ascii="Arial Unicode MS" w:hAnsi="Arial Unicode MS" w:eastAsia="Arial Unicode MS"/>
     </w:rPr>
   </w:style>
   <w:style w:type="paragraph" w:styleId="Footer">
@@ -9673,7 +9673,7 @@
       <w:spacing w:after="0" w:line="240" w:lineRule="auto"/>
     </w:pPr>
     <w:rPr>
-      <w:rFonts w:ascii="STHeiti" w:hAnsi="STHeiti" w:eastAsia="STHeiti"/>
+      <w:rFonts w:ascii="Arial Unicode MS" w:hAnsi="Arial Unicode MS" w:eastAsia="Arial Unicode MS"/>
     </w:rPr>
   </w:style>
   <w:style w:type="character" w:customStyle="1" w:styleId="FooterChar">
@@ -9683,7 +9683,7 @@
     <w:uiPriority w:val="99"/>
     <w:rsid w:val="00E618BF"/>
     <w:rPr>
-      <w:rFonts w:ascii="STHeiti" w:hAnsi="STHeiti" w:eastAsia="STHeiti"/>
+      <w:rFonts w:ascii="Arial Unicode MS" w:hAnsi="Arial Unicode MS" w:eastAsia="Arial Unicode MS"/>
     </w:rPr>
   </w:style>
   <w:style w:type="paragraph" w:styleId="Heading1">
@@ -9701,7 +9701,7 @@
       <w:outlineLvl w:val="0"/>
     </w:pPr>
     <w:rPr>
-      <w:rFonts w:asciiTheme="majorHAnsi" w:eastAsiaTheme="majorEastAsia" w:hAnsiTheme="majorHAnsi" w:cstheme="majorBidi" w:ascii="STHeiti" w:hAnsi="STHeiti" w:eastAsia="STHeiti"/>
+      <w:rFonts w:asciiTheme="majorHAnsi" w:eastAsiaTheme="majorEastAsia" w:hAnsiTheme="majorHAnsi" w:cstheme="majorBidi" w:ascii="Arial Unicode MS" w:hAnsi="Arial Unicode MS" w:eastAsia="Arial Unicode MS"/>
       <w:b/>
       <w:bCs/>
       <w:color w:val="155799"/>
@@ -9725,7 +9725,7 @@
       <w:outlineLvl w:val="1"/>
     </w:pPr>
     <w:rPr>
-      <w:rFonts w:asciiTheme="majorHAnsi" w:eastAsiaTheme="majorEastAsia" w:hAnsiTheme="majorHAnsi" w:cstheme="majorBidi" w:ascii="STHeiti" w:hAnsi="STHeiti" w:eastAsia="STHeiti"/>
+      <w:rFonts w:asciiTheme="majorHAnsi" w:eastAsiaTheme="majorEastAsia" w:hAnsiTheme="majorHAnsi" w:cstheme="majorBidi" w:ascii="Arial Unicode MS" w:hAnsi="Arial Unicode MS" w:eastAsia="Arial Unicode MS"/>
       <w:b/>
       <w:bCs/>
       <w:color w:val="244062"/>
@@ -9749,7 +9749,7 @@
       <w:outlineLvl w:val="2"/>
     </w:pPr>
     <w:rPr>
-      <w:rFonts w:asciiTheme="majorHAnsi" w:eastAsiaTheme="majorEastAsia" w:hAnsiTheme="majorHAnsi" w:cstheme="majorBidi" w:ascii="STHeiti" w:hAnsi="STHeiti" w:eastAsia="STHeiti"/>
+      <w:rFonts w:asciiTheme="majorHAnsi" w:eastAsiaTheme="majorEastAsia" w:hAnsiTheme="majorHAnsi" w:cstheme="majorBidi" w:ascii="Arial Unicode MS" w:hAnsi="Arial Unicode MS" w:eastAsia="Arial Unicode MS"/>
       <w:b/>
       <w:bCs/>
       <w:color w:val="4F81BD" w:themeColor="accent1"/>
@@ -9773,7 +9773,7 @@
       <w:outlineLvl w:val="3"/>
     </w:pPr>
     <w:rPr>
-      <w:rFonts w:asciiTheme="majorHAnsi" w:eastAsiaTheme="majorEastAsia" w:hAnsiTheme="majorHAnsi" w:cstheme="majorBidi" w:ascii="STHeiti" w:hAnsi="STHeiti" w:eastAsia="STHeiti"/>
+      <w:rFonts w:asciiTheme="majorHAnsi" w:eastAsiaTheme="majorEastAsia" w:hAnsiTheme="majorHAnsi" w:cstheme="majorBidi" w:ascii="Arial Unicode MS" w:hAnsi="Arial Unicode MS" w:eastAsia="Arial Unicode MS"/>
       <w:b/>
       <w:bCs/>
       <w:i/>
@@ -9798,7 +9798,7 @@
       <w:outlineLvl w:val="4"/>
     </w:pPr>
     <w:rPr>
-      <w:rFonts w:asciiTheme="majorHAnsi" w:eastAsiaTheme="majorEastAsia" w:hAnsiTheme="majorHAnsi" w:cstheme="majorBidi" w:ascii="STHeiti" w:hAnsi="STHeiti" w:eastAsia="STHeiti"/>
+      <w:rFonts w:asciiTheme="majorHAnsi" w:eastAsiaTheme="majorEastAsia" w:hAnsiTheme="majorHAnsi" w:cstheme="majorBidi" w:ascii="Arial Unicode MS" w:hAnsi="Arial Unicode MS" w:eastAsia="Arial Unicode MS"/>
       <w:color w:val="243F60" w:themeColor="accent1" w:themeShade="7F"/>
     </w:rPr>
   </w:style>
@@ -9819,7 +9819,7 @@
       <w:outlineLvl w:val="5"/>
     </w:pPr>
     <w:rPr>
-      <w:rFonts w:asciiTheme="majorHAnsi" w:eastAsiaTheme="majorEastAsia" w:hAnsiTheme="majorHAnsi" w:cstheme="majorBidi" w:ascii="STHeiti" w:hAnsi="STHeiti" w:eastAsia="STHeiti"/>
+      <w:rFonts w:asciiTheme="majorHAnsi" w:eastAsiaTheme="majorEastAsia" w:hAnsiTheme="majorHAnsi" w:cstheme="majorBidi" w:ascii="Arial Unicode MS" w:hAnsi="Arial Unicode MS" w:eastAsia="Arial Unicode MS"/>
       <w:i/>
       <w:iCs/>
       <w:color w:val="243F60" w:themeColor="accent1" w:themeShade="7F"/>
@@ -9842,7 +9842,7 @@
       <w:outlineLvl w:val="6"/>
     </w:pPr>
     <w:rPr>
-      <w:rFonts w:asciiTheme="majorHAnsi" w:eastAsiaTheme="majorEastAsia" w:hAnsiTheme="majorHAnsi" w:cstheme="majorBidi" w:ascii="STHeiti" w:hAnsi="STHeiti" w:eastAsia="STHeiti"/>
+      <w:rFonts w:asciiTheme="majorHAnsi" w:eastAsiaTheme="majorEastAsia" w:hAnsiTheme="majorHAnsi" w:cstheme="majorBidi" w:ascii="Arial Unicode MS" w:hAnsi="Arial Unicode MS" w:eastAsia="Arial Unicode MS"/>
       <w:i/>
       <w:iCs/>
       <w:color w:val="404040" w:themeColor="text1" w:themeTint="BF"/>
@@ -9865,7 +9865,7 @@
       <w:outlineLvl w:val="7"/>
     </w:pPr>
     <w:rPr>
-      <w:rFonts w:asciiTheme="majorHAnsi" w:eastAsiaTheme="majorEastAsia" w:hAnsiTheme="majorHAnsi" w:cstheme="majorBidi" w:ascii="STHeiti" w:hAnsi="STHeiti" w:eastAsia="STHeiti"/>
+      <w:rFonts w:asciiTheme="majorHAnsi" w:eastAsiaTheme="majorEastAsia" w:hAnsiTheme="majorHAnsi" w:cstheme="majorBidi" w:ascii="Arial Unicode MS" w:hAnsi="Arial Unicode MS" w:eastAsia="Arial Unicode MS"/>
       <w:color w:val="4F81BD" w:themeColor="accent1"/>
       <w:sz w:val="20"/>
       <w:szCs w:val="20"/>
@@ -9888,7 +9888,7 @@
       <w:outlineLvl w:val="8"/>
     </w:pPr>
     <w:rPr>
-      <w:rFonts w:asciiTheme="majorHAnsi" w:eastAsiaTheme="majorEastAsia" w:hAnsiTheme="majorHAnsi" w:cstheme="majorBidi" w:ascii="STHeiti" w:hAnsi="STHeiti" w:eastAsia="STHeiti"/>
+      <w:rFonts w:asciiTheme="majorHAnsi" w:eastAsiaTheme="majorEastAsia" w:hAnsiTheme="majorHAnsi" w:cstheme="majorBidi" w:ascii="Arial Unicode MS" w:hAnsi="Arial Unicode MS" w:eastAsia="Arial Unicode MS"/>
       <w:i/>
       <w:iCs/>
       <w:color w:val="404040" w:themeColor="text1" w:themeTint="BF"/>
@@ -9902,7 +9902,7 @@
     <w:semiHidden/>
     <w:unhideWhenUsed/>
     <w:rPr>
-      <w:rFonts w:ascii="STHeiti" w:hAnsi="STHeiti" w:eastAsia="STHeiti"/>
+      <w:rFonts w:ascii="Arial Unicode MS" w:hAnsi="Arial Unicode MS" w:eastAsia="Arial Unicode MS"/>
     </w:rPr>
   </w:style>
   <w:style w:type="table" w:default="1" w:styleId="TableNormal">
@@ -9911,7 +9911,7 @@
     <w:semiHidden/>
     <w:unhideWhenUsed/>
     <w:rPr>
-      <w:rFonts w:ascii="STHeiti" w:hAnsi="STHeiti" w:eastAsia="STHeiti"/>
+      <w:rFonts w:ascii="Arial Unicode MS" w:hAnsi="Arial Unicode MS" w:eastAsia="Arial Unicode MS"/>
     </w:rPr>
     <w:tblPr>
       <w:tblInd w:w="0" w:type="dxa"/>
@@ -9938,7 +9938,7 @@
       <w:spacing w:after="0" w:line="240" w:lineRule="auto"/>
     </w:pPr>
     <w:rPr>
-      <w:rFonts w:ascii="STHeiti" w:hAnsi="STHeiti" w:eastAsia="STHeiti"/>
+      <w:rFonts w:ascii="Arial Unicode MS" w:hAnsi="Arial Unicode MS" w:eastAsia="Arial Unicode MS"/>
     </w:rPr>
   </w:style>
   <w:style w:type="character" w:customStyle="1" w:styleId="Heading1Char">
@@ -9948,7 +9948,7 @@
     <w:uiPriority w:val="9"/>
     <w:rsid w:val="00FC693F"/>
     <w:rPr>
-      <w:rFonts w:asciiTheme="majorHAnsi" w:eastAsiaTheme="majorEastAsia" w:hAnsiTheme="majorHAnsi" w:cstheme="majorBidi" w:ascii="STHeiti" w:hAnsi="STHeiti" w:eastAsia="STHeiti"/>
+      <w:rFonts w:asciiTheme="majorHAnsi" w:eastAsiaTheme="majorEastAsia" w:hAnsiTheme="majorHAnsi" w:cstheme="majorBidi" w:ascii="Arial Unicode MS" w:hAnsi="Arial Unicode MS" w:eastAsia="Arial Unicode MS"/>
       <w:b/>
       <w:bCs/>
       <w:color w:val="365F91" w:themeColor="accent1" w:themeShade="BF"/>
@@ -9963,7 +9963,7 @@
     <w:uiPriority w:val="9"/>
     <w:rsid w:val="00FC693F"/>
     <w:rPr>
-      <w:rFonts w:asciiTheme="majorHAnsi" w:eastAsiaTheme="majorEastAsia" w:hAnsiTheme="majorHAnsi" w:cstheme="majorBidi" w:ascii="STHeiti" w:hAnsi="STHeiti" w:eastAsia="STHeiti"/>
+      <w:rFonts w:asciiTheme="majorHAnsi" w:eastAsiaTheme="majorEastAsia" w:hAnsiTheme="majorHAnsi" w:cstheme="majorBidi" w:ascii="Arial Unicode MS" w:hAnsi="Arial Unicode MS" w:eastAsia="Arial Unicode MS"/>
       <w:b/>
       <w:bCs/>
       <w:color w:val="4F81BD" w:themeColor="accent1"/>
@@ -9978,7 +9978,7 @@
     <w:uiPriority w:val="9"/>
     <w:rsid w:val="00FC693F"/>
     <w:rPr>
-      <w:rFonts w:asciiTheme="majorHAnsi" w:eastAsiaTheme="majorEastAsia" w:hAnsiTheme="majorHAnsi" w:cstheme="majorBidi" w:ascii="STHeiti" w:hAnsi="STHeiti" w:eastAsia="STHeiti"/>
+      <w:rFonts w:asciiTheme="majorHAnsi" w:eastAsiaTheme="majorEastAsia" w:hAnsiTheme="majorHAnsi" w:cstheme="majorBidi" w:ascii="Arial Unicode MS" w:hAnsi="Arial Unicode MS" w:eastAsia="Arial Unicode MS"/>
       <w:b/>
       <w:bCs/>
       <w:color w:val="4F81BD" w:themeColor="accent1"/>
@@ -10000,7 +10000,7 @@
       <w:contextualSpacing/>
     </w:pPr>
     <w:rPr>
-      <w:rFonts w:asciiTheme="majorHAnsi" w:eastAsiaTheme="majorEastAsia" w:hAnsiTheme="majorHAnsi" w:cstheme="majorBidi" w:ascii="STHeiti" w:hAnsi="STHeiti" w:eastAsia="STHeiti"/>
+      <w:rFonts w:asciiTheme="majorHAnsi" w:eastAsiaTheme="majorEastAsia" w:hAnsiTheme="majorHAnsi" w:cstheme="majorBidi" w:ascii="Arial Unicode MS" w:hAnsi="Arial Unicode MS" w:eastAsia="Arial Unicode MS"/>
       <w:b/>
       <w:color w:val="123660"/>
       <w:spacing w:val="5"/>
@@ -10016,7 +10016,7 @@
     <w:uiPriority w:val="10"/>
     <w:rsid w:val="00FC693F"/>
     <w:rPr>
-      <w:rFonts w:asciiTheme="majorHAnsi" w:eastAsiaTheme="majorEastAsia" w:hAnsiTheme="majorHAnsi" w:cstheme="majorBidi" w:ascii="STHeiti" w:hAnsi="STHeiti" w:eastAsia="STHeiti"/>
+      <w:rFonts w:asciiTheme="majorHAnsi" w:eastAsiaTheme="majorEastAsia" w:hAnsiTheme="majorHAnsi" w:cstheme="majorBidi" w:ascii="Arial Unicode MS" w:hAnsi="Arial Unicode MS" w:eastAsia="Arial Unicode MS"/>
       <w:color w:val="17365D" w:themeColor="text2" w:themeShade="BF"/>
       <w:spacing w:val="5"/>
       <w:kern w:val="28"/>
@@ -10038,7 +10038,7 @@
       </w:numPr>
     </w:pPr>
     <w:rPr>
-      <w:rFonts w:asciiTheme="majorHAnsi" w:eastAsiaTheme="majorEastAsia" w:hAnsiTheme="majorHAnsi" w:cstheme="majorBidi" w:ascii="STHeiti" w:hAnsi="STHeiti" w:eastAsia="STHeiti"/>
+      <w:rFonts w:asciiTheme="majorHAnsi" w:eastAsiaTheme="majorEastAsia" w:hAnsiTheme="majorHAnsi" w:cstheme="majorBidi" w:ascii="Arial Unicode MS" w:hAnsi="Arial Unicode MS" w:eastAsia="Arial Unicode MS"/>
       <w:i/>
       <w:iCs/>
       <w:color w:val="4F81BD" w:themeColor="accent1"/>
@@ -10054,7 +10054,7 @@
     <w:uiPriority w:val="11"/>
     <w:rsid w:val="00FC693F"/>
     <w:rPr>
-      <w:rFonts w:asciiTheme="majorHAnsi" w:eastAsiaTheme="majorEastAsia" w:hAnsiTheme="majorHAnsi" w:cstheme="majorBidi" w:ascii="STHeiti" w:hAnsi="STHeiti" w:eastAsia="STHeiti"/>
+      <w:rFonts w:asciiTheme="majorHAnsi" w:eastAsiaTheme="majorEastAsia" w:hAnsiTheme="majorHAnsi" w:cstheme="majorBidi" w:ascii="Arial Unicode MS" w:hAnsi="Arial Unicode MS" w:eastAsia="Arial Unicode MS"/>
       <w:i/>
       <w:iCs/>
       <w:color w:val="4F81BD" w:themeColor="accent1"/>
@@ -10074,7 +10074,7 @@
       <w:contextualSpacing/>
     </w:pPr>
     <w:rPr>
-      <w:rFonts w:ascii="STHeiti" w:hAnsi="STHeiti" w:eastAsia="STHeiti"/>
+      <w:rFonts w:ascii="Arial Unicode MS" w:hAnsi="Arial Unicode MS" w:eastAsia="Arial Unicode MS"/>
     </w:rPr>
   </w:style>
   <w:style w:type="paragraph" w:styleId="BodyText">
@@ -10088,7 +10088,7 @@
       <w:spacing w:after="120"/>
     </w:pPr>
     <w:rPr>
-      <w:rFonts w:ascii="STHeiti" w:hAnsi="STHeiti" w:eastAsia="STHeiti"/>
+      <w:rFonts w:ascii="Arial Unicode MS" w:hAnsi="Arial Unicode MS" w:eastAsia="Arial Unicode MS"/>
     </w:rPr>
   </w:style>
   <w:style w:type="character" w:customStyle="1" w:styleId="BodyTextChar">
@@ -10098,7 +10098,7 @@
     <w:uiPriority w:val="99"/>
     <w:rsid w:val="00AA1D8D"/>
     <w:rPr>
-      <w:rFonts w:ascii="STHeiti" w:hAnsi="STHeiti" w:eastAsia="STHeiti"/>
+      <w:rFonts w:ascii="Arial Unicode MS" w:hAnsi="Arial Unicode MS" w:eastAsia="Arial Unicode MS"/>
     </w:rPr>
   </w:style>
   <w:style w:type="paragraph" w:styleId="BodyText2">
@@ -10112,7 +10112,7 @@
       <w:spacing w:after="120" w:line="480" w:lineRule="auto"/>
     </w:pPr>
     <w:rPr>
-      <w:rFonts w:ascii="STHeiti" w:hAnsi="STHeiti" w:eastAsia="STHeiti"/>
+      <w:rFonts w:ascii="Arial Unicode MS" w:hAnsi="Arial Unicode MS" w:eastAsia="Arial Unicode MS"/>
     </w:rPr>
   </w:style>
   <w:style w:type="character" w:customStyle="1" w:styleId="BodyText2Char">
@@ -10122,7 +10122,7 @@
     <w:uiPriority w:val="99"/>
     <w:rsid w:val="00AA1D8D"/>
     <w:rPr>
-      <w:rFonts w:ascii="STHeiti" w:hAnsi="STHeiti" w:eastAsia="STHeiti"/>
+      <w:rFonts w:ascii="Arial Unicode MS" w:hAnsi="Arial Unicode MS" w:eastAsia="Arial Unicode MS"/>
     </w:rPr>
   </w:style>
   <w:style w:type="paragraph" w:styleId="BodyText3">
@@ -10136,7 +10136,7 @@
       <w:spacing w:after="120"/>
     </w:pPr>
     <w:rPr>
-      <w:rFonts w:ascii="STHeiti" w:hAnsi="STHeiti" w:eastAsia="STHeiti"/>
+      <w:rFonts w:ascii="Arial Unicode MS" w:hAnsi="Arial Unicode MS" w:eastAsia="Arial Unicode MS"/>
       <w:sz w:val="16"/>
       <w:szCs w:val="16"/>
     </w:rPr>
@@ -10148,7 +10148,7 @@
     <w:uiPriority w:val="99"/>
     <w:rsid w:val="00AA1D8D"/>
     <w:rPr>
-      <w:rFonts w:ascii="STHeiti" w:hAnsi="STHeiti" w:eastAsia="STHeiti"/>
+      <w:rFonts w:ascii="Arial Unicode MS" w:hAnsi="Arial Unicode MS" w:eastAsia="Arial Unicode MS"/>
       <w:sz w:val="16"/>
       <w:szCs w:val="16"/>
     </w:rPr>
@@ -10164,7 +10164,7 @@
       <w:contextualSpacing/>
     </w:pPr>
     <w:rPr>
-      <w:rFonts w:ascii="STHeiti" w:hAnsi="STHeiti" w:eastAsia="STHeiti"/>
+      <w:rFonts w:ascii="Arial Unicode MS" w:hAnsi="Arial Unicode MS" w:eastAsia="Arial Unicode MS"/>
     </w:rPr>
   </w:style>
   <w:style w:type="paragraph" w:styleId="List2">
@@ -10178,7 +10178,7 @@
       <w:contextualSpacing/>
     </w:pPr>
     <w:rPr>
-      <w:rFonts w:ascii="STHeiti" w:hAnsi="STHeiti" w:eastAsia="STHeiti"/>
+      <w:rFonts w:ascii="Arial Unicode MS" w:hAnsi="Arial Unicode MS" w:eastAsia="Arial Unicode MS"/>
     </w:rPr>
   </w:style>
   <w:style w:type="paragraph" w:styleId="List3">
@@ -10192,7 +10192,7 @@
       <w:contextualSpacing/>
     </w:pPr>
     <w:rPr>
-      <w:rFonts w:ascii="STHeiti" w:hAnsi="STHeiti" w:eastAsia="STHeiti"/>
+      <w:rFonts w:ascii="Arial Unicode MS" w:hAnsi="Arial Unicode MS" w:eastAsia="Arial Unicode MS"/>
     </w:rPr>
   </w:style>
   <w:style w:type="paragraph" w:styleId="ListBullet">
@@ -10208,7 +10208,7 @@
       <w:contextualSpacing/>
     </w:pPr>
     <w:rPr>
-      <w:rFonts w:ascii="STHeiti" w:hAnsi="STHeiti" w:eastAsia="STHeiti"/>
+      <w:rFonts w:ascii="Arial Unicode MS" w:hAnsi="Arial Unicode MS" w:eastAsia="Arial Unicode MS"/>
     </w:rPr>
   </w:style>
   <w:style w:type="paragraph" w:styleId="ListBullet2">
@@ -10224,7 +10224,7 @@
       <w:contextualSpacing/>
     </w:pPr>
     <w:rPr>
-      <w:rFonts w:ascii="STHeiti" w:hAnsi="STHeiti" w:eastAsia="STHeiti"/>
+      <w:rFonts w:ascii="Arial Unicode MS" w:hAnsi="Arial Unicode MS" w:eastAsia="Arial Unicode MS"/>
     </w:rPr>
   </w:style>
   <w:style w:type="paragraph" w:styleId="ListBullet3">
@@ -10240,7 +10240,7 @@
       <w:contextualSpacing/>
     </w:pPr>
     <w:rPr>
-      <w:rFonts w:ascii="STHeiti" w:hAnsi="STHeiti" w:eastAsia="STHeiti"/>
+      <w:rFonts w:ascii="Arial Unicode MS" w:hAnsi="Arial Unicode MS" w:eastAsia="Arial Unicode MS"/>
     </w:rPr>
   </w:style>
   <w:style w:type="paragraph" w:styleId="ListNumber">
@@ -10256,7 +10256,7 @@
       <w:contextualSpacing/>
     </w:pPr>
     <w:rPr>
-      <w:rFonts w:ascii="STHeiti" w:hAnsi="STHeiti" w:eastAsia="STHeiti"/>
+      <w:rFonts w:ascii="Arial Unicode MS" w:hAnsi="Arial Unicode MS" w:eastAsia="Arial Unicode MS"/>
     </w:rPr>
   </w:style>
   <w:style w:type="paragraph" w:styleId="ListNumber2">
@@ -10272,7 +10272,7 @@
       <w:contextualSpacing/>
     </w:pPr>
     <w:rPr>
-      <w:rFonts w:ascii="STHeiti" w:hAnsi="STHeiti" w:eastAsia="STHeiti"/>
+      <w:rFonts w:ascii="Arial Unicode MS" w:hAnsi="Arial Unicode MS" w:eastAsia="Arial Unicode MS"/>
     </w:rPr>
   </w:style>
   <w:style w:type="paragraph" w:styleId="ListNumber3">
@@ -10288,7 +10288,7 @@
       <w:contextualSpacing/>
     </w:pPr>
     <w:rPr>
-      <w:rFonts w:ascii="STHeiti" w:hAnsi="STHeiti" w:eastAsia="STHeiti"/>
+      <w:rFonts w:ascii="Arial Unicode MS" w:hAnsi="Arial Unicode MS" w:eastAsia="Arial Unicode MS"/>
     </w:rPr>
   </w:style>
   <w:style w:type="paragraph" w:styleId="ListContinue">
@@ -10303,7 +10303,7 @@
       <w:contextualSpacing/>
     </w:pPr>
     <w:rPr>
-      <w:rFonts w:ascii="STHeiti" w:hAnsi="STHeiti" w:eastAsia="STHeiti"/>
+      <w:rFonts w:ascii="Arial Unicode MS" w:hAnsi="Arial Unicode MS" w:eastAsia="Arial Unicode MS"/>
     </w:rPr>
   </w:style>
   <w:style w:type="paragraph" w:styleId="ListContinue2">
@@ -10318,7 +10318,7 @@
       <w:contextualSpacing/>
     </w:pPr>
     <w:rPr>
-      <w:rFonts w:ascii="STHeiti" w:hAnsi="STHeiti" w:eastAsia="STHeiti"/>
+      <w:rFonts w:ascii="Arial Unicode MS" w:hAnsi="Arial Unicode MS" w:eastAsia="Arial Unicode MS"/>
     </w:rPr>
   </w:style>
   <w:style w:type="paragraph" w:styleId="ListContinue3">
@@ -10333,7 +10333,7 @@
       <w:contextualSpacing/>
     </w:pPr>
     <w:rPr>
-      <w:rFonts w:ascii="STHeiti" w:hAnsi="STHeiti" w:eastAsia="STHeiti"/>
+      <w:rFonts w:ascii="Arial Unicode MS" w:hAnsi="Arial Unicode MS" w:eastAsia="Arial Unicode MS"/>
     </w:rPr>
   </w:style>
   <w:style w:type="paragraph" w:styleId="MacroText">
@@ -10354,7 +10354,7 @@
       </w:tabs>
     </w:pPr>
     <w:rPr>
-      <w:rFonts w:ascii="STHeiti" w:hAnsi="STHeiti" w:eastAsia="STHeiti"/>
+      <w:rFonts w:ascii="Arial Unicode MS" w:hAnsi="Arial Unicode MS" w:eastAsia="Arial Unicode MS"/>
       <w:sz w:val="20"/>
       <w:szCs w:val="20"/>
     </w:rPr>
@@ -10366,7 +10366,7 @@
     <w:uiPriority w:val="99"/>
     <w:rsid w:val="0029639D"/>
     <w:rPr>
-      <w:rFonts w:ascii="STHeiti" w:hAnsi="STHeiti" w:eastAsia="STHeiti"/>
+      <w:rFonts w:ascii="Arial Unicode MS" w:hAnsi="Arial Unicode MS" w:eastAsia="Arial Unicode MS"/>
       <w:sz w:val="20"/>
       <w:szCs w:val="20"/>
     </w:rPr>
@@ -10380,7 +10380,7 @@
     <w:qFormat/>
     <w:rsid w:val="00FC693F"/>
     <w:rPr>
-      <w:rFonts w:ascii="STHeiti" w:hAnsi="STHeiti" w:eastAsia="STHeiti"/>
+      <w:rFonts w:ascii="Arial Unicode MS" w:hAnsi="Arial Unicode MS" w:eastAsia="Arial Unicode MS"/>
       <w:i/>
       <w:iCs/>
       <w:color w:val="000000" w:themeColor="text1"/>
@@ -10393,7 +10393,7 @@
     <w:uiPriority w:val="29"/>
     <w:rsid w:val="00FC693F"/>
     <w:rPr>
-      <w:rFonts w:ascii="STHeiti" w:hAnsi="STHeiti" w:eastAsia="STHeiti"/>
+      <w:rFonts w:ascii="Arial Unicode MS" w:hAnsi="Arial Unicode MS" w:eastAsia="Arial Unicode MS"/>
       <w:i/>
       <w:iCs/>
       <w:color w:val="000000" w:themeColor="text1"/>
@@ -10407,7 +10407,7 @@
     <w:semiHidden/>
     <w:rsid w:val="00FC693F"/>
     <w:rPr>
-      <w:rFonts w:asciiTheme="majorHAnsi" w:eastAsiaTheme="majorEastAsia" w:hAnsiTheme="majorHAnsi" w:cstheme="majorBidi" w:ascii="STHeiti" w:hAnsi="STHeiti" w:eastAsia="STHeiti"/>
+      <w:rFonts w:asciiTheme="majorHAnsi" w:eastAsiaTheme="majorEastAsia" w:hAnsiTheme="majorHAnsi" w:cstheme="majorBidi" w:ascii="Arial Unicode MS" w:hAnsi="Arial Unicode MS" w:eastAsia="Arial Unicode MS"/>
       <w:b/>
       <w:bCs/>
       <w:i/>
@@ -10423,7 +10423,7 @@
     <w:semiHidden/>
     <w:rsid w:val="00FC693F"/>
     <w:rPr>
-      <w:rFonts w:asciiTheme="majorHAnsi" w:eastAsiaTheme="majorEastAsia" w:hAnsiTheme="majorHAnsi" w:cstheme="majorBidi" w:ascii="STHeiti" w:hAnsi="STHeiti" w:eastAsia="STHeiti"/>
+      <w:rFonts w:asciiTheme="majorHAnsi" w:eastAsiaTheme="majorEastAsia" w:hAnsiTheme="majorHAnsi" w:cstheme="majorBidi" w:ascii="Arial Unicode MS" w:hAnsi="Arial Unicode MS" w:eastAsia="Arial Unicode MS"/>
       <w:color w:val="243F60" w:themeColor="accent1" w:themeShade="7F"/>
     </w:rPr>
   </w:style>
@@ -10435,7 +10435,7 @@
     <w:semiHidden/>
     <w:rsid w:val="00FC693F"/>
     <w:rPr>
-      <w:rFonts w:asciiTheme="majorHAnsi" w:eastAsiaTheme="majorEastAsia" w:hAnsiTheme="majorHAnsi" w:cstheme="majorBidi" w:ascii="STHeiti" w:hAnsi="STHeiti" w:eastAsia="STHeiti"/>
+      <w:rFonts w:asciiTheme="majorHAnsi" w:eastAsiaTheme="majorEastAsia" w:hAnsiTheme="majorHAnsi" w:cstheme="majorBidi" w:ascii="Arial Unicode MS" w:hAnsi="Arial Unicode MS" w:eastAsia="Arial Unicode MS"/>
       <w:i/>
       <w:iCs/>
       <w:color w:val="243F60" w:themeColor="accent1" w:themeShade="7F"/>
@@ -10449,7 +10449,7 @@
     <w:semiHidden/>
     <w:rsid w:val="00FC693F"/>
     <w:rPr>
-      <w:rFonts w:asciiTheme="majorHAnsi" w:eastAsiaTheme="majorEastAsia" w:hAnsiTheme="majorHAnsi" w:cstheme="majorBidi" w:ascii="STHeiti" w:hAnsi="STHeiti" w:eastAsia="STHeiti"/>
+      <w:rFonts w:asciiTheme="majorHAnsi" w:eastAsiaTheme="majorEastAsia" w:hAnsiTheme="majorHAnsi" w:cstheme="majorBidi" w:ascii="Arial Unicode MS" w:hAnsi="Arial Unicode MS" w:eastAsia="Arial Unicode MS"/>
       <w:i/>
       <w:iCs/>
       <w:color w:val="404040" w:themeColor="text1" w:themeTint="BF"/>
@@ -10463,7 +10463,7 @@
     <w:semiHidden/>
     <w:rsid w:val="00FC693F"/>
     <w:rPr>
-      <w:rFonts w:asciiTheme="majorHAnsi" w:eastAsiaTheme="majorEastAsia" w:hAnsiTheme="majorHAnsi" w:cstheme="majorBidi" w:ascii="STHeiti" w:hAnsi="STHeiti" w:eastAsia="STHeiti"/>
+      <w:rFonts w:asciiTheme="majorHAnsi" w:eastAsiaTheme="majorEastAsia" w:hAnsiTheme="majorHAnsi" w:cstheme="majorBidi" w:ascii="Arial Unicode MS" w:hAnsi="Arial Unicode MS" w:eastAsia="Arial Unicode MS"/>
       <w:color w:val="4F81BD" w:themeColor="accent1"/>
       <w:sz w:val="20"/>
       <w:szCs w:val="20"/>
@@ -10477,7 +10477,7 @@
     <w:semiHidden/>
     <w:rsid w:val="00FC693F"/>
     <w:rPr>
-      <w:rFonts w:asciiTheme="majorHAnsi" w:eastAsiaTheme="majorEastAsia" w:hAnsiTheme="majorHAnsi" w:cstheme="majorBidi" w:ascii="STHeiti" w:hAnsi="STHeiti" w:eastAsia="STHeiti"/>
+      <w:rFonts w:asciiTheme="majorHAnsi" w:eastAsiaTheme="majorEastAsia" w:hAnsiTheme="majorHAnsi" w:cstheme="majorBidi" w:ascii="Arial Unicode MS" w:hAnsi="Arial Unicode MS" w:eastAsia="Arial Unicode MS"/>
       <w:i/>
       <w:iCs/>
       <w:color w:val="404040" w:themeColor="text1" w:themeTint="BF"/>
@@ -10498,7 +10498,7 @@
       <w:spacing w:line="240" w:lineRule="auto"/>
     </w:pPr>
     <w:rPr>
-      <w:rFonts w:ascii="STHeiti" w:hAnsi="STHeiti" w:eastAsia="STHeiti"/>
+      <w:rFonts w:ascii="Arial Unicode MS" w:hAnsi="Arial Unicode MS" w:eastAsia="Arial Unicode MS"/>
       <w:b/>
       <w:bCs/>
       <w:color w:val="4F81BD" w:themeColor="accent1"/>
@@ -10513,7 +10513,7 @@
     <w:qFormat/>
     <w:rsid w:val="00FC693F"/>
     <w:rPr>
-      <w:rFonts w:ascii="STHeiti" w:hAnsi="STHeiti" w:eastAsia="STHeiti"/>
+      <w:rFonts w:ascii="Arial Unicode MS" w:hAnsi="Arial Unicode MS" w:eastAsia="Arial Unicode MS"/>
       <w:b/>
       <w:bCs/>
     </w:rPr>
@@ -10525,7 +10525,7 @@
     <w:qFormat/>
     <w:rsid w:val="00FC693F"/>
     <w:rPr>
-      <w:rFonts w:ascii="STHeiti" w:hAnsi="STHeiti" w:eastAsia="STHeiti"/>
+      <w:rFonts w:ascii="Arial Unicode MS" w:hAnsi="Arial Unicode MS" w:eastAsia="Arial Unicode MS"/>
       <w:i/>
       <w:iCs/>
     </w:rPr>
@@ -10546,7 +10546,7 @@
       <w:ind w:left="936" w:right="936"/>
     </w:pPr>
     <w:rPr>
-      <w:rFonts w:ascii="STHeiti" w:hAnsi="STHeiti" w:eastAsia="STHeiti"/>
+      <w:rFonts w:ascii="Arial Unicode MS" w:hAnsi="Arial Unicode MS" w:eastAsia="Arial Unicode MS"/>
       <w:b/>
       <w:bCs/>
       <w:i/>
@@ -10561,7 +10561,7 @@
     <w:uiPriority w:val="30"/>
     <w:rsid w:val="00FC693F"/>
     <w:rPr>
-      <w:rFonts w:ascii="STHeiti" w:hAnsi="STHeiti" w:eastAsia="STHeiti"/>
+      <w:rFonts w:ascii="Arial Unicode MS" w:hAnsi="Arial Unicode MS" w:eastAsia="Arial Unicode MS"/>
       <w:b/>
       <w:bCs/>
       <w:i/>
@@ -10576,7 +10576,7 @@
     <w:qFormat/>
     <w:rsid w:val="00FC693F"/>
     <w:rPr>
-      <w:rFonts w:ascii="STHeiti" w:hAnsi="STHeiti" w:eastAsia="STHeiti"/>
+      <w:rFonts w:ascii="Arial Unicode MS" w:hAnsi="Arial Unicode MS" w:eastAsia="Arial Unicode MS"/>
       <w:i/>
       <w:iCs/>
       <w:color w:val="808080" w:themeColor="text1" w:themeTint="7F"/>
@@ -10589,7 +10589,7 @@
     <w:qFormat/>
     <w:rsid w:val="00FC693F"/>
     <w:rPr>
-      <w:rFonts w:ascii="STHeiti" w:hAnsi="STHeiti" w:eastAsia="STHeiti"/>
+      <w:rFonts w:ascii="Arial Unicode MS" w:hAnsi="Arial Unicode MS" w:eastAsia="Arial Unicode MS"/>
       <w:b/>
       <w:bCs/>
       <w:i/>
@@ -10604,7 +10604,7 @@
     <w:qFormat/>
     <w:rsid w:val="00FC693F"/>
     <w:rPr>
-      <w:rFonts w:ascii="STHeiti" w:hAnsi="STHeiti" w:eastAsia="STHeiti"/>
+      <w:rFonts w:ascii="Arial Unicode MS" w:hAnsi="Arial Unicode MS" w:eastAsia="Arial Unicode MS"/>
       <w:smallCaps/>
       <w:color w:val="C0504D" w:themeColor="accent2"/>
       <w:u w:val="single"/>
@@ -10617,7 +10617,7 @@
     <w:qFormat/>
     <w:rsid w:val="00FC693F"/>
     <w:rPr>
-      <w:rFonts w:ascii="STHeiti" w:hAnsi="STHeiti" w:eastAsia="STHeiti"/>
+      <w:rFonts w:ascii="Arial Unicode MS" w:hAnsi="Arial Unicode MS" w:eastAsia="Arial Unicode MS"/>
       <w:b/>
       <w:bCs/>
       <w:smallCaps/>
@@ -10633,7 +10633,7 @@
     <w:qFormat/>
     <w:rsid w:val="00FC693F"/>
     <w:rPr>
-      <w:rFonts w:ascii="STHeiti" w:hAnsi="STHeiti" w:eastAsia="STHeiti"/>
+      <w:rFonts w:ascii="Arial Unicode MS" w:hAnsi="Arial Unicode MS" w:eastAsia="Arial Unicode MS"/>
       <w:b/>
       <w:bCs/>
       <w:smallCaps/>
@@ -10653,7 +10653,7 @@
       <w:outlineLvl w:val="9"/>
     </w:pPr>
     <w:rPr>
-      <w:rFonts w:ascii="STHeiti" w:hAnsi="STHeiti" w:eastAsia="STHeiti"/>
+      <w:rFonts w:ascii="Arial Unicode MS" w:hAnsi="Arial Unicode MS" w:eastAsia="Arial Unicode MS"/>
     </w:rPr>
   </w:style>
   <w:style w:type="table" w:styleId="TableGrid">
@@ -10665,7 +10665,7 @@
       <w:spacing w:after="0" w:line="240" w:lineRule="auto"/>
     </w:pPr>
     <w:rPr>
-      <w:rFonts w:ascii="STHeiti" w:hAnsi="STHeiti" w:eastAsia="STHeiti"/>
+      <w:rFonts w:ascii="Arial Unicode MS" w:hAnsi="Arial Unicode MS" w:eastAsia="Arial Unicode MS"/>
     </w:rPr>
     <w:tblPr>
       <w:tblInd w:w="0" w:type="dxa"/>
@@ -10694,7 +10694,7 @@
       <w:spacing w:after="0" w:line="240" w:lineRule="auto"/>
     </w:pPr>
     <w:rPr>
-      <w:rFonts w:ascii="STHeiti" w:hAnsi="STHeiti" w:eastAsia="STHeiti"/>
+      <w:rFonts w:ascii="Arial Unicode MS" w:hAnsi="Arial Unicode MS" w:eastAsia="Arial Unicode MS"/>
       <w:color w:val="000000" w:themeColor="text1" w:themeShade="BF"/>
     </w:rPr>
     <w:tblPr>
@@ -10798,7 +10798,7 @@
       <w:spacing w:after="0" w:line="240" w:lineRule="auto"/>
     </w:pPr>
     <w:rPr>
-      <w:rFonts w:ascii="STHeiti" w:hAnsi="STHeiti" w:eastAsia="STHeiti"/>
+      <w:rFonts w:ascii="Arial Unicode MS" w:hAnsi="Arial Unicode MS" w:eastAsia="Arial Unicode MS"/>
       <w:color w:val="365F91" w:themeColor="accent1" w:themeShade="BF"/>
     </w:rPr>
     <w:tblPr>
@@ -10902,7 +10902,7 @@
       <w:spacing w:after="0" w:line="240" w:lineRule="auto"/>
     </w:pPr>
     <w:rPr>
-      <w:rFonts w:ascii="STHeiti" w:hAnsi="STHeiti" w:eastAsia="STHeiti"/>
+      <w:rFonts w:ascii="Arial Unicode MS" w:hAnsi="Arial Unicode MS" w:eastAsia="Arial Unicode MS"/>
       <w:color w:val="943634" w:themeColor="accent2" w:themeShade="BF"/>
     </w:rPr>
     <w:tblPr>
@@ -11006,7 +11006,7 @@
       <w:spacing w:after="0" w:line="240" w:lineRule="auto"/>
     </w:pPr>
     <w:rPr>
-      <w:rFonts w:ascii="STHeiti" w:hAnsi="STHeiti" w:eastAsia="STHeiti"/>
+      <w:rFonts w:ascii="Arial Unicode MS" w:hAnsi="Arial Unicode MS" w:eastAsia="Arial Unicode MS"/>
       <w:color w:val="76923C" w:themeColor="accent3" w:themeShade="BF"/>
     </w:rPr>
     <w:tblPr>
@@ -11110,7 +11110,7 @@
       <w:spacing w:after="0" w:line="240" w:lineRule="auto"/>
     </w:pPr>
     <w:rPr>
-      <w:rFonts w:ascii="STHeiti" w:hAnsi="STHeiti" w:eastAsia="STHeiti"/>
+      <w:rFonts w:ascii="Arial Unicode MS" w:hAnsi="Arial Unicode MS" w:eastAsia="Arial Unicode MS"/>
       <w:color w:val="5F497A" w:themeColor="accent4" w:themeShade="BF"/>
     </w:rPr>
     <w:tblPr>
@@ -11214,7 +11214,7 @@
       <w:spacing w:after="0" w:line="240" w:lineRule="auto"/>
     </w:pPr>
     <w:rPr>
-      <w:rFonts w:ascii="STHeiti" w:hAnsi="STHeiti" w:eastAsia="STHeiti"/>
+      <w:rFonts w:ascii="Arial Unicode MS" w:hAnsi="Arial Unicode MS" w:eastAsia="Arial Unicode MS"/>
       <w:color w:val="31849B" w:themeColor="accent5" w:themeShade="BF"/>
     </w:rPr>
     <w:tblPr>
@@ -11318,7 +11318,7 @@
       <w:spacing w:after="0" w:line="240" w:lineRule="auto"/>
     </w:pPr>
     <w:rPr>
-      <w:rFonts w:ascii="STHeiti" w:hAnsi="STHeiti" w:eastAsia="STHeiti"/>
+      <w:rFonts w:ascii="Arial Unicode MS" w:hAnsi="Arial Unicode MS" w:eastAsia="Arial Unicode MS"/>
       <w:color w:val="E36C0A" w:themeColor="accent6" w:themeShade="BF"/>
     </w:rPr>
     <w:tblPr>
@@ -11422,7 +11422,7 @@
       <w:spacing w:after="0" w:line="240" w:lineRule="auto"/>
     </w:pPr>
     <w:rPr>
-      <w:rFonts w:ascii="STHeiti" w:hAnsi="STHeiti" w:eastAsia="STHeiti"/>
+      <w:rFonts w:ascii="Arial Unicode MS" w:hAnsi="Arial Unicode MS" w:eastAsia="Arial Unicode MS"/>
     </w:rPr>
     <w:tblPr>
       <w:tblStyleRowBandSize w:val="1"/>
@@ -11517,7 +11517,7 @@
       <w:spacing w:after="0" w:line="240" w:lineRule="auto"/>
     </w:pPr>
     <w:rPr>
-      <w:rFonts w:ascii="STHeiti" w:hAnsi="STHeiti" w:eastAsia="STHeiti"/>
+      <w:rFonts w:ascii="Arial Unicode MS" w:hAnsi="Arial Unicode MS" w:eastAsia="Arial Unicode MS"/>
     </w:rPr>
     <w:tblPr>
       <w:tblStyleRowBandSize w:val="1"/>
@@ -11612,7 +11612,7 @@
       <w:spacing w:after="0" w:line="240" w:lineRule="auto"/>
     </w:pPr>
     <w:rPr>
-      <w:rFonts w:ascii="STHeiti" w:hAnsi="STHeiti" w:eastAsia="STHeiti"/>
+      <w:rFonts w:ascii="Arial Unicode MS" w:hAnsi="Arial Unicode MS" w:eastAsia="Arial Unicode MS"/>
     </w:rPr>
     <w:tblPr>
       <w:tblStyleRowBandSize w:val="1"/>
@@ -11707,7 +11707,7 @@
       <w:spacing w:after="0" w:line="240" w:lineRule="auto"/>
     </w:pPr>
     <w:rPr>
-      <w:rFonts w:ascii="STHeiti" w:hAnsi="STHeiti" w:eastAsia="STHeiti"/>
+      <w:rFonts w:ascii="Arial Unicode MS" w:hAnsi="Arial Unicode MS" w:eastAsia="Arial Unicode MS"/>
     </w:rPr>
     <w:tblPr>
       <w:tblStyleRowBandSize w:val="1"/>
@@ -11802,7 +11802,7 @@
       <w:spacing w:after="0" w:line="240" w:lineRule="auto"/>
     </w:pPr>
     <w:rPr>
-      <w:rFonts w:ascii="STHeiti" w:hAnsi="STHeiti" w:eastAsia="STHeiti"/>
+      <w:rFonts w:ascii="Arial Unicode MS" w:hAnsi="Arial Unicode MS" w:eastAsia="Arial Unicode MS"/>
     </w:rPr>
     <w:tblPr>
       <w:tblStyleRowBandSize w:val="1"/>
@@ -11897,7 +11897,7 @@
       <w:spacing w:after="0" w:line="240" w:lineRule="auto"/>
     </w:pPr>
     <w:rPr>
-      <w:rFonts w:ascii="STHeiti" w:hAnsi="STHeiti" w:eastAsia="STHeiti"/>
+      <w:rFonts w:ascii="Arial Unicode MS" w:hAnsi="Arial Unicode MS" w:eastAsia="Arial Unicode MS"/>
     </w:rPr>
     <w:tblPr>
       <w:tblStyleRowBandSize w:val="1"/>
@@ -11992,7 +11992,7 @@
       <w:spacing w:after="0" w:line="240" w:lineRule="auto"/>
     </w:pPr>
     <w:rPr>
-      <w:rFonts w:ascii="STHeiti" w:hAnsi="STHeiti" w:eastAsia="STHeiti"/>
+      <w:rFonts w:ascii="Arial Unicode MS" w:hAnsi="Arial Unicode MS" w:eastAsia="Arial Unicode MS"/>
     </w:rPr>
     <w:tblPr>
       <w:tblStyleRowBandSize w:val="1"/>
@@ -12087,7 +12087,7 @@
       <w:spacing w:after="0" w:line="240" w:lineRule="auto"/>
     </w:pPr>
     <w:rPr>
-      <w:rFonts w:ascii="STHeiti" w:hAnsi="STHeiti" w:eastAsia="STHeiti"/>
+      <w:rFonts w:ascii="Arial Unicode MS" w:hAnsi="Arial Unicode MS" w:eastAsia="Arial Unicode MS"/>
     </w:rPr>
     <w:tblPr>
       <w:tblStyleRowBandSize w:val="1"/>
@@ -12220,7 +12220,7 @@
       <w:spacing w:after="0" w:line="240" w:lineRule="auto"/>
     </w:pPr>
     <w:rPr>
-      <w:rFonts w:ascii="STHeiti" w:hAnsi="STHeiti" w:eastAsia="STHeiti"/>
+      <w:rFonts w:ascii="Arial Unicode MS" w:hAnsi="Arial Unicode MS" w:eastAsia="Arial Unicode MS"/>
     </w:rPr>
     <w:tblPr>
       <w:tblStyleRowBandSize w:val="1"/>
@@ -12353,7 +12353,7 @@
       <w:spacing w:after="0" w:line="240" w:lineRule="auto"/>
     </w:pPr>
     <w:rPr>
-      <w:rFonts w:ascii="STHeiti" w:hAnsi="STHeiti" w:eastAsia="STHeiti"/>
+      <w:rFonts w:ascii="Arial Unicode MS" w:hAnsi="Arial Unicode MS" w:eastAsia="Arial Unicode MS"/>
     </w:rPr>
     <w:tblPr>
       <w:tblStyleRowBandSize w:val="1"/>
@@ -12486,7 +12486,7 @@
       <w:spacing w:after="0" w:line="240" w:lineRule="auto"/>
     </w:pPr>
     <w:rPr>
-      <w:rFonts w:ascii="STHeiti" w:hAnsi="STHeiti" w:eastAsia="STHeiti"/>
+      <w:rFonts w:ascii="Arial Unicode MS" w:hAnsi="Arial Unicode MS" w:eastAsia="Arial Unicode MS"/>
     </w:rPr>
     <w:tblPr>
       <w:tblStyleRowBandSize w:val="1"/>
@@ -12619,7 +12619,7 @@
       <w:spacing w:after="0" w:line="240" w:lineRule="auto"/>
     </w:pPr>
     <w:rPr>
-      <w:rFonts w:ascii="STHeiti" w:hAnsi="STHeiti" w:eastAsia="STHeiti"/>
+      <w:rFonts w:ascii="Arial Unicode MS" w:hAnsi="Arial Unicode MS" w:eastAsia="Arial Unicode MS"/>
     </w:rPr>
     <w:tblPr>
       <w:tblStyleRowBandSize w:val="1"/>
@@ -12752,7 +12752,7 @@
       <w:spacing w:after="0" w:line="240" w:lineRule="auto"/>
     </w:pPr>
     <w:rPr>
-      <w:rFonts w:ascii="STHeiti" w:hAnsi="STHeiti" w:eastAsia="STHeiti"/>
+      <w:rFonts w:ascii="Arial Unicode MS" w:hAnsi="Arial Unicode MS" w:eastAsia="Arial Unicode MS"/>
     </w:rPr>
     <w:tblPr>
       <w:tblStyleRowBandSize w:val="1"/>
@@ -12885,7 +12885,7 @@
       <w:spacing w:after="0" w:line="240" w:lineRule="auto"/>
     </w:pPr>
     <w:rPr>
-      <w:rFonts w:ascii="STHeiti" w:hAnsi="STHeiti" w:eastAsia="STHeiti"/>
+      <w:rFonts w:ascii="Arial Unicode MS" w:hAnsi="Arial Unicode MS" w:eastAsia="Arial Unicode MS"/>
     </w:rPr>
     <w:tblPr>
       <w:tblStyleRowBandSize w:val="1"/>
@@ -13018,7 +13018,7 @@
       <w:spacing w:after="0" w:line="240" w:lineRule="auto"/>
     </w:pPr>
     <w:rPr>
-      <w:rFonts w:ascii="STHeiti" w:hAnsi="STHeiti" w:eastAsia="STHeiti"/>
+      <w:rFonts w:ascii="Arial Unicode MS" w:hAnsi="Arial Unicode MS" w:eastAsia="Arial Unicode MS"/>
     </w:rPr>
     <w:tblPr>
       <w:tblStyleRowBandSize w:val="1"/>
@@ -13127,7 +13127,7 @@
       <w:spacing w:after="0" w:line="240" w:lineRule="auto"/>
     </w:pPr>
     <w:rPr>
-      <w:rFonts w:ascii="STHeiti" w:hAnsi="STHeiti" w:eastAsia="STHeiti"/>
+      <w:rFonts w:ascii="Arial Unicode MS" w:hAnsi="Arial Unicode MS" w:eastAsia="Arial Unicode MS"/>
     </w:rPr>
     <w:tblPr>
       <w:tblStyleRowBandSize w:val="1"/>
@@ -13236,7 +13236,7 @@
       <w:spacing w:after="0" w:line="240" w:lineRule="auto"/>
     </w:pPr>
     <w:rPr>
-      <w:rFonts w:ascii="STHeiti" w:hAnsi="STHeiti" w:eastAsia="STHeiti"/>
+      <w:rFonts w:ascii="Arial Unicode MS" w:hAnsi="Arial Unicode MS" w:eastAsia="Arial Unicode MS"/>
     </w:rPr>
     <w:tblPr>
       <w:tblStyleRowBandSize w:val="1"/>
@@ -13345,7 +13345,7 @@
       <w:spacing w:after="0" w:line="240" w:lineRule="auto"/>
     </w:pPr>
     <w:rPr>
-      <w:rFonts w:ascii="STHeiti" w:hAnsi="STHeiti" w:eastAsia="STHeiti"/>
+      <w:rFonts w:ascii="Arial Unicode MS" w:hAnsi="Arial Unicode MS" w:eastAsia="Arial Unicode MS"/>
     </w:rPr>
     <w:tblPr>
       <w:tblStyleRowBandSize w:val="1"/>
@@ -13454,7 +13454,7 @@
       <w:spacing w:after="0" w:line="240" w:lineRule="auto"/>
     </w:pPr>
     <w:rPr>
-      <w:rFonts w:ascii="STHeiti" w:hAnsi="STHeiti" w:eastAsia="STHeiti"/>
+      <w:rFonts w:ascii="Arial Unicode MS" w:hAnsi="Arial Unicode MS" w:eastAsia="Arial Unicode MS"/>
     </w:rPr>
     <w:tblPr>
       <w:tblStyleRowBandSize w:val="1"/>
@@ -13563,7 +13563,7 @@
       <w:spacing w:after="0" w:line="240" w:lineRule="auto"/>
     </w:pPr>
     <w:rPr>
-      <w:rFonts w:ascii="STHeiti" w:hAnsi="STHeiti" w:eastAsia="STHeiti"/>
+      <w:rFonts w:ascii="Arial Unicode MS" w:hAnsi="Arial Unicode MS" w:eastAsia="Arial Unicode MS"/>
     </w:rPr>
     <w:tblPr>
       <w:tblStyleRowBandSize w:val="1"/>
@@ -13672,7 +13672,7 @@
       <w:spacing w:after="0" w:line="240" w:lineRule="auto"/>
     </w:pPr>
     <w:rPr>
-      <w:rFonts w:ascii="STHeiti" w:hAnsi="STHeiti" w:eastAsia="STHeiti"/>
+      <w:rFonts w:ascii="Arial Unicode MS" w:hAnsi="Arial Unicode MS" w:eastAsia="Arial Unicode MS"/>
     </w:rPr>
     <w:tblPr>
       <w:tblStyleRowBandSize w:val="1"/>
@@ -13781,7 +13781,7 @@
       <w:spacing w:after="0" w:line="240" w:lineRule="auto"/>
     </w:pPr>
     <w:rPr>
-      <w:rFonts w:ascii="STHeiti" w:hAnsi="STHeiti" w:eastAsia="STHeiti"/>
+      <w:rFonts w:ascii="Arial Unicode MS" w:hAnsi="Arial Unicode MS" w:eastAsia="Arial Unicode MS"/>
     </w:rPr>
     <w:tblPr>
       <w:tblStyleRowBandSize w:val="1"/>
@@ -13933,7 +13933,7 @@
       <w:spacing w:after="0" w:line="240" w:lineRule="auto"/>
     </w:pPr>
     <w:rPr>
-      <w:rFonts w:ascii="STHeiti" w:hAnsi="STHeiti" w:eastAsia="STHeiti"/>
+      <w:rFonts w:ascii="Arial Unicode MS" w:hAnsi="Arial Unicode MS" w:eastAsia="Arial Unicode MS"/>
     </w:rPr>
     <w:tblPr>
       <w:tblStyleRowBandSize w:val="1"/>
@@ -14085,7 +14085,7 @@
       <w:spacing w:after="0" w:line="240" w:lineRule="auto"/>
     </w:pPr>
     <w:rPr>
-      <w:rFonts w:ascii="STHeiti" w:hAnsi="STHeiti" w:eastAsia="STHeiti"/>
+      <w:rFonts w:ascii="Arial Unicode MS" w:hAnsi="Arial Unicode MS" w:eastAsia="Arial Unicode MS"/>
     </w:rPr>
     <w:tblPr>
       <w:tblStyleRowBandSize w:val="1"/>
@@ -14237,7 +14237,7 @@
       <w:spacing w:after="0" w:line="240" w:lineRule="auto"/>
     </w:pPr>
     <w:rPr>
-      <w:rFonts w:ascii="STHeiti" w:hAnsi="STHeiti" w:eastAsia="STHeiti"/>
+      <w:rFonts w:ascii="Arial Unicode MS" w:hAnsi="Arial Unicode MS" w:eastAsia="Arial Unicode MS"/>
     </w:rPr>
     <w:tblPr>
       <w:tblStyleRowBandSize w:val="1"/>
@@ -14389,7 +14389,7 @@
       <w:spacing w:after="0" w:line="240" w:lineRule="auto"/>
     </w:pPr>
     <w:rPr>
-      <w:rFonts w:ascii="STHeiti" w:hAnsi="STHeiti" w:eastAsia="STHeiti"/>
+      <w:rFonts w:ascii="Arial Unicode MS" w:hAnsi="Arial Unicode MS" w:eastAsia="Arial Unicode MS"/>
     </w:rPr>
     <w:tblPr>
       <w:tblStyleRowBandSize w:val="1"/>
@@ -14541,7 +14541,7 @@
       <w:spacing w:after="0" w:line="240" w:lineRule="auto"/>
     </w:pPr>
     <w:rPr>
-      <w:rFonts w:ascii="STHeiti" w:hAnsi="STHeiti" w:eastAsia="STHeiti"/>
+      <w:rFonts w:ascii="Arial Unicode MS" w:hAnsi="Arial Unicode MS" w:eastAsia="Arial Unicode MS"/>
     </w:rPr>
     <w:tblPr>
       <w:tblStyleRowBandSize w:val="1"/>
@@ -14693,7 +14693,7 @@
       <w:spacing w:after="0" w:line="240" w:lineRule="auto"/>
     </w:pPr>
     <w:rPr>
-      <w:rFonts w:ascii="STHeiti" w:hAnsi="STHeiti" w:eastAsia="STHeiti"/>
+      <w:rFonts w:ascii="Arial Unicode MS" w:hAnsi="Arial Unicode MS" w:eastAsia="Arial Unicode MS"/>
     </w:rPr>
     <w:tblPr>
       <w:tblStyleRowBandSize w:val="1"/>
@@ -14845,7 +14845,7 @@
       <w:spacing w:after="0" w:line="240" w:lineRule="auto"/>
     </w:pPr>
     <w:rPr>
-      <w:rFonts w:ascii="STHeiti" w:hAnsi="STHeiti" w:eastAsia="STHeiti"/>
+      <w:rFonts w:ascii="Arial Unicode MS" w:hAnsi="Arial Unicode MS" w:eastAsia="Arial Unicode MS"/>
       <w:color w:val="000000" w:themeColor="text1"/>
     </w:rPr>
     <w:tblPr>
@@ -14930,7 +14930,7 @@
       <w:spacing w:after="0" w:line="240" w:lineRule="auto"/>
     </w:pPr>
     <w:rPr>
-      <w:rFonts w:ascii="STHeiti" w:hAnsi="STHeiti" w:eastAsia="STHeiti"/>
+      <w:rFonts w:ascii="Arial Unicode MS" w:hAnsi="Arial Unicode MS" w:eastAsia="Arial Unicode MS"/>
       <w:color w:val="000000" w:themeColor="text1"/>
     </w:rPr>
     <w:tblPr>
@@ -15015,7 +15015,7 @@
       <w:spacing w:after="0" w:line="240" w:lineRule="auto"/>
     </w:pPr>
     <w:rPr>
-      <w:rFonts w:ascii="STHeiti" w:hAnsi="STHeiti" w:eastAsia="STHeiti"/>
+      <w:rFonts w:ascii="Arial Unicode MS" w:hAnsi="Arial Unicode MS" w:eastAsia="Arial Unicode MS"/>
       <w:color w:val="000000" w:themeColor="text1"/>
     </w:rPr>
     <w:tblPr>
@@ -15100,7 +15100,7 @@
       <w:spacing w:after="0" w:line="240" w:lineRule="auto"/>
     </w:pPr>
     <w:rPr>
-      <w:rFonts w:ascii="STHeiti" w:hAnsi="STHeiti" w:eastAsia="STHeiti"/>
+      <w:rFonts w:ascii="Arial Unicode MS" w:hAnsi="Arial Unicode MS" w:eastAsia="Arial Unicode MS"/>
       <w:color w:val="000000" w:themeColor="text1"/>
     </w:rPr>
     <w:tblPr>
@@ -15185,7 +15185,7 @@
       <w:spacing w:after="0" w:line="240" w:lineRule="auto"/>
     </w:pPr>
     <w:rPr>
-      <w:rFonts w:ascii="STHeiti" w:hAnsi="STHeiti" w:eastAsia="STHeiti"/>
+      <w:rFonts w:ascii="Arial Unicode MS" w:hAnsi="Arial Unicode MS" w:eastAsia="Arial Unicode MS"/>
       <w:color w:val="000000" w:themeColor="text1"/>
     </w:rPr>
     <w:tblPr>
@@ -15270,7 +15270,7 @@
       <w:spacing w:after="0" w:line="240" w:lineRule="auto"/>
     </w:pPr>
     <w:rPr>
-      <w:rFonts w:ascii="STHeiti" w:hAnsi="STHeiti" w:eastAsia="STHeiti"/>
+      <w:rFonts w:ascii="Arial Unicode MS" w:hAnsi="Arial Unicode MS" w:eastAsia="Arial Unicode MS"/>
       <w:color w:val="000000" w:themeColor="text1"/>
     </w:rPr>
     <w:tblPr>
@@ -15355,7 +15355,7 @@
       <w:spacing w:after="0" w:line="240" w:lineRule="auto"/>
     </w:pPr>
     <w:rPr>
-      <w:rFonts w:ascii="STHeiti" w:hAnsi="STHeiti" w:eastAsia="STHeiti"/>
+      <w:rFonts w:ascii="Arial Unicode MS" w:hAnsi="Arial Unicode MS" w:eastAsia="Arial Unicode MS"/>
       <w:color w:val="000000" w:themeColor="text1"/>
     </w:rPr>
     <w:tblPr>
@@ -15440,7 +15440,7 @@
       <w:spacing w:after="0" w:line="240" w:lineRule="auto"/>
     </w:pPr>
     <w:rPr>
-      <w:rFonts w:asciiTheme="majorHAnsi" w:eastAsiaTheme="majorEastAsia" w:hAnsiTheme="majorHAnsi" w:cstheme="majorBidi" w:ascii="STHeiti" w:hAnsi="STHeiti" w:eastAsia="STHeiti"/>
+      <w:rFonts w:asciiTheme="majorHAnsi" w:eastAsiaTheme="majorEastAsia" w:hAnsiTheme="majorHAnsi" w:cstheme="majorBidi" w:ascii="Arial Unicode MS" w:hAnsi="Arial Unicode MS" w:eastAsia="Arial Unicode MS"/>
       <w:color w:val="000000" w:themeColor="text1"/>
     </w:rPr>
     <w:tblPr>
@@ -15568,7 +15568,7 @@
       <w:spacing w:after="0" w:line="240" w:lineRule="auto"/>
     </w:pPr>
     <w:rPr>
-      <w:rFonts w:asciiTheme="majorHAnsi" w:eastAsiaTheme="majorEastAsia" w:hAnsiTheme="majorHAnsi" w:cstheme="majorBidi" w:ascii="STHeiti" w:hAnsi="STHeiti" w:eastAsia="STHeiti"/>
+      <w:rFonts w:asciiTheme="majorHAnsi" w:eastAsiaTheme="majorEastAsia" w:hAnsiTheme="majorHAnsi" w:cstheme="majorBidi" w:ascii="Arial Unicode MS" w:hAnsi="Arial Unicode MS" w:eastAsia="Arial Unicode MS"/>
       <w:color w:val="000000" w:themeColor="text1"/>
     </w:rPr>
     <w:tblPr>
@@ -15696,7 +15696,7 @@
       <w:spacing w:after="0" w:line="240" w:lineRule="auto"/>
     </w:pPr>
     <w:rPr>
-      <w:rFonts w:asciiTheme="majorHAnsi" w:eastAsiaTheme="majorEastAsia" w:hAnsiTheme="majorHAnsi" w:cstheme="majorBidi" w:ascii="STHeiti" w:hAnsi="STHeiti" w:eastAsia="STHeiti"/>
+      <w:rFonts w:asciiTheme="majorHAnsi" w:eastAsiaTheme="majorEastAsia" w:hAnsiTheme="majorHAnsi" w:cstheme="majorBidi" w:ascii="Arial Unicode MS" w:hAnsi="Arial Unicode MS" w:eastAsia="Arial Unicode MS"/>
       <w:color w:val="000000" w:themeColor="text1"/>
     </w:rPr>
     <w:tblPr>
@@ -15824,7 +15824,7 @@
       <w:spacing w:after="0" w:line="240" w:lineRule="auto"/>
     </w:pPr>
     <w:rPr>
-      <w:rFonts w:asciiTheme="majorHAnsi" w:eastAsiaTheme="majorEastAsia" w:hAnsiTheme="majorHAnsi" w:cstheme="majorBidi" w:ascii="STHeiti" w:hAnsi="STHeiti" w:eastAsia="STHeiti"/>
+      <w:rFonts w:asciiTheme="majorHAnsi" w:eastAsiaTheme="majorEastAsia" w:hAnsiTheme="majorHAnsi" w:cstheme="majorBidi" w:ascii="Arial Unicode MS" w:hAnsi="Arial Unicode MS" w:eastAsia="Arial Unicode MS"/>
       <w:color w:val="000000" w:themeColor="text1"/>
     </w:rPr>
     <w:tblPr>
@@ -15952,7 +15952,7 @@
       <w:spacing w:after="0" w:line="240" w:lineRule="auto"/>
     </w:pPr>
     <w:rPr>
-      <w:rFonts w:asciiTheme="majorHAnsi" w:eastAsiaTheme="majorEastAsia" w:hAnsiTheme="majorHAnsi" w:cstheme="majorBidi" w:ascii="STHeiti" w:hAnsi="STHeiti" w:eastAsia="STHeiti"/>
+      <w:rFonts w:asciiTheme="majorHAnsi" w:eastAsiaTheme="majorEastAsia" w:hAnsiTheme="majorHAnsi" w:cstheme="majorBidi" w:ascii="Arial Unicode MS" w:hAnsi="Arial Unicode MS" w:eastAsia="Arial Unicode MS"/>
       <w:color w:val="000000" w:themeColor="text1"/>
     </w:rPr>
     <w:tblPr>
@@ -16080,7 +16080,7 @@
       <w:spacing w:after="0" w:line="240" w:lineRule="auto"/>
     </w:pPr>
     <w:rPr>
-      <w:rFonts w:asciiTheme="majorHAnsi" w:eastAsiaTheme="majorEastAsia" w:hAnsiTheme="majorHAnsi" w:cstheme="majorBidi" w:ascii="STHeiti" w:hAnsi="STHeiti" w:eastAsia="STHeiti"/>
+      <w:rFonts w:asciiTheme="majorHAnsi" w:eastAsiaTheme="majorEastAsia" w:hAnsiTheme="majorHAnsi" w:cstheme="majorBidi" w:ascii="Arial Unicode MS" w:hAnsi="Arial Unicode MS" w:eastAsia="Arial Unicode MS"/>
       <w:color w:val="000000" w:themeColor="text1"/>
     </w:rPr>
     <w:tblPr>
@@ -16208,7 +16208,7 @@
       <w:spacing w:after="0" w:line="240" w:lineRule="auto"/>
     </w:pPr>
     <w:rPr>
-      <w:rFonts w:asciiTheme="majorHAnsi" w:eastAsiaTheme="majorEastAsia" w:hAnsiTheme="majorHAnsi" w:cstheme="majorBidi" w:ascii="STHeiti" w:hAnsi="STHeiti" w:eastAsia="STHeiti"/>
+      <w:rFonts w:asciiTheme="majorHAnsi" w:eastAsiaTheme="majorEastAsia" w:hAnsiTheme="majorHAnsi" w:cstheme="majorBidi" w:ascii="Arial Unicode MS" w:hAnsi="Arial Unicode MS" w:eastAsia="Arial Unicode MS"/>
       <w:color w:val="000000" w:themeColor="text1"/>
     </w:rPr>
     <w:tblPr>
@@ -16336,7 +16336,7 @@
       <w:spacing w:after="0" w:line="240" w:lineRule="auto"/>
     </w:pPr>
     <w:rPr>
-      <w:rFonts w:ascii="STHeiti" w:hAnsi="STHeiti" w:eastAsia="STHeiti"/>
+      <w:rFonts w:ascii="Arial Unicode MS" w:hAnsi="Arial Unicode MS" w:eastAsia="Arial Unicode MS"/>
     </w:rPr>
     <w:tblPr>
       <w:tblStyleRowBandSize w:val="1"/>
@@ -16412,7 +16412,7 @@
       <w:spacing w:after="0" w:line="240" w:lineRule="auto"/>
     </w:pPr>
     <w:rPr>
-      <w:rFonts w:ascii="STHeiti" w:hAnsi="STHeiti" w:eastAsia="STHeiti"/>
+      <w:rFonts w:ascii="Arial Unicode MS" w:hAnsi="Arial Unicode MS" w:eastAsia="Arial Unicode MS"/>
     </w:rPr>
     <w:tblPr>
       <w:tblStyleRowBandSize w:val="1"/>
@@ -16488,7 +16488,7 @@
       <w:spacing w:after="0" w:line="240" w:lineRule="auto"/>
     </w:pPr>
     <w:rPr>
-      <w:rFonts w:ascii="STHeiti" w:hAnsi="STHeiti" w:eastAsia="STHeiti"/>
+      <w:rFonts w:ascii="Arial Unicode MS" w:hAnsi="Arial Unicode MS" w:eastAsia="Arial Unicode MS"/>
     </w:rPr>
     <w:tblPr>
       <w:tblStyleRowBandSize w:val="1"/>
@@ -16564,7 +16564,7 @@
       <w:spacing w:after="0" w:line="240" w:lineRule="auto"/>
     </w:pPr>
     <w:rPr>
-      <w:rFonts w:ascii="STHeiti" w:hAnsi="STHeiti" w:eastAsia="STHeiti"/>
+      <w:rFonts w:ascii="Arial Unicode MS" w:hAnsi="Arial Unicode MS" w:eastAsia="Arial Unicode MS"/>
     </w:rPr>
     <w:tblPr>
       <w:tblStyleRowBandSize w:val="1"/>
@@ -16640,7 +16640,7 @@
       <w:spacing w:after="0" w:line="240" w:lineRule="auto"/>
     </w:pPr>
     <w:rPr>
-      <w:rFonts w:ascii="STHeiti" w:hAnsi="STHeiti" w:eastAsia="STHeiti"/>
+      <w:rFonts w:ascii="Arial Unicode MS" w:hAnsi="Arial Unicode MS" w:eastAsia="Arial Unicode MS"/>
     </w:rPr>
     <w:tblPr>
       <w:tblStyleRowBandSize w:val="1"/>
@@ -16716,7 +16716,7 @@
       <w:spacing w:after="0" w:line="240" w:lineRule="auto"/>
     </w:pPr>
     <w:rPr>
-      <w:rFonts w:ascii="STHeiti" w:hAnsi="STHeiti" w:eastAsia="STHeiti"/>
+      <w:rFonts w:ascii="Arial Unicode MS" w:hAnsi="Arial Unicode MS" w:eastAsia="Arial Unicode MS"/>
     </w:rPr>
     <w:tblPr>
       <w:tblStyleRowBandSize w:val="1"/>
@@ -16792,7 +16792,7 @@
       <w:spacing w:after="0" w:line="240" w:lineRule="auto"/>
     </w:pPr>
     <w:rPr>
-      <w:rFonts w:ascii="STHeiti" w:hAnsi="STHeiti" w:eastAsia="STHeiti"/>
+      <w:rFonts w:ascii="Arial Unicode MS" w:hAnsi="Arial Unicode MS" w:eastAsia="Arial Unicode MS"/>
     </w:rPr>
     <w:tblPr>
       <w:tblStyleRowBandSize w:val="1"/>
@@ -16868,7 +16868,7 @@
       <w:spacing w:after="0" w:line="240" w:lineRule="auto"/>
     </w:pPr>
     <w:rPr>
-      <w:rFonts w:asciiTheme="majorHAnsi" w:eastAsiaTheme="majorEastAsia" w:hAnsiTheme="majorHAnsi" w:cstheme="majorBidi" w:ascii="STHeiti" w:hAnsi="STHeiti" w:eastAsia="STHeiti"/>
+      <w:rFonts w:asciiTheme="majorHAnsi" w:eastAsiaTheme="majorEastAsia" w:hAnsiTheme="majorHAnsi" w:cstheme="majorBidi" w:ascii="Arial Unicode MS" w:hAnsi="Arial Unicode MS" w:eastAsia="Arial Unicode MS"/>
       <w:color w:val="000000" w:themeColor="text1"/>
     </w:rPr>
     <w:tblPr>
@@ -16993,7 +16993,7 @@
       <w:spacing w:after="0" w:line="240" w:lineRule="auto"/>
     </w:pPr>
     <w:rPr>
-      <w:rFonts w:asciiTheme="majorHAnsi" w:eastAsiaTheme="majorEastAsia" w:hAnsiTheme="majorHAnsi" w:cstheme="majorBidi" w:ascii="STHeiti" w:hAnsi="STHeiti" w:eastAsia="STHeiti"/>
+      <w:rFonts w:asciiTheme="majorHAnsi" w:eastAsiaTheme="majorEastAsia" w:hAnsiTheme="majorHAnsi" w:cstheme="majorBidi" w:ascii="Arial Unicode MS" w:hAnsi="Arial Unicode MS" w:eastAsia="Arial Unicode MS"/>
       <w:color w:val="000000" w:themeColor="text1"/>
     </w:rPr>
     <w:tblPr>
@@ -17118,7 +17118,7 @@
       <w:spacing w:after="0" w:line="240" w:lineRule="auto"/>
     </w:pPr>
     <w:rPr>
-      <w:rFonts w:asciiTheme="majorHAnsi" w:eastAsiaTheme="majorEastAsia" w:hAnsiTheme="majorHAnsi" w:cstheme="majorBidi" w:ascii="STHeiti" w:hAnsi="STHeiti" w:eastAsia="STHeiti"/>
+      <w:rFonts w:asciiTheme="majorHAnsi" w:eastAsiaTheme="majorEastAsia" w:hAnsiTheme="majorHAnsi" w:cstheme="majorBidi" w:ascii="Arial Unicode MS" w:hAnsi="Arial Unicode MS" w:eastAsia="Arial Unicode MS"/>
       <w:color w:val="000000" w:themeColor="text1"/>
     </w:rPr>
     <w:tblPr>
@@ -17243,7 +17243,7 @@
       <w:spacing w:after="0" w:line="240" w:lineRule="auto"/>
     </w:pPr>
     <w:rPr>
-      <w:rFonts w:asciiTheme="majorHAnsi" w:eastAsiaTheme="majorEastAsia" w:hAnsiTheme="majorHAnsi" w:cstheme="majorBidi" w:ascii="STHeiti" w:hAnsi="STHeiti" w:eastAsia="STHeiti"/>
+      <w:rFonts w:asciiTheme="majorHAnsi" w:eastAsiaTheme="majorEastAsia" w:hAnsiTheme="majorHAnsi" w:cstheme="majorBidi" w:ascii="Arial Unicode MS" w:hAnsi="Arial Unicode MS" w:eastAsia="Arial Unicode MS"/>
       <w:color w:val="000000" w:themeColor="text1"/>
     </w:rPr>
     <w:tblPr>
@@ -17368,7 +17368,7 @@
       <w:spacing w:after="0" w:line="240" w:lineRule="auto"/>
     </w:pPr>
     <w:rPr>
-      <w:rFonts w:asciiTheme="majorHAnsi" w:eastAsiaTheme="majorEastAsia" w:hAnsiTheme="majorHAnsi" w:cstheme="majorBidi" w:ascii="STHeiti" w:hAnsi="STHeiti" w:eastAsia="STHeiti"/>
+      <w:rFonts w:asciiTheme="majorHAnsi" w:eastAsiaTheme="majorEastAsia" w:hAnsiTheme="majorHAnsi" w:cstheme="majorBidi" w:ascii="Arial Unicode MS" w:hAnsi="Arial Unicode MS" w:eastAsia="Arial Unicode MS"/>
       <w:color w:val="000000" w:themeColor="text1"/>
     </w:rPr>
     <w:tblPr>
@@ -17493,7 +17493,7 @@
       <w:spacing w:after="0" w:line="240" w:lineRule="auto"/>
     </w:pPr>
     <w:rPr>
-      <w:rFonts w:asciiTheme="majorHAnsi" w:eastAsiaTheme="majorEastAsia" w:hAnsiTheme="majorHAnsi" w:cstheme="majorBidi" w:ascii="STHeiti" w:hAnsi="STHeiti" w:eastAsia="STHeiti"/>
+      <w:rFonts w:asciiTheme="majorHAnsi" w:eastAsiaTheme="majorEastAsia" w:hAnsiTheme="majorHAnsi" w:cstheme="majorBidi" w:ascii="Arial Unicode MS" w:hAnsi="Arial Unicode MS" w:eastAsia="Arial Unicode MS"/>
       <w:color w:val="000000" w:themeColor="text1"/>
     </w:rPr>
     <w:tblPr>
@@ -17618,7 +17618,7 @@
       <w:spacing w:after="0" w:line="240" w:lineRule="auto"/>
     </w:pPr>
     <w:rPr>
-      <w:rFonts w:asciiTheme="majorHAnsi" w:eastAsiaTheme="majorEastAsia" w:hAnsiTheme="majorHAnsi" w:cstheme="majorBidi" w:ascii="STHeiti" w:hAnsi="STHeiti" w:eastAsia="STHeiti"/>
+      <w:rFonts w:asciiTheme="majorHAnsi" w:eastAsiaTheme="majorEastAsia" w:hAnsiTheme="majorHAnsi" w:cstheme="majorBidi" w:ascii="Arial Unicode MS" w:hAnsi="Arial Unicode MS" w:eastAsia="Arial Unicode MS"/>
       <w:color w:val="000000" w:themeColor="text1"/>
     </w:rPr>
     <w:tblPr>
@@ -17743,7 +17743,7 @@
       <w:spacing w:after="0" w:line="240" w:lineRule="auto"/>
     </w:pPr>
     <w:rPr>
-      <w:rFonts w:ascii="STHeiti" w:hAnsi="STHeiti" w:eastAsia="STHeiti"/>
+      <w:rFonts w:ascii="Arial Unicode MS" w:hAnsi="Arial Unicode MS" w:eastAsia="Arial Unicode MS"/>
     </w:rPr>
     <w:tblPr>
       <w:tblStyleRowBandSize w:val="1"/>
@@ -17887,7 +17887,7 @@
       <w:spacing w:after="0" w:line="240" w:lineRule="auto"/>
     </w:pPr>
     <w:rPr>
-      <w:rFonts w:ascii="STHeiti" w:hAnsi="STHeiti" w:eastAsia="STHeiti"/>
+      <w:rFonts w:ascii="Arial Unicode MS" w:hAnsi="Arial Unicode MS" w:eastAsia="Arial Unicode MS"/>
     </w:rPr>
     <w:tblPr>
       <w:tblStyleRowBandSize w:val="1"/>
@@ -18031,7 +18031,7 @@
       <w:spacing w:after="0" w:line="240" w:lineRule="auto"/>
     </w:pPr>
     <w:rPr>
-      <w:rFonts w:ascii="STHeiti" w:hAnsi="STHeiti" w:eastAsia="STHeiti"/>
+      <w:rFonts w:ascii="Arial Unicode MS" w:hAnsi="Arial Unicode MS" w:eastAsia="Arial Unicode MS"/>
     </w:rPr>
     <w:tblPr>
       <w:tblStyleRowBandSize w:val="1"/>
@@ -18175,7 +18175,7 @@
       <w:spacing w:after="0" w:line="240" w:lineRule="auto"/>
     </w:pPr>
     <w:rPr>
-      <w:rFonts w:ascii="STHeiti" w:hAnsi="STHeiti" w:eastAsia="STHeiti"/>
+      <w:rFonts w:ascii="Arial Unicode MS" w:hAnsi="Arial Unicode MS" w:eastAsia="Arial Unicode MS"/>
     </w:rPr>
     <w:tblPr>
       <w:tblStyleRowBandSize w:val="1"/>
@@ -18319,7 +18319,7 @@
       <w:spacing w:after="0" w:line="240" w:lineRule="auto"/>
     </w:pPr>
     <w:rPr>
-      <w:rFonts w:ascii="STHeiti" w:hAnsi="STHeiti" w:eastAsia="STHeiti"/>
+      <w:rFonts w:ascii="Arial Unicode MS" w:hAnsi="Arial Unicode MS" w:eastAsia="Arial Unicode MS"/>
     </w:rPr>
     <w:tblPr>
       <w:tblStyleRowBandSize w:val="1"/>
@@ -18463,7 +18463,7 @@
       <w:spacing w:after="0" w:line="240" w:lineRule="auto"/>
     </w:pPr>
     <w:rPr>
-      <w:rFonts w:ascii="STHeiti" w:hAnsi="STHeiti" w:eastAsia="STHeiti"/>
+      <w:rFonts w:ascii="Arial Unicode MS" w:hAnsi="Arial Unicode MS" w:eastAsia="Arial Unicode MS"/>
     </w:rPr>
     <w:tblPr>
       <w:tblStyleRowBandSize w:val="1"/>
@@ -18607,7 +18607,7 @@
       <w:spacing w:after="0" w:line="240" w:lineRule="auto"/>
     </w:pPr>
     <w:rPr>
-      <w:rFonts w:ascii="STHeiti" w:hAnsi="STHeiti" w:eastAsia="STHeiti"/>
+      <w:rFonts w:ascii="Arial Unicode MS" w:hAnsi="Arial Unicode MS" w:eastAsia="Arial Unicode MS"/>
     </w:rPr>
     <w:tblPr>
       <w:tblStyleRowBandSize w:val="1"/>
@@ -18751,7 +18751,7 @@
       <w:spacing w:after="0" w:line="240" w:lineRule="auto"/>
     </w:pPr>
     <w:rPr>
-      <w:rFonts w:ascii="STHeiti" w:hAnsi="STHeiti" w:eastAsia="STHeiti"/>
+      <w:rFonts w:ascii="Arial Unicode MS" w:hAnsi="Arial Unicode MS" w:eastAsia="Arial Unicode MS"/>
       <w:color w:val="FFFFFF" w:themeColor="background1"/>
     </w:rPr>
     <w:tblPr>
@@ -18866,7 +18866,7 @@
       <w:spacing w:after="0" w:line="240" w:lineRule="auto"/>
     </w:pPr>
     <w:rPr>
-      <w:rFonts w:ascii="STHeiti" w:hAnsi="STHeiti" w:eastAsia="STHeiti"/>
+      <w:rFonts w:ascii="Arial Unicode MS" w:hAnsi="Arial Unicode MS" w:eastAsia="Arial Unicode MS"/>
       <w:color w:val="FFFFFF" w:themeColor="background1"/>
     </w:rPr>
     <w:tblPr>
@@ -18981,7 +18981,7 @@
       <w:spacing w:after="0" w:line="240" w:lineRule="auto"/>
     </w:pPr>
     <w:rPr>
-      <w:rFonts w:ascii="STHeiti" w:hAnsi="STHeiti" w:eastAsia="STHeiti"/>
+      <w:rFonts w:ascii="Arial Unicode MS" w:hAnsi="Arial Unicode MS" w:eastAsia="Arial Unicode MS"/>
       <w:color w:val="FFFFFF" w:themeColor="background1"/>
     </w:rPr>
     <w:tblPr>
@@ -19096,7 +19096,7 @@
       <w:spacing w:after="0" w:line="240" w:lineRule="auto"/>
     </w:pPr>
     <w:rPr>
-      <w:rFonts w:ascii="STHeiti" w:hAnsi="STHeiti" w:eastAsia="STHeiti"/>
+      <w:rFonts w:ascii="Arial Unicode MS" w:hAnsi="Arial Unicode MS" w:eastAsia="Arial Unicode MS"/>
       <w:color w:val="FFFFFF" w:themeColor="background1"/>
     </w:rPr>
     <w:tblPr>
@@ -19211,7 +19211,7 @@
       <w:spacing w:after="0" w:line="240" w:lineRule="auto"/>
     </w:pPr>
     <w:rPr>
-      <w:rFonts w:ascii="STHeiti" w:hAnsi="STHeiti" w:eastAsia="STHeiti"/>
+      <w:rFonts w:ascii="Arial Unicode MS" w:hAnsi="Arial Unicode MS" w:eastAsia="Arial Unicode MS"/>
       <w:color w:val="FFFFFF" w:themeColor="background1"/>
     </w:rPr>
     <w:tblPr>
@@ -19326,7 +19326,7 @@
       <w:spacing w:after="0" w:line="240" w:lineRule="auto"/>
     </w:pPr>
     <w:rPr>
-      <w:rFonts w:ascii="STHeiti" w:hAnsi="STHeiti" w:eastAsia="STHeiti"/>
+      <w:rFonts w:ascii="Arial Unicode MS" w:hAnsi="Arial Unicode MS" w:eastAsia="Arial Unicode MS"/>
       <w:color w:val="FFFFFF" w:themeColor="background1"/>
     </w:rPr>
     <w:tblPr>
@@ -19441,7 +19441,7 @@
       <w:spacing w:after="0" w:line="240" w:lineRule="auto"/>
     </w:pPr>
     <w:rPr>
-      <w:rFonts w:ascii="STHeiti" w:hAnsi="STHeiti" w:eastAsia="STHeiti"/>
+      <w:rFonts w:ascii="Arial Unicode MS" w:hAnsi="Arial Unicode MS" w:eastAsia="Arial Unicode MS"/>
       <w:color w:val="FFFFFF" w:themeColor="background1"/>
     </w:rPr>
     <w:tblPr>
@@ -19556,7 +19556,7 @@
       <w:spacing w:after="0" w:line="240" w:lineRule="auto"/>
     </w:pPr>
     <w:rPr>
-      <w:rFonts w:ascii="STHeiti" w:hAnsi="STHeiti" w:eastAsia="STHeiti"/>
+      <w:rFonts w:ascii="Arial Unicode MS" w:hAnsi="Arial Unicode MS" w:eastAsia="Arial Unicode MS"/>
       <w:color w:val="000000" w:themeColor="text1"/>
     </w:rPr>
     <w:tblPr>
@@ -19679,7 +19679,7 @@
       <w:spacing w:after="0" w:line="240" w:lineRule="auto"/>
     </w:pPr>
     <w:rPr>
-      <w:rFonts w:ascii="STHeiti" w:hAnsi="STHeiti" w:eastAsia="STHeiti"/>
+      <w:rFonts w:ascii="Arial Unicode MS" w:hAnsi="Arial Unicode MS" w:eastAsia="Arial Unicode MS"/>
       <w:color w:val="000000" w:themeColor="text1"/>
     </w:rPr>
     <w:tblPr>
@@ -19802,7 +19802,7 @@
       <w:spacing w:after="0" w:line="240" w:lineRule="auto"/>
     </w:pPr>
     <w:rPr>
-      <w:rFonts w:ascii="STHeiti" w:hAnsi="STHeiti" w:eastAsia="STHeiti"/>
+      <w:rFonts w:ascii="Arial Unicode MS" w:hAnsi="Arial Unicode MS" w:eastAsia="Arial Unicode MS"/>
       <w:color w:val="000000" w:themeColor="text1"/>
     </w:rPr>
     <w:tblPr>
@@ -19925,7 +19925,7 @@
       <w:spacing w:after="0" w:line="240" w:lineRule="auto"/>
     </w:pPr>
     <w:rPr>
-      <w:rFonts w:ascii="STHeiti" w:hAnsi="STHeiti" w:eastAsia="STHeiti"/>
+      <w:rFonts w:ascii="Arial Unicode MS" w:hAnsi="Arial Unicode MS" w:eastAsia="Arial Unicode MS"/>
       <w:color w:val="000000" w:themeColor="text1"/>
     </w:rPr>
     <w:tblPr>
@@ -20038,7 +20038,7 @@
       <w:spacing w:after="0" w:line="240" w:lineRule="auto"/>
     </w:pPr>
     <w:rPr>
-      <w:rFonts w:ascii="STHeiti" w:hAnsi="STHeiti" w:eastAsia="STHeiti"/>
+      <w:rFonts w:ascii="Arial Unicode MS" w:hAnsi="Arial Unicode MS" w:eastAsia="Arial Unicode MS"/>
       <w:color w:val="000000" w:themeColor="text1"/>
     </w:rPr>
     <w:tblPr>
@@ -20161,7 +20161,7 @@
       <w:spacing w:after="0" w:line="240" w:lineRule="auto"/>
     </w:pPr>
     <w:rPr>
-      <w:rFonts w:ascii="STHeiti" w:hAnsi="STHeiti" w:eastAsia="STHeiti"/>
+      <w:rFonts w:ascii="Arial Unicode MS" w:hAnsi="Arial Unicode MS" w:eastAsia="Arial Unicode MS"/>
       <w:color w:val="000000" w:themeColor="text1"/>
     </w:rPr>
     <w:tblPr>
@@ -20284,7 +20284,7 @@
       <w:spacing w:after="0" w:line="240" w:lineRule="auto"/>
     </w:pPr>
     <w:rPr>
-      <w:rFonts w:ascii="STHeiti" w:hAnsi="STHeiti" w:eastAsia="STHeiti"/>
+      <w:rFonts w:ascii="Arial Unicode MS" w:hAnsi="Arial Unicode MS" w:eastAsia="Arial Unicode MS"/>
       <w:color w:val="000000" w:themeColor="text1"/>
     </w:rPr>
     <w:tblPr>
@@ -20407,7 +20407,7 @@
       <w:spacing w:after="0" w:line="240" w:lineRule="auto"/>
     </w:pPr>
     <w:rPr>
-      <w:rFonts w:ascii="STHeiti" w:hAnsi="STHeiti" w:eastAsia="STHeiti"/>
+      <w:rFonts w:ascii="Arial Unicode MS" w:hAnsi="Arial Unicode MS" w:eastAsia="Arial Unicode MS"/>
       <w:color w:val="000000" w:themeColor="text1"/>
     </w:rPr>
     <w:tblPr>
@@ -20494,7 +20494,7 @@
       <w:spacing w:after="0" w:line="240" w:lineRule="auto"/>
     </w:pPr>
     <w:rPr>
-      <w:rFonts w:ascii="STHeiti" w:hAnsi="STHeiti" w:eastAsia="STHeiti"/>
+      <w:rFonts w:ascii="Arial Unicode MS" w:hAnsi="Arial Unicode MS" w:eastAsia="Arial Unicode MS"/>
       <w:color w:val="000000" w:themeColor="text1"/>
     </w:rPr>
     <w:tblPr>
@@ -20581,7 +20581,7 @@
       <w:spacing w:after="0" w:line="240" w:lineRule="auto"/>
     </w:pPr>
     <w:rPr>
-      <w:rFonts w:ascii="STHeiti" w:hAnsi="STHeiti" w:eastAsia="STHeiti"/>
+      <w:rFonts w:ascii="Arial Unicode MS" w:hAnsi="Arial Unicode MS" w:eastAsia="Arial Unicode MS"/>
       <w:color w:val="000000" w:themeColor="text1"/>
     </w:rPr>
     <w:tblPr>
@@ -20668,7 +20668,7 @@
       <w:spacing w:after="0" w:line="240" w:lineRule="auto"/>
     </w:pPr>
     <w:rPr>
-      <w:rFonts w:ascii="STHeiti" w:hAnsi="STHeiti" w:eastAsia="STHeiti"/>
+      <w:rFonts w:ascii="Arial Unicode MS" w:hAnsi="Arial Unicode MS" w:eastAsia="Arial Unicode MS"/>
       <w:color w:val="000000" w:themeColor="text1"/>
     </w:rPr>
     <w:tblPr>
@@ -20755,7 +20755,7 @@
       <w:spacing w:after="0" w:line="240" w:lineRule="auto"/>
     </w:pPr>
     <w:rPr>
-      <w:rFonts w:ascii="STHeiti" w:hAnsi="STHeiti" w:eastAsia="STHeiti"/>
+      <w:rFonts w:ascii="Arial Unicode MS" w:hAnsi="Arial Unicode MS" w:eastAsia="Arial Unicode MS"/>
       <w:color w:val="000000" w:themeColor="text1"/>
     </w:rPr>
     <w:tblPr>
@@ -20842,7 +20842,7 @@
       <w:spacing w:after="0" w:line="240" w:lineRule="auto"/>
     </w:pPr>
     <w:rPr>
-      <w:rFonts w:ascii="STHeiti" w:hAnsi="STHeiti" w:eastAsia="STHeiti"/>
+      <w:rFonts w:ascii="Arial Unicode MS" w:hAnsi="Arial Unicode MS" w:eastAsia="Arial Unicode MS"/>
       <w:color w:val="000000" w:themeColor="text1"/>
     </w:rPr>
     <w:tblPr>
@@ -20929,7 +20929,7 @@
       <w:spacing w:after="0" w:line="240" w:lineRule="auto"/>
     </w:pPr>
     <w:rPr>
-      <w:rFonts w:ascii="STHeiti" w:hAnsi="STHeiti" w:eastAsia="STHeiti"/>
+      <w:rFonts w:ascii="Arial Unicode MS" w:hAnsi="Arial Unicode MS" w:eastAsia="Arial Unicode MS"/>
       <w:color w:val="000000" w:themeColor="text1"/>
     </w:rPr>
     <w:tblPr>
@@ -21016,7 +21016,7 @@
       <w:spacing w:after="0" w:line="240" w:lineRule="auto"/>
     </w:pPr>
     <w:rPr>
-      <w:rFonts w:ascii="STHeiti" w:hAnsi="STHeiti" w:eastAsia="STHeiti"/>
+      <w:rFonts w:ascii="Arial Unicode MS" w:hAnsi="Arial Unicode MS" w:eastAsia="Arial Unicode MS"/>
       <w:color w:val="000000" w:themeColor="text1"/>
     </w:rPr>
     <w:tblPr>
@@ -21097,7 +21097,7 @@
       <w:spacing w:after="0" w:line="240" w:lineRule="auto"/>
     </w:pPr>
     <w:rPr>
-      <w:rFonts w:ascii="STHeiti" w:hAnsi="STHeiti" w:eastAsia="STHeiti"/>
+      <w:rFonts w:ascii="Arial Unicode MS" w:hAnsi="Arial Unicode MS" w:eastAsia="Arial Unicode MS"/>
       <w:color w:val="000000" w:themeColor="text1"/>
     </w:rPr>
     <w:tblPr>
@@ -21178,7 +21178,7 @@
       <w:spacing w:after="0" w:line="240" w:lineRule="auto"/>
     </w:pPr>
     <w:rPr>
-      <w:rFonts w:ascii="STHeiti" w:hAnsi="STHeiti" w:eastAsia="STHeiti"/>
+      <w:rFonts w:ascii="Arial Unicode MS" w:hAnsi="Arial Unicode MS" w:eastAsia="Arial Unicode MS"/>
       <w:color w:val="000000" w:themeColor="text1"/>
     </w:rPr>
     <w:tblPr>
@@ -21259,7 +21259,7 @@
       <w:spacing w:after="0" w:line="240" w:lineRule="auto"/>
     </w:pPr>
     <w:rPr>
-      <w:rFonts w:ascii="STHeiti" w:hAnsi="STHeiti" w:eastAsia="STHeiti"/>
+      <w:rFonts w:ascii="Arial Unicode MS" w:hAnsi="Arial Unicode MS" w:eastAsia="Arial Unicode MS"/>
       <w:color w:val="000000" w:themeColor="text1"/>
     </w:rPr>
     <w:tblPr>
@@ -21340,7 +21340,7 @@
       <w:spacing w:after="0" w:line="240" w:lineRule="auto"/>
     </w:pPr>
     <w:rPr>
-      <w:rFonts w:ascii="STHeiti" w:hAnsi="STHeiti" w:eastAsia="STHeiti"/>
+      <w:rFonts w:ascii="Arial Unicode MS" w:hAnsi="Arial Unicode MS" w:eastAsia="Arial Unicode MS"/>
       <w:color w:val="000000" w:themeColor="text1"/>
     </w:rPr>
     <w:tblPr>
@@ -21421,7 +21421,7 @@
       <w:spacing w:after="0" w:line="240" w:lineRule="auto"/>
     </w:pPr>
     <w:rPr>
-      <w:rFonts w:ascii="STHeiti" w:hAnsi="STHeiti" w:eastAsia="STHeiti"/>
+      <w:rFonts w:ascii="Arial Unicode MS" w:hAnsi="Arial Unicode MS" w:eastAsia="Arial Unicode MS"/>
       <w:color w:val="000000" w:themeColor="text1"/>
     </w:rPr>
     <w:tblPr>
@@ -21502,7 +21502,7 @@
       <w:spacing w:after="0" w:line="240" w:lineRule="auto"/>
     </w:pPr>
     <w:rPr>
-      <w:rFonts w:ascii="STHeiti" w:hAnsi="STHeiti" w:eastAsia="STHeiti"/>
+      <w:rFonts w:ascii="Arial Unicode MS" w:hAnsi="Arial Unicode MS" w:eastAsia="Arial Unicode MS"/>
       <w:color w:val="000000" w:themeColor="text1"/>
     </w:rPr>
     <w:tblPr>
@@ -21581,7 +21581,7 @@
       <w:ind w:left="283" w:right="283"/>
     </w:pPr>
     <w:rPr>
-      <w:rFonts w:ascii="STHeiti" w:hAnsi="STHeiti" w:eastAsia="STHeiti"/>
+      <w:rFonts w:ascii="Arial Unicode MS" w:hAnsi="Arial Unicode MS" w:eastAsia="Arial Unicode MS"/>
       <w:sz w:val="17"/>
     </w:rPr>
   </w:style>
